--- a/docs/submission_eid/manuscript_eid.docx
+++ b/docs/submission_eid/manuscript_eid.docx
@@ -4,7 +4,7 @@
   <w:body>
     <w:p>
       <w:pPr>
-        <w:spacing w:before="0" w:after="120" w:line="480" w:lineRule="exact"/>
+        <w:spacing w:before="120" w:after="0" w:line="480" w:lineRule="auto"/>
         <w:jc w:val="left"/>
       </w:pPr>
       <w:r>
@@ -12,14 +12,284 @@
           <w:rFonts w:ascii="Times New Roman" w:hAnsi="Times New Roman"/>
           <w:b/>
           <w:i w:val="0"/>
-          <w:sz w:val="28"/>
-        </w:rPr>
-        <w:t>EID Manuscript — Full Draft</w:t>
-      </w:r>
-    </w:p>
-    <w:p>
-      <w:pPr>
-        <w:spacing w:before="120" w:after="0" w:line="480" w:lineRule="exact"/>
+          <w:sz w:val="24"/>
+        </w:rPr>
+        <w:t>TITLE PAGE</w:t>
+      </w:r>
+    </w:p>
+    <w:p>
+      <w:pPr>
+        <w:spacing w:before="0" w:after="0" w:line="480" w:lineRule="auto"/>
+        <w:jc w:val="left"/>
+      </w:pPr>
+      <w:r>
+        <w:rPr>
+          <w:rFonts w:ascii="Times New Roman" w:hAnsi="Times New Roman"/>
+          <w:b w:val="0"/>
+          <w:i w:val="0"/>
+          <w:sz w:val="24"/>
+        </w:rPr>
+        <w:t>Title:</w:t>
+      </w:r>
+    </w:p>
+    <w:p>
+      <w:pPr>
+        <w:spacing w:before="0" w:after="0" w:line="480" w:lineRule="auto"/>
+        <w:jc w:val="left"/>
+      </w:pPr>
+      <w:r>
+        <w:rPr>
+          <w:rFonts w:ascii="Times New Roman" w:hAnsi="Times New Roman"/>
+          <w:b w:val="0"/>
+          <w:i w:val="0"/>
+          <w:sz w:val="24"/>
+        </w:rPr>
+        <w:t>Public Surveillance Benchmark for Reported Hantavirus Incidence, EU/EEA, 2019–2023</w:t>
+      </w:r>
+    </w:p>
+    <w:p>
+      <w:pPr>
+        <w:spacing w:before="0" w:after="0" w:line="480" w:lineRule="auto"/>
+        <w:jc w:val="left"/>
+      </w:pPr>
+      <w:r>
+        <w:rPr>
+          <w:rFonts w:ascii="Times New Roman" w:hAnsi="Times New Roman"/>
+          <w:b w:val="0"/>
+          <w:i w:val="0"/>
+          <w:sz w:val="24"/>
+        </w:rPr>
+        <w:t>Running head: EU/EEA Hantavirus Surveillance Benchmark</w:t>
+      </w:r>
+    </w:p>
+    <w:p>
+      <w:pPr>
+        <w:spacing w:before="0" w:after="0" w:line="480" w:lineRule="auto"/>
+        <w:jc w:val="left"/>
+      </w:pPr>
+      <w:r>
+        <w:rPr>
+          <w:rFonts w:ascii="Times New Roman" w:hAnsi="Times New Roman"/>
+          <w:b w:val="0"/>
+          <w:i w:val="0"/>
+          <w:sz w:val="24"/>
+        </w:rPr>
+        <w:t>Author: Julian Juan</w:t>
+      </w:r>
+    </w:p>
+    <w:p>
+      <w:pPr>
+        <w:spacing w:before="0" w:after="0" w:line="480" w:lineRule="auto"/>
+        <w:jc w:val="left"/>
+      </w:pPr>
+      <w:r>
+        <w:rPr>
+          <w:rFonts w:ascii="Times New Roman" w:hAnsi="Times New Roman"/>
+          <w:b w:val="0"/>
+          <w:i w:val="0"/>
+          <w:sz w:val="24"/>
+        </w:rPr>
+        <w:t>Affiliation: Independent researcher</w:t>
+      </w:r>
+    </w:p>
+    <w:p>
+      <w:pPr>
+        <w:spacing w:before="0" w:after="0" w:line="480" w:lineRule="auto"/>
+        <w:jc w:val="left"/>
+      </w:pPr>
+      <w:r>
+        <w:rPr>
+          <w:rFonts w:ascii="Times New Roman" w:hAnsi="Times New Roman"/>
+          <w:b w:val="0"/>
+          <w:i w:val="0"/>
+          <w:sz w:val="24"/>
+        </w:rPr>
+        <w:t>ORCID: 0009-0003-7234-2245</w:t>
+      </w:r>
+    </w:p>
+    <w:p>
+      <w:pPr>
+        <w:spacing w:before="0" w:after="0" w:line="480" w:lineRule="auto"/>
+        <w:jc w:val="left"/>
+      </w:pPr>
+      <w:r>
+        <w:rPr>
+          <w:rFonts w:ascii="Times New Roman" w:hAnsi="Times New Roman"/>
+          <w:b w:val="0"/>
+          <w:i w:val="0"/>
+          <w:sz w:val="24"/>
+        </w:rPr>
+        <w:t>Corresponding author:</w:t>
+      </w:r>
+    </w:p>
+    <w:p>
+      <w:pPr>
+        <w:spacing w:before="0" w:after="0" w:line="480" w:lineRule="auto"/>
+        <w:jc w:val="left"/>
+      </w:pPr>
+      <w:r>
+        <w:rPr>
+          <w:rFonts w:ascii="Times New Roman" w:hAnsi="Times New Roman"/>
+          <w:b w:val="0"/>
+          <w:i w:val="0"/>
+          <w:sz w:val="24"/>
+        </w:rPr>
+        <w:t>Julian Juan</w:t>
+      </w:r>
+    </w:p>
+    <w:p>
+      <w:pPr>
+        <w:spacing w:before="0" w:after="0" w:line="480" w:lineRule="auto"/>
+        <w:jc w:val="left"/>
+      </w:pPr>
+      <w:r>
+        <w:rPr>
+          <w:rFonts w:ascii="Times New Roman" w:hAnsi="Times New Roman"/>
+          <w:b w:val="0"/>
+          <w:i w:val="0"/>
+          <w:sz w:val="24"/>
+        </w:rPr>
+        <w:t>Email: bubgaming3@gmail.com</w:t>
+      </w:r>
+    </w:p>
+    <w:p>
+      <w:pPr>
+        <w:spacing w:before="0" w:after="0" w:line="480" w:lineRule="auto"/>
+        <w:jc w:val="left"/>
+      </w:pPr>
+      <w:r>
+        <w:rPr>
+          <w:rFonts w:ascii="Times New Roman" w:hAnsi="Times New Roman"/>
+          <w:b w:val="0"/>
+          <w:i w:val="0"/>
+          <w:sz w:val="24"/>
+        </w:rPr>
+        <w:t>Word count (abstract): 138</w:t>
+      </w:r>
+    </w:p>
+    <w:p>
+      <w:pPr>
+        <w:spacing w:before="0" w:after="0" w:line="480" w:lineRule="auto"/>
+        <w:jc w:val="left"/>
+      </w:pPr>
+      <w:r>
+        <w:rPr>
+          <w:rFonts w:ascii="Times New Roman" w:hAnsi="Times New Roman"/>
+          <w:b w:val="0"/>
+          <w:i w:val="0"/>
+          <w:sz w:val="24"/>
+        </w:rPr>
+        <w:t>**Word count (text, excluding abstract, acknowledgments, references, tables,</w:t>
+      </w:r>
+    </w:p>
+    <w:p>
+      <w:pPr>
+        <w:spacing w:before="0" w:after="0" w:line="480" w:lineRule="auto"/>
+        <w:jc w:val="left"/>
+      </w:pPr>
+      <w:r>
+        <w:rPr>
+          <w:rFonts w:ascii="Times New Roman" w:hAnsi="Times New Roman"/>
+          <w:b w:val="0"/>
+          <w:i w:val="0"/>
+          <w:sz w:val="24"/>
+        </w:rPr>
+        <w:t>figure legends):** 3,284</w:t>
+      </w:r>
+    </w:p>
+    <w:p>
+      <w:pPr>
+        <w:spacing w:before="0" w:after="0" w:line="480" w:lineRule="auto"/>
+        <w:jc w:val="left"/>
+      </w:pPr>
+      <w:r>
+        <w:rPr>
+          <w:rFonts w:ascii="Times New Roman" w:hAnsi="Times New Roman"/>
+          <w:b w:val="0"/>
+          <w:i w:val="0"/>
+          <w:sz w:val="24"/>
+        </w:rPr>
+        <w:t>One-sentence summary:</w:t>
+      </w:r>
+    </w:p>
+    <w:p>
+      <w:pPr>
+        <w:spacing w:before="0" w:after="0" w:line="480" w:lineRule="auto"/>
+        <w:jc w:val="left"/>
+      </w:pPr>
+      <w:r>
+        <w:rPr>
+          <w:rFonts w:ascii="Times New Roman" w:hAnsi="Times New Roman"/>
+          <w:b w:val="0"/>
+          <w:i w:val="0"/>
+          <w:sz w:val="24"/>
+        </w:rPr>
+        <w:t>Simple surveillance-history baselines outperformed covariate-rich models,</w:t>
+      </w:r>
+    </w:p>
+    <w:p>
+      <w:pPr>
+        <w:spacing w:before="0" w:after="0" w:line="480" w:lineRule="auto"/>
+        <w:jc w:val="left"/>
+      </w:pPr>
+      <w:r>
+        <w:rPr>
+          <w:rFonts w:ascii="Times New Roman" w:hAnsi="Times New Roman"/>
+          <w:b w:val="0"/>
+          <w:i w:val="0"/>
+          <w:sz w:val="24"/>
+        </w:rPr>
+        <w:t>underscoring limits of sparse annual public data for reported hantavirus</w:t>
+      </w:r>
+    </w:p>
+    <w:p>
+      <w:pPr>
+        <w:spacing w:before="0" w:after="0" w:line="480" w:lineRule="auto"/>
+        <w:jc w:val="left"/>
+      </w:pPr>
+      <w:r>
+        <w:rPr>
+          <w:rFonts w:ascii="Times New Roman" w:hAnsi="Times New Roman"/>
+          <w:b w:val="0"/>
+          <w:i w:val="0"/>
+          <w:sz w:val="24"/>
+        </w:rPr>
+        <w:t>incidence.</w:t>
+      </w:r>
+    </w:p>
+    <w:p>
+      <w:pPr>
+        <w:spacing w:before="0" w:after="0" w:line="480" w:lineRule="auto"/>
+        <w:jc w:val="left"/>
+      </w:pPr>
+      <w:r>
+        <w:rPr>
+          <w:rFonts w:ascii="Times New Roman" w:hAnsi="Times New Roman"/>
+          <w:b w:val="0"/>
+          <w:i w:val="0"/>
+          <w:sz w:val="24"/>
+        </w:rPr>
+        <w:t>Keywords: hantavirus; zoonoses; disease surveillance; EU/EEA; probabilistic</w:t>
+      </w:r>
+    </w:p>
+    <w:p>
+      <w:pPr>
+        <w:spacing w:before="0" w:after="0" w:line="480" w:lineRule="auto"/>
+        <w:jc w:val="left"/>
+      </w:pPr>
+      <w:r>
+        <w:rPr>
+          <w:rFonts w:ascii="Times New Roman" w:hAnsi="Times New Roman"/>
+          <w:b w:val="0"/>
+          <w:i w:val="0"/>
+          <w:sz w:val="24"/>
+        </w:rPr>
+        <w:t>forecasting; calibration; public health communication</w:t>
+      </w:r>
+    </w:p>
+    <w:p>
+      <w:pPr>
+        <w:spacing w:before="120" w:after="0" w:line="480" w:lineRule="auto"/>
         <w:jc w:val="left"/>
       </w:pPr>
       <w:r>
@@ -29,282 +299,222 @@
           <w:i w:val="0"/>
           <w:sz w:val="24"/>
         </w:rPr>
-        <w:t>TITLE PAGE</w:t>
-      </w:r>
-    </w:p>
-    <w:p>
-      <w:pPr>
-        <w:spacing w:before="0" w:after="0" w:line="480" w:lineRule="exact"/>
-        <w:jc w:val="left"/>
-      </w:pPr>
-      <w:r>
-        <w:rPr>
-          <w:rFonts w:ascii="Times New Roman" w:hAnsi="Times New Roman"/>
-          <w:b w:val="0"/>
-          <w:i w:val="0"/>
-          <w:sz w:val="24"/>
-        </w:rPr>
-        <w:t>Title:</w:t>
-      </w:r>
-    </w:p>
-    <w:p>
-      <w:pPr>
-        <w:spacing w:before="0" w:after="0" w:line="480" w:lineRule="exact"/>
-        <w:jc w:val="left"/>
-      </w:pPr>
-      <w:r>
-        <w:rPr>
-          <w:rFonts w:ascii="Times New Roman" w:hAnsi="Times New Roman"/>
-          <w:b w:val="0"/>
-          <w:i w:val="0"/>
-          <w:sz w:val="24"/>
-        </w:rPr>
-        <w:t>Public Surveillance Benchmark for Reported Hantavirus Incidence, EU/EEA, 2019–2023</w:t>
-      </w:r>
-    </w:p>
-    <w:p>
-      <w:pPr>
-        <w:spacing w:before="0" w:after="0" w:line="480" w:lineRule="exact"/>
-        <w:jc w:val="left"/>
-      </w:pPr>
-      <w:r>
-        <w:rPr>
-          <w:rFonts w:ascii="Times New Roman" w:hAnsi="Times New Roman"/>
-          <w:b w:val="0"/>
-          <w:i w:val="0"/>
-          <w:sz w:val="24"/>
-        </w:rPr>
-        <w:t>Running head: EU/EEA Hantavirus Surveillance Benchmark</w:t>
-      </w:r>
-    </w:p>
-    <w:p>
-      <w:pPr>
-        <w:spacing w:before="0" w:after="0" w:line="480" w:lineRule="exact"/>
-        <w:jc w:val="left"/>
-      </w:pPr>
-      <w:r>
-        <w:rPr>
-          <w:rFonts w:ascii="Times New Roman" w:hAnsi="Times New Roman"/>
-          <w:b w:val="0"/>
-          <w:i w:val="0"/>
-          <w:sz w:val="24"/>
-        </w:rPr>
-        <w:t>Author: Julian Juan</w:t>
-      </w:r>
-    </w:p>
-    <w:p>
-      <w:pPr>
-        <w:spacing w:before="0" w:after="0" w:line="480" w:lineRule="exact"/>
-        <w:jc w:val="left"/>
-      </w:pPr>
-      <w:r>
-        <w:rPr>
-          <w:rFonts w:ascii="Times New Roman" w:hAnsi="Times New Roman"/>
-          <w:b w:val="0"/>
-          <w:i w:val="0"/>
-          <w:sz w:val="24"/>
-        </w:rPr>
-        <w:t>Affiliation: Independent researcher</w:t>
-      </w:r>
-    </w:p>
-    <w:p>
-      <w:pPr>
-        <w:spacing w:before="0" w:after="0" w:line="480" w:lineRule="exact"/>
-        <w:jc w:val="left"/>
-      </w:pPr>
-      <w:r>
-        <w:rPr>
-          <w:rFonts w:ascii="Times New Roman" w:hAnsi="Times New Roman"/>
-          <w:b w:val="0"/>
-          <w:i w:val="0"/>
-          <w:sz w:val="24"/>
-        </w:rPr>
-        <w:t>ORCID: 0009-0003-7234-2245</w:t>
-      </w:r>
-    </w:p>
-    <w:p>
-      <w:pPr>
-        <w:spacing w:before="0" w:after="0" w:line="480" w:lineRule="exact"/>
-        <w:jc w:val="left"/>
-      </w:pPr>
-      <w:r>
-        <w:rPr>
-          <w:rFonts w:ascii="Times New Roman" w:hAnsi="Times New Roman"/>
-          <w:b w:val="0"/>
-          <w:i w:val="0"/>
-          <w:sz w:val="24"/>
-        </w:rPr>
-        <w:t>Corresponding author:</w:t>
-      </w:r>
-    </w:p>
-    <w:p>
-      <w:pPr>
-        <w:spacing w:before="0" w:after="0" w:line="480" w:lineRule="exact"/>
-        <w:jc w:val="left"/>
-      </w:pPr>
-      <w:r>
-        <w:rPr>
-          <w:rFonts w:ascii="Times New Roman" w:hAnsi="Times New Roman"/>
-          <w:b w:val="0"/>
-          <w:i w:val="0"/>
-          <w:sz w:val="24"/>
-        </w:rPr>
-        <w:t>Julian Juan</w:t>
-      </w:r>
-    </w:p>
-    <w:p>
-      <w:pPr>
-        <w:spacing w:before="0" w:after="0" w:line="480" w:lineRule="exact"/>
-        <w:jc w:val="left"/>
-      </w:pPr>
-      <w:r>
-        <w:rPr>
-          <w:rFonts w:ascii="Times New Roman" w:hAnsi="Times New Roman"/>
-          <w:b w:val="0"/>
-          <w:i w:val="0"/>
-          <w:sz w:val="24"/>
-        </w:rPr>
-        <w:t>Email: bubgaming3@gmail.com</w:t>
-      </w:r>
-    </w:p>
-    <w:p>
-      <w:pPr>
-        <w:spacing w:before="0" w:after="0" w:line="480" w:lineRule="exact"/>
-        <w:jc w:val="left"/>
-      </w:pPr>
-      <w:r>
-        <w:rPr>
-          <w:rFonts w:ascii="Times New Roman" w:hAnsi="Times New Roman"/>
-          <w:b w:val="0"/>
-          <w:i w:val="0"/>
-          <w:sz w:val="24"/>
-        </w:rPr>
-        <w:t>Word count (abstract): 135</w:t>
-      </w:r>
-    </w:p>
-    <w:p>
-      <w:pPr>
-        <w:spacing w:before="0" w:after="0" w:line="480" w:lineRule="exact"/>
-        <w:jc w:val="left"/>
-      </w:pPr>
-      <w:r>
-        <w:rPr>
-          <w:rFonts w:ascii="Times New Roman" w:hAnsi="Times New Roman"/>
-          <w:b w:val="0"/>
-          <w:i w:val="0"/>
-          <w:sz w:val="24"/>
-        </w:rPr>
-        <w:t>**Word count (text, excluding abstract, acknowledgments, references, tables,</w:t>
-      </w:r>
-    </w:p>
-    <w:p>
-      <w:pPr>
-        <w:spacing w:before="0" w:after="0" w:line="480" w:lineRule="exact"/>
-        <w:jc w:val="left"/>
-      </w:pPr>
-      <w:r>
-        <w:rPr>
-          <w:rFonts w:ascii="Times New Roman" w:hAnsi="Times New Roman"/>
-          <w:b w:val="0"/>
-          <w:i w:val="0"/>
-          <w:sz w:val="24"/>
-        </w:rPr>
-        <w:t>figure legends):** ~3,350</w:t>
-      </w:r>
-    </w:p>
-    <w:p>
-      <w:pPr>
-        <w:spacing w:before="0" w:after="0" w:line="480" w:lineRule="exact"/>
-        <w:jc w:val="left"/>
-      </w:pPr>
-      <w:r>
-        <w:rPr>
-          <w:rFonts w:ascii="Times New Roman" w:hAnsi="Times New Roman"/>
-          <w:b w:val="0"/>
-          <w:i w:val="0"/>
-          <w:sz w:val="24"/>
-        </w:rPr>
-        <w:t>One-sentence summary:</w:t>
-      </w:r>
-    </w:p>
-    <w:p>
-      <w:pPr>
-        <w:spacing w:before="0" w:after="0" w:line="480" w:lineRule="exact"/>
-        <w:jc w:val="left"/>
-      </w:pPr>
-      <w:r>
-        <w:rPr>
-          <w:rFonts w:ascii="Times New Roman" w:hAnsi="Times New Roman"/>
-          <w:b w:val="0"/>
-          <w:i w:val="0"/>
-          <w:sz w:val="24"/>
-        </w:rPr>
-        <w:t>Simple surveillance-history baselines outperformed covariate-rich models,</w:t>
-      </w:r>
-    </w:p>
-    <w:p>
-      <w:pPr>
-        <w:spacing w:before="0" w:after="0" w:line="480" w:lineRule="exact"/>
-        <w:jc w:val="left"/>
-      </w:pPr>
-      <w:r>
-        <w:rPr>
-          <w:rFonts w:ascii="Times New Roman" w:hAnsi="Times New Roman"/>
-          <w:b w:val="0"/>
-          <w:i w:val="0"/>
-          <w:sz w:val="24"/>
-        </w:rPr>
-        <w:t>underscoring limits of sparse annual public data for reported hantavirus</w:t>
-      </w:r>
-    </w:p>
-    <w:p>
-      <w:pPr>
-        <w:spacing w:before="0" w:after="0" w:line="480" w:lineRule="exact"/>
-        <w:jc w:val="left"/>
-      </w:pPr>
-      <w:r>
-        <w:rPr>
-          <w:rFonts w:ascii="Times New Roman" w:hAnsi="Times New Roman"/>
-          <w:b w:val="0"/>
-          <w:i w:val="0"/>
-          <w:sz w:val="24"/>
-        </w:rPr>
-        <w:t>incidence.</w:t>
-      </w:r>
-    </w:p>
-    <w:p>
-      <w:pPr>
-        <w:spacing w:before="0" w:after="0" w:line="480" w:lineRule="exact"/>
-        <w:jc w:val="left"/>
-      </w:pPr>
-      <w:r>
-        <w:rPr>
-          <w:rFonts w:ascii="Times New Roman" w:hAnsi="Times New Roman"/>
-          <w:b w:val="0"/>
-          <w:i w:val="0"/>
-          <w:sz w:val="24"/>
-        </w:rPr>
-        <w:t>Keywords: hantavirus; zoonoses; disease surveillance; EU/EEA; probabilistic</w:t>
-      </w:r>
-    </w:p>
-    <w:p>
-      <w:pPr>
-        <w:spacing w:before="0" w:after="0" w:line="480" w:lineRule="exact"/>
-        <w:jc w:val="left"/>
-      </w:pPr>
-      <w:r>
-        <w:rPr>
-          <w:rFonts w:ascii="Times New Roman" w:hAnsi="Times New Roman"/>
-          <w:b w:val="0"/>
-          <w:i w:val="0"/>
-          <w:sz w:val="24"/>
-        </w:rPr>
-        <w:t>forecasting; calibration; public health communication</w:t>
-      </w:r>
-    </w:p>
-    <w:p>
-      <w:pPr>
-        <w:spacing w:before="120" w:after="0" w:line="480" w:lineRule="exact"/>
+        <w:t>ABSTRACT</w:t>
+      </w:r>
+    </w:p>
+    <w:p>
+      <w:pPr>
+        <w:spacing w:before="0" w:after="0" w:line="480" w:lineRule="auto"/>
+        <w:jc w:val="left"/>
+      </w:pPr>
+      <w:r>
+        <w:rPr>
+          <w:rFonts w:ascii="Times New Roman" w:hAnsi="Times New Roman"/>
+          <w:b w:val="0"/>
+          <w:i w:val="0"/>
+          <w:sz w:val="24"/>
+        </w:rPr>
+        <w:t>Public surveillance data are often invoked during attention to rare zoonoses,</w:t>
+      </w:r>
+    </w:p>
+    <w:p>
+      <w:pPr>
+        <w:spacing w:before="0" w:after="0" w:line="480" w:lineRule="auto"/>
+        <w:jc w:val="left"/>
+      </w:pPr>
+      <w:r>
+        <w:rPr>
+          <w:rFonts w:ascii="Times New Roman" w:hAnsi="Times New Roman"/>
+          <w:b w:val="0"/>
+          <w:i w:val="0"/>
+          <w:sz w:val="24"/>
+        </w:rPr>
+        <w:t>but sparse annual reports may not support operational prediction. We created an</w:t>
+      </w:r>
+    </w:p>
+    <w:p>
+      <w:pPr>
+        <w:spacing w:before="0" w:after="0" w:line="480" w:lineRule="auto"/>
+        <w:jc w:val="left"/>
+      </w:pPr>
+      <w:r>
+        <w:rPr>
+          <w:rFonts w:ascii="Times New Roman" w:hAnsi="Times New Roman"/>
+          <w:b w:val="0"/>
+          <w:i w:val="0"/>
+          <w:sz w:val="24"/>
+        </w:rPr>
+        <w:t>open benchmark for reported hantavirus incidence in EU/EEA countries, 2019–2023,</w:t>
+      </w:r>
+    </w:p>
+    <w:p>
+      <w:pPr>
+        <w:spacing w:before="0" w:after="0" w:line="480" w:lineRule="auto"/>
+        <w:jc w:val="left"/>
+      </w:pPr>
+      <w:r>
+        <w:rPr>
+          <w:rFonts w:ascii="Times New Roman" w:hAnsi="Times New Roman"/>
+          <w:b w:val="0"/>
+          <w:i w:val="0"/>
+          <w:sz w:val="24"/>
+        </w:rPr>
+        <w:t>using ECDC Annual Epidemiological Report data linked to public demographic,</w:t>
+      </w:r>
+    </w:p>
+    <w:p>
+      <w:pPr>
+        <w:spacing w:before="0" w:after="0" w:line="480" w:lineRule="auto"/>
+        <w:jc w:val="left"/>
+      </w:pPr>
+      <w:r>
+        <w:rPr>
+          <w:rFonts w:ascii="Times New Roman" w:hAnsi="Times New Roman"/>
+          <w:b w:val="0"/>
+          <w:i w:val="0"/>
+          <w:sz w:val="24"/>
+        </w:rPr>
+        <w:t>land-use, climate, and boundary data. Rebuilt annual totals matched ECDC exactly</w:t>
+      </w:r>
+    </w:p>
+    <w:p>
+      <w:pPr>
+        <w:spacing w:before="0" w:after="0" w:line="480" w:lineRule="auto"/>
+        <w:jc w:val="left"/>
+      </w:pPr>
+      <w:r>
+        <w:rPr>
+          <w:rFonts w:ascii="Times New Roman" w:hAnsi="Times New Roman"/>
+          <w:b w:val="0"/>
+          <w:i w:val="0"/>
+          <w:sz w:val="24"/>
+        </w:rPr>
+        <w:t>across 142 country-years. We evaluated one-year-ahead probabilistic forecasts</w:t>
+      </w:r>
+    </w:p>
+    <w:p>
+      <w:pPr>
+        <w:spacing w:before="0" w:after="0" w:line="480" w:lineRule="auto"/>
+        <w:jc w:val="left"/>
+      </w:pPr>
+      <w:r>
+        <w:rPr>
+          <w:rFonts w:ascii="Times New Roman" w:hAnsi="Times New Roman"/>
+          <w:b w:val="0"/>
+          <w:i w:val="0"/>
+          <w:sz w:val="24"/>
+        </w:rPr>
+        <w:t>using weighted interval score, 90% empirical coverage, interval width, mean</w:t>
+      </w:r>
+    </w:p>
+    <w:p>
+      <w:pPr>
+        <w:spacing w:before="0" w:after="0" w:line="480" w:lineRule="auto"/>
+        <w:jc w:val="left"/>
+      </w:pPr>
+      <w:r>
+        <w:rPr>
+          <w:rFonts w:ascii="Times New Roman" w:hAnsi="Times New Roman"/>
+          <w:b w:val="0"/>
+          <w:i w:val="0"/>
+          <w:sz w:val="24"/>
+        </w:rPr>
+        <w:t>absolute error, and Brier score. Simple surveillance-history baselines</w:t>
+      </w:r>
+    </w:p>
+    <w:p>
+      <w:pPr>
+        <w:spacing w:before="0" w:after="0" w:line="480" w:lineRule="auto"/>
+        <w:jc w:val="left"/>
+      </w:pPr>
+      <w:r>
+        <w:rPr>
+          <w:rFonts w:ascii="Times New Roman" w:hAnsi="Times New Roman"/>
+          <w:b w:val="0"/>
+          <w:i w:val="0"/>
+          <w:sz w:val="24"/>
+        </w:rPr>
+        <w:t>outperformed covariate-augmented models. In 2023, the last-observed country-rate</w:t>
+      </w:r>
+    </w:p>
+    <w:p>
+      <w:pPr>
+        <w:spacing w:before="0" w:after="0" w:line="480" w:lineRule="auto"/>
+        <w:jc w:val="left"/>
+      </w:pPr>
+      <w:r>
+        <w:rPr>
+          <w:rFonts w:ascii="Times New Roman" w:hAnsi="Times New Roman"/>
+          <w:b w:val="0"/>
+          <w:i w:val="0"/>
+          <w:sz w:val="24"/>
+        </w:rPr>
+        <w:t>baseline had the lowest weighted interval score, 42.86, but undercovered observed</w:t>
+      </w:r>
+    </w:p>
+    <w:p>
+      <w:pPr>
+        <w:spacing w:before="0" w:after="0" w:line="480" w:lineRule="auto"/>
+        <w:jc w:val="left"/>
+      </w:pPr>
+      <w:r>
+        <w:rPr>
+          <w:rFonts w:ascii="Times New Roman" w:hAnsi="Times New Roman"/>
+          <w:b w:val="0"/>
+          <w:i w:val="0"/>
+          <w:sz w:val="24"/>
+        </w:rPr>
+        <w:t>counts, 16/28. Negative-binomial baselines covered all observations but used wide</w:t>
+      </w:r>
+    </w:p>
+    <w:p>
+      <w:pPr>
+        <w:spacing w:before="0" w:after="0" w:line="480" w:lineRule="auto"/>
+        <w:jc w:val="left"/>
+      </w:pPr>
+      <w:r>
+        <w:rPr>
+          <w:rFonts w:ascii="Times New Roman" w:hAnsi="Times New Roman"/>
+          <w:b w:val="0"/>
+          <w:i w:val="0"/>
+          <w:sz w:val="24"/>
+        </w:rPr>
+        <w:t>intervals. Public covariates did not provide stable, calibrated gains. The</w:t>
+      </w:r>
+    </w:p>
+    <w:p>
+      <w:pPr>
+        <w:spacing w:before="0" w:after="0" w:line="480" w:lineRule="auto"/>
+        <w:jc w:val="left"/>
+      </w:pPr>
+      <w:r>
+        <w:rPr>
+          <w:rFonts w:ascii="Times New Roman" w:hAnsi="Times New Roman"/>
+          <w:b w:val="0"/>
+          <w:i w:val="0"/>
+          <w:sz w:val="24"/>
+        </w:rPr>
+        <w:t>benchmark supports reproducible surveillance evaluation and calibrated public</w:t>
+      </w:r>
+    </w:p>
+    <w:p>
+      <w:pPr>
+        <w:spacing w:before="0" w:after="0" w:line="480" w:lineRule="auto"/>
+        <w:jc w:val="left"/>
+      </w:pPr>
+      <w:r>
+        <w:rPr>
+          <w:rFonts w:ascii="Times New Roman" w:hAnsi="Times New Roman"/>
+          <w:b w:val="0"/>
+          <w:i w:val="0"/>
+          <w:sz w:val="24"/>
+        </w:rPr>
+        <w:t>health communication, not operational local risk prediction.</w:t>
+      </w:r>
+    </w:p>
+    <w:p>
+      <w:pPr>
+        <w:spacing w:before="120" w:after="0" w:line="480" w:lineRule="auto"/>
         <w:jc w:val="left"/>
       </w:pPr>
       <w:r>
@@ -314,222 +524,12 @@
           <w:i w:val="0"/>
           <w:sz w:val="24"/>
         </w:rPr>
-        <w:t>ABSTRACT</w:t>
-      </w:r>
-    </w:p>
-    <w:p>
-      <w:pPr>
-        <w:spacing w:before="0" w:after="0" w:line="480" w:lineRule="exact"/>
-        <w:jc w:val="left"/>
-      </w:pPr>
-      <w:r>
-        <w:rPr>
-          <w:rFonts w:ascii="Times New Roman" w:hAnsi="Times New Roman"/>
-          <w:b w:val="0"/>
-          <w:i w:val="0"/>
-          <w:sz w:val="24"/>
-        </w:rPr>
-        <w:t>Public surveillance data are often invoked during attention to rare zoonoses,</w:t>
-      </w:r>
-    </w:p>
-    <w:p>
-      <w:pPr>
-        <w:spacing w:before="0" w:after="0" w:line="480" w:lineRule="exact"/>
-        <w:jc w:val="left"/>
-      </w:pPr>
-      <w:r>
-        <w:rPr>
-          <w:rFonts w:ascii="Times New Roman" w:hAnsi="Times New Roman"/>
-          <w:b w:val="0"/>
-          <w:i w:val="0"/>
-          <w:sz w:val="24"/>
-        </w:rPr>
-        <w:t>but sparse annual reports may not support operational prediction. We created an</w:t>
-      </w:r>
-    </w:p>
-    <w:p>
-      <w:pPr>
-        <w:spacing w:before="0" w:after="0" w:line="480" w:lineRule="exact"/>
-        <w:jc w:val="left"/>
-      </w:pPr>
-      <w:r>
-        <w:rPr>
-          <w:rFonts w:ascii="Times New Roman" w:hAnsi="Times New Roman"/>
-          <w:b w:val="0"/>
-          <w:i w:val="0"/>
-          <w:sz w:val="24"/>
-        </w:rPr>
-        <w:t>open benchmark for reported hantavirus incidence in EU/EEA countries, 2019–2023,</w:t>
-      </w:r>
-    </w:p>
-    <w:p>
-      <w:pPr>
-        <w:spacing w:before="0" w:after="0" w:line="480" w:lineRule="exact"/>
-        <w:jc w:val="left"/>
-      </w:pPr>
-      <w:r>
-        <w:rPr>
-          <w:rFonts w:ascii="Times New Roman" w:hAnsi="Times New Roman"/>
-          <w:b w:val="0"/>
-          <w:i w:val="0"/>
-          <w:sz w:val="24"/>
-        </w:rPr>
-        <w:t>using ECDC Annual Epidemiological Report data linked to public demographic,</w:t>
-      </w:r>
-    </w:p>
-    <w:p>
-      <w:pPr>
-        <w:spacing w:before="0" w:after="0" w:line="480" w:lineRule="exact"/>
-        <w:jc w:val="left"/>
-      </w:pPr>
-      <w:r>
-        <w:rPr>
-          <w:rFonts w:ascii="Times New Roman" w:hAnsi="Times New Roman"/>
-          <w:b w:val="0"/>
-          <w:i w:val="0"/>
-          <w:sz w:val="24"/>
-        </w:rPr>
-        <w:t>land-use, climate, and boundary data. Rebuilt annual totals matched ECDC exactly</w:t>
-      </w:r>
-    </w:p>
-    <w:p>
-      <w:pPr>
-        <w:spacing w:before="0" w:after="0" w:line="480" w:lineRule="exact"/>
-        <w:jc w:val="left"/>
-      </w:pPr>
-      <w:r>
-        <w:rPr>
-          <w:rFonts w:ascii="Times New Roman" w:hAnsi="Times New Roman"/>
-          <w:b w:val="0"/>
-          <w:i w:val="0"/>
-          <w:sz w:val="24"/>
-        </w:rPr>
-        <w:t>across 142 country-years. We evaluated one-year-ahead probabilistic forecasts</w:t>
-      </w:r>
-    </w:p>
-    <w:p>
-      <w:pPr>
-        <w:spacing w:before="0" w:after="0" w:line="480" w:lineRule="exact"/>
-        <w:jc w:val="left"/>
-      </w:pPr>
-      <w:r>
-        <w:rPr>
-          <w:rFonts w:ascii="Times New Roman" w:hAnsi="Times New Roman"/>
-          <w:b w:val="0"/>
-          <w:i w:val="0"/>
-          <w:sz w:val="24"/>
-        </w:rPr>
-        <w:t>using weighted interval score, 90% empirical coverage, interval width, mean</w:t>
-      </w:r>
-    </w:p>
-    <w:p>
-      <w:pPr>
-        <w:spacing w:before="0" w:after="0" w:line="480" w:lineRule="exact"/>
-        <w:jc w:val="left"/>
-      </w:pPr>
-      <w:r>
-        <w:rPr>
-          <w:rFonts w:ascii="Times New Roman" w:hAnsi="Times New Roman"/>
-          <w:b w:val="0"/>
-          <w:i w:val="0"/>
-          <w:sz w:val="24"/>
-        </w:rPr>
-        <w:t>absolute error, and Brier score. Simple surveillance-history baselines</w:t>
-      </w:r>
-    </w:p>
-    <w:p>
-      <w:pPr>
-        <w:spacing w:before="0" w:after="0" w:line="480" w:lineRule="exact"/>
-        <w:jc w:val="left"/>
-      </w:pPr>
-      <w:r>
-        <w:rPr>
-          <w:rFonts w:ascii="Times New Roman" w:hAnsi="Times New Roman"/>
-          <w:b w:val="0"/>
-          <w:i w:val="0"/>
-          <w:sz w:val="24"/>
-        </w:rPr>
-        <w:t>outperformed covariate-augmented models. In 2023, the last-observed country-rate</w:t>
-      </w:r>
-    </w:p>
-    <w:p>
-      <w:pPr>
-        <w:spacing w:before="0" w:after="0" w:line="480" w:lineRule="exact"/>
-        <w:jc w:val="left"/>
-      </w:pPr>
-      <w:r>
-        <w:rPr>
-          <w:rFonts w:ascii="Times New Roman" w:hAnsi="Times New Roman"/>
-          <w:b w:val="0"/>
-          <w:i w:val="0"/>
-          <w:sz w:val="24"/>
-        </w:rPr>
-        <w:t>baseline had the lowest weighted interval score, 42.86, but undercovered observed</w:t>
-      </w:r>
-    </w:p>
-    <w:p>
-      <w:pPr>
-        <w:spacing w:before="0" w:after="0" w:line="480" w:lineRule="exact"/>
-        <w:jc w:val="left"/>
-      </w:pPr>
-      <w:r>
-        <w:rPr>
-          <w:rFonts w:ascii="Times New Roman" w:hAnsi="Times New Roman"/>
-          <w:b w:val="0"/>
-          <w:i w:val="0"/>
-          <w:sz w:val="24"/>
-        </w:rPr>
-        <w:t>counts, 16/28. Negative-binomial baselines covered all observations but used wide</w:t>
-      </w:r>
-    </w:p>
-    <w:p>
-      <w:pPr>
-        <w:spacing w:before="0" w:after="0" w:line="480" w:lineRule="exact"/>
-        <w:jc w:val="left"/>
-      </w:pPr>
-      <w:r>
-        <w:rPr>
-          <w:rFonts w:ascii="Times New Roman" w:hAnsi="Times New Roman"/>
-          <w:b w:val="0"/>
-          <w:i w:val="0"/>
-          <w:sz w:val="24"/>
-        </w:rPr>
-        <w:t>intervals. Public covariates did not provide stable, calibrated gains. The</w:t>
-      </w:r>
-    </w:p>
-    <w:p>
-      <w:pPr>
-        <w:spacing w:before="0" w:after="0" w:line="480" w:lineRule="exact"/>
-        <w:jc w:val="left"/>
-      </w:pPr>
-      <w:r>
-        <w:rPr>
-          <w:rFonts w:ascii="Times New Roman" w:hAnsi="Times New Roman"/>
-          <w:b w:val="0"/>
-          <w:i w:val="0"/>
-          <w:sz w:val="24"/>
-        </w:rPr>
-        <w:t>benchmark supports reproducible surveillance evaluation and calibrated public</w:t>
-      </w:r>
-    </w:p>
-    <w:p>
-      <w:pPr>
-        <w:spacing w:before="0" w:after="0" w:line="480" w:lineRule="exact"/>
-        <w:jc w:val="left"/>
-      </w:pPr>
-      <w:r>
-        <w:rPr>
-          <w:rFonts w:ascii="Times New Roman" w:hAnsi="Times New Roman"/>
-          <w:b w:val="0"/>
-          <w:i w:val="0"/>
-          <w:sz w:val="24"/>
-        </w:rPr>
-        <w:t>health communication, not operational local risk prediction.</w:t>
-      </w:r>
-    </w:p>
-    <w:p>
-      <w:pPr>
-        <w:spacing w:before="120" w:after="0" w:line="480" w:lineRule="exact"/>
+        <w:t>TEXT</w:t>
+      </w:r>
+    </w:p>
+    <w:p>
+      <w:pPr>
+        <w:spacing w:before="120" w:after="0" w:line="480" w:lineRule="auto"/>
         <w:jc w:val="left"/>
       </w:pPr>
       <w:r>
@@ -539,12 +539,810 @@
           <w:i w:val="0"/>
           <w:sz w:val="24"/>
         </w:rPr>
-        <w:t>TEXT</w:t>
-      </w:r>
-    </w:p>
-    <w:p>
-      <w:pPr>
-        <w:spacing w:before="120" w:after="0" w:line="480" w:lineRule="exact"/>
+        <w:t>Introduction</w:t>
+      </w:r>
+    </w:p>
+    <w:p>
+      <w:pPr>
+        <w:spacing w:before="0" w:after="0" w:line="480" w:lineRule="auto"/>
+        <w:jc w:val="left"/>
+      </w:pPr>
+      <w:r>
+        <w:rPr>
+          <w:rFonts w:ascii="Times New Roman" w:hAnsi="Times New Roman"/>
+          <w:b w:val="0"/>
+          <w:i w:val="0"/>
+          <w:sz w:val="24"/>
+        </w:rPr>
+        <w:t>Hantaviruses are single-stranded RNA viruses transmitted to humans primarily</w:t>
+      </w:r>
+    </w:p>
+    <w:p>
+      <w:pPr>
+        <w:spacing w:before="0" w:after="0" w:line="480" w:lineRule="auto"/>
+        <w:jc w:val="left"/>
+      </w:pPr>
+      <w:r>
+        <w:rPr>
+          <w:rFonts w:ascii="Times New Roman" w:hAnsi="Times New Roman"/>
+          <w:b w:val="0"/>
+          <w:i w:val="0"/>
+          <w:sz w:val="24"/>
+        </w:rPr>
+        <w:t>through contact with infected rodent excreta, including urine, feces, and</w:t>
+      </w:r>
+    </w:p>
+    <w:p>
+      <w:pPr>
+        <w:spacing w:before="0" w:after="0" w:line="480" w:lineRule="auto"/>
+        <w:jc w:val="left"/>
+      </w:pPr>
+      <w:r>
+        <w:rPr>
+          <w:rFonts w:ascii="Times New Roman" w:hAnsi="Times New Roman"/>
+          <w:b w:val="0"/>
+          <w:i w:val="0"/>
+          <w:sz w:val="24"/>
+        </w:rPr>
+        <w:t>saliva (1,3). In Europe and Asia, the principal clinical syndrome caused by</w:t>
+      </w:r>
+    </w:p>
+    <w:p>
+      <w:pPr>
+        <w:spacing w:before="0" w:after="0" w:line="480" w:lineRule="auto"/>
+        <w:jc w:val="left"/>
+      </w:pPr>
+      <w:r>
+        <w:rPr>
+          <w:rFonts w:ascii="Times New Roman" w:hAnsi="Times New Roman"/>
+          <w:b w:val="0"/>
+          <w:i w:val="0"/>
+          <w:sz w:val="24"/>
+        </w:rPr>
+        <w:t>hantavirus infection is hemorrhagic fever with renal syndrome (HFRS). European</w:t>
+      </w:r>
+    </w:p>
+    <w:p>
+      <w:pPr>
+        <w:spacing w:before="0" w:after="0" w:line="480" w:lineRule="auto"/>
+        <w:jc w:val="left"/>
+      </w:pPr>
+      <w:r>
+        <w:rPr>
+          <w:rFonts w:ascii="Times New Roman" w:hAnsi="Times New Roman"/>
+          <w:b w:val="0"/>
+          <w:i w:val="0"/>
+          <w:sz w:val="24"/>
+        </w:rPr>
+        <w:t>HFRS is driven principally by Puumala virus, whose reservoir is the bank vole</w:t>
+      </w:r>
+    </w:p>
+    <w:p>
+      <w:pPr>
+        <w:spacing w:before="0" w:after="0" w:line="480" w:lineRule="auto"/>
+        <w:jc w:val="left"/>
+      </w:pPr>
+      <w:r>
+        <w:rPr>
+          <w:rFonts w:ascii="Times New Roman" w:hAnsi="Times New Roman"/>
+          <w:b w:val="0"/>
+          <w:i w:val="0"/>
+          <w:sz w:val="24"/>
+        </w:rPr>
+        <w:t>(</w:t>
+      </w:r>
+      <w:r>
+        <w:rPr>
+          <w:rFonts w:ascii="Times New Roman" w:hAnsi="Times New Roman"/>
+          <w:b w:val="0"/>
+          <w:i/>
+          <w:sz w:val="24"/>
+        </w:rPr>
+        <w:t>Myodes glareolus</w:t>
+      </w:r>
+      <w:r>
+        <w:rPr>
+          <w:rFonts w:ascii="Times New Roman" w:hAnsi="Times New Roman"/>
+          <w:b w:val="0"/>
+          <w:i w:val="0"/>
+          <w:sz w:val="24"/>
+        </w:rPr>
+        <w:t>), in northern and central Europe, and Dobrava-Belgrade virus</w:t>
+      </w:r>
+    </w:p>
+    <w:p>
+      <w:pPr>
+        <w:spacing w:before="0" w:after="0" w:line="480" w:lineRule="auto"/>
+        <w:jc w:val="left"/>
+      </w:pPr>
+      <w:r>
+        <w:rPr>
+          <w:rFonts w:ascii="Times New Roman" w:hAnsi="Times New Roman"/>
+          <w:b w:val="0"/>
+          <w:i w:val="0"/>
+          <w:sz w:val="24"/>
+        </w:rPr>
+        <w:t>in southeastern Europe (2). In the Americas, hantaviruses cause hantavirus</w:t>
+      </w:r>
+    </w:p>
+    <w:p>
+      <w:pPr>
+        <w:spacing w:before="0" w:after="0" w:line="480" w:lineRule="auto"/>
+        <w:jc w:val="left"/>
+      </w:pPr>
+      <w:r>
+        <w:rPr>
+          <w:rFonts w:ascii="Times New Roman" w:hAnsi="Times New Roman"/>
+          <w:b w:val="0"/>
+          <w:i w:val="0"/>
+          <w:sz w:val="24"/>
+        </w:rPr>
+        <w:t>pulmonary syndrome (HPS) and hantavirus cardiopulmonary syndrome (HCPS). Andes</w:t>
+      </w:r>
+    </w:p>
+    <w:p>
+      <w:pPr>
+        <w:spacing w:before="0" w:after="0" w:line="480" w:lineRule="auto"/>
+        <w:jc w:val="left"/>
+      </w:pPr>
+      <w:r>
+        <w:rPr>
+          <w:rFonts w:ascii="Times New Roman" w:hAnsi="Times New Roman"/>
+          <w:b w:val="0"/>
+          <w:i w:val="0"/>
+          <w:sz w:val="24"/>
+        </w:rPr>
+        <w:t>virus is exceptional among hantaviruses: limited person-to-person transmission</w:t>
+      </w:r>
+    </w:p>
+    <w:p>
+      <w:pPr>
+        <w:spacing w:before="0" w:after="0" w:line="480" w:lineRule="auto"/>
+        <w:jc w:val="left"/>
+      </w:pPr>
+      <w:r>
+        <w:rPr>
+          <w:rFonts w:ascii="Times New Roman" w:hAnsi="Times New Roman"/>
+          <w:b w:val="0"/>
+          <w:i w:val="0"/>
+          <w:sz w:val="24"/>
+        </w:rPr>
+        <w:t>has been reported in Argentina and Chile, an epidemiologic feature not documented</w:t>
+      </w:r>
+    </w:p>
+    <w:p>
+      <w:pPr>
+        <w:spacing w:before="0" w:after="0" w:line="480" w:lineRule="auto"/>
+        <w:jc w:val="left"/>
+      </w:pPr>
+      <w:r>
+        <w:rPr>
+          <w:rFonts w:ascii="Times New Roman" w:hAnsi="Times New Roman"/>
+          <w:b w:val="0"/>
+          <w:i w:val="0"/>
+          <w:sz w:val="24"/>
+        </w:rPr>
+        <w:t>for European hantaviruses (3).</w:t>
+      </w:r>
+    </w:p>
+    <w:p>
+      <w:pPr>
+        <w:spacing w:before="0" w:after="0" w:line="480" w:lineRule="auto"/>
+        <w:jc w:val="left"/>
+      </w:pPr>
+      <w:r>
+        <w:rPr>
+          <w:rFonts w:ascii="Times New Roman" w:hAnsi="Times New Roman"/>
+          <w:b w:val="0"/>
+          <w:i w:val="0"/>
+          <w:sz w:val="24"/>
+        </w:rPr>
+        <w:t>Hantavirus infection is reportable in the EU/EEA under the EU case definition</w:t>
+      </w:r>
+    </w:p>
+    <w:p>
+      <w:pPr>
+        <w:spacing w:before="0" w:after="0" w:line="480" w:lineRule="auto"/>
+        <w:jc w:val="left"/>
+      </w:pPr>
+      <w:r>
+        <w:rPr>
+          <w:rFonts w:ascii="Times New Roman" w:hAnsi="Times New Roman"/>
+          <w:b w:val="0"/>
+          <w:i w:val="0"/>
+          <w:sz w:val="24"/>
+        </w:rPr>
+        <w:t>for hantavirus infection. In 2023, ECDC reported 1,885 confirmed and probable</w:t>
+      </w:r>
+    </w:p>
+    <w:p>
+      <w:pPr>
+        <w:spacing w:before="0" w:after="0" w:line="480" w:lineRule="auto"/>
+        <w:jc w:val="left"/>
+      </w:pPr>
+      <w:r>
+        <w:rPr>
+          <w:rFonts w:ascii="Times New Roman" w:hAnsi="Times New Roman"/>
+          <w:b w:val="0"/>
+          <w:i w:val="0"/>
+          <w:sz w:val="24"/>
+        </w:rPr>
+        <w:t>cases from 28 EU/EEA countries, a population-weighted incidence of approximately</w:t>
+      </w:r>
+    </w:p>
+    <w:p>
+      <w:pPr>
+        <w:spacing w:before="0" w:after="0" w:line="480" w:lineRule="auto"/>
+        <w:jc w:val="left"/>
+      </w:pPr>
+      <w:r>
+        <w:rPr>
+          <w:rFonts w:ascii="Times New Roman" w:hAnsi="Times New Roman"/>
+          <w:b w:val="0"/>
+          <w:i w:val="0"/>
+          <w:sz w:val="24"/>
+        </w:rPr>
+        <w:t>0.4 per 100,000 population; Finland and Germany accounted for most reported</w:t>
+      </w:r>
+    </w:p>
+    <w:p>
+      <w:pPr>
+        <w:spacing w:before="0" w:after="0" w:line="480" w:lineRule="auto"/>
+        <w:jc w:val="left"/>
+      </w:pPr>
+      <w:r>
+        <w:rPr>
+          <w:rFonts w:ascii="Times New Roman" w:hAnsi="Times New Roman"/>
+          <w:b w:val="0"/>
+          <w:i w:val="0"/>
+          <w:sz w:val="24"/>
+        </w:rPr>
+        <w:t>cases (4). Annual European counts are cyclic, reflecting multi-year rodent</w:t>
+      </w:r>
+    </w:p>
+    <w:p>
+      <w:pPr>
+        <w:spacing w:before="0" w:after="0" w:line="480" w:lineRule="auto"/>
+        <w:jc w:val="left"/>
+      </w:pPr>
+      <w:r>
+        <w:rPr>
+          <w:rFonts w:ascii="Times New Roman" w:hAnsi="Times New Roman"/>
+          <w:b w:val="0"/>
+          <w:i w:val="0"/>
+          <w:sz w:val="24"/>
+        </w:rPr>
+        <w:t>reservoir dynamics and mast seeding events that drive bank vole population</w:t>
+      </w:r>
+    </w:p>
+    <w:p>
+      <w:pPr>
+        <w:spacing w:before="0" w:after="0" w:line="480" w:lineRule="auto"/>
+        <w:jc w:val="left"/>
+      </w:pPr>
+      <w:r>
+        <w:rPr>
+          <w:rFonts w:ascii="Times New Roman" w:hAnsi="Times New Roman"/>
+          <w:b w:val="0"/>
+          <w:i w:val="0"/>
+          <w:sz w:val="24"/>
+        </w:rPr>
+        <w:t>peaks (5). This cyclicity makes qualitative risk recognizable, but quantitative</w:t>
+      </w:r>
+    </w:p>
+    <w:p>
+      <w:pPr>
+        <w:spacing w:before="0" w:after="0" w:line="480" w:lineRule="auto"/>
+        <w:jc w:val="left"/>
+      </w:pPr>
+      <w:r>
+        <w:rPr>
+          <w:rFonts w:ascii="Times New Roman" w:hAnsi="Times New Roman"/>
+          <w:b w:val="0"/>
+          <w:i w:val="0"/>
+          <w:sz w:val="24"/>
+        </w:rPr>
+        <w:t>country-level prediction from public annual data remains uncertain.</w:t>
+      </w:r>
+    </w:p>
+    <w:p>
+      <w:pPr>
+        <w:spacing w:before="0" w:after="0" w:line="480" w:lineRule="auto"/>
+        <w:jc w:val="left"/>
+      </w:pPr>
+      <w:r>
+        <w:rPr>
+          <w:rFonts w:ascii="Times New Roman" w:hAnsi="Times New Roman"/>
+          <w:b w:val="0"/>
+          <w:i w:val="0"/>
+          <w:sz w:val="24"/>
+        </w:rPr>
+        <w:t>Public attention to hantavirus can exceed what sparse annual surveillance data</w:t>
+      </w:r>
+    </w:p>
+    <w:p>
+      <w:pPr>
+        <w:spacing w:before="0" w:after="0" w:line="480" w:lineRule="auto"/>
+        <w:jc w:val="left"/>
+      </w:pPr>
+      <w:r>
+        <w:rPr>
+          <w:rFonts w:ascii="Times New Roman" w:hAnsi="Times New Roman"/>
+          <w:b w:val="0"/>
+          <w:i w:val="0"/>
+          <w:sz w:val="24"/>
+        </w:rPr>
+        <w:t>can resolve. In May 2026, WHO reported a cluster of Andes virus infection</w:t>
+      </w:r>
+    </w:p>
+    <w:p>
+      <w:pPr>
+        <w:spacing w:before="0" w:after="0" w:line="480" w:lineRule="auto"/>
+        <w:jc w:val="left"/>
+      </w:pPr>
+      <w:r>
+        <w:rPr>
+          <w:rFonts w:ascii="Times New Roman" w:hAnsi="Times New Roman"/>
+          <w:b w:val="0"/>
+          <w:i w:val="0"/>
+          <w:sz w:val="24"/>
+        </w:rPr>
+        <w:t>associated with cruise ship travel (6). ECDC assessed risk to the general</w:t>
+      </w:r>
+    </w:p>
+    <w:p>
+      <w:pPr>
+        <w:spacing w:before="0" w:after="0" w:line="480" w:lineRule="auto"/>
+        <w:jc w:val="left"/>
+      </w:pPr>
+      <w:r>
+        <w:rPr>
+          <w:rFonts w:ascii="Times New Roman" w:hAnsi="Times New Roman"/>
+          <w:b w:val="0"/>
+          <w:i w:val="0"/>
+          <w:sz w:val="24"/>
+        </w:rPr>
+        <w:t>population in Europe as very low and noted that the natural reservoir for Andes</w:t>
+      </w:r>
+    </w:p>
+    <w:p>
+      <w:pPr>
+        <w:spacing w:before="0" w:after="0" w:line="480" w:lineRule="auto"/>
+        <w:jc w:val="left"/>
+      </w:pPr>
+      <w:r>
+        <w:rPr>
+          <w:rFonts w:ascii="Times New Roman" w:hAnsi="Times New Roman"/>
+          <w:b w:val="0"/>
+          <w:i w:val="0"/>
+          <w:sz w:val="24"/>
+        </w:rPr>
+        <w:t>virus is not present in Europe (7). Events of this type illustrate how rare</w:t>
+      </w:r>
+    </w:p>
+    <w:p>
+      <w:pPr>
+        <w:spacing w:before="0" w:after="0" w:line="480" w:lineRule="auto"/>
+        <w:jc w:val="left"/>
+      </w:pPr>
+      <w:r>
+        <w:rPr>
+          <w:rFonts w:ascii="Times New Roman" w:hAnsi="Times New Roman"/>
+          <w:b w:val="0"/>
+          <w:i w:val="0"/>
+          <w:sz w:val="24"/>
+        </w:rPr>
+        <w:t>zoonotic clusters amplified by international travel news can invite overconfident</w:t>
+      </w:r>
+    </w:p>
+    <w:p>
+      <w:pPr>
+        <w:spacing w:before="0" w:after="0" w:line="480" w:lineRule="auto"/>
+        <w:jc w:val="left"/>
+      </w:pPr>
+      <w:r>
+        <w:rPr>
+          <w:rFonts w:ascii="Times New Roman" w:hAnsi="Times New Roman"/>
+          <w:b w:val="0"/>
+          <w:i w:val="0"/>
+          <w:sz w:val="24"/>
+        </w:rPr>
+        <w:t>interpretation of limited surveillance data. The social amplification of risk</w:t>
+      </w:r>
+    </w:p>
+    <w:p>
+      <w:pPr>
+        <w:spacing w:before="0" w:after="0" w:line="480" w:lineRule="auto"/>
+        <w:jc w:val="left"/>
+      </w:pPr>
+      <w:r>
+        <w:rPr>
+          <w:rFonts w:ascii="Times New Roman" w:hAnsi="Times New Roman"/>
+          <w:b w:val="0"/>
+          <w:i w:val="0"/>
+          <w:sz w:val="24"/>
+        </w:rPr>
+        <w:t>framework describes how rare-event information can generate perceived risk</w:t>
+      </w:r>
+    </w:p>
+    <w:p>
+      <w:pPr>
+        <w:spacing w:before="0" w:after="0" w:line="480" w:lineRule="auto"/>
+        <w:jc w:val="left"/>
+      </w:pPr>
+      <w:r>
+        <w:rPr>
+          <w:rFonts w:ascii="Times New Roman" w:hAnsi="Times New Roman"/>
+          <w:b w:val="0"/>
+          <w:i w:val="0"/>
+          <w:sz w:val="24"/>
+        </w:rPr>
+        <w:t>disproportionate to epidemiologic probability (8). Probabilistic benchmarks that</w:t>
+      </w:r>
+    </w:p>
+    <w:p>
+      <w:pPr>
+        <w:spacing w:before="0" w:after="0" w:line="480" w:lineRule="auto"/>
+        <w:jc w:val="left"/>
+      </w:pPr>
+      <w:r>
+        <w:rPr>
+          <w:rFonts w:ascii="Times New Roman" w:hAnsi="Times New Roman"/>
+          <w:b w:val="0"/>
+          <w:i w:val="0"/>
+          <w:sz w:val="24"/>
+        </w:rPr>
+        <w:t>quantify what sparse public annual data can and cannot support are therefore</w:t>
+      </w:r>
+    </w:p>
+    <w:p>
+      <w:pPr>
+        <w:spacing w:before="0" w:after="0" w:line="480" w:lineRule="auto"/>
+        <w:jc w:val="left"/>
+      </w:pPr>
+      <w:r>
+        <w:rPr>
+          <w:rFonts w:ascii="Times New Roman" w:hAnsi="Times New Roman"/>
+          <w:b w:val="0"/>
+          <w:i w:val="0"/>
+          <w:sz w:val="24"/>
+        </w:rPr>
+        <w:t>useful for surveillance researchers and public health communicators.</w:t>
+      </w:r>
+    </w:p>
+    <w:p>
+      <w:pPr>
+        <w:spacing w:before="0" w:after="0" w:line="480" w:lineRule="auto"/>
+        <w:jc w:val="left"/>
+      </w:pPr>
+      <w:r>
+        <w:rPr>
+          <w:rFonts w:ascii="Times New Roman" w:hAnsi="Times New Roman"/>
+          <w:b w:val="0"/>
+          <w:i w:val="0"/>
+          <w:sz w:val="24"/>
+        </w:rPr>
+        <w:t>Despite a substantial literature on European hantavirus spatial risk mapping (9),</w:t>
+      </w:r>
+    </w:p>
+    <w:p>
+      <w:pPr>
+        <w:spacing w:before="0" w:after="0" w:line="480" w:lineRule="auto"/>
+        <w:jc w:val="left"/>
+      </w:pPr>
+      <w:r>
+        <w:rPr>
+          <w:rFonts w:ascii="Times New Roman" w:hAnsi="Times New Roman"/>
+          <w:b w:val="0"/>
+          <w:i w:val="0"/>
+          <w:sz w:val="24"/>
+        </w:rPr>
+        <w:t>rodent host dynamics and virus-host coevolution (10), and environmental and</w:t>
+      </w:r>
+    </w:p>
+    <w:p>
+      <w:pPr>
+        <w:spacing w:before="0" w:after="0" w:line="480" w:lineRule="auto"/>
+        <w:jc w:val="left"/>
+      </w:pPr>
+      <w:r>
+        <w:rPr>
+          <w:rFonts w:ascii="Times New Roman" w:hAnsi="Times New Roman"/>
+          <w:b w:val="0"/>
+          <w:i w:val="0"/>
+          <w:sz w:val="24"/>
+        </w:rPr>
+        <w:t>ecological drivers of hantavirus emergence (11), the predictive limits of public</w:t>
+      </w:r>
+    </w:p>
+    <w:p>
+      <w:pPr>
+        <w:spacing w:before="0" w:after="0" w:line="480" w:lineRule="auto"/>
+        <w:jc w:val="left"/>
+      </w:pPr>
+      <w:r>
+        <w:rPr>
+          <w:rFonts w:ascii="Times New Roman" w:hAnsi="Times New Roman"/>
+          <w:b w:val="0"/>
+          <w:i w:val="0"/>
+          <w:sz w:val="24"/>
+        </w:rPr>
+        <w:t>country-year surveillance data have rarely been benchmarked with probabilistic</w:t>
+      </w:r>
+    </w:p>
+    <w:p>
+      <w:pPr>
+        <w:spacing w:before="0" w:after="0" w:line="480" w:lineRule="auto"/>
+        <w:jc w:val="left"/>
+      </w:pPr>
+      <w:r>
+        <w:rPr>
+          <w:rFonts w:ascii="Times New Roman" w:hAnsi="Times New Roman"/>
+          <w:b w:val="0"/>
+          <w:i w:val="0"/>
+          <w:sz w:val="24"/>
+        </w:rPr>
+        <w:t>metrics that jointly assess forecast sharpness and calibration. Most published</w:t>
+      </w:r>
+    </w:p>
+    <w:p>
+      <w:pPr>
+        <w:spacing w:before="0" w:after="0" w:line="480" w:lineRule="auto"/>
+        <w:jc w:val="left"/>
+      </w:pPr>
+      <w:r>
+        <w:rPr>
+          <w:rFonts w:ascii="Times New Roman" w:hAnsi="Times New Roman"/>
+          <w:b w:val="0"/>
+          <w:i w:val="0"/>
+          <w:sz w:val="24"/>
+        </w:rPr>
+        <w:t>hantavirus risk models either use within-country subnational data, focus on</w:t>
+      </w:r>
+    </w:p>
+    <w:p>
+      <w:pPr>
+        <w:spacing w:before="0" w:after="0" w:line="480" w:lineRule="auto"/>
+        <w:jc w:val="left"/>
+      </w:pPr>
+      <w:r>
+        <w:rPr>
+          <w:rFonts w:ascii="Times New Roman" w:hAnsi="Times New Roman"/>
+          <w:b w:val="0"/>
+          <w:i w:val="0"/>
+          <w:sz w:val="24"/>
+        </w:rPr>
+        <w:t>qualitative or ordinal risk categories, or do not evaluate probabilistic</w:t>
+      </w:r>
+    </w:p>
+    <w:p>
+      <w:pPr>
+        <w:spacing w:before="0" w:after="0" w:line="480" w:lineRule="auto"/>
+        <w:jc w:val="left"/>
+      </w:pPr>
+      <w:r>
+        <w:rPr>
+          <w:rFonts w:ascii="Times New Roman" w:hAnsi="Times New Roman"/>
+          <w:b w:val="0"/>
+          <w:i w:val="0"/>
+          <w:sz w:val="24"/>
+        </w:rPr>
+        <w:t>forecast uncertainty against held-out observations. Absence of a reproducible</w:t>
+      </w:r>
+    </w:p>
+    <w:p>
+      <w:pPr>
+        <w:spacing w:before="0" w:after="0" w:line="480" w:lineRule="auto"/>
+        <w:jc w:val="left"/>
+      </w:pPr>
+      <w:r>
+        <w:rPr>
+          <w:rFonts w:ascii="Times New Roman" w:hAnsi="Times New Roman"/>
+          <w:b w:val="0"/>
+          <w:i w:val="0"/>
+          <w:sz w:val="24"/>
+        </w:rPr>
+        <w:t>benchmark makes it difficult for public health practitioners to gauge whether a</w:t>
+      </w:r>
+    </w:p>
+    <w:p>
+      <w:pPr>
+        <w:spacing w:before="0" w:after="0" w:line="480" w:lineRule="auto"/>
+        <w:jc w:val="left"/>
+      </w:pPr>
+      <w:r>
+        <w:rPr>
+          <w:rFonts w:ascii="Times New Roman" w:hAnsi="Times New Roman"/>
+          <w:b w:val="0"/>
+          <w:i w:val="0"/>
+          <w:sz w:val="24"/>
+        </w:rPr>
+        <w:t>proposed covariate or model meaningfully improves upon surveillance history.</w:t>
+      </w:r>
+    </w:p>
+    <w:p>
+      <w:pPr>
+        <w:spacing w:before="0" w:after="0" w:line="480" w:lineRule="auto"/>
+        <w:jc w:val="left"/>
+      </w:pPr>
+      <w:r>
+        <w:rPr>
+          <w:rFonts w:ascii="Times New Roman" w:hAnsi="Times New Roman"/>
+          <w:b w:val="0"/>
+          <w:i w:val="0"/>
+          <w:sz w:val="24"/>
+        </w:rPr>
+        <w:t>This study does not estimate true infection burden or produce operational alerts;</w:t>
+      </w:r>
+    </w:p>
+    <w:p>
+      <w:pPr>
+        <w:spacing w:before="0" w:after="0" w:line="480" w:lineRule="auto"/>
+        <w:jc w:val="left"/>
+      </w:pPr>
+      <w:r>
+        <w:rPr>
+          <w:rFonts w:ascii="Times New Roman" w:hAnsi="Times New Roman"/>
+          <w:b w:val="0"/>
+          <w:i w:val="0"/>
+          <w:sz w:val="24"/>
+        </w:rPr>
+        <w:t>it evaluates what public annual country-level surveillance can support when</w:t>
+      </w:r>
+    </w:p>
+    <w:p>
+      <w:pPr>
+        <w:spacing w:before="0" w:after="0" w:line="480" w:lineRule="auto"/>
+        <w:jc w:val="left"/>
+      </w:pPr>
+      <w:r>
+        <w:rPr>
+          <w:rFonts w:ascii="Times New Roman" w:hAnsi="Times New Roman"/>
+          <w:b w:val="0"/>
+          <w:i w:val="0"/>
+          <w:sz w:val="24"/>
+        </w:rPr>
+        <w:t>assessed with transparent probabilistic metrics. The contributions are:</w:t>
+      </w:r>
+    </w:p>
+    <w:p>
+      <w:pPr>
+        <w:spacing w:before="0" w:after="0" w:line="480" w:lineRule="auto"/>
+        <w:jc w:val="left"/>
+      </w:pPr>
+      <w:r>
+        <w:rPr>
+          <w:rFonts w:ascii="Times New Roman" w:hAnsi="Times New Roman"/>
+          <w:b w:val="0"/>
+          <w:i w:val="0"/>
+          <w:sz w:val="24"/>
+        </w:rPr>
+        <w:t>(i) exact reconciliation of 2019–2023 ECDC annual hantavirus totals across 142</w:t>
+      </w:r>
+    </w:p>
+    <w:p>
+      <w:pPr>
+        <w:spacing w:before="0" w:after="0" w:line="480" w:lineRule="auto"/>
+        <w:jc w:val="left"/>
+      </w:pPr>
+      <w:r>
+        <w:rPr>
+          <w:rFonts w:ascii="Times New Roman" w:hAnsi="Times New Roman"/>
+          <w:b w:val="0"/>
+          <w:i w:val="0"/>
+          <w:sz w:val="24"/>
+        </w:rPr>
+        <w:t>EU/EEA country-years; (ii) linkage to public demographic, land-use, and climate</w:t>
+      </w:r>
+    </w:p>
+    <w:p>
+      <w:pPr>
+        <w:spacing w:before="0" w:after="0" w:line="480" w:lineRule="auto"/>
+        <w:jc w:val="left"/>
+      </w:pPr>
+      <w:r>
+        <w:rPr>
+          <w:rFonts w:ascii="Times New Roman" w:hAnsi="Times New Roman"/>
+          <w:b w:val="0"/>
+          <w:i w:val="0"/>
+          <w:sz w:val="24"/>
+        </w:rPr>
+        <w:t>covariates with documented provenance; (iii) retrospective one-year-ahead</w:t>
+      </w:r>
+    </w:p>
+    <w:p>
+      <w:pPr>
+        <w:spacing w:before="0" w:after="0" w:line="480" w:lineRule="auto"/>
+        <w:jc w:val="left"/>
+      </w:pPr>
+      <w:r>
+        <w:rPr>
+          <w:rFonts w:ascii="Times New Roman" w:hAnsi="Times New Roman"/>
+          <w:b w:val="0"/>
+          <w:i w:val="0"/>
+          <w:sz w:val="24"/>
+        </w:rPr>
+        <w:t>probabilistic evaluation using weighted interval score and calibration-sharpness</w:t>
+      </w:r>
+    </w:p>
+    <w:p>
+      <w:pPr>
+        <w:spacing w:before="0" w:after="0" w:line="480" w:lineRule="auto"/>
+        <w:jc w:val="left"/>
+      </w:pPr>
+      <w:r>
+        <w:rPr>
+          <w:rFonts w:ascii="Times New Roman" w:hAnsi="Times New Roman"/>
+          <w:b w:val="0"/>
+          <w:i w:val="0"/>
+          <w:sz w:val="24"/>
+        </w:rPr>
+        <w:t>metrics; and (iv) transparent reporting of a negative result: public covariates</w:t>
+      </w:r>
+    </w:p>
+    <w:p>
+      <w:pPr>
+        <w:spacing w:before="0" w:after="0" w:line="480" w:lineRule="auto"/>
+        <w:jc w:val="left"/>
+      </w:pPr>
+      <w:r>
+        <w:rPr>
+          <w:rFonts w:ascii="Times New Roman" w:hAnsi="Times New Roman"/>
+          <w:b w:val="0"/>
+          <w:i w:val="0"/>
+          <w:sz w:val="24"/>
+        </w:rPr>
+        <w:t>did not improve stable, calibrated performance over simple surveillance-history</w:t>
+      </w:r>
+    </w:p>
+    <w:p>
+      <w:pPr>
+        <w:spacing w:before="0" w:after="0" w:line="480" w:lineRule="auto"/>
+        <w:jc w:val="left"/>
+      </w:pPr>
+      <w:r>
+        <w:rPr>
+          <w:rFonts w:ascii="Times New Roman" w:hAnsi="Times New Roman"/>
+          <w:b w:val="0"/>
+          <w:i w:val="0"/>
+          <w:sz w:val="24"/>
+        </w:rPr>
+        <w:t>baselines. Transparent benchmarks are especially important when public attention</w:t>
+      </w:r>
+    </w:p>
+    <w:p>
+      <w:pPr>
+        <w:spacing w:before="0" w:after="0" w:line="480" w:lineRule="auto"/>
+        <w:jc w:val="left"/>
+      </w:pPr>
+      <w:r>
+        <w:rPr>
+          <w:rFonts w:ascii="Times New Roman" w:hAnsi="Times New Roman"/>
+          <w:b w:val="0"/>
+          <w:i w:val="0"/>
+          <w:sz w:val="24"/>
+        </w:rPr>
+        <w:t>to rare zoonoses can amplify perceived risk faster than annual surveillance data</w:t>
+      </w:r>
+    </w:p>
+    <w:p>
+      <w:pPr>
+        <w:spacing w:before="0" w:after="0" w:line="480" w:lineRule="auto"/>
+        <w:jc w:val="left"/>
+      </w:pPr>
+      <w:r>
+        <w:rPr>
+          <w:rFonts w:ascii="Times New Roman" w:hAnsi="Times New Roman"/>
+          <w:b w:val="0"/>
+          <w:i w:val="0"/>
+          <w:sz w:val="24"/>
+        </w:rPr>
+        <w:t>can resolve it.</w:t>
+      </w:r>
+    </w:p>
+    <w:p>
+      <w:pPr>
+        <w:spacing w:before="120" w:after="0" w:line="480" w:lineRule="auto"/>
         <w:jc w:val="left"/>
       </w:pPr>
       <w:r>
@@ -554,972 +1352,12 @@
           <w:i w:val="0"/>
           <w:sz w:val="24"/>
         </w:rPr>
-        <w:t>Introduction</w:t>
-      </w:r>
-    </w:p>
-    <w:p>
-      <w:pPr>
-        <w:spacing w:before="0" w:after="0" w:line="480" w:lineRule="exact"/>
-        <w:jc w:val="left"/>
-      </w:pPr>
-      <w:r>
-        <w:rPr>
-          <w:rFonts w:ascii="Times New Roman" w:hAnsi="Times New Roman"/>
-          <w:b w:val="0"/>
-          <w:i w:val="0"/>
-          <w:sz w:val="24"/>
-        </w:rPr>
-        <w:t>Hantaviruses are single-stranded RNA viruses transmitted to humans primarily</w:t>
-      </w:r>
-    </w:p>
-    <w:p>
-      <w:pPr>
-        <w:spacing w:before="0" w:after="0" w:line="480" w:lineRule="exact"/>
-        <w:jc w:val="left"/>
-      </w:pPr>
-      <w:r>
-        <w:rPr>
-          <w:rFonts w:ascii="Times New Roman" w:hAnsi="Times New Roman"/>
-          <w:b w:val="0"/>
-          <w:i w:val="0"/>
-          <w:sz w:val="24"/>
-        </w:rPr>
-        <w:t>through contact with infected rodent excreta, including urine, feces, and</w:t>
-      </w:r>
-    </w:p>
-    <w:p>
-      <w:pPr>
-        <w:spacing w:before="0" w:after="0" w:line="480" w:lineRule="exact"/>
-        <w:jc w:val="left"/>
-      </w:pPr>
-      <w:r>
-        <w:rPr>
-          <w:rFonts w:ascii="Times New Roman" w:hAnsi="Times New Roman"/>
-          <w:b w:val="0"/>
-          <w:i w:val="0"/>
-          <w:sz w:val="24"/>
-        </w:rPr>
-        <w:t>saliva (1). No hantavirus vaccine is licensed for human use globally, and</w:t>
-      </w:r>
-    </w:p>
-    <w:p>
-      <w:pPr>
-        <w:spacing w:before="0" w:after="0" w:line="480" w:lineRule="exact"/>
-        <w:jc w:val="left"/>
-      </w:pPr>
-      <w:r>
-        <w:rPr>
-          <w:rFonts w:ascii="Times New Roman" w:hAnsi="Times New Roman"/>
-          <w:b w:val="0"/>
-          <w:i w:val="0"/>
-          <w:sz w:val="24"/>
-        </w:rPr>
-        <w:t>treatment is primarily supportive. In Europe and Asia, the principal clinical</w:t>
-      </w:r>
-    </w:p>
-    <w:p>
-      <w:pPr>
-        <w:spacing w:before="0" w:after="0" w:line="480" w:lineRule="exact"/>
-        <w:jc w:val="left"/>
-      </w:pPr>
-      <w:r>
-        <w:rPr>
-          <w:rFonts w:ascii="Times New Roman" w:hAnsi="Times New Roman"/>
-          <w:b w:val="0"/>
-          <w:i w:val="0"/>
-          <w:sz w:val="24"/>
-        </w:rPr>
-        <w:t>syndrome caused by hantavirus infection is hemorrhagic fever with renal syndrome</w:t>
-      </w:r>
-    </w:p>
-    <w:p>
-      <w:pPr>
-        <w:spacing w:before="0" w:after="0" w:line="480" w:lineRule="exact"/>
-        <w:jc w:val="left"/>
-      </w:pPr>
-      <w:r>
-        <w:rPr>
-          <w:rFonts w:ascii="Times New Roman" w:hAnsi="Times New Roman"/>
-          <w:b w:val="0"/>
-          <w:i w:val="0"/>
-          <w:sz w:val="24"/>
-        </w:rPr>
-        <w:t>(HFRS). European HFRS is driven principally by Puumala virus, whose reservoir</w:t>
-      </w:r>
-    </w:p>
-    <w:p>
-      <w:pPr>
-        <w:spacing w:before="0" w:after="0" w:line="480" w:lineRule="exact"/>
-        <w:jc w:val="left"/>
-      </w:pPr>
-      <w:r>
-        <w:rPr>
-          <w:rFonts w:ascii="Times New Roman" w:hAnsi="Times New Roman"/>
-          <w:b w:val="0"/>
-          <w:i w:val="0"/>
-          <w:sz w:val="24"/>
-        </w:rPr>
-        <w:t>is the bank vole (*Myodes glareolus*), in northern and central Europe, and</w:t>
-      </w:r>
-    </w:p>
-    <w:p>
-      <w:pPr>
-        <w:spacing w:before="0" w:after="0" w:line="480" w:lineRule="exact"/>
-        <w:jc w:val="left"/>
-      </w:pPr>
-      <w:r>
-        <w:rPr>
-          <w:rFonts w:ascii="Times New Roman" w:hAnsi="Times New Roman"/>
-          <w:b w:val="0"/>
-          <w:i w:val="0"/>
-          <w:sz w:val="24"/>
-        </w:rPr>
-        <w:t>Dobrava-Belgrade virus in southeastern Europe (2). In the Americas, hantaviruses</w:t>
-      </w:r>
-    </w:p>
-    <w:p>
-      <w:pPr>
-        <w:spacing w:before="0" w:after="0" w:line="480" w:lineRule="exact"/>
-        <w:jc w:val="left"/>
-      </w:pPr>
-      <w:r>
-        <w:rPr>
-          <w:rFonts w:ascii="Times New Roman" w:hAnsi="Times New Roman"/>
-          <w:b w:val="0"/>
-          <w:i w:val="0"/>
-          <w:sz w:val="24"/>
-        </w:rPr>
-        <w:t>cause hantavirus pulmonary syndrome (HPS) and hantavirus cardiopulmonary syndrome</w:t>
-      </w:r>
-    </w:p>
-    <w:p>
-      <w:pPr>
-        <w:spacing w:before="0" w:after="0" w:line="480" w:lineRule="exact"/>
-        <w:jc w:val="left"/>
-      </w:pPr>
-      <w:r>
-        <w:rPr>
-          <w:rFonts w:ascii="Times New Roman" w:hAnsi="Times New Roman"/>
-          <w:b w:val="0"/>
-          <w:i w:val="0"/>
-          <w:sz w:val="24"/>
-        </w:rPr>
-        <w:t>(HCPS), with Sin Nombre virus (reservoir: deer mouse, *Peromyscus maniculatus*)</w:t>
-      </w:r>
-    </w:p>
-    <w:p>
-      <w:pPr>
-        <w:spacing w:before="0" w:after="0" w:line="480" w:lineRule="exact"/>
-        <w:jc w:val="left"/>
-      </w:pPr>
-      <w:r>
-        <w:rPr>
-          <w:rFonts w:ascii="Times New Roman" w:hAnsi="Times New Roman"/>
-          <w:b w:val="0"/>
-          <w:i w:val="0"/>
-          <w:sz w:val="24"/>
-        </w:rPr>
-        <w:t>and Andes virus as the primary agents (1). Andes virus is exceptional among</w:t>
-      </w:r>
-    </w:p>
-    <w:p>
-      <w:pPr>
-        <w:spacing w:before="0" w:after="0" w:line="480" w:lineRule="exact"/>
-        <w:jc w:val="left"/>
-      </w:pPr>
-      <w:r>
-        <w:rPr>
-          <w:rFonts w:ascii="Times New Roman" w:hAnsi="Times New Roman"/>
-          <w:b w:val="0"/>
-          <w:i w:val="0"/>
-          <w:sz w:val="24"/>
-        </w:rPr>
-        <w:t>hantaviruses: limited person-to-person transmission has been reported in</w:t>
-      </w:r>
-    </w:p>
-    <w:p>
-      <w:pPr>
-        <w:spacing w:before="0" w:after="0" w:line="480" w:lineRule="exact"/>
-        <w:jc w:val="left"/>
-      </w:pPr>
-      <w:r>
-        <w:rPr>
-          <w:rFonts w:ascii="Times New Roman" w:hAnsi="Times New Roman"/>
-          <w:b w:val="0"/>
-          <w:i w:val="0"/>
-          <w:sz w:val="24"/>
-        </w:rPr>
-        <w:t>Argentina and Chile, an epidemiologic feature not documented for European</w:t>
-      </w:r>
-    </w:p>
-    <w:p>
-      <w:pPr>
-        <w:spacing w:before="0" w:after="0" w:line="480" w:lineRule="exact"/>
-        <w:jc w:val="left"/>
-      </w:pPr>
-      <w:r>
-        <w:rPr>
-          <w:rFonts w:ascii="Times New Roman" w:hAnsi="Times New Roman"/>
-          <w:b w:val="0"/>
-          <w:i w:val="0"/>
-          <w:sz w:val="24"/>
-        </w:rPr>
-        <w:t>hantaviruses (3). Human-to-human transmission is not documented for Puumala,</w:t>
-      </w:r>
-    </w:p>
-    <w:p>
-      <w:pPr>
-        <w:spacing w:before="0" w:after="0" w:line="480" w:lineRule="exact"/>
-        <w:jc w:val="left"/>
-      </w:pPr>
-      <w:r>
-        <w:rPr>
-          <w:rFonts w:ascii="Times New Roman" w:hAnsi="Times New Roman"/>
-          <w:b w:val="0"/>
-          <w:i w:val="0"/>
-          <w:sz w:val="24"/>
-        </w:rPr>
-        <w:t>Dobrava-Belgrade, or other EU/EEA hantaviruses.</w:t>
-      </w:r>
-    </w:p>
-    <w:p>
-      <w:pPr>
-        <w:spacing w:before="0" w:after="0" w:line="480" w:lineRule="exact"/>
-        <w:jc w:val="left"/>
-      </w:pPr>
-      <w:r>
-        <w:rPr>
-          <w:rFonts w:ascii="Times New Roman" w:hAnsi="Times New Roman"/>
-          <w:b w:val="0"/>
-          <w:i w:val="0"/>
-          <w:sz w:val="24"/>
-        </w:rPr>
-        <w:t>Hantavirus infection is reportable in the EU/EEA under the EU case definition</w:t>
-      </w:r>
-    </w:p>
-    <w:p>
-      <w:pPr>
-        <w:spacing w:before="0" w:after="0" w:line="480" w:lineRule="exact"/>
-        <w:jc w:val="left"/>
-      </w:pPr>
-      <w:r>
-        <w:rPr>
-          <w:rFonts w:ascii="Times New Roman" w:hAnsi="Times New Roman"/>
-          <w:b w:val="0"/>
-          <w:i w:val="0"/>
-          <w:sz w:val="24"/>
-        </w:rPr>
-        <w:t>for hantavirus infection. In 2023, ECDC reported 1,885 confirmed and probable</w:t>
-      </w:r>
-    </w:p>
-    <w:p>
-      <w:pPr>
-        <w:spacing w:before="0" w:after="0" w:line="480" w:lineRule="exact"/>
-        <w:jc w:val="left"/>
-      </w:pPr>
-      <w:r>
-        <w:rPr>
-          <w:rFonts w:ascii="Times New Roman" w:hAnsi="Times New Roman"/>
-          <w:b w:val="0"/>
-          <w:i w:val="0"/>
-          <w:sz w:val="24"/>
-        </w:rPr>
-        <w:t>cases from 28 EU/EEA countries, a population-weighted incidence of approximately</w:t>
-      </w:r>
-    </w:p>
-    <w:p>
-      <w:pPr>
-        <w:spacing w:before="0" w:after="0" w:line="480" w:lineRule="exact"/>
-        <w:jc w:val="left"/>
-      </w:pPr>
-      <w:r>
-        <w:rPr>
-          <w:rFonts w:ascii="Times New Roman" w:hAnsi="Times New Roman"/>
-          <w:b w:val="0"/>
-          <w:i w:val="0"/>
-          <w:sz w:val="24"/>
-        </w:rPr>
-        <w:t>0.4 per 100,000 population; Finland and Germany accounted for most reported</w:t>
-      </w:r>
-    </w:p>
-    <w:p>
-      <w:pPr>
-        <w:spacing w:before="0" w:after="0" w:line="480" w:lineRule="exact"/>
-        <w:jc w:val="left"/>
-      </w:pPr>
-      <w:r>
-        <w:rPr>
-          <w:rFonts w:ascii="Times New Roman" w:hAnsi="Times New Roman"/>
-          <w:b w:val="0"/>
-          <w:i w:val="0"/>
-          <w:sz w:val="24"/>
-        </w:rPr>
-        <w:t>cases (4). Annual case counts in Europe are strongly cyclic, reflecting the</w:t>
-      </w:r>
-    </w:p>
-    <w:p>
-      <w:pPr>
-        <w:spacing w:before="0" w:after="0" w:line="480" w:lineRule="exact"/>
-        <w:jc w:val="left"/>
-      </w:pPr>
-      <w:r>
-        <w:rPr>
-          <w:rFonts w:ascii="Times New Roman" w:hAnsi="Times New Roman"/>
-          <w:b w:val="0"/>
-          <w:i w:val="0"/>
-          <w:sz w:val="24"/>
-        </w:rPr>
-        <w:t>multi-year population dynamics of rodent reservoir hosts and the influence of</w:t>
-      </w:r>
-    </w:p>
-    <w:p>
-      <w:pPr>
-        <w:spacing w:before="0" w:after="0" w:line="480" w:lineRule="exact"/>
-        <w:jc w:val="left"/>
-      </w:pPr>
-      <w:r>
-        <w:rPr>
-          <w:rFonts w:ascii="Times New Roman" w:hAnsi="Times New Roman"/>
-          <w:b w:val="0"/>
-          <w:i w:val="0"/>
-          <w:sz w:val="24"/>
-        </w:rPr>
-        <w:t>mast seeding events that drive bank vole population peaks (5). This cyclicity</w:t>
-      </w:r>
-    </w:p>
-    <w:p>
-      <w:pPr>
-        <w:spacing w:before="0" w:after="0" w:line="480" w:lineRule="exact"/>
-        <w:jc w:val="left"/>
-      </w:pPr>
-      <w:r>
-        <w:rPr>
-          <w:rFonts w:ascii="Times New Roman" w:hAnsi="Times New Roman"/>
-          <w:b w:val="0"/>
-          <w:i w:val="0"/>
-          <w:sz w:val="24"/>
-        </w:rPr>
-        <w:t>makes hantavirus incidence partially predictable in qualitative terms — outbreak</w:t>
-      </w:r>
-    </w:p>
-    <w:p>
-      <w:pPr>
-        <w:spacing w:before="0" w:after="0" w:line="480" w:lineRule="exact"/>
-        <w:jc w:val="left"/>
-      </w:pPr>
-      <w:r>
-        <w:rPr>
-          <w:rFonts w:ascii="Times New Roman" w:hAnsi="Times New Roman"/>
-          <w:b w:val="0"/>
-          <w:i w:val="0"/>
-          <w:sz w:val="24"/>
-        </w:rPr>
-        <w:t>years tend to follow mast-seeding years — but quantitative country-level</w:t>
-      </w:r>
-    </w:p>
-    <w:p>
-      <w:pPr>
-        <w:spacing w:before="0" w:after="0" w:line="480" w:lineRule="exact"/>
-        <w:jc w:val="left"/>
-      </w:pPr>
-      <w:r>
-        <w:rPr>
-          <w:rFonts w:ascii="Times New Roman" w:hAnsi="Times New Roman"/>
-          <w:b w:val="0"/>
-          <w:i w:val="0"/>
-          <w:sz w:val="24"/>
-        </w:rPr>
-        <w:t>prediction from publicly available data remains uncertain.</w:t>
-      </w:r>
-    </w:p>
-    <w:p>
-      <w:pPr>
-        <w:spacing w:before="0" w:after="0" w:line="480" w:lineRule="exact"/>
-        <w:jc w:val="left"/>
-      </w:pPr>
-      <w:r>
-        <w:rPr>
-          <w:rFonts w:ascii="Times New Roman" w:hAnsi="Times New Roman"/>
-          <w:b w:val="0"/>
-          <w:i w:val="0"/>
-          <w:sz w:val="24"/>
-        </w:rPr>
-        <w:t>Public attention to hantavirus can exceed what sparse annual surveillance data</w:t>
-      </w:r>
-    </w:p>
-    <w:p>
-      <w:pPr>
-        <w:spacing w:before="0" w:after="0" w:line="480" w:lineRule="exact"/>
-        <w:jc w:val="left"/>
-      </w:pPr>
-      <w:r>
-        <w:rPr>
-          <w:rFonts w:ascii="Times New Roman" w:hAnsi="Times New Roman"/>
-          <w:b w:val="0"/>
-          <w:i w:val="0"/>
-          <w:sz w:val="24"/>
-        </w:rPr>
-        <w:t>can resolve. In May 2026, WHO reported a cluster of Andes virus infection</w:t>
-      </w:r>
-    </w:p>
-    <w:p>
-      <w:pPr>
-        <w:spacing w:before="0" w:after="0" w:line="480" w:lineRule="exact"/>
-        <w:jc w:val="left"/>
-      </w:pPr>
-      <w:r>
-        <w:rPr>
-          <w:rFonts w:ascii="Times New Roman" w:hAnsi="Times New Roman"/>
-          <w:b w:val="0"/>
-          <w:i w:val="0"/>
-          <w:sz w:val="24"/>
-        </w:rPr>
-        <w:t>associated with cruise ship travel, generating widespread public inquiry about</w:t>
-      </w:r>
-    </w:p>
-    <w:p>
-      <w:pPr>
-        <w:spacing w:before="0" w:after="0" w:line="480" w:lineRule="exact"/>
-        <w:jc w:val="left"/>
-      </w:pPr>
-      <w:r>
-        <w:rPr>
-          <w:rFonts w:ascii="Times New Roman" w:hAnsi="Times New Roman"/>
-          <w:b w:val="0"/>
-          <w:i w:val="0"/>
-          <w:sz w:val="24"/>
-        </w:rPr>
-        <w:t>hantavirus transmission in Europe; ECDC and WHO emphasized that Andes virus</w:t>
-      </w:r>
-    </w:p>
-    <w:p>
-      <w:pPr>
-        <w:spacing w:before="0" w:after="0" w:line="480" w:lineRule="exact"/>
-        <w:jc w:val="left"/>
-      </w:pPr>
-      <w:r>
-        <w:rPr>
-          <w:rFonts w:ascii="Times New Roman" w:hAnsi="Times New Roman"/>
-          <w:b w:val="0"/>
-          <w:i w:val="0"/>
-          <w:sz w:val="24"/>
-        </w:rPr>
-        <w:t>reservoir species (*Oligoryzomys longicaudatus* and related sigmodontine rodents)</w:t>
-      </w:r>
-    </w:p>
-    <w:p>
-      <w:pPr>
-        <w:spacing w:before="0" w:after="0" w:line="480" w:lineRule="exact"/>
-        <w:jc w:val="left"/>
-      </w:pPr>
-      <w:r>
-        <w:rPr>
-          <w:rFonts w:ascii="Times New Roman" w:hAnsi="Times New Roman"/>
-          <w:b w:val="0"/>
-          <w:i w:val="0"/>
-          <w:sz w:val="24"/>
-        </w:rPr>
-        <w:t>are not present in Europe and that sustained EU/EEA transmission of Andes virus</w:t>
-      </w:r>
-    </w:p>
-    <w:p>
-      <w:pPr>
-        <w:spacing w:before="0" w:after="0" w:line="480" w:lineRule="exact"/>
-        <w:jc w:val="left"/>
-      </w:pPr>
-      <w:r>
-        <w:rPr>
-          <w:rFonts w:ascii="Times New Roman" w:hAnsi="Times New Roman"/>
-          <w:b w:val="0"/>
-          <w:i w:val="0"/>
-          <w:sz w:val="24"/>
-        </w:rPr>
-        <w:t>is biologically implausible (3,6). Events of this type — rare zoonotic clusters</w:t>
-      </w:r>
-    </w:p>
-    <w:p>
-      <w:pPr>
-        <w:spacing w:before="0" w:after="0" w:line="480" w:lineRule="exact"/>
-        <w:jc w:val="left"/>
-      </w:pPr>
-      <w:r>
-        <w:rPr>
-          <w:rFonts w:ascii="Times New Roman" w:hAnsi="Times New Roman"/>
-          <w:b w:val="0"/>
-          <w:i w:val="0"/>
-          <w:sz w:val="24"/>
-        </w:rPr>
-        <w:t>amplified by international travel news — illustrate the risk of overconfident</w:t>
-      </w:r>
-    </w:p>
-    <w:p>
-      <w:pPr>
-        <w:spacing w:before="0" w:after="0" w:line="480" w:lineRule="exact"/>
-        <w:jc w:val="left"/>
-      </w:pPr>
-      <w:r>
-        <w:rPr>
-          <w:rFonts w:ascii="Times New Roman" w:hAnsi="Times New Roman"/>
-          <w:b w:val="0"/>
-          <w:i w:val="0"/>
-          <w:sz w:val="24"/>
-        </w:rPr>
-        <w:t>interpretation of limited surveillance data. The social amplification of risk</w:t>
-      </w:r>
-    </w:p>
-    <w:p>
-      <w:pPr>
-        <w:spacing w:before="0" w:after="0" w:line="480" w:lineRule="exact"/>
-        <w:jc w:val="left"/>
-      </w:pPr>
-      <w:r>
-        <w:rPr>
-          <w:rFonts w:ascii="Times New Roman" w:hAnsi="Times New Roman"/>
-          <w:b w:val="0"/>
-          <w:i w:val="0"/>
-          <w:sz w:val="24"/>
-        </w:rPr>
-        <w:t>framework describes how information about rare events can generate perceived</w:t>
-      </w:r>
-    </w:p>
-    <w:p>
-      <w:pPr>
-        <w:spacing w:before="0" w:after="0" w:line="480" w:lineRule="exact"/>
-        <w:jc w:val="left"/>
-      </w:pPr>
-      <w:r>
-        <w:rPr>
-          <w:rFonts w:ascii="Times New Roman" w:hAnsi="Times New Roman"/>
-          <w:b w:val="0"/>
-          <w:i w:val="0"/>
-          <w:sz w:val="24"/>
-        </w:rPr>
-        <w:t>risk disproportionate to epidemiologic probability, and how transparent,</w:t>
-      </w:r>
-    </w:p>
-    <w:p>
-      <w:pPr>
-        <w:spacing w:before="0" w:after="0" w:line="480" w:lineRule="exact"/>
-        <w:jc w:val="left"/>
-      </w:pPr>
-      <w:r>
-        <w:rPr>
-          <w:rFonts w:ascii="Times New Roman" w:hAnsi="Times New Roman"/>
-          <w:b w:val="0"/>
-          <w:i w:val="0"/>
-          <w:sz w:val="24"/>
-        </w:rPr>
-        <w:t>calibrated communication can moderate this amplification (7). Probabilistic</w:t>
-      </w:r>
-    </w:p>
-    <w:p>
-      <w:pPr>
-        <w:spacing w:before="0" w:after="0" w:line="480" w:lineRule="exact"/>
-        <w:jc w:val="left"/>
-      </w:pPr>
-      <w:r>
-        <w:rPr>
-          <w:rFonts w:ascii="Times New Roman" w:hAnsi="Times New Roman"/>
-          <w:b w:val="0"/>
-          <w:i w:val="0"/>
-          <w:sz w:val="24"/>
-        </w:rPr>
-        <w:t>benchmarks that explicitly quantify what sparse public annual data can and cannot</w:t>
-      </w:r>
-    </w:p>
-    <w:p>
-      <w:pPr>
-        <w:spacing w:before="0" w:after="0" w:line="480" w:lineRule="exact"/>
-        <w:jc w:val="left"/>
-      </w:pPr>
-      <w:r>
-        <w:rPr>
-          <w:rFonts w:ascii="Times New Roman" w:hAnsi="Times New Roman"/>
-          <w:b w:val="0"/>
-          <w:i w:val="0"/>
-          <w:sz w:val="24"/>
-        </w:rPr>
-        <w:t>support are therefore a practical tool not only for surveillance researchers but</w:t>
-      </w:r>
-    </w:p>
-    <w:p>
-      <w:pPr>
-        <w:spacing w:before="0" w:after="0" w:line="480" w:lineRule="exact"/>
-        <w:jc w:val="left"/>
-      </w:pPr>
-      <w:r>
-        <w:rPr>
-          <w:rFonts w:ascii="Times New Roman" w:hAnsi="Times New Roman"/>
-          <w:b w:val="0"/>
-          <w:i w:val="0"/>
-          <w:sz w:val="24"/>
-        </w:rPr>
-        <w:t>also for public health communicators who must convey uncertainty during periods</w:t>
-      </w:r>
-    </w:p>
-    <w:p>
-      <w:pPr>
-        <w:spacing w:before="0" w:after="0" w:line="480" w:lineRule="exact"/>
-        <w:jc w:val="left"/>
-      </w:pPr>
-      <w:r>
-        <w:rPr>
-          <w:rFonts w:ascii="Times New Roman" w:hAnsi="Times New Roman"/>
-          <w:b w:val="0"/>
-          <w:i w:val="0"/>
-          <w:sz w:val="24"/>
-        </w:rPr>
-        <w:t>of heightened attention to rare disease events.</w:t>
-      </w:r>
-    </w:p>
-    <w:p>
-      <w:pPr>
-        <w:spacing w:before="0" w:after="0" w:line="480" w:lineRule="exact"/>
-        <w:jc w:val="left"/>
-      </w:pPr>
-      <w:r>
-        <w:rPr>
-          <w:rFonts w:ascii="Times New Roman" w:hAnsi="Times New Roman"/>
-          <w:b w:val="0"/>
-          <w:i w:val="0"/>
-          <w:sz w:val="24"/>
-        </w:rPr>
-        <w:t>Despite a substantial literature on European hantavirus spatial risk mapping (8),</w:t>
-      </w:r>
-    </w:p>
-    <w:p>
-      <w:pPr>
-        <w:spacing w:before="0" w:after="0" w:line="480" w:lineRule="exact"/>
-        <w:jc w:val="left"/>
-      </w:pPr>
-      <w:r>
-        <w:rPr>
-          <w:rFonts w:ascii="Times New Roman" w:hAnsi="Times New Roman"/>
-          <w:b w:val="0"/>
-          <w:i w:val="0"/>
-          <w:sz w:val="24"/>
-        </w:rPr>
-        <w:t>rodent host dynamics and virus–host coevolution (9), and environmental and</w:t>
-      </w:r>
-    </w:p>
-    <w:p>
-      <w:pPr>
-        <w:spacing w:before="0" w:after="0" w:line="480" w:lineRule="exact"/>
-        <w:jc w:val="left"/>
-      </w:pPr>
-      <w:r>
-        <w:rPr>
-          <w:rFonts w:ascii="Times New Roman" w:hAnsi="Times New Roman"/>
-          <w:b w:val="0"/>
-          <w:i w:val="0"/>
-          <w:sz w:val="24"/>
-        </w:rPr>
-        <w:t>ecological drivers of hantavirus emergence (10), the predictive limits of public</w:t>
-      </w:r>
-    </w:p>
-    <w:p>
-      <w:pPr>
-        <w:spacing w:before="0" w:after="0" w:line="480" w:lineRule="exact"/>
-        <w:jc w:val="left"/>
-      </w:pPr>
-      <w:r>
-        <w:rPr>
-          <w:rFonts w:ascii="Times New Roman" w:hAnsi="Times New Roman"/>
-          <w:b w:val="0"/>
-          <w:i w:val="0"/>
-          <w:sz w:val="24"/>
-        </w:rPr>
-        <w:t>country-year surveillance data have rarely been benchmarked with probabilistic</w:t>
-      </w:r>
-    </w:p>
-    <w:p>
-      <w:pPr>
-        <w:spacing w:before="0" w:after="0" w:line="480" w:lineRule="exact"/>
-        <w:jc w:val="left"/>
-      </w:pPr>
-      <w:r>
-        <w:rPr>
-          <w:rFonts w:ascii="Times New Roman" w:hAnsi="Times New Roman"/>
-          <w:b w:val="0"/>
-          <w:i w:val="0"/>
-          <w:sz w:val="24"/>
-        </w:rPr>
-        <w:t>metrics that jointly assess forecast sharpness and calibration. Most published</w:t>
-      </w:r>
-    </w:p>
-    <w:p>
-      <w:pPr>
-        <w:spacing w:before="0" w:after="0" w:line="480" w:lineRule="exact"/>
-        <w:jc w:val="left"/>
-      </w:pPr>
-      <w:r>
-        <w:rPr>
-          <w:rFonts w:ascii="Times New Roman" w:hAnsi="Times New Roman"/>
-          <w:b w:val="0"/>
-          <w:i w:val="0"/>
-          <w:sz w:val="24"/>
-        </w:rPr>
-        <w:t>hantavirus risk models either use within-country subnational data, focus on</w:t>
-      </w:r>
-    </w:p>
-    <w:p>
-      <w:pPr>
-        <w:spacing w:before="0" w:after="0" w:line="480" w:lineRule="exact"/>
-        <w:jc w:val="left"/>
-      </w:pPr>
-      <w:r>
-        <w:rPr>
-          <w:rFonts w:ascii="Times New Roman" w:hAnsi="Times New Roman"/>
-          <w:b w:val="0"/>
-          <w:i w:val="0"/>
-          <w:sz w:val="24"/>
-        </w:rPr>
-        <w:t>qualitative or ordinal risk categories, or do not evaluate probabilistic</w:t>
-      </w:r>
-    </w:p>
-    <w:p>
-      <w:pPr>
-        <w:spacing w:before="0" w:after="0" w:line="480" w:lineRule="exact"/>
-        <w:jc w:val="left"/>
-      </w:pPr>
-      <w:r>
-        <w:rPr>
-          <w:rFonts w:ascii="Times New Roman" w:hAnsi="Times New Roman"/>
-          <w:b w:val="0"/>
-          <w:i w:val="0"/>
-          <w:sz w:val="24"/>
-        </w:rPr>
-        <w:t>forecast uncertainty against held-out observations. Absence of a reproducible</w:t>
-      </w:r>
-    </w:p>
-    <w:p>
-      <w:pPr>
-        <w:spacing w:before="0" w:after="0" w:line="480" w:lineRule="exact"/>
-        <w:jc w:val="left"/>
-      </w:pPr>
-      <w:r>
-        <w:rPr>
-          <w:rFonts w:ascii="Times New Roman" w:hAnsi="Times New Roman"/>
-          <w:b w:val="0"/>
-          <w:i w:val="0"/>
-          <w:sz w:val="24"/>
-        </w:rPr>
-        <w:t>benchmark makes it difficult for public health practitioners to gauge whether a</w:t>
-      </w:r>
-    </w:p>
-    <w:p>
-      <w:pPr>
-        <w:spacing w:before="0" w:after="0" w:line="480" w:lineRule="exact"/>
-        <w:jc w:val="left"/>
-      </w:pPr>
-      <w:r>
-        <w:rPr>
-          <w:rFonts w:ascii="Times New Roman" w:hAnsi="Times New Roman"/>
-          <w:b w:val="0"/>
-          <w:i w:val="0"/>
-          <w:sz w:val="24"/>
-        </w:rPr>
-        <w:t>proposed covariate or model meaningfully improves upon surveillance history.</w:t>
-      </w:r>
-    </w:p>
-    <w:p>
-      <w:pPr>
-        <w:spacing w:before="0" w:after="0" w:line="480" w:lineRule="exact"/>
-        <w:jc w:val="left"/>
-      </w:pPr>
-      <w:r>
-        <w:rPr>
-          <w:rFonts w:ascii="Times New Roman" w:hAnsi="Times New Roman"/>
-          <w:b w:val="0"/>
-          <w:i w:val="0"/>
-          <w:sz w:val="24"/>
-        </w:rPr>
-        <w:t>This study does not estimate true infection burden or produce operational alerts;</w:t>
-      </w:r>
-    </w:p>
-    <w:p>
-      <w:pPr>
-        <w:spacing w:before="0" w:after="0" w:line="480" w:lineRule="exact"/>
-        <w:jc w:val="left"/>
-      </w:pPr>
-      <w:r>
-        <w:rPr>
-          <w:rFonts w:ascii="Times New Roman" w:hAnsi="Times New Roman"/>
-          <w:b w:val="0"/>
-          <w:i w:val="0"/>
-          <w:sz w:val="24"/>
-        </w:rPr>
-        <w:t>it evaluates what public annual country-level surveillance can support when</w:t>
-      </w:r>
-    </w:p>
-    <w:p>
-      <w:pPr>
-        <w:spacing w:before="0" w:after="0" w:line="480" w:lineRule="exact"/>
-        <w:jc w:val="left"/>
-      </w:pPr>
-      <w:r>
-        <w:rPr>
-          <w:rFonts w:ascii="Times New Roman" w:hAnsi="Times New Roman"/>
-          <w:b w:val="0"/>
-          <w:i w:val="0"/>
-          <w:sz w:val="24"/>
-        </w:rPr>
-        <w:t>assessed with transparent probabilistic metrics. The contributions are:</w:t>
-      </w:r>
-    </w:p>
-    <w:p>
-      <w:pPr>
-        <w:spacing w:before="0" w:after="0" w:line="480" w:lineRule="exact"/>
-        <w:jc w:val="left"/>
-      </w:pPr>
-      <w:r>
-        <w:rPr>
-          <w:rFonts w:ascii="Times New Roman" w:hAnsi="Times New Roman"/>
-          <w:b w:val="0"/>
-          <w:i w:val="0"/>
-          <w:sz w:val="24"/>
-        </w:rPr>
-        <w:t>(i) exact reconciliation of 2019–2023 ECDC annual hantavirus totals across 142</w:t>
-      </w:r>
-    </w:p>
-    <w:p>
-      <w:pPr>
-        <w:spacing w:before="0" w:after="0" w:line="480" w:lineRule="exact"/>
-        <w:jc w:val="left"/>
-      </w:pPr>
-      <w:r>
-        <w:rPr>
-          <w:rFonts w:ascii="Times New Roman" w:hAnsi="Times New Roman"/>
-          <w:b w:val="0"/>
-          <w:i w:val="0"/>
-          <w:sz w:val="24"/>
-        </w:rPr>
-        <w:t>EU/EEA country-years; (ii) linkage to public demographic, land-use, and climate</w:t>
-      </w:r>
-    </w:p>
-    <w:p>
-      <w:pPr>
-        <w:spacing w:before="0" w:after="0" w:line="480" w:lineRule="exact"/>
-        <w:jc w:val="left"/>
-      </w:pPr>
-      <w:r>
-        <w:rPr>
-          <w:rFonts w:ascii="Times New Roman" w:hAnsi="Times New Roman"/>
-          <w:b w:val="0"/>
-          <w:i w:val="0"/>
-          <w:sz w:val="24"/>
-        </w:rPr>
-        <w:t>covariates with documented provenance; (iii) retrospective one-year-ahead</w:t>
-      </w:r>
-    </w:p>
-    <w:p>
-      <w:pPr>
-        <w:spacing w:before="0" w:after="0" w:line="480" w:lineRule="exact"/>
-        <w:jc w:val="left"/>
-      </w:pPr>
-      <w:r>
-        <w:rPr>
-          <w:rFonts w:ascii="Times New Roman" w:hAnsi="Times New Roman"/>
-          <w:b w:val="0"/>
-          <w:i w:val="0"/>
-          <w:sz w:val="24"/>
-        </w:rPr>
-        <w:t>probabilistic evaluation using weighted interval score and calibration-sharpness</w:t>
-      </w:r>
-    </w:p>
-    <w:p>
-      <w:pPr>
-        <w:spacing w:before="0" w:after="0" w:line="480" w:lineRule="exact"/>
-        <w:jc w:val="left"/>
-      </w:pPr>
-      <w:r>
-        <w:rPr>
-          <w:rFonts w:ascii="Times New Roman" w:hAnsi="Times New Roman"/>
-          <w:b w:val="0"/>
-          <w:i w:val="0"/>
-          <w:sz w:val="24"/>
-        </w:rPr>
-        <w:t>metrics; and (iv) transparent reporting of a negative result: public covariates</w:t>
-      </w:r>
-    </w:p>
-    <w:p>
-      <w:pPr>
-        <w:spacing w:before="0" w:after="0" w:line="480" w:lineRule="exact"/>
-        <w:jc w:val="left"/>
-      </w:pPr>
-      <w:r>
-        <w:rPr>
-          <w:rFonts w:ascii="Times New Roman" w:hAnsi="Times New Roman"/>
-          <w:b w:val="0"/>
-          <w:i w:val="0"/>
-          <w:sz w:val="24"/>
-        </w:rPr>
-        <w:t>did not improve stable, calibrated performance over simple surveillance-history</w:t>
-      </w:r>
-    </w:p>
-    <w:p>
-      <w:pPr>
-        <w:spacing w:before="0" w:after="0" w:line="480" w:lineRule="exact"/>
-        <w:jc w:val="left"/>
-      </w:pPr>
-      <w:r>
-        <w:rPr>
-          <w:rFonts w:ascii="Times New Roman" w:hAnsi="Times New Roman"/>
-          <w:b w:val="0"/>
-          <w:i w:val="0"/>
-          <w:sz w:val="24"/>
-        </w:rPr>
-        <w:t>baselines. Transparent benchmarks are especially important when public attention</w:t>
-      </w:r>
-    </w:p>
-    <w:p>
-      <w:pPr>
-        <w:spacing w:before="0" w:after="0" w:line="480" w:lineRule="exact"/>
-        <w:jc w:val="left"/>
-      </w:pPr>
-      <w:r>
-        <w:rPr>
-          <w:rFonts w:ascii="Times New Roman" w:hAnsi="Times New Roman"/>
-          <w:b w:val="0"/>
-          <w:i w:val="0"/>
-          <w:sz w:val="24"/>
-        </w:rPr>
-        <w:t>to rare zoonoses can amplify perceived risk faster than annual surveillance data</w:t>
-      </w:r>
-    </w:p>
-    <w:p>
-      <w:pPr>
-        <w:spacing w:before="0" w:after="0" w:line="480" w:lineRule="exact"/>
-        <w:jc w:val="left"/>
-      </w:pPr>
-      <w:r>
-        <w:rPr>
-          <w:rFonts w:ascii="Times New Roman" w:hAnsi="Times New Roman"/>
-          <w:b w:val="0"/>
-          <w:i w:val="0"/>
-          <w:sz w:val="24"/>
-        </w:rPr>
-        <w:t>can resolve it.</w:t>
-      </w:r>
-    </w:p>
-    <w:p>
-      <w:pPr>
-        <w:spacing w:before="120" w:after="0" w:line="480" w:lineRule="exact"/>
-        <w:jc w:val="left"/>
-      </w:pPr>
-      <w:r>
-        <w:rPr>
-          <w:rFonts w:ascii="Times New Roman" w:hAnsi="Times New Roman"/>
-          <w:b/>
-          <w:i w:val="0"/>
-          <w:sz w:val="24"/>
-        </w:rPr>
         <w:t>Methods</w:t>
       </w:r>
     </w:p>
     <w:p>
       <w:pPr>
-        <w:spacing w:before="120" w:after="0" w:line="480" w:lineRule="exact"/>
+        <w:spacing w:before="120" w:after="0" w:line="480" w:lineRule="auto"/>
         <w:jc w:val="left"/>
       </w:pPr>
       <w:r>
@@ -1534,7 +1372,7 @@
     </w:p>
     <w:p>
       <w:pPr>
-        <w:spacing w:before="0" w:after="0" w:line="480" w:lineRule="exact"/>
+        <w:spacing w:before="0" w:after="0" w:line="480" w:lineRule="auto"/>
         <w:jc w:val="left"/>
       </w:pPr>
       <w:r>
@@ -1549,7 +1387,7 @@
     </w:p>
     <w:p>
       <w:pPr>
-        <w:spacing w:before="0" w:after="0" w:line="480" w:lineRule="exact"/>
+        <w:spacing w:before="0" w:after="0" w:line="480" w:lineRule="auto"/>
         <w:jc w:val="left"/>
       </w:pPr>
       <w:r>
@@ -1564,7 +1402,7 @@
     </w:p>
     <w:p>
       <w:pPr>
-        <w:spacing w:before="0" w:after="0" w:line="480" w:lineRule="exact"/>
+        <w:spacing w:before="0" w:after="0" w:line="480" w:lineRule="auto"/>
         <w:jc w:val="left"/>
       </w:pPr>
       <w:r>
@@ -1579,7 +1417,7 @@
     </w:p>
     <w:p>
       <w:pPr>
-        <w:spacing w:before="0" w:after="0" w:line="480" w:lineRule="exact"/>
+        <w:spacing w:before="0" w:after="0" w:line="480" w:lineRule="auto"/>
         <w:jc w:val="left"/>
       </w:pPr>
       <w:r>
@@ -1594,7 +1432,7 @@
     </w:p>
     <w:p>
       <w:pPr>
-        <w:spacing w:before="0" w:after="0" w:line="480" w:lineRule="exact"/>
+        <w:spacing w:before="0" w:after="0" w:line="480" w:lineRule="auto"/>
         <w:jc w:val="left"/>
       </w:pPr>
       <w:r>
@@ -1609,7 +1447,7 @@
     </w:p>
     <w:p>
       <w:pPr>
-        <w:spacing w:before="0" w:after="0" w:line="480" w:lineRule="exact"/>
+        <w:spacing w:before="0" w:after="0" w:line="480" w:lineRule="auto"/>
         <w:jc w:val="left"/>
       </w:pPr>
       <w:r>
@@ -1624,7 +1462,7 @@
     </w:p>
     <w:p>
       <w:pPr>
-        <w:spacing w:before="0" w:after="0" w:line="480" w:lineRule="exact"/>
+        <w:spacing w:before="0" w:after="0" w:line="480" w:lineRule="auto"/>
         <w:jc w:val="left"/>
       </w:pPr>
       <w:r>
@@ -1639,7 +1477,7 @@
     </w:p>
     <w:p>
       <w:pPr>
-        <w:spacing w:before="0" w:after="0" w:line="480" w:lineRule="exact"/>
+        <w:spacing w:before="0" w:after="0" w:line="480" w:lineRule="auto"/>
         <w:jc w:val="left"/>
       </w:pPr>
       <w:r>
@@ -1654,7 +1492,7 @@
     </w:p>
     <w:p>
       <w:pPr>
-        <w:spacing w:before="0" w:after="0" w:line="480" w:lineRule="exact"/>
+        <w:spacing w:before="0" w:after="0" w:line="480" w:lineRule="auto"/>
         <w:jc w:val="left"/>
       </w:pPr>
       <w:r>
@@ -1669,7 +1507,7 @@
     </w:p>
     <w:p>
       <w:pPr>
-        <w:spacing w:before="0" w:after="0" w:line="480" w:lineRule="exact"/>
+        <w:spacing w:before="0" w:after="0" w:line="480" w:lineRule="auto"/>
         <w:jc w:val="left"/>
       </w:pPr>
       <w:r>
@@ -1684,7 +1522,7 @@
     </w:p>
     <w:p>
       <w:pPr>
-        <w:spacing w:before="0" w:after="0" w:line="480" w:lineRule="exact"/>
+        <w:spacing w:before="0" w:after="0" w:line="480" w:lineRule="auto"/>
         <w:jc w:val="left"/>
       </w:pPr>
       <w:r>
@@ -1699,7 +1537,7 @@
     </w:p>
     <w:p>
       <w:pPr>
-        <w:spacing w:before="0" w:after="0" w:line="480" w:lineRule="exact"/>
+        <w:spacing w:before="0" w:after="0" w:line="480" w:lineRule="auto"/>
         <w:jc w:val="left"/>
       </w:pPr>
       <w:r>
@@ -1714,7 +1552,7 @@
     </w:p>
     <w:p>
       <w:pPr>
-        <w:spacing w:before="0" w:after="0" w:line="480" w:lineRule="exact"/>
+        <w:spacing w:before="0" w:after="0" w:line="480" w:lineRule="auto"/>
         <w:jc w:val="left"/>
       </w:pPr>
       <w:r>
@@ -1729,7 +1567,7 @@
     </w:p>
     <w:p>
       <w:pPr>
-        <w:spacing w:before="0" w:after="0" w:line="480" w:lineRule="exact"/>
+        <w:spacing w:before="0" w:after="0" w:line="480" w:lineRule="auto"/>
         <w:jc w:val="left"/>
       </w:pPr>
       <w:r>
@@ -1744,7 +1582,7 @@
     </w:p>
     <w:p>
       <w:pPr>
-        <w:spacing w:before="0" w:after="0" w:line="480" w:lineRule="exact"/>
+        <w:spacing w:before="0" w:after="0" w:line="480" w:lineRule="auto"/>
         <w:jc w:val="left"/>
       </w:pPr>
       <w:r>
@@ -1759,7 +1597,7 @@
     </w:p>
     <w:p>
       <w:pPr>
-        <w:spacing w:before="0" w:after="0" w:line="480" w:lineRule="exact"/>
+        <w:spacing w:before="0" w:after="0" w:line="480" w:lineRule="auto"/>
         <w:jc w:val="left"/>
       </w:pPr>
       <w:r>
@@ -1774,7 +1612,7 @@
     </w:p>
     <w:p>
       <w:pPr>
-        <w:spacing w:before="0" w:after="0" w:line="480" w:lineRule="exact"/>
+        <w:spacing w:before="0" w:after="0" w:line="480" w:lineRule="auto"/>
         <w:jc w:val="left"/>
       </w:pPr>
       <w:r>
@@ -1789,67 +1627,52 @@
     </w:p>
     <w:p>
       <w:pPr>
-        <w:spacing w:before="0" w:after="0" w:line="480" w:lineRule="exact"/>
-        <w:jc w:val="left"/>
-      </w:pPr>
-      <w:r>
-        <w:rPr>
-          <w:rFonts w:ascii="Times New Roman" w:hAnsi="Times New Roman"/>
-          <w:b w:val="0"/>
-          <w:i w:val="0"/>
-          <w:sz w:val="24"/>
-        </w:rPr>
-        <w:t>reported incidence per 100,000 population was computed as:</w:t>
-      </w:r>
-    </w:p>
-    <w:p>
-      <w:pPr>
-        <w:spacing w:before="0" w:after="0" w:line="480" w:lineRule="exact"/>
-        <w:jc w:val="left"/>
-      </w:pPr>
-      <w:r>
-        <w:rPr>
-          <w:rFonts w:ascii="Times New Roman" w:hAnsi="Times New Roman"/>
-          <w:b w:val="0"/>
-          <w:i w:val="0"/>
-          <w:sz w:val="24"/>
-        </w:rPr>
-        <w:t xml:space="preserve">  incidence_it = cases_it / population_it × 100,000</w:t>
-      </w:r>
-    </w:p>
-    <w:p>
-      <w:pPr>
-        <w:spacing w:before="0" w:after="0" w:line="480" w:lineRule="exact"/>
-        <w:jc w:val="left"/>
-      </w:pPr>
-      <w:r>
-        <w:rPr>
-          <w:rFonts w:ascii="Times New Roman" w:hAnsi="Times New Roman"/>
-          <w:b w:val="0"/>
-          <w:i w:val="0"/>
-          <w:sz w:val="24"/>
-        </w:rPr>
-        <w:t>where i denotes country and t denotes year. Population denominators were taken</w:t>
-      </w:r>
-    </w:p>
-    <w:p>
-      <w:pPr>
-        <w:spacing w:before="0" w:after="0" w:line="480" w:lineRule="exact"/>
-        <w:jc w:val="left"/>
-      </w:pPr>
-      <w:r>
-        <w:rPr>
-          <w:rFonts w:ascii="Times New Roman" w:hAnsi="Times New Roman"/>
-          <w:b w:val="0"/>
-          <w:i w:val="0"/>
-          <w:sz w:val="24"/>
-        </w:rPr>
-        <w:t>from World Bank Open Data for the matching country-year.</w:t>
-      </w:r>
-    </w:p>
-    <w:p>
-      <w:pPr>
-        <w:spacing w:before="120" w:after="0" w:line="480" w:lineRule="exact"/>
+        <w:spacing w:before="0" w:after="0" w:line="480" w:lineRule="auto"/>
+        <w:jc w:val="left"/>
+      </w:pPr>
+      <w:r>
+        <w:rPr>
+          <w:rFonts w:ascii="Times New Roman" w:hAnsi="Times New Roman"/>
+          <w:b w:val="0"/>
+          <w:i w:val="0"/>
+          <w:sz w:val="24"/>
+        </w:rPr>
+        <w:t>reported incidence per 100,000 population was computed from reported cases and</w:t>
+      </w:r>
+    </w:p>
+    <w:p>
+      <w:pPr>
+        <w:spacing w:before="0" w:after="0" w:line="480" w:lineRule="auto"/>
+        <w:jc w:val="left"/>
+      </w:pPr>
+      <w:r>
+        <w:rPr>
+          <w:rFonts w:ascii="Times New Roman" w:hAnsi="Times New Roman"/>
+          <w:b w:val="0"/>
+          <w:i w:val="0"/>
+          <w:sz w:val="24"/>
+        </w:rPr>
+        <w:t>World Bank population denominators. Exact formulas for incidence, forecast</w:t>
+      </w:r>
+    </w:p>
+    <w:p>
+      <w:pPr>
+        <w:spacing w:before="0" w:after="0" w:line="480" w:lineRule="auto"/>
+        <w:jc w:val="left"/>
+      </w:pPr>
+      <w:r>
+        <w:rPr>
+          <w:rFonts w:ascii="Times New Roman" w:hAnsi="Times New Roman"/>
+          <w:b w:val="0"/>
+          <w:i w:val="0"/>
+          <w:sz w:val="24"/>
+        </w:rPr>
+        <w:t>distributions, and evaluation metrics are provided in the Appendix.</w:t>
+      </w:r>
+    </w:p>
+    <w:p>
+      <w:pPr>
+        <w:spacing w:before="120" w:after="0" w:line="480" w:lineRule="auto"/>
         <w:jc w:val="left"/>
       </w:pPr>
       <w:r>
@@ -1864,7 +1687,7 @@
     </w:p>
     <w:p>
       <w:pPr>
-        <w:spacing w:before="0" w:after="0" w:line="480" w:lineRule="exact"/>
+        <w:spacing w:before="0" w:after="0" w:line="480" w:lineRule="auto"/>
         <w:jc w:val="left"/>
       </w:pPr>
       <w:r>
@@ -1879,7 +1702,7 @@
     </w:p>
     <w:p>
       <w:pPr>
-        <w:spacing w:before="0" w:after="0" w:line="480" w:lineRule="exact"/>
+        <w:spacing w:before="0" w:after="0" w:line="480" w:lineRule="auto"/>
         <w:jc w:val="left"/>
       </w:pPr>
       <w:r>
@@ -1894,22 +1717,31 @@
     </w:p>
     <w:p>
       <w:pPr>
-        <w:spacing w:before="0" w:after="0" w:line="480" w:lineRule="exact"/>
-        <w:jc w:val="left"/>
-      </w:pPr>
-      <w:r>
-        <w:rPr>
-          <w:rFonts w:ascii="Times New Roman" w:hAnsi="Times New Roman"/>
-          <w:b w:val="0"/>
-          <w:i w:val="0"/>
-          <w:sz w:val="24"/>
-        </w:rPr>
-        <w:t>*World Bank Open Data* provided country-year total population, rural population</w:t>
-      </w:r>
-    </w:p>
-    <w:p>
-      <w:pPr>
-        <w:spacing w:before="0" w:after="0" w:line="480" w:lineRule="exact"/>
+        <w:spacing w:before="0" w:after="0" w:line="480" w:lineRule="auto"/>
+        <w:jc w:val="left"/>
+      </w:pPr>
+      <w:r>
+        <w:rPr>
+          <w:rFonts w:ascii="Times New Roman" w:hAnsi="Times New Roman"/>
+          <w:b w:val="0"/>
+          <w:i/>
+          <w:sz w:val="24"/>
+        </w:rPr>
+        <w:t>World Bank Open Data</w:t>
+      </w:r>
+      <w:r>
+        <w:rPr>
+          <w:rFonts w:ascii="Times New Roman" w:hAnsi="Times New Roman"/>
+          <w:b w:val="0"/>
+          <w:i w:val="0"/>
+          <w:sz w:val="24"/>
+        </w:rPr>
+        <w:t xml:space="preserve"> provided country-year total population, rural population</w:t>
+      </w:r>
+    </w:p>
+    <w:p>
+      <w:pPr>
+        <w:spacing w:before="0" w:after="0" w:line="480" w:lineRule="auto"/>
         <w:jc w:val="left"/>
       </w:pPr>
       <w:r>
@@ -1924,37 +1756,46 @@
     </w:p>
     <w:p>
       <w:pPr>
-        <w:spacing w:before="0" w:after="0" w:line="480" w:lineRule="exact"/>
-        <w:jc w:val="left"/>
-      </w:pPr>
-      <w:r>
-        <w:rPr>
-          <w:rFonts w:ascii="Times New Roman" w:hAnsi="Times New Roman"/>
-          <w:b w:val="0"/>
-          <w:i w:val="0"/>
-          <w:sz w:val="24"/>
-        </w:rPr>
-        <w:t>international dollars). Data were available for all 142 rows.</w:t>
-      </w:r>
-    </w:p>
-    <w:p>
-      <w:pPr>
-        <w:spacing w:before="0" w:after="0" w:line="480" w:lineRule="exact"/>
-        <w:jc w:val="left"/>
-      </w:pPr>
-      <w:r>
-        <w:rPr>
-          <w:rFonts w:ascii="Times New Roman" w:hAnsi="Times New Roman"/>
-          <w:b w:val="0"/>
-          <w:i w:val="0"/>
-          <w:sz w:val="24"/>
-        </w:rPr>
-        <w:t>*FAOSTAT* provided country-year land-use shares including forest area fraction,</w:t>
-      </w:r>
-    </w:p>
-    <w:p>
-      <w:pPr>
-        <w:spacing w:before="0" w:after="0" w:line="480" w:lineRule="exact"/>
+        <w:spacing w:before="0" w:after="0" w:line="480" w:lineRule="auto"/>
+        <w:jc w:val="left"/>
+      </w:pPr>
+      <w:r>
+        <w:rPr>
+          <w:rFonts w:ascii="Times New Roman" w:hAnsi="Times New Roman"/>
+          <w:b w:val="0"/>
+          <w:i w:val="0"/>
+          <w:sz w:val="24"/>
+        </w:rPr>
+        <w:t>international dollars) (12). Data were available for all 142 rows.</w:t>
+      </w:r>
+    </w:p>
+    <w:p>
+      <w:pPr>
+        <w:spacing w:before="0" w:after="0" w:line="480" w:lineRule="auto"/>
+        <w:jc w:val="left"/>
+      </w:pPr>
+      <w:r>
+        <w:rPr>
+          <w:rFonts w:ascii="Times New Roman" w:hAnsi="Times New Roman"/>
+          <w:b w:val="0"/>
+          <w:i/>
+          <w:sz w:val="24"/>
+        </w:rPr>
+        <w:t>FAOSTAT</w:t>
+      </w:r>
+      <w:r>
+        <w:rPr>
+          <w:rFonts w:ascii="Times New Roman" w:hAnsi="Times New Roman"/>
+          <w:b w:val="0"/>
+          <w:i w:val="0"/>
+          <w:sz w:val="24"/>
+        </w:rPr>
+        <w:t xml:space="preserve"> provided country-year land-use shares including forest area fraction,</w:t>
+      </w:r>
+    </w:p>
+    <w:p>
+      <w:pPr>
+        <w:spacing w:before="0" w:after="0" w:line="480" w:lineRule="auto"/>
         <w:jc w:val="left"/>
       </w:pPr>
       <w:r>
@@ -1969,37 +1810,46 @@
     </w:p>
     <w:p>
       <w:pPr>
-        <w:spacing w:before="0" w:after="0" w:line="480" w:lineRule="exact"/>
-        <w:jc w:val="left"/>
-      </w:pPr>
-      <w:r>
-        <w:rPr>
-          <w:rFonts w:ascii="Times New Roman" w:hAnsi="Times New Roman"/>
-          <w:b w:val="0"/>
-          <w:i w:val="0"/>
-          <w:sz w:val="24"/>
-        </w:rPr>
-        <w:t>matched country-year records. Data were available for all 142 rows.</w:t>
-      </w:r>
-    </w:p>
-    <w:p>
-      <w:pPr>
-        <w:spacing w:before="0" w:after="0" w:line="480" w:lineRule="exact"/>
-        <w:jc w:val="left"/>
-      </w:pPr>
-      <w:r>
-        <w:rPr>
-          <w:rFonts w:ascii="Times New Roman" w:hAnsi="Times New Roman"/>
-          <w:b w:val="0"/>
-          <w:i w:val="0"/>
-          <w:sz w:val="24"/>
-        </w:rPr>
-        <w:t>*TerraClimate* provided country-year summaries of mean temperature, total</w:t>
-      </w:r>
-    </w:p>
-    <w:p>
-      <w:pPr>
-        <w:spacing w:before="0" w:after="0" w:line="480" w:lineRule="exact"/>
+        <w:spacing w:before="0" w:after="0" w:line="480" w:lineRule="auto"/>
+        <w:jc w:val="left"/>
+      </w:pPr>
+      <w:r>
+        <w:rPr>
+          <w:rFonts w:ascii="Times New Roman" w:hAnsi="Times New Roman"/>
+          <w:b w:val="0"/>
+          <w:i w:val="0"/>
+          <w:sz w:val="24"/>
+        </w:rPr>
+        <w:t>matched country-year records (13). Data were available for all 142 rows.</w:t>
+      </w:r>
+    </w:p>
+    <w:p>
+      <w:pPr>
+        <w:spacing w:before="0" w:after="0" w:line="480" w:lineRule="auto"/>
+        <w:jc w:val="left"/>
+      </w:pPr>
+      <w:r>
+        <w:rPr>
+          <w:rFonts w:ascii="Times New Roman" w:hAnsi="Times New Roman"/>
+          <w:b w:val="0"/>
+          <w:i/>
+          <w:sz w:val="24"/>
+        </w:rPr>
+        <w:t>TerraClimate</w:t>
+      </w:r>
+      <w:r>
+        <w:rPr>
+          <w:rFonts w:ascii="Times New Roman" w:hAnsi="Times New Roman"/>
+          <w:b w:val="0"/>
+          <w:i w:val="0"/>
+          <w:sz w:val="24"/>
+        </w:rPr>
+        <w:t xml:space="preserve"> provided country-year summaries of mean temperature, total</w:t>
+      </w:r>
+    </w:p>
+    <w:p>
+      <w:pPr>
+        <w:spacing w:before="0" w:after="0" w:line="480" w:lineRule="auto"/>
         <w:jc w:val="left"/>
       </w:pPr>
       <w:r>
@@ -2014,7 +1864,7 @@
     </w:p>
     <w:p>
       <w:pPr>
-        <w:spacing w:before="0" w:after="0" w:line="480" w:lineRule="exact"/>
+        <w:spacing w:before="0" w:after="0" w:line="480" w:lineRule="auto"/>
         <w:jc w:val="left"/>
       </w:pPr>
       <w:r>
@@ -2029,22 +1879,22 @@
     </w:p>
     <w:p>
       <w:pPr>
-        <w:spacing w:before="0" w:after="0" w:line="480" w:lineRule="exact"/>
-        <w:jc w:val="left"/>
-      </w:pPr>
-      <w:r>
-        <w:rPr>
-          <w:rFonts w:ascii="Times New Roman" w:hAnsi="Times New Roman"/>
-          <w:b w:val="0"/>
-          <w:i w:val="0"/>
-          <w:sz w:val="24"/>
-        </w:rPr>
-        <w:t>Natural Earth polygons and spatial averaging (11). Lag-1 versions (prior</w:t>
-      </w:r>
-    </w:p>
-    <w:p>
-      <w:pPr>
-        <w:spacing w:before="0" w:after="0" w:line="480" w:lineRule="exact"/>
+        <w:spacing w:before="0" w:after="0" w:line="480" w:lineRule="auto"/>
+        <w:jc w:val="left"/>
+      </w:pPr>
+      <w:r>
+        <w:rPr>
+          <w:rFonts w:ascii="Times New Roman" w:hAnsi="Times New Roman"/>
+          <w:b w:val="0"/>
+          <w:i w:val="0"/>
+          <w:sz w:val="24"/>
+        </w:rPr>
+        <w:t>Natural Earth polygons and spatial averaging (14). Lag-1 versions (prior</w:t>
+      </w:r>
+    </w:p>
+    <w:p>
+      <w:pPr>
+        <w:spacing w:before="0" w:after="0" w:line="480" w:lineRule="auto"/>
         <w:jc w:val="left"/>
       </w:pPr>
       <w:r>
@@ -2059,7 +1909,7 @@
     </w:p>
     <w:p>
       <w:pPr>
-        <w:spacing w:before="0" w:after="0" w:line="480" w:lineRule="exact"/>
+        <w:spacing w:before="0" w:after="0" w:line="480" w:lineRule="auto"/>
         <w:jc w:val="left"/>
       </w:pPr>
       <w:r>
@@ -2074,7 +1924,7 @@
     </w:p>
     <w:p>
       <w:pPr>
-        <w:spacing w:before="0" w:after="0" w:line="480" w:lineRule="exact"/>
+        <w:spacing w:before="0" w:after="0" w:line="480" w:lineRule="auto"/>
         <w:jc w:val="left"/>
       </w:pPr>
       <w:r>
@@ -2089,7 +1939,7 @@
     </w:p>
     <w:p>
       <w:pPr>
-        <w:spacing w:before="0" w:after="0" w:line="480" w:lineRule="exact"/>
+        <w:spacing w:before="0" w:after="0" w:line="480" w:lineRule="auto"/>
         <w:jc w:val="left"/>
       </w:pPr>
       <w:r>
@@ -2104,52 +1954,70 @@
     </w:p>
     <w:p>
       <w:pPr>
-        <w:spacing w:before="0" w:after="0" w:line="480" w:lineRule="exact"/>
-        <w:jc w:val="left"/>
-      </w:pPr>
-      <w:r>
-        <w:rPr>
-          <w:rFonts w:ascii="Times New Roman" w:hAnsi="Times New Roman"/>
-          <w:b w:val="0"/>
-          <w:i w:val="0"/>
-          <w:sz w:val="24"/>
-        </w:rPr>
-        <w:t>*Natural Earth* provided 1:50m resolution Admin-0 country boundary shapefiles</w:t>
-      </w:r>
-    </w:p>
-    <w:p>
-      <w:pPr>
-        <w:spacing w:before="0" w:after="0" w:line="480" w:lineRule="exact"/>
-        <w:jc w:val="left"/>
-      </w:pPr>
-      <w:r>
-        <w:rPr>
-          <w:rFonts w:ascii="Times New Roman" w:hAnsi="Times New Roman"/>
-          <w:b w:val="0"/>
-          <w:i w:val="0"/>
-          <w:sz w:val="24"/>
-        </w:rPr>
-        <w:t>used for spatial aggregation and mapping (12).</w:t>
-      </w:r>
-    </w:p>
-    <w:p>
-      <w:pPr>
-        <w:spacing w:before="0" w:after="0" w:line="480" w:lineRule="exact"/>
-        <w:jc w:val="left"/>
-      </w:pPr>
-      <w:r>
-        <w:rPr>
-          <w:rFonts w:ascii="Times New Roman" w:hAnsi="Times New Roman"/>
-          <w:b w:val="0"/>
-          <w:i w:val="0"/>
-          <w:sz w:val="24"/>
-        </w:rPr>
-        <w:t>*MODIS MOD13C2 Collection 6.1* NDVI and EVI were targeted as vegetation</w:t>
-      </w:r>
-    </w:p>
-    <w:p>
-      <w:pPr>
-        <w:spacing w:before="0" w:after="0" w:line="480" w:lineRule="exact"/>
+        <w:spacing w:before="0" w:after="0" w:line="480" w:lineRule="auto"/>
+        <w:jc w:val="left"/>
+      </w:pPr>
+      <w:r>
+        <w:rPr>
+          <w:rFonts w:ascii="Times New Roman" w:hAnsi="Times New Roman"/>
+          <w:b w:val="0"/>
+          <w:i/>
+          <w:sz w:val="24"/>
+        </w:rPr>
+        <w:t>Natural Earth</w:t>
+      </w:r>
+      <w:r>
+        <w:rPr>
+          <w:rFonts w:ascii="Times New Roman" w:hAnsi="Times New Roman"/>
+          <w:b w:val="0"/>
+          <w:i w:val="0"/>
+          <w:sz w:val="24"/>
+        </w:rPr>
+        <w:t xml:space="preserve"> provided 1:50m resolution Admin-0 country boundary shapefiles</w:t>
+      </w:r>
+    </w:p>
+    <w:p>
+      <w:pPr>
+        <w:spacing w:before="0" w:after="0" w:line="480" w:lineRule="auto"/>
+        <w:jc w:val="left"/>
+      </w:pPr>
+      <w:r>
+        <w:rPr>
+          <w:rFonts w:ascii="Times New Roman" w:hAnsi="Times New Roman"/>
+          <w:b w:val="0"/>
+          <w:i w:val="0"/>
+          <w:sz w:val="24"/>
+        </w:rPr>
+        <w:t>used for spatial aggregation and mapping (15).</w:t>
+      </w:r>
+    </w:p>
+    <w:p>
+      <w:pPr>
+        <w:spacing w:before="0" w:after="0" w:line="480" w:lineRule="auto"/>
+        <w:jc w:val="left"/>
+      </w:pPr>
+      <w:r>
+        <w:rPr>
+          <w:rFonts w:ascii="Times New Roman" w:hAnsi="Times New Roman"/>
+          <w:b w:val="0"/>
+          <w:i/>
+          <w:sz w:val="24"/>
+        </w:rPr>
+        <w:t>MODIS MOD13C2 Collection 6.1</w:t>
+      </w:r>
+      <w:r>
+        <w:rPr>
+          <w:rFonts w:ascii="Times New Roman" w:hAnsi="Times New Roman"/>
+          <w:b w:val="0"/>
+          <w:i w:val="0"/>
+          <w:sz w:val="24"/>
+        </w:rPr>
+        <w:t xml:space="preserve"> NDVI and EVI were targeted as vegetation</w:t>
+      </w:r>
+    </w:p>
+    <w:p>
+      <w:pPr>
+        <w:spacing w:before="0" w:after="0" w:line="480" w:lineRule="auto"/>
         <w:jc w:val="left"/>
       </w:pPr>
       <w:r>
@@ -2164,7 +2032,7 @@
     </w:p>
     <w:p>
       <w:pPr>
-        <w:spacing w:before="0" w:after="0" w:line="480" w:lineRule="exact"/>
+        <w:spacing w:before="0" w:after="0" w:line="480" w:lineRule="auto"/>
         <w:jc w:val="left"/>
       </w:pPr>
       <w:r>
@@ -2179,7 +2047,7 @@
     </w:p>
     <w:p>
       <w:pPr>
-        <w:spacing w:before="0" w:after="0" w:line="480" w:lineRule="exact"/>
+        <w:spacing w:before="0" w:after="0" w:line="480" w:lineRule="auto"/>
         <w:jc w:val="left"/>
       </w:pPr>
       <w:r>
@@ -2194,7 +2062,7 @@
     </w:p>
     <w:p>
       <w:pPr>
-        <w:spacing w:before="0" w:after="0" w:line="480" w:lineRule="exact"/>
+        <w:spacing w:before="0" w:after="0" w:line="480" w:lineRule="auto"/>
         <w:jc w:val="left"/>
       </w:pPr>
       <w:r>
@@ -2209,7 +2077,7 @@
     </w:p>
     <w:p>
       <w:pPr>
-        <w:spacing w:before="120" w:after="0" w:line="480" w:lineRule="exact"/>
+        <w:spacing w:before="120" w:after="0" w:line="480" w:lineRule="auto"/>
         <w:jc w:val="left"/>
       </w:pPr>
       <w:r>
@@ -2224,7 +2092,7 @@
     </w:p>
     <w:p>
       <w:pPr>
-        <w:spacing w:before="0" w:after="0" w:line="480" w:lineRule="exact"/>
+        <w:spacing w:before="0" w:after="0" w:line="480" w:lineRule="auto"/>
         <w:jc w:val="left"/>
       </w:pPr>
       <w:r>
@@ -2239,7 +2107,7 @@
     </w:p>
     <w:p>
       <w:pPr>
-        <w:spacing w:before="0" w:after="0" w:line="480" w:lineRule="exact"/>
+        <w:spacing w:before="0" w:after="0" w:line="480" w:lineRule="auto"/>
         <w:jc w:val="left"/>
       </w:pPr>
       <w:r>
@@ -2254,7 +2122,7 @@
     </w:p>
     <w:p>
       <w:pPr>
-        <w:spacing w:before="0" w:after="0" w:line="480" w:lineRule="exact"/>
+        <w:spacing w:before="0" w:after="0" w:line="480" w:lineRule="auto"/>
         <w:jc w:val="left"/>
       </w:pPr>
       <w:r>
@@ -2269,7 +2137,7 @@
     </w:p>
     <w:p>
       <w:pPr>
-        <w:spacing w:before="0" w:after="0" w:line="480" w:lineRule="exact"/>
+        <w:spacing w:before="0" w:after="0" w:line="480" w:lineRule="auto"/>
         <w:jc w:val="left"/>
       </w:pPr>
       <w:r>
@@ -2284,7 +2152,7 @@
     </w:p>
     <w:p>
       <w:pPr>
-        <w:spacing w:before="0" w:after="0" w:line="480" w:lineRule="exact"/>
+        <w:spacing w:before="0" w:after="0" w:line="480" w:lineRule="auto"/>
         <w:jc w:val="left"/>
       </w:pPr>
       <w:r>
@@ -2299,7 +2167,7 @@
     </w:p>
     <w:p>
       <w:pPr>
-        <w:spacing w:before="0" w:after="0" w:line="480" w:lineRule="exact"/>
+        <w:spacing w:before="0" w:after="0" w:line="480" w:lineRule="auto"/>
         <w:jc w:val="left"/>
       </w:pPr>
       <w:r>
@@ -2314,7 +2182,7 @@
     </w:p>
     <w:p>
       <w:pPr>
-        <w:spacing w:before="0" w:after="0" w:line="480" w:lineRule="exact"/>
+        <w:spacing w:before="0" w:after="0" w:line="480" w:lineRule="auto"/>
         <w:jc w:val="left"/>
       </w:pPr>
       <w:r>
@@ -2329,7 +2197,7 @@
     </w:p>
     <w:p>
       <w:pPr>
-        <w:spacing w:before="0" w:after="0" w:line="480" w:lineRule="exact"/>
+        <w:spacing w:before="0" w:after="0" w:line="480" w:lineRule="auto"/>
         <w:jc w:val="left"/>
       </w:pPr>
       <w:r>
@@ -2344,7 +2212,7 @@
     </w:p>
     <w:p>
       <w:pPr>
-        <w:spacing w:before="0" w:after="0" w:line="480" w:lineRule="exact"/>
+        <w:spacing w:before="0" w:after="0" w:line="480" w:lineRule="auto"/>
         <w:jc w:val="left"/>
       </w:pPr>
       <w:r>
@@ -2359,7 +2227,7 @@
     </w:p>
     <w:p>
       <w:pPr>
-        <w:spacing w:before="0" w:after="0" w:line="480" w:lineRule="exact"/>
+        <w:spacing w:before="0" w:after="0" w:line="480" w:lineRule="auto"/>
         <w:jc w:val="left"/>
       </w:pPr>
       <w:r>
@@ -2374,7 +2242,7 @@
     </w:p>
     <w:p>
       <w:pPr>
-        <w:spacing w:before="0" w:after="0" w:line="480" w:lineRule="exact"/>
+        <w:spacing w:before="0" w:after="0" w:line="480" w:lineRule="auto"/>
         <w:jc w:val="left"/>
       </w:pPr>
       <w:r>
@@ -2389,7 +2257,7 @@
     </w:p>
     <w:p>
       <w:pPr>
-        <w:spacing w:before="0" w:after="0" w:line="480" w:lineRule="exact"/>
+        <w:spacing w:before="0" w:after="0" w:line="480" w:lineRule="auto"/>
         <w:jc w:val="left"/>
       </w:pPr>
       <w:r>
@@ -2404,7 +2272,7 @@
     </w:p>
     <w:p>
       <w:pPr>
-        <w:spacing w:before="0" w:after="0" w:line="480" w:lineRule="exact"/>
+        <w:spacing w:before="0" w:after="0" w:line="480" w:lineRule="auto"/>
         <w:jc w:val="left"/>
       </w:pPr>
       <w:r>
@@ -2419,7 +2287,7 @@
     </w:p>
     <w:p>
       <w:pPr>
-        <w:spacing w:before="0" w:after="0" w:line="480" w:lineRule="exact"/>
+        <w:spacing w:before="0" w:after="0" w:line="480" w:lineRule="auto"/>
         <w:jc w:val="left"/>
       </w:pPr>
       <w:r>
@@ -2434,7 +2302,7 @@
     </w:p>
     <w:p>
       <w:pPr>
-        <w:spacing w:before="120" w:after="0" w:line="480" w:lineRule="exact"/>
+        <w:spacing w:before="120" w:after="0" w:line="480" w:lineRule="auto"/>
         <w:jc w:val="left"/>
       </w:pPr>
       <w:r>
@@ -2449,7 +2317,7 @@
     </w:p>
     <w:p>
       <w:pPr>
-        <w:spacing w:before="0" w:after="0" w:line="480" w:lineRule="exact"/>
+        <w:spacing w:before="0" w:after="0" w:line="480" w:lineRule="auto"/>
         <w:jc w:val="left"/>
       </w:pPr>
       <w:r>
@@ -2464,22 +2332,31 @@
     </w:p>
     <w:p>
       <w:pPr>
-        <w:spacing w:before="0" w:after="0" w:line="480" w:lineRule="exact"/>
-        <w:jc w:val="left"/>
-      </w:pPr>
-      <w:r>
-        <w:rPr>
-          <w:rFonts w:ascii="Times New Roman" w:hAnsi="Times New Roman"/>
-          <w:b w:val="0"/>
-          <w:i w:val="0"/>
-          <w:sz w:val="24"/>
-        </w:rPr>
-        <w:t>*Simple surveillance-history baselines.* The last-observed country-rate baseline</w:t>
-      </w:r>
-    </w:p>
-    <w:p>
-      <w:pPr>
-        <w:spacing w:before="0" w:after="0" w:line="480" w:lineRule="exact"/>
+        <w:spacing w:before="0" w:after="0" w:line="480" w:lineRule="auto"/>
+        <w:jc w:val="left"/>
+      </w:pPr>
+      <w:r>
+        <w:rPr>
+          <w:rFonts w:ascii="Times New Roman" w:hAnsi="Times New Roman"/>
+          <w:b w:val="0"/>
+          <w:i/>
+          <w:sz w:val="24"/>
+        </w:rPr>
+        <w:t>Simple surveillance-history baselines.</w:t>
+      </w:r>
+      <w:r>
+        <w:rPr>
+          <w:rFonts w:ascii="Times New Roman" w:hAnsi="Times New Roman"/>
+          <w:b w:val="0"/>
+          <w:i w:val="0"/>
+          <w:sz w:val="24"/>
+        </w:rPr>
+        <w:t xml:space="preserve"> The last-observed country-rate baseline</w:t>
+      </w:r>
+    </w:p>
+    <w:p>
+      <w:pPr>
+        <w:spacing w:before="0" w:after="0" w:line="480" w:lineRule="auto"/>
         <w:jc w:val="left"/>
       </w:pPr>
       <w:r>
@@ -2494,7 +2371,7 @@
     </w:p>
     <w:p>
       <w:pPr>
-        <w:spacing w:before="0" w:after="0" w:line="480" w:lineRule="exact"/>
+        <w:spacing w:before="0" w:after="0" w:line="480" w:lineRule="auto"/>
         <w:jc w:val="left"/>
       </w:pPr>
       <w:r>
@@ -2509,7 +2386,7 @@
     </w:p>
     <w:p>
       <w:pPr>
-        <w:spacing w:before="0" w:after="0" w:line="480" w:lineRule="exact"/>
+        <w:spacing w:before="0" w:after="0" w:line="480" w:lineRule="auto"/>
         <w:jc w:val="left"/>
       </w:pPr>
       <w:r>
@@ -2524,7 +2401,7 @@
     </w:p>
     <w:p>
       <w:pPr>
-        <w:spacing w:before="0" w:after="0" w:line="480" w:lineRule="exact"/>
+        <w:spacing w:before="0" w:after="0" w:line="480" w:lineRule="auto"/>
         <w:jc w:val="left"/>
       </w:pPr>
       <w:r>
@@ -2539,7 +2416,7 @@
     </w:p>
     <w:p>
       <w:pPr>
-        <w:spacing w:before="0" w:after="0" w:line="480" w:lineRule="exact"/>
+        <w:spacing w:before="0" w:after="0" w:line="480" w:lineRule="auto"/>
         <w:jc w:val="left"/>
       </w:pPr>
       <w:r>
@@ -2554,7 +2431,7 @@
     </w:p>
     <w:p>
       <w:pPr>
-        <w:spacing w:before="0" w:after="0" w:line="480" w:lineRule="exact"/>
+        <w:spacing w:before="0" w:after="0" w:line="480" w:lineRule="auto"/>
         <w:jc w:val="left"/>
       </w:pPr>
       <w:r>
@@ -2569,22 +2446,31 @@
     </w:p>
     <w:p>
       <w:pPr>
-        <w:spacing w:before="0" w:after="0" w:line="480" w:lineRule="exact"/>
-        <w:jc w:val="left"/>
-      </w:pPr>
-      <w:r>
-        <w:rPr>
-          <w:rFonts w:ascii="Times New Roman" w:hAnsi="Times New Roman"/>
-          <w:b w:val="0"/>
-          <w:i w:val="0"/>
-          <w:sz w:val="24"/>
-        </w:rPr>
-        <w:t>*Negative-binomial baselines.* The empirical negative-binomial baseline fitted a</w:t>
-      </w:r>
-    </w:p>
-    <w:p>
-      <w:pPr>
-        <w:spacing w:before="0" w:after="0" w:line="480" w:lineRule="exact"/>
+        <w:spacing w:before="0" w:after="0" w:line="480" w:lineRule="auto"/>
+        <w:jc w:val="left"/>
+      </w:pPr>
+      <w:r>
+        <w:rPr>
+          <w:rFonts w:ascii="Times New Roman" w:hAnsi="Times New Roman"/>
+          <w:b w:val="0"/>
+          <w:i/>
+          <w:sz w:val="24"/>
+        </w:rPr>
+        <w:t>Negative-binomial baselines.</w:t>
+      </w:r>
+      <w:r>
+        <w:rPr>
+          <w:rFonts w:ascii="Times New Roman" w:hAnsi="Times New Roman"/>
+          <w:b w:val="0"/>
+          <w:i w:val="0"/>
+          <w:sz w:val="24"/>
+        </w:rPr>
+        <w:t xml:space="preserve"> The empirical negative-binomial baseline fitted a</w:t>
+      </w:r>
+    </w:p>
+    <w:p>
+      <w:pPr>
+        <w:spacing w:before="0" w:after="0" w:line="480" w:lineRule="auto"/>
         <w:jc w:val="left"/>
       </w:pPr>
       <w:r>
@@ -2599,7 +2485,7 @@
     </w:p>
     <w:p>
       <w:pPr>
-        <w:spacing w:before="0" w:after="0" w:line="480" w:lineRule="exact"/>
+        <w:spacing w:before="0" w:after="0" w:line="480" w:lineRule="auto"/>
         <w:jc w:val="left"/>
       </w:pPr>
       <w:r>
@@ -2614,7 +2500,7 @@
     </w:p>
     <w:p>
       <w:pPr>
-        <w:spacing w:before="0" w:after="0" w:line="480" w:lineRule="exact"/>
+        <w:spacing w:before="0" w:after="0" w:line="480" w:lineRule="auto"/>
         <w:jc w:val="left"/>
       </w:pPr>
       <w:r>
@@ -2629,7 +2515,7 @@
     </w:p>
     <w:p>
       <w:pPr>
-        <w:spacing w:before="0" w:after="0" w:line="480" w:lineRule="exact"/>
+        <w:spacing w:before="0" w:after="0" w:line="480" w:lineRule="auto"/>
         <w:jc w:val="left"/>
       </w:pPr>
       <w:r>
@@ -2644,7 +2530,7 @@
     </w:p>
     <w:p>
       <w:pPr>
-        <w:spacing w:before="0" w:after="0" w:line="480" w:lineRule="exact"/>
+        <w:spacing w:before="0" w:after="0" w:line="480" w:lineRule="auto"/>
         <w:jc w:val="left"/>
       </w:pPr>
       <w:r>
@@ -2659,7 +2545,7 @@
     </w:p>
     <w:p>
       <w:pPr>
-        <w:spacing w:before="0" w:after="0" w:line="480" w:lineRule="exact"/>
+        <w:spacing w:before="0" w:after="0" w:line="480" w:lineRule="auto"/>
         <w:jc w:val="left"/>
       </w:pPr>
       <w:r>
@@ -2674,7 +2560,7 @@
     </w:p>
     <w:p>
       <w:pPr>
-        <w:spacing w:before="0" w:after="0" w:line="480" w:lineRule="exact"/>
+        <w:spacing w:before="0" w:after="0" w:line="480" w:lineRule="auto"/>
         <w:jc w:val="left"/>
       </w:pPr>
       <w:r>
@@ -2689,7 +2575,7 @@
     </w:p>
     <w:p>
       <w:pPr>
-        <w:spacing w:before="0" w:after="0" w:line="480" w:lineRule="exact"/>
+        <w:spacing w:before="0" w:after="0" w:line="480" w:lineRule="auto"/>
         <w:jc w:val="left"/>
       </w:pPr>
       <w:r>
@@ -2704,7 +2590,7 @@
     </w:p>
     <w:p>
       <w:pPr>
-        <w:spacing w:before="0" w:after="0" w:line="480" w:lineRule="exact"/>
+        <w:spacing w:before="0" w:after="0" w:line="480" w:lineRule="auto"/>
         <w:jc w:val="left"/>
       </w:pPr>
       <w:r>
@@ -2719,22 +2605,31 @@
     </w:p>
     <w:p>
       <w:pPr>
-        <w:spacing w:before="0" w:after="0" w:line="480" w:lineRule="exact"/>
-        <w:jc w:val="left"/>
-      </w:pPr>
-      <w:r>
-        <w:rPr>
-          <w:rFonts w:ascii="Times New Roman" w:hAnsi="Times New Roman"/>
-          <w:b w:val="0"/>
-          <w:i w:val="0"/>
-          <w:sz w:val="24"/>
-        </w:rPr>
-        <w:t>*Covariate-block evaluation.* Nested feature blocks were constructed sequentially:</w:t>
-      </w:r>
-    </w:p>
-    <w:p>
-      <w:pPr>
-        <w:spacing w:before="0" w:after="0" w:line="480" w:lineRule="exact"/>
+        <w:spacing w:before="0" w:after="0" w:line="480" w:lineRule="auto"/>
+        <w:jc w:val="left"/>
+      </w:pPr>
+      <w:r>
+        <w:rPr>
+          <w:rFonts w:ascii="Times New Roman" w:hAnsi="Times New Roman"/>
+          <w:b w:val="0"/>
+          <w:i/>
+          <w:sz w:val="24"/>
+        </w:rPr>
+        <w:t>Covariate-block evaluation.</w:t>
+      </w:r>
+      <w:r>
+        <w:rPr>
+          <w:rFonts w:ascii="Times New Roman" w:hAnsi="Times New Roman"/>
+          <w:b w:val="0"/>
+          <w:i w:val="0"/>
+          <w:sz w:val="24"/>
+        </w:rPr>
+        <w:t xml:space="preserve"> Nested feature blocks were constructed sequentially:</w:t>
+      </w:r>
+    </w:p>
+    <w:p>
+      <w:pPr>
+        <w:spacing w:before="0" w:after="0" w:line="480" w:lineRule="auto"/>
         <w:jc w:val="left"/>
       </w:pPr>
       <w:r>
@@ -2749,7 +2644,7 @@
     </w:p>
     <w:p>
       <w:pPr>
-        <w:spacing w:before="0" w:after="0" w:line="480" w:lineRule="exact"/>
+        <w:spacing w:before="0" w:after="0" w:line="480" w:lineRule="auto"/>
         <w:jc w:val="left"/>
       </w:pPr>
       <w:r>
@@ -2764,7 +2659,7 @@
     </w:p>
     <w:p>
       <w:pPr>
-        <w:spacing w:before="0" w:after="0" w:line="480" w:lineRule="exact"/>
+        <w:spacing w:before="0" w:after="0" w:line="480" w:lineRule="auto"/>
         <w:jc w:val="left"/>
       </w:pPr>
       <w:r>
@@ -2779,7 +2674,7 @@
     </w:p>
     <w:p>
       <w:pPr>
-        <w:spacing w:before="0" w:after="0" w:line="480" w:lineRule="exact"/>
+        <w:spacing w:before="0" w:after="0" w:line="480" w:lineRule="auto"/>
         <w:jc w:val="left"/>
       </w:pPr>
       <w:r>
@@ -2794,7 +2689,7 @@
     </w:p>
     <w:p>
       <w:pPr>
-        <w:spacing w:before="0" w:after="0" w:line="480" w:lineRule="exact"/>
+        <w:spacing w:before="0" w:after="0" w:line="480" w:lineRule="auto"/>
         <w:jc w:val="left"/>
       </w:pPr>
       <w:r>
@@ -2809,7 +2704,7 @@
     </w:p>
     <w:p>
       <w:pPr>
-        <w:spacing w:before="0" w:after="0" w:line="480" w:lineRule="exact"/>
+        <w:spacing w:before="0" w:after="0" w:line="480" w:lineRule="auto"/>
         <w:jc w:val="left"/>
       </w:pPr>
       <w:r>
@@ -2824,7 +2719,7 @@
     </w:p>
     <w:p>
       <w:pPr>
-        <w:spacing w:before="0" w:after="0" w:line="480" w:lineRule="exact"/>
+        <w:spacing w:before="0" w:after="0" w:line="480" w:lineRule="auto"/>
         <w:jc w:val="left"/>
       </w:pPr>
       <w:r>
@@ -2839,7 +2734,7 @@
     </w:p>
     <w:p>
       <w:pPr>
-        <w:spacing w:before="0" w:after="0" w:line="480" w:lineRule="exact"/>
+        <w:spacing w:before="0" w:after="0" w:line="480" w:lineRule="auto"/>
         <w:jc w:val="left"/>
       </w:pPr>
       <w:r>
@@ -2854,7 +2749,7 @@
     </w:p>
     <w:p>
       <w:pPr>
-        <w:spacing w:before="0" w:after="0" w:line="480" w:lineRule="exact"/>
+        <w:spacing w:before="0" w:after="0" w:line="480" w:lineRule="auto"/>
         <w:jc w:val="left"/>
       </w:pPr>
       <w:r>
@@ -2869,7 +2764,7 @@
     </w:p>
     <w:p>
       <w:pPr>
-        <w:spacing w:before="0" w:after="0" w:line="480" w:lineRule="exact"/>
+        <w:spacing w:before="0" w:after="0" w:line="480" w:lineRule="auto"/>
         <w:jc w:val="left"/>
       </w:pPr>
       <w:r>
@@ -2884,7 +2779,7 @@
     </w:p>
     <w:p>
       <w:pPr>
-        <w:spacing w:before="0" w:after="0" w:line="480" w:lineRule="exact"/>
+        <w:spacing w:before="0" w:after="0" w:line="480" w:lineRule="auto"/>
         <w:jc w:val="left"/>
       </w:pPr>
       <w:r>
@@ -2899,7 +2794,7 @@
     </w:p>
     <w:p>
       <w:pPr>
-        <w:spacing w:before="0" w:after="0" w:line="480" w:lineRule="exact"/>
+        <w:spacing w:before="0" w:after="0" w:line="480" w:lineRule="auto"/>
         <w:jc w:val="left"/>
       </w:pPr>
       <w:r>
@@ -2914,7 +2809,7 @@
     </w:p>
     <w:p>
       <w:pPr>
-        <w:spacing w:before="0" w:after="0" w:line="480" w:lineRule="exact"/>
+        <w:spacing w:before="0" w:after="0" w:line="480" w:lineRule="auto"/>
         <w:jc w:val="left"/>
       </w:pPr>
       <w:r>
@@ -2929,7 +2824,7 @@
     </w:p>
     <w:p>
       <w:pPr>
-        <w:spacing w:before="0" w:after="0" w:line="480" w:lineRule="exact"/>
+        <w:spacing w:before="0" w:after="0" w:line="480" w:lineRule="auto"/>
         <w:jc w:val="left"/>
       </w:pPr>
       <w:r>
@@ -2944,22 +2839,31 @@
     </w:p>
     <w:p>
       <w:pPr>
-        <w:spacing w:before="0" w:after="0" w:line="480" w:lineRule="exact"/>
-        <w:jc w:val="left"/>
-      </w:pPr>
-      <w:r>
-        <w:rPr>
-          <w:rFonts w:ascii="Times New Roman" w:hAnsi="Times New Roman"/>
-          <w:b w:val="0"/>
-          <w:i w:val="0"/>
-          <w:sz w:val="24"/>
-        </w:rPr>
-        <w:t>*Penalized Poisson count model (exploratory).* A ridge-penalized Poisson</w:t>
-      </w:r>
-    </w:p>
-    <w:p>
-      <w:pPr>
-        <w:spacing w:before="0" w:after="0" w:line="480" w:lineRule="exact"/>
+        <w:spacing w:before="0" w:after="0" w:line="480" w:lineRule="auto"/>
+        <w:jc w:val="left"/>
+      </w:pPr>
+      <w:r>
+        <w:rPr>
+          <w:rFonts w:ascii="Times New Roman" w:hAnsi="Times New Roman"/>
+          <w:b w:val="0"/>
+          <w:i/>
+          <w:sz w:val="24"/>
+        </w:rPr>
+        <w:t>Penalized Poisson count model (exploratory).</w:t>
+      </w:r>
+      <w:r>
+        <w:rPr>
+          <w:rFonts w:ascii="Times New Roman" w:hAnsi="Times New Roman"/>
+          <w:b w:val="0"/>
+          <w:i w:val="0"/>
+          <w:sz w:val="24"/>
+        </w:rPr>
+        <w:t xml:space="preserve"> A ridge-penalized Poisson</w:t>
+      </w:r>
+    </w:p>
+    <w:p>
+      <w:pPr>
+        <w:spacing w:before="0" w:after="0" w:line="480" w:lineRule="auto"/>
         <w:jc w:val="left"/>
       </w:pPr>
       <w:r>
@@ -2974,52 +2878,22 @@
     </w:p>
     <w:p>
       <w:pPr>
-        <w:spacing w:before="0" w:after="0" w:line="480" w:lineRule="exact"/>
-        <w:jc w:val="left"/>
-      </w:pPr>
-      <w:r>
-        <w:rPr>
-          <w:rFonts w:ascii="Times New Roman" w:hAnsi="Times New Roman"/>
-          <w:b w:val="0"/>
-          <w:i w:val="0"/>
-          <w:sz w:val="24"/>
-        </w:rPr>
-        <w:t>covariate block:</w:t>
-      </w:r>
-    </w:p>
-    <w:p>
-      <w:pPr>
-        <w:spacing w:before="0" w:after="0" w:line="480" w:lineRule="exact"/>
-        <w:jc w:val="left"/>
-      </w:pPr>
-      <w:r>
-        <w:rPr>
-          <w:rFonts w:ascii="Times New Roman" w:hAnsi="Times New Roman"/>
-          <w:b w:val="0"/>
-          <w:i w:val="0"/>
-          <w:sz w:val="24"/>
-        </w:rPr>
-        <w:t xml:space="preserve">  log(μᵢₜ) = log(populationᵢₜ / 100,000) + β₀ + Xᵢₜβ</w:t>
-      </w:r>
-    </w:p>
-    <w:p>
-      <w:pPr>
-        <w:spacing w:before="0" w:after="0" w:line="480" w:lineRule="exact"/>
-        <w:jc w:val="left"/>
-      </w:pPr>
-      <w:r>
-        <w:rPr>
-          <w:rFonts w:ascii="Times New Roman" w:hAnsi="Times New Roman"/>
-          <w:b w:val="0"/>
-          <w:i w:val="0"/>
-          <w:sz w:val="24"/>
-        </w:rPr>
-        <w:t>The ridge penalty was applied to non-intercept coefficients; the penalty</w:t>
-      </w:r>
-    </w:p>
-    <w:p>
-      <w:pPr>
-        <w:spacing w:before="0" w:after="0" w:line="480" w:lineRule="exact"/>
+        <w:spacing w:before="0" w:after="0" w:line="480" w:lineRule="auto"/>
+        <w:jc w:val="left"/>
+      </w:pPr>
+      <w:r>
+        <w:rPr>
+          <w:rFonts w:ascii="Times New Roman" w:hAnsi="Times New Roman"/>
+          <w:b w:val="0"/>
+          <w:i w:val="0"/>
+          <w:sz w:val="24"/>
+        </w:rPr>
+        <w:t>covariate block. The ridge penalty was applied to non-intercept coefficients; the penalty</w:t>
+      </w:r>
+    </w:p>
+    <w:p>
+      <w:pPr>
+        <w:spacing w:before="0" w:after="0" w:line="480" w:lineRule="auto"/>
         <w:jc w:val="left"/>
       </w:pPr>
       <w:r>
@@ -3034,7 +2908,7 @@
     </w:p>
     <w:p>
       <w:pPr>
-        <w:spacing w:before="0" w:after="0" w:line="480" w:lineRule="exact"/>
+        <w:spacing w:before="0" w:after="0" w:line="480" w:lineRule="auto"/>
         <w:jc w:val="left"/>
       </w:pPr>
       <w:r>
@@ -3049,7 +2923,7 @@
     </w:p>
     <w:p>
       <w:pPr>
-        <w:spacing w:before="0" w:after="0" w:line="480" w:lineRule="exact"/>
+        <w:spacing w:before="0" w:after="0" w:line="480" w:lineRule="auto"/>
         <w:jc w:val="left"/>
       </w:pPr>
       <w:r>
@@ -3064,7 +2938,7 @@
     </w:p>
     <w:p>
       <w:pPr>
-        <w:spacing w:before="120" w:after="0" w:line="480" w:lineRule="exact"/>
+        <w:spacing w:before="120" w:after="0" w:line="480" w:lineRule="auto"/>
         <w:jc w:val="left"/>
       </w:pPr>
       <w:r>
@@ -3079,7 +2953,7 @@
     </w:p>
     <w:p>
       <w:pPr>
-        <w:spacing w:before="0" w:after="0" w:line="480" w:lineRule="exact"/>
+        <w:spacing w:before="0" w:after="0" w:line="480" w:lineRule="auto"/>
         <w:jc w:val="left"/>
       </w:pPr>
       <w:r>
@@ -3094,22 +2968,22 @@
     </w:p>
     <w:p>
       <w:pPr>
-        <w:spacing w:before="0" w:after="0" w:line="480" w:lineRule="exact"/>
-        <w:jc w:val="left"/>
-      </w:pPr>
-      <w:r>
-        <w:rPr>
-          <w:rFonts w:ascii="Times New Roman" w:hAnsi="Times New Roman"/>
-          <w:b w:val="0"/>
-          <w:i w:val="0"/>
-          <w:sz w:val="24"/>
-        </w:rPr>
-        <w:t>central 90% prediction interval per Bracher et al. (13); (ii) 90% empirical</w:t>
-      </w:r>
-    </w:p>
-    <w:p>
-      <w:pPr>
-        <w:spacing w:before="0" w:after="0" w:line="480" w:lineRule="exact"/>
+        <w:spacing w:before="0" w:after="0" w:line="480" w:lineRule="auto"/>
+        <w:jc w:val="left"/>
+      </w:pPr>
+      <w:r>
+        <w:rPr>
+          <w:rFonts w:ascii="Times New Roman" w:hAnsi="Times New Roman"/>
+          <w:b w:val="0"/>
+          <w:i w:val="0"/>
+          <w:sz w:val="24"/>
+        </w:rPr>
+        <w:t>central 90% prediction interval per Bracher et al. (16); (ii) 90% empirical</w:t>
+      </w:r>
+    </w:p>
+    <w:p>
+      <w:pPr>
+        <w:spacing w:before="0" w:after="0" w:line="480" w:lineRule="auto"/>
         <w:jc w:val="left"/>
       </w:pPr>
       <w:r>
@@ -3124,7 +2998,7 @@
     </w:p>
     <w:p>
       <w:pPr>
-        <w:spacing w:before="0" w:after="0" w:line="480" w:lineRule="exact"/>
+        <w:spacing w:before="0" w:after="0" w:line="480" w:lineRule="auto"/>
         <w:jc w:val="left"/>
       </w:pPr>
       <w:r>
@@ -3139,7 +3013,7 @@
     </w:p>
     <w:p>
       <w:pPr>
-        <w:spacing w:before="0" w:after="0" w:line="480" w:lineRule="exact"/>
+        <w:spacing w:before="0" w:after="0" w:line="480" w:lineRule="auto"/>
         <w:jc w:val="left"/>
       </w:pPr>
       <w:r>
@@ -3154,52 +3028,7 @@
     </w:p>
     <w:p>
       <w:pPr>
-        <w:spacing w:before="0" w:after="0" w:line="480" w:lineRule="exact"/>
-        <w:jc w:val="left"/>
-      </w:pPr>
-      <w:r>
-        <w:rPr>
-          <w:rFonts w:ascii="Times New Roman" w:hAnsi="Times New Roman"/>
-          <w:b w:val="0"/>
-          <w:i w:val="0"/>
-          <w:sz w:val="24"/>
-        </w:rPr>
-        <w:t>For a 90% prediction interval [l, u] and miscoverage α = 0.10, WIS is:</w:t>
-      </w:r>
-    </w:p>
-    <w:p>
-      <w:pPr>
-        <w:spacing w:before="0" w:after="0" w:line="480" w:lineRule="exact"/>
-        <w:jc w:val="left"/>
-      </w:pPr>
-      <w:r>
-        <w:rPr>
-          <w:rFonts w:ascii="Times New Roman" w:hAnsi="Times New Roman"/>
-          <w:b w:val="0"/>
-          <w:i w:val="0"/>
-          <w:sz w:val="24"/>
-        </w:rPr>
-        <w:t xml:space="preserve">  IS_α = (u − l) + (2/α)(l − y)·𝟙(y &lt; l) + (2/α)(y − u)·𝟙(y &gt; u)</w:t>
-      </w:r>
-    </w:p>
-    <w:p>
-      <w:pPr>
-        <w:spacing w:before="0" w:after="0" w:line="480" w:lineRule="exact"/>
-        <w:jc w:val="left"/>
-      </w:pPr>
-      <w:r>
-        <w:rPr>
-          <w:rFonts w:ascii="Times New Roman" w:hAnsi="Times New Roman"/>
-          <w:b w:val="0"/>
-          <w:i w:val="0"/>
-          <w:sz w:val="24"/>
-        </w:rPr>
-        <w:t xml:space="preserve">  WIS = [0.5|y − median| + (α/2)·IS_α] / 1.5</w:t>
-      </w:r>
-    </w:p>
-    <w:p>
-      <w:pPr>
-        <w:spacing w:before="0" w:after="0" w:line="480" w:lineRule="exact"/>
+        <w:spacing w:before="0" w:after="0" w:line="480" w:lineRule="auto"/>
         <w:jc w:val="left"/>
       </w:pPr>
       <w:r>
@@ -3214,7 +3043,7 @@
     </w:p>
     <w:p>
       <w:pPr>
-        <w:spacing w:before="0" w:after="0" w:line="480" w:lineRule="exact"/>
+        <w:spacing w:before="0" w:after="0" w:line="480" w:lineRule="auto"/>
         <w:jc w:val="left"/>
       </w:pPr>
       <w:r>
@@ -3229,7 +3058,7 @@
     </w:p>
     <w:p>
       <w:pPr>
-        <w:spacing w:before="0" w:after="0" w:line="480" w:lineRule="exact"/>
+        <w:spacing w:before="0" w:after="0" w:line="480" w:lineRule="auto"/>
         <w:jc w:val="left"/>
       </w:pPr>
       <w:r>
@@ -3244,7 +3073,7 @@
     </w:p>
     <w:p>
       <w:pPr>
-        <w:spacing w:before="0" w:after="0" w:line="480" w:lineRule="exact"/>
+        <w:spacing w:before="0" w:after="0" w:line="480" w:lineRule="auto"/>
         <w:jc w:val="left"/>
       </w:pPr>
       <w:r>
@@ -3259,7 +3088,7 @@
     </w:p>
     <w:p>
       <w:pPr>
-        <w:spacing w:before="0" w:after="0" w:line="480" w:lineRule="exact"/>
+        <w:spacing w:before="0" w:after="0" w:line="480" w:lineRule="auto"/>
         <w:jc w:val="left"/>
       </w:pPr>
       <w:r>
@@ -3274,7 +3103,7 @@
     </w:p>
     <w:p>
       <w:pPr>
-        <w:spacing w:before="120" w:after="0" w:line="480" w:lineRule="exact"/>
+        <w:spacing w:before="120" w:after="0" w:line="480" w:lineRule="auto"/>
         <w:jc w:val="left"/>
       </w:pPr>
       <w:r>
@@ -3289,7 +3118,7 @@
     </w:p>
     <w:p>
       <w:pPr>
-        <w:spacing w:before="0" w:after="0" w:line="480" w:lineRule="exact"/>
+        <w:spacing w:before="0" w:after="0" w:line="480" w:lineRule="auto"/>
         <w:jc w:val="left"/>
       </w:pPr>
       <w:r>
@@ -3304,7 +3133,7 @@
     </w:p>
     <w:p>
       <w:pPr>
-        <w:spacing w:before="0" w:after="0" w:line="480" w:lineRule="exact"/>
+        <w:spacing w:before="0" w:after="0" w:line="480" w:lineRule="auto"/>
         <w:jc w:val="left"/>
       </w:pPr>
       <w:r>
@@ -3319,7 +3148,7 @@
     </w:p>
     <w:p>
       <w:pPr>
-        <w:spacing w:before="0" w:after="0" w:line="480" w:lineRule="exact"/>
+        <w:spacing w:before="0" w:after="0" w:line="480" w:lineRule="auto"/>
         <w:jc w:val="left"/>
       </w:pPr>
       <w:r>
@@ -3334,7 +3163,7 @@
     </w:p>
     <w:p>
       <w:pPr>
-        <w:spacing w:before="0" w:after="0" w:line="480" w:lineRule="exact"/>
+        <w:spacing w:before="0" w:after="0" w:line="480" w:lineRule="auto"/>
         <w:jc w:val="left"/>
       </w:pPr>
       <w:r>
@@ -3349,7 +3178,7 @@
     </w:p>
     <w:p>
       <w:pPr>
-        <w:spacing w:before="0" w:after="0" w:line="480" w:lineRule="exact"/>
+        <w:spacing w:before="0" w:after="0" w:line="480" w:lineRule="auto"/>
         <w:jc w:val="left"/>
       </w:pPr>
       <w:r>
@@ -3364,7 +3193,7 @@
     </w:p>
     <w:p>
       <w:pPr>
-        <w:spacing w:before="0" w:after="0" w:line="480" w:lineRule="exact"/>
+        <w:spacing w:before="0" w:after="0" w:line="480" w:lineRule="auto"/>
         <w:jc w:val="left"/>
       </w:pPr>
       <w:r>
@@ -3379,7 +3208,7 @@
     </w:p>
     <w:p>
       <w:pPr>
-        <w:spacing w:before="120" w:after="0" w:line="480" w:lineRule="exact"/>
+        <w:spacing w:before="120" w:after="0" w:line="480" w:lineRule="auto"/>
         <w:jc w:val="left"/>
       </w:pPr>
       <w:r>
@@ -3394,7 +3223,7 @@
     </w:p>
     <w:p>
       <w:pPr>
-        <w:spacing w:before="0" w:after="0" w:line="480" w:lineRule="exact"/>
+        <w:spacing w:before="0" w:after="0" w:line="480" w:lineRule="auto"/>
         <w:jc w:val="left"/>
       </w:pPr>
       <w:r>
@@ -3409,7 +3238,7 @@
     </w:p>
     <w:p>
       <w:pPr>
-        <w:spacing w:before="0" w:after="0" w:line="480" w:lineRule="exact"/>
+        <w:spacing w:before="0" w:after="0" w:line="480" w:lineRule="auto"/>
         <w:jc w:val="left"/>
       </w:pPr>
       <w:r>
@@ -3424,7 +3253,7 @@
     </w:p>
     <w:p>
       <w:pPr>
-        <w:spacing w:before="0" w:after="0" w:line="480" w:lineRule="exact"/>
+        <w:spacing w:before="0" w:after="0" w:line="480" w:lineRule="auto"/>
         <w:jc w:val="left"/>
       </w:pPr>
       <w:r>
@@ -3439,7 +3268,7 @@
     </w:p>
     <w:p>
       <w:pPr>
-        <w:spacing w:before="0" w:after="0" w:line="480" w:lineRule="exact"/>
+        <w:spacing w:before="0" w:after="0" w:line="480" w:lineRule="auto"/>
         <w:jc w:val="left"/>
       </w:pPr>
       <w:r>
@@ -3454,7 +3283,7 @@
     </w:p>
     <w:p>
       <w:pPr>
-        <w:spacing w:before="120" w:after="0" w:line="480" w:lineRule="exact"/>
+        <w:spacing w:before="120" w:after="0" w:line="480" w:lineRule="auto"/>
         <w:jc w:val="left"/>
       </w:pPr>
       <w:r>
@@ -3469,7 +3298,7 @@
     </w:p>
     <w:p>
       <w:pPr>
-        <w:spacing w:before="120" w:after="0" w:line="480" w:lineRule="exact"/>
+        <w:spacing w:before="120" w:after="0" w:line="480" w:lineRule="auto"/>
         <w:jc w:val="left"/>
       </w:pPr>
       <w:r>
@@ -3484,7 +3313,7 @@
     </w:p>
     <w:p>
       <w:pPr>
-        <w:spacing w:before="0" w:after="0" w:line="480" w:lineRule="exact"/>
+        <w:spacing w:before="0" w:after="0" w:line="480" w:lineRule="auto"/>
         <w:jc w:val="left"/>
       </w:pPr>
       <w:r>
@@ -3499,7 +3328,7 @@
     </w:p>
     <w:p>
       <w:pPr>
-        <w:spacing w:before="0" w:after="0" w:line="480" w:lineRule="exact"/>
+        <w:spacing w:before="0" w:after="0" w:line="480" w:lineRule="auto"/>
         <w:jc w:val="left"/>
       </w:pPr>
       <w:r>
@@ -3514,7 +3343,7 @@
     </w:p>
     <w:p>
       <w:pPr>
-        <w:spacing w:before="0" w:after="0" w:line="480" w:lineRule="exact"/>
+        <w:spacing w:before="0" w:after="0" w:line="480" w:lineRule="auto"/>
         <w:jc w:val="left"/>
       </w:pPr>
       <w:r>
@@ -3529,7 +3358,7 @@
     </w:p>
     <w:p>
       <w:pPr>
-        <w:spacing w:before="0" w:after="0" w:line="480" w:lineRule="exact"/>
+        <w:spacing w:before="0" w:after="0" w:line="480" w:lineRule="auto"/>
         <w:jc w:val="left"/>
       </w:pPr>
       <w:r>
@@ -3544,7 +3373,7 @@
     </w:p>
     <w:p>
       <w:pPr>
-        <w:spacing w:before="0" w:after="0" w:line="480" w:lineRule="exact"/>
+        <w:spacing w:before="0" w:after="0" w:line="480" w:lineRule="auto"/>
         <w:jc w:val="left"/>
       </w:pPr>
       <w:r>
@@ -3559,7 +3388,7 @@
     </w:p>
     <w:p>
       <w:pPr>
-        <w:spacing w:before="0" w:after="0" w:line="480" w:lineRule="exact"/>
+        <w:spacing w:before="0" w:after="0" w:line="480" w:lineRule="auto"/>
         <w:jc w:val="left"/>
       </w:pPr>
       <w:r>
@@ -3574,7 +3403,7 @@
     </w:p>
     <w:p>
       <w:pPr>
-        <w:spacing w:before="0" w:after="0" w:line="480" w:lineRule="exact"/>
+        <w:spacing w:before="0" w:after="0" w:line="480" w:lineRule="auto"/>
         <w:jc w:val="left"/>
       </w:pPr>
       <w:r>
@@ -3589,7 +3418,7 @@
     </w:p>
     <w:p>
       <w:pPr>
-        <w:spacing w:before="0" w:after="0" w:line="480" w:lineRule="exact"/>
+        <w:spacing w:before="0" w:after="0" w:line="480" w:lineRule="auto"/>
         <w:jc w:val="left"/>
       </w:pPr>
       <w:r>
@@ -3604,7 +3433,7 @@
     </w:p>
     <w:p>
       <w:pPr>
-        <w:spacing w:before="0" w:after="0" w:line="480" w:lineRule="exact"/>
+        <w:spacing w:before="0" w:after="0" w:line="480" w:lineRule="auto"/>
         <w:jc w:val="left"/>
       </w:pPr>
       <w:r>
@@ -3619,7 +3448,7 @@
     </w:p>
     <w:p>
       <w:pPr>
-        <w:spacing w:before="0" w:after="0" w:line="480" w:lineRule="exact"/>
+        <w:spacing w:before="0" w:after="0" w:line="480" w:lineRule="auto"/>
         <w:jc w:val="left"/>
       </w:pPr>
       <w:r>
@@ -3634,7 +3463,7 @@
     </w:p>
     <w:p>
       <w:pPr>
-        <w:spacing w:before="0" w:after="0" w:line="480" w:lineRule="exact"/>
+        <w:spacing w:before="0" w:after="0" w:line="480" w:lineRule="auto"/>
         <w:jc w:val="left"/>
       </w:pPr>
       <w:r>
@@ -3649,7 +3478,7 @@
     </w:p>
     <w:p>
       <w:pPr>
-        <w:spacing w:before="120" w:after="0" w:line="480" w:lineRule="exact"/>
+        <w:spacing w:before="120" w:after="0" w:line="480" w:lineRule="auto"/>
         <w:jc w:val="left"/>
       </w:pPr>
       <w:r>
@@ -3664,22 +3493,31 @@
     </w:p>
     <w:p>
       <w:pPr>
-        <w:spacing w:before="0" w:after="0" w:line="480" w:lineRule="exact"/>
-        <w:jc w:val="left"/>
-      </w:pPr>
-      <w:r>
-        <w:rPr>
-          <w:rFonts w:ascii="Times New Roman" w:hAnsi="Times New Roman"/>
-          <w:b w:val="0"/>
-          <w:i w:val="0"/>
-          <w:sz w:val="24"/>
-        </w:rPr>
-        <w:t>*Validation year (2022, n = 29 countries).* The empirical negative-binomial</w:t>
-      </w:r>
-    </w:p>
-    <w:p>
-      <w:pPr>
-        <w:spacing w:before="0" w:after="0" w:line="480" w:lineRule="exact"/>
+        <w:spacing w:before="0" w:after="0" w:line="480" w:lineRule="auto"/>
+        <w:jc w:val="left"/>
+      </w:pPr>
+      <w:r>
+        <w:rPr>
+          <w:rFonts w:ascii="Times New Roman" w:hAnsi="Times New Roman"/>
+          <w:b w:val="0"/>
+          <w:i/>
+          <w:sz w:val="24"/>
+        </w:rPr>
+        <w:t>Validation year (2022, n = 29 countries).</w:t>
+      </w:r>
+      <w:r>
+        <w:rPr>
+          <w:rFonts w:ascii="Times New Roman" w:hAnsi="Times New Roman"/>
+          <w:b w:val="0"/>
+          <w:i w:val="0"/>
+          <w:sz w:val="24"/>
+        </w:rPr>
+        <w:t xml:space="preserve"> The empirical negative-binomial</w:t>
+      </w:r>
+    </w:p>
+    <w:p>
+      <w:pPr>
+        <w:spacing w:before="0" w:after="0" w:line="480" w:lineRule="auto"/>
         <w:jc w:val="left"/>
       </w:pPr>
       <w:r>
@@ -3694,142 +3532,106 @@
     </w:p>
     <w:p>
       <w:pPr>
-        <w:spacing w:before="0" w:after="0" w:line="480" w:lineRule="exact"/>
-        <w:jc w:val="left"/>
-      </w:pPr>
-      <w:r>
-        <w:rPr>
-          <w:rFonts w:ascii="Times New Roman" w:hAnsi="Times New Roman"/>
-          <w:b w:val="0"/>
-          <w:i w:val="0"/>
-          <w:sz w:val="24"/>
-        </w:rPr>
-        <w:t>100%), but at the cost of very wide prediction intervals (mean width 694.2 cases;</w:t>
-      </w:r>
-    </w:p>
-    <w:p>
-      <w:pPr>
-        <w:spacing w:before="0" w:after="0" w:line="480" w:lineRule="exact"/>
-        <w:jc w:val="left"/>
-      </w:pPr>
-      <w:r>
-        <w:rPr>
-          <w:rFonts w:ascii="Times New Roman" w:hAnsi="Times New Roman"/>
-          <w:b w:val="0"/>
-          <w:i w:val="0"/>
-          <w:sz w:val="24"/>
-        </w:rPr>
-        <w:t>Table 2). The hierarchical negative-binomial baseline produced nearly identical</w:t>
-      </w:r>
-    </w:p>
-    <w:p>
-      <w:pPr>
-        <w:spacing w:before="0" w:after="0" w:line="480" w:lineRule="exact"/>
-        <w:jc w:val="left"/>
-      </w:pPr>
-      <w:r>
-        <w:rPr>
-          <w:rFonts w:ascii="Times New Roman" w:hAnsi="Times New Roman"/>
-          <w:b w:val="0"/>
-          <w:i w:val="0"/>
-          <w:sz w:val="24"/>
-        </w:rPr>
-        <w:t>results (WIS 47.38; coverage 29/29). The country historical mean-rate baseline</w:t>
-      </w:r>
-    </w:p>
-    <w:p>
-      <w:pPr>
-        <w:spacing w:before="0" w:after="0" w:line="480" w:lineRule="exact"/>
-        <w:jc w:val="left"/>
-      </w:pPr>
-      <w:r>
-        <w:rPr>
-          <w:rFonts w:ascii="Times New Roman" w:hAnsi="Times New Roman"/>
-          <w:b w:val="0"/>
-          <w:i w:val="0"/>
-          <w:sz w:val="24"/>
-        </w:rPr>
-        <w:t>had a lower interval width (21.07 cases) but substantially higher WIS (65.58) and</w:t>
-      </w:r>
-    </w:p>
-    <w:p>
-      <w:pPr>
-        <w:spacing w:before="0" w:after="0" w:line="480" w:lineRule="exact"/>
-        <w:jc w:val="left"/>
-      </w:pPr>
-      <w:r>
-        <w:rPr>
-          <w:rFonts w:ascii="Times New Roman" w:hAnsi="Times New Roman"/>
-          <w:b w:val="0"/>
-          <w:i w:val="0"/>
-          <w:sz w:val="24"/>
-        </w:rPr>
-        <w:t>below-nominal coverage (18/29, 62%). The last-observed country-rate baseline had</w:t>
-      </w:r>
-    </w:p>
-    <w:p>
-      <w:pPr>
-        <w:spacing w:before="0" w:after="0" w:line="480" w:lineRule="exact"/>
-        <w:jc w:val="left"/>
-      </w:pPr>
-      <w:r>
-        <w:rPr>
-          <w:rFonts w:ascii="Times New Roman" w:hAnsi="Times New Roman"/>
-          <w:b w:val="0"/>
-          <w:i w:val="0"/>
-          <w:sz w:val="24"/>
-        </w:rPr>
-        <w:t>the worst WIS among simple baselines in 2022 (101.5) and undercovered observed</w:t>
-      </w:r>
-    </w:p>
-    <w:p>
-      <w:pPr>
-        <w:spacing w:before="0" w:after="0" w:line="480" w:lineRule="exact"/>
-        <w:jc w:val="left"/>
-      </w:pPr>
-      <w:r>
-        <w:rPr>
-          <w:rFonts w:ascii="Times New Roman" w:hAnsi="Times New Roman"/>
-          <w:b w:val="0"/>
-          <w:i w:val="0"/>
-          <w:sz w:val="24"/>
-        </w:rPr>
-        <w:t>counts (16/29, 55%). The gradient-boosting covariate model had a WIS of 92.31</w:t>
-      </w:r>
-    </w:p>
-    <w:p>
-      <w:pPr>
-        <w:spacing w:before="0" w:after="0" w:line="480" w:lineRule="exact"/>
-        <w:jc w:val="left"/>
-      </w:pPr>
-      <w:r>
-        <w:rPr>
-          <w:rFonts w:ascii="Times New Roman" w:hAnsi="Times New Roman"/>
-          <w:b w:val="0"/>
-          <w:i w:val="0"/>
-          <w:sz w:val="24"/>
-        </w:rPr>
-        <w:t>with no empirical coverage.</w:t>
-      </w:r>
-    </w:p>
-    <w:p>
-      <w:pPr>
-        <w:spacing w:before="0" w:after="0" w:line="480" w:lineRule="exact"/>
-        <w:jc w:val="left"/>
-      </w:pPr>
-      <w:r>
-        <w:rPr>
-          <w:rFonts w:ascii="Times New Roman" w:hAnsi="Times New Roman"/>
-          <w:b w:val="0"/>
-          <w:i w:val="0"/>
-          <w:sz w:val="24"/>
-        </w:rPr>
-        <w:t>*Test year (2023, n = 28 countries).* The last-observed country-rate baseline</w:t>
-      </w:r>
-    </w:p>
-    <w:p>
-      <w:pPr>
-        <w:spacing w:before="0" w:after="0" w:line="480" w:lineRule="exact"/>
+        <w:spacing w:before="0" w:after="0" w:line="480" w:lineRule="auto"/>
+        <w:jc w:val="left"/>
+      </w:pPr>
+      <w:r>
+        <w:rPr>
+          <w:rFonts w:ascii="Times New Roman" w:hAnsi="Times New Roman"/>
+          <w:b w:val="0"/>
+          <w:i w:val="0"/>
+          <w:sz w:val="24"/>
+        </w:rPr>
+        <w:t>100%), but at the cost of very wide prediction intervals (mean width 694.2</w:t>
+      </w:r>
+    </w:p>
+    <w:p>
+      <w:pPr>
+        <w:spacing w:before="0" w:after="0" w:line="480" w:lineRule="auto"/>
+        <w:jc w:val="left"/>
+      </w:pPr>
+      <w:r>
+        <w:rPr>
+          <w:rFonts w:ascii="Times New Roman" w:hAnsi="Times New Roman"/>
+          <w:b w:val="0"/>
+          <w:i w:val="0"/>
+          <w:sz w:val="24"/>
+        </w:rPr>
+        <w:t>reported cases; Table 2). The country historical mean-rate baseline had narrower</w:t>
+      </w:r>
+    </w:p>
+    <w:p>
+      <w:pPr>
+        <w:spacing w:before="0" w:after="0" w:line="480" w:lineRule="auto"/>
+        <w:jc w:val="left"/>
+      </w:pPr>
+      <w:r>
+        <w:rPr>
+          <w:rFonts w:ascii="Times New Roman" w:hAnsi="Times New Roman"/>
+          <w:b w:val="0"/>
+          <w:i w:val="0"/>
+          <w:sz w:val="24"/>
+        </w:rPr>
+        <w:t>intervals (21.07 cases) but higher WIS (65.58) and below-nominal coverage</w:t>
+      </w:r>
+    </w:p>
+    <w:p>
+      <w:pPr>
+        <w:spacing w:before="0" w:after="0" w:line="480" w:lineRule="auto"/>
+        <w:jc w:val="left"/>
+      </w:pPr>
+      <w:r>
+        <w:rPr>
+          <w:rFonts w:ascii="Times New Roman" w:hAnsi="Times New Roman"/>
+          <w:b w:val="0"/>
+          <w:i w:val="0"/>
+          <w:sz w:val="24"/>
+        </w:rPr>
+        <w:t>(18/29, 62%). The last-observed country-rate baseline performed poorly in 2022</w:t>
+      </w:r>
+    </w:p>
+    <w:p>
+      <w:pPr>
+        <w:spacing w:before="0" w:after="0" w:line="480" w:lineRule="auto"/>
+        <w:jc w:val="left"/>
+      </w:pPr>
+      <w:r>
+        <w:rPr>
+          <w:rFonts w:ascii="Times New Roman" w:hAnsi="Times New Roman"/>
+          <w:b w:val="0"/>
+          <w:i w:val="0"/>
+          <w:sz w:val="24"/>
+        </w:rPr>
+        <w:t>(WIS 101.5; coverage 16/29, 55%).</w:t>
+      </w:r>
+    </w:p>
+    <w:p>
+      <w:pPr>
+        <w:spacing w:before="0" w:after="0" w:line="480" w:lineRule="auto"/>
+        <w:jc w:val="left"/>
+      </w:pPr>
+      <w:r>
+        <w:rPr>
+          <w:rFonts w:ascii="Times New Roman" w:hAnsi="Times New Roman"/>
+          <w:b w:val="0"/>
+          <w:i/>
+          <w:sz w:val="24"/>
+        </w:rPr>
+        <w:t>Test year (2023, n = 28 countries).</w:t>
+      </w:r>
+      <w:r>
+        <w:rPr>
+          <w:rFonts w:ascii="Times New Roman" w:hAnsi="Times New Roman"/>
+          <w:b w:val="0"/>
+          <w:i w:val="0"/>
+          <w:sz w:val="24"/>
+        </w:rPr>
+        <w:t xml:space="preserve"> The last-observed country-rate baseline</w:t>
+      </w:r>
+    </w:p>
+    <w:p>
+      <w:pPr>
+        <w:spacing w:before="0" w:after="0" w:line="480" w:lineRule="auto"/>
         <w:jc w:val="left"/>
       </w:pPr>
       <w:r>
@@ -3844,22 +3646,22 @@
     </w:p>
     <w:p>
       <w:pPr>
-        <w:spacing w:before="0" w:after="0" w:line="480" w:lineRule="exact"/>
-        <w:jc w:val="left"/>
-      </w:pPr>
-      <w:r>
-        <w:rPr>
-          <w:rFonts w:ascii="Times New Roman" w:hAnsi="Times New Roman"/>
-          <w:b w:val="0"/>
-          <w:i w:val="0"/>
-          <w:sz w:val="24"/>
-        </w:rPr>
-        <w:t>(14.61 cases per 100,000), but its 90% empirical coverage was substantially below</w:t>
-      </w:r>
-    </w:p>
-    <w:p>
-      <w:pPr>
-        <w:spacing w:before="0" w:after="0" w:line="480" w:lineRule="exact"/>
+        <w:spacing w:before="0" w:after="0" w:line="480" w:lineRule="auto"/>
+        <w:jc w:val="left"/>
+      </w:pPr>
+      <w:r>
+        <w:rPr>
+          <w:rFonts w:ascii="Times New Roman" w:hAnsi="Times New Roman"/>
+          <w:b w:val="0"/>
+          <w:i w:val="0"/>
+          <w:sz w:val="24"/>
+        </w:rPr>
+        <w:t>(14.61 reported cases), but its 90% empirical coverage was substantially below</w:t>
+      </w:r>
+    </w:p>
+    <w:p>
+      <w:pPr>
+        <w:spacing w:before="0" w:after="0" w:line="480" w:lineRule="auto"/>
         <w:jc w:val="left"/>
       </w:pPr>
       <w:r>
@@ -3874,7 +3676,7 @@
     </w:p>
     <w:p>
       <w:pPr>
-        <w:spacing w:before="0" w:after="0" w:line="480" w:lineRule="exact"/>
+        <w:spacing w:before="0" w:after="0" w:line="480" w:lineRule="auto"/>
         <w:jc w:val="left"/>
       </w:pPr>
       <w:r>
@@ -3889,52 +3691,52 @@
     </w:p>
     <w:p>
       <w:pPr>
-        <w:spacing w:before="0" w:after="0" w:line="480" w:lineRule="exact"/>
-        <w:jc w:val="left"/>
-      </w:pPr>
-      <w:r>
-        <w:rPr>
-          <w:rFonts w:ascii="Times New Roman" w:hAnsi="Times New Roman"/>
-          <w:b w:val="0"/>
-          <w:i w:val="0"/>
-          <w:sz w:val="24"/>
-        </w:rPr>
-        <w:t>prediction intervals (mean width ≈ 660 cases per 100,000). The country historical</w:t>
-      </w:r>
-    </w:p>
-    <w:p>
-      <w:pPr>
-        <w:spacing w:before="0" w:after="0" w:line="480" w:lineRule="exact"/>
-        <w:jc w:val="left"/>
-      </w:pPr>
-      <w:r>
-        <w:rPr>
-          <w:rFonts w:ascii="Times New Roman" w:hAnsi="Times New Roman"/>
-          <w:b w:val="0"/>
-          <w:i w:val="0"/>
-          <w:sz w:val="24"/>
-        </w:rPr>
-        <w:t>mean-rate baseline had an intermediate WIS (52.47) but below-nominal coverage</w:t>
-      </w:r>
-    </w:p>
-    <w:p>
-      <w:pPr>
-        <w:spacing w:before="0" w:after="0" w:line="480" w:lineRule="exact"/>
-        <w:jc w:val="left"/>
-      </w:pPr>
-      <w:r>
-        <w:rPr>
-          <w:rFonts w:ascii="Times New Roman" w:hAnsi="Times New Roman"/>
-          <w:b w:val="0"/>
-          <w:i w:val="0"/>
-          <w:sz w:val="24"/>
-        </w:rPr>
-        <w:t>(15/28, 54%).</w:t>
-      </w:r>
-    </w:p>
-    <w:p>
-      <w:pPr>
-        <w:spacing w:before="0" w:after="0" w:line="480" w:lineRule="exact"/>
+        <w:spacing w:before="0" w:after="0" w:line="480" w:lineRule="auto"/>
+        <w:jc w:val="left"/>
+      </w:pPr>
+      <w:r>
+        <w:rPr>
+          <w:rFonts w:ascii="Times New Roman" w:hAnsi="Times New Roman"/>
+          <w:b w:val="0"/>
+          <w:i w:val="0"/>
+          <w:sz w:val="24"/>
+        </w:rPr>
+        <w:t>prediction intervals (mean width approximately 660 reported cases). The country</w:t>
+      </w:r>
+    </w:p>
+    <w:p>
+      <w:pPr>
+        <w:spacing w:before="0" w:after="0" w:line="480" w:lineRule="auto"/>
+        <w:jc w:val="left"/>
+      </w:pPr>
+      <w:r>
+        <w:rPr>
+          <w:rFonts w:ascii="Times New Roman" w:hAnsi="Times New Roman"/>
+          <w:b w:val="0"/>
+          <w:i w:val="0"/>
+          <w:sz w:val="24"/>
+        </w:rPr>
+        <w:t>historical mean-rate baseline had an intermediate WIS (52.47) but below-nominal</w:t>
+      </w:r>
+    </w:p>
+    <w:p>
+      <w:pPr>
+        <w:spacing w:before="0" w:after="0" w:line="480" w:lineRule="auto"/>
+        <w:jc w:val="left"/>
+      </w:pPr>
+      <w:r>
+        <w:rPr>
+          <w:rFonts w:ascii="Times New Roman" w:hAnsi="Times New Roman"/>
+          <w:b w:val="0"/>
+          <w:i w:val="0"/>
+          <w:sz w:val="24"/>
+        </w:rPr>
+        <w:t>coverage (15/28, 54%).</w:t>
+      </w:r>
+    </w:p>
+    <w:p>
+      <w:pPr>
+        <w:spacing w:before="0" w:after="0" w:line="480" w:lineRule="auto"/>
         <w:jc w:val="left"/>
       </w:pPr>
       <w:r>
@@ -3949,7 +3751,7 @@
     </w:p>
     <w:p>
       <w:pPr>
-        <w:spacing w:before="0" w:after="0" w:line="480" w:lineRule="exact"/>
+        <w:spacing w:before="0" w:after="0" w:line="480" w:lineRule="auto"/>
         <w:jc w:val="left"/>
       </w:pPr>
       <w:r>
@@ -3964,7 +3766,7 @@
     </w:p>
     <w:p>
       <w:pPr>
-        <w:spacing w:before="0" w:after="0" w:line="480" w:lineRule="exact"/>
+        <w:spacing w:before="0" w:after="0" w:line="480" w:lineRule="auto"/>
         <w:jc w:val="left"/>
       </w:pPr>
       <w:r>
@@ -3979,7 +3781,7 @@
     </w:p>
     <w:p>
       <w:pPr>
-        <w:spacing w:before="0" w:after="0" w:line="480" w:lineRule="exact"/>
+        <w:spacing w:before="0" w:after="0" w:line="480" w:lineRule="auto"/>
         <w:jc w:val="left"/>
       </w:pPr>
       <w:r>
@@ -3994,7 +3796,7 @@
     </w:p>
     <w:p>
       <w:pPr>
-        <w:spacing w:before="0" w:after="0" w:line="480" w:lineRule="exact"/>
+        <w:spacing w:before="0" w:after="0" w:line="480" w:lineRule="auto"/>
         <w:jc w:val="left"/>
       </w:pPr>
       <w:r>
@@ -4009,7 +3811,7 @@
     </w:p>
     <w:p>
       <w:pPr>
-        <w:spacing w:before="120" w:after="0" w:line="480" w:lineRule="exact"/>
+        <w:spacing w:before="120" w:after="0" w:line="480" w:lineRule="auto"/>
         <w:jc w:val="left"/>
       </w:pPr>
       <w:r>
@@ -4024,7 +3826,7 @@
     </w:p>
     <w:p>
       <w:pPr>
-        <w:spacing w:before="0" w:after="0" w:line="480" w:lineRule="exact"/>
+        <w:spacing w:before="0" w:after="0" w:line="480" w:lineRule="auto"/>
         <w:jc w:val="left"/>
       </w:pPr>
       <w:r>
@@ -4039,7 +3841,7 @@
     </w:p>
     <w:p>
       <w:pPr>
-        <w:spacing w:before="0" w:after="0" w:line="480" w:lineRule="exact"/>
+        <w:spacing w:before="0" w:after="0" w:line="480" w:lineRule="auto"/>
         <w:jc w:val="left"/>
       </w:pPr>
       <w:r>
@@ -4054,7 +3856,7 @@
     </w:p>
     <w:p>
       <w:pPr>
-        <w:spacing w:before="0" w:after="0" w:line="480" w:lineRule="exact"/>
+        <w:spacing w:before="0" w:after="0" w:line="480" w:lineRule="auto"/>
         <w:jc w:val="left"/>
       </w:pPr>
       <w:r>
@@ -4069,7 +3871,7 @@
     </w:p>
     <w:p>
       <w:pPr>
-        <w:spacing w:before="0" w:after="0" w:line="480" w:lineRule="exact"/>
+        <w:spacing w:before="0" w:after="0" w:line="480" w:lineRule="auto"/>
         <w:jc w:val="left"/>
       </w:pPr>
       <w:r>
@@ -4084,7 +3886,7 @@
     </w:p>
     <w:p>
       <w:pPr>
-        <w:spacing w:before="0" w:after="0" w:line="480" w:lineRule="exact"/>
+        <w:spacing w:before="0" w:after="0" w:line="480" w:lineRule="auto"/>
         <w:jc w:val="left"/>
       </w:pPr>
       <w:r>
@@ -4099,7 +3901,7 @@
     </w:p>
     <w:p>
       <w:pPr>
-        <w:spacing w:before="0" w:after="0" w:line="480" w:lineRule="exact"/>
+        <w:spacing w:before="0" w:after="0" w:line="480" w:lineRule="auto"/>
         <w:jc w:val="left"/>
       </w:pPr>
       <w:r>
@@ -4114,52 +3916,67 @@
     </w:p>
     <w:p>
       <w:pPr>
-        <w:spacing w:before="0" w:after="0" w:line="480" w:lineRule="exact"/>
-        <w:jc w:val="left"/>
-      </w:pPr>
-      <w:r>
-        <w:rPr>
-          <w:rFonts w:ascii="Times New Roman" w:hAnsi="Times New Roman"/>
-          <w:b w:val="0"/>
-          <w:i w:val="0"/>
-          <w:sz w:val="24"/>
-        </w:rPr>
-        <w:t>year to the 2023 test year: for example, the all-public block improved slightly</w:t>
-      </w:r>
-    </w:p>
-    <w:p>
-      <w:pPr>
-        <w:spacing w:before="0" w:after="0" w:line="480" w:lineRule="exact"/>
-        <w:jc w:val="left"/>
-      </w:pPr>
-      <w:r>
-        <w:rPr>
-          <w:rFonts w:ascii="Times New Roman" w:hAnsi="Times New Roman"/>
-          <w:b w:val="0"/>
-          <w:i w:val="0"/>
-          <w:sz w:val="24"/>
-        </w:rPr>
-        <w:t>over the simple baselines in 2022 (WIS 74.46 vs. 65.58 for the country</w:t>
-      </w:r>
-    </w:p>
-    <w:p>
-      <w:pPr>
-        <w:spacing w:before="0" w:after="0" w:line="480" w:lineRule="exact"/>
-        <w:jc w:val="left"/>
-      </w:pPr>
-      <w:r>
-        <w:rPr>
-          <w:rFonts w:ascii="Times New Roman" w:hAnsi="Times New Roman"/>
-          <w:b w:val="0"/>
-          <w:i w:val="0"/>
-          <w:sz w:val="24"/>
-        </w:rPr>
-        <w:t>historical mean), but degraded sharply in 2023. This validation-to-test</w:t>
-      </w:r>
-    </w:p>
-    <w:p>
-      <w:pPr>
-        <w:spacing w:before="0" w:after="0" w:line="480" w:lineRule="exact"/>
+        <w:spacing w:before="0" w:after="0" w:line="480" w:lineRule="auto"/>
+        <w:jc w:val="left"/>
+      </w:pPr>
+      <w:r>
+        <w:rPr>
+          <w:rFonts w:ascii="Times New Roman" w:hAnsi="Times New Roman"/>
+          <w:b w:val="0"/>
+          <w:i w:val="0"/>
+          <w:sz w:val="24"/>
+        </w:rPr>
+        <w:t>year to the 2023 test year: for example, the all-public block was better than</w:t>
+      </w:r>
+    </w:p>
+    <w:p>
+      <w:pPr>
+        <w:spacing w:before="0" w:after="0" w:line="480" w:lineRule="auto"/>
+        <w:jc w:val="left"/>
+      </w:pPr>
+      <w:r>
+        <w:rPr>
+          <w:rFonts w:ascii="Times New Roman" w:hAnsi="Times New Roman"/>
+          <w:b w:val="0"/>
+          <w:i w:val="0"/>
+          <w:sz w:val="24"/>
+        </w:rPr>
+        <w:t>the last-observed baseline in 2022 but worse than the country historical mean</w:t>
+      </w:r>
+    </w:p>
+    <w:p>
+      <w:pPr>
+        <w:spacing w:before="0" w:after="0" w:line="480" w:lineRule="auto"/>
+        <w:jc w:val="left"/>
+      </w:pPr>
+      <w:r>
+        <w:rPr>
+          <w:rFonts w:ascii="Times New Roman" w:hAnsi="Times New Roman"/>
+          <w:b w:val="0"/>
+          <w:i w:val="0"/>
+          <w:sz w:val="24"/>
+        </w:rPr>
+        <w:t>baseline (WIS 74.46 vs. 65.58), then degraded sharply in 2023. This</w:t>
+      </w:r>
+    </w:p>
+    <w:p>
+      <w:pPr>
+        <w:spacing w:before="0" w:after="0" w:line="480" w:lineRule="auto"/>
+        <w:jc w:val="left"/>
+      </w:pPr>
+      <w:r>
+        <w:rPr>
+          <w:rFonts w:ascii="Times New Roman" w:hAnsi="Times New Roman"/>
+          <w:b w:val="0"/>
+          <w:i w:val="0"/>
+          <w:sz w:val="24"/>
+        </w:rPr>
+        <w:t>validation-to-test</w:t>
+      </w:r>
+    </w:p>
+    <w:p>
+      <w:pPr>
+        <w:spacing w:before="0" w:after="0" w:line="480" w:lineRule="auto"/>
         <w:jc w:val="left"/>
       </w:pPr>
       <w:r>
@@ -4174,7 +3991,7 @@
     </w:p>
     <w:p>
       <w:pPr>
-        <w:spacing w:before="0" w:after="0" w:line="480" w:lineRule="exact"/>
+        <w:spacing w:before="0" w:after="0" w:line="480" w:lineRule="auto"/>
         <w:jc w:val="left"/>
       </w:pPr>
       <w:r>
@@ -4189,7 +4006,7 @@
     </w:p>
     <w:p>
       <w:pPr>
-        <w:spacing w:before="0" w:after="0" w:line="480" w:lineRule="exact"/>
+        <w:spacing w:before="0" w:after="0" w:line="480" w:lineRule="auto"/>
         <w:jc w:val="left"/>
       </w:pPr>
       <w:r>
@@ -4204,7 +4021,7 @@
     </w:p>
     <w:p>
       <w:pPr>
-        <w:spacing w:before="0" w:after="0" w:line="480" w:lineRule="exact"/>
+        <w:spacing w:before="0" w:after="0" w:line="480" w:lineRule="auto"/>
         <w:jc w:val="left"/>
       </w:pPr>
       <w:r>
@@ -4219,7 +4036,7 @@
     </w:p>
     <w:p>
       <w:pPr>
-        <w:spacing w:before="120" w:after="0" w:line="480" w:lineRule="exact"/>
+        <w:spacing w:before="120" w:after="0" w:line="480" w:lineRule="auto"/>
         <w:jc w:val="left"/>
       </w:pPr>
       <w:r>
@@ -4234,7 +4051,7 @@
     </w:p>
     <w:p>
       <w:pPr>
-        <w:spacing w:before="0" w:after="0" w:line="480" w:lineRule="exact"/>
+        <w:spacing w:before="0" w:after="0" w:line="480" w:lineRule="auto"/>
         <w:jc w:val="left"/>
       </w:pPr>
       <w:r>
@@ -4249,7 +4066,7 @@
     </w:p>
     <w:p>
       <w:pPr>
-        <w:spacing w:before="0" w:after="0" w:line="480" w:lineRule="exact"/>
+        <w:spacing w:before="0" w:after="0" w:line="480" w:lineRule="auto"/>
         <w:jc w:val="left"/>
       </w:pPr>
       <w:r>
@@ -4264,7 +4081,7 @@
     </w:p>
     <w:p>
       <w:pPr>
-        <w:spacing w:before="0" w:after="0" w:line="480" w:lineRule="exact"/>
+        <w:spacing w:before="0" w:after="0" w:line="480" w:lineRule="auto"/>
         <w:jc w:val="left"/>
       </w:pPr>
       <w:r>
@@ -4279,7 +4096,7 @@
     </w:p>
     <w:p>
       <w:pPr>
-        <w:spacing w:before="0" w:after="0" w:line="480" w:lineRule="exact"/>
+        <w:spacing w:before="0" w:after="0" w:line="480" w:lineRule="auto"/>
         <w:jc w:val="left"/>
       </w:pPr>
       <w:r>
@@ -4294,7 +4111,7 @@
     </w:p>
     <w:p>
       <w:pPr>
-        <w:spacing w:before="0" w:after="0" w:line="480" w:lineRule="exact"/>
+        <w:spacing w:before="0" w:after="0" w:line="480" w:lineRule="auto"/>
         <w:jc w:val="left"/>
       </w:pPr>
       <w:r>
@@ -4309,7 +4126,7 @@
     </w:p>
     <w:p>
       <w:pPr>
-        <w:spacing w:before="0" w:after="0" w:line="480" w:lineRule="exact"/>
+        <w:spacing w:before="0" w:after="0" w:line="480" w:lineRule="auto"/>
         <w:jc w:val="left"/>
       </w:pPr>
       <w:r>
@@ -4324,7 +4141,7 @@
     </w:p>
     <w:p>
       <w:pPr>
-        <w:spacing w:before="0" w:after="0" w:line="480" w:lineRule="exact"/>
+        <w:spacing w:before="0" w:after="0" w:line="480" w:lineRule="auto"/>
         <w:jc w:val="left"/>
       </w:pPr>
       <w:r>
@@ -4339,7 +4156,7 @@
     </w:p>
     <w:p>
       <w:pPr>
-        <w:spacing w:before="0" w:after="0" w:line="480" w:lineRule="exact"/>
+        <w:spacing w:before="0" w:after="0" w:line="480" w:lineRule="auto"/>
         <w:jc w:val="left"/>
       </w:pPr>
       <w:r>
@@ -4354,7 +4171,7 @@
     </w:p>
     <w:p>
       <w:pPr>
-        <w:spacing w:before="0" w:after="0" w:line="480" w:lineRule="exact"/>
+        <w:spacing w:before="0" w:after="0" w:line="480" w:lineRule="auto"/>
         <w:jc w:val="left"/>
       </w:pPr>
       <w:r>
@@ -4369,7 +4186,7 @@
     </w:p>
     <w:p>
       <w:pPr>
-        <w:spacing w:before="0" w:after="0" w:line="480" w:lineRule="exact"/>
+        <w:spacing w:before="0" w:after="0" w:line="480" w:lineRule="auto"/>
         <w:jc w:val="left"/>
       </w:pPr>
       <w:r>
@@ -4384,7 +4201,7 @@
     </w:p>
     <w:p>
       <w:pPr>
-        <w:spacing w:before="120" w:after="0" w:line="480" w:lineRule="exact"/>
+        <w:spacing w:before="120" w:after="0" w:line="480" w:lineRule="auto"/>
         <w:jc w:val="left"/>
       </w:pPr>
       <w:r>
@@ -4399,7 +4216,7 @@
     </w:p>
     <w:p>
       <w:pPr>
-        <w:spacing w:before="0" w:after="0" w:line="480" w:lineRule="exact"/>
+        <w:spacing w:before="0" w:after="0" w:line="480" w:lineRule="auto"/>
         <w:jc w:val="left"/>
       </w:pPr>
       <w:r>
@@ -4414,7 +4231,7 @@
     </w:p>
     <w:p>
       <w:pPr>
-        <w:spacing w:before="0" w:after="0" w:line="480" w:lineRule="exact"/>
+        <w:spacing w:before="0" w:after="0" w:line="480" w:lineRule="auto"/>
         <w:jc w:val="left"/>
       </w:pPr>
       <w:r>
@@ -4429,7 +4246,7 @@
     </w:p>
     <w:p>
       <w:pPr>
-        <w:spacing w:before="0" w:after="0" w:line="480" w:lineRule="exact"/>
+        <w:spacing w:before="0" w:after="0" w:line="480" w:lineRule="auto"/>
         <w:jc w:val="left"/>
       </w:pPr>
       <w:r>
@@ -4444,7 +4261,7 @@
     </w:p>
     <w:p>
       <w:pPr>
-        <w:spacing w:before="0" w:after="0" w:line="480" w:lineRule="exact"/>
+        <w:spacing w:before="0" w:after="0" w:line="480" w:lineRule="auto"/>
         <w:jc w:val="left"/>
       </w:pPr>
       <w:r>
@@ -4459,7 +4276,7 @@
     </w:p>
     <w:p>
       <w:pPr>
-        <w:spacing w:before="0" w:after="0" w:line="480" w:lineRule="exact"/>
+        <w:spacing w:before="0" w:after="0" w:line="480" w:lineRule="auto"/>
         <w:jc w:val="left"/>
       </w:pPr>
       <w:r>
@@ -4474,7 +4291,7 @@
     </w:p>
     <w:p>
       <w:pPr>
-        <w:spacing w:before="0" w:after="0" w:line="480" w:lineRule="exact"/>
+        <w:spacing w:before="0" w:after="0" w:line="480" w:lineRule="auto"/>
         <w:jc w:val="left"/>
       </w:pPr>
       <w:r>
@@ -4489,7 +4306,7 @@
     </w:p>
     <w:p>
       <w:pPr>
-        <w:spacing w:before="0" w:after="0" w:line="480" w:lineRule="exact"/>
+        <w:spacing w:before="0" w:after="0" w:line="480" w:lineRule="auto"/>
         <w:jc w:val="left"/>
       </w:pPr>
       <w:r>
@@ -4504,7 +4321,7 @@
     </w:p>
     <w:p>
       <w:pPr>
-        <w:spacing w:before="0" w:after="0" w:line="480" w:lineRule="exact"/>
+        <w:spacing w:before="0" w:after="0" w:line="480" w:lineRule="auto"/>
         <w:jc w:val="left"/>
       </w:pPr>
       <w:r>
@@ -4519,7 +4336,7 @@
     </w:p>
     <w:p>
       <w:pPr>
-        <w:spacing w:before="0" w:after="0" w:line="480" w:lineRule="exact"/>
+        <w:spacing w:before="0" w:after="0" w:line="480" w:lineRule="auto"/>
         <w:jc w:val="left"/>
       </w:pPr>
       <w:r>
@@ -4534,7 +4351,7 @@
     </w:p>
     <w:p>
       <w:pPr>
-        <w:spacing w:before="120" w:after="0" w:line="480" w:lineRule="exact"/>
+        <w:spacing w:before="120" w:after="0" w:line="480" w:lineRule="auto"/>
         <w:jc w:val="left"/>
       </w:pPr>
       <w:r>
@@ -4549,7 +4366,7 @@
     </w:p>
     <w:p>
       <w:pPr>
-        <w:spacing w:before="0" w:after="0" w:line="480" w:lineRule="exact"/>
+        <w:spacing w:before="0" w:after="0" w:line="480" w:lineRule="auto"/>
         <w:jc w:val="left"/>
       </w:pPr>
       <w:r>
@@ -4564,7 +4381,7 @@
     </w:p>
     <w:p>
       <w:pPr>
-        <w:spacing w:before="0" w:after="0" w:line="480" w:lineRule="exact"/>
+        <w:spacing w:before="0" w:after="0" w:line="480" w:lineRule="auto"/>
         <w:jc w:val="left"/>
       </w:pPr>
       <w:r>
@@ -4579,7 +4396,7 @@
     </w:p>
     <w:p>
       <w:pPr>
-        <w:spacing w:before="0" w:after="0" w:line="480" w:lineRule="exact"/>
+        <w:spacing w:before="0" w:after="0" w:line="480" w:lineRule="auto"/>
         <w:jc w:val="left"/>
       </w:pPr>
       <w:r>
@@ -4594,7 +4411,7 @@
     </w:p>
     <w:p>
       <w:pPr>
-        <w:spacing w:before="0" w:after="0" w:line="480" w:lineRule="exact"/>
+        <w:spacing w:before="0" w:after="0" w:line="480" w:lineRule="auto"/>
         <w:jc w:val="left"/>
       </w:pPr>
       <w:r>
@@ -4609,7 +4426,7 @@
     </w:p>
     <w:p>
       <w:pPr>
-        <w:spacing w:before="0" w:after="0" w:line="480" w:lineRule="exact"/>
+        <w:spacing w:before="0" w:after="0" w:line="480" w:lineRule="auto"/>
         <w:jc w:val="left"/>
       </w:pPr>
       <w:r>
@@ -4624,7 +4441,7 @@
     </w:p>
     <w:p>
       <w:pPr>
-        <w:spacing w:before="0" w:after="0" w:line="480" w:lineRule="exact"/>
+        <w:spacing w:before="0" w:after="0" w:line="480" w:lineRule="auto"/>
         <w:jc w:val="left"/>
       </w:pPr>
       <w:r>
@@ -4639,67 +4456,52 @@
     </w:p>
     <w:p>
       <w:pPr>
-        <w:spacing w:before="0" w:after="0" w:line="480" w:lineRule="exact"/>
-        <w:jc w:val="left"/>
-      </w:pPr>
-      <w:r>
-        <w:rPr>
-          <w:rFonts w:ascii="Times New Roman" w:hAnsi="Times New Roman"/>
-          <w:b w:val="0"/>
-          <w:i w:val="0"/>
-          <w:sz w:val="24"/>
-        </w:rPr>
-        <w:t>had a 2023 WIS of 75.85, still above or comparable to the negative-binomial</w:t>
-      </w:r>
-    </w:p>
-    <w:p>
-      <w:pPr>
-        <w:spacing w:before="0" w:after="0" w:line="480" w:lineRule="exact"/>
-        <w:jc w:val="left"/>
-      </w:pPr>
-      <w:r>
-        <w:rPr>
-          <w:rFonts w:ascii="Times New Roman" w:hAnsi="Times New Roman"/>
-          <w:b w:val="0"/>
-          <w:i w:val="0"/>
-          <w:sz w:val="24"/>
-        </w:rPr>
-        <w:t>baselines, and did not achieve near-nominal 90% coverage (89% vs. nominal 90%</w:t>
-      </w:r>
-    </w:p>
-    <w:p>
-      <w:pPr>
-        <w:spacing w:before="0" w:after="0" w:line="480" w:lineRule="exact"/>
-        <w:jc w:val="left"/>
-      </w:pPr>
-      <w:r>
-        <w:rPr>
-          <w:rFonts w:ascii="Times New Roman" w:hAnsi="Times New Roman"/>
-          <w:b w:val="0"/>
-          <w:i w:val="0"/>
-          <w:sz w:val="24"/>
-        </w:rPr>
-        <w:t>but with very wide intervals of mean width 764 cases). The central finding was</w:t>
-      </w:r>
-    </w:p>
-    <w:p>
-      <w:pPr>
-        <w:spacing w:before="0" w:after="0" w:line="480" w:lineRule="exact"/>
-        <w:jc w:val="left"/>
-      </w:pPr>
-      <w:r>
-        <w:rPr>
-          <w:rFonts w:ascii="Times New Roman" w:hAnsi="Times New Roman"/>
-          <w:b w:val="0"/>
-          <w:i w:val="0"/>
-          <w:sz w:val="24"/>
-        </w:rPr>
-        <w:t>robust across all three sensitivity scenarios.</w:t>
-      </w:r>
-    </w:p>
-    <w:p>
-      <w:pPr>
-        <w:spacing w:before="120" w:after="0" w:line="480" w:lineRule="exact"/>
+        <w:spacing w:before="0" w:after="0" w:line="480" w:lineRule="auto"/>
+        <w:jc w:val="left"/>
+      </w:pPr>
+      <w:r>
+        <w:rPr>
+          <w:rFonts w:ascii="Times New Roman" w:hAnsi="Times New Roman"/>
+          <w:b w:val="0"/>
+          <w:i w:val="0"/>
+          <w:sz w:val="24"/>
+        </w:rPr>
+        <w:t>had a 2023 WIS of 75.85, above the best simple baseline, and approached nominal</w:t>
+      </w:r>
+    </w:p>
+    <w:p>
+      <w:pPr>
+        <w:spacing w:before="0" w:after="0" w:line="480" w:lineRule="auto"/>
+        <w:jc w:val="left"/>
+      </w:pPr>
+      <w:r>
+        <w:rPr>
+          <w:rFonts w:ascii="Times New Roman" w:hAnsi="Times New Roman"/>
+          <w:b w:val="0"/>
+          <w:i w:val="0"/>
+          <w:sz w:val="24"/>
+        </w:rPr>
+        <w:t>coverage only with very wide intervals (89% coverage; mean width 764 cases).</w:t>
+      </w:r>
+    </w:p>
+    <w:p>
+      <w:pPr>
+        <w:spacing w:before="0" w:after="0" w:line="480" w:lineRule="auto"/>
+        <w:jc w:val="left"/>
+      </w:pPr>
+      <w:r>
+        <w:rPr>
+          <w:rFonts w:ascii="Times New Roman" w:hAnsi="Times New Roman"/>
+          <w:b w:val="0"/>
+          <w:i w:val="0"/>
+          <w:sz w:val="24"/>
+        </w:rPr>
+        <w:t>The central finding was robust across all three sensitivity scenarios.</w:t>
+      </w:r>
+    </w:p>
+    <w:p>
+      <w:pPr>
+        <w:spacing w:before="120" w:after="0" w:line="480" w:lineRule="auto"/>
         <w:jc w:val="left"/>
       </w:pPr>
       <w:r>
@@ -4714,7 +4516,7 @@
     </w:p>
     <w:p>
       <w:pPr>
-        <w:spacing w:before="0" w:after="0" w:line="480" w:lineRule="exact"/>
+        <w:spacing w:before="0" w:after="0" w:line="480" w:lineRule="auto"/>
         <w:jc w:val="left"/>
       </w:pPr>
       <w:r>
@@ -4729,7 +4531,7 @@
     </w:p>
     <w:p>
       <w:pPr>
-        <w:spacing w:before="0" w:after="0" w:line="480" w:lineRule="exact"/>
+        <w:spacing w:before="0" w:after="0" w:line="480" w:lineRule="auto"/>
         <w:jc w:val="left"/>
       </w:pPr>
       <w:r>
@@ -4744,7 +4546,7 @@
     </w:p>
     <w:p>
       <w:pPr>
-        <w:spacing w:before="0" w:after="0" w:line="480" w:lineRule="exact"/>
+        <w:spacing w:before="0" w:after="0" w:line="480" w:lineRule="auto"/>
         <w:jc w:val="left"/>
       </w:pPr>
       <w:r>
@@ -4759,7 +4561,7 @@
     </w:p>
     <w:p>
       <w:pPr>
-        <w:spacing w:before="0" w:after="0" w:line="480" w:lineRule="exact"/>
+        <w:spacing w:before="0" w:after="0" w:line="480" w:lineRule="auto"/>
         <w:jc w:val="left"/>
       </w:pPr>
       <w:r>
@@ -4774,7 +4576,7 @@
     </w:p>
     <w:p>
       <w:pPr>
-        <w:spacing w:before="0" w:after="0" w:line="480" w:lineRule="exact"/>
+        <w:spacing w:before="0" w:after="0" w:line="480" w:lineRule="auto"/>
         <w:jc w:val="left"/>
       </w:pPr>
       <w:r>
@@ -4789,37 +4591,37 @@
     </w:p>
     <w:p>
       <w:pPr>
-        <w:spacing w:before="0" w:after="0" w:line="480" w:lineRule="exact"/>
-        <w:jc w:val="left"/>
-      </w:pPr>
-      <w:r>
-        <w:rPr>
-          <w:rFonts w:ascii="Times New Roman" w:hAnsi="Times New Roman"/>
-          <w:b w:val="0"/>
-          <w:i w:val="0"/>
-          <w:sz w:val="24"/>
-        </w:rPr>
-        <w:t>by producing prediction intervals that span hundreds of cases per 100,000</w:t>
-      </w:r>
-    </w:p>
-    <w:p>
-      <w:pPr>
-        <w:spacing w:before="0" w:after="0" w:line="480" w:lineRule="exact"/>
-        <w:jc w:val="left"/>
-      </w:pPr>
-      <w:r>
-        <w:rPr>
-          <w:rFonts w:ascii="Times New Roman" w:hAnsi="Times New Roman"/>
-          <w:b w:val="0"/>
-          <w:i w:val="0"/>
-          <w:sz w:val="24"/>
-        </w:rPr>
-        <w:t>population — intervals that are nominally correct but operationally uninformative.</w:t>
-      </w:r>
-    </w:p>
-    <w:p>
-      <w:pPr>
-        <w:spacing w:before="0" w:after="0" w:line="480" w:lineRule="exact"/>
+        <w:spacing w:before="0" w:after="0" w:line="480" w:lineRule="auto"/>
+        <w:jc w:val="left"/>
+      </w:pPr>
+      <w:r>
+        <w:rPr>
+          <w:rFonts w:ascii="Times New Roman" w:hAnsi="Times New Roman"/>
+          <w:b w:val="0"/>
+          <w:i w:val="0"/>
+          <w:sz w:val="24"/>
+        </w:rPr>
+        <w:t>by producing prediction intervals that span hundreds of reported cases —</w:t>
+      </w:r>
+    </w:p>
+    <w:p>
+      <w:pPr>
+        <w:spacing w:before="0" w:after="0" w:line="480" w:lineRule="auto"/>
+        <w:jc w:val="left"/>
+      </w:pPr>
+      <w:r>
+        <w:rPr>
+          <w:rFonts w:ascii="Times New Roman" w:hAnsi="Times New Roman"/>
+          <w:b w:val="0"/>
+          <w:i w:val="0"/>
+          <w:sz w:val="24"/>
+        </w:rPr>
+        <w:t>intervals that are nominally correct but operationally uninformative.</w:t>
+      </w:r>
+    </w:p>
+    <w:p>
+      <w:pPr>
+        <w:spacing w:before="0" w:after="0" w:line="480" w:lineRule="auto"/>
         <w:jc w:val="left"/>
       </w:pPr>
       <w:r>
@@ -4834,7 +4636,7 @@
     </w:p>
     <w:p>
       <w:pPr>
-        <w:spacing w:before="0" w:after="0" w:line="480" w:lineRule="exact"/>
+        <w:spacing w:before="0" w:after="0" w:line="480" w:lineRule="auto"/>
         <w:jc w:val="left"/>
       </w:pPr>
       <w:r>
@@ -4849,7 +4651,7 @@
     </w:p>
     <w:p>
       <w:pPr>
-        <w:spacing w:before="0" w:after="0" w:line="480" w:lineRule="exact"/>
+        <w:spacing w:before="0" w:after="0" w:line="480" w:lineRule="auto"/>
         <w:jc w:val="left"/>
       </w:pPr>
       <w:r>
@@ -4864,7 +4666,7 @@
     </w:p>
     <w:p>
       <w:pPr>
-        <w:spacing w:before="0" w:after="0" w:line="480" w:lineRule="exact"/>
+        <w:spacing w:before="0" w:after="0" w:line="480" w:lineRule="auto"/>
         <w:jc w:val="left"/>
       </w:pPr>
       <w:r>
@@ -4879,7 +4681,7 @@
     </w:p>
     <w:p>
       <w:pPr>
-        <w:spacing w:before="0" w:after="0" w:line="480" w:lineRule="exact"/>
+        <w:spacing w:before="0" w:after="0" w:line="480" w:lineRule="auto"/>
         <w:jc w:val="left"/>
       </w:pPr>
       <w:r>
@@ -4894,7 +4696,7 @@
     </w:p>
     <w:p>
       <w:pPr>
-        <w:spacing w:before="0" w:after="0" w:line="480" w:lineRule="exact"/>
+        <w:spacing w:before="0" w:after="0" w:line="480" w:lineRule="auto"/>
         <w:jc w:val="left"/>
       </w:pPr>
       <w:r>
@@ -4909,7 +4711,7 @@
     </w:p>
     <w:p>
       <w:pPr>
-        <w:spacing w:before="0" w:after="0" w:line="480" w:lineRule="exact"/>
+        <w:spacing w:before="0" w:after="0" w:line="480" w:lineRule="auto"/>
         <w:jc w:val="left"/>
       </w:pPr>
       <w:r>
@@ -4924,7 +4726,7 @@
     </w:p>
     <w:p>
       <w:pPr>
-        <w:spacing w:before="0" w:after="0" w:line="480" w:lineRule="exact"/>
+        <w:spacing w:before="0" w:after="0" w:line="480" w:lineRule="auto"/>
         <w:jc w:val="left"/>
       </w:pPr>
       <w:r>
@@ -4939,7 +4741,7 @@
     </w:p>
     <w:p>
       <w:pPr>
-        <w:spacing w:before="0" w:after="0" w:line="480" w:lineRule="exact"/>
+        <w:spacing w:before="0" w:after="0" w:line="480" w:lineRule="auto"/>
         <w:jc w:val="left"/>
       </w:pPr>
       <w:r>
@@ -4954,7 +4756,7 @@
     </w:p>
     <w:p>
       <w:pPr>
-        <w:spacing w:before="0" w:after="0" w:line="480" w:lineRule="exact"/>
+        <w:spacing w:before="0" w:after="0" w:line="480" w:lineRule="auto"/>
         <w:jc w:val="left"/>
       </w:pPr>
       <w:r>
@@ -4969,7 +4771,7 @@
     </w:p>
     <w:p>
       <w:pPr>
-        <w:spacing w:before="0" w:after="0" w:line="480" w:lineRule="exact"/>
+        <w:spacing w:before="0" w:after="0" w:line="480" w:lineRule="auto"/>
         <w:jc w:val="left"/>
       </w:pPr>
       <w:r>
@@ -4984,112 +4786,82 @@
     </w:p>
     <w:p>
       <w:pPr>
-        <w:spacing w:before="0" w:after="0" w:line="480" w:lineRule="exact"/>
-        <w:jc w:val="left"/>
-      </w:pPr>
-      <w:r>
-        <w:rPr>
-          <w:rFonts w:ascii="Times New Roman" w:hAnsi="Times New Roman"/>
-          <w:b w:val="0"/>
-          <w:i w:val="0"/>
-          <w:sz w:val="24"/>
-        </w:rPr>
-        <w:t>are stronger than they appear in absolute terms: their median predictions are</w:t>
-      </w:r>
-    </w:p>
-    <w:p>
-      <w:pPr>
-        <w:spacing w:before="0" w:after="0" w:line="480" w:lineRule="exact"/>
-        <w:jc w:val="left"/>
-      </w:pPr>
-      <w:r>
-        <w:rPr>
-          <w:rFonts w:ascii="Times New Roman" w:hAnsi="Times New Roman"/>
-          <w:b w:val="0"/>
-          <w:i w:val="0"/>
-          <w:sz w:val="24"/>
-        </w:rPr>
-        <w:t>often closer to observations than those of covariate-augmented models on sparse</w:t>
-      </w:r>
-    </w:p>
-    <w:p>
-      <w:pPr>
-        <w:spacing w:before="0" w:after="0" w:line="480" w:lineRule="exact"/>
-        <w:jc w:val="left"/>
-      </w:pPr>
-      <w:r>
-        <w:rPr>
-          <w:rFonts w:ascii="Times New Roman" w:hAnsi="Times New Roman"/>
-          <w:b w:val="0"/>
-          <w:i w:val="0"/>
-          <w:sz w:val="24"/>
-        </w:rPr>
-        <w:t>annual data, and their uncertainty intervals, while not perfectly calibrated,</w:t>
-      </w:r>
-    </w:p>
-    <w:p>
-      <w:pPr>
-        <w:spacing w:before="0" w:after="0" w:line="480" w:lineRule="exact"/>
-        <w:jc w:val="left"/>
-      </w:pPr>
-      <w:r>
-        <w:rPr>
-          <w:rFonts w:ascii="Times New Roman" w:hAnsi="Times New Roman"/>
-          <w:b w:val="0"/>
-          <w:i w:val="0"/>
-          <w:sz w:val="24"/>
-        </w:rPr>
-        <w:t>are narrower and more interpretable than overdispersed negative-binomial</w:t>
-      </w:r>
-    </w:p>
-    <w:p>
-      <w:pPr>
-        <w:spacing w:before="0" w:after="0" w:line="480" w:lineRule="exact"/>
-        <w:jc w:val="left"/>
-      </w:pPr>
-      <w:r>
-        <w:rPr>
-          <w:rFonts w:ascii="Times New Roman" w:hAnsi="Times New Roman"/>
-          <w:b w:val="0"/>
-          <w:i w:val="0"/>
-          <w:sz w:val="24"/>
-        </w:rPr>
-        <w:t>alternatives. Surveillance programs that currently generate predictive statements</w:t>
-      </w:r>
-    </w:p>
-    <w:p>
-      <w:pPr>
-        <w:spacing w:before="0" w:after="0" w:line="480" w:lineRule="exact"/>
-        <w:jc w:val="left"/>
-      </w:pPr>
-      <w:r>
-        <w:rPr>
-          <w:rFonts w:ascii="Times New Roman" w:hAnsi="Times New Roman"/>
-          <w:b w:val="0"/>
-          <w:i w:val="0"/>
-          <w:sz w:val="24"/>
-        </w:rPr>
-        <w:t>from public annual data without baseline comparisons risk overstating predictive</w:t>
-      </w:r>
-    </w:p>
-    <w:p>
-      <w:pPr>
-        <w:spacing w:before="0" w:after="0" w:line="480" w:lineRule="exact"/>
-        <w:jc w:val="left"/>
-      </w:pPr>
-      <w:r>
-        <w:rPr>
-          <w:rFonts w:ascii="Times New Roman" w:hAnsi="Times New Roman"/>
-          <w:b w:val="0"/>
-          <w:i w:val="0"/>
-          <w:sz w:val="24"/>
-        </w:rPr>
-        <w:t>value.</w:t>
-      </w:r>
-    </w:p>
-    <w:p>
-      <w:pPr>
-        <w:spacing w:before="0" w:after="0" w:line="480" w:lineRule="exact"/>
+        <w:spacing w:before="0" w:after="0" w:line="480" w:lineRule="auto"/>
+        <w:jc w:val="left"/>
+      </w:pPr>
+      <w:r>
+        <w:rPr>
+          <w:rFonts w:ascii="Times New Roman" w:hAnsi="Times New Roman"/>
+          <w:b w:val="0"/>
+          <w:i w:val="0"/>
+          <w:sz w:val="24"/>
+        </w:rPr>
+        <w:t>are stronger than they appear: their median predictions were often closer to</w:t>
+      </w:r>
+    </w:p>
+    <w:p>
+      <w:pPr>
+        <w:spacing w:before="0" w:after="0" w:line="480" w:lineRule="auto"/>
+        <w:jc w:val="left"/>
+      </w:pPr>
+      <w:r>
+        <w:rPr>
+          <w:rFonts w:ascii="Times New Roman" w:hAnsi="Times New Roman"/>
+          <w:b w:val="0"/>
+          <w:i w:val="0"/>
+          <w:sz w:val="24"/>
+        </w:rPr>
+        <w:t>observations than those of covariate-augmented models, and their uncertainty</w:t>
+      </w:r>
+    </w:p>
+    <w:p>
+      <w:pPr>
+        <w:spacing w:before="0" w:after="0" w:line="480" w:lineRule="auto"/>
+        <w:jc w:val="left"/>
+      </w:pPr>
+      <w:r>
+        <w:rPr>
+          <w:rFonts w:ascii="Times New Roman" w:hAnsi="Times New Roman"/>
+          <w:b w:val="0"/>
+          <w:i w:val="0"/>
+          <w:sz w:val="24"/>
+        </w:rPr>
+        <w:t>intervals were narrower and more interpretable than overdispersed</w:t>
+      </w:r>
+    </w:p>
+    <w:p>
+      <w:pPr>
+        <w:spacing w:before="0" w:after="0" w:line="480" w:lineRule="auto"/>
+        <w:jc w:val="left"/>
+      </w:pPr>
+      <w:r>
+        <w:rPr>
+          <w:rFonts w:ascii="Times New Roman" w:hAnsi="Times New Roman"/>
+          <w:b w:val="0"/>
+          <w:i w:val="0"/>
+          <w:sz w:val="24"/>
+        </w:rPr>
+        <w:t>negative-binomial alternatives. Predictive statements from public annual data</w:t>
+      </w:r>
+    </w:p>
+    <w:p>
+      <w:pPr>
+        <w:spacing w:before="0" w:after="0" w:line="480" w:lineRule="auto"/>
+        <w:jc w:val="left"/>
+      </w:pPr>
+      <w:r>
+        <w:rPr>
+          <w:rFonts w:ascii="Times New Roman" w:hAnsi="Times New Roman"/>
+          <w:b w:val="0"/>
+          <w:i w:val="0"/>
+          <w:sz w:val="24"/>
+        </w:rPr>
+        <w:t>without baseline comparisons risk overstating value.</w:t>
+      </w:r>
+    </w:p>
+    <w:p>
+      <w:pPr>
+        <w:spacing w:before="0" w:after="0" w:line="480" w:lineRule="auto"/>
         <w:jc w:val="left"/>
       </w:pPr>
       <w:r>
@@ -5104,7 +4876,7 @@
     </w:p>
     <w:p>
       <w:pPr>
-        <w:spacing w:before="0" w:after="0" w:line="480" w:lineRule="exact"/>
+        <w:spacing w:before="0" w:after="0" w:line="480" w:lineRule="auto"/>
         <w:jc w:val="left"/>
       </w:pPr>
       <w:r>
@@ -5119,7 +4891,7 @@
     </w:p>
     <w:p>
       <w:pPr>
-        <w:spacing w:before="0" w:after="0" w:line="480" w:lineRule="exact"/>
+        <w:spacing w:before="0" w:after="0" w:line="480" w:lineRule="auto"/>
         <w:jc w:val="left"/>
       </w:pPr>
       <w:r>
@@ -5134,7 +4906,7 @@
     </w:p>
     <w:p>
       <w:pPr>
-        <w:spacing w:before="0" w:after="0" w:line="480" w:lineRule="exact"/>
+        <w:spacing w:before="0" w:after="0" w:line="480" w:lineRule="auto"/>
         <w:jc w:val="left"/>
       </w:pPr>
       <w:r>
@@ -5149,7 +4921,7 @@
     </w:p>
     <w:p>
       <w:pPr>
-        <w:spacing w:before="0" w:after="0" w:line="480" w:lineRule="exact"/>
+        <w:spacing w:before="0" w:after="0" w:line="480" w:lineRule="auto"/>
         <w:jc w:val="left"/>
       </w:pPr>
       <w:r>
@@ -5164,7 +4936,7 @@
     </w:p>
     <w:p>
       <w:pPr>
-        <w:spacing w:before="0" w:after="0" w:line="480" w:lineRule="exact"/>
+        <w:spacing w:before="0" w:after="0" w:line="480" w:lineRule="auto"/>
         <w:jc w:val="left"/>
       </w:pPr>
       <w:r>
@@ -5179,7 +4951,7 @@
     </w:p>
     <w:p>
       <w:pPr>
-        <w:spacing w:before="0" w:after="0" w:line="480" w:lineRule="exact"/>
+        <w:spacing w:before="0" w:after="0" w:line="480" w:lineRule="auto"/>
         <w:jc w:val="left"/>
       </w:pPr>
       <w:r>
@@ -5194,7 +4966,7 @@
     </w:p>
     <w:p>
       <w:pPr>
-        <w:spacing w:before="0" w:after="0" w:line="480" w:lineRule="exact"/>
+        <w:spacing w:before="0" w:after="0" w:line="480" w:lineRule="auto"/>
         <w:jc w:val="left"/>
       </w:pPr>
       <w:r>
@@ -5209,7 +4981,7 @@
     </w:p>
     <w:p>
       <w:pPr>
-        <w:spacing w:before="0" w:after="0" w:line="480" w:lineRule="exact"/>
+        <w:spacing w:before="0" w:after="0" w:line="480" w:lineRule="auto"/>
         <w:jc w:val="left"/>
       </w:pPr>
       <w:r>
@@ -5224,22 +4996,22 @@
     </w:p>
     <w:p>
       <w:pPr>
-        <w:spacing w:before="0" w:after="0" w:line="480" w:lineRule="exact"/>
-        <w:jc w:val="left"/>
-      </w:pPr>
-      <w:r>
-        <w:rPr>
-          <w:rFonts w:ascii="Times New Roman" w:hAnsi="Times New Roman"/>
-          <w:b w:val="0"/>
-          <w:i w:val="0"/>
-          <w:sz w:val="24"/>
-        </w:rPr>
-        <w:t>to epidemiologic probability (7); transparent calibration benchmarks provide</w:t>
-      </w:r>
-    </w:p>
-    <w:p>
-      <w:pPr>
-        <w:spacing w:before="0" w:after="0" w:line="480" w:lineRule="exact"/>
+        <w:spacing w:before="0" w:after="0" w:line="480" w:lineRule="auto"/>
+        <w:jc w:val="left"/>
+      </w:pPr>
+      <w:r>
+        <w:rPr>
+          <w:rFonts w:ascii="Times New Roman" w:hAnsi="Times New Roman"/>
+          <w:b w:val="0"/>
+          <w:i w:val="0"/>
+          <w:sz w:val="24"/>
+        </w:rPr>
+        <w:t>to epidemiologic probability (8); transparent calibration benchmarks provide</w:t>
+      </w:r>
+    </w:p>
+    <w:p>
+      <w:pPr>
+        <w:spacing w:before="0" w:after="0" w:line="480" w:lineRule="auto"/>
         <w:jc w:val="left"/>
       </w:pPr>
       <w:r>
@@ -5254,7 +5026,7 @@
     </w:p>
     <w:p>
       <w:pPr>
-        <w:spacing w:before="0" w:after="0" w:line="480" w:lineRule="exact"/>
+        <w:spacing w:before="0" w:after="0" w:line="480" w:lineRule="auto"/>
         <w:jc w:val="left"/>
       </w:pPr>
       <w:r>
@@ -5269,7 +5041,7 @@
     </w:p>
     <w:p>
       <w:pPr>
-        <w:spacing w:before="0" w:after="0" w:line="480" w:lineRule="exact"/>
+        <w:spacing w:before="0" w:after="0" w:line="480" w:lineRule="auto"/>
         <w:jc w:val="left"/>
       </w:pPr>
       <w:r>
@@ -5284,7 +5056,7 @@
     </w:p>
     <w:p>
       <w:pPr>
-        <w:spacing w:before="0" w:after="0" w:line="480" w:lineRule="exact"/>
+        <w:spacing w:before="0" w:after="0" w:line="480" w:lineRule="auto"/>
         <w:jc w:val="left"/>
       </w:pPr>
       <w:r>
@@ -5299,187 +5071,127 @@
     </w:p>
     <w:p>
       <w:pPr>
-        <w:spacing w:before="0" w:after="0" w:line="480" w:lineRule="exact"/>
-        <w:jc w:val="left"/>
-      </w:pPr>
-      <w:r>
-        <w:rPr>
-          <w:rFonts w:ascii="Times New Roman" w:hAnsi="Times New Roman"/>
-          <w:b w:val="0"/>
-          <w:i w:val="0"/>
-          <w:sz w:val="24"/>
-        </w:rPr>
-        <w:t>directions for surveillance improvement. Subnational data — at the regional or</w:t>
-      </w:r>
-    </w:p>
-    <w:p>
-      <w:pPr>
-        <w:spacing w:before="0" w:after="0" w:line="480" w:lineRule="exact"/>
-        <w:jc w:val="left"/>
-      </w:pPr>
-      <w:r>
-        <w:rPr>
-          <w:rFonts w:ascii="Times New Roman" w:hAnsi="Times New Roman"/>
-          <w:b w:val="0"/>
-          <w:i w:val="0"/>
-          <w:sz w:val="24"/>
-        </w:rPr>
-        <w:t>prefecture level, where rodent habitat is more homogeneous — would substantially</w:t>
-      </w:r>
-    </w:p>
-    <w:p>
-      <w:pPr>
-        <w:spacing w:before="0" w:after="0" w:line="480" w:lineRule="exact"/>
-        <w:jc w:val="left"/>
-      </w:pPr>
-      <w:r>
-        <w:rPr>
-          <w:rFonts w:ascii="Times New Roman" w:hAnsi="Times New Roman"/>
-          <w:b w:val="0"/>
-          <w:i w:val="0"/>
-          <w:sz w:val="24"/>
-        </w:rPr>
-        <w:t>reduce ecological aggregation bias inherent in country-year modeling. Reservoir</w:t>
-      </w:r>
-    </w:p>
-    <w:p>
-      <w:pPr>
-        <w:spacing w:before="0" w:after="0" w:line="480" w:lineRule="exact"/>
-        <w:jc w:val="left"/>
-      </w:pPr>
-      <w:r>
-        <w:rPr>
-          <w:rFonts w:ascii="Times New Roman" w:hAnsi="Times New Roman"/>
-          <w:b w:val="0"/>
-          <w:i w:val="0"/>
-          <w:sz w:val="24"/>
-        </w:rPr>
-        <w:t>host density data, if collected systematically alongside hantavirus reporting,</w:t>
-      </w:r>
-    </w:p>
-    <w:p>
-      <w:pPr>
-        <w:spacing w:before="0" w:after="0" w:line="480" w:lineRule="exact"/>
-        <w:jc w:val="left"/>
-      </w:pPr>
-      <w:r>
-        <w:rPr>
-          <w:rFonts w:ascii="Times New Roman" w:hAnsi="Times New Roman"/>
-          <w:b w:val="0"/>
-          <w:i w:val="0"/>
-          <w:sz w:val="24"/>
-        </w:rPr>
-        <w:t>would provide the mechanistic signal that public climate and land-use covariates</w:t>
-      </w:r>
-    </w:p>
-    <w:p>
-      <w:pPr>
-        <w:spacing w:before="0" w:after="0" w:line="480" w:lineRule="exact"/>
-        <w:jc w:val="left"/>
-      </w:pPr>
-      <w:r>
-        <w:rPr>
-          <w:rFonts w:ascii="Times New Roman" w:hAnsi="Times New Roman"/>
-          <w:b w:val="0"/>
-          <w:i w:val="0"/>
-          <w:sz w:val="24"/>
-        </w:rPr>
-        <w:t>cannot. Longer comparable annual panels — extending the 2019–2023 window</w:t>
-      </w:r>
-    </w:p>
-    <w:p>
-      <w:pPr>
-        <w:spacing w:before="0" w:after="0" w:line="480" w:lineRule="exact"/>
-        <w:jc w:val="left"/>
-      </w:pPr>
-      <w:r>
-        <w:rPr>
-          <w:rFonts w:ascii="Times New Roman" w:hAnsi="Times New Roman"/>
-          <w:b w:val="0"/>
-          <w:i w:val="0"/>
-          <w:sz w:val="24"/>
-        </w:rPr>
-        <w:t>backward with consistent case definitions — would improve the sample efficiency</w:t>
-      </w:r>
-    </w:p>
-    <w:p>
-      <w:pPr>
-        <w:spacing w:before="0" w:after="0" w:line="480" w:lineRule="exact"/>
-        <w:jc w:val="left"/>
-      </w:pPr>
-      <w:r>
-        <w:rPr>
-          <w:rFonts w:ascii="Times New Roman" w:hAnsi="Times New Roman"/>
-          <w:b w:val="0"/>
-          <w:i w:val="0"/>
-          <w:sz w:val="24"/>
-        </w:rPr>
-        <w:t>of training and reduce dependence on COVID-era data that may reflect reporting</w:t>
-      </w:r>
-    </w:p>
-    <w:p>
-      <w:pPr>
-        <w:spacing w:before="0" w:after="0" w:line="480" w:lineRule="exact"/>
-        <w:jc w:val="left"/>
-      </w:pPr>
-      <w:r>
-        <w:rPr>
-          <w:rFonts w:ascii="Times New Roman" w:hAnsi="Times New Roman"/>
-          <w:b w:val="0"/>
-          <w:i w:val="0"/>
-          <w:sz w:val="24"/>
-        </w:rPr>
-        <w:t>artifacts. Better harmonization of case definitions and surveillance completeness</w:t>
-      </w:r>
-    </w:p>
-    <w:p>
-      <w:pPr>
-        <w:spacing w:before="0" w:after="0" w:line="480" w:lineRule="exact"/>
-        <w:jc w:val="left"/>
-      </w:pPr>
-      <w:r>
-        <w:rPr>
-          <w:rFonts w:ascii="Times New Roman" w:hAnsi="Times New Roman"/>
-          <w:b w:val="0"/>
-          <w:i w:val="0"/>
-          <w:sz w:val="24"/>
-        </w:rPr>
-        <w:t>reporting across EU/EEA member states would reduce the noise currently captured</w:t>
-      </w:r>
-    </w:p>
-    <w:p>
-      <w:pPr>
-        <w:spacing w:before="0" w:after="0" w:line="480" w:lineRule="exact"/>
-        <w:jc w:val="left"/>
-      </w:pPr>
-      <w:r>
-        <w:rPr>
-          <w:rFonts w:ascii="Times New Roman" w:hAnsi="Times New Roman"/>
-          <w:b w:val="0"/>
-          <w:i w:val="0"/>
-          <w:sz w:val="24"/>
-        </w:rPr>
-        <w:t>by quality-grade flags. These structural improvements to surveillance</w:t>
-      </w:r>
-    </w:p>
-    <w:p>
-      <w:pPr>
-        <w:spacing w:before="0" w:after="0" w:line="480" w:lineRule="exact"/>
-        <w:jc w:val="left"/>
-      </w:pPr>
-      <w:r>
-        <w:rPr>
-          <w:rFonts w:ascii="Times New Roman" w:hAnsi="Times New Roman"/>
-          <w:b w:val="0"/>
-          <w:i w:val="0"/>
-          <w:sz w:val="24"/>
-        </w:rPr>
-        <w:t>infrastructure are a more productive path than adding coarser public covariates</w:t>
-      </w:r>
-    </w:p>
-    <w:p>
-      <w:pPr>
-        <w:spacing w:before="0" w:after="0" w:line="480" w:lineRule="exact"/>
+        <w:spacing w:before="0" w:after="0" w:line="480" w:lineRule="auto"/>
+        <w:jc w:val="left"/>
+      </w:pPr>
+      <w:r>
+        <w:rPr>
+          <w:rFonts w:ascii="Times New Roman" w:hAnsi="Times New Roman"/>
+          <w:b w:val="0"/>
+          <w:i w:val="0"/>
+          <w:sz w:val="24"/>
+        </w:rPr>
+        <w:t>surveillance improvements. Subnational data, where rodent habitat is more</w:t>
+      </w:r>
+    </w:p>
+    <w:p>
+      <w:pPr>
+        <w:spacing w:before="0" w:after="0" w:line="480" w:lineRule="auto"/>
+        <w:jc w:val="left"/>
+      </w:pPr>
+      <w:r>
+        <w:rPr>
+          <w:rFonts w:ascii="Times New Roman" w:hAnsi="Times New Roman"/>
+          <w:b w:val="0"/>
+          <w:i w:val="0"/>
+          <w:sz w:val="24"/>
+        </w:rPr>
+        <w:t>homogeneous, would reduce ecological aggregation bias. Systematic reservoir host</w:t>
+      </w:r>
+    </w:p>
+    <w:p>
+      <w:pPr>
+        <w:spacing w:before="0" w:after="0" w:line="480" w:lineRule="auto"/>
+        <w:jc w:val="left"/>
+      </w:pPr>
+      <w:r>
+        <w:rPr>
+          <w:rFonts w:ascii="Times New Roman" w:hAnsi="Times New Roman"/>
+          <w:b w:val="0"/>
+          <w:i w:val="0"/>
+          <w:sz w:val="24"/>
+        </w:rPr>
+        <w:t>density data would provide mechanistic signal that public climate and land-use</w:t>
+      </w:r>
+    </w:p>
+    <w:p>
+      <w:pPr>
+        <w:spacing w:before="0" w:after="0" w:line="480" w:lineRule="auto"/>
+        <w:jc w:val="left"/>
+      </w:pPr>
+      <w:r>
+        <w:rPr>
+          <w:rFonts w:ascii="Times New Roman" w:hAnsi="Times New Roman"/>
+          <w:b w:val="0"/>
+          <w:i w:val="0"/>
+          <w:sz w:val="24"/>
+        </w:rPr>
+        <w:t>covariates cannot. Longer comparable annual panels would improve training sample</w:t>
+      </w:r>
+    </w:p>
+    <w:p>
+      <w:pPr>
+        <w:spacing w:before="0" w:after="0" w:line="480" w:lineRule="auto"/>
+        <w:jc w:val="left"/>
+      </w:pPr>
+      <w:r>
+        <w:rPr>
+          <w:rFonts w:ascii="Times New Roman" w:hAnsi="Times New Roman"/>
+          <w:b w:val="0"/>
+          <w:i w:val="0"/>
+          <w:sz w:val="24"/>
+        </w:rPr>
+        <w:t>size and reduce dependence on COVID-era data. Better harmonization of case</w:t>
+      </w:r>
+    </w:p>
+    <w:p>
+      <w:pPr>
+        <w:spacing w:before="0" w:after="0" w:line="480" w:lineRule="auto"/>
+        <w:jc w:val="left"/>
+      </w:pPr>
+      <w:r>
+        <w:rPr>
+          <w:rFonts w:ascii="Times New Roman" w:hAnsi="Times New Roman"/>
+          <w:b w:val="0"/>
+          <w:i w:val="0"/>
+          <w:sz w:val="24"/>
+        </w:rPr>
+        <w:t>definitions and surveillance completeness reporting across EU/EEA member states</w:t>
+      </w:r>
+    </w:p>
+    <w:p>
+      <w:pPr>
+        <w:spacing w:before="0" w:after="0" w:line="480" w:lineRule="auto"/>
+        <w:jc w:val="left"/>
+      </w:pPr>
+      <w:r>
+        <w:rPr>
+          <w:rFonts w:ascii="Times New Roman" w:hAnsi="Times New Roman"/>
+          <w:b w:val="0"/>
+          <w:i w:val="0"/>
+          <w:sz w:val="24"/>
+        </w:rPr>
+        <w:t>would reduce the noise currently captured by quality-grade flags. These</w:t>
+      </w:r>
+    </w:p>
+    <w:p>
+      <w:pPr>
+        <w:spacing w:before="0" w:after="0" w:line="480" w:lineRule="auto"/>
+        <w:jc w:val="left"/>
+      </w:pPr>
+      <w:r>
+        <w:rPr>
+          <w:rFonts w:ascii="Times New Roman" w:hAnsi="Times New Roman"/>
+          <w:b w:val="0"/>
+          <w:i w:val="0"/>
+          <w:sz w:val="24"/>
+        </w:rPr>
+        <w:t>structural improvements are more useful than adding coarser public covariates</w:t>
+      </w:r>
+    </w:p>
+    <w:p>
+      <w:pPr>
+        <w:spacing w:before="0" w:after="0" w:line="480" w:lineRule="auto"/>
         <w:jc w:val="left"/>
       </w:pPr>
       <w:r>
@@ -5494,7 +5206,7 @@
     </w:p>
     <w:p>
       <w:pPr>
-        <w:spacing w:before="0" w:after="0" w:line="480" w:lineRule="exact"/>
+        <w:spacing w:before="0" w:after="0" w:line="480" w:lineRule="auto"/>
         <w:jc w:val="left"/>
       </w:pPr>
       <w:r>
@@ -5509,7 +5221,7 @@
     </w:p>
     <w:p>
       <w:pPr>
-        <w:spacing w:before="0" w:after="0" w:line="480" w:lineRule="exact"/>
+        <w:spacing w:before="0" w:after="0" w:line="480" w:lineRule="auto"/>
         <w:jc w:val="left"/>
       </w:pPr>
       <w:r>
@@ -5524,7 +5236,7 @@
     </w:p>
     <w:p>
       <w:pPr>
-        <w:spacing w:before="0" w:after="0" w:line="480" w:lineRule="exact"/>
+        <w:spacing w:before="0" w:after="0" w:line="480" w:lineRule="auto"/>
         <w:jc w:val="left"/>
       </w:pPr>
       <w:r>
@@ -5539,7 +5251,7 @@
     </w:p>
     <w:p>
       <w:pPr>
-        <w:spacing w:before="0" w:after="0" w:line="480" w:lineRule="exact"/>
+        <w:spacing w:before="0" w:after="0" w:line="480" w:lineRule="auto"/>
         <w:jc w:val="left"/>
       </w:pPr>
       <w:r>
@@ -5554,7 +5266,7 @@
     </w:p>
     <w:p>
       <w:pPr>
-        <w:spacing w:before="0" w:after="0" w:line="480" w:lineRule="exact"/>
+        <w:spacing w:before="0" w:after="0" w:line="480" w:lineRule="auto"/>
         <w:jc w:val="left"/>
       </w:pPr>
       <w:r>
@@ -5569,7 +5281,7 @@
     </w:p>
     <w:p>
       <w:pPr>
-        <w:spacing w:before="0" w:after="0" w:line="480" w:lineRule="exact"/>
+        <w:spacing w:before="0" w:after="0" w:line="480" w:lineRule="auto"/>
         <w:jc w:val="left"/>
       </w:pPr>
       <w:r>
@@ -5584,7 +5296,7 @@
     </w:p>
     <w:p>
       <w:pPr>
-        <w:spacing w:before="0" w:after="0" w:line="480" w:lineRule="exact"/>
+        <w:spacing w:before="0" w:after="0" w:line="480" w:lineRule="auto"/>
         <w:jc w:val="left"/>
       </w:pPr>
       <w:r>
@@ -5599,7 +5311,7 @@
     </w:p>
     <w:p>
       <w:pPr>
-        <w:spacing w:before="0" w:after="0" w:line="480" w:lineRule="exact"/>
+        <w:spacing w:before="0" w:after="0" w:line="480" w:lineRule="auto"/>
         <w:jc w:val="left"/>
       </w:pPr>
       <w:r>
@@ -5614,7 +5326,7 @@
     </w:p>
     <w:p>
       <w:pPr>
-        <w:spacing w:before="0" w:after="0" w:line="480" w:lineRule="exact"/>
+        <w:spacing w:before="0" w:after="0" w:line="480" w:lineRule="auto"/>
         <w:jc w:val="left"/>
       </w:pPr>
       <w:r>
@@ -5629,7 +5341,7 @@
     </w:p>
     <w:p>
       <w:pPr>
-        <w:spacing w:before="0" w:after="0" w:line="480" w:lineRule="exact"/>
+        <w:spacing w:before="0" w:after="0" w:line="480" w:lineRule="auto"/>
         <w:jc w:val="left"/>
       </w:pPr>
       <w:r>
@@ -5644,7 +5356,7 @@
     </w:p>
     <w:p>
       <w:pPr>
-        <w:spacing w:before="0" w:after="0" w:line="480" w:lineRule="exact"/>
+        <w:spacing w:before="0" w:after="0" w:line="480" w:lineRule="auto"/>
         <w:jc w:val="left"/>
       </w:pPr>
       <w:r>
@@ -5659,7 +5371,7 @@
     </w:p>
     <w:p>
       <w:pPr>
-        <w:spacing w:before="0" w:after="0" w:line="480" w:lineRule="exact"/>
+        <w:spacing w:before="0" w:after="0" w:line="480" w:lineRule="auto"/>
         <w:jc w:val="left"/>
       </w:pPr>
       <w:r>
@@ -5674,7 +5386,7 @@
     </w:p>
     <w:p>
       <w:pPr>
-        <w:spacing w:before="0" w:after="0" w:line="480" w:lineRule="exact"/>
+        <w:spacing w:before="0" w:after="0" w:line="480" w:lineRule="auto"/>
         <w:jc w:val="left"/>
       </w:pPr>
       <w:r>
@@ -5689,7 +5401,7 @@
     </w:p>
     <w:p>
       <w:pPr>
-        <w:spacing w:before="0" w:after="0" w:line="480" w:lineRule="exact"/>
+        <w:spacing w:before="0" w:after="0" w:line="480" w:lineRule="auto"/>
         <w:jc w:val="left"/>
       </w:pPr>
       <w:r>
@@ -5704,7 +5416,7 @@
     </w:p>
     <w:p>
       <w:pPr>
-        <w:spacing w:before="0" w:after="0" w:line="480" w:lineRule="exact"/>
+        <w:spacing w:before="0" w:after="0" w:line="480" w:lineRule="auto"/>
         <w:jc w:val="left"/>
       </w:pPr>
       <w:r>
@@ -5719,7 +5431,7 @@
     </w:p>
     <w:p>
       <w:pPr>
-        <w:spacing w:before="0" w:after="0" w:line="480" w:lineRule="exact"/>
+        <w:spacing w:before="0" w:after="0" w:line="480" w:lineRule="auto"/>
         <w:jc w:val="left"/>
       </w:pPr>
       <w:r>
@@ -5734,7 +5446,7 @@
     </w:p>
     <w:p>
       <w:pPr>
-        <w:spacing w:before="0" w:after="0" w:line="480" w:lineRule="exact"/>
+        <w:spacing w:before="0" w:after="0" w:line="480" w:lineRule="auto"/>
         <w:jc w:val="left"/>
       </w:pPr>
       <w:r>
@@ -5749,7 +5461,7 @@
     </w:p>
     <w:p>
       <w:pPr>
-        <w:spacing w:before="0" w:after="0" w:line="480" w:lineRule="exact"/>
+        <w:spacing w:before="0" w:after="0" w:line="480" w:lineRule="auto"/>
         <w:jc w:val="left"/>
       </w:pPr>
       <w:r>
@@ -5764,7 +5476,7 @@
     </w:p>
     <w:p>
       <w:pPr>
-        <w:spacing w:before="0" w:after="0" w:line="480" w:lineRule="exact"/>
+        <w:spacing w:before="0" w:after="0" w:line="480" w:lineRule="auto"/>
         <w:jc w:val="left"/>
       </w:pPr>
       <w:r>
@@ -5779,7 +5491,7 @@
     </w:p>
     <w:p>
       <w:pPr>
-        <w:spacing w:before="0" w:after="0" w:line="480" w:lineRule="exact"/>
+        <w:spacing w:before="0" w:after="0" w:line="480" w:lineRule="auto"/>
         <w:jc w:val="left"/>
       </w:pPr>
       <w:r>
@@ -5794,7 +5506,7 @@
     </w:p>
     <w:p>
       <w:pPr>
-        <w:spacing w:before="0" w:after="0" w:line="480" w:lineRule="exact"/>
+        <w:spacing w:before="0" w:after="0" w:line="480" w:lineRule="auto"/>
         <w:jc w:val="left"/>
       </w:pPr>
       <w:r>
@@ -5809,7 +5521,7 @@
     </w:p>
     <w:p>
       <w:pPr>
-        <w:spacing w:before="0" w:after="0" w:line="480" w:lineRule="exact"/>
+        <w:spacing w:before="0" w:after="0" w:line="480" w:lineRule="auto"/>
         <w:jc w:val="left"/>
       </w:pPr>
       <w:r>
@@ -5824,7 +5536,7 @@
     </w:p>
     <w:p>
       <w:pPr>
-        <w:spacing w:before="0" w:after="0" w:line="480" w:lineRule="exact"/>
+        <w:spacing w:before="0" w:after="0" w:line="480" w:lineRule="auto"/>
         <w:jc w:val="left"/>
       </w:pPr>
       <w:r>
@@ -5839,7 +5551,7 @@
     </w:p>
     <w:p>
       <w:pPr>
-        <w:spacing w:before="0" w:after="0" w:line="480" w:lineRule="exact"/>
+        <w:spacing w:before="0" w:after="0" w:line="480" w:lineRule="auto"/>
         <w:jc w:val="left"/>
       </w:pPr>
       <w:r>
@@ -5854,7 +5566,7 @@
     </w:p>
     <w:p>
       <w:pPr>
-        <w:spacing w:before="0" w:after="0" w:line="480" w:lineRule="exact"/>
+        <w:spacing w:before="0" w:after="0" w:line="480" w:lineRule="auto"/>
         <w:jc w:val="left"/>
       </w:pPr>
       <w:r>
@@ -5869,7 +5581,7 @@
     </w:p>
     <w:p>
       <w:pPr>
-        <w:spacing w:before="0" w:after="0" w:line="480" w:lineRule="exact"/>
+        <w:spacing w:before="0" w:after="0" w:line="480" w:lineRule="auto"/>
         <w:jc w:val="left"/>
       </w:pPr>
       <w:r>
@@ -5884,7 +5596,7 @@
     </w:p>
     <w:p>
       <w:pPr>
-        <w:spacing w:before="0" w:after="0" w:line="480" w:lineRule="exact"/>
+        <w:spacing w:before="0" w:after="0" w:line="480" w:lineRule="auto"/>
         <w:jc w:val="left"/>
       </w:pPr>
       <w:r>
@@ -5899,7 +5611,7 @@
     </w:p>
     <w:p>
       <w:pPr>
-        <w:spacing w:before="120" w:after="0" w:line="480" w:lineRule="exact"/>
+        <w:spacing w:before="120" w:after="0" w:line="480" w:lineRule="auto"/>
         <w:jc w:val="left"/>
       </w:pPr>
       <w:r>
@@ -5914,7 +5626,7 @@
     </w:p>
     <w:p>
       <w:pPr>
-        <w:spacing w:before="0" w:after="0" w:line="480" w:lineRule="exact"/>
+        <w:spacing w:before="0" w:after="0" w:line="480" w:lineRule="auto"/>
         <w:jc w:val="left"/>
       </w:pPr>
       <w:r>
@@ -5929,7 +5641,7 @@
     </w:p>
     <w:p>
       <w:pPr>
-        <w:spacing w:before="0" w:after="0" w:line="480" w:lineRule="exact"/>
+        <w:spacing w:before="0" w:after="0" w:line="480" w:lineRule="auto"/>
         <w:jc w:val="left"/>
       </w:pPr>
       <w:r>
@@ -5944,7 +5656,7 @@
     </w:p>
     <w:p>
       <w:pPr>
-        <w:spacing w:before="0" w:after="0" w:line="480" w:lineRule="exact"/>
+        <w:spacing w:before="0" w:after="0" w:line="480" w:lineRule="auto"/>
         <w:jc w:val="left"/>
       </w:pPr>
       <w:r>
@@ -5959,7 +5671,7 @@
     </w:p>
     <w:p>
       <w:pPr>
-        <w:spacing w:before="0" w:after="0" w:line="480" w:lineRule="exact"/>
+        <w:spacing w:before="0" w:after="0" w:line="480" w:lineRule="auto"/>
         <w:jc w:val="left"/>
       </w:pPr>
       <w:r>
@@ -5974,7 +5686,7 @@
     </w:p>
     <w:p>
       <w:pPr>
-        <w:spacing w:before="0" w:after="0" w:line="480" w:lineRule="exact"/>
+        <w:spacing w:before="0" w:after="0" w:line="480" w:lineRule="auto"/>
         <w:jc w:val="left"/>
       </w:pPr>
       <w:r>
@@ -5989,7 +5701,7 @@
     </w:p>
     <w:p>
       <w:pPr>
-        <w:spacing w:before="0" w:after="0" w:line="480" w:lineRule="exact"/>
+        <w:spacing w:before="0" w:after="0" w:line="480" w:lineRule="auto"/>
         <w:jc w:val="left"/>
       </w:pPr>
       <w:r>
@@ -6004,7 +5716,7 @@
     </w:p>
     <w:p>
       <w:pPr>
-        <w:spacing w:before="0" w:after="0" w:line="480" w:lineRule="exact"/>
+        <w:spacing w:before="0" w:after="0" w:line="480" w:lineRule="auto"/>
         <w:jc w:val="left"/>
       </w:pPr>
       <w:r>
@@ -6019,7 +5731,7 @@
     </w:p>
     <w:p>
       <w:pPr>
-        <w:spacing w:before="120" w:after="0" w:line="480" w:lineRule="exact"/>
+        <w:spacing w:before="120" w:after="0" w:line="480" w:lineRule="auto"/>
         <w:jc w:val="left"/>
       </w:pPr>
       <w:r>
@@ -6034,7 +5746,7 @@
     </w:p>
     <w:p>
       <w:pPr>
-        <w:spacing w:before="0" w:after="0" w:line="480" w:lineRule="exact"/>
+        <w:spacing w:before="0" w:after="0" w:line="480" w:lineRule="auto"/>
         <w:jc w:val="left"/>
       </w:pPr>
       <w:r>
@@ -6049,7 +5761,7 @@
     </w:p>
     <w:p>
       <w:pPr>
-        <w:spacing w:before="0" w:after="0" w:line="480" w:lineRule="exact"/>
+        <w:spacing w:before="0" w:after="0" w:line="480" w:lineRule="auto"/>
         <w:jc w:val="left"/>
       </w:pPr>
       <w:r>
@@ -6064,7 +5776,7 @@
     </w:p>
     <w:p>
       <w:pPr>
-        <w:spacing w:before="120" w:after="0" w:line="480" w:lineRule="exact"/>
+        <w:spacing w:before="120" w:after="0" w:line="480" w:lineRule="auto"/>
         <w:jc w:val="left"/>
       </w:pPr>
       <w:r>
@@ -6079,7 +5791,7 @@
     </w:p>
     <w:p>
       <w:pPr>
-        <w:spacing w:before="0" w:after="0" w:line="480" w:lineRule="exact"/>
+        <w:spacing w:before="0" w:after="0" w:line="480" w:lineRule="auto"/>
         <w:jc w:val="left"/>
       </w:pPr>
       <w:r>
@@ -6094,7 +5806,7 @@
     </w:p>
     <w:p>
       <w:pPr>
-        <w:spacing w:before="0" w:after="0" w:line="480" w:lineRule="exact"/>
+        <w:spacing w:before="0" w:after="0" w:line="480" w:lineRule="auto"/>
         <w:jc w:val="left"/>
       </w:pPr>
       <w:r>
@@ -6109,7 +5821,7 @@
     </w:p>
     <w:p>
       <w:pPr>
-        <w:spacing w:before="0" w:after="0" w:line="480" w:lineRule="exact"/>
+        <w:spacing w:before="0" w:after="0" w:line="480" w:lineRule="auto"/>
         <w:jc w:val="left"/>
       </w:pPr>
       <w:r>
@@ -6124,7 +5836,7 @@
     </w:p>
     <w:p>
       <w:pPr>
-        <w:spacing w:before="0" w:after="0" w:line="480" w:lineRule="exact"/>
+        <w:spacing w:before="0" w:after="0" w:line="480" w:lineRule="auto"/>
         <w:jc w:val="left"/>
       </w:pPr>
       <w:r>
@@ -6139,7 +5851,7 @@
     </w:p>
     <w:p>
       <w:pPr>
-        <w:spacing w:before="0" w:after="0" w:line="480" w:lineRule="exact"/>
+        <w:spacing w:before="0" w:after="0" w:line="480" w:lineRule="auto"/>
         <w:jc w:val="left"/>
       </w:pPr>
       <w:r>
@@ -6154,97 +5866,82 @@
     </w:p>
     <w:p>
       <w:pPr>
-        <w:spacing w:before="0" w:after="0" w:line="480" w:lineRule="exact"/>
-        <w:jc w:val="left"/>
-      </w:pPr>
-      <w:r>
-        <w:rPr>
-          <w:rFonts w:ascii="Times New Roman" w:hAnsi="Times New Roman"/>
-          <w:b w:val="0"/>
-          <w:i w:val="0"/>
-          <w:sz w:val="24"/>
-        </w:rPr>
-        <w:t>3. World Health Organization. Hantavirus cluster linked to cruise ship travel,</w:t>
-      </w:r>
-    </w:p>
-    <w:p>
-      <w:pPr>
-        <w:spacing w:before="0" w:after="0" w:line="480" w:lineRule="exact"/>
-        <w:jc w:val="left"/>
-      </w:pPr>
-      <w:r>
-        <w:rPr>
-          <w:rFonts w:ascii="Times New Roman" w:hAnsi="Times New Roman"/>
-          <w:b w:val="0"/>
-          <w:i w:val="0"/>
-          <w:sz w:val="24"/>
-        </w:rPr>
-        <w:t>multi-country — Disease Outbreak News. Geneva: WHO; 2026 [cited 2026 May 12].</w:t>
-      </w:r>
-    </w:p>
-    <w:p>
-      <w:pPr>
-        <w:spacing w:before="0" w:after="0" w:line="480" w:lineRule="exact"/>
-        <w:jc w:val="left"/>
-      </w:pPr>
-      <w:r>
-        <w:rPr>
-          <w:rFonts w:ascii="Times New Roman" w:hAnsi="Times New Roman"/>
-          <w:b w:val="0"/>
-          <w:i w:val="0"/>
-          <w:sz w:val="24"/>
-        </w:rPr>
-        <w:t>Available at: https://www.who.int/emergencies/disease-outbreak-news/item/2026-DON600</w:t>
-      </w:r>
-    </w:p>
-    <w:p>
-      <w:pPr>
-        <w:spacing w:before="0" w:after="0" w:line="480" w:lineRule="exact"/>
-        <w:jc w:val="left"/>
-      </w:pPr>
-      <w:r>
-        <w:rPr>
-          <w:rFonts w:ascii="Times New Roman" w:hAnsi="Times New Roman"/>
-          <w:b w:val="0"/>
-          <w:i w:val="0"/>
-          <w:sz w:val="24"/>
-        </w:rPr>
-        <w:t>4. European Centre for Disease Prevention and Control. Hantavirus infection —</w:t>
-      </w:r>
-    </w:p>
-    <w:p>
-      <w:pPr>
-        <w:spacing w:before="0" w:after="0" w:line="480" w:lineRule="exact"/>
-        <w:jc w:val="left"/>
-      </w:pPr>
-      <w:r>
-        <w:rPr>
-          <w:rFonts w:ascii="Times New Roman" w:hAnsi="Times New Roman"/>
-          <w:b w:val="0"/>
-          <w:i w:val="0"/>
-          <w:sz w:val="24"/>
-        </w:rPr>
-        <w:t>Annual Epidemiological Report for 2023. Stockholm: ECDC; 2024 [cited 2026 May 12].</w:t>
-      </w:r>
-    </w:p>
-    <w:p>
-      <w:pPr>
-        <w:spacing w:before="0" w:after="0" w:line="480" w:lineRule="exact"/>
-        <w:jc w:val="left"/>
-      </w:pPr>
-      <w:r>
-        <w:rPr>
-          <w:rFonts w:ascii="Times New Roman" w:hAnsi="Times New Roman"/>
-          <w:b w:val="0"/>
-          <w:i w:val="0"/>
-          <w:sz w:val="24"/>
-        </w:rPr>
-        <w:t>Available at: https://www.ecdc.europa.eu/en/publications-data/hantavirus-infection-annual-epidemiological-report-2023</w:t>
-      </w:r>
-    </w:p>
-    <w:p>
-      <w:pPr>
-        <w:spacing w:before="0" w:after="0" w:line="480" w:lineRule="exact"/>
+        <w:spacing w:before="0" w:after="0" w:line="480" w:lineRule="auto"/>
+        <w:jc w:val="left"/>
+      </w:pPr>
+      <w:r>
+        <w:rPr>
+          <w:rFonts w:ascii="Times New Roman" w:hAnsi="Times New Roman"/>
+          <w:b w:val="0"/>
+          <w:i w:val="0"/>
+          <w:sz w:val="24"/>
+        </w:rPr>
+        <w:t>3. World Health Organization. Hantavirus fact sheet. Geneva: WHO; 2026</w:t>
+      </w:r>
+    </w:p>
+    <w:p>
+      <w:pPr>
+        <w:spacing w:before="0" w:after="0" w:line="480" w:lineRule="auto"/>
+        <w:jc w:val="left"/>
+      </w:pPr>
+      <w:r>
+        <w:rPr>
+          <w:rFonts w:ascii="Times New Roman" w:hAnsi="Times New Roman"/>
+          <w:b w:val="0"/>
+          <w:i w:val="0"/>
+          <w:sz w:val="24"/>
+        </w:rPr>
+        <w:t>[cited 2026 May 13]. https://www.who.int/news-room/fact-sheets/detail/hantavirus</w:t>
+      </w:r>
+    </w:p>
+    <w:p>
+      <w:pPr>
+        <w:spacing w:before="0" w:after="0" w:line="480" w:lineRule="auto"/>
+        <w:jc w:val="left"/>
+      </w:pPr>
+      <w:r>
+        <w:rPr>
+          <w:rFonts w:ascii="Times New Roman" w:hAnsi="Times New Roman"/>
+          <w:b w:val="0"/>
+          <w:i w:val="0"/>
+          <w:sz w:val="24"/>
+        </w:rPr>
+        <w:t>4. European Centre for Disease Prevention and Control. Hantavirus infection.</w:t>
+      </w:r>
+    </w:p>
+    <w:p>
+      <w:pPr>
+        <w:spacing w:before="0" w:after="0" w:line="480" w:lineRule="auto"/>
+        <w:jc w:val="left"/>
+      </w:pPr>
+      <w:r>
+        <w:rPr>
+          <w:rFonts w:ascii="Times New Roman" w:hAnsi="Times New Roman"/>
+          <w:b w:val="0"/>
+          <w:i w:val="0"/>
+          <w:sz w:val="24"/>
+        </w:rPr>
+        <w:t>In: ECDC. Annual Epidemiological Report for 2023. Stockholm: ECDC; 2025</w:t>
+      </w:r>
+    </w:p>
+    <w:p>
+      <w:pPr>
+        <w:spacing w:before="0" w:after="0" w:line="480" w:lineRule="auto"/>
+        <w:jc w:val="left"/>
+      </w:pPr>
+      <w:r>
+        <w:rPr>
+          <w:rFonts w:ascii="Times New Roman" w:hAnsi="Times New Roman"/>
+          <w:b w:val="0"/>
+          <w:i w:val="0"/>
+          <w:sz w:val="24"/>
+        </w:rPr>
+        <w:t>[cited 2026 May 13]. https://www.ecdc.europa.eu/en/publications-data/hantavirus-infection-annual-epidemiological-report-2023</w:t>
+      </w:r>
+    </w:p>
+    <w:p>
+      <w:pPr>
+        <w:spacing w:before="0" w:after="0" w:line="480" w:lineRule="auto"/>
         <w:jc w:val="left"/>
       </w:pPr>
       <w:r>
@@ -6259,7 +5956,7 @@
     </w:p>
     <w:p>
       <w:pPr>
-        <w:spacing w:before="0" w:after="0" w:line="480" w:lineRule="exact"/>
+        <w:spacing w:before="0" w:after="0" w:line="480" w:lineRule="auto"/>
         <w:jc w:val="left"/>
       </w:pPr>
       <w:r>
@@ -6274,7 +5971,7 @@
     </w:p>
     <w:p>
       <w:pPr>
-        <w:spacing w:before="0" w:after="0" w:line="480" w:lineRule="exact"/>
+        <w:spacing w:before="0" w:after="0" w:line="480" w:lineRule="auto"/>
         <w:jc w:val="left"/>
       </w:pPr>
       <w:r>
@@ -6289,67 +5986,127 @@
     </w:p>
     <w:p>
       <w:pPr>
-        <w:spacing w:before="0" w:after="0" w:line="480" w:lineRule="exact"/>
-        <w:jc w:val="left"/>
-      </w:pPr>
-      <w:r>
-        <w:rPr>
-          <w:rFonts w:ascii="Times New Roman" w:hAnsi="Times New Roman"/>
-          <w:b w:val="0"/>
-          <w:i w:val="0"/>
-          <w:sz w:val="24"/>
-        </w:rPr>
-        <w:t>6. World Health Organization. Hantavirus fact sheet. Geneva: WHO; 2023</w:t>
-      </w:r>
-    </w:p>
-    <w:p>
-      <w:pPr>
-        <w:spacing w:before="0" w:after="0" w:line="480" w:lineRule="exact"/>
-        <w:jc w:val="left"/>
-      </w:pPr>
-      <w:r>
-        <w:rPr>
-          <w:rFonts w:ascii="Times New Roman" w:hAnsi="Times New Roman"/>
-          <w:b w:val="0"/>
-          <w:i w:val="0"/>
-          <w:sz w:val="24"/>
-        </w:rPr>
-        <w:t>[cited 2026 May 12]. Available at:</w:t>
-      </w:r>
-    </w:p>
-    <w:p>
-      <w:pPr>
-        <w:spacing w:before="0" w:after="0" w:line="480" w:lineRule="exact"/>
-        <w:jc w:val="left"/>
-      </w:pPr>
-      <w:r>
-        <w:rPr>
-          <w:rFonts w:ascii="Times New Roman" w:hAnsi="Times New Roman"/>
-          <w:b w:val="0"/>
-          <w:i w:val="0"/>
-          <w:sz w:val="24"/>
-        </w:rPr>
-        <w:t>https://www.who.int/news-room/fact-sheets/detail/hantavirus</w:t>
-      </w:r>
-    </w:p>
-    <w:p>
-      <w:pPr>
-        <w:spacing w:before="0" w:after="0" w:line="480" w:lineRule="exact"/>
-        <w:jc w:val="left"/>
-      </w:pPr>
-      <w:r>
-        <w:rPr>
-          <w:rFonts w:ascii="Times New Roman" w:hAnsi="Times New Roman"/>
-          <w:b w:val="0"/>
-          <w:i w:val="0"/>
-          <w:sz w:val="24"/>
-        </w:rPr>
-        <w:t>7. Kasperson RE, Renn O, Slovic P, Brown HS, Emel J, Goble R, et al. The social</w:t>
-      </w:r>
-    </w:p>
-    <w:p>
-      <w:pPr>
-        <w:spacing w:before="0" w:after="0" w:line="480" w:lineRule="exact"/>
+        <w:spacing w:before="0" w:after="0" w:line="480" w:lineRule="auto"/>
+        <w:jc w:val="left"/>
+      </w:pPr>
+      <w:r>
+        <w:rPr>
+          <w:rFonts w:ascii="Times New Roman" w:hAnsi="Times New Roman"/>
+          <w:b w:val="0"/>
+          <w:i w:val="0"/>
+          <w:sz w:val="24"/>
+        </w:rPr>
+        <w:t>6. World Health Organization. Hantavirus cluster linked to cruise ship travel,</w:t>
+      </w:r>
+    </w:p>
+    <w:p>
+      <w:pPr>
+        <w:spacing w:before="0" w:after="0" w:line="480" w:lineRule="auto"/>
+        <w:jc w:val="left"/>
+      </w:pPr>
+      <w:r>
+        <w:rPr>
+          <w:rFonts w:ascii="Times New Roman" w:hAnsi="Times New Roman"/>
+          <w:b w:val="0"/>
+          <w:i w:val="0"/>
+          <w:sz w:val="24"/>
+        </w:rPr>
+        <w:t>multi-country — Disease Outbreak News. Geneva: WHO; 2026 [cited 2026 May 13].</w:t>
+      </w:r>
+    </w:p>
+    <w:p>
+      <w:pPr>
+        <w:spacing w:before="0" w:after="0" w:line="480" w:lineRule="auto"/>
+        <w:jc w:val="left"/>
+      </w:pPr>
+      <w:r>
+        <w:rPr>
+          <w:rFonts w:ascii="Times New Roman" w:hAnsi="Times New Roman"/>
+          <w:b w:val="0"/>
+          <w:i w:val="0"/>
+          <w:sz w:val="24"/>
+        </w:rPr>
+        <w:t>https://www.who.int/emergencies/disease-outbreak-news/item/2026-DON600</w:t>
+      </w:r>
+    </w:p>
+    <w:p>
+      <w:pPr>
+        <w:spacing w:before="0" w:after="0" w:line="480" w:lineRule="auto"/>
+        <w:jc w:val="left"/>
+      </w:pPr>
+      <w:r>
+        <w:rPr>
+          <w:rFonts w:ascii="Times New Roman" w:hAnsi="Times New Roman"/>
+          <w:b w:val="0"/>
+          <w:i w:val="0"/>
+          <w:sz w:val="24"/>
+        </w:rPr>
+        <w:t>7. European Centre for Disease Prevention and Control. Hantavirus-associated</w:t>
+      </w:r>
+    </w:p>
+    <w:p>
+      <w:pPr>
+        <w:spacing w:before="0" w:after="0" w:line="480" w:lineRule="auto"/>
+        <w:jc w:val="left"/>
+      </w:pPr>
+      <w:r>
+        <w:rPr>
+          <w:rFonts w:ascii="Times New Roman" w:hAnsi="Times New Roman"/>
+          <w:b w:val="0"/>
+          <w:i w:val="0"/>
+          <w:sz w:val="24"/>
+        </w:rPr>
+        <w:t>cluster of illness on a cruise ship: ECDC assessment and recommendations.</w:t>
+      </w:r>
+    </w:p>
+    <w:p>
+      <w:pPr>
+        <w:spacing w:before="0" w:after="0" w:line="480" w:lineRule="auto"/>
+        <w:jc w:val="left"/>
+      </w:pPr>
+      <w:r>
+        <w:rPr>
+          <w:rFonts w:ascii="Times New Roman" w:hAnsi="Times New Roman"/>
+          <w:b w:val="0"/>
+          <w:i w:val="0"/>
+          <w:sz w:val="24"/>
+        </w:rPr>
+        <w:t>Stockholm: ECDC; 2026 [cited 2026 May 13].</w:t>
+      </w:r>
+    </w:p>
+    <w:p>
+      <w:pPr>
+        <w:spacing w:before="0" w:after="0" w:line="480" w:lineRule="auto"/>
+        <w:jc w:val="left"/>
+      </w:pPr>
+      <w:r>
+        <w:rPr>
+          <w:rFonts w:ascii="Times New Roman" w:hAnsi="Times New Roman"/>
+          <w:b w:val="0"/>
+          <w:i w:val="0"/>
+          <w:sz w:val="24"/>
+        </w:rPr>
+        <w:t>https://www.ecdc.europa.eu/en/publications-data/hantavirus-associated-cluster-illness-cruise-ship-ecdc-assessment-and</w:t>
+      </w:r>
+    </w:p>
+    <w:p>
+      <w:pPr>
+        <w:spacing w:before="0" w:after="0" w:line="480" w:lineRule="auto"/>
+        <w:jc w:val="left"/>
+      </w:pPr>
+      <w:r>
+        <w:rPr>
+          <w:rFonts w:ascii="Times New Roman" w:hAnsi="Times New Roman"/>
+          <w:b w:val="0"/>
+          <w:i w:val="0"/>
+          <w:sz w:val="24"/>
+        </w:rPr>
+        <w:t>8. Kasperson RE, Renn O, Slovic P, Brown HS, Emel J, Goble R, et al. The social</w:t>
+      </w:r>
+    </w:p>
+    <w:p>
+      <w:pPr>
+        <w:spacing w:before="0" w:after="0" w:line="480" w:lineRule="auto"/>
         <w:jc w:val="left"/>
       </w:pPr>
       <w:r>
@@ -6364,22 +6121,22 @@
     </w:p>
     <w:p>
       <w:pPr>
-        <w:spacing w:before="0" w:after="0" w:line="480" w:lineRule="exact"/>
-        <w:jc w:val="left"/>
-      </w:pPr>
-      <w:r>
-        <w:rPr>
-          <w:rFonts w:ascii="Times New Roman" w:hAnsi="Times New Roman"/>
-          <w:b w:val="0"/>
-          <w:i w:val="0"/>
-          <w:sz w:val="24"/>
-        </w:rPr>
-        <w:t>8. Zeimes CB, Olsson GE, Ahlm C, Vanwambeke SO. Landscape and local climatic</w:t>
-      </w:r>
-    </w:p>
-    <w:p>
-      <w:pPr>
-        <w:spacing w:before="0" w:after="0" w:line="480" w:lineRule="exact"/>
+        <w:spacing w:before="0" w:after="0" w:line="480" w:lineRule="auto"/>
+        <w:jc w:val="left"/>
+      </w:pPr>
+      <w:r>
+        <w:rPr>
+          <w:rFonts w:ascii="Times New Roman" w:hAnsi="Times New Roman"/>
+          <w:b w:val="0"/>
+          <w:i w:val="0"/>
+          <w:sz w:val="24"/>
+        </w:rPr>
+        <w:t>9. Zeimes CB, Olsson GE, Ahlm C, Vanwambeke SO. Landscape and local climatic</w:t>
+      </w:r>
+    </w:p>
+    <w:p>
+      <w:pPr>
+        <w:spacing w:before="0" w:after="0" w:line="480" w:lineRule="auto"/>
         <w:jc w:val="left"/>
       </w:pPr>
       <w:r>
@@ -6394,7 +6151,7 @@
     </w:p>
     <w:p>
       <w:pPr>
-        <w:spacing w:before="0" w:after="0" w:line="480" w:lineRule="exact"/>
+        <w:spacing w:before="0" w:after="0" w:line="480" w:lineRule="auto"/>
         <w:jc w:val="left"/>
       </w:pPr>
       <w:r>
@@ -6409,22 +6166,22 @@
     </w:p>
     <w:p>
       <w:pPr>
-        <w:spacing w:before="0" w:after="0" w:line="480" w:lineRule="exact"/>
-        <w:jc w:val="left"/>
-      </w:pPr>
-      <w:r>
-        <w:rPr>
-          <w:rFonts w:ascii="Times New Roman" w:hAnsi="Times New Roman"/>
-          <w:b w:val="0"/>
-          <w:i w:val="0"/>
-          <w:sz w:val="24"/>
-        </w:rPr>
-        <w:t>9. Kallio ER, Klingström J, Gustafsson E, Manni T, Vaheri A, Henttonen H, et al.</w:t>
-      </w:r>
-    </w:p>
-    <w:p>
-      <w:pPr>
-        <w:spacing w:before="0" w:after="0" w:line="480" w:lineRule="exact"/>
+        <w:spacing w:before="0" w:after="0" w:line="480" w:lineRule="auto"/>
+        <w:jc w:val="left"/>
+      </w:pPr>
+      <w:r>
+        <w:rPr>
+          <w:rFonts w:ascii="Times New Roman" w:hAnsi="Times New Roman"/>
+          <w:b w:val="0"/>
+          <w:i w:val="0"/>
+          <w:sz w:val="24"/>
+        </w:rPr>
+        <w:t>10. Kallio ER, Klingström J, Gustafsson E, Manni T, Vaheri A, Henttonen H, et al.</w:t>
+      </w:r>
+    </w:p>
+    <w:p>
+      <w:pPr>
+        <w:spacing w:before="0" w:after="0" w:line="480" w:lineRule="auto"/>
         <w:jc w:val="left"/>
       </w:pPr>
       <w:r>
@@ -6439,7 +6196,7 @@
     </w:p>
     <w:p>
       <w:pPr>
-        <w:spacing w:before="0" w:after="0" w:line="480" w:lineRule="exact"/>
+        <w:spacing w:before="0" w:after="0" w:line="480" w:lineRule="auto"/>
         <w:jc w:val="left"/>
       </w:pPr>
       <w:r>
@@ -6454,22 +6211,22 @@
     </w:p>
     <w:p>
       <w:pPr>
-        <w:spacing w:before="0" w:after="0" w:line="480" w:lineRule="exact"/>
-        <w:jc w:val="left"/>
-      </w:pPr>
-      <w:r>
-        <w:rPr>
-          <w:rFonts w:ascii="Times New Roman" w:hAnsi="Times New Roman"/>
-          <w:b w:val="0"/>
-          <w:i w:val="0"/>
-          <w:sz w:val="24"/>
-        </w:rPr>
-        <w:t>10. Reusken C, Heyman P. Factors driving hantavirus emergence in Europe.</w:t>
-      </w:r>
-    </w:p>
-    <w:p>
-      <w:pPr>
-        <w:spacing w:before="0" w:after="0" w:line="480" w:lineRule="exact"/>
+        <w:spacing w:before="0" w:after="0" w:line="480" w:lineRule="auto"/>
+        <w:jc w:val="left"/>
+      </w:pPr>
+      <w:r>
+        <w:rPr>
+          <w:rFonts w:ascii="Times New Roman" w:hAnsi="Times New Roman"/>
+          <w:b w:val="0"/>
+          <w:i w:val="0"/>
+          <w:sz w:val="24"/>
+        </w:rPr>
+        <w:t>11. Reusken C, Heyman P. Factors driving hantavirus emergence in Europe.</w:t>
+      </w:r>
+    </w:p>
+    <w:p>
+      <w:pPr>
+        <w:spacing w:before="0" w:after="0" w:line="480" w:lineRule="auto"/>
         <w:jc w:val="left"/>
       </w:pPr>
       <w:r>
@@ -6484,22 +6241,112 @@
     </w:p>
     <w:p>
       <w:pPr>
-        <w:spacing w:before="0" w:after="0" w:line="480" w:lineRule="exact"/>
-        <w:jc w:val="left"/>
-      </w:pPr>
-      <w:r>
-        <w:rPr>
-          <w:rFonts w:ascii="Times New Roman" w:hAnsi="Times New Roman"/>
-          <w:b w:val="0"/>
-          <w:i w:val="0"/>
-          <w:sz w:val="24"/>
-        </w:rPr>
-        <w:t>11. Abatzoglou JT, Dobrowski SZ, Parks SA, Hegewisch KC. TerraClimate, a</w:t>
-      </w:r>
-    </w:p>
-    <w:p>
-      <w:pPr>
-        <w:spacing w:before="0" w:after="0" w:line="480" w:lineRule="exact"/>
+        <w:spacing w:before="0" w:after="0" w:line="480" w:lineRule="auto"/>
+        <w:jc w:val="left"/>
+      </w:pPr>
+      <w:r>
+        <w:rPr>
+          <w:rFonts w:ascii="Times New Roman" w:hAnsi="Times New Roman"/>
+          <w:b w:val="0"/>
+          <w:i w:val="0"/>
+          <w:sz w:val="24"/>
+        </w:rPr>
+        <w:t>12. World Bank Open Data. World development indicators [Internet]. Washington</w:t>
+      </w:r>
+    </w:p>
+    <w:p>
+      <w:pPr>
+        <w:spacing w:before="0" w:after="0" w:line="480" w:lineRule="auto"/>
+        <w:jc w:val="left"/>
+      </w:pPr>
+      <w:r>
+        <w:rPr>
+          <w:rFonts w:ascii="Times New Roman" w:hAnsi="Times New Roman"/>
+          <w:b w:val="0"/>
+          <w:i w:val="0"/>
+          <w:sz w:val="24"/>
+        </w:rPr>
+        <w:t>(DC): World Bank; 2024 [cited 2026 May 13].</w:t>
+      </w:r>
+    </w:p>
+    <w:p>
+      <w:pPr>
+        <w:spacing w:before="0" w:after="0" w:line="480" w:lineRule="auto"/>
+        <w:jc w:val="left"/>
+      </w:pPr>
+      <w:r>
+        <w:rPr>
+          <w:rFonts w:ascii="Times New Roman" w:hAnsi="Times New Roman"/>
+          <w:b w:val="0"/>
+          <w:i w:val="0"/>
+          <w:sz w:val="24"/>
+        </w:rPr>
+        <w:t>https://data.worldbank.org</w:t>
+      </w:r>
+    </w:p>
+    <w:p>
+      <w:pPr>
+        <w:spacing w:before="0" w:after="0" w:line="480" w:lineRule="auto"/>
+        <w:jc w:val="left"/>
+      </w:pPr>
+      <w:r>
+        <w:rPr>
+          <w:rFonts w:ascii="Times New Roman" w:hAnsi="Times New Roman"/>
+          <w:b w:val="0"/>
+          <w:i w:val="0"/>
+          <w:sz w:val="24"/>
+        </w:rPr>
+        <w:t>13. Food and Agriculture Organization of the United Nations. FAOSTAT land use</w:t>
+      </w:r>
+    </w:p>
+    <w:p>
+      <w:pPr>
+        <w:spacing w:before="0" w:after="0" w:line="480" w:lineRule="auto"/>
+        <w:jc w:val="left"/>
+      </w:pPr>
+      <w:r>
+        <w:rPr>
+          <w:rFonts w:ascii="Times New Roman" w:hAnsi="Times New Roman"/>
+          <w:b w:val="0"/>
+          <w:i w:val="0"/>
+          <w:sz w:val="24"/>
+        </w:rPr>
+        <w:t>[Internet]. Rome: FAO; 2024 [cited 2026 May 13].</w:t>
+      </w:r>
+    </w:p>
+    <w:p>
+      <w:pPr>
+        <w:spacing w:before="0" w:after="0" w:line="480" w:lineRule="auto"/>
+        <w:jc w:val="left"/>
+      </w:pPr>
+      <w:r>
+        <w:rPr>
+          <w:rFonts w:ascii="Times New Roman" w:hAnsi="Times New Roman"/>
+          <w:b w:val="0"/>
+          <w:i w:val="0"/>
+          <w:sz w:val="24"/>
+        </w:rPr>
+        <w:t>https://www.fao.org/faostat/en/#data/RL</w:t>
+      </w:r>
+    </w:p>
+    <w:p>
+      <w:pPr>
+        <w:spacing w:before="0" w:after="0" w:line="480" w:lineRule="auto"/>
+        <w:jc w:val="left"/>
+      </w:pPr>
+      <w:r>
+        <w:rPr>
+          <w:rFonts w:ascii="Times New Roman" w:hAnsi="Times New Roman"/>
+          <w:b w:val="0"/>
+          <w:i w:val="0"/>
+          <w:sz w:val="24"/>
+        </w:rPr>
+        <w:t>14. Abatzoglou JT, Dobrowski SZ, Parks SA, Hegewisch KC. TerraClimate, a</w:t>
+      </w:r>
+    </w:p>
+    <w:p>
+      <w:pPr>
+        <w:spacing w:before="0" w:after="0" w:line="480" w:lineRule="auto"/>
         <w:jc w:val="left"/>
       </w:pPr>
       <w:r>
@@ -6514,7 +6361,7 @@
     </w:p>
     <w:p>
       <w:pPr>
-        <w:spacing w:before="0" w:after="0" w:line="480" w:lineRule="exact"/>
+        <w:spacing w:before="0" w:after="0" w:line="480" w:lineRule="auto"/>
         <w:jc w:val="left"/>
       </w:pPr>
       <w:r>
@@ -6529,52 +6376,52 @@
     </w:p>
     <w:p>
       <w:pPr>
-        <w:spacing w:before="0" w:after="0" w:line="480" w:lineRule="exact"/>
-        <w:jc w:val="left"/>
-      </w:pPr>
-      <w:r>
-        <w:rPr>
-          <w:rFonts w:ascii="Times New Roman" w:hAnsi="Times New Roman"/>
-          <w:b w:val="0"/>
-          <w:i w:val="0"/>
-          <w:sz w:val="24"/>
-        </w:rPr>
-        <w:t>12. Natural Earth. Natural Earth: free vector and raster map data [Internet].</w:t>
-      </w:r>
-    </w:p>
-    <w:p>
-      <w:pPr>
-        <w:spacing w:before="0" w:after="0" w:line="480" w:lineRule="exact"/>
-        <w:jc w:val="left"/>
-      </w:pPr>
-      <w:r>
-        <w:rPr>
-          <w:rFonts w:ascii="Times New Roman" w:hAnsi="Times New Roman"/>
-          <w:b w:val="0"/>
-          <w:i w:val="0"/>
-          <w:sz w:val="24"/>
-        </w:rPr>
-        <w:t>2024 [cited 2026 May 12]. Available at: https://www.naturalearthdata.com</w:t>
-      </w:r>
-    </w:p>
-    <w:p>
-      <w:pPr>
-        <w:spacing w:before="0" w:after="0" w:line="480" w:lineRule="exact"/>
-        <w:jc w:val="left"/>
-      </w:pPr>
-      <w:r>
-        <w:rPr>
-          <w:rFonts w:ascii="Times New Roman" w:hAnsi="Times New Roman"/>
-          <w:b w:val="0"/>
-          <w:i w:val="0"/>
-          <w:sz w:val="24"/>
-        </w:rPr>
-        <w:t>13. Bracher J, Ray EL, Gneiting T, Reich NG. Evaluating epidemic forecasts in an</w:t>
-      </w:r>
-    </w:p>
-    <w:p>
-      <w:pPr>
-        <w:spacing w:before="0" w:after="0" w:line="480" w:lineRule="exact"/>
+        <w:spacing w:before="0" w:after="0" w:line="480" w:lineRule="auto"/>
+        <w:jc w:val="left"/>
+      </w:pPr>
+      <w:r>
+        <w:rPr>
+          <w:rFonts w:ascii="Times New Roman" w:hAnsi="Times New Roman"/>
+          <w:b w:val="0"/>
+          <w:i w:val="0"/>
+          <w:sz w:val="24"/>
+        </w:rPr>
+        <w:t>15. Natural Earth. Natural Earth: free vector and raster map data [Internet].</w:t>
+      </w:r>
+    </w:p>
+    <w:p>
+      <w:pPr>
+        <w:spacing w:before="0" w:after="0" w:line="480" w:lineRule="auto"/>
+        <w:jc w:val="left"/>
+      </w:pPr>
+      <w:r>
+        <w:rPr>
+          <w:rFonts w:ascii="Times New Roman" w:hAnsi="Times New Roman"/>
+          <w:b w:val="0"/>
+          <w:i w:val="0"/>
+          <w:sz w:val="24"/>
+        </w:rPr>
+        <w:t>2024 [cited 2026 May 13]. https://www.naturalearthdata.com</w:t>
+      </w:r>
+    </w:p>
+    <w:p>
+      <w:pPr>
+        <w:spacing w:before="0" w:after="0" w:line="480" w:lineRule="auto"/>
+        <w:jc w:val="left"/>
+      </w:pPr>
+      <w:r>
+        <w:rPr>
+          <w:rFonts w:ascii="Times New Roman" w:hAnsi="Times New Roman"/>
+          <w:b w:val="0"/>
+          <w:i w:val="0"/>
+          <w:sz w:val="24"/>
+        </w:rPr>
+        <w:t>16. Bracher J, Ray EL, Gneiting T, Reich NG. Evaluating epidemic forecasts in an</w:t>
+      </w:r>
+    </w:p>
+    <w:p>
+      <w:pPr>
+        <w:spacing w:before="0" w:after="0" w:line="480" w:lineRule="auto"/>
         <w:jc w:val="left"/>
       </w:pPr>
       <w:r>
@@ -6589,97 +6436,7 @@
     </w:p>
     <w:p>
       <w:pPr>
-        <w:spacing w:before="0" w:after="0" w:line="480" w:lineRule="exact"/>
-        <w:jc w:val="left"/>
-      </w:pPr>
-      <w:r>
-        <w:rPr>
-          <w:rFonts w:ascii="Times New Roman" w:hAnsi="Times New Roman"/>
-          <w:b w:val="0"/>
-          <w:i w:val="0"/>
-          <w:sz w:val="24"/>
-        </w:rPr>
-        <w:t>14. World Bank Open Data. World development indicators [Internet]. Washington</w:t>
-      </w:r>
-    </w:p>
-    <w:p>
-      <w:pPr>
-        <w:spacing w:before="0" w:after="0" w:line="480" w:lineRule="exact"/>
-        <w:jc w:val="left"/>
-      </w:pPr>
-      <w:r>
-        <w:rPr>
-          <w:rFonts w:ascii="Times New Roman" w:hAnsi="Times New Roman"/>
-          <w:b w:val="0"/>
-          <w:i w:val="0"/>
-          <w:sz w:val="24"/>
-        </w:rPr>
-        <w:t>(DC): World Bank; 2024 [cited 2026 May 12]. Available at:</w:t>
-      </w:r>
-    </w:p>
-    <w:p>
-      <w:pPr>
-        <w:spacing w:before="0" w:after="0" w:line="480" w:lineRule="exact"/>
-        <w:jc w:val="left"/>
-      </w:pPr>
-      <w:r>
-        <w:rPr>
-          <w:rFonts w:ascii="Times New Roman" w:hAnsi="Times New Roman"/>
-          <w:b w:val="0"/>
-          <w:i w:val="0"/>
-          <w:sz w:val="24"/>
-        </w:rPr>
-        <w:t>https://data.worldbank.org</w:t>
-      </w:r>
-    </w:p>
-    <w:p>
-      <w:pPr>
-        <w:spacing w:before="0" w:after="0" w:line="480" w:lineRule="exact"/>
-        <w:jc w:val="left"/>
-      </w:pPr>
-      <w:r>
-        <w:rPr>
-          <w:rFonts w:ascii="Times New Roman" w:hAnsi="Times New Roman"/>
-          <w:b w:val="0"/>
-          <w:i w:val="0"/>
-          <w:sz w:val="24"/>
-        </w:rPr>
-        <w:t>15. Food and Agriculture Organization of the United Nations. FAOSTAT land use</w:t>
-      </w:r>
-    </w:p>
-    <w:p>
-      <w:pPr>
-        <w:spacing w:before="0" w:after="0" w:line="480" w:lineRule="exact"/>
-        <w:jc w:val="left"/>
-      </w:pPr>
-      <w:r>
-        <w:rPr>
-          <w:rFonts w:ascii="Times New Roman" w:hAnsi="Times New Roman"/>
-          <w:b w:val="0"/>
-          <w:i w:val="0"/>
-          <w:sz w:val="24"/>
-        </w:rPr>
-        <w:t>[Internet]. Rome: FAO; 2024 [cited 2026 May 12]. Available at:</w:t>
-      </w:r>
-    </w:p>
-    <w:p>
-      <w:pPr>
-        <w:spacing w:before="0" w:after="0" w:line="480" w:lineRule="exact"/>
-        <w:jc w:val="left"/>
-      </w:pPr>
-      <w:r>
-        <w:rPr>
-          <w:rFonts w:ascii="Times New Roman" w:hAnsi="Times New Roman"/>
-          <w:b w:val="0"/>
-          <w:i w:val="0"/>
-          <w:sz w:val="24"/>
-        </w:rPr>
-        <w:t>https://www.fao.org/faostat/en/#data/RL</w:t>
-      </w:r>
-    </w:p>
-    <w:p>
-      <w:pPr>
-        <w:spacing w:before="120" w:after="0" w:line="480" w:lineRule="exact"/>
+        <w:spacing w:before="120" w:after="0" w:line="480" w:lineRule="auto"/>
         <w:jc w:val="left"/>
       </w:pPr>
       <w:r>
@@ -6694,7 +6451,7 @@
     </w:p>
     <w:p>
       <w:pPr>
-        <w:spacing w:before="0" w:after="0" w:line="480" w:lineRule="exact"/>
+        <w:spacing w:before="0" w:after="0" w:line="480" w:lineRule="auto"/>
         <w:jc w:val="left"/>
       </w:pPr>
       <w:r>
@@ -6709,7 +6466,7 @@
     </w:p>
     <w:p>
       <w:pPr>
-        <w:spacing w:before="0" w:after="0" w:line="480" w:lineRule="exact"/>
+        <w:spacing w:before="0" w:after="0" w:line="480" w:lineRule="auto"/>
         <w:jc w:val="left"/>
       </w:pPr>
       <w:r>
@@ -6724,7 +6481,7 @@
     </w:p>
     <w:p>
       <w:pPr>
-        <w:spacing w:before="0" w:after="0" w:line="480" w:lineRule="exact"/>
+        <w:spacing w:before="0" w:after="0" w:line="480" w:lineRule="auto"/>
         <w:jc w:val="left"/>
       </w:pPr>
       <w:r>
@@ -6739,7 +6496,7 @@
     </w:p>
     <w:p>
       <w:pPr>
-        <w:spacing w:before="0" w:after="0" w:line="480" w:lineRule="exact"/>
+        <w:spacing w:before="0" w:after="0" w:line="480" w:lineRule="auto"/>
         <w:jc w:val="left"/>
       </w:pPr>
       <w:r>
@@ -6754,7 +6511,7 @@
     </w:p>
     <w:p>
       <w:pPr>
-        <w:spacing w:before="0" w:after="0" w:line="480" w:lineRule="exact"/>
+        <w:spacing w:before="0" w:after="0" w:line="480" w:lineRule="auto"/>
         <w:jc w:val="left"/>
       </w:pPr>
       <w:r>
@@ -6769,7 +6526,7 @@
     </w:p>
     <w:p>
       <w:pPr>
-        <w:spacing w:before="0" w:after="0" w:line="480" w:lineRule="exact"/>
+        <w:spacing w:before="0" w:after="0" w:line="480" w:lineRule="auto"/>
         <w:jc w:val="left"/>
       </w:pPr>
       <w:r>
@@ -6784,7 +6541,7 @@
     </w:p>
     <w:p>
       <w:pPr>
-        <w:spacing w:before="0" w:after="0" w:line="480" w:lineRule="exact"/>
+        <w:spacing w:before="0" w:after="0" w:line="480" w:lineRule="auto"/>
         <w:jc w:val="left"/>
       </w:pPr>
       <w:r>
@@ -6799,7 +6556,7 @@
     </w:p>
     <w:p>
       <w:pPr>
-        <w:spacing w:before="0" w:after="0" w:line="480" w:lineRule="exact"/>
+        <w:spacing w:before="0" w:after="0" w:line="480" w:lineRule="auto"/>
         <w:jc w:val="left"/>
       </w:pPr>
       <w:r>
@@ -6814,7 +6571,7 @@
     </w:p>
     <w:p>
       <w:pPr>
-        <w:spacing w:before="0" w:after="0" w:line="480" w:lineRule="exact"/>
+        <w:spacing w:before="0" w:after="0" w:line="480" w:lineRule="auto"/>
         <w:jc w:val="left"/>
       </w:pPr>
       <w:r>
@@ -6829,22 +6586,22 @@
     </w:p>
     <w:p>
       <w:pPr>
-        <w:spacing w:before="0" w:after="0" w:line="480" w:lineRule="exact"/>
-        <w:jc w:val="left"/>
-      </w:pPr>
-      <w:r>
-        <w:rPr>
-          <w:rFonts w:ascii="Times New Roman" w:hAnsi="Times New Roman"/>
-          <w:b w:val="0"/>
-          <w:i w:val="0"/>
-          <w:sz w:val="24"/>
-        </w:rPr>
-        <w:t>cases per 100,000 population; MAE = mean absolute error against median</w:t>
-      </w:r>
-    </w:p>
-    <w:p>
-      <w:pPr>
-        <w:spacing w:before="0" w:after="0" w:line="480" w:lineRule="exact"/>
+        <w:spacing w:before="0" w:after="0" w:line="480" w:lineRule="auto"/>
+        <w:jc w:val="left"/>
+      </w:pPr>
+      <w:r>
+        <w:rPr>
+          <w:rFonts w:ascii="Times New Roman" w:hAnsi="Times New Roman"/>
+          <w:b w:val="0"/>
+          <w:i w:val="0"/>
+          <w:sz w:val="24"/>
+        </w:rPr>
+        <w:t>reported cases; MAE = mean absolute error against median</w:t>
+      </w:r>
+    </w:p>
+    <w:p>
+      <w:pPr>
+        <w:spacing w:before="0" w:after="0" w:line="480" w:lineRule="auto"/>
         <w:jc w:val="left"/>
       </w:pPr>
       <w:r>
@@ -6859,7 +6616,7 @@
     </w:p>
     <w:p>
       <w:pPr>
-        <w:spacing w:before="0" w:after="0" w:line="480" w:lineRule="exact"/>
+        <w:spacing w:before="0" w:after="0" w:line="480" w:lineRule="auto"/>
         <w:jc w:val="left"/>
       </w:pPr>
       <w:r>
@@ -6874,7 +6631,7 @@
     </w:p>
     <w:p>
       <w:pPr>
-        <w:spacing w:before="120" w:after="0" w:line="480" w:lineRule="exact"/>
+        <w:spacing w:before="120" w:after="0" w:line="480" w:lineRule="auto"/>
         <w:jc w:val="left"/>
       </w:pPr>
       <w:r>
@@ -6889,7 +6646,7 @@
     </w:p>
     <w:p>
       <w:pPr>
-        <w:spacing w:before="0" w:after="0" w:line="480" w:lineRule="exact"/>
+        <w:spacing w:before="0" w:after="0" w:line="480" w:lineRule="auto"/>
         <w:jc w:val="left"/>
       </w:pPr>
       <w:r>
@@ -6904,7 +6661,7 @@
     </w:p>
     <w:p>
       <w:pPr>
-        <w:spacing w:before="0" w:after="0" w:line="480" w:lineRule="exact"/>
+        <w:spacing w:before="0" w:after="0" w:line="480" w:lineRule="auto"/>
         <w:jc w:val="left"/>
       </w:pPr>
       <w:r>
@@ -6919,7 +6676,7 @@
     </w:p>
     <w:p>
       <w:pPr>
-        <w:spacing w:before="0" w:after="0" w:line="480" w:lineRule="exact"/>
+        <w:spacing w:before="0" w:after="0" w:line="480" w:lineRule="auto"/>
         <w:jc w:val="left"/>
       </w:pPr>
       <w:r>
@@ -6934,7 +6691,7 @@
     </w:p>
     <w:p>
       <w:pPr>
-        <w:spacing w:before="0" w:after="0" w:line="480" w:lineRule="exact"/>
+        <w:spacing w:before="0" w:after="0" w:line="480" w:lineRule="auto"/>
         <w:jc w:val="left"/>
       </w:pPr>
       <w:r>
@@ -6949,7 +6706,7 @@
     </w:p>
     <w:p>
       <w:pPr>
-        <w:spacing w:before="0" w:after="0" w:line="480" w:lineRule="exact"/>
+        <w:spacing w:before="0" w:after="0" w:line="480" w:lineRule="auto"/>
         <w:jc w:val="left"/>
       </w:pPr>
       <w:r>
@@ -6964,7 +6721,7 @@
     </w:p>
     <w:p>
       <w:pPr>
-        <w:spacing w:before="0" w:after="0" w:line="480" w:lineRule="exact"/>
+        <w:spacing w:before="0" w:after="0" w:line="480" w:lineRule="auto"/>
         <w:jc w:val="left"/>
       </w:pPr>
       <w:r>
@@ -6979,7 +6736,7 @@
     </w:p>
     <w:p>
       <w:pPr>
-        <w:spacing w:before="0" w:after="0" w:line="480" w:lineRule="exact"/>
+        <w:spacing w:before="0" w:after="0" w:line="480" w:lineRule="auto"/>
         <w:jc w:val="left"/>
       </w:pPr>
       <w:r>
@@ -6994,7 +6751,7 @@
     </w:p>
     <w:p>
       <w:pPr>
-        <w:spacing w:before="0" w:after="0" w:line="480" w:lineRule="exact"/>
+        <w:spacing w:before="0" w:after="0" w:line="480" w:lineRule="auto"/>
         <w:jc w:val="left"/>
       </w:pPr>
       <w:r>
@@ -7009,7 +6766,7 @@
     </w:p>
     <w:p>
       <w:pPr>
-        <w:spacing w:before="0" w:after="0" w:line="480" w:lineRule="exact"/>
+        <w:spacing w:before="0" w:after="0" w:line="480" w:lineRule="auto"/>
         <w:jc w:val="left"/>
       </w:pPr>
       <w:r>
@@ -7024,22 +6781,22 @@
     </w:p>
     <w:p>
       <w:pPr>
-        <w:spacing w:before="0" w:after="0" w:line="480" w:lineRule="exact"/>
-        <w:jc w:val="left"/>
-      </w:pPr>
-      <w:r>
-        <w:rPr>
-          <w:rFonts w:ascii="Times New Roman" w:hAnsi="Times New Roman"/>
-          <w:b w:val="0"/>
-          <w:i w:val="0"/>
-          <w:sz w:val="24"/>
-        </w:rPr>
-        <w:t>x-axis: mean 90% prediction interval width (cases per 100,000 population);</w:t>
-      </w:r>
-    </w:p>
-    <w:p>
-      <w:pPr>
-        <w:spacing w:before="0" w:after="0" w:line="480" w:lineRule="exact"/>
+        <w:spacing w:before="0" w:after="0" w:line="480" w:lineRule="auto"/>
+        <w:jc w:val="left"/>
+      </w:pPr>
+      <w:r>
+        <w:rPr>
+          <w:rFonts w:ascii="Times New Roman" w:hAnsi="Times New Roman"/>
+          <w:b w:val="0"/>
+          <w:i w:val="0"/>
+          <w:sz w:val="24"/>
+        </w:rPr>
+        <w:t>x-axis: mean 90% prediction interval width (reported cases);</w:t>
+      </w:r>
+    </w:p>
+    <w:p>
+      <w:pPr>
+        <w:spacing w:before="0" w:after="0" w:line="480" w:lineRule="auto"/>
         <w:jc w:val="left"/>
       </w:pPr>
       <w:r>
@@ -7054,7 +6811,7 @@
     </w:p>
     <w:p>
       <w:pPr>
-        <w:spacing w:before="0" w:after="0" w:line="480" w:lineRule="exact"/>
+        <w:spacing w:before="0" w:after="0" w:line="480" w:lineRule="auto"/>
         <w:jc w:val="left"/>
       </w:pPr>
       <w:r>
@@ -7069,7 +6826,7 @@
     </w:p>
     <w:p>
       <w:pPr>
-        <w:spacing w:before="0" w:after="0" w:line="480" w:lineRule="exact"/>
+        <w:spacing w:before="0" w:after="0" w:line="480" w:lineRule="auto"/>
         <w:jc w:val="left"/>
       </w:pPr>
       <w:r>
@@ -7084,7 +6841,7 @@
     </w:p>
     <w:p>
       <w:pPr>
-        <w:spacing w:before="0" w:after="0" w:line="480" w:lineRule="exact"/>
+        <w:spacing w:before="0" w:after="0" w:line="480" w:lineRule="auto"/>
         <w:jc w:val="left"/>
       </w:pPr>
       <w:r>
@@ -7099,7 +6856,7 @@
     </w:p>
     <w:p>
       <w:pPr>
-        <w:spacing w:before="0" w:after="0" w:line="480" w:lineRule="exact"/>
+        <w:spacing w:before="0" w:after="0" w:line="480" w:lineRule="auto"/>
         <w:jc w:val="left"/>
       </w:pPr>
       <w:r>
@@ -7114,7 +6871,7 @@
     </w:p>
     <w:p>
       <w:pPr>
-        <w:spacing w:before="0" w:after="0" w:line="480" w:lineRule="exact"/>
+        <w:spacing w:before="0" w:after="0" w:line="480" w:lineRule="auto"/>
         <w:jc w:val="left"/>
       </w:pPr>
       <w:r>
@@ -7129,7 +6886,7 @@
     </w:p>
     <w:p>
       <w:pPr>
-        <w:spacing w:before="0" w:after="0" w:line="480" w:lineRule="exact"/>
+        <w:spacing w:before="0" w:after="0" w:line="480" w:lineRule="auto"/>
         <w:jc w:val="left"/>
       </w:pPr>
       <w:r>
@@ -7144,7 +6901,7 @@
     </w:p>
     <w:p>
       <w:pPr>
-        <w:spacing w:before="0" w:after="0" w:line="480" w:lineRule="exact"/>
+        <w:spacing w:before="0" w:after="0" w:line="480" w:lineRule="auto"/>
         <w:jc w:val="left"/>
       </w:pPr>
       <w:r>
@@ -7159,7 +6916,7 @@
     </w:p>
     <w:p>
       <w:pPr>
-        <w:spacing w:before="120" w:after="0" w:line="480" w:lineRule="exact"/>
+        <w:spacing w:before="120" w:after="0" w:line="480" w:lineRule="auto"/>
         <w:jc w:val="left"/>
       </w:pPr>
       <w:r>
@@ -7174,7 +6931,7 @@
     </w:p>
     <w:p>
       <w:pPr>
-        <w:spacing w:before="0" w:after="0" w:line="480" w:lineRule="exact"/>
+        <w:spacing w:before="0" w:after="0" w:line="480" w:lineRule="auto"/>
         <w:jc w:val="left"/>
       </w:pPr>
       <w:r>
@@ -7189,7 +6946,6 @@
     </w:p>
     <w:tbl>
       <w:tblPr>
-        <w:tblStyle w:val="TableGrid"/>
         <w:tblW w:type="auto" w:w="0"/>
         <w:tblLook w:firstColumn="1" w:firstRow="1" w:lastColumn="0" w:lastRow="0" w:noHBand="0" w:noVBand="1" w:val="04A0"/>
       </w:tblPr>
@@ -7209,10 +6965,10 @@
           <w:p>
             <w:r>
               <w:rPr>
-                <w:rFonts w:ascii="Times New Roman" w:hAnsi="Times New Roman"/>
+                <w:rFonts w:ascii="Arial" w:hAnsi="Arial"/>
                 <w:b/>
                 <w:i w:val="0"/>
-                <w:sz w:val="20"/>
+                <w:sz w:val="16"/>
               </w:rPr>
               <w:t>Component</w:t>
             </w:r>
@@ -7225,10 +6981,10 @@
           <w:p>
             <w:r>
               <w:rPr>
-                <w:rFonts w:ascii="Times New Roman" w:hAnsi="Times New Roman"/>
+                <w:rFonts w:ascii="Arial" w:hAnsi="Arial"/>
                 <w:b/>
                 <w:i w:val="0"/>
-                <w:sz w:val="20"/>
+                <w:sz w:val="16"/>
               </w:rPr>
               <w:t>Source</w:t>
             </w:r>
@@ -7241,10 +6997,10 @@
           <w:p>
             <w:r>
               <w:rPr>
-                <w:rFonts w:ascii="Times New Roman" w:hAnsi="Times New Roman"/>
+                <w:rFonts w:ascii="Arial" w:hAnsi="Arial"/>
                 <w:b/>
                 <w:i w:val="0"/>
-                <w:sz w:val="20"/>
+                <w:sz w:val="16"/>
               </w:rPr>
               <w:t>Years</w:t>
             </w:r>
@@ -7257,10 +7013,10 @@
           <w:p>
             <w:r>
               <w:rPr>
-                <w:rFonts w:ascii="Times New Roman" w:hAnsi="Times New Roman"/>
+                <w:rFonts w:ascii="Arial" w:hAnsi="Arial"/>
                 <w:b/>
                 <w:i w:val="0"/>
-                <w:sz w:val="20"/>
+                <w:sz w:val="16"/>
               </w:rPr>
               <w:t>Rows/Coverage</w:t>
             </w:r>
@@ -7273,10 +7029,10 @@
           <w:p>
             <w:r>
               <w:rPr>
-                <w:rFonts w:ascii="Times New Roman" w:hAnsi="Times New Roman"/>
+                <w:rFonts w:ascii="Arial" w:hAnsi="Arial"/>
                 <w:b/>
                 <w:i w:val="0"/>
-                <w:sz w:val="20"/>
+                <w:sz w:val="16"/>
               </w:rPr>
               <w:t>QA result</w:t>
             </w:r>
@@ -7289,10 +7045,10 @@
           <w:p>
             <w:r>
               <w:rPr>
-                <w:rFonts w:ascii="Times New Roman" w:hAnsi="Times New Roman"/>
+                <w:rFonts w:ascii="Arial" w:hAnsi="Arial"/>
                 <w:b/>
                 <w:i w:val="0"/>
-                <w:sz w:val="20"/>
+                <w:sz w:val="16"/>
               </w:rPr>
               <w:t>Manuscript use</w:t>
             </w:r>
@@ -7307,10 +7063,10 @@
           <w:p>
             <w:r>
               <w:rPr>
-                <w:rFonts w:ascii="Times New Roman" w:hAnsi="Times New Roman"/>
+                <w:rFonts w:ascii="Arial" w:hAnsi="Arial"/>
                 <w:b w:val="0"/>
                 <w:i w:val="0"/>
-                <w:sz w:val="20"/>
+                <w:sz w:val="16"/>
               </w:rPr>
               <w:t>Reported cases/incidence</w:t>
             </w:r>
@@ -7323,10 +7079,10 @@
           <w:p>
             <w:r>
               <w:rPr>
-                <w:rFonts w:ascii="Times New Roman" w:hAnsi="Times New Roman"/>
+                <w:rFonts w:ascii="Arial" w:hAnsi="Arial"/>
                 <w:b w:val="0"/>
                 <w:i w:val="0"/>
-                <w:sz w:val="20"/>
+                <w:sz w:val="16"/>
               </w:rPr>
               <w:t>ECDC Annual Epidemiological Report</w:t>
             </w:r>
@@ -7339,10 +7095,10 @@
           <w:p>
             <w:r>
               <w:rPr>
-                <w:rFonts w:ascii="Times New Roman" w:hAnsi="Times New Roman"/>
+                <w:rFonts w:ascii="Arial" w:hAnsi="Arial"/>
                 <w:b w:val="0"/>
                 <w:i w:val="0"/>
-                <w:sz w:val="20"/>
+                <w:sz w:val="16"/>
               </w:rPr>
               <w:t>2019–2023</w:t>
             </w:r>
@@ -7355,10 +7111,10 @@
           <w:p>
             <w:r>
               <w:rPr>
-                <w:rFonts w:ascii="Times New Roman" w:hAnsi="Times New Roman"/>
+                <w:rFonts w:ascii="Arial" w:hAnsi="Arial"/>
                 <w:b w:val="0"/>
                 <w:i w:val="0"/>
-                <w:sz w:val="20"/>
+                <w:sz w:val="16"/>
               </w:rPr>
               <w:t>142 country-years; 28–29 countries/year</w:t>
             </w:r>
@@ -7371,10 +7127,10 @@
           <w:p>
             <w:r>
               <w:rPr>
-                <w:rFonts w:ascii="Times New Roman" w:hAnsi="Times New Roman"/>
+                <w:rFonts w:ascii="Arial" w:hAnsi="Arial"/>
                 <w:b w:val="0"/>
                 <w:i w:val="0"/>
-                <w:sz w:val="20"/>
+                <w:sz w:val="16"/>
               </w:rPr>
               <w:t>PASS — totals reconcile exactly</w:t>
             </w:r>
@@ -7387,10 +7143,10 @@
           <w:p>
             <w:r>
               <w:rPr>
-                <w:rFonts w:ascii="Times New Roman" w:hAnsi="Times New Roman"/>
+                <w:rFonts w:ascii="Arial" w:hAnsi="Arial"/>
                 <w:b w:val="0"/>
                 <w:i w:val="0"/>
-                <w:sz w:val="20"/>
+                <w:sz w:val="16"/>
               </w:rPr>
               <w:t>Primary outcome</w:t>
             </w:r>
@@ -7405,10 +7161,10 @@
           <w:p>
             <w:r>
               <w:rPr>
-                <w:rFonts w:ascii="Times New Roman" w:hAnsi="Times New Roman"/>
+                <w:rFonts w:ascii="Arial" w:hAnsi="Arial"/>
                 <w:b w:val="0"/>
                 <w:i w:val="0"/>
-                <w:sz w:val="20"/>
+                <w:sz w:val="16"/>
               </w:rPr>
               <w:t>Population, rurality, GDP</w:t>
             </w:r>
@@ -7421,10 +7177,10 @@
           <w:p>
             <w:r>
               <w:rPr>
-                <w:rFonts w:ascii="Times New Roman" w:hAnsi="Times New Roman"/>
+                <w:rFonts w:ascii="Arial" w:hAnsi="Arial"/>
                 <w:b w:val="0"/>
                 <w:i w:val="0"/>
-                <w:sz w:val="20"/>
+                <w:sz w:val="16"/>
               </w:rPr>
               <w:t>World Bank Open Data</w:t>
             </w:r>
@@ -7437,10 +7193,10 @@
           <w:p>
             <w:r>
               <w:rPr>
-                <w:rFonts w:ascii="Times New Roman" w:hAnsi="Times New Roman"/>
+                <w:rFonts w:ascii="Arial" w:hAnsi="Arial"/>
                 <w:b w:val="0"/>
                 <w:i w:val="0"/>
-                <w:sz w:val="20"/>
+                <w:sz w:val="16"/>
               </w:rPr>
               <w:t>2019–2023</w:t>
             </w:r>
@@ -7453,10 +7209,10 @@
           <w:p>
             <w:r>
               <w:rPr>
-                <w:rFonts w:ascii="Times New Roman" w:hAnsi="Times New Roman"/>
+                <w:rFonts w:ascii="Arial" w:hAnsi="Arial"/>
                 <w:b w:val="0"/>
                 <w:i w:val="0"/>
-                <w:sz w:val="20"/>
+                <w:sz w:val="16"/>
               </w:rPr>
               <w:t>142 rows; no missing</w:t>
             </w:r>
@@ -7469,10 +7225,10 @@
           <w:p>
             <w:r>
               <w:rPr>
-                <w:rFonts w:ascii="Times New Roman" w:hAnsi="Times New Roman"/>
+                <w:rFonts w:ascii="Arial" w:hAnsi="Arial"/>
                 <w:b w:val="0"/>
                 <w:i w:val="0"/>
-                <w:sz w:val="20"/>
+                <w:sz w:val="16"/>
               </w:rPr>
               <w:t>PASS</w:t>
             </w:r>
@@ -7485,10 +7241,10 @@
           <w:p>
             <w:r>
               <w:rPr>
-                <w:rFonts w:ascii="Times New Roman" w:hAnsi="Times New Roman"/>
+                <w:rFonts w:ascii="Arial" w:hAnsi="Arial"/>
                 <w:b w:val="0"/>
                 <w:i w:val="0"/>
-                <w:sz w:val="20"/>
+                <w:sz w:val="16"/>
               </w:rPr>
               <w:t>Covariate block: demographic</w:t>
             </w:r>
@@ -7503,10 +7259,10 @@
           <w:p>
             <w:r>
               <w:rPr>
-                <w:rFonts w:ascii="Times New Roman" w:hAnsi="Times New Roman"/>
+                <w:rFonts w:ascii="Arial" w:hAnsi="Arial"/>
                 <w:b w:val="0"/>
                 <w:i w:val="0"/>
-                <w:sz w:val="20"/>
+                <w:sz w:val="16"/>
               </w:rPr>
               <w:t>Land-use shares</w:t>
             </w:r>
@@ -7519,10 +7275,10 @@
           <w:p>
             <w:r>
               <w:rPr>
-                <w:rFonts w:ascii="Times New Roman" w:hAnsi="Times New Roman"/>
+                <w:rFonts w:ascii="Arial" w:hAnsi="Arial"/>
                 <w:b w:val="0"/>
                 <w:i w:val="0"/>
-                <w:sz w:val="20"/>
+                <w:sz w:val="16"/>
               </w:rPr>
               <w:t>FAOSTAT</w:t>
             </w:r>
@@ -7535,10 +7291,10 @@
           <w:p>
             <w:r>
               <w:rPr>
-                <w:rFonts w:ascii="Times New Roman" w:hAnsi="Times New Roman"/>
+                <w:rFonts w:ascii="Arial" w:hAnsi="Arial"/>
                 <w:b w:val="0"/>
                 <w:i w:val="0"/>
-                <w:sz w:val="20"/>
+                <w:sz w:val="16"/>
               </w:rPr>
               <w:t>2019–2023</w:t>
             </w:r>
@@ -7551,10 +7307,10 @@
           <w:p>
             <w:r>
               <w:rPr>
-                <w:rFonts w:ascii="Times New Roman" w:hAnsi="Times New Roman"/>
+                <w:rFonts w:ascii="Arial" w:hAnsi="Arial"/>
                 <w:b w:val="0"/>
                 <w:i w:val="0"/>
-                <w:sz w:val="20"/>
+                <w:sz w:val="16"/>
               </w:rPr>
               <w:t>142 rows; no missing</w:t>
             </w:r>
@@ -7567,10 +7323,10 @@
           <w:p>
             <w:r>
               <w:rPr>
-                <w:rFonts w:ascii="Times New Roman" w:hAnsi="Times New Roman"/>
+                <w:rFonts w:ascii="Arial" w:hAnsi="Arial"/>
                 <w:b w:val="0"/>
                 <w:i w:val="0"/>
-                <w:sz w:val="20"/>
+                <w:sz w:val="16"/>
               </w:rPr>
               <w:t>PASS</w:t>
             </w:r>
@@ -7583,10 +7339,10 @@
           <w:p>
             <w:r>
               <w:rPr>
-                <w:rFonts w:ascii="Times New Roman" w:hAnsi="Times New Roman"/>
+                <w:rFonts w:ascii="Arial" w:hAnsi="Arial"/>
                 <w:b w:val="0"/>
                 <w:i w:val="0"/>
-                <w:sz w:val="20"/>
+                <w:sz w:val="16"/>
               </w:rPr>
               <w:t>Covariate block: land use</w:t>
             </w:r>
@@ -7601,10 +7357,10 @@
           <w:p>
             <w:r>
               <w:rPr>
-                <w:rFonts w:ascii="Times New Roman" w:hAnsi="Times New Roman"/>
+                <w:rFonts w:ascii="Arial" w:hAnsi="Arial"/>
                 <w:b w:val="0"/>
                 <w:i w:val="0"/>
-                <w:sz w:val="20"/>
+                <w:sz w:val="16"/>
               </w:rPr>
               <w:t>Climate/water balance</w:t>
             </w:r>
@@ -7617,10 +7373,10 @@
           <w:p>
             <w:r>
               <w:rPr>
-                <w:rFonts w:ascii="Times New Roman" w:hAnsi="Times New Roman"/>
+                <w:rFonts w:ascii="Arial" w:hAnsi="Arial"/>
                 <w:b w:val="0"/>
                 <w:i w:val="0"/>
-                <w:sz w:val="20"/>
+                <w:sz w:val="16"/>
               </w:rPr>
               <w:t>TerraClimate</w:t>
             </w:r>
@@ -7633,10 +7389,10 @@
           <w:p>
             <w:r>
               <w:rPr>
-                <w:rFonts w:ascii="Times New Roman" w:hAnsi="Times New Roman"/>
+                <w:rFonts w:ascii="Arial" w:hAnsi="Arial"/>
                 <w:b w:val="0"/>
                 <w:i w:val="0"/>
-                <w:sz w:val="20"/>
+                <w:sz w:val="16"/>
               </w:rPr>
               <w:t>2018–2023 (lag-1 for 2019–2023)</w:t>
             </w:r>
@@ -7649,10 +7405,10 @@
           <w:p>
             <w:r>
               <w:rPr>
-                <w:rFonts w:ascii="Times New Roman" w:hAnsi="Times New Roman"/>
+                <w:rFonts w:ascii="Arial" w:hAnsi="Arial"/>
                 <w:b w:val="0"/>
                 <w:i w:val="0"/>
-                <w:sz w:val="20"/>
+                <w:sz w:val="16"/>
               </w:rPr>
               <w:t>142 rows current year; 114 rows lag-1 complete</w:t>
             </w:r>
@@ -7665,10 +7421,10 @@
           <w:p>
             <w:r>
               <w:rPr>
-                <w:rFonts w:ascii="Times New Roman" w:hAnsi="Times New Roman"/>
+                <w:rFonts w:ascii="Arial" w:hAnsi="Arial"/>
                 <w:b w:val="0"/>
                 <w:i w:val="0"/>
-                <w:sz w:val="20"/>
+                <w:sz w:val="16"/>
               </w:rPr>
               <w:t>PASS</w:t>
             </w:r>
@@ -7681,10 +7437,10 @@
           <w:p>
             <w:r>
               <w:rPr>
-                <w:rFonts w:ascii="Times New Roman" w:hAnsi="Times New Roman"/>
+                <w:rFonts w:ascii="Arial" w:hAnsi="Arial"/>
                 <w:b w:val="0"/>
                 <w:i w:val="0"/>
-                <w:sz w:val="20"/>
+                <w:sz w:val="16"/>
               </w:rPr>
               <w:t>Covariate block: climate</w:t>
             </w:r>
@@ -7699,10 +7455,10 @@
           <w:p>
             <w:r>
               <w:rPr>
-                <w:rFonts w:ascii="Times New Roman" w:hAnsi="Times New Roman"/>
+                <w:rFonts w:ascii="Arial" w:hAnsi="Arial"/>
                 <w:b w:val="0"/>
                 <w:i w:val="0"/>
-                <w:sz w:val="20"/>
+                <w:sz w:val="16"/>
               </w:rPr>
               <w:t>Country boundaries</w:t>
             </w:r>
@@ -7715,10 +7471,10 @@
           <w:p>
             <w:r>
               <w:rPr>
-                <w:rFonts w:ascii="Times New Roman" w:hAnsi="Times New Roman"/>
+                <w:rFonts w:ascii="Arial" w:hAnsi="Arial"/>
                 <w:b w:val="0"/>
                 <w:i w:val="0"/>
-                <w:sz w:val="20"/>
+                <w:sz w:val="16"/>
               </w:rPr>
               <w:t>Natural Earth (1:50m Admin-0)</w:t>
             </w:r>
@@ -7731,10 +7487,10 @@
           <w:p>
             <w:r>
               <w:rPr>
-                <w:rFonts w:ascii="Times New Roman" w:hAnsi="Times New Roman"/>
+                <w:rFonts w:ascii="Arial" w:hAnsi="Arial"/>
                 <w:b w:val="0"/>
                 <w:i w:val="0"/>
-                <w:sz w:val="20"/>
+                <w:sz w:val="16"/>
               </w:rPr>
               <w:t>2024</w:t>
             </w:r>
@@ -7747,10 +7503,10 @@
           <w:p>
             <w:r>
               <w:rPr>
-                <w:rFonts w:ascii="Times New Roman" w:hAnsi="Times New Roman"/>
+                <w:rFonts w:ascii="Arial" w:hAnsi="Arial"/>
                 <w:b w:val="0"/>
                 <w:i w:val="0"/>
-                <w:sz w:val="20"/>
+                <w:sz w:val="16"/>
               </w:rPr>
               <w:t>28–29 countries</w:t>
             </w:r>
@@ -7763,10 +7519,10 @@
           <w:p>
             <w:r>
               <w:rPr>
-                <w:rFonts w:ascii="Times New Roman" w:hAnsi="Times New Roman"/>
+                <w:rFonts w:ascii="Arial" w:hAnsi="Arial"/>
                 <w:b w:val="0"/>
                 <w:i w:val="0"/>
-                <w:sz w:val="20"/>
+                <w:sz w:val="16"/>
               </w:rPr>
               <w:t>PASS</w:t>
             </w:r>
@@ -7779,10 +7535,10 @@
           <w:p>
             <w:r>
               <w:rPr>
-                <w:rFonts w:ascii="Times New Roman" w:hAnsi="Times New Roman"/>
+                <w:rFonts w:ascii="Arial" w:hAnsi="Arial"/>
                 <w:b w:val="0"/>
                 <w:i w:val="0"/>
-                <w:sz w:val="20"/>
+                <w:sz w:val="16"/>
               </w:rPr>
               <w:t>Maps and spatial aggregation</w:t>
             </w:r>
@@ -7797,10 +7553,10 @@
           <w:p>
             <w:r>
               <w:rPr>
-                <w:rFonts w:ascii="Times New Roman" w:hAnsi="Times New Roman"/>
+                <w:rFonts w:ascii="Arial" w:hAnsi="Arial"/>
                 <w:b w:val="0"/>
                 <w:i w:val="0"/>
-                <w:sz w:val="20"/>
+                <w:sz w:val="16"/>
               </w:rPr>
               <w:t>NDVI/EVI</w:t>
             </w:r>
@@ -7813,10 +7569,10 @@
           <w:p>
             <w:r>
               <w:rPr>
-                <w:rFonts w:ascii="Times New Roman" w:hAnsi="Times New Roman"/>
+                <w:rFonts w:ascii="Arial" w:hAnsi="Arial"/>
                 <w:b w:val="0"/>
                 <w:i w:val="0"/>
-                <w:sz w:val="20"/>
+                <w:sz w:val="16"/>
               </w:rPr>
               <w:t>MODIS MOD13C2</w:t>
             </w:r>
@@ -7829,10 +7585,10 @@
           <w:p>
             <w:r>
               <w:rPr>
-                <w:rFonts w:ascii="Times New Roman" w:hAnsi="Times New Roman"/>
+                <w:rFonts w:ascii="Arial" w:hAnsi="Arial"/>
                 <w:b w:val="0"/>
                 <w:i w:val="0"/>
-                <w:sz w:val="20"/>
+                <w:sz w:val="16"/>
               </w:rPr>
               <w:t>—</w:t>
             </w:r>
@@ -7845,10 +7601,10 @@
           <w:p>
             <w:r>
               <w:rPr>
-                <w:rFonts w:ascii="Times New Roman" w:hAnsi="Times New Roman"/>
+                <w:rFonts w:ascii="Arial" w:hAnsi="Arial"/>
                 <w:b w:val="0"/>
                 <w:i w:val="0"/>
-                <w:sz w:val="20"/>
+                <w:sz w:val="16"/>
               </w:rPr>
               <w:t>0 (excluded)</w:t>
             </w:r>
@@ -7861,10 +7617,10 @@
           <w:p>
             <w:r>
               <w:rPr>
-                <w:rFonts w:ascii="Times New Roman" w:hAnsi="Times New Roman"/>
+                <w:rFonts w:ascii="Arial" w:hAnsi="Arial"/>
                 <w:b w:val="0"/>
                 <w:i w:val="0"/>
-                <w:sz w:val="20"/>
+                <w:sz w:val="16"/>
               </w:rPr>
               <w:t>FAIL — QA-masked aggregation not implemented</w:t>
             </w:r>
@@ -7877,10 +7633,10 @@
           <w:p>
             <w:r>
               <w:rPr>
-                <w:rFonts w:ascii="Times New Roman" w:hAnsi="Times New Roman"/>
+                <w:rFonts w:ascii="Arial" w:hAnsi="Arial"/>
                 <w:b w:val="0"/>
                 <w:i w:val="0"/>
-                <w:sz w:val="20"/>
+                <w:sz w:val="16"/>
               </w:rPr>
               <w:t>Excluded; no vegetation claims</w:t>
             </w:r>
@@ -7891,7 +7647,7 @@
     <w:p/>
     <w:p>
       <w:pPr>
-        <w:spacing w:before="0" w:after="0" w:line="480" w:lineRule="exact"/>
+        <w:spacing w:before="0" w:after="0" w:line="480" w:lineRule="auto"/>
         <w:jc w:val="left"/>
       </w:pPr>
       <w:r>
@@ -7906,7 +7662,7 @@
     </w:p>
     <w:p>
       <w:pPr>
-        <w:spacing w:before="0" w:after="0" w:line="480" w:lineRule="exact"/>
+        <w:spacing w:before="0" w:after="0" w:line="480" w:lineRule="auto"/>
         <w:jc w:val="left"/>
       </w:pPr>
       <w:r>
@@ -7921,7 +7677,6 @@
     </w:p>
     <w:tbl>
       <w:tblPr>
-        <w:tblStyle w:val="TableGrid"/>
         <w:tblW w:type="auto" w:w="0"/>
         <w:tblLook w:firstColumn="1" w:firstRow="1" w:lastColumn="0" w:lastRow="0" w:noHBand="0" w:noVBand="1" w:val="04A0"/>
       </w:tblPr>
@@ -7942,10 +7697,10 @@
           <w:p>
             <w:r>
               <w:rPr>
-                <w:rFonts w:ascii="Times New Roman" w:hAnsi="Times New Roman"/>
+                <w:rFonts w:ascii="Arial" w:hAnsi="Arial"/>
                 <w:b/>
                 <w:i w:val="0"/>
-                <w:sz w:val="20"/>
+                <w:sz w:val="16"/>
               </w:rPr>
               <w:t>Year</w:t>
             </w:r>
@@ -7958,10 +7713,10 @@
           <w:p>
             <w:r>
               <w:rPr>
-                <w:rFonts w:ascii="Times New Roman" w:hAnsi="Times New Roman"/>
+                <w:rFonts w:ascii="Arial" w:hAnsi="Arial"/>
                 <w:b/>
                 <w:i w:val="0"/>
-                <w:sz w:val="20"/>
+                <w:sz w:val="16"/>
               </w:rPr>
               <w:t>Model</w:t>
             </w:r>
@@ -7974,10 +7729,10 @@
           <w:p>
             <w:r>
               <w:rPr>
-                <w:rFonts w:ascii="Times New Roman" w:hAnsi="Times New Roman"/>
+                <w:rFonts w:ascii="Arial" w:hAnsi="Arial"/>
                 <w:b/>
                 <w:i w:val="0"/>
-                <w:sz w:val="20"/>
+                <w:sz w:val="16"/>
               </w:rPr>
               <w:t>WIS</w:t>
             </w:r>
@@ -7990,10 +7745,10 @@
           <w:p>
             <w:r>
               <w:rPr>
-                <w:rFonts w:ascii="Times New Roman" w:hAnsi="Times New Roman"/>
+                <w:rFonts w:ascii="Arial" w:hAnsi="Arial"/>
                 <w:b/>
                 <w:i w:val="0"/>
-                <w:sz w:val="20"/>
+                <w:sz w:val="16"/>
               </w:rPr>
               <w:t>Coverage, n/N (%)</w:t>
             </w:r>
@@ -8006,10 +7761,10 @@
           <w:p>
             <w:r>
               <w:rPr>
-                <w:rFonts w:ascii="Times New Roman" w:hAnsi="Times New Roman"/>
+                <w:rFonts w:ascii="Arial" w:hAnsi="Arial"/>
                 <w:b/>
                 <w:i w:val="0"/>
-                <w:sz w:val="20"/>
+                <w:sz w:val="16"/>
               </w:rPr>
               <w:t>Width</w:t>
             </w:r>
@@ -8022,10 +7777,10 @@
           <w:p>
             <w:r>
               <w:rPr>
-                <w:rFonts w:ascii="Times New Roman" w:hAnsi="Times New Roman"/>
+                <w:rFonts w:ascii="Arial" w:hAnsi="Arial"/>
                 <w:b/>
                 <w:i w:val="0"/>
-                <w:sz w:val="20"/>
+                <w:sz w:val="16"/>
               </w:rPr>
               <w:t>MAE</w:t>
             </w:r>
@@ -8038,10 +7793,10 @@
           <w:p>
             <w:r>
               <w:rPr>
-                <w:rFonts w:ascii="Times New Roman" w:hAnsi="Times New Roman"/>
+                <w:rFonts w:ascii="Arial" w:hAnsi="Arial"/>
                 <w:b/>
                 <w:i w:val="0"/>
-                <w:sz w:val="20"/>
+                <w:sz w:val="16"/>
               </w:rPr>
               <w:t>Brier</w:t>
             </w:r>
@@ -8056,10 +7811,10 @@
           <w:p>
             <w:r>
               <w:rPr>
-                <w:rFonts w:ascii="Times New Roman" w:hAnsi="Times New Roman"/>
+                <w:rFonts w:ascii="Arial" w:hAnsi="Arial"/>
                 <w:b w:val="0"/>
                 <w:i w:val="0"/>
-                <w:sz w:val="20"/>
+                <w:sz w:val="16"/>
               </w:rPr>
               <w:t>2022</w:t>
             </w:r>
@@ -8072,10 +7827,10 @@
           <w:p>
             <w:r>
               <w:rPr>
-                <w:rFonts w:ascii="Times New Roman" w:hAnsi="Times New Roman"/>
+                <w:rFonts w:ascii="Arial" w:hAnsi="Arial"/>
                 <w:b w:val="0"/>
                 <w:i w:val="0"/>
-                <w:sz w:val="20"/>
+                <w:sz w:val="16"/>
               </w:rPr>
               <w:t>Country historical mean rate</w:t>
             </w:r>
@@ -8088,10 +7843,10 @@
           <w:p>
             <w:r>
               <w:rPr>
-                <w:rFonts w:ascii="Times New Roman" w:hAnsi="Times New Roman"/>
+                <w:rFonts w:ascii="Arial" w:hAnsi="Arial"/>
                 <w:b w:val="0"/>
                 <w:i w:val="0"/>
-                <w:sz w:val="20"/>
+                <w:sz w:val="16"/>
               </w:rPr>
               <w:t>65.58</w:t>
             </w:r>
@@ -8104,10 +7859,10 @@
           <w:p>
             <w:r>
               <w:rPr>
-                <w:rFonts w:ascii="Times New Roman" w:hAnsi="Times New Roman"/>
+                <w:rFonts w:ascii="Arial" w:hAnsi="Arial"/>
                 <w:b w:val="0"/>
                 <w:i w:val="0"/>
-                <w:sz w:val="20"/>
+                <w:sz w:val="16"/>
               </w:rPr>
               <w:t>18/29 (62%)</w:t>
             </w:r>
@@ -8120,10 +7875,10 @@
           <w:p>
             <w:r>
               <w:rPr>
-                <w:rFonts w:ascii="Times New Roman" w:hAnsi="Times New Roman"/>
+                <w:rFonts w:ascii="Arial" w:hAnsi="Arial"/>
                 <w:b w:val="0"/>
                 <w:i w:val="0"/>
-                <w:sz w:val="20"/>
+                <w:sz w:val="16"/>
               </w:rPr>
               <w:t>21.07</w:t>
             </w:r>
@@ -8136,10 +7891,10 @@
           <w:p>
             <w:r>
               <w:rPr>
-                <w:rFonts w:ascii="Times New Roman" w:hAnsi="Times New Roman"/>
+                <w:rFonts w:ascii="Arial" w:hAnsi="Arial"/>
                 <w:b w:val="0"/>
                 <w:i w:val="0"/>
-                <w:sz w:val="20"/>
+                <w:sz w:val="16"/>
               </w:rPr>
               <w:t>69.79</w:t>
             </w:r>
@@ -8152,10 +7907,10 @@
           <w:p>
             <w:r>
               <w:rPr>
-                <w:rFonts w:ascii="Times New Roman" w:hAnsi="Times New Roman"/>
+                <w:rFonts w:ascii="Arial" w:hAnsi="Arial"/>
                 <w:b w:val="0"/>
                 <w:i w:val="0"/>
-                <w:sz w:val="20"/>
+                <w:sz w:val="16"/>
               </w:rPr>
               <w:t>0.025</w:t>
             </w:r>
@@ -8170,10 +7925,10 @@
           <w:p>
             <w:r>
               <w:rPr>
-                <w:rFonts w:ascii="Times New Roman" w:hAnsi="Times New Roman"/>
+                <w:rFonts w:ascii="Arial" w:hAnsi="Arial"/>
                 <w:b w:val="0"/>
                 <w:i w:val="0"/>
-                <w:sz w:val="20"/>
+                <w:sz w:val="16"/>
               </w:rPr>
               <w:t>2022</w:t>
             </w:r>
@@ -8186,10 +7941,10 @@
           <w:p>
             <w:r>
               <w:rPr>
-                <w:rFonts w:ascii="Times New Roman" w:hAnsi="Times New Roman"/>
+                <w:rFonts w:ascii="Arial" w:hAnsi="Arial"/>
                 <w:b w:val="0"/>
                 <w:i w:val="0"/>
-                <w:sz w:val="20"/>
+                <w:sz w:val="16"/>
               </w:rPr>
               <w:t>Last-observed country rate</w:t>
             </w:r>
@@ -8202,10 +7957,10 @@
           <w:p>
             <w:r>
               <w:rPr>
-                <w:rFonts w:ascii="Times New Roman" w:hAnsi="Times New Roman"/>
+                <w:rFonts w:ascii="Arial" w:hAnsi="Arial"/>
                 <w:b w:val="0"/>
                 <w:i w:val="0"/>
-                <w:sz w:val="20"/>
+                <w:sz w:val="16"/>
               </w:rPr>
               <w:t>101.5</w:t>
             </w:r>
@@ -8218,10 +7973,10 @@
           <w:p>
             <w:r>
               <w:rPr>
-                <w:rFonts w:ascii="Times New Roman" w:hAnsi="Times New Roman"/>
+                <w:rFonts w:ascii="Arial" w:hAnsi="Arial"/>
                 <w:b w:val="0"/>
                 <w:i w:val="0"/>
-                <w:sz w:val="20"/>
+                <w:sz w:val="16"/>
               </w:rPr>
               <w:t>16/29 (55%)</w:t>
             </w:r>
@@ -8234,10 +7989,10 @@
           <w:p>
             <w:r>
               <w:rPr>
-                <w:rFonts w:ascii="Times New Roman" w:hAnsi="Times New Roman"/>
+                <w:rFonts w:ascii="Arial" w:hAnsi="Arial"/>
                 <w:b w:val="0"/>
                 <w:i w:val="0"/>
-                <w:sz w:val="20"/>
+                <w:sz w:val="16"/>
               </w:rPr>
               <w:t>24.55</w:t>
             </w:r>
@@ -8250,10 +8005,10 @@
           <w:p>
             <w:r>
               <w:rPr>
-                <w:rFonts w:ascii="Times New Roman" w:hAnsi="Times New Roman"/>
+                <w:rFonts w:ascii="Arial" w:hAnsi="Arial"/>
                 <w:b w:val="0"/>
                 <w:i w:val="0"/>
-                <w:sz w:val="20"/>
+                <w:sz w:val="16"/>
               </w:rPr>
               <w:t>108.1</w:t>
             </w:r>
@@ -8266,10 +8021,10 @@
           <w:p>
             <w:r>
               <w:rPr>
-                <w:rFonts w:ascii="Times New Roman" w:hAnsi="Times New Roman"/>
+                <w:rFonts w:ascii="Arial" w:hAnsi="Arial"/>
                 <w:b w:val="0"/>
                 <w:i w:val="0"/>
-                <w:sz w:val="20"/>
+                <w:sz w:val="16"/>
               </w:rPr>
               <w:t>0.033</w:t>
             </w:r>
@@ -8284,10 +8039,10 @@
           <w:p>
             <w:r>
               <w:rPr>
-                <w:rFonts w:ascii="Times New Roman" w:hAnsi="Times New Roman"/>
+                <w:rFonts w:ascii="Arial" w:hAnsi="Arial"/>
                 <w:b w:val="0"/>
                 <w:i w:val="0"/>
-                <w:sz w:val="20"/>
+                <w:sz w:val="16"/>
               </w:rPr>
               <w:t>2022</w:t>
             </w:r>
@@ -8300,10 +8055,10 @@
           <w:p>
             <w:r>
               <w:rPr>
-                <w:rFonts w:ascii="Times New Roman" w:hAnsi="Times New Roman"/>
+                <w:rFonts w:ascii="Arial" w:hAnsi="Arial"/>
                 <w:b w:val="0"/>
                 <w:i w:val="0"/>
-                <w:sz w:val="20"/>
+                <w:sz w:val="16"/>
               </w:rPr>
               <w:t>Empirical NB</w:t>
             </w:r>
@@ -8316,12 +8071,12 @@
           <w:p>
             <w:r>
               <w:rPr>
-                <w:rFonts w:ascii="Times New Roman" w:hAnsi="Times New Roman"/>
-                <w:b w:val="0"/>
+                <w:rFonts w:ascii="Arial" w:hAnsi="Arial"/>
+                <w:b/>
                 <w:i w:val="0"/>
-                <w:sz w:val="20"/>
+                <w:sz w:val="16"/>
               </w:rPr>
-              <w:t>**47.17**</w:t>
+              <w:t>47.17</w:t>
             </w:r>
           </w:p>
         </w:tc>
@@ -8332,12 +8087,12 @@
           <w:p>
             <w:r>
               <w:rPr>
-                <w:rFonts w:ascii="Times New Roman" w:hAnsi="Times New Roman"/>
-                <w:b w:val="0"/>
+                <w:rFonts w:ascii="Arial" w:hAnsi="Arial"/>
+                <w:b/>
                 <w:i w:val="0"/>
-                <w:sz w:val="20"/>
+                <w:sz w:val="16"/>
               </w:rPr>
-              <w:t>**29/29 (100%)**</w:t>
+              <w:t>29/29 (100%)</w:t>
             </w:r>
           </w:p>
         </w:tc>
@@ -8348,10 +8103,10 @@
           <w:p>
             <w:r>
               <w:rPr>
-                <w:rFonts w:ascii="Times New Roman" w:hAnsi="Times New Roman"/>
+                <w:rFonts w:ascii="Arial" w:hAnsi="Arial"/>
                 <w:b w:val="0"/>
                 <w:i w:val="0"/>
-                <w:sz w:val="20"/>
+                <w:sz w:val="16"/>
               </w:rPr>
               <w:t>694.2</w:t>
             </w:r>
@@ -8364,10 +8119,10 @@
           <w:p>
             <w:r>
               <w:rPr>
-                <w:rFonts w:ascii="Times New Roman" w:hAnsi="Times New Roman"/>
+                <w:rFonts w:ascii="Arial" w:hAnsi="Arial"/>
                 <w:b w:val="0"/>
                 <w:i w:val="0"/>
-                <w:sz w:val="20"/>
+                <w:sz w:val="16"/>
               </w:rPr>
               <w:t>72.1</w:t>
             </w:r>
@@ -8380,10 +8135,10 @@
           <w:p>
             <w:r>
               <w:rPr>
-                <w:rFonts w:ascii="Times New Roman" w:hAnsi="Times New Roman"/>
+                <w:rFonts w:ascii="Arial" w:hAnsi="Arial"/>
                 <w:b w:val="0"/>
                 <w:i w:val="0"/>
-                <w:sz w:val="20"/>
+                <w:sz w:val="16"/>
               </w:rPr>
               <w:t>0.158</w:t>
             </w:r>
@@ -8398,10 +8153,10 @@
           <w:p>
             <w:r>
               <w:rPr>
-                <w:rFonts w:ascii="Times New Roman" w:hAnsi="Times New Roman"/>
+                <w:rFonts w:ascii="Arial" w:hAnsi="Arial"/>
                 <w:b w:val="0"/>
                 <w:i w:val="0"/>
-                <w:sz w:val="20"/>
+                <w:sz w:val="16"/>
               </w:rPr>
               <w:t>2022</w:t>
             </w:r>
@@ -8414,10 +8169,10 @@
           <w:p>
             <w:r>
               <w:rPr>
-                <w:rFonts w:ascii="Times New Roman" w:hAnsi="Times New Roman"/>
+                <w:rFonts w:ascii="Arial" w:hAnsi="Arial"/>
                 <w:b w:val="0"/>
                 <w:i w:val="0"/>
-                <w:sz w:val="20"/>
+                <w:sz w:val="16"/>
               </w:rPr>
               <w:t>Hierarchical NB</w:t>
             </w:r>
@@ -8430,10 +8185,10 @@
           <w:p>
             <w:r>
               <w:rPr>
-                <w:rFonts w:ascii="Times New Roman" w:hAnsi="Times New Roman"/>
+                <w:rFonts w:ascii="Arial" w:hAnsi="Arial"/>
                 <w:b w:val="0"/>
                 <w:i w:val="0"/>
-                <w:sz w:val="20"/>
+                <w:sz w:val="16"/>
               </w:rPr>
               <w:t>47.38</w:t>
             </w:r>
@@ -8446,10 +8201,10 @@
           <w:p>
             <w:r>
               <w:rPr>
-                <w:rFonts w:ascii="Times New Roman" w:hAnsi="Times New Roman"/>
+                <w:rFonts w:ascii="Arial" w:hAnsi="Arial"/>
                 <w:b w:val="0"/>
                 <w:i w:val="0"/>
-                <w:sz w:val="20"/>
+                <w:sz w:val="16"/>
               </w:rPr>
               <w:t>29/29 (100%)</w:t>
             </w:r>
@@ -8462,10 +8217,10 @@
           <w:p>
             <w:r>
               <w:rPr>
-                <w:rFonts w:ascii="Times New Roman" w:hAnsi="Times New Roman"/>
+                <w:rFonts w:ascii="Arial" w:hAnsi="Arial"/>
                 <w:b w:val="0"/>
                 <w:i w:val="0"/>
-                <w:sz w:val="20"/>
+                <w:sz w:val="16"/>
               </w:rPr>
               <w:t>693.5</w:t>
             </w:r>
@@ -8478,10 +8233,10 @@
           <w:p>
             <w:r>
               <w:rPr>
-                <w:rFonts w:ascii="Times New Roman" w:hAnsi="Times New Roman"/>
+                <w:rFonts w:ascii="Arial" w:hAnsi="Arial"/>
                 <w:b w:val="0"/>
                 <w:i w:val="0"/>
-                <w:sz w:val="20"/>
+                <w:sz w:val="16"/>
               </w:rPr>
               <w:t>72.79</w:t>
             </w:r>
@@ -8494,10 +8249,10 @@
           <w:p>
             <w:r>
               <w:rPr>
-                <w:rFonts w:ascii="Times New Roman" w:hAnsi="Times New Roman"/>
+                <w:rFonts w:ascii="Arial" w:hAnsi="Arial"/>
                 <w:b w:val="0"/>
                 <w:i w:val="0"/>
-                <w:sz w:val="20"/>
+                <w:sz w:val="16"/>
               </w:rPr>
               <w:t>0.198</w:t>
             </w:r>
@@ -8512,10 +8267,10 @@
           <w:p>
             <w:r>
               <w:rPr>
-                <w:rFonts w:ascii="Times New Roman" w:hAnsi="Times New Roman"/>
+                <w:rFonts w:ascii="Arial" w:hAnsi="Arial"/>
                 <w:b w:val="0"/>
                 <w:i w:val="0"/>
-                <w:sz w:val="20"/>
+                <w:sz w:val="16"/>
               </w:rPr>
               <w:t>2022</w:t>
             </w:r>
@@ -8528,10 +8283,10 @@
           <w:p>
             <w:r>
               <w:rPr>
-                <w:rFonts w:ascii="Times New Roman" w:hAnsi="Times New Roman"/>
+                <w:rFonts w:ascii="Arial" w:hAnsi="Arial"/>
                 <w:b w:val="0"/>
                 <w:i w:val="0"/>
-                <w:sz w:val="20"/>
+                <w:sz w:val="16"/>
               </w:rPr>
               <w:t>Best covariate block (all public)</w:t>
             </w:r>
@@ -8544,10 +8299,10 @@
           <w:p>
             <w:r>
               <w:rPr>
-                <w:rFonts w:ascii="Times New Roman" w:hAnsi="Times New Roman"/>
+                <w:rFonts w:ascii="Arial" w:hAnsi="Arial"/>
                 <w:b w:val="0"/>
                 <w:i w:val="0"/>
-                <w:sz w:val="20"/>
+                <w:sz w:val="16"/>
               </w:rPr>
               <w:t>74.46</w:t>
             </w:r>
@@ -8560,10 +8315,10 @@
           <w:p>
             <w:r>
               <w:rPr>
-                <w:rFonts w:ascii="Times New Roman" w:hAnsi="Times New Roman"/>
+                <w:rFonts w:ascii="Arial" w:hAnsi="Arial"/>
                 <w:b w:val="0"/>
                 <w:i w:val="0"/>
-                <w:sz w:val="20"/>
+                <w:sz w:val="16"/>
               </w:rPr>
               <w:t>22/29 (76%)</w:t>
             </w:r>
@@ -8576,10 +8331,10 @@
           <w:p>
             <w:r>
               <w:rPr>
-                <w:rFonts w:ascii="Times New Roman" w:hAnsi="Times New Roman"/>
+                <w:rFonts w:ascii="Arial" w:hAnsi="Arial"/>
                 <w:b w:val="0"/>
                 <w:i w:val="0"/>
-                <w:sz w:val="20"/>
+                <w:sz w:val="16"/>
               </w:rPr>
               <w:t>264.9</w:t>
             </w:r>
@@ -8592,10 +8347,10 @@
           <w:p>
             <w:r>
               <w:rPr>
-                <w:rFonts w:ascii="Times New Roman" w:hAnsi="Times New Roman"/>
+                <w:rFonts w:ascii="Arial" w:hAnsi="Arial"/>
                 <w:b w:val="0"/>
                 <w:i w:val="0"/>
-                <w:sz w:val="20"/>
+                <w:sz w:val="16"/>
               </w:rPr>
               <w:t>109.9</w:t>
             </w:r>
@@ -8608,10 +8363,10 @@
           <w:p>
             <w:r>
               <w:rPr>
-                <w:rFonts w:ascii="Times New Roman" w:hAnsi="Times New Roman"/>
+                <w:rFonts w:ascii="Arial" w:hAnsi="Arial"/>
                 <w:b w:val="0"/>
                 <w:i w:val="0"/>
-                <w:sz w:val="20"/>
+                <w:sz w:val="16"/>
               </w:rPr>
               <w:t>0.386</w:t>
             </w:r>
@@ -8626,10 +8381,10 @@
           <w:p>
             <w:r>
               <w:rPr>
-                <w:rFonts w:ascii="Times New Roman" w:hAnsi="Times New Roman"/>
+                <w:rFonts w:ascii="Arial" w:hAnsi="Arial"/>
                 <w:b w:val="0"/>
                 <w:i w:val="0"/>
-                <w:sz w:val="20"/>
+                <w:sz w:val="16"/>
               </w:rPr>
               <w:t>2022</w:t>
             </w:r>
@@ -8642,10 +8397,10 @@
           <w:p>
             <w:r>
               <w:rPr>
-                <w:rFonts w:ascii="Times New Roman" w:hAnsi="Times New Roman"/>
+                <w:rFonts w:ascii="Arial" w:hAnsi="Arial"/>
                 <w:b w:val="0"/>
                 <w:i w:val="0"/>
-                <w:sz w:val="20"/>
+                <w:sz w:val="16"/>
               </w:rPr>
               <w:t>Best penalized Poisson (land use)†</w:t>
             </w:r>
@@ -8658,10 +8413,10 @@
           <w:p>
             <w:r>
               <w:rPr>
-                <w:rFonts w:ascii="Times New Roman" w:hAnsi="Times New Roman"/>
+                <w:rFonts w:ascii="Arial" w:hAnsi="Arial"/>
                 <w:b w:val="0"/>
                 <w:i w:val="0"/>
-                <w:sz w:val="20"/>
+                <w:sz w:val="16"/>
               </w:rPr>
               <w:t>—</w:t>
             </w:r>
@@ -8674,10 +8429,10 @@
           <w:p>
             <w:r>
               <w:rPr>
-                <w:rFonts w:ascii="Times New Roman" w:hAnsi="Times New Roman"/>
+                <w:rFonts w:ascii="Arial" w:hAnsi="Arial"/>
                 <w:b w:val="0"/>
                 <w:i w:val="0"/>
-                <w:sz w:val="20"/>
+                <w:sz w:val="16"/>
               </w:rPr>
               <w:t>—</w:t>
             </w:r>
@@ -8690,10 +8445,10 @@
           <w:p>
             <w:r>
               <w:rPr>
-                <w:rFonts w:ascii="Times New Roman" w:hAnsi="Times New Roman"/>
+                <w:rFonts w:ascii="Arial" w:hAnsi="Arial"/>
                 <w:b w:val="0"/>
                 <w:i w:val="0"/>
-                <w:sz w:val="20"/>
+                <w:sz w:val="16"/>
               </w:rPr>
               <w:t>—</w:t>
             </w:r>
@@ -8706,10 +8461,10 @@
           <w:p>
             <w:r>
               <w:rPr>
-                <w:rFonts w:ascii="Times New Roman" w:hAnsi="Times New Roman"/>
+                <w:rFonts w:ascii="Arial" w:hAnsi="Arial"/>
                 <w:b w:val="0"/>
                 <w:i w:val="0"/>
-                <w:sz w:val="20"/>
+                <w:sz w:val="16"/>
               </w:rPr>
               <w:t>—</w:t>
             </w:r>
@@ -8722,10 +8477,10 @@
           <w:p>
             <w:r>
               <w:rPr>
-                <w:rFonts w:ascii="Times New Roman" w:hAnsi="Times New Roman"/>
+                <w:rFonts w:ascii="Arial" w:hAnsi="Arial"/>
                 <w:b w:val="0"/>
                 <w:i w:val="0"/>
-                <w:sz w:val="20"/>
+                <w:sz w:val="16"/>
               </w:rPr>
               <w:t>—</w:t>
             </w:r>
@@ -8740,10 +8495,10 @@
           <w:p>
             <w:r>
               <w:rPr>
-                <w:rFonts w:ascii="Times New Roman" w:hAnsi="Times New Roman"/>
+                <w:rFonts w:ascii="Arial" w:hAnsi="Arial"/>
                 <w:b w:val="0"/>
                 <w:i w:val="0"/>
-                <w:sz w:val="20"/>
+                <w:sz w:val="16"/>
               </w:rPr>
               <w:t>2023</w:t>
             </w:r>
@@ -8756,10 +8511,10 @@
           <w:p>
             <w:r>
               <w:rPr>
-                <w:rFonts w:ascii="Times New Roman" w:hAnsi="Times New Roman"/>
+                <w:rFonts w:ascii="Arial" w:hAnsi="Arial"/>
                 <w:b w:val="0"/>
                 <w:i w:val="0"/>
-                <w:sz w:val="20"/>
+                <w:sz w:val="16"/>
               </w:rPr>
               <w:t>Country historical mean rate</w:t>
             </w:r>
@@ -8772,10 +8527,10 @@
           <w:p>
             <w:r>
               <w:rPr>
-                <w:rFonts w:ascii="Times New Roman" w:hAnsi="Times New Roman"/>
+                <w:rFonts w:ascii="Arial" w:hAnsi="Arial"/>
                 <w:b w:val="0"/>
                 <w:i w:val="0"/>
-                <w:sz w:val="20"/>
+                <w:sz w:val="16"/>
               </w:rPr>
               <w:t>52.47</w:t>
             </w:r>
@@ -8788,10 +8543,10 @@
           <w:p>
             <w:r>
               <w:rPr>
-                <w:rFonts w:ascii="Times New Roman" w:hAnsi="Times New Roman"/>
+                <w:rFonts w:ascii="Arial" w:hAnsi="Arial"/>
                 <w:b w:val="0"/>
                 <w:i w:val="0"/>
-                <w:sz w:val="20"/>
+                <w:sz w:val="16"/>
               </w:rPr>
               <w:t>15/28 (54%)</w:t>
             </w:r>
@@ -8804,10 +8559,10 @@
           <w:p>
             <w:r>
               <w:rPr>
-                <w:rFonts w:ascii="Times New Roman" w:hAnsi="Times New Roman"/>
+                <w:rFonts w:ascii="Arial" w:hAnsi="Arial"/>
                 <w:b w:val="0"/>
                 <w:i w:val="0"/>
-                <w:sz w:val="20"/>
+                <w:sz w:val="16"/>
               </w:rPr>
               <w:t>20.61</w:t>
             </w:r>
@@ -8820,10 +8575,10 @@
           <w:p>
             <w:r>
               <w:rPr>
-                <w:rFonts w:ascii="Times New Roman" w:hAnsi="Times New Roman"/>
+                <w:rFonts w:ascii="Arial" w:hAnsi="Arial"/>
                 <w:b w:val="0"/>
                 <w:i w:val="0"/>
-                <w:sz w:val="20"/>
+                <w:sz w:val="16"/>
               </w:rPr>
               <w:t>58.14</w:t>
             </w:r>
@@ -8836,10 +8591,10 @@
           <w:p>
             <w:r>
               <w:rPr>
-                <w:rFonts w:ascii="Times New Roman" w:hAnsi="Times New Roman"/>
+                <w:rFonts w:ascii="Arial" w:hAnsi="Arial"/>
                 <w:b w:val="0"/>
                 <w:i w:val="0"/>
-                <w:sz w:val="20"/>
+                <w:sz w:val="16"/>
               </w:rPr>
               <w:t>0.036</w:t>
             </w:r>
@@ -8854,10 +8609,10 @@
           <w:p>
             <w:r>
               <w:rPr>
-                <w:rFonts w:ascii="Times New Roman" w:hAnsi="Times New Roman"/>
+                <w:rFonts w:ascii="Arial" w:hAnsi="Arial"/>
                 <w:b w:val="0"/>
                 <w:i w:val="0"/>
-                <w:sz w:val="20"/>
+                <w:sz w:val="16"/>
               </w:rPr>
               <w:t>2023</w:t>
             </w:r>
@@ -8870,10 +8625,10 @@
           <w:p>
             <w:r>
               <w:rPr>
-                <w:rFonts w:ascii="Times New Roman" w:hAnsi="Times New Roman"/>
+                <w:rFonts w:ascii="Arial" w:hAnsi="Arial"/>
                 <w:b w:val="0"/>
                 <w:i w:val="0"/>
-                <w:sz w:val="20"/>
+                <w:sz w:val="16"/>
               </w:rPr>
               <w:t>Last-observed country rate</w:t>
             </w:r>
@@ -8886,12 +8641,12 @@
           <w:p>
             <w:r>
               <w:rPr>
-                <w:rFonts w:ascii="Times New Roman" w:hAnsi="Times New Roman"/>
-                <w:b w:val="0"/>
+                <w:rFonts w:ascii="Arial" w:hAnsi="Arial"/>
+                <w:b/>
                 <w:i w:val="0"/>
-                <w:sz w:val="20"/>
+                <w:sz w:val="16"/>
               </w:rPr>
-              <w:t>**42.86**</w:t>
+              <w:t>42.86</w:t>
             </w:r>
           </w:p>
         </w:tc>
@@ -8902,10 +8657,10 @@
           <w:p>
             <w:r>
               <w:rPr>
-                <w:rFonts w:ascii="Times New Roman" w:hAnsi="Times New Roman"/>
+                <w:rFonts w:ascii="Arial" w:hAnsi="Arial"/>
                 <w:b w:val="0"/>
                 <w:i w:val="0"/>
-                <w:sz w:val="20"/>
+                <w:sz w:val="16"/>
               </w:rPr>
               <w:t>16/28 (57%)</w:t>
             </w:r>
@@ -8918,12 +8673,12 @@
           <w:p>
             <w:r>
               <w:rPr>
-                <w:rFonts w:ascii="Times New Roman" w:hAnsi="Times New Roman"/>
-                <w:b w:val="0"/>
+                <w:rFonts w:ascii="Arial" w:hAnsi="Arial"/>
+                <w:b/>
                 <w:i w:val="0"/>
-                <w:sz w:val="20"/>
+                <w:sz w:val="16"/>
               </w:rPr>
-              <w:t>**14.61**</w:t>
+              <w:t>14.61</w:t>
             </w:r>
           </w:p>
         </w:tc>
@@ -8934,12 +8689,12 @@
           <w:p>
             <w:r>
               <w:rPr>
-                <w:rFonts w:ascii="Times New Roman" w:hAnsi="Times New Roman"/>
-                <w:b w:val="0"/>
+                <w:rFonts w:ascii="Arial" w:hAnsi="Arial"/>
+                <w:b/>
                 <w:i w:val="0"/>
-                <w:sz w:val="20"/>
+                <w:sz w:val="16"/>
               </w:rPr>
-              <w:t>**47.11**</w:t>
+              <w:t>47.11</w:t>
             </w:r>
           </w:p>
         </w:tc>
@@ -8950,12 +8705,12 @@
           <w:p>
             <w:r>
               <w:rPr>
-                <w:rFonts w:ascii="Times New Roman" w:hAnsi="Times New Roman"/>
-                <w:b w:val="0"/>
+                <w:rFonts w:ascii="Arial" w:hAnsi="Arial"/>
+                <w:b/>
                 <w:i w:val="0"/>
-                <w:sz w:val="20"/>
+                <w:sz w:val="16"/>
               </w:rPr>
-              <w:t>**0.061**</w:t>
+              <w:t>0.061</w:t>
             </w:r>
           </w:p>
         </w:tc>
@@ -8968,10 +8723,10 @@
           <w:p>
             <w:r>
               <w:rPr>
-                <w:rFonts w:ascii="Times New Roman" w:hAnsi="Times New Roman"/>
+                <w:rFonts w:ascii="Arial" w:hAnsi="Arial"/>
                 <w:b w:val="0"/>
                 <w:i w:val="0"/>
-                <w:sz w:val="20"/>
+                <w:sz w:val="16"/>
               </w:rPr>
               <w:t>2023</w:t>
             </w:r>
@@ -8984,10 +8739,10 @@
           <w:p>
             <w:r>
               <w:rPr>
-                <w:rFonts w:ascii="Times New Roman" w:hAnsi="Times New Roman"/>
+                <w:rFonts w:ascii="Arial" w:hAnsi="Arial"/>
                 <w:b w:val="0"/>
                 <w:i w:val="0"/>
-                <w:sz w:val="20"/>
+                <w:sz w:val="16"/>
               </w:rPr>
               <w:t>Empirical NB</w:t>
             </w:r>
@@ -9000,10 +8755,10 @@
           <w:p>
             <w:r>
               <w:rPr>
-                <w:rFonts w:ascii="Times New Roman" w:hAnsi="Times New Roman"/>
+                <w:rFonts w:ascii="Arial" w:hAnsi="Arial"/>
                 <w:b w:val="0"/>
                 <w:i w:val="0"/>
-                <w:sz w:val="20"/>
+                <w:sz w:val="16"/>
               </w:rPr>
               <w:t>43.75</w:t>
             </w:r>
@@ -9016,12 +8771,12 @@
           <w:p>
             <w:r>
               <w:rPr>
-                <w:rFonts w:ascii="Times New Roman" w:hAnsi="Times New Roman"/>
-                <w:b w:val="0"/>
+                <w:rFonts w:ascii="Arial" w:hAnsi="Arial"/>
+                <w:b/>
                 <w:i w:val="0"/>
-                <w:sz w:val="20"/>
+                <w:sz w:val="16"/>
               </w:rPr>
-              <w:t>**28/28 (100%)**</w:t>
+              <w:t>28/28 (100%)</w:t>
             </w:r>
           </w:p>
         </w:tc>
@@ -9032,10 +8787,10 @@
           <w:p>
             <w:r>
               <w:rPr>
-                <w:rFonts w:ascii="Times New Roman" w:hAnsi="Times New Roman"/>
+                <w:rFonts w:ascii="Arial" w:hAnsi="Arial"/>
                 <w:b w:val="0"/>
                 <w:i w:val="0"/>
-                <w:sz w:val="20"/>
+                <w:sz w:val="16"/>
               </w:rPr>
               <w:t>660</w:t>
             </w:r>
@@ -9048,10 +8803,10 @@
           <w:p>
             <w:r>
               <w:rPr>
-                <w:rFonts w:ascii="Times New Roman" w:hAnsi="Times New Roman"/>
+                <w:rFonts w:ascii="Arial" w:hAnsi="Arial"/>
                 <w:b w:val="0"/>
                 <w:i w:val="0"/>
-                <w:sz w:val="20"/>
+                <w:sz w:val="16"/>
               </w:rPr>
               <w:t>65.25</w:t>
             </w:r>
@@ -9064,10 +8819,10 @@
           <w:p>
             <w:r>
               <w:rPr>
-                <w:rFonts w:ascii="Times New Roman" w:hAnsi="Times New Roman"/>
+                <w:rFonts w:ascii="Arial" w:hAnsi="Arial"/>
                 <w:b w:val="0"/>
                 <w:i w:val="0"/>
-                <w:sz w:val="20"/>
+                <w:sz w:val="16"/>
               </w:rPr>
               <w:t>0.190</w:t>
             </w:r>
@@ -9082,10 +8837,10 @@
           <w:p>
             <w:r>
               <w:rPr>
-                <w:rFonts w:ascii="Times New Roman" w:hAnsi="Times New Roman"/>
+                <w:rFonts w:ascii="Arial" w:hAnsi="Arial"/>
                 <w:b w:val="0"/>
                 <w:i w:val="0"/>
-                <w:sz w:val="20"/>
+                <w:sz w:val="16"/>
               </w:rPr>
               <w:t>2023</w:t>
             </w:r>
@@ -9098,10 +8853,10 @@
           <w:p>
             <w:r>
               <w:rPr>
-                <w:rFonts w:ascii="Times New Roman" w:hAnsi="Times New Roman"/>
+                <w:rFonts w:ascii="Arial" w:hAnsi="Arial"/>
                 <w:b w:val="0"/>
                 <w:i w:val="0"/>
-                <w:sz w:val="20"/>
+                <w:sz w:val="16"/>
               </w:rPr>
               <w:t>Hierarchical NB</w:t>
             </w:r>
@@ -9114,10 +8869,10 @@
           <w:p>
             <w:r>
               <w:rPr>
-                <w:rFonts w:ascii="Times New Roman" w:hAnsi="Times New Roman"/>
+                <w:rFonts w:ascii="Arial" w:hAnsi="Arial"/>
                 <w:b w:val="0"/>
                 <w:i w:val="0"/>
-                <w:sz w:val="20"/>
+                <w:sz w:val="16"/>
               </w:rPr>
               <w:t>43.90</w:t>
             </w:r>
@@ -9130,10 +8885,10 @@
           <w:p>
             <w:r>
               <w:rPr>
-                <w:rFonts w:ascii="Times New Roman" w:hAnsi="Times New Roman"/>
+                <w:rFonts w:ascii="Arial" w:hAnsi="Arial"/>
                 <w:b w:val="0"/>
                 <w:i w:val="0"/>
-                <w:sz w:val="20"/>
+                <w:sz w:val="16"/>
               </w:rPr>
               <w:t>28/28 (100%)</w:t>
             </w:r>
@@ -9146,10 +8901,10 @@
           <w:p>
             <w:r>
               <w:rPr>
-                <w:rFonts w:ascii="Times New Roman" w:hAnsi="Times New Roman"/>
+                <w:rFonts w:ascii="Arial" w:hAnsi="Arial"/>
                 <w:b w:val="0"/>
                 <w:i w:val="0"/>
-                <w:sz w:val="20"/>
+                <w:sz w:val="16"/>
               </w:rPr>
               <w:t>659.4</w:t>
             </w:r>
@@ -9162,10 +8917,10 @@
           <w:p>
             <w:r>
               <w:rPr>
-                <w:rFonts w:ascii="Times New Roman" w:hAnsi="Times New Roman"/>
+                <w:rFonts w:ascii="Arial" w:hAnsi="Arial"/>
                 <w:b w:val="0"/>
                 <w:i w:val="0"/>
-                <w:sz w:val="20"/>
+                <w:sz w:val="16"/>
               </w:rPr>
               <w:t>65.75</w:t>
             </w:r>
@@ -9178,10 +8933,10 @@
           <w:p>
             <w:r>
               <w:rPr>
-                <w:rFonts w:ascii="Times New Roman" w:hAnsi="Times New Roman"/>
+                <w:rFonts w:ascii="Arial" w:hAnsi="Arial"/>
                 <w:b w:val="0"/>
                 <w:i w:val="0"/>
-                <w:sz w:val="20"/>
+                <w:sz w:val="16"/>
               </w:rPr>
               <w:t>0.215</w:t>
             </w:r>
@@ -9196,10 +8951,10 @@
           <w:p>
             <w:r>
               <w:rPr>
-                <w:rFonts w:ascii="Times New Roman" w:hAnsi="Times New Roman"/>
+                <w:rFonts w:ascii="Arial" w:hAnsi="Arial"/>
                 <w:b w:val="0"/>
                 <w:i w:val="0"/>
-                <w:sz w:val="20"/>
+                <w:sz w:val="16"/>
               </w:rPr>
               <w:t>2023</w:t>
             </w:r>
@@ -9212,10 +8967,10 @@
           <w:p>
             <w:r>
               <w:rPr>
-                <w:rFonts w:ascii="Times New Roman" w:hAnsi="Times New Roman"/>
+                <w:rFonts w:ascii="Arial" w:hAnsi="Arial"/>
                 <w:b w:val="0"/>
                 <w:i w:val="0"/>
-                <w:sz w:val="20"/>
+                <w:sz w:val="16"/>
               </w:rPr>
               <w:t>Best covariate block (land use)</w:t>
             </w:r>
@@ -9228,10 +8983,10 @@
           <w:p>
             <w:r>
               <w:rPr>
-                <w:rFonts w:ascii="Times New Roman" w:hAnsi="Times New Roman"/>
+                <w:rFonts w:ascii="Arial" w:hAnsi="Arial"/>
                 <w:b w:val="0"/>
                 <w:i w:val="0"/>
-                <w:sz w:val="20"/>
+                <w:sz w:val="16"/>
               </w:rPr>
               <w:t>318.5</w:t>
             </w:r>
@@ -9244,10 +8999,10 @@
           <w:p>
             <w:r>
               <w:rPr>
-                <w:rFonts w:ascii="Times New Roman" w:hAnsi="Times New Roman"/>
+                <w:rFonts w:ascii="Arial" w:hAnsi="Arial"/>
                 <w:b w:val="0"/>
                 <w:i w:val="0"/>
-                <w:sz w:val="20"/>
+                <w:sz w:val="16"/>
               </w:rPr>
               <w:t>19/28 (68%)</w:t>
             </w:r>
@@ -9260,10 +9015,10 @@
           <w:p>
             <w:r>
               <w:rPr>
-                <w:rFonts w:ascii="Times New Roman" w:hAnsi="Times New Roman"/>
+                <w:rFonts w:ascii="Arial" w:hAnsi="Arial"/>
                 <w:b w:val="0"/>
                 <w:i w:val="0"/>
-                <w:sz w:val="20"/>
+                <w:sz w:val="16"/>
               </w:rPr>
               <w:t>325.9</w:t>
             </w:r>
@@ -9276,10 +9031,10 @@
           <w:p>
             <w:r>
               <w:rPr>
-                <w:rFonts w:ascii="Times New Roman" w:hAnsi="Times New Roman"/>
+                <w:rFonts w:ascii="Arial" w:hAnsi="Arial"/>
                 <w:b w:val="0"/>
                 <w:i w:val="0"/>
-                <w:sz w:val="20"/>
+                <w:sz w:val="16"/>
               </w:rPr>
               <w:t>367.4</w:t>
             </w:r>
@@ -9292,10 +9047,10 @@
           <w:p>
             <w:r>
               <w:rPr>
-                <w:rFonts w:ascii="Times New Roman" w:hAnsi="Times New Roman"/>
+                <w:rFonts w:ascii="Arial" w:hAnsi="Arial"/>
                 <w:b w:val="0"/>
                 <w:i w:val="0"/>
-                <w:sz w:val="20"/>
+                <w:sz w:val="16"/>
               </w:rPr>
               <w:t>0.294</w:t>
             </w:r>
@@ -9310,10 +9065,10 @@
           <w:p>
             <w:r>
               <w:rPr>
-                <w:rFonts w:ascii="Times New Roman" w:hAnsi="Times New Roman"/>
+                <w:rFonts w:ascii="Arial" w:hAnsi="Arial"/>
                 <w:b w:val="0"/>
                 <w:i w:val="0"/>
-                <w:sz w:val="20"/>
+                <w:sz w:val="16"/>
               </w:rPr>
               <w:t>2023</w:t>
             </w:r>
@@ -9326,10 +9081,10 @@
           <w:p>
             <w:r>
               <w:rPr>
-                <w:rFonts w:ascii="Times New Roman" w:hAnsi="Times New Roman"/>
+                <w:rFonts w:ascii="Arial" w:hAnsi="Arial"/>
                 <w:b w:val="0"/>
                 <w:i w:val="0"/>
-                <w:sz w:val="20"/>
+                <w:sz w:val="16"/>
               </w:rPr>
               <w:t>Best penalized Poisson (land use)</w:t>
             </w:r>
@@ -9342,10 +9097,10 @@
           <w:p>
             <w:r>
               <w:rPr>
-                <w:rFonts w:ascii="Times New Roman" w:hAnsi="Times New Roman"/>
+                <w:rFonts w:ascii="Arial" w:hAnsi="Arial"/>
                 <w:b w:val="0"/>
                 <w:i w:val="0"/>
-                <w:sz w:val="20"/>
+                <w:sz w:val="16"/>
               </w:rPr>
               <w:t>159.4</w:t>
             </w:r>
@@ -9358,10 +9113,10 @@
           <w:p>
             <w:r>
               <w:rPr>
-                <w:rFonts w:ascii="Times New Roman" w:hAnsi="Times New Roman"/>
+                <w:rFonts w:ascii="Arial" w:hAnsi="Arial"/>
                 <w:b w:val="0"/>
                 <w:i w:val="0"/>
-                <w:sz w:val="20"/>
+                <w:sz w:val="16"/>
               </w:rPr>
               <w:t>9/28 (32%)</w:t>
             </w:r>
@@ -9374,10 +9129,10 @@
           <w:p>
             <w:r>
               <w:rPr>
-                <w:rFonts w:ascii="Times New Roman" w:hAnsi="Times New Roman"/>
+                <w:rFonts w:ascii="Arial" w:hAnsi="Arial"/>
                 <w:b w:val="0"/>
                 <w:i w:val="0"/>
-                <w:sz w:val="20"/>
+                <w:sz w:val="16"/>
               </w:rPr>
               <w:t>28.82</w:t>
             </w:r>
@@ -9390,10 +9145,10 @@
           <w:p>
             <w:r>
               <w:rPr>
-                <w:rFonts w:ascii="Times New Roman" w:hAnsi="Times New Roman"/>
+                <w:rFonts w:ascii="Arial" w:hAnsi="Arial"/>
                 <w:b w:val="0"/>
                 <w:i w:val="0"/>
-                <w:sz w:val="20"/>
+                <w:sz w:val="16"/>
               </w:rPr>
               <w:t>167.6</w:t>
             </w:r>
@@ -9406,10 +9161,10 @@
           <w:p>
             <w:r>
               <w:rPr>
-                <w:rFonts w:ascii="Times New Roman" w:hAnsi="Times New Roman"/>
+                <w:rFonts w:ascii="Arial" w:hAnsi="Arial"/>
                 <w:b w:val="0"/>
                 <w:i w:val="0"/>
-                <w:sz w:val="20"/>
+                <w:sz w:val="16"/>
               </w:rPr>
               <w:t>0.099</w:t>
             </w:r>
@@ -9420,22 +9175,22 @@
     <w:p/>
     <w:p>
       <w:pPr>
-        <w:spacing w:before="0" w:after="0" w:line="480" w:lineRule="exact"/>
-        <w:jc w:val="left"/>
-      </w:pPr>
-      <w:r>
-        <w:rPr>
-          <w:rFonts w:ascii="Times New Roman" w:hAnsi="Times New Roman"/>
-          <w:b w:val="0"/>
-          <w:i w:val="0"/>
-          <w:sz w:val="24"/>
-        </w:rPr>
-        <w:t>WIS = weighted interval score (lower is better). Width = mean 90% interval width (cases per 100,000).</w:t>
-      </w:r>
-    </w:p>
-    <w:p>
-      <w:pPr>
-        <w:spacing w:before="0" w:after="0" w:line="480" w:lineRule="exact"/>
+        <w:spacing w:before="0" w:after="0" w:line="480" w:lineRule="auto"/>
+        <w:jc w:val="left"/>
+      </w:pPr>
+      <w:r>
+        <w:rPr>
+          <w:rFonts w:ascii="Times New Roman" w:hAnsi="Times New Roman"/>
+          <w:b w:val="0"/>
+          <w:i w:val="0"/>
+          <w:sz w:val="24"/>
+        </w:rPr>
+        <w:t>WIS = weighted interval score (lower is better). Width = mean 90% interval width (reported cases).</w:t>
+      </w:r>
+    </w:p>
+    <w:p>
+      <w:pPr>
+        <w:spacing w:before="0" w:after="0" w:line="480" w:lineRule="auto"/>
         <w:jc w:val="left"/>
       </w:pPr>
       <w:r>
@@ -9450,7 +9205,7 @@
     </w:p>
     <w:p>
       <w:pPr>
-        <w:spacing w:before="0" w:after="0" w:line="480" w:lineRule="exact"/>
+        <w:spacing w:before="0" w:after="0" w:line="480" w:lineRule="auto"/>
         <w:jc w:val="left"/>
       </w:pPr>
       <w:r>
@@ -9468,6 +9223,7 @@
       <w:pgMar w:top="1440" w:right="1440" w:bottom="1440" w:left="1440" w:header="720" w:footer="720" w:gutter="0"/>
       <w:cols w:space="720"/>
       <w:docGrid w:linePitch="360"/>
+      <w:lnNumType w:start="1" w:countBy="1" w:restart="continuous"/>
     </w:sectPr>
   </w:body>
 </w:document>
@@ -9837,7 +9593,7 @@
     <w:qFormat/>
     <w:rsid w:val="00FC693F"/>
     <w:pPr>
-      <w:spacing w:line="480" w:lineRule="exact" w:before="0" w:after="0"/>
+      <w:spacing w:line="480" w:lineRule="auto" w:before="0" w:after="0"/>
     </w:pPr>
     <w:rPr>
       <w:rFonts w:ascii="Times New Roman" w:hAnsi="Times New Roman"/>

--- a/docs/submission_eid/manuscript_eid.docx
+++ b/docs/submission_eid/manuscript_eid.docx
@@ -179,7 +179,22 @@
           <w:i w:val="0"/>
           <w:sz w:val="24"/>
         </w:rPr>
-        <w:t>Word count (abstract): 134</w:t>
+        <w:t>Mailing address and phone: to be supplied in the submission portal.</w:t>
+      </w:r>
+    </w:p>
+    <w:p>
+      <w:pPr>
+        <w:spacing w:before="0" w:after="0" w:line="480" w:lineRule="auto"/>
+        <w:jc w:val="left"/>
+      </w:pPr>
+      <w:r>
+        <w:rPr>
+          <w:rFonts w:ascii="Times New Roman" w:hAnsi="Times New Roman"/>
+          <w:b w:val="0"/>
+          <w:i w:val="0"/>
+          <w:sz w:val="24"/>
+        </w:rPr>
+        <w:t>Word count (abstract): 129</w:t>
       </w:r>
     </w:p>
     <w:p>
@@ -209,7 +224,7 @@
           <w:i w:val="0"/>
           <w:sz w:val="24"/>
         </w:rPr>
-        <w:t>figure legends):** 3,280</w:t>
+        <w:t>figure legends):** 1,706</w:t>
       </w:r>
     </w:p>
     <w:p>
@@ -239,7 +254,7 @@
           <w:i w:val="0"/>
           <w:sz w:val="24"/>
         </w:rPr>
-        <w:t>Simple surveillance-history baselines outperformed covariate-rich models,</w:t>
+        <w:t>Sparse annual public surveillance data did not support stable, calibrated</w:t>
       </w:r>
     </w:p>
     <w:p>
@@ -254,7 +269,7 @@
           <w:i w:val="0"/>
           <w:sz w:val="24"/>
         </w:rPr>
-        <w:t>underscoring limits of sparse annual public data for reported hantavirus</w:t>
+        <w:t>covariate-driven forecasts of reported EU/EEA hantavirus incidence.</w:t>
       </w:r>
     </w:p>
     <w:p>
@@ -269,7 +284,7 @@
           <w:i w:val="0"/>
           <w:sz w:val="24"/>
         </w:rPr>
-        <w:t>incidence.</w:t>
+        <w:t>Keywords: hantavirus; zoonoses; disease surveillance; European Union;</w:t>
       </w:r>
     </w:p>
     <w:p>
@@ -284,7 +299,7 @@
           <w:i w:val="0"/>
           <w:sz w:val="24"/>
         </w:rPr>
-        <w:t>Keywords: hantavirus; zoonoses; disease surveillance; EU/EEA; probabilistic</w:t>
+        <w:t>European Economic Area; probabilistic forecasting; calibration; public health</w:t>
       </w:r>
     </w:p>
     <w:p>
@@ -299,7 +314,7 @@
           <w:i w:val="0"/>
           <w:sz w:val="24"/>
         </w:rPr>
-        <w:t>forecasting; calibration; public health communication</w:t>
+        <w:t>surveillance</w:t>
       </w:r>
     </w:p>
     <w:p>
@@ -404,7 +419,7 @@
           <w:i w:val="0"/>
           <w:sz w:val="24"/>
         </w:rPr>
-        <w:t>climate, and source-quality covariates. Rebuilt annual totals matched ECDC</w:t>
+        <w:t>climate, and source-quality covariates. We compared surveillance baselines and</w:t>
       </w:r>
     </w:p>
     <w:p>
@@ -419,7 +434,7 @@
           <w:i w:val="0"/>
           <w:sz w:val="24"/>
         </w:rPr>
-        <w:t>reports across 142 country-years. We evaluated one-year-ahead probabilistic</w:t>
+        <w:t>low-dimensional public-covariate models using one-year-ahead probabilistic</w:t>
       </w:r>
     </w:p>
     <w:p>
@@ -434,7 +449,7 @@
           <w:i w:val="0"/>
           <w:sz w:val="24"/>
         </w:rPr>
-        <w:t>forecasts using weighted interval score, 90% empirical coverage, interval width,</w:t>
+        <w:t>evaluation, weighted interval score, 90% empirical coverage, interval width,</w:t>
       </w:r>
     </w:p>
     <w:p>
@@ -449,7 +464,7 @@
           <w:i w:val="0"/>
           <w:sz w:val="24"/>
         </w:rPr>
-        <w:t>mean absolute error, Brier score, and sensitivity analyses. Simple</w:t>
+        <w:t>mean absolute error, Brier score, and sensitivity analyses. Public covariates</w:t>
       </w:r>
     </w:p>
     <w:p>
@@ -464,7 +479,7 @@
           <w:i w:val="0"/>
           <w:sz w:val="24"/>
         </w:rPr>
-        <w:t>surveillance-history baselines outperformed covariate-augmented models. In 2023,</w:t>
+        <w:t>did not provide stable, calibrated improvement on the 2023 test year; sharp</w:t>
       </w:r>
     </w:p>
     <w:p>
@@ -479,7 +494,7 @@
           <w:i w:val="0"/>
           <w:sz w:val="24"/>
         </w:rPr>
-        <w:t>the lowest weighted interval score came from a sharp baseline that undercovered</w:t>
+        <w:t>models undercovered observations, whereas overdispersed baselines used wide</w:t>
       </w:r>
     </w:p>
     <w:p>
@@ -494,7 +509,7 @@
           <w:i w:val="0"/>
           <w:sz w:val="24"/>
         </w:rPr>
-        <w:t>observations, 16/28, whereas negative-binomial baselines covered all</w:t>
+        <w:t>intervals. Sensitivity, country-influence, calibration-localization, and</w:t>
       </w:r>
     </w:p>
     <w:p>
@@ -509,7 +524,7 @@
           <w:i w:val="0"/>
           <w:sz w:val="24"/>
         </w:rPr>
-        <w:t>observations with wide intervals. Public covariates did not provide stable,</w:t>
+        <w:t>detectability analyses supported a conservative interpretation. Standardized</w:t>
       </w:r>
     </w:p>
     <w:p>
@@ -524,7 +539,7 @@
           <w:i w:val="0"/>
           <w:sz w:val="24"/>
         </w:rPr>
-        <w:t>calibrated gains. Standardized completeness metadata and calibrated uncertainty</w:t>
+        <w:t>completeness metadata, longer comparable panels, and calibrated uncertainty</w:t>
       </w:r>
     </w:p>
     <w:p>
@@ -539,7 +554,7 @@
           <w:i w:val="0"/>
           <w:sz w:val="24"/>
         </w:rPr>
-        <w:t>reporting are prerequisites for stronger pan-European forecasting.</w:t>
+        <w:t>reporting are prerequisites for stronger pan-European hantavirus forecasting.</w:t>
       </w:r>
     </w:p>
     <w:p>
@@ -584,7 +599,7 @@
           <w:i w:val="0"/>
           <w:sz w:val="24"/>
         </w:rPr>
-        <w:t>Hantaviruses are single-stranded RNA viruses transmitted to humans primarily</w:t>
+        <w:t>Hantaviruses are rodentborne viruses transmitted to humans primarily through</w:t>
       </w:r>
     </w:p>
     <w:p>
@@ -599,7 +614,7 @@
           <w:i w:val="0"/>
           <w:sz w:val="24"/>
         </w:rPr>
-        <w:t>through contact with infected rodent excreta, including urine, feces, and</w:t>
+        <w:t>contact with infected rodent excreta (1). In Europe, most reported human disease</w:t>
       </w:r>
     </w:p>
     <w:p>
@@ -614,7 +629,7 @@
           <w:i w:val="0"/>
           <w:sz w:val="24"/>
         </w:rPr>
-        <w:t>saliva (1,3). In Europe and Asia, the principal clinical syndrome caused by</w:t>
+        <w:t>is hemorrhagic fever with renal syndrome, especially Puumala virus infection</w:t>
       </w:r>
     </w:p>
     <w:p>
@@ -629,7 +644,7 @@
           <w:i w:val="0"/>
           <w:sz w:val="24"/>
         </w:rPr>
-        <w:t>hantavirus infection is hemorrhagic fever with renal syndrome (HFRS). European</w:t>
+        <w:t>linked to bank vole reservoirs in northern and central Europe (2). Public</w:t>
       </w:r>
     </w:p>
     <w:p>
@@ -644,7 +659,7 @@
           <w:i w:val="0"/>
           <w:sz w:val="24"/>
         </w:rPr>
-        <w:t>HFRS is driven principally by Puumala virus, whose reservoir is the bank vole</w:t>
+        <w:t>surveillance is central to monitoring this zoonosis, but reported cases reflect</w:t>
       </w:r>
     </w:p>
     <w:p>
@@ -659,17 +674,14 @@
           <w:i w:val="0"/>
           <w:sz w:val="24"/>
         </w:rPr>
-        <w:t>(</w:t>
+        <w:t>testing, ascertainment, case definitions, and national surveillance systems as</w:t>
       </w:r>
-      <w:r>
-        <w:rPr>
-          <w:rFonts w:ascii="Times New Roman" w:hAnsi="Times New Roman"/>
-          <w:b w:val="0"/>
-          <w:i/>
-          <w:sz w:val="24"/>
-        </w:rPr>
-        <w:t>Myodes glareolus</w:t>
-      </w:r>
+    </w:p>
+    <w:p>
+      <w:pPr>
+        <w:spacing w:before="0" w:after="0" w:line="480" w:lineRule="auto"/>
+        <w:jc w:val="left"/>
+      </w:pPr>
       <w:r>
         <w:rPr>
           <w:rFonts w:ascii="Times New Roman" w:hAnsi="Times New Roman"/>
@@ -677,7 +689,7 @@
           <w:i w:val="0"/>
           <w:sz w:val="24"/>
         </w:rPr>
-        <w:t>), in northern and central Europe, and Dobrava-Belgrade virus</w:t>
+        <w:t>well as true infection pressure.</w:t>
       </w:r>
     </w:p>
     <w:p>
@@ -692,7 +704,7 @@
           <w:i w:val="0"/>
           <w:sz w:val="24"/>
         </w:rPr>
-        <w:t>in southeastern Europe (2). In the Americas, hantaviruses cause hantavirus</w:t>
+        <w:t>The European Centre for Disease Prevention and Control (ECDC) reported 1,885</w:t>
       </w:r>
     </w:p>
     <w:p>
@@ -707,7 +719,7 @@
           <w:i w:val="0"/>
           <w:sz w:val="24"/>
         </w:rPr>
-        <w:t>pulmonary syndrome (HPS) and hantavirus cardiopulmonary syndrome (HCPS). Andes</w:t>
+        <w:t>confirmed and probable hantavirus infection cases from 28 EU/EEA countries in</w:t>
       </w:r>
     </w:p>
     <w:p>
@@ -722,7 +734,7 @@
           <w:i w:val="0"/>
           <w:sz w:val="24"/>
         </w:rPr>
-        <w:t>virus is exceptional among hantaviruses: limited person-to-person transmission</w:t>
+        <w:t>2023, a notification rate of 0.4 cases per 100,000 population; Finland and</w:t>
       </w:r>
     </w:p>
     <w:p>
@@ -737,7 +749,7 @@
           <w:i w:val="0"/>
           <w:sz w:val="24"/>
         </w:rPr>
-        <w:t>has been reported in Argentina and Chile, an epidemiologic feature not documented</w:t>
+        <w:t>Germany accounted for 60.5% of reported cases (3). The 2023 and 2020</w:t>
       </w:r>
     </w:p>
     <w:p>
@@ -752,7 +764,7 @@
           <w:i w:val="0"/>
           <w:sz w:val="24"/>
         </w:rPr>
-        <w:t>for European hantaviruses (3).</w:t>
+        <w:t>notification rates were the lowest in 2019-2023. ECDC also documented important</w:t>
       </w:r>
     </w:p>
     <w:p>
@@ -767,7 +779,7 @@
           <w:i w:val="0"/>
           <w:sz w:val="24"/>
         </w:rPr>
-        <w:t>Hantavirus infection is reportable in the EU/EEA under the EU case definition</w:t>
+        <w:t>source-quality caveats: Belgium's 2023 surveillance system was no longer</w:t>
       </w:r>
     </w:p>
     <w:p>
@@ -782,7 +794,7 @@
           <w:i w:val="0"/>
           <w:sz w:val="24"/>
         </w:rPr>
-        <w:t>for hantavirus infection. In 2023, ECDC reported 1,885 confirmed and probable</w:t>
+        <w:t>comprehensive, Cyprus had unspecified surveillance context, Denmark and Iceland</w:t>
       </w:r>
     </w:p>
     <w:p>
@@ -797,7 +809,7 @@
           <w:i w:val="0"/>
           <w:sz w:val="24"/>
         </w:rPr>
-        <w:t>cases from 28 EU/EEA countries, a population-weighted incidence of approximately</w:t>
+        <w:t>did not report 2023 data, and the United Kingdom had no ECDC data from 2020</w:t>
       </w:r>
     </w:p>
     <w:p>
@@ -812,7 +824,7 @@
           <w:i w:val="0"/>
           <w:sz w:val="24"/>
         </w:rPr>
-        <w:t>0.4 per 100,000 population; Finland and Germany accounted for most reported</w:t>
+        <w:t>onward after EU withdrawal (3).</w:t>
       </w:r>
     </w:p>
     <w:p>
@@ -827,7 +839,7 @@
           <w:i w:val="0"/>
           <w:sz w:val="24"/>
         </w:rPr>
-        <w:t>cases (4). Annual European counts are cyclic, reflecting multi-year rodent</w:t>
+        <w:t>Forecasting is biologically plausible because hantavirus incidence is linked to</w:t>
       </w:r>
     </w:p>
     <w:p>
@@ -842,7 +854,7 @@
           <w:i w:val="0"/>
           <w:sz w:val="24"/>
         </w:rPr>
-        <w:t>reservoir dynamics and mast seeding events that drive bank vole population</w:t>
+        <w:t>rodent host dynamics, mast events, weather, and land cover. However, high-signal</w:t>
       </w:r>
     </w:p>
     <w:p>
@@ -857,7 +869,7 @@
           <w:i w:val="0"/>
           <w:sz w:val="24"/>
         </w:rPr>
-        <w:t>peaks (5). This cyclicity makes qualitative risk recognizable, but quantitative</w:t>
+        <w:t>models usually rely on granular and internally consistent data. German Puumala</w:t>
       </w:r>
     </w:p>
     <w:p>
@@ -872,7 +884,7 @@
           <w:i w:val="0"/>
           <w:sz w:val="24"/>
         </w:rPr>
-        <w:t>country-level prediction from public annual data remains uncertain.</w:t>
+        <w:t>studies used district-level data and biologically specific predictors such as</w:t>
       </w:r>
     </w:p>
     <w:p>
@@ -887,7 +899,7 @@
           <w:i w:val="0"/>
           <w:sz w:val="24"/>
         </w:rPr>
-        <w:t>Public attention to hantavirus can exceed what sparse annual surveillance data</w:t>
+        <w:t>weather and beech flowering; those studies reported useful outbreak warning</w:t>
       </w:r>
     </w:p>
     <w:p>
@@ -902,7 +914,7 @@
           <w:i w:val="0"/>
           <w:sz w:val="24"/>
         </w:rPr>
-        <w:t>can resolve. In May 2026, WHO reported a cluster of Andes virus infection</w:t>
+        <w:t>rules but also showed calibration challenges when later high-risk forecasts were</w:t>
       </w:r>
     </w:p>
     <w:p>
@@ -917,7 +929,7 @@
           <w:i w:val="0"/>
           <w:sz w:val="24"/>
         </w:rPr>
-        <w:t>associated with cruise ship travel (6). ECDC assessed risk to the general</w:t>
+        <w:t>not confirmed (4,5). European mapping work demonstrates environmental</w:t>
       </w:r>
     </w:p>
     <w:p>
@@ -932,7 +944,7 @@
           <w:i w:val="0"/>
           <w:sz w:val="24"/>
         </w:rPr>
-        <w:t>population in Europe as very low and noted that the natural reservoir for Andes</w:t>
+        <w:t>plausibility but does not answer whether annual public EU/EEA country-year data</w:t>
       </w:r>
     </w:p>
     <w:p>
@@ -947,7 +959,7 @@
           <w:i w:val="0"/>
           <w:sz w:val="24"/>
         </w:rPr>
-        <w:t>virus is not present in Europe (7). Events of this type illustrate how rare</w:t>
+        <w:t>can support calibrated forecasts (6).</w:t>
       </w:r>
     </w:p>
     <w:p>
@@ -962,7 +974,7 @@
           <w:i w:val="0"/>
           <w:sz w:val="24"/>
         </w:rPr>
-        <w:t>zoonotic clusters amplified by international travel news can invite overconfident</w:t>
+        <w:t>Current public attention to hantavirus can also outpace what annual surveillance</w:t>
       </w:r>
     </w:p>
     <w:p>
@@ -977,7 +989,7 @@
           <w:i w:val="0"/>
           <w:sz w:val="24"/>
         </w:rPr>
-        <w:t>interpretation of limited surveillance data. The social amplification of risk</w:t>
+        <w:t>data can resolve. In May 2026, WHO and ECDC reported a cruise-ship-associated</w:t>
       </w:r>
     </w:p>
     <w:p>
@@ -992,7 +1004,7 @@
           <w:i w:val="0"/>
           <w:sz w:val="24"/>
         </w:rPr>
-        <w:t>framework describes how rare-event information can generate perceived risk</w:t>
+        <w:t>hantavirus cluster involving Andes virus, a setting and syndrome distinct from</w:t>
       </w:r>
     </w:p>
     <w:p>
@@ -1007,7 +1019,7 @@
           <w:i w:val="0"/>
           <w:sz w:val="24"/>
         </w:rPr>
-        <w:t>disproportionate to epidemiologic probability (8). Probabilistic benchmarks that</w:t>
+        <w:t>European HFRS surveillance (7,8). Such events are not the target of this study,</w:t>
       </w:r>
     </w:p>
     <w:p>
@@ -1022,7 +1034,7 @@
           <w:i w:val="0"/>
           <w:sz w:val="24"/>
         </w:rPr>
-        <w:t>quantify what sparse public annual data can and cannot support are therefore</w:t>
+        <w:t>but they illustrate why public health communication needs calibrated</w:t>
       </w:r>
     </w:p>
     <w:p>
@@ -1037,7 +1049,7 @@
           <w:i w:val="0"/>
           <w:sz w:val="24"/>
         </w:rPr>
-        <w:t>useful for surveillance researchers and public health communicators.</w:t>
+        <w:t>uncertainty and clear limits on what surveillance data can support.</w:t>
       </w:r>
     </w:p>
     <w:p>
@@ -1052,7 +1064,7 @@
           <w:i w:val="0"/>
           <w:sz w:val="24"/>
         </w:rPr>
-        <w:t>Despite a substantial literature on European hantavirus spatial risk mapping (9),</w:t>
+        <w:t>We asked whether public demographic, land-use, climate, and source-quality</w:t>
       </w:r>
     </w:p>
     <w:p>
@@ -1067,7 +1079,7 @@
           <w:i w:val="0"/>
           <w:sz w:val="24"/>
         </w:rPr>
-        <w:t>rodent host dynamics and virus-host coevolution (10), and environmental and</w:t>
+        <w:t>covariates improved calibrated one-year-ahead forecasts of reported EU/EEA</w:t>
       </w:r>
     </w:p>
     <w:p>
@@ -1082,7 +1094,7 @@
           <w:i w:val="0"/>
           <w:sz w:val="24"/>
         </w:rPr>
-        <w:t>ecological drivers of hantavirus emergence (11), the predictive limits of public</w:t>
+        <w:t>country-year hantavirus incidence beyond simple surveillance-history baselines,</w:t>
       </w:r>
     </w:p>
     <w:p>
@@ -1097,7 +1109,7 @@
           <w:i w:val="0"/>
           <w:sz w:val="24"/>
         </w:rPr>
-        <w:t>country-year surveillance data have rarely been benchmarked with probabilistic</w:t>
+        <w:t>and whether performance failures were associated with sparse annual reporting</w:t>
       </w:r>
     </w:p>
     <w:p>
@@ -1112,7 +1124,22 @@
           <w:i w:val="0"/>
           <w:sz w:val="24"/>
         </w:rPr>
-        <w:t>metrics that jointly assess forecast sharpness and calibration. Most published</w:t>
+        <w:t>and surveillance-completeness caveats.</w:t>
+      </w:r>
+    </w:p>
+    <w:p>
+      <w:pPr>
+        <w:spacing w:before="120" w:after="0" w:line="480" w:lineRule="auto"/>
+        <w:jc w:val="left"/>
+      </w:pPr>
+      <w:r>
+        <w:rPr>
+          <w:rFonts w:ascii="Times New Roman" w:hAnsi="Times New Roman"/>
+          <w:b/>
+          <w:i w:val="0"/>
+          <w:sz w:val="24"/>
+        </w:rPr>
+        <w:t>Materials and Methods</w:t>
       </w:r>
     </w:p>
     <w:p>
@@ -1127,7 +1154,7 @@
           <w:i w:val="0"/>
           <w:sz w:val="24"/>
         </w:rPr>
-        <w:t>hantavirus risk models either use within-country subnational data, focus on</w:t>
+        <w:t>We conducted a retrospective observational forecasting benchmark using public</w:t>
       </w:r>
     </w:p>
     <w:p>
@@ -1142,7 +1169,7 @@
           <w:i w:val="0"/>
           <w:sz w:val="24"/>
         </w:rPr>
-        <w:t>qualitative or ordinal risk categories, or do not evaluate probabilistic</w:t>
+        <w:t>aggregate surveillance data. We followed STROBE principles for observational</w:t>
       </w:r>
     </w:p>
     <w:p>
@@ -1157,7 +1184,7 @@
           <w:i w:val="0"/>
           <w:sz w:val="24"/>
         </w:rPr>
-        <w:t>forecast uncertainty against held-out observations. Absence of a reproducible</w:t>
+        <w:t>reporting and EID guidance for statistical and modeling manuscripts (9). The</w:t>
       </w:r>
     </w:p>
     <w:p>
@@ -1172,7 +1199,7 @@
           <w:i w:val="0"/>
           <w:sz w:val="24"/>
         </w:rPr>
-        <w:t>benchmark makes it difficult for public health practitioners to gauge whether a</w:t>
+        <w:t>unit of analysis was country-year reported hantavirus incidence, not individual</w:t>
       </w:r>
     </w:p>
     <w:p>
@@ -1187,7 +1214,7 @@
           <w:i w:val="0"/>
           <w:sz w:val="24"/>
         </w:rPr>
-        <w:t>proposed covariate or model meaningfully improves upon surveillance history.</w:t>
+        <w:t>infection risk and not within-country risk.</w:t>
       </w:r>
     </w:p>
     <w:p>
@@ -1202,7 +1229,7 @@
           <w:i w:val="0"/>
           <w:sz w:val="24"/>
         </w:rPr>
-        <w:t>This study does not estimate true infection burden or produce operational alerts;</w:t>
+        <w:t>The outcome labels were manually reconstructed from ECDC Annual Epidemiological</w:t>
       </w:r>
     </w:p>
     <w:p>
@@ -1217,7 +1244,7 @@
           <w:i w:val="0"/>
           <w:sz w:val="24"/>
         </w:rPr>
-        <w:t>it evaluates what public annual country-level surveillance can support when</w:t>
+        <w:t>Reports for 2019-2023. Rows were joined by ISO3 country code and year to World</w:t>
       </w:r>
     </w:p>
     <w:p>
@@ -1232,7 +1259,7 @@
           <w:i w:val="0"/>
           <w:sz w:val="24"/>
         </w:rPr>
-        <w:t>assessed with transparent probabilistic metrics. The contributions are:</w:t>
+        <w:t>Bank population, rurality, and GDP indicators; FAOSTAT land-use shares;</w:t>
       </w:r>
     </w:p>
     <w:p>
@@ -1247,7 +1274,7 @@
           <w:i w:val="0"/>
           <w:sz w:val="24"/>
         </w:rPr>
-        <w:t>(i) exact reconciliation of 2019-2023 ECDC annual hantavirus totals across 142</w:t>
+        <w:t>TerraClimate climate and water-balance summaries; and Natural Earth boundaries</w:t>
       </w:r>
     </w:p>
     <w:p>
@@ -1262,7 +1289,7 @@
           <w:i w:val="0"/>
           <w:sz w:val="24"/>
         </w:rPr>
-        <w:t>EU/EEA country-years; (ii) linkage to public demographic, land-use, and climate</w:t>
+        <w:t>(Table 1). MODIS NDVI/EVI was excluded because quality-masked country-year</w:t>
       </w:r>
     </w:p>
     <w:p>
@@ -1277,7 +1304,7 @@
           <w:i w:val="0"/>
           <w:sz w:val="24"/>
         </w:rPr>
-        <w:t>covariates with documented provenance; (iii) retrospective one-year-ahead</w:t>
+        <w:t>aggregation did not pass the prespecified source-quality gate. All source and</w:t>
       </w:r>
     </w:p>
     <w:p>
@@ -1292,7 +1319,7 @@
           <w:i w:val="0"/>
           <w:sz w:val="24"/>
         </w:rPr>
-        <w:t>probabilistic evaluation using weighted interval score and calibration-sharpness</w:t>
+        <w:t>model inputs, values/ranges, missingness rules, and lags are listed in Table 1</w:t>
       </w:r>
     </w:p>
     <w:p>
@@ -1307,7 +1334,7 @@
           <w:i w:val="0"/>
           <w:sz w:val="24"/>
         </w:rPr>
-        <w:t>metrics; and (iv) transparent reporting of a negative result: public covariates</w:t>
+        <w:t>and the Appendix.</w:t>
       </w:r>
     </w:p>
     <w:p>
@@ -1322,7 +1349,7 @@
           <w:i w:val="0"/>
           <w:sz w:val="24"/>
         </w:rPr>
-        <w:t>did not improve stable, calibrated performance over simple surveillance-history</w:t>
+        <w:t>The primary temporal split trained models on 2019-2021 rows, used 2022 for</w:t>
       </w:r>
     </w:p>
     <w:p>
@@ -1337,7 +1364,7 @@
           <w:i w:val="0"/>
           <w:sz w:val="24"/>
         </w:rPr>
-        <w:t>baselines. Transparent benchmarks are especially important when public attention</w:t>
+        <w:t>validation and tuning, and locked 2023 as the test year. Target-year case counts</w:t>
       </w:r>
     </w:p>
     <w:p>
@@ -1352,7 +1379,7 @@
           <w:i w:val="0"/>
           <w:sz w:val="24"/>
         </w:rPr>
-        <w:t>to rare zoonoses can amplify perceived risk faster than annual surveillance data</w:t>
+        <w:t>were never used as predictors. Imputation parameters and feature screening were</w:t>
       </w:r>
     </w:p>
     <w:p>
@@ -1367,37 +1394,7 @@
           <w:i w:val="0"/>
           <w:sz w:val="24"/>
         </w:rPr>
-        <w:t>can resolve it.</w:t>
-      </w:r>
-    </w:p>
-    <w:p>
-      <w:pPr>
-        <w:spacing w:before="120" w:after="0" w:line="480" w:lineRule="auto"/>
-        <w:jc w:val="left"/>
-      </w:pPr>
-      <w:r>
-        <w:rPr>
-          <w:rFonts w:ascii="Times New Roman" w:hAnsi="Times New Roman"/>
-          <w:b/>
-          <w:i w:val="0"/>
-          <w:sz w:val="24"/>
-        </w:rPr>
-        <w:t>Methods</w:t>
-      </w:r>
-    </w:p>
-    <w:p>
-      <w:pPr>
-        <w:spacing w:before="120" w:after="0" w:line="480" w:lineRule="auto"/>
-        <w:jc w:val="left"/>
-      </w:pPr>
-      <w:r>
-        <w:rPr>
-          <w:rFonts w:ascii="Times New Roman" w:hAnsi="Times New Roman"/>
-          <w:b/>
-          <w:i/>
-          <w:sz w:val="24"/>
-        </w:rPr>
-        <w:t>Surveillance outcome</w:t>
+        <w:t>estimated on training rows only. Candidate features were removed for high</w:t>
       </w:r>
     </w:p>
     <w:p>
@@ -1412,7 +1409,7 @@
           <w:i w:val="0"/>
           <w:sz w:val="24"/>
         </w:rPr>
-        <w:t>The primary data source was the ECDC Annual Epidemiological Report for</w:t>
+        <w:t>missingness, constancy, duplication, or high training-set correlation before</w:t>
       </w:r>
     </w:p>
     <w:p>
@@ -1427,7 +1424,7 @@
           <w:i w:val="0"/>
           <w:sz w:val="24"/>
         </w:rPr>
-        <w:t>hantavirus infection, which publishes EU/EEA country-year reported case counts</w:t>
+        <w:t>model fitting.</w:t>
       </w:r>
     </w:p>
     <w:p>
@@ -1442,7 +1439,7 @@
           <w:i w:val="0"/>
           <w:sz w:val="24"/>
         </w:rPr>
-        <w:t>and population-weighted incidence per 100,000 population (4). We manually</w:t>
+        <w:t>We compared surveillance-history baselines, negative-binomial baselines,</w:t>
       </w:r>
     </w:p>
     <w:p>
@@ -1457,7 +1454,7 @@
           <w:i w:val="0"/>
           <w:sz w:val="24"/>
         </w:rPr>
-        <w:t>extracted annual totals for EU/EEA countries for 2019-2023, yielding 142</w:t>
+        <w:t>covariate-block regression models, and an exploratory ridge-penalized Poisson</w:t>
       </w:r>
     </w:p>
     <w:p>
@@ -1472,7 +1469,7 @@
           <w:i w:val="0"/>
           <w:sz w:val="24"/>
         </w:rPr>
-        <w:t>country-year rows. Country inclusion in each year reflects the ECDC reporting</w:t>
+        <w:t>count model with a population offset. Covariate blocks were nested:</w:t>
       </w:r>
     </w:p>
     <w:p>
@@ -1487,7 +1484,7 @@
           <w:i w:val="0"/>
           <w:sz w:val="24"/>
         </w:rPr>
-        <w:t>table; the number of countries reporting ranged from 28 to 29 per year. The</w:t>
+        <w:t>surveillance history only; plus demographic context; plus FAOSTAT land use; plus</w:t>
       </w:r>
     </w:p>
     <w:p>
@@ -1502,7 +1499,7 @@
           <w:i w:val="0"/>
           <w:sz w:val="24"/>
         </w:rPr>
-        <w:t>United Kingdom was excluded from the primary balanced panel because UK</w:t>
+        <w:t>TerraClimate climate and water balance; plus source-quality metadata. The</w:t>
       </w:r>
     </w:p>
     <w:p>
@@ -1517,7 +1514,7 @@
           <w:i w:val="0"/>
           <w:sz w:val="24"/>
         </w:rPr>
-        <w:t>surveillance data were not reported by ECDC from 2020 onward following EU</w:t>
+        <w:t>penalized Poisson model was tuned on 2022 validation weighted interval score</w:t>
       </w:r>
     </w:p>
     <w:p>
@@ -1532,7 +1529,7 @@
           <w:i w:val="0"/>
           <w:sz w:val="24"/>
         </w:rPr>
-        <w:t>withdrawal; UK rows are excluded from all analyses.</w:t>
+        <w:t>(WIS); coefficients were not interpreted causally.</w:t>
       </w:r>
     </w:p>
     <w:p>
@@ -1547,7 +1544,7 @@
           <w:i w:val="0"/>
           <w:sz w:val="24"/>
         </w:rPr>
-        <w:t>Each country-year was assigned a surveillance quality grade based on the ECDC</w:t>
+        <w:t>Primary metrics were WIS for central 90% intervals, 90% empirical coverage,</w:t>
       </w:r>
     </w:p>
     <w:p>
@@ -1562,7 +1559,7 @@
           <w:i w:val="0"/>
           <w:sz w:val="24"/>
         </w:rPr>
-        <w:t>source notation. Rows described as "comprehensive" surveillance were assigned</w:t>
+        <w:t>mean interval width, mean absolute error, and Brier score for any reported case</w:t>
       </w:r>
     </w:p>
     <w:p>
@@ -1577,7 +1574,7 @@
           <w:i w:val="0"/>
           <w:sz w:val="24"/>
         </w:rPr>
-        <w:t>grade B. Belgium 2023 was assigned quality grade C because the ECDC 2023 report</w:t>
+        <w:t>(10). WIS rewards forecasts that are close to observations and have calibrated</w:t>
       </w:r>
     </w:p>
     <w:p>
@@ -1592,7 +1589,7 @@
           <w:i w:val="0"/>
           <w:sz w:val="24"/>
         </w:rPr>
-        <w:t>noted a surveillance-system change and did not publish a calculated incidence</w:t>
+        <w:t>uncertainty intervals; lower WIS is better. We did not rank models by WIS alone.</w:t>
       </w:r>
     </w:p>
     <w:p>
@@ -1607,7 +1604,7 @@
           <w:i w:val="0"/>
           <w:sz w:val="24"/>
         </w:rPr>
-        <w:t>rate. Cyprus 2023 was assigned quality grade C for unspecified completeness. All</w:t>
+        <w:t>A covariate model could be promoted only if WIS improved without unacceptable</w:t>
       </w:r>
     </w:p>
     <w:p>
@@ -1622,7 +1619,7 @@
           <w:i w:val="0"/>
           <w:sz w:val="24"/>
         </w:rPr>
-        <w:t>remaining 140 rows were grade B. Grade-C rows were included in primary analyses</w:t>
+        <w:t>coverage loss, interval width remained interpretable, and sensitivity analyses</w:t>
       </w:r>
     </w:p>
     <w:p>
@@ -1637,7 +1634,7 @@
           <w:i w:val="0"/>
           <w:sz w:val="24"/>
         </w:rPr>
-        <w:t>and excluded in one sensitivity scenario.</w:t>
+        <w:t>did not show dependence on flagged rows or high-incidence countries.</w:t>
       </w:r>
     </w:p>
     <w:p>
@@ -1652,7 +1649,7 @@
           <w:i w:val="0"/>
           <w:sz w:val="24"/>
         </w:rPr>
-        <w:t>The primary outcome was annual reported cases per country-year. Country-year</w:t>
+        <w:t>EID-specific sensitivity analyses tested exclusion of Belgium 2023, Cyprus</w:t>
       </w:r>
     </w:p>
     <w:p>
@@ -1667,7 +1664,7 @@
           <w:i w:val="0"/>
           <w:sz w:val="24"/>
         </w:rPr>
-        <w:t>reported incidence per 100,000 population was computed from reported cases and</w:t>
+        <w:t>2023, both flagged rows, a retained flagged-row indicator, exclusion of 2020 and</w:t>
       </w:r>
     </w:p>
     <w:p>
@@ -1682,7 +1679,7 @@
           <w:i w:val="0"/>
           <w:sz w:val="24"/>
         </w:rPr>
-        <w:t>World Bank population denominators. Exact formulas for incidence, forecast</w:t>
+        <w:t>2021 training rows, leave-one-country-out influence, calibration localization,</w:t>
       </w:r>
     </w:p>
     <w:p>
@@ -1697,22 +1694,7 @@
           <w:i w:val="0"/>
           <w:sz w:val="24"/>
         </w:rPr>
-        <w:t>distributions, and evaluation metrics are provided in the Appendix.</w:t>
-      </w:r>
-    </w:p>
-    <w:p>
-      <w:pPr>
-        <w:spacing w:before="120" w:after="0" w:line="480" w:lineRule="auto"/>
-        <w:jc w:val="left"/>
-      </w:pPr>
-      <w:r>
-        <w:rPr>
-          <w:rFonts w:ascii="Times New Roman" w:hAnsi="Times New Roman"/>
-          <w:b/>
-          <w:i/>
-          <w:sz w:val="24"/>
-        </w:rPr>
-        <w:t>Public covariates</w:t>
+        <w:t>and a null-calibrated simulation-based detectability screen. The simulation</w:t>
       </w:r>
     </w:p>
     <w:p>
@@ -1727,7 +1709,7 @@
           <w:i w:val="0"/>
           <w:sz w:val="24"/>
         </w:rPr>
-        <w:t>We linked ECDC case rows to five public covariate sources using ISO 3166-1</w:t>
+        <w:t>used the observed panel structure, actual populations, observed-like</w:t>
       </w:r>
     </w:p>
     <w:p>
@@ -1742,7 +1724,7 @@
           <w:i w:val="0"/>
           <w:sz w:val="24"/>
         </w:rPr>
-        <w:t>alpha-3 country codes and year.</w:t>
+        <w:t>overdispersion, observed-like missingness/flag patterns, and effect sizes from</w:t>
       </w:r>
     </w:p>
     <w:p>
@@ -1750,15 +1732,6 @@
         <w:spacing w:before="0" w:after="0" w:line="480" w:lineRule="auto"/>
         <w:jc w:val="left"/>
       </w:pPr>
-      <w:r>
-        <w:rPr>
-          <w:rFonts w:ascii="Times New Roman" w:hAnsi="Times New Roman"/>
-          <w:b w:val="0"/>
-          <w:i/>
-          <w:sz w:val="24"/>
-        </w:rPr>
-        <w:t>World Bank Open Data</w:t>
-      </w:r>
       <w:r>
         <w:rPr>
           <w:rFonts w:ascii="Times New Roman" w:hAnsi="Times New Roman"/>
@@ -1766,7 +1739,7 @@
           <w:i w:val="0"/>
           <w:sz w:val="24"/>
         </w:rPr>
-        <w:t xml:space="preserve"> provided country-year total population, rural population</w:t>
+        <w:t>none to large. It estimated the probability of selecting a covariate model over</w:t>
       </w:r>
     </w:p>
     <w:p>
@@ -1781,7 +1754,7 @@
           <w:i w:val="0"/>
           <w:sz w:val="24"/>
         </w:rPr>
-        <w:t>fraction, and GDP per capita in purchasing power parity terms (constant 2017</w:t>
+        <w:t>a surveillance baseline and the false-positive selection rate when the true</w:t>
       </w:r>
     </w:p>
     <w:p>
@@ -1796,7 +1769,7 @@
           <w:i w:val="0"/>
           <w:sz w:val="24"/>
         </w:rPr>
-        <w:t>international dollars) (12). Data were available for all 142 rows.</w:t>
+        <w:t>effect was zero. These simulations do not validate model skill.</w:t>
       </w:r>
     </w:p>
     <w:p>
@@ -1804,15 +1777,6 @@
         <w:spacing w:before="0" w:after="0" w:line="480" w:lineRule="auto"/>
         <w:jc w:val="left"/>
       </w:pPr>
-      <w:r>
-        <w:rPr>
-          <w:rFonts w:ascii="Times New Roman" w:hAnsi="Times New Roman"/>
-          <w:b w:val="0"/>
-          <w:i/>
-          <w:sz w:val="24"/>
-        </w:rPr>
-        <w:t>FAOSTAT</w:t>
-      </w:r>
       <w:r>
         <w:rPr>
           <w:rFonts w:ascii="Times New Roman" w:hAnsi="Times New Roman"/>
@@ -1820,7 +1784,7 @@
           <w:i w:val="0"/>
           <w:sz w:val="24"/>
         </w:rPr>
-        <w:t xml:space="preserve"> provided country-year land-use shares including forest area fraction,</w:t>
+        <w:t>This study used aggregate public data only. No individual-level, clinical,</w:t>
       </w:r>
     </w:p>
     <w:p>
@@ -1835,7 +1799,7 @@
           <w:i w:val="0"/>
           <w:sz w:val="24"/>
         </w:rPr>
-        <w:t>cropland fraction, and permanent meadows and pastures fraction, aggregated to</w:t>
+        <w:t>address-level, or restricted human-subject data were used; institutional review</w:t>
       </w:r>
     </w:p>
     <w:p>
@@ -1850,7 +1814,7 @@
           <w:i w:val="0"/>
           <w:sz w:val="24"/>
         </w:rPr>
-        <w:t>matched country-year records (13). Data were available for all 142 rows.</w:t>
+        <w:t>was not required. Analysis code and public-data artifacts are archived at the</w:t>
       </w:r>
     </w:p>
     <w:p>
@@ -1858,15 +1822,6 @@
         <w:spacing w:before="0" w:after="0" w:line="480" w:lineRule="auto"/>
         <w:jc w:val="left"/>
       </w:pPr>
-      <w:r>
-        <w:rPr>
-          <w:rFonts w:ascii="Times New Roman" w:hAnsi="Times New Roman"/>
-          <w:b w:val="0"/>
-          <w:i/>
-          <w:sz w:val="24"/>
-        </w:rPr>
-        <w:t>TerraClimate</w:t>
-      </w:r>
       <w:r>
         <w:rPr>
           <w:rFonts w:ascii="Times New Roman" w:hAnsi="Times New Roman"/>
@@ -1874,7 +1829,7 @@
           <w:i w:val="0"/>
           <w:sz w:val="24"/>
         </w:rPr>
-        <w:t xml:space="preserve"> provided country-year summaries of mean temperature, total</w:t>
+        <w:t>DOI listed in the Data and Code Availability statement; the DOI version must be</w:t>
       </w:r>
     </w:p>
     <w:p>
@@ -1889,1426 +1844,7 @@
           <w:i w:val="0"/>
           <w:sz w:val="24"/>
         </w:rPr>
-        <w:t>precipitation, maximum temperature, minimum temperature, soil moisture, and</w:t>
-      </w:r>
-    </w:p>
-    <w:p>
-      <w:pPr>
-        <w:spacing w:before="0" w:after="0" w:line="480" w:lineRule="auto"/>
-        <w:jc w:val="left"/>
-      </w:pPr>
-      <w:r>
-        <w:rPr>
-          <w:rFonts w:ascii="Times New Roman" w:hAnsi="Times New Roman"/>
-          <w:b w:val="0"/>
-          <w:i w:val="0"/>
-          <w:sz w:val="24"/>
-        </w:rPr>
-        <w:t>Palmer Drought Severity Index (PDSI), aggregated to country boundaries using</w:t>
-      </w:r>
-    </w:p>
-    <w:p>
-      <w:pPr>
-        <w:spacing w:before="0" w:after="0" w:line="480" w:lineRule="auto"/>
-        <w:jc w:val="left"/>
-      </w:pPr>
-      <w:r>
-        <w:rPr>
-          <w:rFonts w:ascii="Times New Roman" w:hAnsi="Times New Roman"/>
-          <w:b w:val="0"/>
-          <w:i w:val="0"/>
-          <w:sz w:val="24"/>
-        </w:rPr>
-        <w:t>Natural Earth polygons and spatial averaging (14). Lag-1 versions (prior</w:t>
-      </w:r>
-    </w:p>
-    <w:p>
-      <w:pPr>
-        <w:spacing w:before="0" w:after="0" w:line="480" w:lineRule="auto"/>
-        <w:jc w:val="left"/>
-      </w:pPr>
-      <w:r>
-        <w:rPr>
-          <w:rFonts w:ascii="Times New Roman" w:hAnsi="Times New Roman"/>
-          <w:b w:val="0"/>
-          <w:i w:val="0"/>
-          <w:sz w:val="24"/>
-        </w:rPr>
-        <w:t>calendar year) of six climate variables were computed to capture the seasonal</w:t>
-      </w:r>
-    </w:p>
-    <w:p>
-      <w:pPr>
-        <w:spacing w:before="0" w:after="0" w:line="480" w:lineRule="auto"/>
-        <w:jc w:val="left"/>
-      </w:pPr>
-      <w:r>
-        <w:rPr>
-          <w:rFonts w:ascii="Times New Roman" w:hAnsi="Times New Roman"/>
-          <w:b w:val="0"/>
-          <w:i w:val="0"/>
-          <w:sz w:val="24"/>
-        </w:rPr>
-        <w:t>mast and rodent dynamics that precede hantavirus exposure in the following year</w:t>
-      </w:r>
-    </w:p>
-    <w:p>
-      <w:pPr>
-        <w:spacing w:before="0" w:after="0" w:line="480" w:lineRule="auto"/>
-        <w:jc w:val="left"/>
-      </w:pPr>
-      <w:r>
-        <w:rPr>
-          <w:rFonts w:ascii="Times New Roman" w:hAnsi="Times New Roman"/>
-          <w:b w:val="0"/>
-          <w:i w:val="0"/>
-          <w:sz w:val="24"/>
-        </w:rPr>
-        <w:t>and to avoid temporal leakage of target-year climate information into forecasts.</w:t>
-      </w:r>
-    </w:p>
-    <w:p>
-      <w:pPr>
-        <w:spacing w:before="0" w:after="0" w:line="480" w:lineRule="auto"/>
-        <w:jc w:val="left"/>
-      </w:pPr>
-      <w:r>
-        <w:rPr>
-          <w:rFonts w:ascii="Times New Roman" w:hAnsi="Times New Roman"/>
-          <w:b w:val="0"/>
-          <w:i w:val="0"/>
-          <w:sz w:val="24"/>
-        </w:rPr>
-        <w:t>Lag-1 features were available for 114 non-2019 country-year rows.</w:t>
-      </w:r>
-    </w:p>
-    <w:p>
-      <w:pPr>
-        <w:spacing w:before="0" w:after="0" w:line="480" w:lineRule="auto"/>
-        <w:jc w:val="left"/>
-      </w:pPr>
-      <w:r>
-        <w:rPr>
-          <w:rFonts w:ascii="Times New Roman" w:hAnsi="Times New Roman"/>
-          <w:b w:val="0"/>
-          <w:i/>
-          <w:sz w:val="24"/>
-        </w:rPr>
-        <w:t>Natural Earth</w:t>
-      </w:r>
-      <w:r>
-        <w:rPr>
-          <w:rFonts w:ascii="Times New Roman" w:hAnsi="Times New Roman"/>
-          <w:b w:val="0"/>
-          <w:i w:val="0"/>
-          <w:sz w:val="24"/>
-        </w:rPr>
-        <w:t xml:space="preserve"> provided 1:50m resolution Admin-0 country boundary shapefiles</w:t>
-      </w:r>
-    </w:p>
-    <w:p>
-      <w:pPr>
-        <w:spacing w:before="0" w:after="0" w:line="480" w:lineRule="auto"/>
-        <w:jc w:val="left"/>
-      </w:pPr>
-      <w:r>
-        <w:rPr>
-          <w:rFonts w:ascii="Times New Roman" w:hAnsi="Times New Roman"/>
-          <w:b w:val="0"/>
-          <w:i w:val="0"/>
-          <w:sz w:val="24"/>
-        </w:rPr>
-        <w:t>used for spatial aggregation and mapping (15).</w:t>
-      </w:r>
-    </w:p>
-    <w:p>
-      <w:pPr>
-        <w:spacing w:before="0" w:after="0" w:line="480" w:lineRule="auto"/>
-        <w:jc w:val="left"/>
-      </w:pPr>
-      <w:r>
-        <w:rPr>
-          <w:rFonts w:ascii="Times New Roman" w:hAnsi="Times New Roman"/>
-          <w:b w:val="0"/>
-          <w:i/>
-          <w:sz w:val="24"/>
-        </w:rPr>
-        <w:t>MODIS MOD13C2 Collection 6.1</w:t>
-      </w:r>
-      <w:r>
-        <w:rPr>
-          <w:rFonts w:ascii="Times New Roman" w:hAnsi="Times New Roman"/>
-          <w:b w:val="0"/>
-          <w:i w:val="0"/>
-          <w:sz w:val="24"/>
-        </w:rPr>
-        <w:t xml:space="preserve"> NDVI and EVI were targeted as vegetation</w:t>
-      </w:r>
-    </w:p>
-    <w:p>
-      <w:pPr>
-        <w:spacing w:before="0" w:after="0" w:line="480" w:lineRule="auto"/>
-        <w:jc w:val="left"/>
-      </w:pPr>
-      <w:r>
-        <w:rPr>
-          <w:rFonts w:ascii="Times New Roman" w:hAnsi="Times New Roman"/>
-          <w:b w:val="0"/>
-          <w:i w:val="0"/>
-          <w:sz w:val="24"/>
-        </w:rPr>
-        <w:t>covariates because vegetation conditions influence rodent food supply. However,</w:t>
-      </w:r>
-    </w:p>
-    <w:p>
-      <w:pPr>
-        <w:spacing w:before="0" w:after="0" w:line="480" w:lineRule="auto"/>
-        <w:jc w:val="left"/>
-      </w:pPr>
-      <w:r>
-        <w:rPr>
-          <w:rFonts w:ascii="Times New Roman" w:hAnsi="Times New Roman"/>
-          <w:b w:val="0"/>
-          <w:i w:val="0"/>
-          <w:sz w:val="24"/>
-        </w:rPr>
-        <w:t>quality-masked country-year aggregation of MODIS tiles did not pass the</w:t>
-      </w:r>
-    </w:p>
-    <w:p>
-      <w:pPr>
-        <w:spacing w:before="0" w:after="0" w:line="480" w:lineRule="auto"/>
-        <w:jc w:val="left"/>
-      </w:pPr>
-      <w:r>
-        <w:rPr>
-          <w:rFonts w:ascii="Times New Roman" w:hAnsi="Times New Roman"/>
-          <w:b w:val="0"/>
-          <w:i w:val="0"/>
-          <w:sz w:val="24"/>
-        </w:rPr>
-        <w:t>pre-specified inclusion gate in this study; consequently, MODIS was excluded</w:t>
-      </w:r>
-    </w:p>
-    <w:p>
-      <w:pPr>
-        <w:spacing w:before="0" w:after="0" w:line="480" w:lineRule="auto"/>
-        <w:jc w:val="left"/>
-      </w:pPr>
-      <w:r>
-        <w:rPr>
-          <w:rFonts w:ascii="Times New Roman" w:hAnsi="Times New Roman"/>
-          <w:b w:val="0"/>
-          <w:i w:val="0"/>
-          <w:sz w:val="24"/>
-        </w:rPr>
-        <w:t>and no vegetation or NDVI claims are made in this paper.</w:t>
-      </w:r>
-    </w:p>
-    <w:p>
-      <w:pPr>
-        <w:spacing w:before="120" w:after="0" w:line="480" w:lineRule="auto"/>
-        <w:jc w:val="left"/>
-      </w:pPr>
-      <w:r>
-        <w:rPr>
-          <w:rFonts w:ascii="Times New Roman" w:hAnsi="Times New Roman"/>
-          <w:b/>
-          <w:i/>
-          <w:sz w:val="24"/>
-        </w:rPr>
-        <w:t>Retrospective evaluation design</w:t>
-      </w:r>
-    </w:p>
-    <w:p>
-      <w:pPr>
-        <w:spacing w:before="0" w:after="0" w:line="480" w:lineRule="auto"/>
-        <w:jc w:val="left"/>
-      </w:pPr>
-      <w:r>
-        <w:rPr>
-          <w:rFonts w:ascii="Times New Roman" w:hAnsi="Times New Roman"/>
-          <w:b w:val="0"/>
-          <w:i w:val="0"/>
-          <w:sz w:val="24"/>
-        </w:rPr>
-        <w:t>All evaluations were retrospective one-year-ahead benchmarks; no prospective</w:t>
-      </w:r>
-    </w:p>
-    <w:p>
-      <w:pPr>
-        <w:spacing w:before="0" w:after="0" w:line="480" w:lineRule="auto"/>
-        <w:jc w:val="left"/>
-      </w:pPr>
-      <w:r>
-        <w:rPr>
-          <w:rFonts w:ascii="Times New Roman" w:hAnsi="Times New Roman"/>
-          <w:b w:val="0"/>
-          <w:i w:val="0"/>
-          <w:sz w:val="24"/>
-        </w:rPr>
-        <w:t>validation against future data was conducted. The primary temporal split used</w:t>
-      </w:r>
-    </w:p>
-    <w:p>
-      <w:pPr>
-        <w:spacing w:before="0" w:after="0" w:line="480" w:lineRule="auto"/>
-        <w:jc w:val="left"/>
-      </w:pPr>
-      <w:r>
-        <w:rPr>
-          <w:rFonts w:ascii="Times New Roman" w:hAnsi="Times New Roman"/>
-          <w:b w:val="0"/>
-          <w:i w:val="0"/>
-          <w:sz w:val="24"/>
-        </w:rPr>
-        <w:t>data from 2019-2021 as the training window, 2022 as the validation year for</w:t>
-      </w:r>
-    </w:p>
-    <w:p>
-      <w:pPr>
-        <w:spacing w:before="0" w:after="0" w:line="480" w:lineRule="auto"/>
-        <w:jc w:val="left"/>
-      </w:pPr>
-      <w:r>
-        <w:rPr>
-          <w:rFonts w:ascii="Times New Roman" w:hAnsi="Times New Roman"/>
-          <w:b w:val="0"/>
-          <w:i w:val="0"/>
-          <w:sz w:val="24"/>
-        </w:rPr>
-        <w:t>hyperparameter selection, and 2023 as the held-out test year. No 2023 outcome</w:t>
-      </w:r>
-    </w:p>
-    <w:p>
-      <w:pPr>
-        <w:spacing w:before="0" w:after="0" w:line="480" w:lineRule="auto"/>
-        <w:jc w:val="left"/>
-      </w:pPr>
-      <w:r>
-        <w:rPr>
-          <w:rFonts w:ascii="Times New Roman" w:hAnsi="Times New Roman"/>
-          <w:b w:val="0"/>
-          <w:i w:val="0"/>
-          <w:sz w:val="24"/>
-        </w:rPr>
-        <w:t>information was used at any stage of model fitting, feature screening, or</w:t>
-      </w:r>
-    </w:p>
-    <w:p>
-      <w:pPr>
-        <w:spacing w:before="0" w:after="0" w:line="480" w:lineRule="auto"/>
-        <w:jc w:val="left"/>
-      </w:pPr>
-      <w:r>
-        <w:rPr>
-          <w:rFonts w:ascii="Times New Roman" w:hAnsi="Times New Roman"/>
-          <w:b w:val="0"/>
-          <w:i w:val="0"/>
-          <w:sz w:val="24"/>
-        </w:rPr>
-        <w:t>hyperparameter selection.</w:t>
-      </w:r>
-    </w:p>
-    <w:p>
-      <w:pPr>
-        <w:spacing w:before="0" w:after="0" w:line="480" w:lineRule="auto"/>
-        <w:jc w:val="left"/>
-      </w:pPr>
-      <w:r>
-        <w:rPr>
-          <w:rFonts w:ascii="Times New Roman" w:hAnsi="Times New Roman"/>
-          <w:b w:val="0"/>
-          <w:i w:val="0"/>
-          <w:sz w:val="24"/>
-        </w:rPr>
-        <w:t>A covariate-augmented model was promoted over simple baselines only if it</w:t>
-      </w:r>
-    </w:p>
-    <w:p>
-      <w:pPr>
-        <w:spacing w:before="0" w:after="0" w:line="480" w:lineRule="auto"/>
-        <w:jc w:val="left"/>
-      </w:pPr>
-      <w:r>
-        <w:rPr>
-          <w:rFonts w:ascii="Times New Roman" w:hAnsi="Times New Roman"/>
-          <w:b w:val="0"/>
-          <w:i w:val="0"/>
-          <w:sz w:val="24"/>
-        </w:rPr>
-        <w:t>satisfied all of the following: (i) 2023 WIS was at most 95% of the best simple</w:t>
-      </w:r>
-    </w:p>
-    <w:p>
-      <w:pPr>
-        <w:spacing w:before="0" w:after="0" w:line="480" w:lineRule="auto"/>
-        <w:jc w:val="left"/>
-      </w:pPr>
-      <w:r>
-        <w:rPr>
-          <w:rFonts w:ascii="Times New Roman" w:hAnsi="Times New Roman"/>
-          <w:b w:val="0"/>
-          <w:i w:val="0"/>
-          <w:sz w:val="24"/>
-        </w:rPr>
-        <w:t>baseline WIS, or WIS was comparable and coverage was closer to 0.90; (ii) 2023</w:t>
-      </w:r>
-    </w:p>
-    <w:p>
-      <w:pPr>
-        <w:spacing w:before="0" w:after="0" w:line="480" w:lineRule="auto"/>
-        <w:jc w:val="left"/>
-      </w:pPr>
-      <w:r>
-        <w:rPr>
-          <w:rFonts w:ascii="Times New Roman" w:hAnsi="Times New Roman"/>
-          <w:b w:val="0"/>
-          <w:i w:val="0"/>
-          <w:sz w:val="24"/>
-        </w:rPr>
-        <w:t>90% coverage was not lower than the best simple baseline by more than 0.05;</w:t>
-      </w:r>
-    </w:p>
-    <w:p>
-      <w:pPr>
-        <w:spacing w:before="0" w:after="0" w:line="480" w:lineRule="auto"/>
-        <w:jc w:val="left"/>
-      </w:pPr>
-      <w:r>
-        <w:rPr>
-          <w:rFonts w:ascii="Times New Roman" w:hAnsi="Times New Roman"/>
-          <w:b w:val="0"/>
-          <w:i w:val="0"/>
-          <w:sz w:val="24"/>
-        </w:rPr>
-        <w:t>(iii) interval width was interpretable and not merely inflated; (iv) no 2023</w:t>
-      </w:r>
-    </w:p>
-    <w:p>
-      <w:pPr>
-        <w:spacing w:before="0" w:after="0" w:line="480" w:lineRule="auto"/>
-        <w:jc w:val="left"/>
-      </w:pPr>
-      <w:r>
-        <w:rPr>
-          <w:rFonts w:ascii="Times New Roman" w:hAnsi="Times New Roman"/>
-          <w:b w:val="0"/>
-          <w:i w:val="0"/>
-          <w:sz w:val="24"/>
-        </w:rPr>
-        <w:t>outcome information was used in tuning; and (v) no causal interpretation was</w:t>
-      </w:r>
-    </w:p>
-    <w:p>
-      <w:pPr>
-        <w:spacing w:before="0" w:after="0" w:line="480" w:lineRule="auto"/>
-        <w:jc w:val="left"/>
-      </w:pPr>
-      <w:r>
-        <w:rPr>
-          <w:rFonts w:ascii="Times New Roman" w:hAnsi="Times New Roman"/>
-          <w:b w:val="0"/>
-          <w:i w:val="0"/>
-          <w:sz w:val="24"/>
-        </w:rPr>
-        <w:t>made from coefficients. Leave-one-year-out sensitivity analyses used targets 2021,</w:t>
-      </w:r>
-    </w:p>
-    <w:p>
-      <w:pPr>
-        <w:spacing w:before="0" w:after="0" w:line="480" w:lineRule="auto"/>
-        <w:jc w:val="left"/>
-      </w:pPr>
-      <w:r>
-        <w:rPr>
-          <w:rFonts w:ascii="Times New Roman" w:hAnsi="Times New Roman"/>
-          <w:b w:val="0"/>
-          <w:i w:val="0"/>
-          <w:sz w:val="24"/>
-        </w:rPr>
-        <w:t>2022, and 2023, training on all preceding years in each case.</w:t>
-      </w:r>
-    </w:p>
-    <w:p>
-      <w:pPr>
-        <w:spacing w:before="120" w:after="0" w:line="480" w:lineRule="auto"/>
-        <w:jc w:val="left"/>
-      </w:pPr>
-      <w:r>
-        <w:rPr>
-          <w:rFonts w:ascii="Times New Roman" w:hAnsi="Times New Roman"/>
-          <w:b/>
-          <w:i/>
-          <w:sz w:val="24"/>
-        </w:rPr>
-        <w:t>Forecast baselines and covariate-block evaluation</w:t>
-      </w:r>
-    </w:p>
-    <w:p>
-      <w:pPr>
-        <w:spacing w:before="0" w:after="0" w:line="480" w:lineRule="auto"/>
-        <w:jc w:val="left"/>
-      </w:pPr>
-      <w:r>
-        <w:rPr>
-          <w:rFonts w:ascii="Times New Roman" w:hAnsi="Times New Roman"/>
-          <w:b w:val="0"/>
-          <w:i w:val="0"/>
-          <w:sz w:val="24"/>
-        </w:rPr>
-        <w:t>We evaluated six model families:</w:t>
-      </w:r>
-    </w:p>
-    <w:p>
-      <w:pPr>
-        <w:spacing w:before="0" w:after="0" w:line="480" w:lineRule="auto"/>
-        <w:jc w:val="left"/>
-      </w:pPr>
-      <w:r>
-        <w:rPr>
-          <w:rFonts w:ascii="Times New Roman" w:hAnsi="Times New Roman"/>
-          <w:b w:val="0"/>
-          <w:i/>
-          <w:sz w:val="24"/>
-        </w:rPr>
-        <w:t>Simple surveillance-history baselines.</w:t>
-      </w:r>
-      <w:r>
-        <w:rPr>
-          <w:rFonts w:ascii="Times New Roman" w:hAnsi="Times New Roman"/>
-          <w:b w:val="0"/>
-          <w:i w:val="0"/>
-          <w:sz w:val="24"/>
-        </w:rPr>
-        <w:t xml:space="preserve"> The last-observed country-rate baseline</w:t>
-      </w:r>
-    </w:p>
-    <w:p>
-      <w:pPr>
-        <w:spacing w:before="0" w:after="0" w:line="480" w:lineRule="auto"/>
-        <w:jc w:val="left"/>
-      </w:pPr>
-      <w:r>
-        <w:rPr>
-          <w:rFonts w:ascii="Times New Roman" w:hAnsi="Times New Roman"/>
-          <w:b w:val="0"/>
-          <w:i w:val="0"/>
-          <w:sz w:val="24"/>
-        </w:rPr>
-        <w:t>set the predicted incidence rate for target year t to the observed country rate</w:t>
-      </w:r>
-    </w:p>
-    <w:p>
-      <w:pPr>
-        <w:spacing w:before="0" w:after="0" w:line="480" w:lineRule="auto"/>
-        <w:jc w:val="left"/>
-      </w:pPr>
-      <w:r>
-        <w:rPr>
-          <w:rFonts w:ascii="Times New Roman" w:hAnsi="Times New Roman"/>
-          <w:b w:val="0"/>
-          <w:i w:val="0"/>
-          <w:sz w:val="24"/>
-        </w:rPr>
-        <w:t>in year t-1; the predicted count was the product of the lagged rate and the</w:t>
-      </w:r>
-    </w:p>
-    <w:p>
-      <w:pPr>
-        <w:spacing w:before="0" w:after="0" w:line="480" w:lineRule="auto"/>
-        <w:jc w:val="left"/>
-      </w:pPr>
-      <w:r>
-        <w:rPr>
-          <w:rFonts w:ascii="Times New Roman" w:hAnsi="Times New Roman"/>
-          <w:b w:val="0"/>
-          <w:i w:val="0"/>
-          <w:sz w:val="24"/>
-        </w:rPr>
-        <w:t>target-year population. The country historical mean-rate baseline used the mean</w:t>
-      </w:r>
-    </w:p>
-    <w:p>
-      <w:pPr>
-        <w:spacing w:before="0" w:after="0" w:line="480" w:lineRule="auto"/>
-        <w:jc w:val="left"/>
-      </w:pPr>
-      <w:r>
-        <w:rPr>
-          <w:rFonts w:ascii="Times New Roman" w:hAnsi="Times New Roman"/>
-          <w:b w:val="0"/>
-          <w:i w:val="0"/>
-          <w:sz w:val="24"/>
-        </w:rPr>
-        <w:t>of all prior observed country rates. For both baselines, prediction intervals</w:t>
-      </w:r>
-    </w:p>
-    <w:p>
-      <w:pPr>
-        <w:spacing w:before="0" w:after="0" w:line="480" w:lineRule="auto"/>
-        <w:jc w:val="left"/>
-      </w:pPr>
-      <w:r>
-        <w:rPr>
-          <w:rFonts w:ascii="Times New Roman" w:hAnsi="Times New Roman"/>
-          <w:b w:val="0"/>
-          <w:i w:val="0"/>
-          <w:sz w:val="24"/>
-        </w:rPr>
-        <w:t>were derived from Poisson quantiles at 0.05, 0.50, and 0.95 using the predicted</w:t>
-      </w:r>
-    </w:p>
-    <w:p>
-      <w:pPr>
-        <w:spacing w:before="0" w:after="0" w:line="480" w:lineRule="auto"/>
-        <w:jc w:val="left"/>
-      </w:pPr>
-      <w:r>
-        <w:rPr>
-          <w:rFonts w:ascii="Times New Roman" w:hAnsi="Times New Roman"/>
-          <w:b w:val="0"/>
-          <w:i w:val="0"/>
-          <w:sz w:val="24"/>
-        </w:rPr>
-        <w:t>count as the Poisson mean.</w:t>
-      </w:r>
-    </w:p>
-    <w:p>
-      <w:pPr>
-        <w:spacing w:before="0" w:after="0" w:line="480" w:lineRule="auto"/>
-        <w:jc w:val="left"/>
-      </w:pPr>
-      <w:r>
-        <w:rPr>
-          <w:rFonts w:ascii="Times New Roman" w:hAnsi="Times New Roman"/>
-          <w:b w:val="0"/>
-          <w:i/>
-          <w:sz w:val="24"/>
-        </w:rPr>
-        <w:t>Negative-binomial baselines.</w:t>
-      </w:r>
-      <w:r>
-        <w:rPr>
-          <w:rFonts w:ascii="Times New Roman" w:hAnsi="Times New Roman"/>
-          <w:b w:val="0"/>
-          <w:i w:val="0"/>
-          <w:sz w:val="24"/>
-        </w:rPr>
-        <w:t xml:space="preserve"> The empirical negative-binomial baseline fitted a</w:t>
-      </w:r>
-    </w:p>
-    <w:p>
-      <w:pPr>
-        <w:spacing w:before="0" w:after="0" w:line="480" w:lineRule="auto"/>
-        <w:jc w:val="left"/>
-      </w:pPr>
-      <w:r>
-        <w:rPr>
-          <w:rFonts w:ascii="Times New Roman" w:hAnsi="Times New Roman"/>
-          <w:b w:val="0"/>
-          <w:i w:val="0"/>
-          <w:sz w:val="24"/>
-        </w:rPr>
-        <w:t>negative-binomial distribution to training counts, estimating overdispersion</w:t>
-      </w:r>
-    </w:p>
-    <w:p>
-      <w:pPr>
-        <w:spacing w:before="0" w:after="0" w:line="480" w:lineRule="auto"/>
-        <w:jc w:val="left"/>
-      </w:pPr>
-      <w:r>
-        <w:rPr>
-          <w:rFonts w:ascii="Times New Roman" w:hAnsi="Times New Roman"/>
-          <w:b w:val="0"/>
-          <w:i w:val="0"/>
-          <w:sz w:val="24"/>
-        </w:rPr>
-        <w:t>as alpha = max((var(y_train) - mean(y_train)) / mean(y_train)^2, 10-6) and deriving</w:t>
-      </w:r>
-    </w:p>
-    <w:p>
-      <w:pPr>
-        <w:spacing w:before="0" w:after="0" w:line="480" w:lineRule="auto"/>
-        <w:jc w:val="left"/>
-      </w:pPr>
-      <w:r>
-        <w:rPr>
-          <w:rFonts w:ascii="Times New Roman" w:hAnsi="Times New Roman"/>
-          <w:b w:val="0"/>
-          <w:i w:val="0"/>
-          <w:sz w:val="24"/>
-        </w:rPr>
-        <w:t>prediction intervals from the resulting distribution. The hierarchical</w:t>
-      </w:r>
-    </w:p>
-    <w:p>
-      <w:pPr>
-        <w:spacing w:before="0" w:after="0" w:line="480" w:lineRule="auto"/>
-        <w:jc w:val="left"/>
-      </w:pPr>
-      <w:r>
-        <w:rPr>
-          <w:rFonts w:ascii="Times New Roman" w:hAnsi="Times New Roman"/>
-          <w:b w:val="0"/>
-          <w:i w:val="0"/>
-          <w:sz w:val="24"/>
-        </w:rPr>
-        <w:t>negative-binomial baseline shrunk each country's historical mean rate toward the</w:t>
-      </w:r>
-    </w:p>
-    <w:p>
-      <w:pPr>
-        <w:spacing w:before="0" w:after="0" w:line="480" w:lineRule="auto"/>
-        <w:jc w:val="left"/>
-      </w:pPr>
-      <w:r>
-        <w:rPr>
-          <w:rFonts w:ascii="Times New Roman" w:hAnsi="Times New Roman"/>
-          <w:b w:val="0"/>
-          <w:i w:val="0"/>
-          <w:sz w:val="24"/>
-        </w:rPr>
-        <w:t>regional panel mean using a shrinkage weight lambda_i = n_i/(n_i + k), where n_i is the</w:t>
-      </w:r>
-    </w:p>
-    <w:p>
-      <w:pPr>
-        <w:spacing w:before="0" w:after="0" w:line="480" w:lineRule="auto"/>
-        <w:jc w:val="left"/>
-      </w:pPr>
-      <w:r>
-        <w:rPr>
-          <w:rFonts w:ascii="Times New Roman" w:hAnsi="Times New Roman"/>
-          <w:b w:val="0"/>
-          <w:i w:val="0"/>
-          <w:sz w:val="24"/>
-        </w:rPr>
-        <w:t>number of prior observations for country i and k was selected on the 2022</w:t>
-      </w:r>
-    </w:p>
-    <w:p>
-      <w:pPr>
-        <w:spacing w:before="0" w:after="0" w:line="480" w:lineRule="auto"/>
-        <w:jc w:val="left"/>
-      </w:pPr>
-      <w:r>
-        <w:rPr>
-          <w:rFonts w:ascii="Times New Roman" w:hAnsi="Times New Roman"/>
-          <w:b w:val="0"/>
-          <w:i w:val="0"/>
-          <w:sz w:val="24"/>
-        </w:rPr>
-        <w:t>validation WIS. These baselines provided conservative uncertainty references;</w:t>
-      </w:r>
-    </w:p>
-    <w:p>
-      <w:pPr>
-        <w:spacing w:before="0" w:after="0" w:line="480" w:lineRule="auto"/>
-        <w:jc w:val="left"/>
-      </w:pPr>
-      <w:r>
-        <w:rPr>
-          <w:rFonts w:ascii="Times New Roman" w:hAnsi="Times New Roman"/>
-          <w:b w:val="0"/>
-          <w:i w:val="0"/>
-          <w:sz w:val="24"/>
-        </w:rPr>
-        <w:t>their overdispersion parameters were not interpreted as biological transmission</w:t>
-      </w:r>
-    </w:p>
-    <w:p>
-      <w:pPr>
-        <w:spacing w:before="0" w:after="0" w:line="480" w:lineRule="auto"/>
-        <w:jc w:val="left"/>
-      </w:pPr>
-      <w:r>
-        <w:rPr>
-          <w:rFonts w:ascii="Times New Roman" w:hAnsi="Times New Roman"/>
-          <w:b w:val="0"/>
-          <w:i w:val="0"/>
-          <w:sz w:val="24"/>
-        </w:rPr>
-        <w:t>parameters.</w:t>
-      </w:r>
-    </w:p>
-    <w:p>
-      <w:pPr>
-        <w:spacing w:before="0" w:after="0" w:line="480" w:lineRule="auto"/>
-        <w:jc w:val="left"/>
-      </w:pPr>
-      <w:r>
-        <w:rPr>
-          <w:rFonts w:ascii="Times New Roman" w:hAnsi="Times New Roman"/>
-          <w:b w:val="0"/>
-          <w:i/>
-          <w:sz w:val="24"/>
-        </w:rPr>
-        <w:t>Covariate-block evaluation.</w:t>
-      </w:r>
-      <w:r>
-        <w:rPr>
-          <w:rFonts w:ascii="Times New Roman" w:hAnsi="Times New Roman"/>
-          <w:b w:val="0"/>
-          <w:i w:val="0"/>
-          <w:sz w:val="24"/>
-        </w:rPr>
-        <w:t xml:space="preserve"> Nested feature blocks were constructed sequentially:</w:t>
-      </w:r>
-    </w:p>
-    <w:p>
-      <w:pPr>
-        <w:spacing w:before="0" w:after="0" w:line="480" w:lineRule="auto"/>
-        <w:jc w:val="left"/>
-      </w:pPr>
-      <w:r>
-        <w:rPr>
-          <w:rFonts w:ascii="Times New Roman" w:hAnsi="Times New Roman"/>
-          <w:b w:val="0"/>
-          <w:i w:val="0"/>
-          <w:sz w:val="24"/>
-        </w:rPr>
-        <w:t>surveillance history only (lagged country and panel surveillance summaries and</w:t>
-      </w:r>
-    </w:p>
-    <w:p>
-      <w:pPr>
-        <w:spacing w:before="0" w:after="0" w:line="480" w:lineRule="auto"/>
-        <w:jc w:val="left"/>
-      </w:pPr>
-      <w:r>
-        <w:rPr>
-          <w:rFonts w:ascii="Times New Roman" w:hAnsi="Times New Roman"/>
-          <w:b w:val="0"/>
-          <w:i w:val="0"/>
-          <w:sz w:val="24"/>
-        </w:rPr>
-        <w:t>target-year indicators); plus demographic context (World Bank population,</w:t>
-      </w:r>
-    </w:p>
-    <w:p>
-      <w:pPr>
-        <w:spacing w:before="0" w:after="0" w:line="480" w:lineRule="auto"/>
-        <w:jc w:val="left"/>
-      </w:pPr>
-      <w:r>
-        <w:rPr>
-          <w:rFonts w:ascii="Times New Roman" w:hAnsi="Times New Roman"/>
-          <w:b w:val="0"/>
-          <w:i w:val="0"/>
-          <w:sz w:val="24"/>
-        </w:rPr>
-        <w:t>rurality, GDP); plus land-use (FAOSTAT land-use shares); plus climate and</w:t>
-      </w:r>
-    </w:p>
-    <w:p>
-      <w:pPr>
-        <w:spacing w:before="0" w:after="0" w:line="480" w:lineRule="auto"/>
-        <w:jc w:val="left"/>
-      </w:pPr>
-      <w:r>
-        <w:rPr>
-          <w:rFonts w:ascii="Times New Roman" w:hAnsi="Times New Roman"/>
-          <w:b w:val="0"/>
-          <w:i w:val="0"/>
-          <w:sz w:val="24"/>
-        </w:rPr>
-        <w:t>water-balance (TerraClimate six-variable lag-1 block); plus source-quality</w:t>
-      </w:r>
-    </w:p>
-    <w:p>
-      <w:pPr>
-        <w:spacing w:before="0" w:after="0" w:line="480" w:lineRule="auto"/>
-        <w:jc w:val="left"/>
-      </w:pPr>
-      <w:r>
-        <w:rPr>
-          <w:rFonts w:ascii="Times New Roman" w:hAnsi="Times New Roman"/>
-          <w:b w:val="0"/>
-          <w:i w:val="0"/>
-          <w:sz w:val="24"/>
-        </w:rPr>
-        <w:t>metadata (surveillance-completeness flags). Imputation parameters (median for</w:t>
-      </w:r>
-    </w:p>
-    <w:p>
-      <w:pPr>
-        <w:spacing w:before="0" w:after="0" w:line="480" w:lineRule="auto"/>
-        <w:jc w:val="left"/>
-      </w:pPr>
-      <w:r>
-        <w:rPr>
-          <w:rFonts w:ascii="Times New Roman" w:hAnsi="Times New Roman"/>
-          <w:b w:val="0"/>
-          <w:i w:val="0"/>
-          <w:sz w:val="24"/>
-        </w:rPr>
-        <w:t>continuous variables, mode for binary) were fitted exclusively on training rows.</w:t>
-      </w:r>
-    </w:p>
-    <w:p>
-      <w:pPr>
-        <w:spacing w:before="0" w:after="0" w:line="480" w:lineRule="auto"/>
-        <w:jc w:val="left"/>
-      </w:pPr>
-      <w:r>
-        <w:rPr>
-          <w:rFonts w:ascii="Times New Roman" w:hAnsi="Times New Roman"/>
-          <w:b w:val="0"/>
-          <w:i w:val="0"/>
-          <w:sz w:val="24"/>
-        </w:rPr>
-        <w:t>Constant, duplicate, and high-missingness features (&gt;40% missing) were removed,</w:t>
-      </w:r>
-    </w:p>
-    <w:p>
-      <w:pPr>
-        <w:spacing w:before="0" w:after="0" w:line="480" w:lineRule="auto"/>
-        <w:jc w:val="left"/>
-      </w:pPr>
-      <w:r>
-        <w:rPr>
-          <w:rFonts w:ascii="Times New Roman" w:hAnsi="Times New Roman"/>
-          <w:b w:val="0"/>
-          <w:i w:val="0"/>
-          <w:sz w:val="24"/>
-        </w:rPr>
-        <w:t>and highly correlated numeric features (|r| &gt; 0.95 in training) were excluded</w:t>
-      </w:r>
-    </w:p>
-    <w:p>
-      <w:pPr>
-        <w:spacing w:before="0" w:after="0" w:line="480" w:lineRule="auto"/>
-        <w:jc w:val="left"/>
-      </w:pPr>
-      <w:r>
-        <w:rPr>
-          <w:rFonts w:ascii="Times New Roman" w:hAnsi="Times New Roman"/>
-          <w:b w:val="0"/>
-          <w:i w:val="0"/>
-          <w:sz w:val="24"/>
-        </w:rPr>
-        <w:t>before fitting. The final modeling matrix contained &lt;=25 features before any</w:t>
-      </w:r>
-    </w:p>
-    <w:p>
-      <w:pPr>
-        <w:spacing w:before="0" w:after="0" w:line="480" w:lineRule="auto"/>
-        <w:jc w:val="left"/>
-      </w:pPr>
-      <w:r>
-        <w:rPr>
-          <w:rFonts w:ascii="Times New Roman" w:hAnsi="Times New Roman"/>
-          <w:b w:val="0"/>
-          <w:i w:val="0"/>
-          <w:sz w:val="24"/>
-        </w:rPr>
-        <w:t>one-hot encoding. A gradient-boosting quantile regressor was fitted for each</w:t>
-      </w:r>
-    </w:p>
-    <w:p>
-      <w:pPr>
-        <w:spacing w:before="0" w:after="0" w:line="480" w:lineRule="auto"/>
-        <w:jc w:val="left"/>
-      </w:pPr>
-      <w:r>
-        <w:rPr>
-          <w:rFonts w:ascii="Times New Roman" w:hAnsi="Times New Roman"/>
-          <w:b w:val="0"/>
-          <w:i w:val="0"/>
-          <w:sz w:val="24"/>
-        </w:rPr>
-        <w:t>block on the training window, with all hyperparameters fixed by validation-year</w:t>
-      </w:r>
-    </w:p>
-    <w:p>
-      <w:pPr>
-        <w:spacing w:before="0" w:after="0" w:line="480" w:lineRule="auto"/>
-        <w:jc w:val="left"/>
-      </w:pPr>
-      <w:r>
-        <w:rPr>
-          <w:rFonts w:ascii="Times New Roman" w:hAnsi="Times New Roman"/>
-          <w:b w:val="0"/>
-          <w:i w:val="0"/>
-          <w:sz w:val="24"/>
-        </w:rPr>
-        <w:t>WIS. We refer to this procedure as covariate-block evaluation rather than</w:t>
-      </w:r>
-    </w:p>
-    <w:p>
-      <w:pPr>
-        <w:spacing w:before="0" w:after="0" w:line="480" w:lineRule="auto"/>
-        <w:jc w:val="left"/>
-      </w:pPr>
-      <w:r>
-        <w:rPr>
-          <w:rFonts w:ascii="Times New Roman" w:hAnsi="Times New Roman"/>
-          <w:b w:val="0"/>
-          <w:i w:val="0"/>
-          <w:sz w:val="24"/>
-        </w:rPr>
-        <w:t>feature ablation to emphasize that each block is evaluated for practical</w:t>
-      </w:r>
-    </w:p>
-    <w:p>
-      <w:pPr>
-        <w:spacing w:before="0" w:after="0" w:line="480" w:lineRule="auto"/>
-        <w:jc w:val="left"/>
-      </w:pPr>
-      <w:r>
-        <w:rPr>
-          <w:rFonts w:ascii="Times New Roman" w:hAnsi="Times New Roman"/>
-          <w:b w:val="0"/>
-          <w:i w:val="0"/>
-          <w:sz w:val="24"/>
-        </w:rPr>
-        <w:t>surveillance value, not for causal attribution.</w:t>
-      </w:r>
-    </w:p>
-    <w:p>
-      <w:pPr>
-        <w:spacing w:before="0" w:after="0" w:line="480" w:lineRule="auto"/>
-        <w:jc w:val="left"/>
-      </w:pPr>
-      <w:r>
-        <w:rPr>
-          <w:rFonts w:ascii="Times New Roman" w:hAnsi="Times New Roman"/>
-          <w:b w:val="0"/>
-          <w:i/>
-          <w:sz w:val="24"/>
-        </w:rPr>
-        <w:t>Penalized Poisson count model (exploratory).</w:t>
-      </w:r>
-      <w:r>
-        <w:rPr>
-          <w:rFonts w:ascii="Times New Roman" w:hAnsi="Times New Roman"/>
-          <w:b w:val="0"/>
-          <w:i w:val="0"/>
-          <w:sz w:val="24"/>
-        </w:rPr>
-        <w:t xml:space="preserve"> A ridge-penalized Poisson</w:t>
-      </w:r>
-    </w:p>
-    <w:p>
-      <w:pPr>
-        <w:spacing w:before="0" w:after="0" w:line="480" w:lineRule="auto"/>
-        <w:jc w:val="left"/>
-      </w:pPr>
-      <w:r>
-        <w:rPr>
-          <w:rFonts w:ascii="Times New Roman" w:hAnsi="Times New Roman"/>
-          <w:b w:val="0"/>
-          <w:i w:val="0"/>
-          <w:sz w:val="24"/>
-        </w:rPr>
-        <w:t>generalized linear model with a log population offset was fitted for each</w:t>
-      </w:r>
-    </w:p>
-    <w:p>
-      <w:pPr>
-        <w:spacing w:before="0" w:after="0" w:line="480" w:lineRule="auto"/>
-        <w:jc w:val="left"/>
-      </w:pPr>
-      <w:r>
-        <w:rPr>
-          <w:rFonts w:ascii="Times New Roman" w:hAnsi="Times New Roman"/>
-          <w:b w:val="0"/>
-          <w:i w:val="0"/>
-          <w:sz w:val="24"/>
-        </w:rPr>
-        <w:t>covariate block. The ridge penalty was applied to non-intercept coefficients; the penalty</w:t>
-      </w:r>
-    </w:p>
-    <w:p>
-      <w:pPr>
-        <w:spacing w:before="0" w:after="0" w:line="480" w:lineRule="auto"/>
-        <w:jc w:val="left"/>
-      </w:pPr>
-      <w:r>
-        <w:rPr>
-          <w:rFonts w:ascii="Times New Roman" w:hAnsi="Times New Roman"/>
-          <w:b w:val="0"/>
-          <w:i w:val="0"/>
-          <w:sz w:val="24"/>
-        </w:rPr>
-        <w:t>parameter alpha was selected on 2022 validation WIS from the set {0.01, 0.1, 1, 10}.</w:t>
-      </w:r>
-    </w:p>
-    <w:p>
-      <w:pPr>
-        <w:spacing w:before="0" w:after="0" w:line="480" w:lineRule="auto"/>
-        <w:jc w:val="left"/>
-      </w:pPr>
-      <w:r>
-        <w:rPr>
-          <w:rFonts w:ascii="Times New Roman" w:hAnsi="Times New Roman"/>
-          <w:b w:val="0"/>
-          <w:i w:val="0"/>
-          <w:sz w:val="24"/>
-        </w:rPr>
-        <w:t>This model was evaluated exploratorily, and coefficients were not interpreted</w:t>
-      </w:r>
-    </w:p>
-    <w:p>
-      <w:pPr>
-        <w:spacing w:before="0" w:after="0" w:line="480" w:lineRule="auto"/>
-        <w:jc w:val="left"/>
-      </w:pPr>
-      <w:r>
-        <w:rPr>
-          <w:rFonts w:ascii="Times New Roman" w:hAnsi="Times New Roman"/>
-          <w:b w:val="0"/>
-          <w:i w:val="0"/>
-          <w:sz w:val="24"/>
-        </w:rPr>
-        <w:t>causally.</w:t>
-      </w:r>
-    </w:p>
-    <w:p>
-      <w:pPr>
-        <w:spacing w:before="120" w:after="0" w:line="480" w:lineRule="auto"/>
-        <w:jc w:val="left"/>
-      </w:pPr>
-      <w:r>
-        <w:rPr>
-          <w:rFonts w:ascii="Times New Roman" w:hAnsi="Times New Roman"/>
-          <w:b/>
-          <w:i/>
-          <w:sz w:val="24"/>
-        </w:rPr>
-        <w:t>Evaluation metrics</w:t>
-      </w:r>
-    </w:p>
-    <w:p>
-      <w:pPr>
-        <w:spacing w:before="0" w:after="0" w:line="480" w:lineRule="auto"/>
-        <w:jc w:val="left"/>
-      </w:pPr>
-      <w:r>
-        <w:rPr>
-          <w:rFonts w:ascii="Times New Roman" w:hAnsi="Times New Roman"/>
-          <w:b w:val="0"/>
-          <w:i w:val="0"/>
-          <w:sz w:val="24"/>
-        </w:rPr>
-        <w:t>Primary metrics were: (i) weighted interval score (WIS), computed for the</w:t>
-      </w:r>
-    </w:p>
-    <w:p>
-      <w:pPr>
-        <w:spacing w:before="0" w:after="0" w:line="480" w:lineRule="auto"/>
-        <w:jc w:val="left"/>
-      </w:pPr>
-      <w:r>
-        <w:rPr>
-          <w:rFonts w:ascii="Times New Roman" w:hAnsi="Times New Roman"/>
-          <w:b w:val="0"/>
-          <w:i w:val="0"/>
-          <w:sz w:val="24"/>
-        </w:rPr>
-        <w:t>central 90% prediction interval per Bracher et al. (16); (ii) 90% empirical</w:t>
-      </w:r>
-    </w:p>
-    <w:p>
-      <w:pPr>
-        <w:spacing w:before="0" w:after="0" w:line="480" w:lineRule="auto"/>
-        <w:jc w:val="left"/>
-      </w:pPr>
-      <w:r>
-        <w:rPr>
-          <w:rFonts w:ascii="Times New Roman" w:hAnsi="Times New Roman"/>
-          <w:b w:val="0"/>
-          <w:i w:val="0"/>
-          <w:sz w:val="24"/>
-        </w:rPr>
-        <w:t>coverage, reported as numerator/denominator (e.g., 16/28) and fraction;</w:t>
-      </w:r>
-    </w:p>
-    <w:p>
-      <w:pPr>
-        <w:spacing w:before="0" w:after="0" w:line="480" w:lineRule="auto"/>
-        <w:jc w:val="left"/>
-      </w:pPr>
-      <w:r>
-        <w:rPr>
-          <w:rFonts w:ascii="Times New Roman" w:hAnsi="Times New Roman"/>
-          <w:b w:val="0"/>
-          <w:i w:val="0"/>
-          <w:sz w:val="24"/>
-        </w:rPr>
-        <w:t>(iii) mean 90% interval width; (iv) mean absolute error (MAE) against the</w:t>
-      </w:r>
-    </w:p>
-    <w:p>
-      <w:pPr>
-        <w:spacing w:before="0" w:after="0" w:line="480" w:lineRule="auto"/>
-        <w:jc w:val="left"/>
-      </w:pPr>
-      <w:r>
-        <w:rPr>
-          <w:rFonts w:ascii="Times New Roman" w:hAnsi="Times New Roman"/>
-          <w:b w:val="0"/>
-          <w:i w:val="0"/>
-          <w:sz w:val="24"/>
-        </w:rPr>
-        <w:t>median prediction; (v) Brier score for any reported case (threshold: &gt;=1 case).</w:t>
-      </w:r>
-    </w:p>
-    <w:p>
-      <w:pPr>
-        <w:spacing w:before="0" w:after="0" w:line="480" w:lineRule="auto"/>
-        <w:jc w:val="left"/>
-      </w:pPr>
-      <w:r>
-        <w:rPr>
-          <w:rFonts w:ascii="Times New Roman" w:hAnsi="Times New Roman"/>
-          <w:b w:val="0"/>
-          <w:i w:val="0"/>
-          <w:sz w:val="24"/>
-        </w:rPr>
-        <w:t>Lower WIS indicates better combined sharpness and calibration. Coverage near</w:t>
-      </w:r>
-    </w:p>
-    <w:p>
-      <w:pPr>
-        <w:spacing w:before="0" w:after="0" w:line="480" w:lineRule="auto"/>
-        <w:jc w:val="left"/>
-      </w:pPr>
-      <w:r>
-        <w:rPr>
-          <w:rFonts w:ascii="Times New Roman" w:hAnsi="Times New Roman"/>
-          <w:b w:val="0"/>
-          <w:i w:val="0"/>
-          <w:sz w:val="24"/>
-        </w:rPr>
-        <w:t>0.90 is nominal; below-nominal coverage indicates underestimated uncertainty;</w:t>
-      </w:r>
-    </w:p>
-    <w:p>
-      <w:pPr>
-        <w:spacing w:before="0" w:after="0" w:line="480" w:lineRule="auto"/>
-        <w:jc w:val="left"/>
-      </w:pPr>
-      <w:r>
-        <w:rPr>
-          <w:rFonts w:ascii="Times New Roman" w:hAnsi="Times New Roman"/>
-          <w:b w:val="0"/>
-          <w:i w:val="0"/>
-          <w:sz w:val="24"/>
-        </w:rPr>
-        <w:t>above-nominal indicates over-wide intervals. No model was ranked by WIS alone:</w:t>
-      </w:r>
-    </w:p>
-    <w:p>
-      <w:pPr>
-        <w:spacing w:before="0" w:after="0" w:line="480" w:lineRule="auto"/>
-        <w:jc w:val="left"/>
-      </w:pPr>
-      <w:r>
-        <w:rPr>
-          <w:rFonts w:ascii="Times New Roman" w:hAnsi="Times New Roman"/>
-          <w:b w:val="0"/>
-          <w:i w:val="0"/>
-          <w:sz w:val="24"/>
-        </w:rPr>
-        <w:t>coverage and interval width must be read jointly with WIS to characterize the</w:t>
-      </w:r>
-    </w:p>
-    <w:p>
-      <w:pPr>
-        <w:spacing w:before="0" w:after="0" w:line="480" w:lineRule="auto"/>
-        <w:jc w:val="left"/>
-      </w:pPr>
-      <w:r>
-        <w:rPr>
-          <w:rFonts w:ascii="Times New Roman" w:hAnsi="Times New Roman"/>
-          <w:b w:val="0"/>
-          <w:i w:val="0"/>
-          <w:sz w:val="24"/>
-        </w:rPr>
-        <w:t>calibration-sharpness tradeoff.</w:t>
-      </w:r>
-    </w:p>
-    <w:p>
-      <w:pPr>
-        <w:spacing w:before="120" w:after="0" w:line="480" w:lineRule="auto"/>
-        <w:jc w:val="left"/>
-      </w:pPr>
-      <w:r>
-        <w:rPr>
-          <w:rFonts w:ascii="Times New Roman" w:hAnsi="Times New Roman"/>
-          <w:b/>
-          <w:i/>
-          <w:sz w:val="24"/>
-        </w:rPr>
-        <w:t>Sensitivity analyses</w:t>
-      </w:r>
-    </w:p>
-    <w:p>
-      <w:pPr>
-        <w:spacing w:before="0" w:after="0" w:line="480" w:lineRule="auto"/>
-        <w:jc w:val="left"/>
-      </w:pPr>
-      <w:r>
-        <w:rPr>
-          <w:rFonts w:ascii="Times New Roman" w:hAnsi="Times New Roman"/>
-          <w:b w:val="0"/>
-          <w:i w:val="0"/>
-          <w:sz w:val="24"/>
-        </w:rPr>
-        <w:t>Three sensitivity scenarios were pre-specified: (i) all 142 rows (primary</w:t>
-      </w:r>
-    </w:p>
-    <w:p>
-      <w:pPr>
-        <w:spacing w:before="0" w:after="0" w:line="480" w:lineRule="auto"/>
-        <w:jc w:val="left"/>
-      </w:pPr>
-      <w:r>
-        <w:rPr>
-          <w:rFonts w:ascii="Times New Roman" w:hAnsi="Times New Roman"/>
-          <w:b w:val="0"/>
-          <w:i w:val="0"/>
-          <w:sz w:val="24"/>
-        </w:rPr>
-        <w:t>analysis); (ii) excluding grade-C rows, removing Belgium 2023 and Cyprus 2023;</w:t>
-      </w:r>
-    </w:p>
-    <w:p>
-      <w:pPr>
-        <w:spacing w:before="0" w:after="0" w:line="480" w:lineRule="auto"/>
-        <w:jc w:val="left"/>
-      </w:pPr>
-      <w:r>
-        <w:rPr>
-          <w:rFonts w:ascii="Times New Roman" w:hAnsi="Times New Roman"/>
-          <w:b w:val="0"/>
-          <w:i w:val="0"/>
-          <w:sz w:val="24"/>
-        </w:rPr>
-        <w:t>and (iii) excluding 2020-2021 COVID-era training rows, where sample size</w:t>
-      </w:r>
-    </w:p>
-    <w:p>
-      <w:pPr>
-        <w:spacing w:before="0" w:after="0" w:line="480" w:lineRule="auto"/>
-        <w:jc w:val="left"/>
-      </w:pPr>
-      <w:r>
-        <w:rPr>
-          <w:rFonts w:ascii="Times New Roman" w:hAnsi="Times New Roman"/>
-          <w:b w:val="0"/>
-          <w:i w:val="0"/>
-          <w:sz w:val="24"/>
-        </w:rPr>
-        <w:t>permitted. Because COVID-era health-system disruption may have affected</w:t>
-      </w:r>
-    </w:p>
-    <w:p>
-      <w:pPr>
-        <w:spacing w:before="0" w:after="0" w:line="480" w:lineRule="auto"/>
-        <w:jc w:val="left"/>
-      </w:pPr>
-      <w:r>
-        <w:rPr>
-          <w:rFonts w:ascii="Times New Roman" w:hAnsi="Times New Roman"/>
-          <w:b w:val="0"/>
-          <w:i w:val="0"/>
-          <w:sz w:val="24"/>
-        </w:rPr>
-        <w:t>reporting completeness and behavior, the third scenario tested whether the</w:t>
-      </w:r>
-    </w:p>
-    <w:p>
-      <w:pPr>
-        <w:spacing w:before="0" w:after="0" w:line="480" w:lineRule="auto"/>
-        <w:jc w:val="left"/>
-      </w:pPr>
-      <w:r>
-        <w:rPr>
-          <w:rFonts w:ascii="Times New Roman" w:hAnsi="Times New Roman"/>
-          <w:b w:val="0"/>
-          <w:i w:val="0"/>
-          <w:sz w:val="24"/>
-        </w:rPr>
-        <w:t>main negative result depended on potentially anomalous training data.</w:t>
-      </w:r>
-    </w:p>
-    <w:p>
-      <w:pPr>
-        <w:spacing w:before="120" w:after="0" w:line="480" w:lineRule="auto"/>
-        <w:jc w:val="left"/>
-      </w:pPr>
-      <w:r>
-        <w:rPr>
-          <w:rFonts w:ascii="Times New Roman" w:hAnsi="Times New Roman"/>
-          <w:b/>
-          <w:i/>
-          <w:sz w:val="24"/>
-        </w:rPr>
-        <w:t>Ethics and reproducibility</w:t>
-      </w:r>
-    </w:p>
-    <w:p>
-      <w:pPr>
-        <w:spacing w:before="0" w:after="0" w:line="480" w:lineRule="auto"/>
-        <w:jc w:val="left"/>
-      </w:pPr>
-      <w:r>
-        <w:rPr>
-          <w:rFonts w:ascii="Times New Roman" w:hAnsi="Times New Roman"/>
-          <w:b w:val="0"/>
-          <w:i w:val="0"/>
-          <w:sz w:val="24"/>
-        </w:rPr>
-        <w:t>This study used aggregate, country-year public surveillance data. No individual-</w:t>
-      </w:r>
-    </w:p>
-    <w:p>
-      <w:pPr>
-        <w:spacing w:before="0" w:after="0" w:line="480" w:lineRule="auto"/>
-        <w:jc w:val="left"/>
-      </w:pPr>
-      <w:r>
-        <w:rPr>
-          <w:rFonts w:ascii="Times New Roman" w:hAnsi="Times New Roman"/>
-          <w:b w:val="0"/>
-          <w:i w:val="0"/>
-          <w:sz w:val="24"/>
-        </w:rPr>
-        <w:t>level, clinical, address-level, or restricted human-subject data were used;</w:t>
-      </w:r>
-    </w:p>
-    <w:p>
-      <w:pPr>
-        <w:spacing w:before="0" w:after="0" w:line="480" w:lineRule="auto"/>
-        <w:jc w:val="left"/>
-      </w:pPr>
-      <w:r>
-        <w:rPr>
-          <w:rFonts w:ascii="Times New Roman" w:hAnsi="Times New Roman"/>
-          <w:b w:val="0"/>
-          <w:i w:val="0"/>
-          <w:sz w:val="24"/>
-        </w:rPr>
-        <w:t>institutional review was not required. All analysis code, processed public-data</w:t>
-      </w:r>
-    </w:p>
-    <w:p>
-      <w:pPr>
-        <w:spacing w:before="0" w:after="0" w:line="480" w:lineRule="auto"/>
-        <w:jc w:val="left"/>
-      </w:pPr>
-      <w:r>
-        <w:rPr>
-          <w:rFonts w:ascii="Times New Roman" w:hAnsi="Times New Roman"/>
-          <w:b w:val="0"/>
-          <w:i w:val="0"/>
-          <w:sz w:val="24"/>
-        </w:rPr>
-        <w:t>tables, and data dictionaries are archived at https://doi.org/10.5281/zenodo.20150542.</w:t>
+        <w:t>verified against the final clean submission archive before portal upload.</w:t>
       </w:r>
     </w:p>
     <w:p>
@@ -3328,21 +1864,6 @@
     </w:p>
     <w:p>
       <w:pPr>
-        <w:spacing w:before="120" w:after="0" w:line="480" w:lineRule="auto"/>
-        <w:jc w:val="left"/>
-      </w:pPr>
-      <w:r>
-        <w:rPr>
-          <w:rFonts w:ascii="Times New Roman" w:hAnsi="Times New Roman"/>
-          <w:b/>
-          <w:i/>
-          <w:sz w:val="24"/>
-        </w:rPr>
-        <w:t>Dataset reconciliation</w:t>
-      </w:r>
-    </w:p>
-    <w:p>
-      <w:pPr>
         <w:spacing w:before="0" w:after="0" w:line="480" w:lineRule="auto"/>
         <w:jc w:val="left"/>
       </w:pPr>
@@ -3353,7 +1874,7 @@
           <w:i w:val="0"/>
           <w:sz w:val="24"/>
         </w:rPr>
-        <w:t>The rebuilt ECDC case table contained 142 country-year rows across 28-29 EU/EEA</w:t>
+        <w:t>The benchmark contained 142 country-year rows. Annual totals reconciled exactly</w:t>
       </w:r>
     </w:p>
     <w:p>
@@ -3368,7 +1889,7 @@
           <w:i w:val="0"/>
           <w:sz w:val="24"/>
         </w:rPr>
-        <w:t>countries for 2019-2023. Annual totals reconciled exactly to ECDC published</w:t>
+        <w:t>to ECDC: 4,088 cases in 2019, 1,693 in 2020, 4,947 in 2021, 2,185 in 2022, and</w:t>
       </w:r>
     </w:p>
     <w:p>
@@ -3383,7 +1904,7 @@
           <w:i w:val="0"/>
           <w:sz w:val="24"/>
         </w:rPr>
-        <w:t>figures: 4,088 cases in 2019, 1,693 in 2020, 4,947 in 2021, 2,185 in 2022, and</w:t>
+        <w:t>1,885 in 2023. Belgium 2023 and Cyprus 2023 were the only grade-C source-quality</w:t>
       </w:r>
     </w:p>
     <w:p>
@@ -3398,7 +1919,7 @@
           <w:i w:val="0"/>
           <w:sz w:val="24"/>
         </w:rPr>
-        <w:t>1,885 in 2023 (Table 1). The marked decrease in 2020 and partial recovery in 2021</w:t>
+        <w:t>rows. World Bank and FAOSTAT covariates were complete for all rows; TerraClimate</w:t>
       </w:r>
     </w:p>
     <w:p>
@@ -3413,7 +1934,7 @@
           <w:i w:val="0"/>
           <w:sz w:val="24"/>
         </w:rPr>
-        <w:t>likely reflect both natural rodent population dynamics and COVID-era reporting</w:t>
+        <w:t>lag-1 variables were complete for non-2019 rows.</w:t>
       </w:r>
     </w:p>
     <w:p>
@@ -3428,7 +1949,7 @@
           <w:i w:val="0"/>
           <w:sz w:val="24"/>
         </w:rPr>
-        <w:t>disruptions that are documented in ECDC surveillance notes. Of 142 rows, 140 were</w:t>
+        <w:t>In validation year 2022, the empirical negative-binomial baseline had the lowest</w:t>
       </w:r>
     </w:p>
     <w:p>
@@ -3443,7 +1964,7 @@
           <w:i w:val="0"/>
           <w:sz w:val="24"/>
         </w:rPr>
-        <w:t>grade B (comprehensive); Belgium 2023 and Cyprus 2023 were assigned grade C.</w:t>
+        <w:t>WIS, 47.17, and complete coverage, 29/29, but used wide intervals (mean width</w:t>
       </w:r>
     </w:p>
     <w:p>
@@ -3458,7 +1979,7 @@
           <w:i w:val="0"/>
           <w:sz w:val="24"/>
         </w:rPr>
-        <w:t>No missing values were present for World Bank or FAOSTAT covariates. TerraClimate</w:t>
+        <w:t>694.2 cases). The country historical mean-rate baseline had narrower intervals</w:t>
       </w:r>
     </w:p>
     <w:p>
@@ -3473,7 +1994,7 @@
           <w:i w:val="0"/>
           <w:sz w:val="24"/>
         </w:rPr>
-        <w:t>lag-1 climate features were complete for all 114 non-2019 country-year rows.</w:t>
+        <w:t>(21.07 cases) but lower coverage, 18/29. The best covariate block, all public</w:t>
       </w:r>
     </w:p>
     <w:p>
@@ -3488,7 +2009,7 @@
           <w:i w:val="0"/>
           <w:sz w:val="24"/>
         </w:rPr>
-        <w:t>MODIS vegetation data were excluded from the analysis because quality-masked</w:t>
+        <w:t>features, had WIS 74.46 and coverage 22/29 (Table 2).</w:t>
       </w:r>
     </w:p>
     <w:p>
@@ -3503,38 +2024,14 @@
           <w:i w:val="0"/>
           <w:sz w:val="24"/>
         </w:rPr>
-        <w:t>aggregation did not pass the pre-specified gate.</w:t>
+        <w:t>In the 2023 test year, the last-observed country-rate baseline had the lowest</w:t>
       </w:r>
     </w:p>
     <w:p>
       <w:pPr>
-        <w:spacing w:before="120" w:after="0" w:line="480" w:lineRule="auto"/>
-        <w:jc w:val="left"/>
-      </w:pPr>
-      <w:r>
-        <w:rPr>
-          <w:rFonts w:ascii="Times New Roman" w:hAnsi="Times New Roman"/>
-          <w:b/>
-          <w:i/>
-          <w:sz w:val="24"/>
-        </w:rPr>
-        <w:t>Baseline performance</w:t>
-      </w:r>
-    </w:p>
-    <w:p>
-      <w:pPr>
         <w:spacing w:before="0" w:after="0" w:line="480" w:lineRule="auto"/>
         <w:jc w:val="left"/>
       </w:pPr>
-      <w:r>
-        <w:rPr>
-          <w:rFonts w:ascii="Times New Roman" w:hAnsi="Times New Roman"/>
-          <w:b w:val="0"/>
-          <w:i/>
-          <w:sz w:val="24"/>
-        </w:rPr>
-        <w:t>Validation year (2022, n = 29 countries).</w:t>
-      </w:r>
       <w:r>
         <w:rPr>
           <w:rFonts w:ascii="Times New Roman" w:hAnsi="Times New Roman"/>
@@ -3542,7 +2039,7 @@
           <w:i w:val="0"/>
           <w:sz w:val="24"/>
         </w:rPr>
-        <w:t xml:space="preserve"> The empirical negative-binomial</w:t>
+        <w:t>WIS, 42.86, and narrowest intervals (14.61 cases), but undercovered observed</w:t>
       </w:r>
     </w:p>
     <w:p>
@@ -3557,7 +2054,7 @@
           <w:i w:val="0"/>
           <w:sz w:val="24"/>
         </w:rPr>
-        <w:t>baseline achieved the lowest WIS (47.17) and complete 90% coverage (29/29,</w:t>
+        <w:t>counts, 16/28. Negative-binomial baselines covered all observations, 28/28, but</w:t>
       </w:r>
     </w:p>
     <w:p>
@@ -3572,7 +2069,7 @@
           <w:i w:val="0"/>
           <w:sz w:val="24"/>
         </w:rPr>
-        <w:t>100%), but at the cost of very wide prediction intervals (mean width 694.2</w:t>
+        <w:t>used intervals averaging approximately 660 cases. This produced a</w:t>
       </w:r>
     </w:p>
     <w:p>
@@ -3587,7 +2084,7 @@
           <w:i w:val="0"/>
           <w:sz w:val="24"/>
         </w:rPr>
-        <w:t>reported cases; Table 2). The country historical mean-rate baseline had narrower</w:t>
+        <w:t>calibration-sharpness tradeoff rather than a deployable forecasting model</w:t>
       </w:r>
     </w:p>
     <w:p>
@@ -3602,7 +2099,7 @@
           <w:i w:val="0"/>
           <w:sz w:val="24"/>
         </w:rPr>
-        <w:t>intervals (21.07 cases) but higher WIS (65.58) and below-nominal coverage</w:t>
+        <w:t>(Figure 2).</w:t>
       </w:r>
     </w:p>
     <w:p>
@@ -3617,7 +2114,7 @@
           <w:i w:val="0"/>
           <w:sz w:val="24"/>
         </w:rPr>
-        <w:t>(18/29, 62%). The last-observed country-rate baseline performed poorly in 2022</w:t>
+        <w:t>No public-covariate block passed the promotion rule. The best covariate block in</w:t>
       </w:r>
     </w:p>
     <w:p>
@@ -3632,7 +2129,7 @@
           <w:i w:val="0"/>
           <w:sz w:val="24"/>
         </w:rPr>
-        <w:t>(WIS 101.5; coverage 16/29, 55%).</w:t>
+        <w:t>2023 was land use, with WIS 318.55, coverage 19/28, and mean interval width</w:t>
       </w:r>
     </w:p>
     <w:p>
@@ -3640,15 +2137,6 @@
         <w:spacing w:before="0" w:after="0" w:line="480" w:lineRule="auto"/>
         <w:jc w:val="left"/>
       </w:pPr>
-      <w:r>
-        <w:rPr>
-          <w:rFonts w:ascii="Times New Roman" w:hAnsi="Times New Roman"/>
-          <w:b w:val="0"/>
-          <w:i/>
-          <w:sz w:val="24"/>
-        </w:rPr>
-        <w:t>Test year (2023, n = 28 countries).</w:t>
-      </w:r>
       <w:r>
         <w:rPr>
           <w:rFonts w:ascii="Times New Roman" w:hAnsi="Times New Roman"/>
@@ -3656,7 +2144,7 @@
           <w:i w:val="0"/>
           <w:sz w:val="24"/>
         </w:rPr>
-        <w:t xml:space="preserve"> The last-observed country-rate baseline</w:t>
+        <w:t>325.87 cases. The all-public block had WIS 331.31 and coverage 18/28. The</w:t>
       </w:r>
     </w:p>
     <w:p>
@@ -3671,7 +2159,7 @@
           <w:i w:val="0"/>
           <w:sz w:val="24"/>
         </w:rPr>
-        <w:t>achieved the lowest WIS (42.86) and the narrowest mean prediction intervals</w:t>
+        <w:t>exploratory penalized Poisson land-use model improved over other Poisson</w:t>
       </w:r>
     </w:p>
     <w:p>
@@ -3686,7 +2174,7 @@
           <w:i w:val="0"/>
           <w:sz w:val="24"/>
         </w:rPr>
-        <w:t>(14.61 reported cases), but its 90% empirical coverage was substantially below</w:t>
+        <w:t>variants but failed calibration badly: WIS 159.37 and coverage 9/28. These</w:t>
       </w:r>
     </w:p>
     <w:p>
@@ -3701,7 +2189,7 @@
           <w:i w:val="0"/>
           <w:sz w:val="24"/>
         </w:rPr>
-        <w:t>nominal (16/28, 57%). The empirical and hierarchical negative-binomial baselines</w:t>
+        <w:t>models were sharper than overdispersed baselines but too miscalibrated for</w:t>
       </w:r>
     </w:p>
     <w:p>
@@ -3716,7 +2204,7 @@
           <w:i w:val="0"/>
           <w:sz w:val="24"/>
         </w:rPr>
-        <w:t>covered all 28 observed counts (28/28, 100%) but used substantially wider</w:t>
+        <w:t>public-health use.</w:t>
       </w:r>
     </w:p>
     <w:p>
@@ -3731,7 +2219,7 @@
           <w:i w:val="0"/>
           <w:sz w:val="24"/>
         </w:rPr>
-        <w:t>prediction intervals (mean width approximately 660 reported cases). The country</w:t>
+        <w:t>Surveillance-quality sensitivity did not rescue covariate models (Table 3).</w:t>
       </w:r>
     </w:p>
     <w:p>
@@ -3746,7 +2234,7 @@
           <w:i w:val="0"/>
           <w:sz w:val="24"/>
         </w:rPr>
-        <w:t>historical mean-rate baseline had an intermediate WIS (52.47) but below-nominal</w:t>
+        <w:t>Excluding Belgium 2023 and Cyprus 2023 left land use as the best covariate</w:t>
       </w:r>
     </w:p>
     <w:p>
@@ -3761,7 +2249,7 @@
           <w:i w:val="0"/>
           <w:sz w:val="24"/>
         </w:rPr>
-        <w:t>coverage (15/28, 54%).</w:t>
+        <w:t>block, but WIS worsened to 341.62 and coverage was 17/26. Excluding 2020-2021</w:t>
       </w:r>
     </w:p>
     <w:p>
@@ -3776,7 +2264,7 @@
           <w:i w:val="0"/>
           <w:sz w:val="24"/>
         </w:rPr>
-        <w:t>The 2023 results exposed a pronounced calibration-sharpness tradeoff (Figure 2):</w:t>
+        <w:t>training rows produced near-nominal coverage for the all-public block, 25/28,</w:t>
       </w:r>
     </w:p>
     <w:p>
@@ -3791,7 +2279,7 @@
           <w:i w:val="0"/>
           <w:sz w:val="24"/>
         </w:rPr>
-        <w:t>the sharpest baseline undercovered observed counts; the best-covering baselines</w:t>
+        <w:t>but only with very wide intervals (mean width 764.02 cases) and WIS 75.85,</w:t>
       </w:r>
     </w:p>
     <w:p>
@@ -3806,7 +2294,7 @@
           <w:i w:val="0"/>
           <w:sz w:val="24"/>
         </w:rPr>
-        <w:t>used implausibly wide intervals that would be uninformative for surveillance</w:t>
+        <w:t>still above the best simple 2023 baseline. A flagged-row indicator did not</w:t>
       </w:r>
     </w:p>
     <w:p>
@@ -3821,7 +2309,7 @@
           <w:i w:val="0"/>
           <w:sz w:val="24"/>
         </w:rPr>
-        <w:t>communication. No single baseline simultaneously achieved near-nominal 90%</w:t>
+        <w:t>change the primary ranking.</w:t>
       </w:r>
     </w:p>
     <w:p>
@@ -3836,22 +2324,7 @@
           <w:i w:val="0"/>
           <w:sz w:val="24"/>
         </w:rPr>
-        <w:t>coverage and meaningfully narrow prediction intervals.</w:t>
-      </w:r>
-    </w:p>
-    <w:p>
-      <w:pPr>
-        <w:spacing w:before="120" w:after="0" w:line="480" w:lineRule="auto"/>
-        <w:jc w:val="left"/>
-      </w:pPr>
-      <w:r>
-        <w:rPr>
-          <w:rFonts w:ascii="Times New Roman" w:hAnsi="Times New Roman"/>
-          <w:b/>
-          <w:i/>
-          <w:sz w:val="24"/>
-        </w:rPr>
-        <w:t>Covariate-block evaluation</w:t>
+        <w:t>Leave-one-country-out influence analysis showed that the conclusion was not</w:t>
       </w:r>
     </w:p>
     <w:p>
@@ -3866,7 +2339,7 @@
           <w:i w:val="0"/>
           <w:sz w:val="24"/>
         </w:rPr>
-        <w:t>None of the five covariate blocks passed the pre-specified promotion rule in the</w:t>
+        <w:t>driven solely by Finland or Germany (Figure 3; Appendix). Removing Finland</w:t>
       </w:r>
     </w:p>
     <w:p>
@@ -3881,7 +2354,7 @@
           <w:i w:val="0"/>
           <w:sz w:val="24"/>
         </w:rPr>
-        <w:t>2023 test year. The best-performing covariate block in 2023 was the land-use</w:t>
+        <w:t>reduced the best covariate-block WIS from 318.55 to 280.53 and kept the best</w:t>
       </w:r>
     </w:p>
     <w:p>
@@ -3896,7 +2369,7 @@
           <w:i w:val="0"/>
           <w:sz w:val="24"/>
         </w:rPr>
-        <w:t>block (mean WIS 318.5; 90% coverage 19/28, 68%), which was more than seven times</w:t>
+        <w:t>feature set as land use; removing Germany reduced WIS to 306.35 and also kept</w:t>
       </w:r>
     </w:p>
     <w:p>
@@ -3911,7 +2384,7 @@
           <w:i w:val="0"/>
           <w:sz w:val="24"/>
         </w:rPr>
-        <w:t>worse on WIS than the best simple baseline (42.86). The all-public feature set</w:t>
+        <w:t>land use as best. In neither case did a covariate block beat the best</w:t>
       </w:r>
     </w:p>
     <w:p>
@@ -3926,7 +2399,7 @@
           <w:i w:val="0"/>
           <w:sz w:val="24"/>
         </w:rPr>
-        <w:t>had the worst 2023 WIS among covariate blocks (331.3; coverage 18/28, 64%). All</w:t>
+        <w:t>surveillance baseline. Calibration localization showed that 2023 interval</w:t>
       </w:r>
     </w:p>
     <w:p>
@@ -3941,7 +2414,7 @@
           <w:i w:val="0"/>
           <w:sz w:val="24"/>
         </w:rPr>
-        <w:t>covariate blocks showed substantial WIS deterioration from the 2022 validation</w:t>
+        <w:t>failures were distributed across countries and model families rather than</w:t>
       </w:r>
     </w:p>
     <w:p>
@@ -3956,7 +2429,7 @@
           <w:i w:val="0"/>
           <w:sz w:val="24"/>
         </w:rPr>
-        <w:t>year to the 2023 test year: for example, the all-public block was better than</w:t>
+        <w:t>limited to one flagged row.</w:t>
       </w:r>
     </w:p>
     <w:p>
@@ -3971,7 +2444,7 @@
           <w:i w:val="0"/>
           <w:sz w:val="24"/>
         </w:rPr>
-        <w:t>the last-observed baseline in 2022 but worse than the country historical mean</w:t>
+        <w:t>The redesigned detectability screen reported a maximum null covariate-selection</w:t>
       </w:r>
     </w:p>
     <w:p>
@@ -3986,7 +2459,7 @@
           <w:i w:val="0"/>
           <w:sz w:val="24"/>
         </w:rPr>
-        <w:t>baseline (WIS 74.46 vs. 65.58), then degraded sharply in 2023. This</w:t>
+        <w:t>probability of 0.000 across tested overdispersion and missingness settings. For</w:t>
       </w:r>
     </w:p>
     <w:p>
@@ -4001,7 +2474,7 @@
           <w:i w:val="0"/>
           <w:sz w:val="24"/>
         </w:rPr>
-        <w:t>validation-to-test</w:t>
+        <w:t>moderate and large simulated effects, selection probabilities increased under</w:t>
       </w:r>
     </w:p>
     <w:p>
@@ -4016,7 +2489,7 @@
           <w:i w:val="0"/>
           <w:sz w:val="24"/>
         </w:rPr>
-        <w:t>instability indicates that the covariate associations learned on the 2019-2021</w:t>
+        <w:t>some scenarios, indicating that the screen could detect strong injected effects</w:t>
       </w:r>
     </w:p>
     <w:p>
@@ -4031,7 +2504,7 @@
           <w:i w:val="0"/>
           <w:sz w:val="24"/>
         </w:rPr>
-        <w:t>training window did not transfer reliably to the 2023 test year. Public</w:t>
+        <w:t>under its conservative selection rule. These simulations do not prove that</w:t>
       </w:r>
     </w:p>
     <w:p>
@@ -4046,7 +2519,7 @@
           <w:i w:val="0"/>
           <w:sz w:val="24"/>
         </w:rPr>
-        <w:t>demographic, land-use, and climate covariates did not provide a stable,</w:t>
+        <w:t>covariates have no biological effect; they indicate that the observed sample</w:t>
       </w:r>
     </w:p>
     <w:p>
@@ -4061,472 +2534,7 @@
           <w:i w:val="0"/>
           <w:sz w:val="24"/>
         </w:rPr>
-        <w:t>calibrated improvement over surveillance history at the country-year annual scale.</w:t>
-      </w:r>
-    </w:p>
-    <w:p>
-      <w:pPr>
-        <w:spacing w:before="120" w:after="0" w:line="480" w:lineRule="auto"/>
-        <w:jc w:val="left"/>
-      </w:pPr>
-      <w:r>
-        <w:rPr>
-          <w:rFonts w:ascii="Times New Roman" w:hAnsi="Times New Roman"/>
-          <w:b/>
-          <w:i/>
-          <w:sz w:val="24"/>
-        </w:rPr>
-        <w:t>Penalized Poisson count model (exploratory)</w:t>
-      </w:r>
-    </w:p>
-    <w:p>
-      <w:pPr>
-        <w:spacing w:before="0" w:after="0" w:line="480" w:lineRule="auto"/>
-        <w:jc w:val="left"/>
-      </w:pPr>
-      <w:r>
-        <w:rPr>
-          <w:rFonts w:ascii="Times New Roman" w:hAnsi="Times New Roman"/>
-          <w:b w:val="0"/>
-          <w:i w:val="0"/>
-          <w:sz w:val="24"/>
-        </w:rPr>
-        <w:t>The best-performing penalized Poisson model in 2023 used the land-use feature</w:t>
-      </w:r>
-    </w:p>
-    <w:p>
-      <w:pPr>
-        <w:spacing w:before="0" w:after="0" w:line="480" w:lineRule="auto"/>
-        <w:jc w:val="left"/>
-      </w:pPr>
-      <w:r>
-        <w:rPr>
-          <w:rFonts w:ascii="Times New Roman" w:hAnsi="Times New Roman"/>
-          <w:b w:val="0"/>
-          <w:i w:val="0"/>
-          <w:sz w:val="24"/>
-        </w:rPr>
-        <w:t>set with penalty parameter alpha = 0.01 (mean WIS 159.4; 90% coverage 9/28, 32%).</w:t>
-      </w:r>
-    </w:p>
-    <w:p>
-      <w:pPr>
-        <w:spacing w:before="0" w:after="0" w:line="480" w:lineRule="auto"/>
-        <w:jc w:val="left"/>
-      </w:pPr>
-      <w:r>
-        <w:rPr>
-          <w:rFonts w:ascii="Times New Roman" w:hAnsi="Times New Roman"/>
-          <w:b w:val="0"/>
-          <w:i w:val="0"/>
-          <w:sz w:val="24"/>
-        </w:rPr>
-        <w:t>This model failed the promotion rule on every criterion: WIS was more than</w:t>
-      </w:r>
-    </w:p>
-    <w:p>
-      <w:pPr>
-        <w:spacing w:before="0" w:after="0" w:line="480" w:lineRule="auto"/>
-        <w:jc w:val="left"/>
-      </w:pPr>
-      <w:r>
-        <w:rPr>
-          <w:rFonts w:ascii="Times New Roman" w:hAnsi="Times New Roman"/>
-          <w:b w:val="0"/>
-          <w:i w:val="0"/>
-          <w:sz w:val="24"/>
-        </w:rPr>
-        <w:t>three times worse than the best simple baseline; coverage was approximately</w:t>
-      </w:r>
-    </w:p>
-    <w:p>
-      <w:pPr>
-        <w:spacing w:before="0" w:after="0" w:line="480" w:lineRule="auto"/>
-        <w:jc w:val="left"/>
-      </w:pPr>
-      <w:r>
-        <w:rPr>
-          <w:rFonts w:ascii="Times New Roman" w:hAnsi="Times New Roman"/>
-          <w:b w:val="0"/>
-          <w:i w:val="0"/>
-          <w:sz w:val="24"/>
-        </w:rPr>
-        <w:t>one-third of the nominal 90%; interval width was narrow (28.82 cases) because</w:t>
-      </w:r>
-    </w:p>
-    <w:p>
-      <w:pPr>
-        <w:spacing w:before="0" w:after="0" w:line="480" w:lineRule="auto"/>
-        <w:jc w:val="left"/>
-      </w:pPr>
-      <w:r>
-        <w:rPr>
-          <w:rFonts w:ascii="Times New Roman" w:hAnsi="Times New Roman"/>
-          <w:b w:val="0"/>
-          <w:i w:val="0"/>
-          <w:sz w:val="24"/>
-        </w:rPr>
-        <w:t>the model's point estimates were too certain, producing sharp but systematically</w:t>
-      </w:r>
-    </w:p>
-    <w:p>
-      <w:pPr>
-        <w:spacing w:before="0" w:after="0" w:line="480" w:lineRule="auto"/>
-        <w:jc w:val="left"/>
-      </w:pPr>
-      <w:r>
-        <w:rPr>
-          <w:rFonts w:ascii="Times New Roman" w:hAnsi="Times New Roman"/>
-          <w:b w:val="0"/>
-          <w:i w:val="0"/>
-          <w:sz w:val="24"/>
-        </w:rPr>
-        <w:t>miscalibrated forecasts. The count model exploratory results are consistent</w:t>
-      </w:r>
-    </w:p>
-    <w:p>
-      <w:pPr>
-        <w:spacing w:before="0" w:after="0" w:line="480" w:lineRule="auto"/>
-        <w:jc w:val="left"/>
-      </w:pPr>
-      <w:r>
-        <w:rPr>
-          <w:rFonts w:ascii="Times New Roman" w:hAnsi="Times New Roman"/>
-          <w:b w:val="0"/>
-          <w:i w:val="0"/>
-          <w:sz w:val="24"/>
-        </w:rPr>
-        <w:t>with the gradient-boosting covariate-block evaluation: public annual covariates</w:t>
-      </w:r>
-    </w:p>
-    <w:p>
-      <w:pPr>
-        <w:spacing w:before="0" w:after="0" w:line="480" w:lineRule="auto"/>
-        <w:jc w:val="left"/>
-      </w:pPr>
-      <w:r>
-        <w:rPr>
-          <w:rFonts w:ascii="Times New Roman" w:hAnsi="Times New Roman"/>
-          <w:b w:val="0"/>
-          <w:i w:val="0"/>
-          <w:sz w:val="24"/>
-        </w:rPr>
-        <w:t>do not provide the signal needed to support calibrated country-level forecasts</w:t>
-      </w:r>
-    </w:p>
-    <w:p>
-      <w:pPr>
-        <w:spacing w:before="0" w:after="0" w:line="480" w:lineRule="auto"/>
-        <w:jc w:val="left"/>
-      </w:pPr>
-      <w:r>
-        <w:rPr>
-          <w:rFonts w:ascii="Times New Roman" w:hAnsi="Times New Roman"/>
-          <w:b w:val="0"/>
-          <w:i w:val="0"/>
-          <w:sz w:val="24"/>
-        </w:rPr>
-        <w:t>for sparse EU/EEA hantavirus data.</w:t>
-      </w:r>
-    </w:p>
-    <w:p>
-      <w:pPr>
-        <w:spacing w:before="120" w:after="0" w:line="480" w:lineRule="auto"/>
-        <w:jc w:val="left"/>
-      </w:pPr>
-      <w:r>
-        <w:rPr>
-          <w:rFonts w:ascii="Times New Roman" w:hAnsi="Times New Roman"/>
-          <w:b/>
-          <w:i/>
-          <w:sz w:val="24"/>
-        </w:rPr>
-        <w:t>Country-level incidence map</w:t>
-      </w:r>
-    </w:p>
-    <w:p>
-      <w:pPr>
-        <w:spacing w:before="0" w:after="0" w:line="480" w:lineRule="auto"/>
-        <w:jc w:val="left"/>
-      </w:pPr>
-      <w:r>
-        <w:rPr>
-          <w:rFonts w:ascii="Times New Roman" w:hAnsi="Times New Roman"/>
-          <w:b w:val="0"/>
-          <w:i w:val="0"/>
-          <w:sz w:val="24"/>
-        </w:rPr>
-        <w:t>Figure 1 shows country-level reported hantavirus incidence per 100,000</w:t>
-      </w:r>
-    </w:p>
-    <w:p>
-      <w:pPr>
-        <w:spacing w:before="0" w:after="0" w:line="480" w:lineRule="auto"/>
-        <w:jc w:val="left"/>
-      </w:pPr>
-      <w:r>
-        <w:rPr>
-          <w:rFonts w:ascii="Times New Roman" w:hAnsi="Times New Roman"/>
-          <w:b w:val="0"/>
-          <w:i w:val="0"/>
-          <w:sz w:val="24"/>
-        </w:rPr>
-        <w:t>population for 2023. Incidence was highest in Finland and Germany, consistent</w:t>
-      </w:r>
-    </w:p>
-    <w:p>
-      <w:pPr>
-        <w:spacing w:before="0" w:after="0" w:line="480" w:lineRule="auto"/>
-        <w:jc w:val="left"/>
-      </w:pPr>
-      <w:r>
-        <w:rPr>
-          <w:rFonts w:ascii="Times New Roman" w:hAnsi="Times New Roman"/>
-          <w:b w:val="0"/>
-          <w:i w:val="0"/>
-          <w:sz w:val="24"/>
-        </w:rPr>
-        <w:t>with the known ecology of Puumala virus and bank vole population peaks in</w:t>
-      </w:r>
-    </w:p>
-    <w:p>
-      <w:pPr>
-        <w:spacing w:before="0" w:after="0" w:line="480" w:lineRule="auto"/>
-        <w:jc w:val="left"/>
-      </w:pPr>
-      <w:r>
-        <w:rPr>
-          <w:rFonts w:ascii="Times New Roman" w:hAnsi="Times New Roman"/>
-          <w:b w:val="0"/>
-          <w:i w:val="0"/>
-          <w:sz w:val="24"/>
-        </w:rPr>
-        <w:t>northern Europe in that year. Most EU/EEA countries reported fewer than 1 case</w:t>
-      </w:r>
-    </w:p>
-    <w:p>
-      <w:pPr>
-        <w:spacing w:before="0" w:after="0" w:line="480" w:lineRule="auto"/>
-        <w:jc w:val="left"/>
-      </w:pPr>
-      <w:r>
-        <w:rPr>
-          <w:rFonts w:ascii="Times New Roman" w:hAnsi="Times New Roman"/>
-          <w:b w:val="0"/>
-          <w:i w:val="0"/>
-          <w:sz w:val="24"/>
-        </w:rPr>
-        <w:t>per 100,000 or zero cases. Several countries  -  particularly in southern and</w:t>
-      </w:r>
-    </w:p>
-    <w:p>
-      <w:pPr>
-        <w:spacing w:before="0" w:after="0" w:line="480" w:lineRule="auto"/>
-        <w:jc w:val="left"/>
-      </w:pPr>
-      <w:r>
-        <w:rPr>
-          <w:rFonts w:ascii="Times New Roman" w:hAnsi="Times New Roman"/>
-          <w:b w:val="0"/>
-          <w:i w:val="0"/>
-          <w:sz w:val="24"/>
-        </w:rPr>
-        <w:t>eastern Europe  -  reported zero cases, reflecting a combination of genuine low</w:t>
-      </w:r>
-    </w:p>
-    <w:p>
-      <w:pPr>
-        <w:spacing w:before="0" w:after="0" w:line="480" w:lineRule="auto"/>
-        <w:jc w:val="left"/>
-      </w:pPr>
-      <w:r>
-        <w:rPr>
-          <w:rFonts w:ascii="Times New Roman" w:hAnsi="Times New Roman"/>
-          <w:b w:val="0"/>
-          <w:i w:val="0"/>
-          <w:sz w:val="24"/>
-        </w:rPr>
-        <w:t>incidence and possible underdiagnosis or underreporting under heterogeneous</w:t>
-      </w:r>
-    </w:p>
-    <w:p>
-      <w:pPr>
-        <w:spacing w:before="0" w:after="0" w:line="480" w:lineRule="auto"/>
-        <w:jc w:val="left"/>
-      </w:pPr>
-      <w:r>
-        <w:rPr>
-          <w:rFonts w:ascii="Times New Roman" w:hAnsi="Times New Roman"/>
-          <w:b w:val="0"/>
-          <w:i w:val="0"/>
-          <w:sz w:val="24"/>
-        </w:rPr>
-        <w:t>national surveillance systems. The map shows country-level surveillance totals</w:t>
-      </w:r>
-    </w:p>
-    <w:p>
-      <w:pPr>
-        <w:spacing w:before="0" w:after="0" w:line="480" w:lineRule="auto"/>
-        <w:jc w:val="left"/>
-      </w:pPr>
-      <w:r>
-        <w:rPr>
-          <w:rFonts w:ascii="Times New Roman" w:hAnsi="Times New Roman"/>
-          <w:b w:val="0"/>
-          <w:i w:val="0"/>
-          <w:sz w:val="24"/>
-        </w:rPr>
-        <w:t>only; no within-country spatial variation is implied.</w:t>
-      </w:r>
-    </w:p>
-    <w:p>
-      <w:pPr>
-        <w:spacing w:before="120" w:after="0" w:line="480" w:lineRule="auto"/>
-        <w:jc w:val="left"/>
-      </w:pPr>
-      <w:r>
-        <w:rPr>
-          <w:rFonts w:ascii="Times New Roman" w:hAnsi="Times New Roman"/>
-          <w:b/>
-          <w:i/>
-          <w:sz w:val="24"/>
-        </w:rPr>
-        <w:t>Sensitivity analyses</w:t>
-      </w:r>
-    </w:p>
-    <w:p>
-      <w:pPr>
-        <w:spacing w:before="0" w:after="0" w:line="480" w:lineRule="auto"/>
-        <w:jc w:val="left"/>
-      </w:pPr>
-      <w:r>
-        <w:rPr>
-          <w:rFonts w:ascii="Times New Roman" w:hAnsi="Times New Roman"/>
-          <w:b w:val="0"/>
-          <w:i w:val="0"/>
-          <w:sz w:val="24"/>
-        </w:rPr>
-        <w:t>Excluding grade-C rows (Belgium and Cyprus 2023, n = 26 test countries) did</w:t>
-      </w:r>
-    </w:p>
-    <w:p>
-      <w:pPr>
-        <w:spacing w:before="0" w:after="0" w:line="480" w:lineRule="auto"/>
-        <w:jc w:val="left"/>
-      </w:pPr>
-      <w:r>
-        <w:rPr>
-          <w:rFonts w:ascii="Times New Roman" w:hAnsi="Times New Roman"/>
-          <w:b w:val="0"/>
-          <w:i w:val="0"/>
-          <w:sz w:val="24"/>
-        </w:rPr>
-        <w:t>not change the main conclusion: the best covariate block (land use) had a</w:t>
-      </w:r>
-    </w:p>
-    <w:p>
-      <w:pPr>
-        <w:spacing w:before="0" w:after="0" w:line="480" w:lineRule="auto"/>
-        <w:jc w:val="left"/>
-      </w:pPr>
-      <w:r>
-        <w:rPr>
-          <w:rFonts w:ascii="Times New Roman" w:hAnsi="Times New Roman"/>
-          <w:b w:val="0"/>
-          <w:i w:val="0"/>
-          <w:sz w:val="24"/>
-        </w:rPr>
-        <w:t>2023 WIS of 341.6 (vs. 318.5 in the primary analysis), and covariate-augmented</w:t>
-      </w:r>
-    </w:p>
-    <w:p>
-      <w:pPr>
-        <w:spacing w:before="0" w:after="0" w:line="480" w:lineRule="auto"/>
-        <w:jc w:val="left"/>
-      </w:pPr>
-      <w:r>
-        <w:rPr>
-          <w:rFonts w:ascii="Times New Roman" w:hAnsi="Times New Roman"/>
-          <w:b w:val="0"/>
-          <w:i w:val="0"/>
-          <w:sz w:val="24"/>
-        </w:rPr>
-        <w:t>models did not outperform simple surveillance-history baselines. Excluding</w:t>
-      </w:r>
-    </w:p>
-    <w:p>
-      <w:pPr>
-        <w:spacing w:before="0" w:after="0" w:line="480" w:lineRule="auto"/>
-        <w:jc w:val="left"/>
-      </w:pPr>
-      <w:r>
-        <w:rPr>
-          <w:rFonts w:ascii="Times New Roman" w:hAnsi="Times New Roman"/>
-          <w:b w:val="0"/>
-          <w:i w:val="0"/>
-          <w:sz w:val="24"/>
-        </w:rPr>
-        <w:t>2020-2021 COVID-era training rows shifted numerical WIS values but did not</w:t>
-      </w:r>
-    </w:p>
-    <w:p>
-      <w:pPr>
-        <w:spacing w:before="0" w:after="0" w:line="480" w:lineRule="auto"/>
-        <w:jc w:val="left"/>
-      </w:pPr>
-      <w:r>
-        <w:rPr>
-          <w:rFonts w:ascii="Times New Roman" w:hAnsi="Times New Roman"/>
-          <w:b w:val="0"/>
-          <w:i w:val="0"/>
-          <w:sz w:val="24"/>
-        </w:rPr>
-        <w:t>reverse the negative result; the all-public covariate block under this scenario</w:t>
-      </w:r>
-    </w:p>
-    <w:p>
-      <w:pPr>
-        <w:spacing w:before="0" w:after="0" w:line="480" w:lineRule="auto"/>
-        <w:jc w:val="left"/>
-      </w:pPr>
-      <w:r>
-        <w:rPr>
-          <w:rFonts w:ascii="Times New Roman" w:hAnsi="Times New Roman"/>
-          <w:b w:val="0"/>
-          <w:i w:val="0"/>
-          <w:sz w:val="24"/>
-        </w:rPr>
-        <w:t>had a 2023 WIS of 75.85, above the best simple baseline, and approached nominal</w:t>
-      </w:r>
-    </w:p>
-    <w:p>
-      <w:pPr>
-        <w:spacing w:before="0" w:after="0" w:line="480" w:lineRule="auto"/>
-        <w:jc w:val="left"/>
-      </w:pPr>
-      <w:r>
-        <w:rPr>
-          <w:rFonts w:ascii="Times New Roman" w:hAnsi="Times New Roman"/>
-          <w:b w:val="0"/>
-          <w:i w:val="0"/>
-          <w:sz w:val="24"/>
-        </w:rPr>
-        <w:t>coverage only with very wide intervals (89% coverage; mean width 764 cases).</w:t>
-      </w:r>
-    </w:p>
-    <w:p>
-      <w:pPr>
-        <w:spacing w:before="0" w:after="0" w:line="480" w:lineRule="auto"/>
-        <w:jc w:val="left"/>
-      </w:pPr>
-      <w:r>
-        <w:rPr>
-          <w:rFonts w:ascii="Times New Roman" w:hAnsi="Times New Roman"/>
-          <w:b w:val="0"/>
-          <w:i w:val="0"/>
-          <w:sz w:val="24"/>
-        </w:rPr>
-        <w:t>The central finding was robust across all three sensitivity scenarios.</w:t>
+        <w:t>structure has limited ability to justify promotion of modest covariate effects.</w:t>
       </w:r>
     </w:p>
     <w:p>
@@ -4556,7 +2564,7 @@
           <w:i w:val="0"/>
           <w:sz w:val="24"/>
         </w:rPr>
-        <w:t>The central finding of this benchmark is that sparse annual country-level EU/EEA</w:t>
+        <w:t>In this retrospective EU/EEA country-year benchmark, public covariates did not</w:t>
       </w:r>
     </w:p>
     <w:p>
@@ -4571,7 +2579,7 @@
           <w:i w:val="0"/>
           <w:sz w:val="24"/>
         </w:rPr>
-        <w:t>public surveillance data support transparent probabilistic evaluation but not</w:t>
+        <w:t>provide stable, calibrated improvement over surveillance-history baselines for</w:t>
       </w:r>
     </w:p>
     <w:p>
@@ -4586,7 +2594,7 @@
           <w:i w:val="0"/>
           <w:sz w:val="24"/>
         </w:rPr>
-        <w:t>stable covariate-driven prediction. In 2023, the lowest WIS was achieved by</w:t>
+        <w:t>one-year-ahead reported hantavirus incidence. The practical finding is not that</w:t>
       </w:r>
     </w:p>
     <w:p>
@@ -4601,7 +2609,7 @@
           <w:i w:val="0"/>
           <w:sz w:val="24"/>
         </w:rPr>
-        <w:t>a simple last-observed country-rate baseline, yet this baseline undercovered</w:t>
+        <w:t>"modeling failed." The finding is that sparse annual public surveillance data</w:t>
       </w:r>
     </w:p>
     <w:p>
@@ -4616,7 +2624,7 @@
           <w:i w:val="0"/>
           <w:sz w:val="24"/>
         </w:rPr>
-        <w:t>observed counts. Negative-binomial baselines achieved complete empirical coverage</w:t>
+        <w:t>create a forecasting ceiling: sharp models undercovered observed counts, whereas</w:t>
       </w:r>
     </w:p>
     <w:p>
@@ -4631,7 +2639,7 @@
           <w:i w:val="0"/>
           <w:sz w:val="24"/>
         </w:rPr>
-        <w:t xml:space="preserve">by producing prediction intervals that span hundreds of reported cases  - </w:t>
+        <w:t>well-covered baselines required intervals too wide to guide operational</w:t>
       </w:r>
     </w:p>
     <w:p>
@@ -4646,7 +2654,7 @@
           <w:i w:val="0"/>
           <w:sz w:val="24"/>
         </w:rPr>
-        <w:t>intervals that are nominally correct but operationally uninformative.</w:t>
+        <w:t>interpretation.</w:t>
       </w:r>
     </w:p>
     <w:p>
@@ -4661,7 +2669,7 @@
           <w:i w:val="0"/>
           <w:sz w:val="24"/>
         </w:rPr>
-        <w:t>No covariate-augmented model improved upon both dimensions simultaneously. The</w:t>
+        <w:t>This result has public-health meaning. Before richer environmental covariates</w:t>
       </w:r>
     </w:p>
     <w:p>
@@ -4676,7 +2684,7 @@
           <w:i w:val="0"/>
           <w:sz w:val="24"/>
         </w:rPr>
-        <w:t>negative result is the public-health result: sparse annual public data did not</w:t>
+        <w:t>can support credible pan-European annual forecasts, surveillance metadata must</w:t>
       </w:r>
     </w:p>
     <w:p>
@@ -4691,7 +2699,7 @@
           <w:i w:val="0"/>
           <w:sz w:val="24"/>
         </w:rPr>
-        <w:t>support stable covariate-driven improvement over simple surveillance history.</w:t>
+        <w:t>better distinguish true incidence changes from reporting completeness,</w:t>
       </w:r>
     </w:p>
     <w:p>
@@ -4706,7 +2714,7 @@
           <w:i w:val="0"/>
           <w:sz w:val="24"/>
         </w:rPr>
-        <w:t>This finding should temper operational claims and motivate better surveillance</w:t>
+        <w:t>case-definition, testing, and ascertainment changes. Standardized completeness</w:t>
       </w:r>
     </w:p>
     <w:p>
@@ -4721,7 +2729,7 @@
           <w:i w:val="0"/>
           <w:sz w:val="24"/>
         </w:rPr>
-        <w:t>inputs rather than more complex modeling.</w:t>
+        <w:t>flags, harmonized source metadata, longer comparable panels, and explicit</w:t>
       </w:r>
     </w:p>
     <w:p>
@@ -4736,7 +2744,7 @@
           <w:i w:val="0"/>
           <w:sz w:val="24"/>
         </w:rPr>
-        <w:t>For routine surveillance practice, the benchmark establishes two concrete</w:t>
+        <w:t>uncertainty reporting are likely to improve public surveillance evaluation more</w:t>
       </w:r>
     </w:p>
     <w:p>
@@ -4751,7 +2759,7 @@
           <w:i w:val="0"/>
           <w:sz w:val="24"/>
         </w:rPr>
-        <w:t>standards. First, any model proposed for EU/EEA hantavirus surveillance</w:t>
+        <w:t>than adding coarse public covariates alone.</w:t>
       </w:r>
     </w:p>
     <w:p>
@@ -4766,7 +2774,7 @@
           <w:i w:val="0"/>
           <w:sz w:val="24"/>
         </w:rPr>
-        <w:t>evaluation should be assessed against both WIS and 90% empirical coverage,</w:t>
+        <w:t>Our findings do not contradict high-resolution German Puumala warning systems.</w:t>
       </w:r>
     </w:p>
     <w:p>
@@ -4781,7 +2789,7 @@
           <w:i w:val="0"/>
           <w:sz w:val="24"/>
         </w:rPr>
-        <w:t>not against point accuracy alone. A model that appears to have low mean absolute</w:t>
+        <w:t>Those studies used district-level German data and biologically relevant</w:t>
       </w:r>
     </w:p>
     <w:p>
@@ -4796,7 +2804,7 @@
           <w:i w:val="0"/>
           <w:sz w:val="24"/>
         </w:rPr>
-        <w:t>error can simultaneously undercover observed counts, overstating confidence in</w:t>
+        <w:t>predictors in a more internally consistent setting (4,5). This study tests a</w:t>
       </w:r>
     </w:p>
     <w:p>
@@ -4811,7 +2819,7 @@
           <w:i w:val="0"/>
           <w:sz w:val="24"/>
         </w:rPr>
-        <w:t xml:space="preserve">its predictions. Second, simple baselines  -  last-observed rate, historical mean  - </w:t>
+        <w:t>harder and different question: what can be inferred from public EU/EEA</w:t>
       </w:r>
     </w:p>
     <w:p>
@@ -4826,7 +2834,7 @@
           <w:i w:val="0"/>
           <w:sz w:val="24"/>
         </w:rPr>
-        <w:t>are stronger than they appear: their median predictions were often closer to</w:t>
+        <w:t>country-year annual reporting across heterogeneous surveillance systems? The</w:t>
       </w:r>
     </w:p>
     <w:p>
@@ -4841,7 +2849,7 @@
           <w:i w:val="0"/>
           <w:sz w:val="24"/>
         </w:rPr>
-        <w:t>observations than those of covariate-augmented models, and their uncertainty</w:t>
+        <w:t>answer is intentionally conservative.</w:t>
       </w:r>
     </w:p>
     <w:p>
@@ -4856,7 +2864,7 @@
           <w:i w:val="0"/>
           <w:sz w:val="24"/>
         </w:rPr>
-        <w:t>intervals were narrower and more interpretable than overdispersed</w:t>
+        <w:t>The benchmark also shows why baseline-standardized probabilistic evaluation is</w:t>
       </w:r>
     </w:p>
     <w:p>
@@ -4871,7 +2879,7 @@
           <w:i w:val="0"/>
           <w:sz w:val="24"/>
         </w:rPr>
-        <w:t>negative-binomial alternatives. Predictive statements from public annual data</w:t>
+        <w:t>valuable for public health forecasting design. EID has published infectious</w:t>
       </w:r>
     </w:p>
     <w:p>
@@ -4886,7 +2894,7 @@
           <w:i w:val="0"/>
           <w:sz w:val="24"/>
         </w:rPr>
-        <w:t>without baseline comparisons risk overstating value.</w:t>
+        <w:t>disease forecast-evaluation work using WIS and baseline comparisons to assess</w:t>
       </w:r>
     </w:p>
     <w:p>
@@ -4901,7 +2909,7 @@
           <w:i w:val="0"/>
           <w:sz w:val="24"/>
         </w:rPr>
-        <w:t>The calibration-sharpness tradeoff documented here has direct relevance for</w:t>
+        <w:t>practical forecasting systems (11). Here, WIS alone would have favored a sharp</w:t>
       </w:r>
     </w:p>
     <w:p>
@@ -4916,7 +2924,7 @@
           <w:i w:val="0"/>
           <w:sz w:val="24"/>
         </w:rPr>
-        <w:t>risk communication during periods of heightened public attention to hantavirus.</w:t>
+        <w:t>baseline in 2023, but coverage showed that the model was overconfident. Reading</w:t>
       </w:r>
     </w:p>
     <w:p>
@@ -4931,7 +2939,7 @@
           <w:i w:val="0"/>
           <w:sz w:val="24"/>
         </w:rPr>
-        <w:t>When a surveillance system can produce a sharp forecast (narrow interval, low</w:t>
+        <w:t>WIS, coverage, and interval width together prevents false precision.</w:t>
       </w:r>
     </w:p>
     <w:p>
@@ -4946,7 +2954,7 @@
           <w:i w:val="0"/>
           <w:sz w:val="24"/>
         </w:rPr>
-        <w:t>WIS) only by systematically undercovering observed values, that sharpness is</w:t>
+        <w:t>Limitations are substantial. The panel contains only five annual years and 142</w:t>
       </w:r>
     </w:p>
     <w:p>
@@ -4961,7 +2969,7 @@
           <w:i w:val="0"/>
           <w:sz w:val="24"/>
         </w:rPr>
-        <w:t>an artifact of overconfidence rather than genuine predictive signal. Communicating</w:t>
+        <w:t>country-year rows. Country-level aggregation masks subnational exposure,</w:t>
       </w:r>
     </w:p>
     <w:p>
@@ -4976,7 +2984,7 @@
           <w:i w:val="0"/>
           <w:sz w:val="24"/>
         </w:rPr>
-        <w:t>this tradeoff to public health practitioners and to the media can help prevent</w:t>
+        <w:t>reservoir ecology, and reporting heterogeneity. Reported cases are not true</w:t>
       </w:r>
     </w:p>
     <w:p>
@@ -4991,7 +2999,7 @@
           <w:i w:val="0"/>
           <w:sz w:val="24"/>
         </w:rPr>
-        <w:t>the false precision that follows from reporting a point estimate without its</w:t>
+        <w:t>infection burden. COVID-era years may reflect health-system disruption. Belgium</w:t>
       </w:r>
     </w:p>
     <w:p>
@@ -5006,7 +3014,7 @@
           <w:i w:val="0"/>
           <w:sz w:val="24"/>
         </w:rPr>
-        <w:t>calibration context. The social amplification of risk literature documents how</w:t>
+        <w:t>2023 and Cyprus 2023 have source-quality caveats. Covariates were public and</w:t>
       </w:r>
     </w:p>
     <w:p>
@@ -5021,7 +3029,7 @@
           <w:i w:val="0"/>
           <w:sz w:val="24"/>
         </w:rPr>
-        <w:t>overconfident quantitative claims can amplify public concern disproportionately</w:t>
+        <w:t>coarse; no nonpublic subnational surveillance or systematic reservoir data were</w:t>
       </w:r>
     </w:p>
     <w:p>
@@ -5036,7 +3044,7 @@
           <w:i w:val="0"/>
           <w:sz w:val="24"/>
         </w:rPr>
-        <w:t>to epidemiologic probability (8); transparent calibration benchmarks provide</w:t>
+        <w:t>used. All evaluations were retrospective, and no prospective validation was</w:t>
       </w:r>
     </w:p>
     <w:p>
@@ -5051,7 +3059,7 @@
           <w:i w:val="0"/>
           <w:sz w:val="24"/>
         </w:rPr>
-        <w:t>practitioners with the evidence needed to resist this amplification.</w:t>
+        <w:t>performed. No causal inference is made from any covariate association, and no</w:t>
       </w:r>
     </w:p>
     <w:p>
@@ -5066,7 +3074,7 @@
           <w:i w:val="0"/>
           <w:sz w:val="24"/>
         </w:rPr>
-        <w:t>The value of this benchmark is not that it produces a deployable predictor.</w:t>
+        <w:t>within-country risk map is implied by the figures.</w:t>
       </w:r>
     </w:p>
     <w:p>
@@ -5081,7 +3089,7 @@
           <w:i w:val="0"/>
           <w:sz w:val="24"/>
         </w:rPr>
-        <w:t>Its value is that it makes false precision visible.</w:t>
+        <w:t>An open benchmark for reported hantavirus incidence in EU/EEA countries,</w:t>
       </w:r>
     </w:p>
     <w:p>
@@ -5096,7 +3104,7 @@
           <w:i w:val="0"/>
           <w:sz w:val="24"/>
         </w:rPr>
-        <w:t>The data limitations identified by this benchmark point toward productive</w:t>
+        <w:t>2019-2023, shows that public country-year surveillance is valuable for</w:t>
       </w:r>
     </w:p>
     <w:p>
@@ -5111,7 +3119,7 @@
           <w:i w:val="0"/>
           <w:sz w:val="24"/>
         </w:rPr>
-        <w:t>surveillance improvements. Subnational data, where rodent habitat is more</w:t>
+        <w:t>transparent evaluation but too sparse and heterogeneous for confident</w:t>
       </w:r>
     </w:p>
     <w:p>
@@ -5126,7 +3134,7 @@
           <w:i w:val="0"/>
           <w:sz w:val="24"/>
         </w:rPr>
-        <w:t>homogeneous, would reduce ecological aggregation bias. Systematic reservoir host</w:t>
+        <w:t>covariate-driven forecasting claims. Standardized completeness metadata, longer</w:t>
       </w:r>
     </w:p>
     <w:p>
@@ -5141,7 +3149,7 @@
           <w:i w:val="0"/>
           <w:sz w:val="24"/>
         </w:rPr>
-        <w:t>density data would provide mechanistic signal that public climate and land-use</w:t>
+        <w:t>panels, and calibrated uncertainty reporting are prerequisites for stronger</w:t>
       </w:r>
     </w:p>
     <w:p>
@@ -5156,487 +3164,7 @@
           <w:i w:val="0"/>
           <w:sz w:val="24"/>
         </w:rPr>
-        <w:t>covariates cannot. Longer comparable annual panels would improve training sample</w:t>
-      </w:r>
-    </w:p>
-    <w:p>
-      <w:pPr>
-        <w:spacing w:before="0" w:after="0" w:line="480" w:lineRule="auto"/>
-        <w:jc w:val="left"/>
-      </w:pPr>
-      <w:r>
-        <w:rPr>
-          <w:rFonts w:ascii="Times New Roman" w:hAnsi="Times New Roman"/>
-          <w:b w:val="0"/>
-          <w:i w:val="0"/>
-          <w:sz w:val="24"/>
-        </w:rPr>
-        <w:t>size and reduce dependence on COVID-era data. Better harmonization of case</w:t>
-      </w:r>
-    </w:p>
-    <w:p>
-      <w:pPr>
-        <w:spacing w:before="0" w:after="0" w:line="480" w:lineRule="auto"/>
-        <w:jc w:val="left"/>
-      </w:pPr>
-      <w:r>
-        <w:rPr>
-          <w:rFonts w:ascii="Times New Roman" w:hAnsi="Times New Roman"/>
-          <w:b w:val="0"/>
-          <w:i w:val="0"/>
-          <w:sz w:val="24"/>
-        </w:rPr>
-        <w:t>definitions and surveillance completeness reporting across EU/EEA member states</w:t>
-      </w:r>
-    </w:p>
-    <w:p>
-      <w:pPr>
-        <w:spacing w:before="0" w:after="0" w:line="480" w:lineRule="auto"/>
-        <w:jc w:val="left"/>
-      </w:pPr>
-      <w:r>
-        <w:rPr>
-          <w:rFonts w:ascii="Times New Roman" w:hAnsi="Times New Roman"/>
-          <w:b w:val="0"/>
-          <w:i w:val="0"/>
-          <w:sz w:val="24"/>
-        </w:rPr>
-        <w:t>would reduce the noise currently captured by quality-grade flags. These</w:t>
-      </w:r>
-    </w:p>
-    <w:p>
-      <w:pPr>
-        <w:spacing w:before="0" w:after="0" w:line="480" w:lineRule="auto"/>
-        <w:jc w:val="left"/>
-      </w:pPr>
-      <w:r>
-        <w:rPr>
-          <w:rFonts w:ascii="Times New Roman" w:hAnsi="Times New Roman"/>
-          <w:b w:val="0"/>
-          <w:i w:val="0"/>
-          <w:sz w:val="24"/>
-        </w:rPr>
-        <w:t>structural improvements are more useful than adding coarser public covariates</w:t>
-      </w:r>
-    </w:p>
-    <w:p>
-      <w:pPr>
-        <w:spacing w:before="0" w:after="0" w:line="480" w:lineRule="auto"/>
-        <w:jc w:val="left"/>
-      </w:pPr>
-      <w:r>
-        <w:rPr>
-          <w:rFonts w:ascii="Times New Roman" w:hAnsi="Times New Roman"/>
-          <w:b w:val="0"/>
-          <w:i w:val="0"/>
-          <w:sz w:val="24"/>
-        </w:rPr>
-        <w:t>to an already sparse annual panel.</w:t>
-      </w:r>
-    </w:p>
-    <w:p>
-      <w:pPr>
-        <w:spacing w:before="0" w:after="0" w:line="480" w:lineRule="auto"/>
-        <w:jc w:val="left"/>
-      </w:pPr>
-      <w:r>
-        <w:rPr>
-          <w:rFonts w:ascii="Times New Roman" w:hAnsi="Times New Roman"/>
-          <w:b w:val="0"/>
-          <w:i w:val="0"/>
-          <w:sz w:val="24"/>
-        </w:rPr>
-        <w:t>Limitations. This benchmark has five annual reporting years, which severely</w:t>
-      </w:r>
-    </w:p>
-    <w:p>
-      <w:pPr>
-        <w:spacing w:before="0" w:after="0" w:line="480" w:lineRule="auto"/>
-        <w:jc w:val="left"/>
-      </w:pPr>
-      <w:r>
-        <w:rPr>
-          <w:rFonts w:ascii="Times New Roman" w:hAnsi="Times New Roman"/>
-          <w:b w:val="0"/>
-          <w:i w:val="0"/>
-          <w:sz w:val="24"/>
-        </w:rPr>
-        <w:t>limits statistical power to detect covariate effects. Country-year aggregation</w:t>
-      </w:r>
-    </w:p>
-    <w:p>
-      <w:pPr>
-        <w:spacing w:before="0" w:after="0" w:line="480" w:lineRule="auto"/>
-        <w:jc w:val="left"/>
-      </w:pPr>
-      <w:r>
-        <w:rPr>
-          <w:rFonts w:ascii="Times New Roman" w:hAnsi="Times New Roman"/>
-          <w:b w:val="0"/>
-          <w:i w:val="0"/>
-          <w:sz w:val="24"/>
-        </w:rPr>
-        <w:t>masks within-country spatial and temporal heterogeneity in exposure and</w:t>
-      </w:r>
-    </w:p>
-    <w:p>
-      <w:pPr>
-        <w:spacing w:before="0" w:after="0" w:line="480" w:lineRule="auto"/>
-        <w:jc w:val="left"/>
-      </w:pPr>
-      <w:r>
-        <w:rPr>
-          <w:rFonts w:ascii="Times New Roman" w:hAnsi="Times New Roman"/>
-          <w:b w:val="0"/>
-          <w:i w:val="0"/>
-          <w:sz w:val="24"/>
-        </w:rPr>
-        <w:t>reporting. Reported incidence reflects reporting completeness and health-seeking</w:t>
-      </w:r>
-    </w:p>
-    <w:p>
-      <w:pPr>
-        <w:spacing w:before="0" w:after="0" w:line="480" w:lineRule="auto"/>
-        <w:jc w:val="left"/>
-      </w:pPr>
-      <w:r>
-        <w:rPr>
-          <w:rFonts w:ascii="Times New Roman" w:hAnsi="Times New Roman"/>
-          <w:b w:val="0"/>
-          <w:i w:val="0"/>
-          <w:sz w:val="24"/>
-        </w:rPr>
-        <w:t>behavior as well as true infection burden; the benchmark evaluates reported counts,</w:t>
-      </w:r>
-    </w:p>
-    <w:p>
-      <w:pPr>
-        <w:spacing w:before="0" w:after="0" w:line="480" w:lineRule="auto"/>
-        <w:jc w:val="left"/>
-      </w:pPr>
-      <w:r>
-        <w:rPr>
-          <w:rFonts w:ascii="Times New Roman" w:hAnsi="Times New Roman"/>
-          <w:b w:val="0"/>
-          <w:i w:val="0"/>
-          <w:sz w:val="24"/>
-        </w:rPr>
-        <w:t>not unbiased burden estimates. Reporting heterogeneity across EU/EEA member</w:t>
-      </w:r>
-    </w:p>
-    <w:p>
-      <w:pPr>
-        <w:spacing w:before="0" w:after="0" w:line="480" w:lineRule="auto"/>
-        <w:jc w:val="left"/>
-      </w:pPr>
-      <w:r>
-        <w:rPr>
-          <w:rFonts w:ascii="Times New Roman" w:hAnsi="Times New Roman"/>
-          <w:b w:val="0"/>
-          <w:i w:val="0"/>
-          <w:sz w:val="24"/>
-        </w:rPr>
-        <w:t>states is documented but not fully modeled. Belgium 2023 and Cyprus 2023 carry</w:t>
-      </w:r>
-    </w:p>
-    <w:p>
-      <w:pPr>
-        <w:spacing w:before="0" w:after="0" w:line="480" w:lineRule="auto"/>
-        <w:jc w:val="left"/>
-      </w:pPr>
-      <w:r>
-        <w:rPr>
-          <w:rFonts w:ascii="Times New Roman" w:hAnsi="Times New Roman"/>
-          <w:b w:val="0"/>
-          <w:i w:val="0"/>
-          <w:sz w:val="24"/>
-        </w:rPr>
-        <w:t>grade-C quality flags for surveillance-system changes. The 2020-2021 training</w:t>
-      </w:r>
-    </w:p>
-    <w:p>
-      <w:pPr>
-        <w:spacing w:before="0" w:after="0" w:line="480" w:lineRule="auto"/>
-        <w:jc w:val="left"/>
-      </w:pPr>
-      <w:r>
-        <w:rPr>
-          <w:rFonts w:ascii="Times New Roman" w:hAnsi="Times New Roman"/>
-          <w:b w:val="0"/>
-          <w:i w:val="0"/>
-          <w:sz w:val="24"/>
-        </w:rPr>
-        <w:t>years may reflect COVID-era health-system disruptions that altered reporting</w:t>
-      </w:r>
-    </w:p>
-    <w:p>
-      <w:pPr>
-        <w:spacing w:before="0" w:after="0" w:line="480" w:lineRule="auto"/>
-        <w:jc w:val="left"/>
-      </w:pPr>
-      <w:r>
-        <w:rPr>
-          <w:rFonts w:ascii="Times New Roman" w:hAnsi="Times New Roman"/>
-          <w:b w:val="0"/>
-          <w:i w:val="0"/>
-          <w:sz w:val="24"/>
-        </w:rPr>
-        <w:t>independently of true hantavirus incidence. All evaluations are retrospective;</w:t>
-      </w:r>
-    </w:p>
-    <w:p>
-      <w:pPr>
-        <w:spacing w:before="0" w:after="0" w:line="480" w:lineRule="auto"/>
-        <w:jc w:val="left"/>
-      </w:pPr>
-      <w:r>
-        <w:rPr>
-          <w:rFonts w:ascii="Times New Roman" w:hAnsi="Times New Roman"/>
-          <w:b w:val="0"/>
-          <w:i w:val="0"/>
-          <w:sz w:val="24"/>
-        </w:rPr>
-        <w:t>no prospective validation was conducted. No causal inference is made from any</w:t>
-      </w:r>
-    </w:p>
-    <w:p>
-      <w:pPr>
-        <w:spacing w:before="0" w:after="0" w:line="480" w:lineRule="auto"/>
-        <w:jc w:val="left"/>
-      </w:pPr>
-      <w:r>
-        <w:rPr>
-          <w:rFonts w:ascii="Times New Roman" w:hAnsi="Times New Roman"/>
-          <w:b w:val="0"/>
-          <w:i w:val="0"/>
-          <w:sz w:val="24"/>
-        </w:rPr>
-        <w:t>covariate association. MODIS vegetation data were excluded because quality-masked</w:t>
-      </w:r>
-    </w:p>
-    <w:p>
-      <w:pPr>
-        <w:spacing w:before="0" w:after="0" w:line="480" w:lineRule="auto"/>
-        <w:jc w:val="left"/>
-      </w:pPr>
-      <w:r>
-        <w:rPr>
-          <w:rFonts w:ascii="Times New Roman" w:hAnsi="Times New Roman"/>
-          <w:b w:val="0"/>
-          <w:i w:val="0"/>
-          <w:sz w:val="24"/>
-        </w:rPr>
-        <w:t>aggregation did not pass the pre-specified gate; vegetation claims are not made.</w:t>
-      </w:r>
-    </w:p>
-    <w:p>
-      <w:pPr>
-        <w:spacing w:before="0" w:after="0" w:line="480" w:lineRule="auto"/>
-        <w:jc w:val="left"/>
-      </w:pPr>
-      <w:r>
-        <w:rPr>
-          <w:rFonts w:ascii="Times New Roman" w:hAnsi="Times New Roman"/>
-          <w:b w:val="0"/>
-          <w:i w:val="0"/>
-          <w:sz w:val="24"/>
-        </w:rPr>
-        <w:t>Results apply specifically to EU/EEA public annual reported surveillance and</w:t>
-      </w:r>
-    </w:p>
-    <w:p>
-      <w:pPr>
-        <w:spacing w:before="0" w:after="0" w:line="480" w:lineRule="auto"/>
-        <w:jc w:val="left"/>
-      </w:pPr>
-      <w:r>
-        <w:rPr>
-          <w:rFonts w:ascii="Times New Roman" w:hAnsi="Times New Roman"/>
-          <w:b w:val="0"/>
-          <w:i w:val="0"/>
-          <w:sz w:val="24"/>
-        </w:rPr>
-        <w:t>should not be generalized to other surveillance systems, syndrome definitions,</w:t>
-      </w:r>
-    </w:p>
-    <w:p>
-      <w:pPr>
-        <w:spacing w:before="0" w:after="0" w:line="480" w:lineRule="auto"/>
-        <w:jc w:val="left"/>
-      </w:pPr>
-      <w:r>
-        <w:rPr>
-          <w:rFonts w:ascii="Times New Roman" w:hAnsi="Times New Roman"/>
-          <w:b w:val="0"/>
-          <w:i w:val="0"/>
-          <w:sz w:val="24"/>
-        </w:rPr>
-        <w:t>geographic settings, or temporal resolutions. This benchmark does not model</w:t>
-      </w:r>
-    </w:p>
-    <w:p>
-      <w:pPr>
-        <w:spacing w:before="0" w:after="0" w:line="480" w:lineRule="auto"/>
-        <w:jc w:val="left"/>
-      </w:pPr>
-      <w:r>
-        <w:rPr>
-          <w:rFonts w:ascii="Times New Roman" w:hAnsi="Times New Roman"/>
-          <w:b w:val="0"/>
-          <w:i w:val="0"/>
-          <w:sz w:val="24"/>
-        </w:rPr>
-        <w:t>human-to-human hantavirus transmission; no such modeling was attempted.</w:t>
-      </w:r>
-    </w:p>
-    <w:p>
-      <w:pPr>
-        <w:spacing w:before="0" w:after="0" w:line="480" w:lineRule="auto"/>
-        <w:jc w:val="left"/>
-      </w:pPr>
-      <w:r>
-        <w:rPr>
-          <w:rFonts w:ascii="Times New Roman" w:hAnsi="Times New Roman"/>
-          <w:b w:val="0"/>
-          <w:i w:val="0"/>
-          <w:sz w:val="24"/>
-        </w:rPr>
-        <w:t>Conclusion. An open reproducible benchmark for reported hantavirus incidence</w:t>
-      </w:r>
-    </w:p>
-    <w:p>
-      <w:pPr>
-        <w:spacing w:before="0" w:after="0" w:line="480" w:lineRule="auto"/>
-        <w:jc w:val="left"/>
-      </w:pPr>
-      <w:r>
-        <w:rPr>
-          <w:rFonts w:ascii="Times New Roman" w:hAnsi="Times New Roman"/>
-          <w:b w:val="0"/>
-          <w:i w:val="0"/>
-          <w:sz w:val="24"/>
-        </w:rPr>
-        <w:t>in EU/EEA countries, 2019-2023, shows that simple surveillance-history baselines</w:t>
-      </w:r>
-    </w:p>
-    <w:p>
-      <w:pPr>
-        <w:spacing w:before="0" w:after="0" w:line="480" w:lineRule="auto"/>
-        <w:jc w:val="left"/>
-      </w:pPr>
-      <w:r>
-        <w:rPr>
-          <w:rFonts w:ascii="Times New Roman" w:hAnsi="Times New Roman"/>
-          <w:b w:val="0"/>
-          <w:i w:val="0"/>
-          <w:sz w:val="24"/>
-        </w:rPr>
-        <w:t>are difficult to beat with public annual country-level data. The calibration-</w:t>
-      </w:r>
-    </w:p>
-    <w:p>
-      <w:pPr>
-        <w:spacing w:before="0" w:after="0" w:line="480" w:lineRule="auto"/>
-        <w:jc w:val="left"/>
-      </w:pPr>
-      <w:r>
-        <w:rPr>
-          <w:rFonts w:ascii="Times New Roman" w:hAnsi="Times New Roman"/>
-          <w:b w:val="0"/>
-          <w:i w:val="0"/>
-          <w:sz w:val="24"/>
-        </w:rPr>
-        <w:t>sharpness tradeoff documented here quantifies the uncertainty that public health</w:t>
-      </w:r>
-    </w:p>
-    <w:p>
-      <w:pPr>
-        <w:spacing w:before="0" w:after="0" w:line="480" w:lineRule="auto"/>
-        <w:jc w:val="left"/>
-      </w:pPr>
-      <w:r>
-        <w:rPr>
-          <w:rFonts w:ascii="Times New Roman" w:hAnsi="Times New Roman"/>
-          <w:b w:val="0"/>
-          <w:i w:val="0"/>
-          <w:sz w:val="24"/>
-        </w:rPr>
-        <w:t>practitioners should acknowledge when interpreting or communicating annual</w:t>
-      </w:r>
-    </w:p>
-    <w:p>
-      <w:pPr>
-        <w:spacing w:before="0" w:after="0" w:line="480" w:lineRule="auto"/>
-        <w:jc w:val="left"/>
-      </w:pPr>
-      <w:r>
-        <w:rPr>
-          <w:rFonts w:ascii="Times New Roman" w:hAnsi="Times New Roman"/>
-          <w:b w:val="0"/>
-          <w:i w:val="0"/>
-          <w:sz w:val="24"/>
-        </w:rPr>
-        <w:t>hantavirus surveillance data, particularly during periods of heightened public</w:t>
-      </w:r>
-    </w:p>
-    <w:p>
-      <w:pPr>
-        <w:spacing w:before="0" w:after="0" w:line="480" w:lineRule="auto"/>
-        <w:jc w:val="left"/>
-      </w:pPr>
-      <w:r>
-        <w:rPr>
-          <w:rFonts w:ascii="Times New Roman" w:hAnsi="Times New Roman"/>
-          <w:b w:val="0"/>
-          <w:i w:val="0"/>
-          <w:sz w:val="24"/>
-        </w:rPr>
-        <w:t xml:space="preserve">attention to rare zoonotic events. Improving surveillance infrastructure  - </w:t>
-      </w:r>
-    </w:p>
-    <w:p>
-      <w:pPr>
-        <w:spacing w:before="0" w:after="0" w:line="480" w:lineRule="auto"/>
-        <w:jc w:val="left"/>
-      </w:pPr>
-      <w:r>
-        <w:rPr>
-          <w:rFonts w:ascii="Times New Roman" w:hAnsi="Times New Roman"/>
-          <w:b w:val="0"/>
-          <w:i w:val="0"/>
-          <w:sz w:val="24"/>
-        </w:rPr>
-        <w:t>subnational resolution, longer panels, systematic reservoir data  -  is a more</w:t>
-      </w:r>
-    </w:p>
-    <w:p>
-      <w:pPr>
-        <w:spacing w:before="0" w:after="0" w:line="480" w:lineRule="auto"/>
-        <w:jc w:val="left"/>
-      </w:pPr>
-      <w:r>
-        <w:rPr>
-          <w:rFonts w:ascii="Times New Roman" w:hAnsi="Times New Roman"/>
-          <w:b w:val="0"/>
-          <w:i w:val="0"/>
-          <w:sz w:val="24"/>
-        </w:rPr>
-        <w:t>productive path to calibrated EU/EEA hantavirus risk assessment than adding</w:t>
-      </w:r>
-    </w:p>
-    <w:p>
-      <w:pPr>
-        <w:spacing w:before="0" w:after="0" w:line="480" w:lineRule="auto"/>
-        <w:jc w:val="left"/>
-      </w:pPr>
-      <w:r>
-        <w:rPr>
-          <w:rFonts w:ascii="Times New Roman" w:hAnsi="Times New Roman"/>
-          <w:b w:val="0"/>
-          <w:i w:val="0"/>
-          <w:sz w:val="24"/>
-        </w:rPr>
-        <w:t>coarse public covariates to sparse annual counts.</w:t>
+        <w:t>pan-European hantavirus forecasting from public data.</w:t>
       </w:r>
     </w:p>
     <w:p>
@@ -5666,7 +3194,7 @@
           <w:i w:val="0"/>
           <w:sz w:val="24"/>
         </w:rPr>
-        <w:t>The author thanks the European Centre for Disease Prevention and Control (ECDC)</w:t>
+        <w:t>The author thanks ECDC, World Bank Open Data, FAOSTAT, TerraClimate, and Natural</w:t>
       </w:r>
     </w:p>
     <w:p>
@@ -5681,7 +3209,7 @@
           <w:i w:val="0"/>
           <w:sz w:val="24"/>
         </w:rPr>
-        <w:t>for publicly accessible Annual Epidemiological Reports, and the following open</w:t>
+        <w:t>Earth for publicly accessible data. Artificial intelligence tools were used to</w:t>
       </w:r>
     </w:p>
     <w:p>
@@ -5696,7 +3224,7 @@
           <w:i w:val="0"/>
           <w:sz w:val="24"/>
         </w:rPr>
-        <w:t>data providers: World Bank Open Data, FAOSTAT, TerraClimate, and Natural Earth.</w:t>
+        <w:t>assist with manuscript planning, language editing, and pre-submission quality</w:t>
       </w:r>
     </w:p>
     <w:p>
@@ -5711,7 +3239,7 @@
           <w:i w:val="0"/>
           <w:sz w:val="24"/>
         </w:rPr>
-        <w:t>Artificial intelligence assistance was used for manuscript planning, language</w:t>
+        <w:t>checks. No confidential or nonpublic data were entered into AI tools. The author</w:t>
       </w:r>
     </w:p>
     <w:p>
@@ -5726,7 +3254,7 @@
           <w:i w:val="0"/>
           <w:sz w:val="24"/>
         </w:rPr>
-        <w:t>editing, and pre-submission quality checks. The author verified all analyses,</w:t>
+        <w:t>verified all analyses, references, and claims and accepts responsibility for the</w:t>
       </w:r>
     </w:p>
     <w:p>
@@ -5741,7 +3269,22 @@
           <w:i w:val="0"/>
           <w:sz w:val="24"/>
         </w:rPr>
-        <w:t>references, and claims and accepts responsibility for the final manuscript. No</w:t>
+        <w:t>final manuscript. No AI-generated figures were used.</w:t>
+      </w:r>
+    </w:p>
+    <w:p>
+      <w:pPr>
+        <w:spacing w:before="120" w:after="0" w:line="480" w:lineRule="auto"/>
+        <w:jc w:val="left"/>
+      </w:pPr>
+      <w:r>
+        <w:rPr>
+          <w:rFonts w:ascii="Times New Roman" w:hAnsi="Times New Roman"/>
+          <w:b/>
+          <w:i w:val="0"/>
+          <w:sz w:val="24"/>
+        </w:rPr>
+        <w:t>BIOGRAPHICAL SKETCH</w:t>
       </w:r>
     </w:p>
     <w:p>
@@ -5756,37 +3299,7 @@
           <w:i w:val="0"/>
           <w:sz w:val="24"/>
         </w:rPr>
-        <w:t>AI-generated figures were used.</w:t>
-      </w:r>
-    </w:p>
-    <w:p>
-      <w:pPr>
-        <w:spacing w:before="120" w:after="0" w:line="480" w:lineRule="auto"/>
-        <w:jc w:val="left"/>
-      </w:pPr>
-      <w:r>
-        <w:rPr>
-          <w:rFonts w:ascii="Times New Roman" w:hAnsi="Times New Roman"/>
-          <w:b/>
-          <w:i w:val="0"/>
-          <w:sz w:val="24"/>
-        </w:rPr>
-        <w:t>AUTHOR BIOGRAPHY</w:t>
-      </w:r>
-    </w:p>
-    <w:p>
-      <w:pPr>
-        <w:spacing w:before="0" w:after="0" w:line="480" w:lineRule="auto"/>
-        <w:jc w:val="left"/>
-      </w:pPr>
-      <w:r>
-        <w:rPr>
-          <w:rFonts w:ascii="Times New Roman" w:hAnsi="Times New Roman"/>
-          <w:b w:val="0"/>
-          <w:i w:val="0"/>
-          <w:sz w:val="24"/>
-        </w:rPr>
-        <w:t>Julian Juan is an independent researcher interested in reproducible infectious-</w:t>
+        <w:t>Julian Juan is an independent researcher interested in reproducible infectious</w:t>
       </w:r>
     </w:p>
     <w:p>
@@ -5906,37 +3419,7 @@
           <w:i w:val="0"/>
           <w:sz w:val="24"/>
         </w:rPr>
-        <w:t>3. World Health Organization. Hantavirus fact sheet. Geneva: WHO; 2026</w:t>
-      </w:r>
-    </w:p>
-    <w:p>
-      <w:pPr>
-        <w:spacing w:before="0" w:after="0" w:line="480" w:lineRule="auto"/>
-        <w:jc w:val="left"/>
-      </w:pPr>
-      <w:r>
-        <w:rPr>
-          <w:rFonts w:ascii="Times New Roman" w:hAnsi="Times New Roman"/>
-          <w:b w:val="0"/>
-          <w:i w:val="0"/>
-          <w:sz w:val="24"/>
-        </w:rPr>
-        <w:t>[cited 2026 May 13]. https://www.who.int/news-room/fact-sheets/detail/hantavirus</w:t>
-      </w:r>
-    </w:p>
-    <w:p>
-      <w:pPr>
-        <w:spacing w:before="0" w:after="0" w:line="480" w:lineRule="auto"/>
-        <w:jc w:val="left"/>
-      </w:pPr>
-      <w:r>
-        <w:rPr>
-          <w:rFonts w:ascii="Times New Roman" w:hAnsi="Times New Roman"/>
-          <w:b w:val="0"/>
-          <w:i w:val="0"/>
-          <w:sz w:val="24"/>
-        </w:rPr>
-        <w:t>4. European Centre for Disease Prevention and Control. Hantavirus infection.</w:t>
+        <w:t>3. European Centre for Disease Prevention and Control. Hantavirus infection.</w:t>
       </w:r>
     </w:p>
     <w:p>
@@ -5966,7 +3449,7 @@
           <w:i w:val="0"/>
           <w:sz w:val="24"/>
         </w:rPr>
-        <w:t>[cited 2026 May 13]. https://www.ecdc.europa.eu/en/publications-data/hantavirus-infection-annual-epidemiological-report-2023</w:t>
+        <w:t>[cited 2026 May 14]. https://www.ecdc.europa.eu/en/publications-data/hantavirus-infection-annual-epidemiological-report-2023</w:t>
       </w:r>
     </w:p>
     <w:p>
@@ -5981,7 +3464,7 @@
           <w:i w:val="0"/>
           <w:sz w:val="24"/>
         </w:rPr>
-        <w:t>5. Voutilainen L, Sironen T, Tonteri E, Balk-Moller NC, Iivanainen A, Niemimaa J,</w:t>
+        <w:t>4. Kazasidis O, Jacob J. Machine learning identifies straightforward early</w:t>
       </w:r>
     </w:p>
     <w:p>
@@ -5996,7 +3479,7 @@
           <w:i w:val="0"/>
           <w:sz w:val="24"/>
         </w:rPr>
-        <w:t>et al. Life-long antibody responses and evidence for waning immunity to Puumala</w:t>
+        <w:t>warning rules for human Puumala hantavirus outbreaks. Sci Rep. 2023;13:3989.</w:t>
       </w:r>
     </w:p>
     <w:p>
@@ -6011,7 +3494,7 @@
           <w:i w:val="0"/>
           <w:sz w:val="24"/>
         </w:rPr>
-        <w:t>hantavirus in a bank vole population. J Virol. 2015;89:5765-75.</w:t>
+        <w:t>5. Kazasidis O, Geduhn A, Jacob J. High-resolution early warning system for</w:t>
       </w:r>
     </w:p>
     <w:p>
@@ -6026,7 +3509,7 @@
           <w:i w:val="0"/>
           <w:sz w:val="24"/>
         </w:rPr>
-        <w:t>6. World Health Organization. Hantavirus cluster linked to cruise ship travel,</w:t>
+        <w:t>human Puumala hantavirus infection risk in Germany. Sci Rep. 2024;14:9474.</w:t>
       </w:r>
     </w:p>
     <w:p>
@@ -6041,7 +3524,67 @@
           <w:i w:val="0"/>
           <w:sz w:val="24"/>
         </w:rPr>
-        <w:t>multi-country  -  Disease Outbreak News. Geneva: WHO; 2026 [cited 2026 May 13].</w:t>
+        <w:t>6. Zeimes CB, Olsson GE, Ahlm C, Vanwambeke SO. Landscape and regional</w:t>
+      </w:r>
+    </w:p>
+    <w:p>
+      <w:pPr>
+        <w:spacing w:before="0" w:after="0" w:line="480" w:lineRule="auto"/>
+        <w:jc w:val="left"/>
+      </w:pPr>
+      <w:r>
+        <w:rPr>
+          <w:rFonts w:ascii="Times New Roman" w:hAnsi="Times New Roman"/>
+          <w:b w:val="0"/>
+          <w:i w:val="0"/>
+          <w:sz w:val="24"/>
+        </w:rPr>
+        <w:t>environmental analysis of the spatial distribution of hantavirus human cases in</w:t>
+      </w:r>
+    </w:p>
+    <w:p>
+      <w:pPr>
+        <w:spacing w:before="0" w:after="0" w:line="480" w:lineRule="auto"/>
+        <w:jc w:val="left"/>
+      </w:pPr>
+      <w:r>
+        <w:rPr>
+          <w:rFonts w:ascii="Times New Roman" w:hAnsi="Times New Roman"/>
+          <w:b w:val="0"/>
+          <w:i w:val="0"/>
+          <w:sz w:val="24"/>
+        </w:rPr>
+        <w:t>Europe. Front Public Health. 2015;3:54.</w:t>
+      </w:r>
+    </w:p>
+    <w:p>
+      <w:pPr>
+        <w:spacing w:before="0" w:after="0" w:line="480" w:lineRule="auto"/>
+        <w:jc w:val="left"/>
+      </w:pPr>
+      <w:r>
+        <w:rPr>
+          <w:rFonts w:ascii="Times New Roman" w:hAnsi="Times New Roman"/>
+          <w:b w:val="0"/>
+          <w:i w:val="0"/>
+          <w:sz w:val="24"/>
+        </w:rPr>
+        <w:t>7. World Health Organization. Hantavirus cluster linked to cruise ship travel,</w:t>
+      </w:r>
+    </w:p>
+    <w:p>
+      <w:pPr>
+        <w:spacing w:before="0" w:after="0" w:line="480" w:lineRule="auto"/>
+        <w:jc w:val="left"/>
+      </w:pPr>
+      <w:r>
+        <w:rPr>
+          <w:rFonts w:ascii="Times New Roman" w:hAnsi="Times New Roman"/>
+          <w:b w:val="0"/>
+          <w:i w:val="0"/>
+          <w:sz w:val="24"/>
+        </w:rPr>
+        <w:t>Multi-country. Geneva: WHO; 2026 [cited 2026 May 14].</w:t>
       </w:r>
     </w:p>
     <w:p>
@@ -6071,7 +3614,7 @@
           <w:i w:val="0"/>
           <w:sz w:val="24"/>
         </w:rPr>
-        <w:t>7. European Centre for Disease Prevention and Control. Hantavirus-associated</w:t>
+        <w:t>8. European Centre for Disease Prevention and Control. Hantavirus-associated</w:t>
       </w:r>
     </w:p>
     <w:p>
@@ -6101,7 +3644,7 @@
           <w:i w:val="0"/>
           <w:sz w:val="24"/>
         </w:rPr>
-        <w:t>Stockholm: ECDC; 2026 [cited 2026 May 13].</w:t>
+        <w:t>Stockholm: ECDC; 2026 [cited 2026 May 14].</w:t>
       </w:r>
     </w:p>
     <w:p>
@@ -6131,7 +3674,7 @@
           <w:i w:val="0"/>
           <w:sz w:val="24"/>
         </w:rPr>
-        <w:t>8. Kasperson RE, Renn O, Slovic P, Brown HS, Emel J, Goble R, et al. The social</w:t>
+        <w:t>9. von Elm E, Altman DG, Egger M, Pocock SJ, Gotzsche PC, Vandenbroucke JP. The</w:t>
       </w:r>
     </w:p>
     <w:p>
@@ -6146,7 +3689,7 @@
           <w:i w:val="0"/>
           <w:sz w:val="24"/>
         </w:rPr>
-        <w:t>amplification of risk: a conceptual framework. Risk Anal. 1988;8:177-87.</w:t>
+        <w:t>Strengthening the Reporting of Observational Studies in Epidemiology (STROBE)</w:t>
       </w:r>
     </w:p>
     <w:p>
@@ -6161,7 +3704,7 @@
           <w:i w:val="0"/>
           <w:sz w:val="24"/>
         </w:rPr>
-        <w:t>9. Zeimes CB, Olsson GE, Ahlm C, Vanwambeke SO. Landscape and local climatic</w:t>
+        <w:t>statement: guidelines for reporting observational studies. PLoS Med.</w:t>
       </w:r>
     </w:p>
     <w:p>
@@ -6176,7 +3719,7 @@
           <w:i w:val="0"/>
           <w:sz w:val="24"/>
         </w:rPr>
-        <w:t>effects on human Puumala hantavirus incidence  -  the role of forest spatial</w:t>
+        <w:t>2007;4:e296.</w:t>
       </w:r>
     </w:p>
     <w:p>
@@ -6191,7 +3734,7 @@
           <w:i w:val="0"/>
           <w:sz w:val="24"/>
         </w:rPr>
-        <w:t>pattern. PeerJ. 2014;2:e541.</w:t>
+        <w:t>10. Bracher J, Ray EL, Gneiting T, Reich NG. Evaluating epidemic forecasts in an</w:t>
       </w:r>
     </w:p>
     <w:p>
@@ -6206,7 +3749,7 @@
           <w:i w:val="0"/>
           <w:sz w:val="24"/>
         </w:rPr>
-        <w:t>10. Kallio ER, Klingstrom J, Gustafsson E, Manni T, Vaheri A, Henttonen H, et al.</w:t>
+        <w:t>interval format. PLoS Comput Biol. 2021;17:e1008618.</w:t>
       </w:r>
     </w:p>
     <w:p>
@@ -6221,7 +3764,7 @@
           <w:i w:val="0"/>
           <w:sz w:val="24"/>
         </w:rPr>
-        <w:t>Prolonged survival of Puumala hantavirus outside the host: evidence for indirect</w:t>
+        <w:t>11. Fox SJ, Slayton RB, Johansson MA, Biggerstaff M, Reich NG. Optimizing</w:t>
       </w:r>
     </w:p>
     <w:p>
@@ -6236,37 +3779,7 @@
           <w:i w:val="0"/>
           <w:sz w:val="24"/>
         </w:rPr>
-        <w:t>transmission via the environment. J Gen Virol. 2006;87:2127-34.</w:t>
-      </w:r>
-    </w:p>
-    <w:p>
-      <w:pPr>
-        <w:spacing w:before="0" w:after="0" w:line="480" w:lineRule="auto"/>
-        <w:jc w:val="left"/>
-      </w:pPr>
-      <w:r>
-        <w:rPr>
-          <w:rFonts w:ascii="Times New Roman" w:hAnsi="Times New Roman"/>
-          <w:b w:val="0"/>
-          <w:i w:val="0"/>
-          <w:sz w:val="24"/>
-        </w:rPr>
-        <w:t>11. Reusken C, Heyman P. Factors driving hantavirus emergence in Europe.</w:t>
-      </w:r>
-    </w:p>
-    <w:p>
-      <w:pPr>
-        <w:spacing w:before="0" w:after="0" w:line="480" w:lineRule="auto"/>
-        <w:jc w:val="left"/>
-      </w:pPr>
-      <w:r>
-        <w:rPr>
-          <w:rFonts w:ascii="Times New Roman" w:hAnsi="Times New Roman"/>
-          <w:b w:val="0"/>
-          <w:i w:val="0"/>
-          <w:sz w:val="24"/>
-        </w:rPr>
-        <w:t>Curr Opin Virol. 2013;3:92-9.</w:t>
+        <w:t>disease outbreak forecast ensembles. Emerg Infect Dis. 2024;30:1801-9.</w:t>
       </w:r>
     </w:p>
     <w:p>
@@ -6296,22 +3809,7 @@
           <w:i w:val="0"/>
           <w:sz w:val="24"/>
         </w:rPr>
-        <w:t>(DC): World Bank; 2024 [cited 2026 May 13].</w:t>
-      </w:r>
-    </w:p>
-    <w:p>
-      <w:pPr>
-        <w:spacing w:before="0" w:after="0" w:line="480" w:lineRule="auto"/>
-        <w:jc w:val="left"/>
-      </w:pPr>
-      <w:r>
-        <w:rPr>
-          <w:rFonts w:ascii="Times New Roman" w:hAnsi="Times New Roman"/>
-          <w:b w:val="0"/>
-          <w:i w:val="0"/>
-          <w:sz w:val="24"/>
-        </w:rPr>
-        <w:t>https://data.worldbank.org</w:t>
+        <w:t>(DC): World Bank; 2024 [cited 2026 May 14]. https://data.worldbank.org</w:t>
       </w:r>
     </w:p>
     <w:p>
@@ -6341,7 +3839,7 @@
           <w:i w:val="0"/>
           <w:sz w:val="24"/>
         </w:rPr>
-        <w:t>[Internet]. Rome: FAO; 2024 [cited 2026 May 13].</w:t>
+        <w:t>[Internet]. Rome: FAO; 2024 [cited 2026 May 14].</w:t>
       </w:r>
     </w:p>
     <w:p>
@@ -6431,37 +3929,7 @@
           <w:i w:val="0"/>
           <w:sz w:val="24"/>
         </w:rPr>
-        <w:t>2024 [cited 2026 May 13]. https://www.naturalearthdata.com</w:t>
-      </w:r>
-    </w:p>
-    <w:p>
-      <w:pPr>
-        <w:spacing w:before="0" w:after="0" w:line="480" w:lineRule="auto"/>
-        <w:jc w:val="left"/>
-      </w:pPr>
-      <w:r>
-        <w:rPr>
-          <w:rFonts w:ascii="Times New Roman" w:hAnsi="Times New Roman"/>
-          <w:b w:val="0"/>
-          <w:i w:val="0"/>
-          <w:sz w:val="24"/>
-        </w:rPr>
-        <w:t>16. Bracher J, Ray EL, Gneiting T, Reich NG. Evaluating epidemic forecasts in an</w:t>
-      </w:r>
-    </w:p>
-    <w:p>
-      <w:pPr>
-        <w:spacing w:before="0" w:after="0" w:line="480" w:lineRule="auto"/>
-        <w:jc w:val="left"/>
-      </w:pPr>
-      <w:r>
-        <w:rPr>
-          <w:rFonts w:ascii="Times New Roman" w:hAnsi="Times New Roman"/>
-          <w:b w:val="0"/>
-          <w:i w:val="0"/>
-          <w:sz w:val="24"/>
-        </w:rPr>
-        <w:t>interval format. PLoS Comput Biol. 2021;17:e1008618.</w:t>
+        <w:t>2024 [cited 2026 May 14]. https://www.naturalearthdata.com</w:t>
       </w:r>
     </w:p>
     <w:p>
@@ -6491,7 +3959,7 @@
           <w:i w:val="0"/>
           <w:sz w:val="24"/>
         </w:rPr>
-        <w:t>Table 1. Source and quality audit for the EU/EEA hantavirus incidence</w:t>
+        <w:t>Table 1. Public data sources and model inputs for reported hantavirus</w:t>
       </w:r>
     </w:p>
     <w:p>
@@ -6506,7 +3974,7 @@
           <w:i w:val="0"/>
           <w:sz w:val="24"/>
         </w:rPr>
-        <w:t>benchmark, 2019-2023. ECDC = European Centre for Disease Prevention and Control;</w:t>
+        <w:t>incidence forecasting, European Union and European Economic Area, 2019-2023.</w:t>
       </w:r>
     </w:p>
     <w:p>
@@ -6521,7 +3989,7 @@
           <w:i w:val="0"/>
           <w:sz w:val="24"/>
         </w:rPr>
-        <w:t>FAOSTAT = Food and Agriculture Organization Corporate Statistical Database;</w:t>
+        <w:t>The complete variable-level table appears in the Appendix.</w:t>
       </w:r>
     </w:p>
     <w:p>
@@ -6536,7 +4004,7 @@
           <w:i w:val="0"/>
           <w:sz w:val="24"/>
         </w:rPr>
-        <w:t>GDP = gross domestic product; NDVI = normalized difference vegetation index;</w:t>
+        <w:t>Table 2. Core benchmark performance for 2022 validation and 2023 test</w:t>
       </w:r>
     </w:p>
     <w:p>
@@ -6551,7 +4019,7 @@
           <w:i w:val="0"/>
           <w:sz w:val="24"/>
         </w:rPr>
-        <w:t>EVI = enhanced vegetation index; QA = quality assurance.</w:t>
+        <w:t>evaluation years. WIS = weighted interval score; Width = mean 90% interval</w:t>
       </w:r>
     </w:p>
     <w:p>
@@ -6566,7 +4034,7 @@
           <w:i w:val="0"/>
           <w:sz w:val="24"/>
         </w:rPr>
-        <w:t>Table 2. Core benchmark performance for 2022 (validation) and 2023 (test)</w:t>
+        <w:t>width in reported cases; MAE = mean absolute error; NB = negative binomial.</w:t>
       </w:r>
     </w:p>
     <w:p>
@@ -6581,7 +4049,7 @@
           <w:i w:val="0"/>
           <w:sz w:val="24"/>
         </w:rPr>
-        <w:t>evaluation years. WIS = weighted interval score (lower is better); Coverage =</w:t>
+        <w:t>Table 3. EID-specific sensitivity summary for 2023 test-year covariate-block</w:t>
       </w:r>
     </w:p>
     <w:p>
@@ -6596,67 +4064,7 @@
           <w:i w:val="0"/>
           <w:sz w:val="24"/>
         </w:rPr>
-        <w:t>90% empirical coverage (fraction of observed counts inside the 90% prediction</w:t>
-      </w:r>
-    </w:p>
-    <w:p>
-      <w:pPr>
-        <w:spacing w:before="0" w:after="0" w:line="480" w:lineRule="auto"/>
-        <w:jc w:val="left"/>
-      </w:pPr>
-      <w:r>
-        <w:rPr>
-          <w:rFonts w:ascii="Times New Roman" w:hAnsi="Times New Roman"/>
-          <w:b w:val="0"/>
-          <w:i w:val="0"/>
-          <w:sz w:val="24"/>
-        </w:rPr>
-        <w:t>interval, reported as numerator/total); Width = mean 90% interval width in</w:t>
-      </w:r>
-    </w:p>
-    <w:p>
-      <w:pPr>
-        <w:spacing w:before="0" w:after="0" w:line="480" w:lineRule="auto"/>
-        <w:jc w:val="left"/>
-      </w:pPr>
-      <w:r>
-        <w:rPr>
-          <w:rFonts w:ascii="Times New Roman" w:hAnsi="Times New Roman"/>
-          <w:b w:val="0"/>
-          <w:i w:val="0"/>
-          <w:sz w:val="24"/>
-        </w:rPr>
-        <w:t>reported cases; MAE = mean absolute error against median</w:t>
-      </w:r>
-    </w:p>
-    <w:p>
-      <w:pPr>
-        <w:spacing w:before="0" w:after="0" w:line="480" w:lineRule="auto"/>
-        <w:jc w:val="left"/>
-      </w:pPr>
-      <w:r>
-        <w:rPr>
-          <w:rFonts w:ascii="Times New Roman" w:hAnsi="Times New Roman"/>
-          <w:b w:val="0"/>
-          <w:i w:val="0"/>
-          <w:sz w:val="24"/>
-        </w:rPr>
-        <w:t>prediction; Brier = Brier score for any reported case (threshold &gt;=1 case).</w:t>
-      </w:r>
-    </w:p>
-    <w:p>
-      <w:pPr>
-        <w:spacing w:before="0" w:after="0" w:line="480" w:lineRule="auto"/>
-        <w:jc w:val="left"/>
-      </w:pPr>
-      <w:r>
-        <w:rPr>
-          <w:rFonts w:ascii="Times New Roman" w:hAnsi="Times New Roman"/>
-          <w:b w:val="0"/>
-          <w:i w:val="0"/>
-          <w:sz w:val="24"/>
-        </w:rPr>
-        <w:t>Bold indicates best value per column per evaluation year. NB = negative binomial.</w:t>
+        <w:t>models. Coverage is reported as numerator/denominator and fraction.</w:t>
       </w:r>
     </w:p>
     <w:p>
@@ -6686,7 +4094,7 @@
           <w:i w:val="0"/>
           <w:sz w:val="24"/>
         </w:rPr>
-        <w:t>Figure 1. Country-level reported hantavirus incidence per 100,000 population,</w:t>
+        <w:t>Figure 1. Country-level reported hantavirus incidence per 100,000</w:t>
       </w:r>
     </w:p>
     <w:p>
@@ -6701,7 +4109,7 @@
           <w:i w:val="0"/>
           <w:sz w:val="24"/>
         </w:rPr>
-        <w:t>EU/EEA, 2023. Data source: ECDC Annual Epidemiological Report for 2023.</w:t>
+        <w:t>population, European Union and European Economic Area, 2023. Map reflects</w:t>
       </w:r>
     </w:p>
     <w:p>
@@ -6716,7 +4124,7 @@
           <w:i w:val="0"/>
           <w:sz w:val="24"/>
         </w:rPr>
-        <w:t>Map projection: ETRS89/LAEA Europe (EPSG:3035). Boundaries: Natural Earth</w:t>
+        <w:t>country-level annual reported surveillance totals; no within-country spatial</w:t>
       </w:r>
     </w:p>
     <w:p>
@@ -6731,52 +4139,7 @@
           <w:i w:val="0"/>
           <w:sz w:val="24"/>
         </w:rPr>
-        <w:t>1:50m Admin-0. Gray indicates countries for which data were not reported or</w:t>
-      </w:r>
-    </w:p>
-    <w:p>
-      <w:pPr>
-        <w:spacing w:before="0" w:after="0" w:line="480" w:lineRule="auto"/>
-        <w:jc w:val="left"/>
-      </w:pPr>
-      <w:r>
-        <w:rPr>
-          <w:rFonts w:ascii="Times New Roman" w:hAnsi="Times New Roman"/>
-          <w:b w:val="0"/>
-          <w:i w:val="0"/>
-          <w:sz w:val="24"/>
-        </w:rPr>
-        <w:t>available. Map reflects country-level annual reported surveillance totals;</w:t>
-      </w:r>
-    </w:p>
-    <w:p>
-      <w:pPr>
-        <w:spacing w:before="0" w:after="0" w:line="480" w:lineRule="auto"/>
-        <w:jc w:val="left"/>
-      </w:pPr>
-      <w:r>
-        <w:rPr>
-          <w:rFonts w:ascii="Times New Roman" w:hAnsi="Times New Roman"/>
-          <w:b w:val="0"/>
-          <w:i w:val="0"/>
-          <w:sz w:val="24"/>
-        </w:rPr>
-        <w:t>no within-country spatial variation is implied. Belgium 2023 and Cyprus 2023</w:t>
-      </w:r>
-    </w:p>
-    <w:p>
-      <w:pPr>
-        <w:spacing w:before="0" w:after="0" w:line="480" w:lineRule="auto"/>
-        <w:jc w:val="left"/>
-      </w:pPr>
-      <w:r>
-        <w:rPr>
-          <w:rFonts w:ascii="Times New Roman" w:hAnsi="Times New Roman"/>
-          <w:b w:val="0"/>
-          <w:i w:val="0"/>
-          <w:sz w:val="24"/>
-        </w:rPr>
-        <w:t>are quality grade C (surveillance-system changes).</w:t>
+        <w:t>variation is implied. Belgium 2023 and Cyprus 2023 carry source-quality caveats.</w:t>
       </w:r>
     </w:p>
     <w:p>
@@ -6821,7 +4184,7 @@
           <w:i w:val="0"/>
           <w:sz w:val="24"/>
         </w:rPr>
-        <w:t>x-axis: mean 90% prediction interval width (reported cases);</w:t>
+        <w:t>Lower WIS is better; interval width and coverage must be interpreted jointly.</w:t>
       </w:r>
     </w:p>
     <w:p>
@@ -6836,7 +4199,7 @@
           <w:i w:val="0"/>
           <w:sz w:val="24"/>
         </w:rPr>
-        <w:t>y-axis: mean weighted interval score (lower is better). Point shape indicates</w:t>
+        <w:t>Figure 3. Surveillance-quality sensitivity, Finland/Germany influence, and</w:t>
       </w:r>
     </w:p>
     <w:p>
@@ -6851,7 +4214,7 @@
           <w:i w:val="0"/>
           <w:sz w:val="24"/>
         </w:rPr>
-        <w:t>model family: circles = simple surveillance-history baselines; squares =</w:t>
+        <w:t>calibration-localization summary. These panels test whether the main conclusion</w:t>
       </w:r>
     </w:p>
     <w:p>
@@ -6866,7 +4229,7 @@
           <w:i w:val="0"/>
           <w:sz w:val="24"/>
         </w:rPr>
-        <w:t>negative-binomial baselines; triangles = covariate blocks (gradient boosting);</w:t>
+        <w:t>depends on flagged rows, high-incidence countries, or localized coverage</w:t>
       </w:r>
     </w:p>
     <w:p>
@@ -6881,67 +4244,7 @@
           <w:i w:val="0"/>
           <w:sz w:val="24"/>
         </w:rPr>
-        <w:t>diamonds = penalized Poisson count models. Key labeled points are annotated.</w:t>
-      </w:r>
-    </w:p>
-    <w:p>
-      <w:pPr>
-        <w:spacing w:before="0" w:after="0" w:line="480" w:lineRule="auto"/>
-        <w:jc w:val="left"/>
-      </w:pPr>
-      <w:r>
-        <w:rPr>
-          <w:rFonts w:ascii="Times New Roman" w:hAnsi="Times New Roman"/>
-          <w:b w:val="0"/>
-          <w:i w:val="0"/>
-          <w:sz w:val="24"/>
-        </w:rPr>
-        <w:t>No single model achieved both low WIS and near-nominal coverage simultaneously:</w:t>
-      </w:r>
-    </w:p>
-    <w:p>
-      <w:pPr>
-        <w:spacing w:before="0" w:after="0" w:line="480" w:lineRule="auto"/>
-        <w:jc w:val="left"/>
-      </w:pPr>
-      <w:r>
-        <w:rPr>
-          <w:rFonts w:ascii="Times New Roman" w:hAnsi="Times New Roman"/>
-          <w:b w:val="0"/>
-          <w:i w:val="0"/>
-          <w:sz w:val="24"/>
-        </w:rPr>
-        <w:t>the last-observed country-rate baseline (lowest WIS, 42.86) undercovered observed</w:t>
-      </w:r>
-    </w:p>
-    <w:p>
-      <w:pPr>
-        <w:spacing w:before="0" w:after="0" w:line="480" w:lineRule="auto"/>
-        <w:jc w:val="left"/>
-      </w:pPr>
-      <w:r>
-        <w:rPr>
-          <w:rFonts w:ascii="Times New Roman" w:hAnsi="Times New Roman"/>
-          <w:b w:val="0"/>
-          <w:i w:val="0"/>
-          <w:sz w:val="24"/>
-        </w:rPr>
-        <w:t>counts (16/28, 57%); the empirical negative-binomial baseline (best coverage,</w:t>
-      </w:r>
-    </w:p>
-    <w:p>
-      <w:pPr>
-        <w:spacing w:before="0" w:after="0" w:line="480" w:lineRule="auto"/>
-        <w:jc w:val="left"/>
-      </w:pPr>
-      <w:r>
-        <w:rPr>
-          <w:rFonts w:ascii="Times New Roman" w:hAnsi="Times New Roman"/>
-          <w:b w:val="0"/>
-          <w:i w:val="0"/>
-          <w:sz w:val="24"/>
-        </w:rPr>
-        <w:t>28/28, 100%) used intervals approximately 45-fold wider.</w:t>
+        <w:t>failures.</w:t>
       </w:r>
     </w:p>
     <w:p>
@@ -6971,7 +4274,22 @@
           <w:i w:val="0"/>
           <w:sz w:val="24"/>
         </w:rPr>
-        <w:t>Table 1. Source and quality audit for the EU/EEA hantavirus incidence benchmark, 2019-2023.</w:t>
+        <w:t>**Table 1. Public data sources and model inputs for reported hantavirus</w:t>
+      </w:r>
+    </w:p>
+    <w:p>
+      <w:pPr>
+        <w:spacing w:before="0" w:after="0" w:line="480" w:lineRule="auto"/>
+        <w:jc w:val="left"/>
+      </w:pPr>
+      <w:r>
+        <w:rPr>
+          <w:rFonts w:ascii="Times New Roman" w:hAnsi="Times New Roman"/>
+          <w:b w:val="0"/>
+          <w:i w:val="0"/>
+          <w:sz w:val="24"/>
+        </w:rPr>
+        <w:t>incidence forecasting, European Union and European Economic Area, 2019-2023.**</w:t>
       </w:r>
     </w:p>
     <w:tbl>
@@ -7000,7 +4318,23 @@
                 <w:i w:val="0"/>
                 <w:sz w:val="16"/>
               </w:rPr>
-              <w:t>Component</w:t>
+              <w:t>Input group</w:t>
+            </w:r>
+          </w:p>
+        </w:tc>
+        <w:tc>
+          <w:tcPr>
+            <w:tcW w:type="dxa" w:w="1560"/>
+          </w:tcPr>
+          <w:p>
+            <w:r>
+              <w:rPr>
+                <w:rFonts w:ascii="Arial" w:hAnsi="Arial"/>
+                <w:b/>
+                <w:i w:val="0"/>
+                <w:sz w:val="16"/>
+              </w:rPr>
+              <w:t>Main variables</w:t>
             </w:r>
           </w:p>
         </w:tc>
@@ -7032,7 +4366,7 @@
                 <w:i w:val="0"/>
                 <w:sz w:val="16"/>
               </w:rPr>
-              <w:t>Years</w:t>
+              <w:t>Training range or values</w:t>
             </w:r>
           </w:p>
         </w:tc>
@@ -7048,7 +4382,7 @@
                 <w:i w:val="0"/>
                 <w:sz w:val="16"/>
               </w:rPr>
-              <w:t>Rows/Coverage</w:t>
+              <w:t>Lag/missingness rule</w:t>
             </w:r>
           </w:p>
         </w:tc>
@@ -7064,23 +4398,7 @@
                 <w:i w:val="0"/>
                 <w:sz w:val="16"/>
               </w:rPr>
-              <w:t>QA result</w:t>
-            </w:r>
-          </w:p>
-        </w:tc>
-        <w:tc>
-          <w:tcPr>
-            <w:tcW w:type="dxa" w:w="1560"/>
-          </w:tcPr>
-          <w:p>
-            <w:r>
-              <w:rPr>
-                <w:rFonts w:ascii="Arial" w:hAnsi="Arial"/>
-                <w:b/>
-                <w:i w:val="0"/>
-                <w:sz w:val="16"/>
-              </w:rPr>
-              <w:t>Manuscript use</w:t>
+              <w:t>Use</w:t>
             </w:r>
           </w:p>
         </w:tc>
@@ -7098,7 +4416,7 @@
                 <w:i w:val="0"/>
                 <w:sz w:val="16"/>
               </w:rPr>
-              <w:t>Reported cases/incidence</w:t>
+              <w:t>Outcome</w:t>
             </w:r>
           </w:p>
         </w:tc>
@@ -7114,7 +4432,7 @@
                 <w:i w:val="0"/>
                 <w:sz w:val="16"/>
               </w:rPr>
-              <w:t>ECDC Annual Epidemiological Report</w:t>
+              <w:t>cases; incidence_per_100k</w:t>
             </w:r>
           </w:p>
         </w:tc>
@@ -7130,7 +4448,7 @@
                 <w:i w:val="0"/>
                 <w:sz w:val="16"/>
               </w:rPr>
-              <w:t>2019-2023</w:t>
+              <w:t>ECDC; World Bank population</w:t>
             </w:r>
           </w:p>
         </w:tc>
@@ -7146,7 +4464,7 @@
                 <w:i w:val="0"/>
                 <w:sz w:val="16"/>
               </w:rPr>
-              <w:t>142 country-years; 28-29 countries/year</w:t>
+              <w:t>cases 0-1,740; incidence 0-26.99/100,000</w:t>
             </w:r>
           </w:p>
         </w:tc>
@@ -7162,7 +4480,7 @@
                 <w:i w:val="0"/>
                 <w:sz w:val="16"/>
               </w:rPr>
-              <w:t>PASS  -  totals reconcile exactly</w:t>
+              <w:t>outcome only</w:t>
             </w:r>
           </w:p>
         </w:tc>
@@ -7178,7 +4496,7 @@
                 <w:i w:val="0"/>
                 <w:sz w:val="16"/>
               </w:rPr>
-              <w:t>Primary outcome</w:t>
+              <w:t>reported-incidence label</w:t>
             </w:r>
           </w:p>
         </w:tc>
@@ -7196,7 +4514,7 @@
                 <w:i w:val="0"/>
                 <w:sz w:val="16"/>
               </w:rPr>
-              <w:t>Population, rurality, GDP</w:t>
+              <w:t>Population denominator</w:t>
             </w:r>
           </w:p>
         </w:tc>
@@ -7212,7 +4530,7 @@
                 <w:i w:val="0"/>
                 <w:sz w:val="16"/>
               </w:rPr>
-              <w:t>World Bank Open Data</w:t>
+              <w:t>population</w:t>
             </w:r>
           </w:p>
         </w:tc>
@@ -7228,7 +4546,7 @@
                 <w:i w:val="0"/>
                 <w:sz w:val="16"/>
               </w:rPr>
-              <w:t>2019-2023</w:t>
+              <w:t>World Bank</w:t>
             </w:r>
           </w:p>
         </w:tc>
@@ -7244,7 +4562,7 @@
                 <w:i w:val="0"/>
                 <w:sz w:val="16"/>
               </w:rPr>
-              <w:t>142 rows; no missing</w:t>
+              <w:t>39,182-83,196,000 persons</w:t>
             </w:r>
           </w:p>
         </w:tc>
@@ -7260,7 +4578,7 @@
                 <w:i w:val="0"/>
                 <w:sz w:val="16"/>
               </w:rPr>
-              <w:t>PASS</w:t>
+              <w:t>none</w:t>
             </w:r>
           </w:p>
         </w:tc>
@@ -7276,7 +4594,7 @@
                 <w:i w:val="0"/>
                 <w:sz w:val="16"/>
               </w:rPr>
-              <w:t>Covariate block: demographic</w:t>
+              <w:t>rate/count conversion and offsets</w:t>
             </w:r>
           </w:p>
         </w:tc>
@@ -7294,7 +4612,219 @@
                 <w:i w:val="0"/>
                 <w:sz w:val="16"/>
               </w:rPr>
-              <w:t>Land-use shares</w:t>
+              <w:t>Surveillance history</w:t>
+            </w:r>
+          </w:p>
+        </w:tc>
+        <w:tc>
+          <w:tcPr>
+            <w:tcW w:type="dxa" w:w="1560"/>
+          </w:tcPr>
+          <w:p>
+            <w:r>
+              <w:rPr>
+                <w:rFonts w:ascii="Arial" w:hAnsi="Arial"/>
+                <w:b w:val="0"/>
+                <w:i w:val="0"/>
+                <w:sz w:val="16"/>
+              </w:rPr>
+              <w:t>country_last_rate; country_historical_rate; regional and panel rates</w:t>
+            </w:r>
+          </w:p>
+        </w:tc>
+        <w:tc>
+          <w:tcPr>
+            <w:tcW w:type="dxa" w:w="1560"/>
+          </w:tcPr>
+          <w:p>
+            <w:r>
+              <w:rPr>
+                <w:rFonts w:ascii="Arial" w:hAnsi="Arial"/>
+                <w:b w:val="0"/>
+                <w:i w:val="0"/>
+                <w:sz w:val="16"/>
+              </w:rPr>
+              <w:t>derived from prior ECDC rows</w:t>
+            </w:r>
+          </w:p>
+        </w:tc>
+        <w:tc>
+          <w:tcPr>
+            <w:tcW w:type="dxa" w:w="1560"/>
+          </w:tcPr>
+          <w:p>
+            <w:r>
+              <w:rPr>
+                <w:rFonts w:ascii="Arial" w:hAnsi="Arial"/>
+                <w:b w:val="0"/>
+                <w:i w:val="0"/>
+                <w:sz w:val="16"/>
+              </w:rPr>
+              <w:t>0-22.75/100,000 for country rates</w:t>
+            </w:r>
+          </w:p>
+        </w:tc>
+        <w:tc>
+          <w:tcPr>
+            <w:tcW w:type="dxa" w:w="1560"/>
+          </w:tcPr>
+          <w:p>
+            <w:r>
+              <w:rPr>
+                <w:rFonts w:ascii="Arial" w:hAnsi="Arial"/>
+                <w:b w:val="0"/>
+                <w:i w:val="0"/>
+                <w:sz w:val="16"/>
+              </w:rPr>
+              <w:t>prior years only</w:t>
+            </w:r>
+          </w:p>
+        </w:tc>
+        <w:tc>
+          <w:tcPr>
+            <w:tcW w:type="dxa" w:w="1560"/>
+          </w:tcPr>
+          <w:p>
+            <w:r>
+              <w:rPr>
+                <w:rFonts w:ascii="Arial" w:hAnsi="Arial"/>
+                <w:b w:val="0"/>
+                <w:i w:val="0"/>
+                <w:sz w:val="16"/>
+              </w:rPr>
+              <w:t>simple baselines and surveillance-only block</w:t>
+            </w:r>
+          </w:p>
+        </w:tc>
+      </w:tr>
+      <w:tr>
+        <w:tc>
+          <w:tcPr>
+            <w:tcW w:type="dxa" w:w="1560"/>
+          </w:tcPr>
+          <w:p>
+            <w:r>
+              <w:rPr>
+                <w:rFonts w:ascii="Arial" w:hAnsi="Arial"/>
+                <w:b w:val="0"/>
+                <w:i w:val="0"/>
+                <w:sz w:val="16"/>
+              </w:rPr>
+              <w:t>Demographic context</w:t>
+            </w:r>
+          </w:p>
+        </w:tc>
+        <w:tc>
+          <w:tcPr>
+            <w:tcW w:type="dxa" w:w="1560"/>
+          </w:tcPr>
+          <w:p>
+            <w:r>
+              <w:rPr>
+                <w:rFonts w:ascii="Arial" w:hAnsi="Arial"/>
+                <w:b w:val="0"/>
+                <w:i w:val="0"/>
+                <w:sz w:val="16"/>
+              </w:rPr>
+              <w:t>rural population; GDP per capita</w:t>
+            </w:r>
+          </w:p>
+        </w:tc>
+        <w:tc>
+          <w:tcPr>
+            <w:tcW w:type="dxa" w:w="1560"/>
+          </w:tcPr>
+          <w:p>
+            <w:r>
+              <w:rPr>
+                <w:rFonts w:ascii="Arial" w:hAnsi="Arial"/>
+                <w:b w:val="0"/>
+                <w:i w:val="0"/>
+                <w:sz w:val="16"/>
+              </w:rPr>
+              <w:t>World Bank</w:t>
+            </w:r>
+          </w:p>
+        </w:tc>
+        <w:tc>
+          <w:tcPr>
+            <w:tcW w:type="dxa" w:w="1560"/>
+          </w:tcPr>
+          <w:p>
+            <w:r>
+              <w:rPr>
+                <w:rFonts w:ascii="Arial" w:hAnsi="Arial"/>
+                <w:b w:val="0"/>
+                <w:i w:val="0"/>
+                <w:sz w:val="16"/>
+              </w:rPr>
+              <w:t>rurality 4.82%-47.39%; GDP 10,354-116,860 current US dollars</w:t>
+            </w:r>
+          </w:p>
+        </w:tc>
+        <w:tc>
+          <w:tcPr>
+            <w:tcW w:type="dxa" w:w="1560"/>
+          </w:tcPr>
+          <w:p>
+            <w:r>
+              <w:rPr>
+                <w:rFonts w:ascii="Arial" w:hAnsi="Arial"/>
+                <w:b w:val="0"/>
+                <w:i w:val="0"/>
+                <w:sz w:val="16"/>
+              </w:rPr>
+              <w:t>lag 1 year; training-only imputation</w:t>
+            </w:r>
+          </w:p>
+        </w:tc>
+        <w:tc>
+          <w:tcPr>
+            <w:tcW w:type="dxa" w:w="1560"/>
+          </w:tcPr>
+          <w:p>
+            <w:r>
+              <w:rPr>
+                <w:rFonts w:ascii="Arial" w:hAnsi="Arial"/>
+                <w:b w:val="0"/>
+                <w:i w:val="0"/>
+                <w:sz w:val="16"/>
+              </w:rPr>
+              <w:t>context block</w:t>
+            </w:r>
+          </w:p>
+        </w:tc>
+      </w:tr>
+      <w:tr>
+        <w:tc>
+          <w:tcPr>
+            <w:tcW w:type="dxa" w:w="1560"/>
+          </w:tcPr>
+          <w:p>
+            <w:r>
+              <w:rPr>
+                <w:rFonts w:ascii="Arial" w:hAnsi="Arial"/>
+                <w:b w:val="0"/>
+                <w:i w:val="0"/>
+                <w:sz w:val="16"/>
+              </w:rPr>
+              <w:t>Land use</w:t>
+            </w:r>
+          </w:p>
+        </w:tc>
+        <w:tc>
+          <w:tcPr>
+            <w:tcW w:type="dxa" w:w="1560"/>
+          </w:tcPr>
+          <w:p>
+            <w:r>
+              <w:rPr>
+                <w:rFonts w:ascii="Arial" w:hAnsi="Arial"/>
+                <w:b w:val="0"/>
+                <w:i w:val="0"/>
+                <w:sz w:val="16"/>
+              </w:rPr>
+              <w:t>agricultural, cropland, forest, pasture, other land shares</w:t>
             </w:r>
           </w:p>
         </w:tc>
@@ -7326,7 +4856,7 @@
                 <w:i w:val="0"/>
                 <w:sz w:val="16"/>
               </w:rPr>
-              <w:t>2019-2023</w:t>
+              <w:t>shares 0.0007-0.8088</w:t>
             </w:r>
           </w:p>
         </w:tc>
@@ -7342,7 +4872,7 @@
                 <w:i w:val="0"/>
                 <w:sz w:val="16"/>
               </w:rPr>
-              <w:t>142 rows; no missing</w:t>
+              <w:t>lag 1 year; training-only imputation</w:t>
             </w:r>
           </w:p>
         </w:tc>
@@ -7358,23 +4888,7 @@
                 <w:i w:val="0"/>
                 <w:sz w:val="16"/>
               </w:rPr>
-              <w:t>PASS</w:t>
-            </w:r>
-          </w:p>
-        </w:tc>
-        <w:tc>
-          <w:tcPr>
-            <w:tcW w:type="dxa" w:w="1560"/>
-          </w:tcPr>
-          <w:p>
-            <w:r>
-              <w:rPr>
-                <w:rFonts w:ascii="Arial" w:hAnsi="Arial"/>
-                <w:b w:val="0"/>
-                <w:i w:val="0"/>
-                <w:sz w:val="16"/>
-              </w:rPr>
-              <w:t>Covariate block: land use</w:t>
+              <w:t>land-use block</w:t>
             </w:r>
           </w:p>
         </w:tc>
@@ -7408,6 +4922,22 @@
                 <w:i w:val="0"/>
                 <w:sz w:val="16"/>
               </w:rPr>
+              <w:t>deficit, precipitation, soil moisture, maximum/minimum temperature, vapor pressure deficit</w:t>
+            </w:r>
+          </w:p>
+        </w:tc>
+        <w:tc>
+          <w:tcPr>
+            <w:tcW w:type="dxa" w:w="1560"/>
+          </w:tcPr>
+          <w:p>
+            <w:r>
+              <w:rPr>
+                <w:rFonts w:ascii="Arial" w:hAnsi="Arial"/>
+                <w:b w:val="0"/>
+                <w:i w:val="0"/>
+                <w:sz w:val="16"/>
+              </w:rPr>
               <w:t>TerraClimate</w:t>
             </w:r>
           </w:p>
@@ -7424,7 +4954,7 @@
                 <w:i w:val="0"/>
                 <w:sz w:val="16"/>
               </w:rPr>
-              <w:t>2018-2023 (lag-1 for 2019-2023)</w:t>
+              <w:t>precipitation 362.7-1,594.0 mm; temperature -1.21-24.51 C</w:t>
             </w:r>
           </w:p>
         </w:tc>
@@ -7440,7 +4970,7 @@
                 <w:i w:val="0"/>
                 <w:sz w:val="16"/>
               </w:rPr>
-              <w:t>142 rows current year; 114 rows lag-1 complete</w:t>
+              <w:t>lag 1 year; training-only imputation</w:t>
             </w:r>
           </w:p>
         </w:tc>
@@ -7456,23 +4986,7 @@
                 <w:i w:val="0"/>
                 <w:sz w:val="16"/>
               </w:rPr>
-              <w:t>PASS</w:t>
-            </w:r>
-          </w:p>
-        </w:tc>
-        <w:tc>
-          <w:tcPr>
-            <w:tcW w:type="dxa" w:w="1560"/>
-          </w:tcPr>
-          <w:p>
-            <w:r>
-              <w:rPr>
-                <w:rFonts w:ascii="Arial" w:hAnsi="Arial"/>
-                <w:b w:val="0"/>
-                <w:i w:val="0"/>
-                <w:sz w:val="16"/>
-              </w:rPr>
-              <w:t>Covariate block: climate</w:t>
+              <w:t>climate block</w:t>
             </w:r>
           </w:p>
         </w:tc>
@@ -7490,7 +5004,7 @@
                 <w:i w:val="0"/>
                 <w:sz w:val="16"/>
               </w:rPr>
-              <w:t>Country boundaries</w:t>
+              <w:t>Source quality</w:t>
             </w:r>
           </w:p>
         </w:tc>
@@ -7506,7 +5020,7 @@
                 <w:i w:val="0"/>
                 <w:sz w:val="16"/>
               </w:rPr>
-              <w:t>Natural Earth (1:50m Admin-0)</w:t>
+              <w:t>EU/EEA status; surveillance completeness; quality grade</w:t>
             </w:r>
           </w:p>
         </w:tc>
@@ -7522,7 +5036,7 @@
                 <w:i w:val="0"/>
                 <w:sz w:val="16"/>
               </w:rPr>
-              <w:t>2024</w:t>
+              <w:t>ECDC and manual source audit</w:t>
             </w:r>
           </w:p>
         </w:tc>
@@ -7538,7 +5052,7 @@
                 <w:i w:val="0"/>
                 <w:sz w:val="16"/>
               </w:rPr>
-              <w:t>28-29 countries</w:t>
+              <w:t>categorical</w:t>
             </w:r>
           </w:p>
         </w:tc>
@@ -7554,7 +5068,7 @@
                 <w:i w:val="0"/>
                 <w:sz w:val="16"/>
               </w:rPr>
-              <w:t>PASS</w:t>
+              <w:t>no imputation for primary labels</w:t>
             </w:r>
           </w:p>
         </w:tc>
@@ -7570,12 +5084,126 @@
                 <w:i w:val="0"/>
                 <w:sz w:val="16"/>
               </w:rPr>
-              <w:t>Maps and spatial aggregation</w:t>
+              <w:t>all-public block and sensitivity</w:t>
             </w:r>
           </w:p>
         </w:tc>
       </w:tr>
       <w:tr>
+        <w:tc>
+          <w:tcPr>
+            <w:tcW w:type="dxa" w:w="1560"/>
+          </w:tcPr>
+          <w:p>
+            <w:r>
+              <w:rPr>
+                <w:rFonts w:ascii="Arial" w:hAnsi="Arial"/>
+                <w:b w:val="0"/>
+                <w:i w:val="0"/>
+                <w:sz w:val="16"/>
+              </w:rPr>
+              <w:t>Boundary display</w:t>
+            </w:r>
+          </w:p>
+        </w:tc>
+        <w:tc>
+          <w:tcPr>
+            <w:tcW w:type="dxa" w:w="1560"/>
+          </w:tcPr>
+          <w:p>
+            <w:r>
+              <w:rPr>
+                <w:rFonts w:ascii="Arial" w:hAnsi="Arial"/>
+                <w:b w:val="0"/>
+                <w:i w:val="0"/>
+                <w:sz w:val="16"/>
+              </w:rPr>
+              <w:t>country boundaries</w:t>
+            </w:r>
+          </w:p>
+        </w:tc>
+        <w:tc>
+          <w:tcPr>
+            <w:tcW w:type="dxa" w:w="1560"/>
+          </w:tcPr>
+          <w:p>
+            <w:r>
+              <w:rPr>
+                <w:rFonts w:ascii="Arial" w:hAnsi="Arial"/>
+                <w:b w:val="0"/>
+                <w:i w:val="0"/>
+                <w:sz w:val="16"/>
+              </w:rPr>
+              <w:t>Natural Earth</w:t>
+            </w:r>
+          </w:p>
+        </w:tc>
+        <w:tc>
+          <w:tcPr>
+            <w:tcW w:type="dxa" w:w="1560"/>
+          </w:tcPr>
+          <w:p>
+            <w:r>
+              <w:rPr>
+                <w:rFonts w:ascii="Arial" w:hAnsi="Arial"/>
+                <w:b w:val="0"/>
+                <w:i w:val="0"/>
+                <w:sz w:val="16"/>
+              </w:rPr>
+              <w:t>not a predictor</w:t>
+            </w:r>
+          </w:p>
+        </w:tc>
+        <w:tc>
+          <w:tcPr>
+            <w:tcW w:type="dxa" w:w="1560"/>
+          </w:tcPr>
+          <w:p>
+            <w:r>
+              <w:rPr>
+                <w:rFonts w:ascii="Arial" w:hAnsi="Arial"/>
+                <w:b w:val="0"/>
+                <w:i w:val="0"/>
+                <w:sz w:val="16"/>
+              </w:rPr>
+              <w:t>not used in models</w:t>
+            </w:r>
+          </w:p>
+        </w:tc>
+        <w:tc>
+          <w:tcPr>
+            <w:tcW w:type="dxa" w:w="1560"/>
+          </w:tcPr>
+          <w:p>
+            <w:r>
+              <w:rPr>
+                <w:rFonts w:ascii="Arial" w:hAnsi="Arial"/>
+                <w:b w:val="0"/>
+                <w:i w:val="0"/>
+                <w:sz w:val="16"/>
+              </w:rPr>
+              <w:t>national-scale maps only</w:t>
+            </w:r>
+          </w:p>
+        </w:tc>
+      </w:tr>
+      <w:tr>
+        <w:tc>
+          <w:tcPr>
+            <w:tcW w:type="dxa" w:w="1560"/>
+          </w:tcPr>
+          <w:p>
+            <w:r>
+              <w:rPr>
+                <w:rFonts w:ascii="Arial" w:hAnsi="Arial"/>
+                <w:b w:val="0"/>
+                <w:i w:val="0"/>
+                <w:sz w:val="16"/>
+              </w:rPr>
+              <w:t>Excluded candidate</w:t>
+            </w:r>
+          </w:p>
+        </w:tc>
         <w:tc>
           <w:tcPr>
             <w:tcW w:type="dxa" w:w="1560"/>
@@ -7620,7 +5248,7 @@
                 <w:i w:val="0"/>
                 <w:sz w:val="16"/>
               </w:rPr>
-              <w:t>-</w:t>
+              <w:t>not used</w:t>
             </w:r>
           </w:p>
         </w:tc>
@@ -7636,7 +5264,7 @@
                 <w:i w:val="0"/>
                 <w:sz w:val="16"/>
               </w:rPr>
-              <w:t>0 (excluded)</w:t>
+              <w:t>excluded because QA-masked aggregation not implemented</w:t>
             </w:r>
           </w:p>
         </w:tc>
@@ -7652,23 +5280,7 @@
                 <w:i w:val="0"/>
                 <w:sz w:val="16"/>
               </w:rPr>
-              <w:t>FAIL  -  QA-masked aggregation not implemented</w:t>
-            </w:r>
-          </w:p>
-        </w:tc>
-        <w:tc>
-          <w:tcPr>
-            <w:tcW w:type="dxa" w:w="1560"/>
-          </w:tcPr>
-          <w:p>
-            <w:r>
-              <w:rPr>
-                <w:rFonts w:ascii="Arial" w:hAnsi="Arial"/>
-                <w:b w:val="0"/>
-                <w:i w:val="0"/>
-                <w:sz w:val="16"/>
-              </w:rPr>
-              <w:t>Excluded; no vegetation claims</w:t>
+              <w:t>no vegetation claims</w:t>
             </w:r>
           </w:p>
         </w:tc>
@@ -7687,22 +5299,7 @@
           <w:i w:val="0"/>
           <w:sz w:val="24"/>
         </w:rPr>
-        <w:t>Note: Belgium 2023 and Cyprus 2023 are quality grade C (surveillance-system changes); all other rows are grade B (comprehensive).</w:t>
-      </w:r>
-    </w:p>
-    <w:p>
-      <w:pPr>
-        <w:spacing w:before="0" w:after="0" w:line="480" w:lineRule="auto"/>
-        <w:jc w:val="left"/>
-      </w:pPr>
-      <w:r>
-        <w:rPr>
-          <w:rFonts w:ascii="Times New Roman" w:hAnsi="Times New Roman"/>
-          <w:b w:val="0"/>
-          <w:i w:val="0"/>
-          <w:sz w:val="24"/>
-        </w:rPr>
-        <w:t>Table 2. Core benchmark performance for 2022 (validation) and 2023 (test) evaluation years.</w:t>
+        <w:t>Table 2. Core benchmark performance for 2022 validation and 2023 test evaluation years.</w:t>
       </w:r>
     </w:p>
     <w:tbl>
@@ -7992,7 +5589,7 @@
                 <w:i w:val="0"/>
                 <w:sz w:val="16"/>
               </w:rPr>
-              <w:t>101.5</w:t>
+              <w:t>101.46</w:t>
             </w:r>
           </w:p>
         </w:tc>
@@ -8040,7 +5637,7 @@
                 <w:i w:val="0"/>
                 <w:sz w:val="16"/>
               </w:rPr>
-              <w:t>108.1</w:t>
+              <w:t>108.07</w:t>
             </w:r>
           </w:p>
         </w:tc>
@@ -8102,7 +5699,7 @@
             <w:r>
               <w:rPr>
                 <w:rFonts w:ascii="Arial" w:hAnsi="Arial"/>
-                <w:b/>
+                <w:b w:val="0"/>
                 <w:i w:val="0"/>
                 <w:sz w:val="16"/>
               </w:rPr>
@@ -8118,7 +5715,7 @@
             <w:r>
               <w:rPr>
                 <w:rFonts w:ascii="Arial" w:hAnsi="Arial"/>
-                <w:b/>
+                <w:b w:val="0"/>
                 <w:i w:val="0"/>
                 <w:sz w:val="16"/>
               </w:rPr>
@@ -8138,7 +5735,7 @@
                 <w:i w:val="0"/>
                 <w:sz w:val="16"/>
               </w:rPr>
-              <w:t>694.2</w:t>
+              <w:t>694.21</w:t>
             </w:r>
           </w:p>
         </w:tc>
@@ -8154,7 +5751,7 @@
                 <w:i w:val="0"/>
                 <w:sz w:val="16"/>
               </w:rPr>
-              <w:t>72.1</w:t>
+              <w:t>72.10</w:t>
             </w:r>
           </w:p>
         </w:tc>
@@ -8252,7 +5849,7 @@
                 <w:i w:val="0"/>
                 <w:sz w:val="16"/>
               </w:rPr>
-              <w:t>693.5</w:t>
+              <w:t>693.52</w:t>
             </w:r>
           </w:p>
         </w:tc>
@@ -8318,7 +5915,7 @@
                 <w:i w:val="0"/>
                 <w:sz w:val="16"/>
               </w:rPr>
-              <w:t>Best covariate block (all public)</w:t>
+              <w:t>Best covariate block, all public</w:t>
             </w:r>
           </w:p>
         </w:tc>
@@ -8366,7 +5963,7 @@
                 <w:i w:val="0"/>
                 <w:sz w:val="16"/>
               </w:rPr>
-              <w:t>264.9</w:t>
+              <w:t>264.92</w:t>
             </w:r>
           </w:p>
         </w:tc>
@@ -8382,7 +5979,7 @@
                 <w:i w:val="0"/>
                 <w:sz w:val="16"/>
               </w:rPr>
-              <w:t>109.9</w:t>
+              <w:t>109.89</w:t>
             </w:r>
           </w:p>
         </w:tc>
@@ -8399,120 +5996,6 @@
                 <w:sz w:val="16"/>
               </w:rPr>
               <w:t>0.386</w:t>
-            </w:r>
-          </w:p>
-        </w:tc>
-      </w:tr>
-      <w:tr>
-        <w:tc>
-          <w:tcPr>
-            <w:tcW w:type="dxa" w:w="1337"/>
-          </w:tcPr>
-          <w:p>
-            <w:r>
-              <w:rPr>
-                <w:rFonts w:ascii="Arial" w:hAnsi="Arial"/>
-                <w:b w:val="0"/>
-                <w:i w:val="0"/>
-                <w:sz w:val="16"/>
-              </w:rPr>
-              <w:t>2022</w:t>
-            </w:r>
-          </w:p>
-        </w:tc>
-        <w:tc>
-          <w:tcPr>
-            <w:tcW w:type="dxa" w:w="1337"/>
-          </w:tcPr>
-          <w:p>
-            <w:r>
-              <w:rPr>
-                <w:rFonts w:ascii="Arial" w:hAnsi="Arial"/>
-                <w:b w:val="0"/>
-                <w:i w:val="0"/>
-                <w:sz w:val="16"/>
-              </w:rPr>
-              <w:t>Best penalized Poisson (land use)*</w:t>
-            </w:r>
-          </w:p>
-        </w:tc>
-        <w:tc>
-          <w:tcPr>
-            <w:tcW w:type="dxa" w:w="1337"/>
-          </w:tcPr>
-          <w:p>
-            <w:r>
-              <w:rPr>
-                <w:rFonts w:ascii="Arial" w:hAnsi="Arial"/>
-                <w:b w:val="0"/>
-                <w:i w:val="0"/>
-                <w:sz w:val="16"/>
-              </w:rPr>
-              <w:t>-</w:t>
-            </w:r>
-          </w:p>
-        </w:tc>
-        <w:tc>
-          <w:tcPr>
-            <w:tcW w:type="dxa" w:w="1337"/>
-          </w:tcPr>
-          <w:p>
-            <w:r>
-              <w:rPr>
-                <w:rFonts w:ascii="Arial" w:hAnsi="Arial"/>
-                <w:b w:val="0"/>
-                <w:i w:val="0"/>
-                <w:sz w:val="16"/>
-              </w:rPr>
-              <w:t>-</w:t>
-            </w:r>
-          </w:p>
-        </w:tc>
-        <w:tc>
-          <w:tcPr>
-            <w:tcW w:type="dxa" w:w="1337"/>
-          </w:tcPr>
-          <w:p>
-            <w:r>
-              <w:rPr>
-                <w:rFonts w:ascii="Arial" w:hAnsi="Arial"/>
-                <w:b w:val="0"/>
-                <w:i w:val="0"/>
-                <w:sz w:val="16"/>
-              </w:rPr>
-              <w:t>-</w:t>
-            </w:r>
-          </w:p>
-        </w:tc>
-        <w:tc>
-          <w:tcPr>
-            <w:tcW w:type="dxa" w:w="1337"/>
-          </w:tcPr>
-          <w:p>
-            <w:r>
-              <w:rPr>
-                <w:rFonts w:ascii="Arial" w:hAnsi="Arial"/>
-                <w:b w:val="0"/>
-                <w:i w:val="0"/>
-                <w:sz w:val="16"/>
-              </w:rPr>
-              <w:t>-</w:t>
-            </w:r>
-          </w:p>
-        </w:tc>
-        <w:tc>
-          <w:tcPr>
-            <w:tcW w:type="dxa" w:w="1337"/>
-          </w:tcPr>
-          <w:p>
-            <w:r>
-              <w:rPr>
-                <w:rFonts w:ascii="Arial" w:hAnsi="Arial"/>
-                <w:b w:val="0"/>
-                <w:i w:val="0"/>
-                <w:sz w:val="16"/>
-              </w:rPr>
-              <w:t>-</w:t>
             </w:r>
           </w:p>
         </w:tc>
@@ -8672,7 +6155,7 @@
             <w:r>
               <w:rPr>
                 <w:rFonts w:ascii="Arial" w:hAnsi="Arial"/>
-                <w:b/>
+                <w:b w:val="0"/>
                 <w:i w:val="0"/>
                 <w:sz w:val="16"/>
               </w:rPr>
@@ -8704,7 +6187,7 @@
             <w:r>
               <w:rPr>
                 <w:rFonts w:ascii="Arial" w:hAnsi="Arial"/>
-                <w:b/>
+                <w:b w:val="0"/>
                 <w:i w:val="0"/>
                 <w:sz w:val="16"/>
               </w:rPr>
@@ -8720,7 +6203,7 @@
             <w:r>
               <w:rPr>
                 <w:rFonts w:ascii="Arial" w:hAnsi="Arial"/>
-                <w:b/>
+                <w:b w:val="0"/>
                 <w:i w:val="0"/>
                 <w:sz w:val="16"/>
               </w:rPr>
@@ -8736,7 +6219,7 @@
             <w:r>
               <w:rPr>
                 <w:rFonts w:ascii="Arial" w:hAnsi="Arial"/>
-                <w:b/>
+                <w:b w:val="0"/>
                 <w:i w:val="0"/>
                 <w:sz w:val="16"/>
               </w:rPr>
@@ -8802,7 +6285,7 @@
             <w:r>
               <w:rPr>
                 <w:rFonts w:ascii="Arial" w:hAnsi="Arial"/>
-                <w:b/>
+                <w:b w:val="0"/>
                 <w:i w:val="0"/>
                 <w:sz w:val="16"/>
               </w:rPr>
@@ -8822,7 +6305,7 @@
                 <w:i w:val="0"/>
                 <w:sz w:val="16"/>
               </w:rPr>
-              <w:t>660</w:t>
+              <w:t>660.00</w:t>
             </w:r>
           </w:p>
         </w:tc>
@@ -8936,7 +6419,7 @@
                 <w:i w:val="0"/>
                 <w:sz w:val="16"/>
               </w:rPr>
-              <w:t>659.4</w:t>
+              <w:t>659.39</w:t>
             </w:r>
           </w:p>
         </w:tc>
@@ -9002,7 +6485,7 @@
                 <w:i w:val="0"/>
                 <w:sz w:val="16"/>
               </w:rPr>
-              <w:t>Best covariate block (land use)</w:t>
+              <w:t>Best covariate block, land use</w:t>
             </w:r>
           </w:p>
         </w:tc>
@@ -9018,7 +6501,7 @@
                 <w:i w:val="0"/>
                 <w:sz w:val="16"/>
               </w:rPr>
-              <w:t>318.5</w:t>
+              <w:t>318.55</w:t>
             </w:r>
           </w:p>
         </w:tc>
@@ -9050,7 +6533,7 @@
                 <w:i w:val="0"/>
                 <w:sz w:val="16"/>
               </w:rPr>
-              <w:t>325.9</w:t>
+              <w:t>325.87</w:t>
             </w:r>
           </w:p>
         </w:tc>
@@ -9066,7 +6549,7 @@
                 <w:i w:val="0"/>
                 <w:sz w:val="16"/>
               </w:rPr>
-              <w:t>367.4</w:t>
+              <w:t>367.44</w:t>
             </w:r>
           </w:p>
         </w:tc>
@@ -9116,7 +6599,7 @@
                 <w:i w:val="0"/>
                 <w:sz w:val="16"/>
               </w:rPr>
-              <w:t>Best penalized Poisson (land use)</w:t>
+              <w:t>Best penalized Poisson, land use</w:t>
             </w:r>
           </w:p>
         </w:tc>
@@ -9132,7 +6615,7 @@
                 <w:i w:val="0"/>
                 <w:sz w:val="16"/>
               </w:rPr>
-              <w:t>159.4</w:t>
+              <w:t>159.37</w:t>
             </w:r>
           </w:p>
         </w:tc>
@@ -9180,7 +6663,7 @@
                 <w:i w:val="0"/>
                 <w:sz w:val="16"/>
               </w:rPr>
-              <w:t>167.6</w:t>
+              <w:t>167.64</w:t>
             </w:r>
           </w:p>
         </w:tc>
@@ -9215,39 +6698,906 @@
           <w:i w:val="0"/>
           <w:sz w:val="24"/>
         </w:rPr>
-        <w:t>WIS = weighted interval score (lower is better). Width = mean 90% interval width (reported cases).</w:t>
+        <w:t>Table 3. Sensitivity summary for 2023 covariate-block models.</w:t>
       </w:r>
     </w:p>
-    <w:p>
-      <w:pPr>
-        <w:spacing w:before="0" w:after="0" w:line="480" w:lineRule="auto"/>
-        <w:jc w:val="left"/>
-      </w:pPr>
-      <w:r>
-        <w:rPr>
-          <w:rFonts w:ascii="Times New Roman" w:hAnsi="Times New Roman"/>
-          <w:b w:val="0"/>
-          <w:i w:val="0"/>
-          <w:sz w:val="24"/>
-        </w:rPr>
-        <w:t>Bold indicates best value per column per evaluation year.</w:t>
-      </w:r>
-    </w:p>
-    <w:p>
-      <w:pPr>
-        <w:spacing w:before="0" w:after="0" w:line="480" w:lineRule="auto"/>
-        <w:jc w:val="left"/>
-      </w:pPr>
-      <w:r>
-        <w:rPr>
-          <w:rFonts w:ascii="Times New Roman" w:hAnsi="Times New Roman"/>
-          <w:b w:val="0"/>
-          <w:i w:val="0"/>
-          <w:sz w:val="24"/>
-        </w:rPr>
-        <w:t>* Penalized Poisson 2022 results reflect validation-year WIS used for tuning only; primary evaluation is the 2023 test year.</w:t>
-      </w:r>
-    </w:p>
+    <w:tbl>
+      <w:tblPr>
+        <w:tblW w:type="auto" w:w="0"/>
+        <w:tblLook w:firstColumn="1" w:firstRow="1" w:lastColumn="0" w:lastRow="0" w:noHBand="0" w:noVBand="1" w:val="04A0"/>
+      </w:tblPr>
+      <w:tblGrid>
+        <w:gridCol w:w="1560"/>
+        <w:gridCol w:w="1560"/>
+        <w:gridCol w:w="1560"/>
+        <w:gridCol w:w="1560"/>
+        <w:gridCol w:w="1560"/>
+        <w:gridCol w:w="1560"/>
+      </w:tblGrid>
+      <w:tr>
+        <w:tc>
+          <w:tcPr>
+            <w:tcW w:type="dxa" w:w="1560"/>
+          </w:tcPr>
+          <w:p>
+            <w:r>
+              <w:rPr>
+                <w:rFonts w:ascii="Arial" w:hAnsi="Arial"/>
+                <w:b/>
+                <w:i w:val="0"/>
+                <w:sz w:val="16"/>
+              </w:rPr>
+              <w:t>Scenario</w:t>
+            </w:r>
+          </w:p>
+        </w:tc>
+        <w:tc>
+          <w:tcPr>
+            <w:tcW w:type="dxa" w:w="1560"/>
+          </w:tcPr>
+          <w:p>
+            <w:r>
+              <w:rPr>
+                <w:rFonts w:ascii="Arial" w:hAnsi="Arial"/>
+                <w:b/>
+                <w:i w:val="0"/>
+                <w:sz w:val="16"/>
+              </w:rPr>
+              <w:t>Best covariate block</w:t>
+            </w:r>
+          </w:p>
+        </w:tc>
+        <w:tc>
+          <w:tcPr>
+            <w:tcW w:type="dxa" w:w="1560"/>
+          </w:tcPr>
+          <w:p>
+            <w:r>
+              <w:rPr>
+                <w:rFonts w:ascii="Arial" w:hAnsi="Arial"/>
+                <w:b/>
+                <w:i w:val="0"/>
+                <w:sz w:val="16"/>
+              </w:rPr>
+              <w:t>WIS</w:t>
+            </w:r>
+          </w:p>
+        </w:tc>
+        <w:tc>
+          <w:tcPr>
+            <w:tcW w:type="dxa" w:w="1560"/>
+          </w:tcPr>
+          <w:p>
+            <w:r>
+              <w:rPr>
+                <w:rFonts w:ascii="Arial" w:hAnsi="Arial"/>
+                <w:b/>
+                <w:i w:val="0"/>
+                <w:sz w:val="16"/>
+              </w:rPr>
+              <w:t>Coverage, n/N (%)</w:t>
+            </w:r>
+          </w:p>
+        </w:tc>
+        <w:tc>
+          <w:tcPr>
+            <w:tcW w:type="dxa" w:w="1560"/>
+          </w:tcPr>
+          <w:p>
+            <w:r>
+              <w:rPr>
+                <w:rFonts w:ascii="Arial" w:hAnsi="Arial"/>
+                <w:b/>
+                <w:i w:val="0"/>
+                <w:sz w:val="16"/>
+              </w:rPr>
+              <w:t>Width</w:t>
+            </w:r>
+          </w:p>
+        </w:tc>
+        <w:tc>
+          <w:tcPr>
+            <w:tcW w:type="dxa" w:w="1560"/>
+          </w:tcPr>
+          <w:p>
+            <w:r>
+              <w:rPr>
+                <w:rFonts w:ascii="Arial" w:hAnsi="Arial"/>
+                <w:b/>
+                <w:i w:val="0"/>
+                <w:sz w:val="16"/>
+              </w:rPr>
+              <w:t>Promotion rule passed</w:t>
+            </w:r>
+          </w:p>
+        </w:tc>
+      </w:tr>
+      <w:tr>
+        <w:tc>
+          <w:tcPr>
+            <w:tcW w:type="dxa" w:w="1560"/>
+          </w:tcPr>
+          <w:p>
+            <w:r>
+              <w:rPr>
+                <w:rFonts w:ascii="Arial" w:hAnsi="Arial"/>
+                <w:b w:val="0"/>
+                <w:i w:val="0"/>
+                <w:sz w:val="16"/>
+              </w:rPr>
+              <w:t>Primary all rows</w:t>
+            </w:r>
+          </w:p>
+        </w:tc>
+        <w:tc>
+          <w:tcPr>
+            <w:tcW w:type="dxa" w:w="1560"/>
+          </w:tcPr>
+          <w:p>
+            <w:r>
+              <w:rPr>
+                <w:rFonts w:ascii="Arial" w:hAnsi="Arial"/>
+                <w:b w:val="0"/>
+                <w:i w:val="0"/>
+                <w:sz w:val="16"/>
+              </w:rPr>
+              <w:t>Land use</w:t>
+            </w:r>
+          </w:p>
+        </w:tc>
+        <w:tc>
+          <w:tcPr>
+            <w:tcW w:type="dxa" w:w="1560"/>
+          </w:tcPr>
+          <w:p>
+            <w:r>
+              <w:rPr>
+                <w:rFonts w:ascii="Arial" w:hAnsi="Arial"/>
+                <w:b w:val="0"/>
+                <w:i w:val="0"/>
+                <w:sz w:val="16"/>
+              </w:rPr>
+              <w:t>318.55</w:t>
+            </w:r>
+          </w:p>
+        </w:tc>
+        <w:tc>
+          <w:tcPr>
+            <w:tcW w:type="dxa" w:w="1560"/>
+          </w:tcPr>
+          <w:p>
+            <w:r>
+              <w:rPr>
+                <w:rFonts w:ascii="Arial" w:hAnsi="Arial"/>
+                <w:b w:val="0"/>
+                <w:i w:val="0"/>
+                <w:sz w:val="16"/>
+              </w:rPr>
+              <w:t>19/28 (68%)</w:t>
+            </w:r>
+          </w:p>
+        </w:tc>
+        <w:tc>
+          <w:tcPr>
+            <w:tcW w:type="dxa" w:w="1560"/>
+          </w:tcPr>
+          <w:p>
+            <w:r>
+              <w:rPr>
+                <w:rFonts w:ascii="Arial" w:hAnsi="Arial"/>
+                <w:b w:val="0"/>
+                <w:i w:val="0"/>
+                <w:sz w:val="16"/>
+              </w:rPr>
+              <w:t>325.87</w:t>
+            </w:r>
+          </w:p>
+        </w:tc>
+        <w:tc>
+          <w:tcPr>
+            <w:tcW w:type="dxa" w:w="1560"/>
+          </w:tcPr>
+          <w:p>
+            <w:r>
+              <w:rPr>
+                <w:rFonts w:ascii="Arial" w:hAnsi="Arial"/>
+                <w:b w:val="0"/>
+                <w:i w:val="0"/>
+                <w:sz w:val="16"/>
+              </w:rPr>
+              <w:t>No</w:t>
+            </w:r>
+          </w:p>
+        </w:tc>
+      </w:tr>
+      <w:tr>
+        <w:tc>
+          <w:tcPr>
+            <w:tcW w:type="dxa" w:w="1560"/>
+          </w:tcPr>
+          <w:p>
+            <w:r>
+              <w:rPr>
+                <w:rFonts w:ascii="Arial" w:hAnsi="Arial"/>
+                <w:b w:val="0"/>
+                <w:i w:val="0"/>
+                <w:sz w:val="16"/>
+              </w:rPr>
+              <w:t>Exclude Belgium 2023</w:t>
+            </w:r>
+          </w:p>
+        </w:tc>
+        <w:tc>
+          <w:tcPr>
+            <w:tcW w:type="dxa" w:w="1560"/>
+          </w:tcPr>
+          <w:p>
+            <w:r>
+              <w:rPr>
+                <w:rFonts w:ascii="Arial" w:hAnsi="Arial"/>
+                <w:b w:val="0"/>
+                <w:i w:val="0"/>
+                <w:sz w:val="16"/>
+              </w:rPr>
+              <w:t>Land use</w:t>
+            </w:r>
+          </w:p>
+        </w:tc>
+        <w:tc>
+          <w:tcPr>
+            <w:tcW w:type="dxa" w:w="1560"/>
+          </w:tcPr>
+          <w:p>
+            <w:r>
+              <w:rPr>
+                <w:rFonts w:ascii="Arial" w:hAnsi="Arial"/>
+                <w:b w:val="0"/>
+                <w:i w:val="0"/>
+                <w:sz w:val="16"/>
+              </w:rPr>
+              <w:t>329.37</w:t>
+            </w:r>
+          </w:p>
+        </w:tc>
+        <w:tc>
+          <w:tcPr>
+            <w:tcW w:type="dxa" w:w="1560"/>
+          </w:tcPr>
+          <w:p>
+            <w:r>
+              <w:rPr>
+                <w:rFonts w:ascii="Arial" w:hAnsi="Arial"/>
+                <w:b w:val="0"/>
+                <w:i w:val="0"/>
+                <w:sz w:val="16"/>
+              </w:rPr>
+              <w:t>18/27 (67%)</w:t>
+            </w:r>
+          </w:p>
+        </w:tc>
+        <w:tc>
+          <w:tcPr>
+            <w:tcW w:type="dxa" w:w="1560"/>
+          </w:tcPr>
+          <w:p>
+            <w:r>
+              <w:rPr>
+                <w:rFonts w:ascii="Arial" w:hAnsi="Arial"/>
+                <w:b w:val="0"/>
+                <w:i w:val="0"/>
+                <w:sz w:val="16"/>
+              </w:rPr>
+              <w:t>324.12</w:t>
+            </w:r>
+          </w:p>
+        </w:tc>
+        <w:tc>
+          <w:tcPr>
+            <w:tcW w:type="dxa" w:w="1560"/>
+          </w:tcPr>
+          <w:p>
+            <w:r>
+              <w:rPr>
+                <w:rFonts w:ascii="Arial" w:hAnsi="Arial"/>
+                <w:b w:val="0"/>
+                <w:i w:val="0"/>
+                <w:sz w:val="16"/>
+              </w:rPr>
+              <w:t>No</w:t>
+            </w:r>
+          </w:p>
+        </w:tc>
+      </w:tr>
+      <w:tr>
+        <w:tc>
+          <w:tcPr>
+            <w:tcW w:type="dxa" w:w="1560"/>
+          </w:tcPr>
+          <w:p>
+            <w:r>
+              <w:rPr>
+                <w:rFonts w:ascii="Arial" w:hAnsi="Arial"/>
+                <w:b w:val="0"/>
+                <w:i w:val="0"/>
+                <w:sz w:val="16"/>
+              </w:rPr>
+              <w:t>Exclude Cyprus 2023</w:t>
+            </w:r>
+          </w:p>
+        </w:tc>
+        <w:tc>
+          <w:tcPr>
+            <w:tcW w:type="dxa" w:w="1560"/>
+          </w:tcPr>
+          <w:p>
+            <w:r>
+              <w:rPr>
+                <w:rFonts w:ascii="Arial" w:hAnsi="Arial"/>
+                <w:b w:val="0"/>
+                <w:i w:val="0"/>
+                <w:sz w:val="16"/>
+              </w:rPr>
+              <w:t>Land use</w:t>
+            </w:r>
+          </w:p>
+        </w:tc>
+        <w:tc>
+          <w:tcPr>
+            <w:tcW w:type="dxa" w:w="1560"/>
+          </w:tcPr>
+          <w:p>
+            <w:r>
+              <w:rPr>
+                <w:rFonts w:ascii="Arial" w:hAnsi="Arial"/>
+                <w:b w:val="0"/>
+                <w:i w:val="0"/>
+                <w:sz w:val="16"/>
+              </w:rPr>
+              <w:t>329.95</w:t>
+            </w:r>
+          </w:p>
+        </w:tc>
+        <w:tc>
+          <w:tcPr>
+            <w:tcW w:type="dxa" w:w="1560"/>
+          </w:tcPr>
+          <w:p>
+            <w:r>
+              <w:rPr>
+                <w:rFonts w:ascii="Arial" w:hAnsi="Arial"/>
+                <w:b w:val="0"/>
+                <w:i w:val="0"/>
+                <w:sz w:val="16"/>
+              </w:rPr>
+              <w:t>18/27 (67%)</w:t>
+            </w:r>
+          </w:p>
+        </w:tc>
+        <w:tc>
+          <w:tcPr>
+            <w:tcW w:type="dxa" w:w="1560"/>
+          </w:tcPr>
+          <w:p>
+            <w:r>
+              <w:rPr>
+                <w:rFonts w:ascii="Arial" w:hAnsi="Arial"/>
+                <w:b w:val="0"/>
+                <w:i w:val="0"/>
+                <w:sz w:val="16"/>
+              </w:rPr>
+              <w:t>329.04</w:t>
+            </w:r>
+          </w:p>
+        </w:tc>
+        <w:tc>
+          <w:tcPr>
+            <w:tcW w:type="dxa" w:w="1560"/>
+          </w:tcPr>
+          <w:p>
+            <w:r>
+              <w:rPr>
+                <w:rFonts w:ascii="Arial" w:hAnsi="Arial"/>
+                <w:b w:val="0"/>
+                <w:i w:val="0"/>
+                <w:sz w:val="16"/>
+              </w:rPr>
+              <w:t>No</w:t>
+            </w:r>
+          </w:p>
+        </w:tc>
+      </w:tr>
+      <w:tr>
+        <w:tc>
+          <w:tcPr>
+            <w:tcW w:type="dxa" w:w="1560"/>
+          </w:tcPr>
+          <w:p>
+            <w:r>
+              <w:rPr>
+                <w:rFonts w:ascii="Arial" w:hAnsi="Arial"/>
+                <w:b w:val="0"/>
+                <w:i w:val="0"/>
+                <w:sz w:val="16"/>
+              </w:rPr>
+              <w:t>Exclude Belgium and Cyprus 2023</w:t>
+            </w:r>
+          </w:p>
+        </w:tc>
+        <w:tc>
+          <w:tcPr>
+            <w:tcW w:type="dxa" w:w="1560"/>
+          </w:tcPr>
+          <w:p>
+            <w:r>
+              <w:rPr>
+                <w:rFonts w:ascii="Arial" w:hAnsi="Arial"/>
+                <w:b w:val="0"/>
+                <w:i w:val="0"/>
+                <w:sz w:val="16"/>
+              </w:rPr>
+              <w:t>Land use</w:t>
+            </w:r>
+          </w:p>
+        </w:tc>
+        <w:tc>
+          <w:tcPr>
+            <w:tcW w:type="dxa" w:w="1560"/>
+          </w:tcPr>
+          <w:p>
+            <w:r>
+              <w:rPr>
+                <w:rFonts w:ascii="Arial" w:hAnsi="Arial"/>
+                <w:b w:val="0"/>
+                <w:i w:val="0"/>
+                <w:sz w:val="16"/>
+              </w:rPr>
+              <w:t>341.62</w:t>
+            </w:r>
+          </w:p>
+        </w:tc>
+        <w:tc>
+          <w:tcPr>
+            <w:tcW w:type="dxa" w:w="1560"/>
+          </w:tcPr>
+          <w:p>
+            <w:r>
+              <w:rPr>
+                <w:rFonts w:ascii="Arial" w:hAnsi="Arial"/>
+                <w:b w:val="0"/>
+                <w:i w:val="0"/>
+                <w:sz w:val="16"/>
+              </w:rPr>
+              <w:t>17/26 (65%)</w:t>
+            </w:r>
+          </w:p>
+        </w:tc>
+        <w:tc>
+          <w:tcPr>
+            <w:tcW w:type="dxa" w:w="1560"/>
+          </w:tcPr>
+          <w:p>
+            <w:r>
+              <w:rPr>
+                <w:rFonts w:ascii="Arial" w:hAnsi="Arial"/>
+                <w:b w:val="0"/>
+                <w:i w:val="0"/>
+                <w:sz w:val="16"/>
+              </w:rPr>
+              <w:t>327.36</w:t>
+            </w:r>
+          </w:p>
+        </w:tc>
+        <w:tc>
+          <w:tcPr>
+            <w:tcW w:type="dxa" w:w="1560"/>
+          </w:tcPr>
+          <w:p>
+            <w:r>
+              <w:rPr>
+                <w:rFonts w:ascii="Arial" w:hAnsi="Arial"/>
+                <w:b w:val="0"/>
+                <w:i w:val="0"/>
+                <w:sz w:val="16"/>
+              </w:rPr>
+              <w:t>No</w:t>
+            </w:r>
+          </w:p>
+        </w:tc>
+      </w:tr>
+      <w:tr>
+        <w:tc>
+          <w:tcPr>
+            <w:tcW w:type="dxa" w:w="1560"/>
+          </w:tcPr>
+          <w:p>
+            <w:r>
+              <w:rPr>
+                <w:rFonts w:ascii="Arial" w:hAnsi="Arial"/>
+                <w:b w:val="0"/>
+                <w:i w:val="0"/>
+                <w:sz w:val="16"/>
+              </w:rPr>
+              <w:t>Retain flagged rows with indicator</w:t>
+            </w:r>
+          </w:p>
+        </w:tc>
+        <w:tc>
+          <w:tcPr>
+            <w:tcW w:type="dxa" w:w="1560"/>
+          </w:tcPr>
+          <w:p>
+            <w:r>
+              <w:rPr>
+                <w:rFonts w:ascii="Arial" w:hAnsi="Arial"/>
+                <w:b w:val="0"/>
+                <w:i w:val="0"/>
+                <w:sz w:val="16"/>
+              </w:rPr>
+              <w:t>Land use</w:t>
+            </w:r>
+          </w:p>
+        </w:tc>
+        <w:tc>
+          <w:tcPr>
+            <w:tcW w:type="dxa" w:w="1560"/>
+          </w:tcPr>
+          <w:p>
+            <w:r>
+              <w:rPr>
+                <w:rFonts w:ascii="Arial" w:hAnsi="Arial"/>
+                <w:b w:val="0"/>
+                <w:i w:val="0"/>
+                <w:sz w:val="16"/>
+              </w:rPr>
+              <w:t>318.55</w:t>
+            </w:r>
+          </w:p>
+        </w:tc>
+        <w:tc>
+          <w:tcPr>
+            <w:tcW w:type="dxa" w:w="1560"/>
+          </w:tcPr>
+          <w:p>
+            <w:r>
+              <w:rPr>
+                <w:rFonts w:ascii="Arial" w:hAnsi="Arial"/>
+                <w:b w:val="0"/>
+                <w:i w:val="0"/>
+                <w:sz w:val="16"/>
+              </w:rPr>
+              <w:t>19/28 (68%)</w:t>
+            </w:r>
+          </w:p>
+        </w:tc>
+        <w:tc>
+          <w:tcPr>
+            <w:tcW w:type="dxa" w:w="1560"/>
+          </w:tcPr>
+          <w:p>
+            <w:r>
+              <w:rPr>
+                <w:rFonts w:ascii="Arial" w:hAnsi="Arial"/>
+                <w:b w:val="0"/>
+                <w:i w:val="0"/>
+                <w:sz w:val="16"/>
+              </w:rPr>
+              <w:t>325.87</w:t>
+            </w:r>
+          </w:p>
+        </w:tc>
+        <w:tc>
+          <w:tcPr>
+            <w:tcW w:type="dxa" w:w="1560"/>
+          </w:tcPr>
+          <w:p>
+            <w:r>
+              <w:rPr>
+                <w:rFonts w:ascii="Arial" w:hAnsi="Arial"/>
+                <w:b w:val="0"/>
+                <w:i w:val="0"/>
+                <w:sz w:val="16"/>
+              </w:rPr>
+              <w:t>No</w:t>
+            </w:r>
+          </w:p>
+        </w:tc>
+      </w:tr>
+      <w:tr>
+        <w:tc>
+          <w:tcPr>
+            <w:tcW w:type="dxa" w:w="1560"/>
+          </w:tcPr>
+          <w:p>
+            <w:r>
+              <w:rPr>
+                <w:rFonts w:ascii="Arial" w:hAnsi="Arial"/>
+                <w:b w:val="0"/>
+                <w:i w:val="0"/>
+                <w:sz w:val="16"/>
+              </w:rPr>
+              <w:t>Exclude 2020 training rows</w:t>
+            </w:r>
+          </w:p>
+        </w:tc>
+        <w:tc>
+          <w:tcPr>
+            <w:tcW w:type="dxa" w:w="1560"/>
+          </w:tcPr>
+          <w:p>
+            <w:r>
+              <w:rPr>
+                <w:rFonts w:ascii="Arial" w:hAnsi="Arial"/>
+                <w:b w:val="0"/>
+                <w:i w:val="0"/>
+                <w:sz w:val="16"/>
+              </w:rPr>
+              <w:t>All public</w:t>
+            </w:r>
+          </w:p>
+        </w:tc>
+        <w:tc>
+          <w:tcPr>
+            <w:tcW w:type="dxa" w:w="1560"/>
+          </w:tcPr>
+          <w:p>
+            <w:r>
+              <w:rPr>
+                <w:rFonts w:ascii="Arial" w:hAnsi="Arial"/>
+                <w:b w:val="0"/>
+                <w:i w:val="0"/>
+                <w:sz w:val="16"/>
+              </w:rPr>
+              <w:t>138.27</w:t>
+            </w:r>
+          </w:p>
+        </w:tc>
+        <w:tc>
+          <w:tcPr>
+            <w:tcW w:type="dxa" w:w="1560"/>
+          </w:tcPr>
+          <w:p>
+            <w:r>
+              <w:rPr>
+                <w:rFonts w:ascii="Arial" w:hAnsi="Arial"/>
+                <w:b w:val="0"/>
+                <w:i w:val="0"/>
+                <w:sz w:val="16"/>
+              </w:rPr>
+              <w:t>25/28 (89%)</w:t>
+            </w:r>
+          </w:p>
+        </w:tc>
+        <w:tc>
+          <w:tcPr>
+            <w:tcW w:type="dxa" w:w="1560"/>
+          </w:tcPr>
+          <w:p>
+            <w:r>
+              <w:rPr>
+                <w:rFonts w:ascii="Arial" w:hAnsi="Arial"/>
+                <w:b w:val="0"/>
+                <w:i w:val="0"/>
+                <w:sz w:val="16"/>
+              </w:rPr>
+              <w:t>593.23</w:t>
+            </w:r>
+          </w:p>
+        </w:tc>
+        <w:tc>
+          <w:tcPr>
+            <w:tcW w:type="dxa" w:w="1560"/>
+          </w:tcPr>
+          <w:p>
+            <w:r>
+              <w:rPr>
+                <w:rFonts w:ascii="Arial" w:hAnsi="Arial"/>
+                <w:b w:val="0"/>
+                <w:i w:val="0"/>
+                <w:sz w:val="16"/>
+              </w:rPr>
+              <w:t>No</w:t>
+            </w:r>
+          </w:p>
+        </w:tc>
+      </w:tr>
+      <w:tr>
+        <w:tc>
+          <w:tcPr>
+            <w:tcW w:type="dxa" w:w="1560"/>
+          </w:tcPr>
+          <w:p>
+            <w:r>
+              <w:rPr>
+                <w:rFonts w:ascii="Arial" w:hAnsi="Arial"/>
+                <w:b w:val="0"/>
+                <w:i w:val="0"/>
+                <w:sz w:val="16"/>
+              </w:rPr>
+              <w:t>Exclude 2021 training rows</w:t>
+            </w:r>
+          </w:p>
+        </w:tc>
+        <w:tc>
+          <w:tcPr>
+            <w:tcW w:type="dxa" w:w="1560"/>
+          </w:tcPr>
+          <w:p>
+            <w:r>
+              <w:rPr>
+                <w:rFonts w:ascii="Arial" w:hAnsi="Arial"/>
+                <w:b w:val="0"/>
+                <w:i w:val="0"/>
+                <w:sz w:val="16"/>
+              </w:rPr>
+              <w:t>Surveillance only</w:t>
+            </w:r>
+          </w:p>
+        </w:tc>
+        <w:tc>
+          <w:tcPr>
+            <w:tcW w:type="dxa" w:w="1560"/>
+          </w:tcPr>
+          <w:p>
+            <w:r>
+              <w:rPr>
+                <w:rFonts w:ascii="Arial" w:hAnsi="Arial"/>
+                <w:b w:val="0"/>
+                <w:i w:val="0"/>
+                <w:sz w:val="16"/>
+              </w:rPr>
+              <w:t>27.93</w:t>
+            </w:r>
+          </w:p>
+        </w:tc>
+        <w:tc>
+          <w:tcPr>
+            <w:tcW w:type="dxa" w:w="1560"/>
+          </w:tcPr>
+          <w:p>
+            <w:r>
+              <w:rPr>
+                <w:rFonts w:ascii="Arial" w:hAnsi="Arial"/>
+                <w:b w:val="0"/>
+                <w:i w:val="0"/>
+                <w:sz w:val="16"/>
+              </w:rPr>
+              <w:t>26/28 (93%)</w:t>
+            </w:r>
+          </w:p>
+        </w:tc>
+        <w:tc>
+          <w:tcPr>
+            <w:tcW w:type="dxa" w:w="1560"/>
+          </w:tcPr>
+          <w:p>
+            <w:r>
+              <w:rPr>
+                <w:rFonts w:ascii="Arial" w:hAnsi="Arial"/>
+                <w:b w:val="0"/>
+                <w:i w:val="0"/>
+                <w:sz w:val="16"/>
+              </w:rPr>
+              <w:t>304.32</w:t>
+            </w:r>
+          </w:p>
+        </w:tc>
+        <w:tc>
+          <w:tcPr>
+            <w:tcW w:type="dxa" w:w="1560"/>
+          </w:tcPr>
+          <w:p>
+            <w:r>
+              <w:rPr>
+                <w:rFonts w:ascii="Arial" w:hAnsi="Arial"/>
+                <w:b w:val="0"/>
+                <w:i w:val="0"/>
+                <w:sz w:val="16"/>
+              </w:rPr>
+              <w:t>No</w:t>
+            </w:r>
+          </w:p>
+        </w:tc>
+      </w:tr>
+      <w:tr>
+        <w:tc>
+          <w:tcPr>
+            <w:tcW w:type="dxa" w:w="1560"/>
+          </w:tcPr>
+          <w:p>
+            <w:r>
+              <w:rPr>
+                <w:rFonts w:ascii="Arial" w:hAnsi="Arial"/>
+                <w:b w:val="0"/>
+                <w:i w:val="0"/>
+                <w:sz w:val="16"/>
+              </w:rPr>
+              <w:t>Exclude 2020-2021 training rows</w:t>
+            </w:r>
+          </w:p>
+        </w:tc>
+        <w:tc>
+          <w:tcPr>
+            <w:tcW w:type="dxa" w:w="1560"/>
+          </w:tcPr>
+          <w:p>
+            <w:r>
+              <w:rPr>
+                <w:rFonts w:ascii="Arial" w:hAnsi="Arial"/>
+                <w:b w:val="0"/>
+                <w:i w:val="0"/>
+                <w:sz w:val="16"/>
+              </w:rPr>
+              <w:t>All public</w:t>
+            </w:r>
+          </w:p>
+        </w:tc>
+        <w:tc>
+          <w:tcPr>
+            <w:tcW w:type="dxa" w:w="1560"/>
+          </w:tcPr>
+          <w:p>
+            <w:r>
+              <w:rPr>
+                <w:rFonts w:ascii="Arial" w:hAnsi="Arial"/>
+                <w:b w:val="0"/>
+                <w:i w:val="0"/>
+                <w:sz w:val="16"/>
+              </w:rPr>
+              <w:t>75.85</w:t>
+            </w:r>
+          </w:p>
+        </w:tc>
+        <w:tc>
+          <w:tcPr>
+            <w:tcW w:type="dxa" w:w="1560"/>
+          </w:tcPr>
+          <w:p>
+            <w:r>
+              <w:rPr>
+                <w:rFonts w:ascii="Arial" w:hAnsi="Arial"/>
+                <w:b w:val="0"/>
+                <w:i w:val="0"/>
+                <w:sz w:val="16"/>
+              </w:rPr>
+              <w:t>25/28 (89%)</w:t>
+            </w:r>
+          </w:p>
+        </w:tc>
+        <w:tc>
+          <w:tcPr>
+            <w:tcW w:type="dxa" w:w="1560"/>
+          </w:tcPr>
+          <w:p>
+            <w:r>
+              <w:rPr>
+                <w:rFonts w:ascii="Arial" w:hAnsi="Arial"/>
+                <w:b w:val="0"/>
+                <w:i w:val="0"/>
+                <w:sz w:val="16"/>
+              </w:rPr>
+              <w:t>764.02</w:t>
+            </w:r>
+          </w:p>
+        </w:tc>
+        <w:tc>
+          <w:tcPr>
+            <w:tcW w:type="dxa" w:w="1560"/>
+          </w:tcPr>
+          <w:p>
+            <w:r>
+              <w:rPr>
+                <w:rFonts w:ascii="Arial" w:hAnsi="Arial"/>
+                <w:b w:val="0"/>
+                <w:i w:val="0"/>
+                <w:sz w:val="16"/>
+              </w:rPr>
+              <w:t>No</w:t>
+            </w:r>
+          </w:p>
+        </w:tc>
+      </w:tr>
+    </w:tbl>
+    <w:p/>
     <w:sectPr>
       <w:pgSz w:w="12240" w:h="15840"/>
       <w:pgMar w:top="1440" w:right="1440" w:bottom="1440" w:left="1440" w:header="720" w:footer="720" w:gutter="0"/>

--- a/docs/submission_eid/manuscript_eid.docx
+++ b/docs/submission_eid/manuscript_eid.docx
@@ -25,11 +25,20 @@
       <w:r>
         <w:rPr>
           <w:rFonts w:ascii="Times New Roman" w:hAnsi="Times New Roman"/>
+          <w:b/>
+          <w:i w:val="0"/>
+          <w:sz w:val="24"/>
+        </w:rPr>
+        <w:t>Title:</w:t>
+      </w:r>
+      <w:r>
+        <w:rPr>
+          <w:rFonts w:ascii="Times New Roman" w:hAnsi="Times New Roman"/>
           <w:b w:val="0"/>
           <w:i w:val="0"/>
           <w:sz w:val="24"/>
         </w:rPr>
-        <w:t>Title:</w:t>
+        <w:t xml:space="preserve"> Sparse Public Surveillance Limits Forecasting of Reported Hantavirus Incidence, European Union and European Economic Area, 2019-2023</w:t>
       </w:r>
     </w:p>
     <w:p>
@@ -40,11 +49,20 @@
       <w:r>
         <w:rPr>
           <w:rFonts w:ascii="Times New Roman" w:hAnsi="Times New Roman"/>
+          <w:b/>
+          <w:i w:val="0"/>
+          <w:sz w:val="24"/>
+        </w:rPr>
+        <w:t>Running head:</w:t>
+      </w:r>
+      <w:r>
+        <w:rPr>
+          <w:rFonts w:ascii="Times New Roman" w:hAnsi="Times New Roman"/>
           <w:b w:val="0"/>
           <w:i w:val="0"/>
           <w:sz w:val="24"/>
         </w:rPr>
-        <w:t>Sparse Public Surveillance Limits Forecasting of Reported Hantavirus Incidence,</w:t>
+        <w:t xml:space="preserve"> Hantavirus Forecasting Limits</w:t>
       </w:r>
     </w:p>
     <w:p>
@@ -55,11 +73,20 @@
       <w:r>
         <w:rPr>
           <w:rFonts w:ascii="Times New Roman" w:hAnsi="Times New Roman"/>
+          <w:b/>
+          <w:i w:val="0"/>
+          <w:sz w:val="24"/>
+        </w:rPr>
+        <w:t>Author:</w:t>
+      </w:r>
+      <w:r>
+        <w:rPr>
+          <w:rFonts w:ascii="Times New Roman" w:hAnsi="Times New Roman"/>
           <w:b w:val="0"/>
           <w:i w:val="0"/>
           <w:sz w:val="24"/>
         </w:rPr>
-        <w:t>European Union and European Economic Area, 2019-2023</w:t>
+        <w:t xml:space="preserve"> Julian Juan</w:t>
       </w:r>
     </w:p>
     <w:p>
@@ -70,11 +97,20 @@
       <w:r>
         <w:rPr>
           <w:rFonts w:ascii="Times New Roman" w:hAnsi="Times New Roman"/>
+          <w:b/>
+          <w:i w:val="0"/>
+          <w:sz w:val="24"/>
+        </w:rPr>
+        <w:t>Affiliation:</w:t>
+      </w:r>
+      <w:r>
+        <w:rPr>
+          <w:rFonts w:ascii="Times New Roman" w:hAnsi="Times New Roman"/>
           <w:b w:val="0"/>
           <w:i w:val="0"/>
           <w:sz w:val="24"/>
         </w:rPr>
-        <w:t>Running head: Hantavirus Forecasting Limits</w:t>
+        <w:t xml:space="preserve"> Independent researcher</w:t>
       </w:r>
     </w:p>
     <w:p>
@@ -85,11 +121,20 @@
       <w:r>
         <w:rPr>
           <w:rFonts w:ascii="Times New Roman" w:hAnsi="Times New Roman"/>
+          <w:b/>
+          <w:i w:val="0"/>
+          <w:sz w:val="24"/>
+        </w:rPr>
+        <w:t>ORCID:</w:t>
+      </w:r>
+      <w:r>
+        <w:rPr>
+          <w:rFonts w:ascii="Times New Roman" w:hAnsi="Times New Roman"/>
           <w:b w:val="0"/>
           <w:i w:val="0"/>
           <w:sz w:val="24"/>
         </w:rPr>
-        <w:t>Author: Julian Juan</w:t>
+        <w:t xml:space="preserve"> 0009-0003-7234-2245</w:t>
       </w:r>
     </w:p>
     <w:p>
@@ -100,11 +145,20 @@
       <w:r>
         <w:rPr>
           <w:rFonts w:ascii="Times New Roman" w:hAnsi="Times New Roman"/>
+          <w:b/>
+          <w:i w:val="0"/>
+          <w:sz w:val="24"/>
+        </w:rPr>
+        <w:t>Corresponding author:</w:t>
+      </w:r>
+      <w:r>
+        <w:rPr>
+          <w:rFonts w:ascii="Times New Roman" w:hAnsi="Times New Roman"/>
           <w:b w:val="0"/>
           <w:i w:val="0"/>
           <w:sz w:val="24"/>
         </w:rPr>
-        <w:t>Affiliation: Independent researcher</w:t>
+        <w:t xml:space="preserve"> Julian Juan Email: bubgaming3@gmail.com Mailing address and phone: to be supplied in the submission portal.</w:t>
       </w:r>
     </w:p>
     <w:p>
@@ -115,11 +169,20 @@
       <w:r>
         <w:rPr>
           <w:rFonts w:ascii="Times New Roman" w:hAnsi="Times New Roman"/>
+          <w:b/>
+          <w:i w:val="0"/>
+          <w:sz w:val="24"/>
+        </w:rPr>
+        <w:t>Word count (abstract):</w:t>
+      </w:r>
+      <w:r>
+        <w:rPr>
+          <w:rFonts w:ascii="Times New Roman" w:hAnsi="Times New Roman"/>
           <w:b w:val="0"/>
           <w:i w:val="0"/>
           <w:sz w:val="24"/>
         </w:rPr>
-        <w:t>ORCID: 0009-0003-7234-2245</w:t>
+        <w:t xml:space="preserve"> 129</w:t>
       </w:r>
     </w:p>
     <w:p>
@@ -130,11 +193,20 @@
       <w:r>
         <w:rPr>
           <w:rFonts w:ascii="Times New Roman" w:hAnsi="Times New Roman"/>
+          <w:b/>
+          <w:i w:val="0"/>
+          <w:sz w:val="24"/>
+        </w:rPr>
+        <w:t>Word count (text, excluding abstract, acknowledgments, references, tables, figure legends):</w:t>
+      </w:r>
+      <w:r>
+        <w:rPr>
+          <w:rFonts w:ascii="Times New Roman" w:hAnsi="Times New Roman"/>
           <w:b w:val="0"/>
           <w:i w:val="0"/>
           <w:sz w:val="24"/>
         </w:rPr>
-        <w:t>Corresponding author:</w:t>
+        <w:t xml:space="preserve"> 1,706</w:t>
       </w:r>
     </w:p>
     <w:p>
@@ -145,11 +217,20 @@
       <w:r>
         <w:rPr>
           <w:rFonts w:ascii="Times New Roman" w:hAnsi="Times New Roman"/>
+          <w:b/>
+          <w:i w:val="0"/>
+          <w:sz w:val="24"/>
+        </w:rPr>
+        <w:t>One-sentence summary:</w:t>
+      </w:r>
+      <w:r>
+        <w:rPr>
+          <w:rFonts w:ascii="Times New Roman" w:hAnsi="Times New Roman"/>
           <w:b w:val="0"/>
           <w:i w:val="0"/>
           <w:sz w:val="24"/>
         </w:rPr>
-        <w:t>Julian Juan</w:t>
+        <w:t xml:space="preserve"> Sparse annual public surveillance data did not support stable, calibrated covariate-driven forecasts of reported EU/EEA hantavirus incidence.</w:t>
       </w:r>
     </w:p>
     <w:p>
@@ -160,18 +241,12 @@
       <w:r>
         <w:rPr>
           <w:rFonts w:ascii="Times New Roman" w:hAnsi="Times New Roman"/>
-          <w:b w:val="0"/>
+          <w:b/>
           <w:i w:val="0"/>
           <w:sz w:val="24"/>
         </w:rPr>
-        <w:t>Email: bubgaming3@gmail.com</w:t>
+        <w:t>Keywords:</w:t>
       </w:r>
-    </w:p>
-    <w:p>
-      <w:pPr>
-        <w:spacing w:before="0" w:after="0" w:line="480" w:lineRule="auto"/>
-        <w:jc w:val="left"/>
-      </w:pPr>
       <w:r>
         <w:rPr>
           <w:rFonts w:ascii="Times New Roman" w:hAnsi="Times New Roman"/>
@@ -179,142 +254,7 @@
           <w:i w:val="0"/>
           <w:sz w:val="24"/>
         </w:rPr>
-        <w:t>Mailing address and phone: to be supplied in the submission portal.</w:t>
-      </w:r>
-    </w:p>
-    <w:p>
-      <w:pPr>
-        <w:spacing w:before="0" w:after="0" w:line="480" w:lineRule="auto"/>
-        <w:jc w:val="left"/>
-      </w:pPr>
-      <w:r>
-        <w:rPr>
-          <w:rFonts w:ascii="Times New Roman" w:hAnsi="Times New Roman"/>
-          <w:b w:val="0"/>
-          <w:i w:val="0"/>
-          <w:sz w:val="24"/>
-        </w:rPr>
-        <w:t>Word count (abstract): 129</w:t>
-      </w:r>
-    </w:p>
-    <w:p>
-      <w:pPr>
-        <w:spacing w:before="0" w:after="0" w:line="480" w:lineRule="auto"/>
-        <w:jc w:val="left"/>
-      </w:pPr>
-      <w:r>
-        <w:rPr>
-          <w:rFonts w:ascii="Times New Roman" w:hAnsi="Times New Roman"/>
-          <w:b w:val="0"/>
-          <w:i w:val="0"/>
-          <w:sz w:val="24"/>
-        </w:rPr>
-        <w:t>**Word count (text, excluding abstract, acknowledgments, references, tables,</w:t>
-      </w:r>
-    </w:p>
-    <w:p>
-      <w:pPr>
-        <w:spacing w:before="0" w:after="0" w:line="480" w:lineRule="auto"/>
-        <w:jc w:val="left"/>
-      </w:pPr>
-      <w:r>
-        <w:rPr>
-          <w:rFonts w:ascii="Times New Roman" w:hAnsi="Times New Roman"/>
-          <w:b w:val="0"/>
-          <w:i w:val="0"/>
-          <w:sz w:val="24"/>
-        </w:rPr>
-        <w:t>figure legends):** 1,706</w:t>
-      </w:r>
-    </w:p>
-    <w:p>
-      <w:pPr>
-        <w:spacing w:before="0" w:after="0" w:line="480" w:lineRule="auto"/>
-        <w:jc w:val="left"/>
-      </w:pPr>
-      <w:r>
-        <w:rPr>
-          <w:rFonts w:ascii="Times New Roman" w:hAnsi="Times New Roman"/>
-          <w:b w:val="0"/>
-          <w:i w:val="0"/>
-          <w:sz w:val="24"/>
-        </w:rPr>
-        <w:t>One-sentence summary:</w:t>
-      </w:r>
-    </w:p>
-    <w:p>
-      <w:pPr>
-        <w:spacing w:before="0" w:after="0" w:line="480" w:lineRule="auto"/>
-        <w:jc w:val="left"/>
-      </w:pPr>
-      <w:r>
-        <w:rPr>
-          <w:rFonts w:ascii="Times New Roman" w:hAnsi="Times New Roman"/>
-          <w:b w:val="0"/>
-          <w:i w:val="0"/>
-          <w:sz w:val="24"/>
-        </w:rPr>
-        <w:t>Sparse annual public surveillance data did not support stable, calibrated</w:t>
-      </w:r>
-    </w:p>
-    <w:p>
-      <w:pPr>
-        <w:spacing w:before="0" w:after="0" w:line="480" w:lineRule="auto"/>
-        <w:jc w:val="left"/>
-      </w:pPr>
-      <w:r>
-        <w:rPr>
-          <w:rFonts w:ascii="Times New Roman" w:hAnsi="Times New Roman"/>
-          <w:b w:val="0"/>
-          <w:i w:val="0"/>
-          <w:sz w:val="24"/>
-        </w:rPr>
-        <w:t>covariate-driven forecasts of reported EU/EEA hantavirus incidence.</w:t>
-      </w:r>
-    </w:p>
-    <w:p>
-      <w:pPr>
-        <w:spacing w:before="0" w:after="0" w:line="480" w:lineRule="auto"/>
-        <w:jc w:val="left"/>
-      </w:pPr>
-      <w:r>
-        <w:rPr>
-          <w:rFonts w:ascii="Times New Roman" w:hAnsi="Times New Roman"/>
-          <w:b w:val="0"/>
-          <w:i w:val="0"/>
-          <w:sz w:val="24"/>
-        </w:rPr>
-        <w:t>Keywords: hantavirus; zoonoses; disease surveillance; European Union;</w:t>
-      </w:r>
-    </w:p>
-    <w:p>
-      <w:pPr>
-        <w:spacing w:before="0" w:after="0" w:line="480" w:lineRule="auto"/>
-        <w:jc w:val="left"/>
-      </w:pPr>
-      <w:r>
-        <w:rPr>
-          <w:rFonts w:ascii="Times New Roman" w:hAnsi="Times New Roman"/>
-          <w:b w:val="0"/>
-          <w:i w:val="0"/>
-          <w:sz w:val="24"/>
-        </w:rPr>
-        <w:t>European Economic Area; probabilistic forecasting; calibration; public health</w:t>
-      </w:r>
-    </w:p>
-    <w:p>
-      <w:pPr>
-        <w:spacing w:before="0" w:after="0" w:line="480" w:lineRule="auto"/>
-        <w:jc w:val="left"/>
-      </w:pPr>
-      <w:r>
-        <w:rPr>
-          <w:rFonts w:ascii="Times New Roman" w:hAnsi="Times New Roman"/>
-          <w:b w:val="0"/>
-          <w:i w:val="0"/>
-          <w:sz w:val="24"/>
-        </w:rPr>
-        <w:t>surveillance</w:t>
+        <w:t xml:space="preserve"> hantavirus; zoonoses; disease surveillance; European Union; European Economic Area; probabilistic forecasting; calibration; public health surveillance</w:t>
       </w:r>
     </w:p>
     <w:p>
@@ -344,217 +284,7 @@
           <w:i w:val="0"/>
           <w:sz w:val="24"/>
         </w:rPr>
-        <w:t>Public hantavirus surveillance reports are essential for public health</w:t>
-      </w:r>
-    </w:p>
-    <w:p>
-      <w:pPr>
-        <w:spacing w:before="0" w:after="0" w:line="480" w:lineRule="auto"/>
-        <w:jc w:val="left"/>
-      </w:pPr>
-      <w:r>
-        <w:rPr>
-          <w:rFonts w:ascii="Times New Roman" w:hAnsi="Times New Roman"/>
-          <w:b w:val="0"/>
-          <w:i w:val="0"/>
-          <w:sz w:val="24"/>
-        </w:rPr>
-        <w:t>monitoring, but their ability to support country-level forecasting across</w:t>
-      </w:r>
-    </w:p>
-    <w:p>
-      <w:pPr>
-        <w:spacing w:before="0" w:after="0" w:line="480" w:lineRule="auto"/>
-        <w:jc w:val="left"/>
-      </w:pPr>
-      <w:r>
-        <w:rPr>
-          <w:rFonts w:ascii="Times New Roman" w:hAnsi="Times New Roman"/>
-          <w:b w:val="0"/>
-          <w:i w:val="0"/>
-          <w:sz w:val="24"/>
-        </w:rPr>
-        <w:t>heterogeneous surveillance systems is unclear. We assembled a European</w:t>
-      </w:r>
-    </w:p>
-    <w:p>
-      <w:pPr>
-        <w:spacing w:before="0" w:after="0" w:line="480" w:lineRule="auto"/>
-        <w:jc w:val="left"/>
-      </w:pPr>
-      <w:r>
-        <w:rPr>
-          <w:rFonts w:ascii="Times New Roman" w:hAnsi="Times New Roman"/>
-          <w:b w:val="0"/>
-          <w:i w:val="0"/>
-          <w:sz w:val="24"/>
-        </w:rPr>
-        <w:t>Union/European Economic Area country-year benchmark of reported hantavirus</w:t>
-      </w:r>
-    </w:p>
-    <w:p>
-      <w:pPr>
-        <w:spacing w:before="0" w:after="0" w:line="480" w:lineRule="auto"/>
-        <w:jc w:val="left"/>
-      </w:pPr>
-      <w:r>
-        <w:rPr>
-          <w:rFonts w:ascii="Times New Roman" w:hAnsi="Times New Roman"/>
-          <w:b w:val="0"/>
-          <w:i w:val="0"/>
-          <w:sz w:val="24"/>
-        </w:rPr>
-        <w:t>incidence for 2019-2023 and linked labels to public demographic, land-use,</w:t>
-      </w:r>
-    </w:p>
-    <w:p>
-      <w:pPr>
-        <w:spacing w:before="0" w:after="0" w:line="480" w:lineRule="auto"/>
-        <w:jc w:val="left"/>
-      </w:pPr>
-      <w:r>
-        <w:rPr>
-          <w:rFonts w:ascii="Times New Roman" w:hAnsi="Times New Roman"/>
-          <w:b w:val="0"/>
-          <w:i w:val="0"/>
-          <w:sz w:val="24"/>
-        </w:rPr>
-        <w:t>climate, and source-quality covariates. We compared surveillance baselines and</w:t>
-      </w:r>
-    </w:p>
-    <w:p>
-      <w:pPr>
-        <w:spacing w:before="0" w:after="0" w:line="480" w:lineRule="auto"/>
-        <w:jc w:val="left"/>
-      </w:pPr>
-      <w:r>
-        <w:rPr>
-          <w:rFonts w:ascii="Times New Roman" w:hAnsi="Times New Roman"/>
-          <w:b w:val="0"/>
-          <w:i w:val="0"/>
-          <w:sz w:val="24"/>
-        </w:rPr>
-        <w:t>low-dimensional public-covariate models using one-year-ahead probabilistic</w:t>
-      </w:r>
-    </w:p>
-    <w:p>
-      <w:pPr>
-        <w:spacing w:before="0" w:after="0" w:line="480" w:lineRule="auto"/>
-        <w:jc w:val="left"/>
-      </w:pPr>
-      <w:r>
-        <w:rPr>
-          <w:rFonts w:ascii="Times New Roman" w:hAnsi="Times New Roman"/>
-          <w:b w:val="0"/>
-          <w:i w:val="0"/>
-          <w:sz w:val="24"/>
-        </w:rPr>
-        <w:t>evaluation, weighted interval score, 90% empirical coverage, interval width,</w:t>
-      </w:r>
-    </w:p>
-    <w:p>
-      <w:pPr>
-        <w:spacing w:before="0" w:after="0" w:line="480" w:lineRule="auto"/>
-        <w:jc w:val="left"/>
-      </w:pPr>
-      <w:r>
-        <w:rPr>
-          <w:rFonts w:ascii="Times New Roman" w:hAnsi="Times New Roman"/>
-          <w:b w:val="0"/>
-          <w:i w:val="0"/>
-          <w:sz w:val="24"/>
-        </w:rPr>
-        <w:t>mean absolute error, Brier score, and sensitivity analyses. Public covariates</w:t>
-      </w:r>
-    </w:p>
-    <w:p>
-      <w:pPr>
-        <w:spacing w:before="0" w:after="0" w:line="480" w:lineRule="auto"/>
-        <w:jc w:val="left"/>
-      </w:pPr>
-      <w:r>
-        <w:rPr>
-          <w:rFonts w:ascii="Times New Roman" w:hAnsi="Times New Roman"/>
-          <w:b w:val="0"/>
-          <w:i w:val="0"/>
-          <w:sz w:val="24"/>
-        </w:rPr>
-        <w:t>did not provide stable, calibrated improvement on the 2023 test year; sharp</w:t>
-      </w:r>
-    </w:p>
-    <w:p>
-      <w:pPr>
-        <w:spacing w:before="0" w:after="0" w:line="480" w:lineRule="auto"/>
-        <w:jc w:val="left"/>
-      </w:pPr>
-      <w:r>
-        <w:rPr>
-          <w:rFonts w:ascii="Times New Roman" w:hAnsi="Times New Roman"/>
-          <w:b w:val="0"/>
-          <w:i w:val="0"/>
-          <w:sz w:val="24"/>
-        </w:rPr>
-        <w:t>models undercovered observations, whereas overdispersed baselines used wide</w:t>
-      </w:r>
-    </w:p>
-    <w:p>
-      <w:pPr>
-        <w:spacing w:before="0" w:after="0" w:line="480" w:lineRule="auto"/>
-        <w:jc w:val="left"/>
-      </w:pPr>
-      <w:r>
-        <w:rPr>
-          <w:rFonts w:ascii="Times New Roman" w:hAnsi="Times New Roman"/>
-          <w:b w:val="0"/>
-          <w:i w:val="0"/>
-          <w:sz w:val="24"/>
-        </w:rPr>
-        <w:t>intervals. Sensitivity, country-influence, calibration-localization, and</w:t>
-      </w:r>
-    </w:p>
-    <w:p>
-      <w:pPr>
-        <w:spacing w:before="0" w:after="0" w:line="480" w:lineRule="auto"/>
-        <w:jc w:val="left"/>
-      </w:pPr>
-      <w:r>
-        <w:rPr>
-          <w:rFonts w:ascii="Times New Roman" w:hAnsi="Times New Roman"/>
-          <w:b w:val="0"/>
-          <w:i w:val="0"/>
-          <w:sz w:val="24"/>
-        </w:rPr>
-        <w:t>detectability analyses supported a conservative interpretation. Standardized</w:t>
-      </w:r>
-    </w:p>
-    <w:p>
-      <w:pPr>
-        <w:spacing w:before="0" w:after="0" w:line="480" w:lineRule="auto"/>
-        <w:jc w:val="left"/>
-      </w:pPr>
-      <w:r>
-        <w:rPr>
-          <w:rFonts w:ascii="Times New Roman" w:hAnsi="Times New Roman"/>
-          <w:b w:val="0"/>
-          <w:i w:val="0"/>
-          <w:sz w:val="24"/>
-        </w:rPr>
-        <w:t>completeness metadata, longer comparable panels, and calibrated uncertainty</w:t>
-      </w:r>
-    </w:p>
-    <w:p>
-      <w:pPr>
-        <w:spacing w:before="0" w:after="0" w:line="480" w:lineRule="auto"/>
-        <w:jc w:val="left"/>
-      </w:pPr>
-      <w:r>
-        <w:rPr>
-          <w:rFonts w:ascii="Times New Roman" w:hAnsi="Times New Roman"/>
-          <w:b w:val="0"/>
-          <w:i w:val="0"/>
-          <w:sz w:val="24"/>
-        </w:rPr>
-        <w:t>reporting are prerequisites for stronger pan-European hantavirus forecasting.</w:t>
+        <w:t>Public hantavirus surveillance reports are essential for public health monitoring, but their ability to support country-level forecasting across heterogeneous surveillance systems is unclear. We assembled a European Union/European Economic Area country-year benchmark of reported hantavirus incidence for 2019-2023 and linked labels to public demographic, land-use, climate, and source-quality covariates. We compared surveillance baselines and low-dimensional public-covariate models using one-year-ahead probabilistic evaluation, weighted interval score, 90% empirical coverage, interval width, mean absolute error, Brier score, and sensitivity analyses. Public covariates did not provide stable, calibrated improvement on the 2023 test year; sharp models undercovered observations, whereas overdispersed baselines used wide intervals. Sensitivity, country-influence, calibration-localization, and detectability analyses supported a conservative interpretation. Standardized completeness metadata, longer comparable panels, and calibrated uncertainty reporting are prerequisites for stronger pan-European hantavirus forecasting.</w:t>
       </w:r>
     </w:p>
     <w:p>
@@ -599,7 +329,7 @@
           <w:i w:val="0"/>
           <w:sz w:val="24"/>
         </w:rPr>
-        <w:t>Hantaviruses are rodentborne viruses transmitted to humans primarily through</w:t>
+        <w:t>Hantaviruses are rodentborne viruses transmitted to humans primarily through contact with infected rodent excreta (1). In Europe, most reported human disease is hemorrhagic fever with renal syndrome, especially Puumala virus infection linked to bank vole reservoirs in northern and central Europe (2). Public surveillance is central to monitoring this zoonosis, but reported cases reflect testing, ascertainment, case definitions, and national surveillance systems as well as true infection pressure.</w:t>
       </w:r>
     </w:p>
     <w:p>
@@ -614,7 +344,7 @@
           <w:i w:val="0"/>
           <w:sz w:val="24"/>
         </w:rPr>
-        <w:t>contact with infected rodent excreta (1). In Europe, most reported human disease</w:t>
+        <w:t>The European Centre for Disease Prevention and Control (ECDC) reported 1,885 confirmed and probable hantavirus infection cases from 28 EU/EEA countries in 2023, a notification rate of 0.4 cases per 100,000 population; Finland and Germany accounted for 60.5% of reported cases (3). The 2023 and 2020 notification rates were the lowest in 2019-2023. ECDC also documented important source-quality caveats: Belgium's 2023 surveillance system was no longer comprehensive, Cyprus had unspecified surveillance context, Denmark and Iceland did not report 2023 data, and the United Kingdom had no ECDC data from 2020 onward after EU withdrawal (3).</w:t>
       </w:r>
     </w:p>
     <w:p>
@@ -629,7 +359,7 @@
           <w:i w:val="0"/>
           <w:sz w:val="24"/>
         </w:rPr>
-        <w:t>is hemorrhagic fever with renal syndrome, especially Puumala virus infection</w:t>
+        <w:t>Forecasting is biologically plausible because hantavirus incidence is linked to rodent host dynamics, mast events, weather, and land cover. However, high-signal models usually rely on granular and internally consistent data. German Puumala studies used district-level data and biologically specific predictors such as weather and beech flowering; those studies reported useful outbreak warning rules but also showed calibration challenges when later high-risk forecasts were not confirmed (4,5). European mapping work demonstrates environmental plausibility but does not answer whether annual public EU/EEA country-year data can support calibrated forecasts (6).</w:t>
       </w:r>
     </w:p>
     <w:p>
@@ -644,7 +374,7 @@
           <w:i w:val="0"/>
           <w:sz w:val="24"/>
         </w:rPr>
-        <w:t>linked to bank vole reservoirs in northern and central Europe (2). Public</w:t>
+        <w:t>Current public attention to hantavirus can also outpace what annual surveillance data can resolve. In May 2026, WHO and ECDC reported a cruise-ship-associated hantavirus cluster involving Andes virus, a setting and syndrome distinct from European HFRS surveillance (7,8). Such events are not the target of this study, but they illustrate why public health communication needs calibrated uncertainty and clear limits on what surveillance data can support.</w:t>
       </w:r>
     </w:p>
     <w:p>
@@ -659,472 +389,7 @@
           <w:i w:val="0"/>
           <w:sz w:val="24"/>
         </w:rPr>
-        <w:t>surveillance is central to monitoring this zoonosis, but reported cases reflect</w:t>
-      </w:r>
-    </w:p>
-    <w:p>
-      <w:pPr>
-        <w:spacing w:before="0" w:after="0" w:line="480" w:lineRule="auto"/>
-        <w:jc w:val="left"/>
-      </w:pPr>
-      <w:r>
-        <w:rPr>
-          <w:rFonts w:ascii="Times New Roman" w:hAnsi="Times New Roman"/>
-          <w:b w:val="0"/>
-          <w:i w:val="0"/>
-          <w:sz w:val="24"/>
-        </w:rPr>
-        <w:t>testing, ascertainment, case definitions, and national surveillance systems as</w:t>
-      </w:r>
-    </w:p>
-    <w:p>
-      <w:pPr>
-        <w:spacing w:before="0" w:after="0" w:line="480" w:lineRule="auto"/>
-        <w:jc w:val="left"/>
-      </w:pPr>
-      <w:r>
-        <w:rPr>
-          <w:rFonts w:ascii="Times New Roman" w:hAnsi="Times New Roman"/>
-          <w:b w:val="0"/>
-          <w:i w:val="0"/>
-          <w:sz w:val="24"/>
-        </w:rPr>
-        <w:t>well as true infection pressure.</w:t>
-      </w:r>
-    </w:p>
-    <w:p>
-      <w:pPr>
-        <w:spacing w:before="0" w:after="0" w:line="480" w:lineRule="auto"/>
-        <w:jc w:val="left"/>
-      </w:pPr>
-      <w:r>
-        <w:rPr>
-          <w:rFonts w:ascii="Times New Roman" w:hAnsi="Times New Roman"/>
-          <w:b w:val="0"/>
-          <w:i w:val="0"/>
-          <w:sz w:val="24"/>
-        </w:rPr>
-        <w:t>The European Centre for Disease Prevention and Control (ECDC) reported 1,885</w:t>
-      </w:r>
-    </w:p>
-    <w:p>
-      <w:pPr>
-        <w:spacing w:before="0" w:after="0" w:line="480" w:lineRule="auto"/>
-        <w:jc w:val="left"/>
-      </w:pPr>
-      <w:r>
-        <w:rPr>
-          <w:rFonts w:ascii="Times New Roman" w:hAnsi="Times New Roman"/>
-          <w:b w:val="0"/>
-          <w:i w:val="0"/>
-          <w:sz w:val="24"/>
-        </w:rPr>
-        <w:t>confirmed and probable hantavirus infection cases from 28 EU/EEA countries in</w:t>
-      </w:r>
-    </w:p>
-    <w:p>
-      <w:pPr>
-        <w:spacing w:before="0" w:after="0" w:line="480" w:lineRule="auto"/>
-        <w:jc w:val="left"/>
-      </w:pPr>
-      <w:r>
-        <w:rPr>
-          <w:rFonts w:ascii="Times New Roman" w:hAnsi="Times New Roman"/>
-          <w:b w:val="0"/>
-          <w:i w:val="0"/>
-          <w:sz w:val="24"/>
-        </w:rPr>
-        <w:t>2023, a notification rate of 0.4 cases per 100,000 population; Finland and</w:t>
-      </w:r>
-    </w:p>
-    <w:p>
-      <w:pPr>
-        <w:spacing w:before="0" w:after="0" w:line="480" w:lineRule="auto"/>
-        <w:jc w:val="left"/>
-      </w:pPr>
-      <w:r>
-        <w:rPr>
-          <w:rFonts w:ascii="Times New Roman" w:hAnsi="Times New Roman"/>
-          <w:b w:val="0"/>
-          <w:i w:val="0"/>
-          <w:sz w:val="24"/>
-        </w:rPr>
-        <w:t>Germany accounted for 60.5% of reported cases (3). The 2023 and 2020</w:t>
-      </w:r>
-    </w:p>
-    <w:p>
-      <w:pPr>
-        <w:spacing w:before="0" w:after="0" w:line="480" w:lineRule="auto"/>
-        <w:jc w:val="left"/>
-      </w:pPr>
-      <w:r>
-        <w:rPr>
-          <w:rFonts w:ascii="Times New Roman" w:hAnsi="Times New Roman"/>
-          <w:b w:val="0"/>
-          <w:i w:val="0"/>
-          <w:sz w:val="24"/>
-        </w:rPr>
-        <w:t>notification rates were the lowest in 2019-2023. ECDC also documented important</w:t>
-      </w:r>
-    </w:p>
-    <w:p>
-      <w:pPr>
-        <w:spacing w:before="0" w:after="0" w:line="480" w:lineRule="auto"/>
-        <w:jc w:val="left"/>
-      </w:pPr>
-      <w:r>
-        <w:rPr>
-          <w:rFonts w:ascii="Times New Roman" w:hAnsi="Times New Roman"/>
-          <w:b w:val="0"/>
-          <w:i w:val="0"/>
-          <w:sz w:val="24"/>
-        </w:rPr>
-        <w:t>source-quality caveats: Belgium's 2023 surveillance system was no longer</w:t>
-      </w:r>
-    </w:p>
-    <w:p>
-      <w:pPr>
-        <w:spacing w:before="0" w:after="0" w:line="480" w:lineRule="auto"/>
-        <w:jc w:val="left"/>
-      </w:pPr>
-      <w:r>
-        <w:rPr>
-          <w:rFonts w:ascii="Times New Roman" w:hAnsi="Times New Roman"/>
-          <w:b w:val="0"/>
-          <w:i w:val="0"/>
-          <w:sz w:val="24"/>
-        </w:rPr>
-        <w:t>comprehensive, Cyprus had unspecified surveillance context, Denmark and Iceland</w:t>
-      </w:r>
-    </w:p>
-    <w:p>
-      <w:pPr>
-        <w:spacing w:before="0" w:after="0" w:line="480" w:lineRule="auto"/>
-        <w:jc w:val="left"/>
-      </w:pPr>
-      <w:r>
-        <w:rPr>
-          <w:rFonts w:ascii="Times New Roman" w:hAnsi="Times New Roman"/>
-          <w:b w:val="0"/>
-          <w:i w:val="0"/>
-          <w:sz w:val="24"/>
-        </w:rPr>
-        <w:t>did not report 2023 data, and the United Kingdom had no ECDC data from 2020</w:t>
-      </w:r>
-    </w:p>
-    <w:p>
-      <w:pPr>
-        <w:spacing w:before="0" w:after="0" w:line="480" w:lineRule="auto"/>
-        <w:jc w:val="left"/>
-      </w:pPr>
-      <w:r>
-        <w:rPr>
-          <w:rFonts w:ascii="Times New Roman" w:hAnsi="Times New Roman"/>
-          <w:b w:val="0"/>
-          <w:i w:val="0"/>
-          <w:sz w:val="24"/>
-        </w:rPr>
-        <w:t>onward after EU withdrawal (3).</w:t>
-      </w:r>
-    </w:p>
-    <w:p>
-      <w:pPr>
-        <w:spacing w:before="0" w:after="0" w:line="480" w:lineRule="auto"/>
-        <w:jc w:val="left"/>
-      </w:pPr>
-      <w:r>
-        <w:rPr>
-          <w:rFonts w:ascii="Times New Roman" w:hAnsi="Times New Roman"/>
-          <w:b w:val="0"/>
-          <w:i w:val="0"/>
-          <w:sz w:val="24"/>
-        </w:rPr>
-        <w:t>Forecasting is biologically plausible because hantavirus incidence is linked to</w:t>
-      </w:r>
-    </w:p>
-    <w:p>
-      <w:pPr>
-        <w:spacing w:before="0" w:after="0" w:line="480" w:lineRule="auto"/>
-        <w:jc w:val="left"/>
-      </w:pPr>
-      <w:r>
-        <w:rPr>
-          <w:rFonts w:ascii="Times New Roman" w:hAnsi="Times New Roman"/>
-          <w:b w:val="0"/>
-          <w:i w:val="0"/>
-          <w:sz w:val="24"/>
-        </w:rPr>
-        <w:t>rodent host dynamics, mast events, weather, and land cover. However, high-signal</w:t>
-      </w:r>
-    </w:p>
-    <w:p>
-      <w:pPr>
-        <w:spacing w:before="0" w:after="0" w:line="480" w:lineRule="auto"/>
-        <w:jc w:val="left"/>
-      </w:pPr>
-      <w:r>
-        <w:rPr>
-          <w:rFonts w:ascii="Times New Roman" w:hAnsi="Times New Roman"/>
-          <w:b w:val="0"/>
-          <w:i w:val="0"/>
-          <w:sz w:val="24"/>
-        </w:rPr>
-        <w:t>models usually rely on granular and internally consistent data. German Puumala</w:t>
-      </w:r>
-    </w:p>
-    <w:p>
-      <w:pPr>
-        <w:spacing w:before="0" w:after="0" w:line="480" w:lineRule="auto"/>
-        <w:jc w:val="left"/>
-      </w:pPr>
-      <w:r>
-        <w:rPr>
-          <w:rFonts w:ascii="Times New Roman" w:hAnsi="Times New Roman"/>
-          <w:b w:val="0"/>
-          <w:i w:val="0"/>
-          <w:sz w:val="24"/>
-        </w:rPr>
-        <w:t>studies used district-level data and biologically specific predictors such as</w:t>
-      </w:r>
-    </w:p>
-    <w:p>
-      <w:pPr>
-        <w:spacing w:before="0" w:after="0" w:line="480" w:lineRule="auto"/>
-        <w:jc w:val="left"/>
-      </w:pPr>
-      <w:r>
-        <w:rPr>
-          <w:rFonts w:ascii="Times New Roman" w:hAnsi="Times New Roman"/>
-          <w:b w:val="0"/>
-          <w:i w:val="0"/>
-          <w:sz w:val="24"/>
-        </w:rPr>
-        <w:t>weather and beech flowering; those studies reported useful outbreak warning</w:t>
-      </w:r>
-    </w:p>
-    <w:p>
-      <w:pPr>
-        <w:spacing w:before="0" w:after="0" w:line="480" w:lineRule="auto"/>
-        <w:jc w:val="left"/>
-      </w:pPr>
-      <w:r>
-        <w:rPr>
-          <w:rFonts w:ascii="Times New Roman" w:hAnsi="Times New Roman"/>
-          <w:b w:val="0"/>
-          <w:i w:val="0"/>
-          <w:sz w:val="24"/>
-        </w:rPr>
-        <w:t>rules but also showed calibration challenges when later high-risk forecasts were</w:t>
-      </w:r>
-    </w:p>
-    <w:p>
-      <w:pPr>
-        <w:spacing w:before="0" w:after="0" w:line="480" w:lineRule="auto"/>
-        <w:jc w:val="left"/>
-      </w:pPr>
-      <w:r>
-        <w:rPr>
-          <w:rFonts w:ascii="Times New Roman" w:hAnsi="Times New Roman"/>
-          <w:b w:val="0"/>
-          <w:i w:val="0"/>
-          <w:sz w:val="24"/>
-        </w:rPr>
-        <w:t>not confirmed (4,5). European mapping work demonstrates environmental</w:t>
-      </w:r>
-    </w:p>
-    <w:p>
-      <w:pPr>
-        <w:spacing w:before="0" w:after="0" w:line="480" w:lineRule="auto"/>
-        <w:jc w:val="left"/>
-      </w:pPr>
-      <w:r>
-        <w:rPr>
-          <w:rFonts w:ascii="Times New Roman" w:hAnsi="Times New Roman"/>
-          <w:b w:val="0"/>
-          <w:i w:val="0"/>
-          <w:sz w:val="24"/>
-        </w:rPr>
-        <w:t>plausibility but does not answer whether annual public EU/EEA country-year data</w:t>
-      </w:r>
-    </w:p>
-    <w:p>
-      <w:pPr>
-        <w:spacing w:before="0" w:after="0" w:line="480" w:lineRule="auto"/>
-        <w:jc w:val="left"/>
-      </w:pPr>
-      <w:r>
-        <w:rPr>
-          <w:rFonts w:ascii="Times New Roman" w:hAnsi="Times New Roman"/>
-          <w:b w:val="0"/>
-          <w:i w:val="0"/>
-          <w:sz w:val="24"/>
-        </w:rPr>
-        <w:t>can support calibrated forecasts (6).</w:t>
-      </w:r>
-    </w:p>
-    <w:p>
-      <w:pPr>
-        <w:spacing w:before="0" w:after="0" w:line="480" w:lineRule="auto"/>
-        <w:jc w:val="left"/>
-      </w:pPr>
-      <w:r>
-        <w:rPr>
-          <w:rFonts w:ascii="Times New Roman" w:hAnsi="Times New Roman"/>
-          <w:b w:val="0"/>
-          <w:i w:val="0"/>
-          <w:sz w:val="24"/>
-        </w:rPr>
-        <w:t>Current public attention to hantavirus can also outpace what annual surveillance</w:t>
-      </w:r>
-    </w:p>
-    <w:p>
-      <w:pPr>
-        <w:spacing w:before="0" w:after="0" w:line="480" w:lineRule="auto"/>
-        <w:jc w:val="left"/>
-      </w:pPr>
-      <w:r>
-        <w:rPr>
-          <w:rFonts w:ascii="Times New Roman" w:hAnsi="Times New Roman"/>
-          <w:b w:val="0"/>
-          <w:i w:val="0"/>
-          <w:sz w:val="24"/>
-        </w:rPr>
-        <w:t>data can resolve. In May 2026, WHO and ECDC reported a cruise-ship-associated</w:t>
-      </w:r>
-    </w:p>
-    <w:p>
-      <w:pPr>
-        <w:spacing w:before="0" w:after="0" w:line="480" w:lineRule="auto"/>
-        <w:jc w:val="left"/>
-      </w:pPr>
-      <w:r>
-        <w:rPr>
-          <w:rFonts w:ascii="Times New Roman" w:hAnsi="Times New Roman"/>
-          <w:b w:val="0"/>
-          <w:i w:val="0"/>
-          <w:sz w:val="24"/>
-        </w:rPr>
-        <w:t>hantavirus cluster involving Andes virus, a setting and syndrome distinct from</w:t>
-      </w:r>
-    </w:p>
-    <w:p>
-      <w:pPr>
-        <w:spacing w:before="0" w:after="0" w:line="480" w:lineRule="auto"/>
-        <w:jc w:val="left"/>
-      </w:pPr>
-      <w:r>
-        <w:rPr>
-          <w:rFonts w:ascii="Times New Roman" w:hAnsi="Times New Roman"/>
-          <w:b w:val="0"/>
-          <w:i w:val="0"/>
-          <w:sz w:val="24"/>
-        </w:rPr>
-        <w:t>European HFRS surveillance (7,8). Such events are not the target of this study,</w:t>
-      </w:r>
-    </w:p>
-    <w:p>
-      <w:pPr>
-        <w:spacing w:before="0" w:after="0" w:line="480" w:lineRule="auto"/>
-        <w:jc w:val="left"/>
-      </w:pPr>
-      <w:r>
-        <w:rPr>
-          <w:rFonts w:ascii="Times New Roman" w:hAnsi="Times New Roman"/>
-          <w:b w:val="0"/>
-          <w:i w:val="0"/>
-          <w:sz w:val="24"/>
-        </w:rPr>
-        <w:t>but they illustrate why public health communication needs calibrated</w:t>
-      </w:r>
-    </w:p>
-    <w:p>
-      <w:pPr>
-        <w:spacing w:before="0" w:after="0" w:line="480" w:lineRule="auto"/>
-        <w:jc w:val="left"/>
-      </w:pPr>
-      <w:r>
-        <w:rPr>
-          <w:rFonts w:ascii="Times New Roman" w:hAnsi="Times New Roman"/>
-          <w:b w:val="0"/>
-          <w:i w:val="0"/>
-          <w:sz w:val="24"/>
-        </w:rPr>
-        <w:t>uncertainty and clear limits on what surveillance data can support.</w:t>
-      </w:r>
-    </w:p>
-    <w:p>
-      <w:pPr>
-        <w:spacing w:before="0" w:after="0" w:line="480" w:lineRule="auto"/>
-        <w:jc w:val="left"/>
-      </w:pPr>
-      <w:r>
-        <w:rPr>
-          <w:rFonts w:ascii="Times New Roman" w:hAnsi="Times New Roman"/>
-          <w:b w:val="0"/>
-          <w:i w:val="0"/>
-          <w:sz w:val="24"/>
-        </w:rPr>
-        <w:t>We asked whether public demographic, land-use, climate, and source-quality</w:t>
-      </w:r>
-    </w:p>
-    <w:p>
-      <w:pPr>
-        <w:spacing w:before="0" w:after="0" w:line="480" w:lineRule="auto"/>
-        <w:jc w:val="left"/>
-      </w:pPr>
-      <w:r>
-        <w:rPr>
-          <w:rFonts w:ascii="Times New Roman" w:hAnsi="Times New Roman"/>
-          <w:b w:val="0"/>
-          <w:i w:val="0"/>
-          <w:sz w:val="24"/>
-        </w:rPr>
-        <w:t>covariates improved calibrated one-year-ahead forecasts of reported EU/EEA</w:t>
-      </w:r>
-    </w:p>
-    <w:p>
-      <w:pPr>
-        <w:spacing w:before="0" w:after="0" w:line="480" w:lineRule="auto"/>
-        <w:jc w:val="left"/>
-      </w:pPr>
-      <w:r>
-        <w:rPr>
-          <w:rFonts w:ascii="Times New Roman" w:hAnsi="Times New Roman"/>
-          <w:b w:val="0"/>
-          <w:i w:val="0"/>
-          <w:sz w:val="24"/>
-        </w:rPr>
-        <w:t>country-year hantavirus incidence beyond simple surveillance-history baselines,</w:t>
-      </w:r>
-    </w:p>
-    <w:p>
-      <w:pPr>
-        <w:spacing w:before="0" w:after="0" w:line="480" w:lineRule="auto"/>
-        <w:jc w:val="left"/>
-      </w:pPr>
-      <w:r>
-        <w:rPr>
-          <w:rFonts w:ascii="Times New Roman" w:hAnsi="Times New Roman"/>
-          <w:b w:val="0"/>
-          <w:i w:val="0"/>
-          <w:sz w:val="24"/>
-        </w:rPr>
-        <w:t>and whether performance failures were associated with sparse annual reporting</w:t>
-      </w:r>
-    </w:p>
-    <w:p>
-      <w:pPr>
-        <w:spacing w:before="0" w:after="0" w:line="480" w:lineRule="auto"/>
-        <w:jc w:val="left"/>
-      </w:pPr>
-      <w:r>
-        <w:rPr>
-          <w:rFonts w:ascii="Times New Roman" w:hAnsi="Times New Roman"/>
-          <w:b w:val="0"/>
-          <w:i w:val="0"/>
-          <w:sz w:val="24"/>
-        </w:rPr>
-        <w:t>and surveillance-completeness caveats.</w:t>
+        <w:t>We asked whether public demographic, land-use, climate, and source-quality covariates improved calibrated one-year-ahead forecasts of reported EU/EEA country-year hantavirus incidence beyond simple surveillance-history baselines, and whether performance failures were associated with sparse annual reporting and surveillance-completeness caveats.</w:t>
       </w:r>
     </w:p>
     <w:p>
@@ -1154,7 +419,7 @@
           <w:i w:val="0"/>
           <w:sz w:val="24"/>
         </w:rPr>
-        <w:t>We conducted a retrospective observational forecasting benchmark using public</w:t>
+        <w:t>We conducted a retrospective observational forecasting benchmark using public aggregate surveillance data. We followed STROBE principles for observational reporting and EID guidance for statistical and modeling manuscripts (9). The unit of analysis was country-year reported hantavirus incidence, not individual infection risk and not within-country risk.</w:t>
       </w:r>
     </w:p>
     <w:p>
@@ -1169,7 +434,7 @@
           <w:i w:val="0"/>
           <w:sz w:val="24"/>
         </w:rPr>
-        <w:t>aggregate surveillance data. We followed STROBE principles for observational</w:t>
+        <w:t>The outcome labels were manually reconstructed from ECDC Annual Epidemiological Reports for 2019-2023. Rows were joined by ISO3 country code and year to World Bank population, rurality, and GDP indicators; FAOSTAT land-use shares; TerraClimate climate and water-balance summaries; and Natural Earth boundaries (Table 1). MODIS NDVI/EVI was excluded because quality-masked country-year aggregation did not pass the prespecified source-quality gate. All source and model inputs, values/ranges, missingness rules, and lags are listed in Table 1 and the Appendix.</w:t>
       </w:r>
     </w:p>
     <w:p>
@@ -1184,7 +449,7 @@
           <w:i w:val="0"/>
           <w:sz w:val="24"/>
         </w:rPr>
-        <w:t>reporting and EID guidance for statistical and modeling manuscripts (9). The</w:t>
+        <w:t>The primary temporal split trained models on 2019-2021 rows, used 2022 for validation and tuning, and locked 2023 as the test year. Target-year case counts were never used as predictors. Imputation parameters and feature screening were estimated on training rows only. Candidate features were removed for high missingness, constancy, duplication, or high training-set correlation before model fitting.</w:t>
       </w:r>
     </w:p>
     <w:p>
@@ -1199,7 +464,7 @@
           <w:i w:val="0"/>
           <w:sz w:val="24"/>
         </w:rPr>
-        <w:t>unit of analysis was country-year reported hantavirus incidence, not individual</w:t>
+        <w:t>We compared surveillance-history baselines, negative-binomial baselines, covariate-block regression models, and an exploratory ridge-penalized Poisson count model with a population offset. Covariate blocks were nested: surveillance history only; plus demographic context; plus FAOSTAT land use; plus TerraClimate climate and water balance; plus source-quality metadata. The penalized Poisson model was tuned on 2022 validation weighted interval score (WIS); coefficients were not interpreted causally.</w:t>
       </w:r>
     </w:p>
     <w:p>
@@ -1214,7 +479,7 @@
           <w:i w:val="0"/>
           <w:sz w:val="24"/>
         </w:rPr>
-        <w:t>infection risk and not within-country risk.</w:t>
+        <w:t>Primary metrics were WIS for central 90% intervals, 90% empirical coverage, mean interval width, mean absolute error, and Brier score for any reported case (10). WIS rewards forecasts that are close to observations and have calibrated uncertainty intervals; lower WIS is better. We did not rank models by WIS alone. A covariate model could be promoted only if WIS improved without unacceptable coverage loss, interval width remained interpretable, and sensitivity analyses did not show dependence on flagged rows or high-incidence countries.</w:t>
       </w:r>
     </w:p>
     <w:p>
@@ -1229,7 +494,7 @@
           <w:i w:val="0"/>
           <w:sz w:val="24"/>
         </w:rPr>
-        <w:t>The outcome labels were manually reconstructed from ECDC Annual Epidemiological</w:t>
+        <w:t>EID-specific sensitivity analyses tested exclusion of Belgium 2023, Cyprus 2023, both flagged rows, a retained flagged-row indicator, exclusion of 2020 and 2021 training rows, leave-one-country-out influence, calibration localization, and a null-calibrated simulation-based detectability screen. The simulation used the observed panel structure, actual populations, observed-like overdispersion, observed-like missingness/flag patterns, and effect sizes from none to large. It estimated the probability of selecting a covariate model over a surveillance baseline and the false-positive selection rate when the true effect was zero. These simulations do not validate model skill.</w:t>
       </w:r>
     </w:p>
     <w:p>
@@ -1244,607 +509,7 @@
           <w:i w:val="0"/>
           <w:sz w:val="24"/>
         </w:rPr>
-        <w:t>Reports for 2019-2023. Rows were joined by ISO3 country code and year to World</w:t>
-      </w:r>
-    </w:p>
-    <w:p>
-      <w:pPr>
-        <w:spacing w:before="0" w:after="0" w:line="480" w:lineRule="auto"/>
-        <w:jc w:val="left"/>
-      </w:pPr>
-      <w:r>
-        <w:rPr>
-          <w:rFonts w:ascii="Times New Roman" w:hAnsi="Times New Roman"/>
-          <w:b w:val="0"/>
-          <w:i w:val="0"/>
-          <w:sz w:val="24"/>
-        </w:rPr>
-        <w:t>Bank population, rurality, and GDP indicators; FAOSTAT land-use shares;</w:t>
-      </w:r>
-    </w:p>
-    <w:p>
-      <w:pPr>
-        <w:spacing w:before="0" w:after="0" w:line="480" w:lineRule="auto"/>
-        <w:jc w:val="left"/>
-      </w:pPr>
-      <w:r>
-        <w:rPr>
-          <w:rFonts w:ascii="Times New Roman" w:hAnsi="Times New Roman"/>
-          <w:b w:val="0"/>
-          <w:i w:val="0"/>
-          <w:sz w:val="24"/>
-        </w:rPr>
-        <w:t>TerraClimate climate and water-balance summaries; and Natural Earth boundaries</w:t>
-      </w:r>
-    </w:p>
-    <w:p>
-      <w:pPr>
-        <w:spacing w:before="0" w:after="0" w:line="480" w:lineRule="auto"/>
-        <w:jc w:val="left"/>
-      </w:pPr>
-      <w:r>
-        <w:rPr>
-          <w:rFonts w:ascii="Times New Roman" w:hAnsi="Times New Roman"/>
-          <w:b w:val="0"/>
-          <w:i w:val="0"/>
-          <w:sz w:val="24"/>
-        </w:rPr>
-        <w:t>(Table 1). MODIS NDVI/EVI was excluded because quality-masked country-year</w:t>
-      </w:r>
-    </w:p>
-    <w:p>
-      <w:pPr>
-        <w:spacing w:before="0" w:after="0" w:line="480" w:lineRule="auto"/>
-        <w:jc w:val="left"/>
-      </w:pPr>
-      <w:r>
-        <w:rPr>
-          <w:rFonts w:ascii="Times New Roman" w:hAnsi="Times New Roman"/>
-          <w:b w:val="0"/>
-          <w:i w:val="0"/>
-          <w:sz w:val="24"/>
-        </w:rPr>
-        <w:t>aggregation did not pass the prespecified source-quality gate. All source and</w:t>
-      </w:r>
-    </w:p>
-    <w:p>
-      <w:pPr>
-        <w:spacing w:before="0" w:after="0" w:line="480" w:lineRule="auto"/>
-        <w:jc w:val="left"/>
-      </w:pPr>
-      <w:r>
-        <w:rPr>
-          <w:rFonts w:ascii="Times New Roman" w:hAnsi="Times New Roman"/>
-          <w:b w:val="0"/>
-          <w:i w:val="0"/>
-          <w:sz w:val="24"/>
-        </w:rPr>
-        <w:t>model inputs, values/ranges, missingness rules, and lags are listed in Table 1</w:t>
-      </w:r>
-    </w:p>
-    <w:p>
-      <w:pPr>
-        <w:spacing w:before="0" w:after="0" w:line="480" w:lineRule="auto"/>
-        <w:jc w:val="left"/>
-      </w:pPr>
-      <w:r>
-        <w:rPr>
-          <w:rFonts w:ascii="Times New Roman" w:hAnsi="Times New Roman"/>
-          <w:b w:val="0"/>
-          <w:i w:val="0"/>
-          <w:sz w:val="24"/>
-        </w:rPr>
-        <w:t>and the Appendix.</w:t>
-      </w:r>
-    </w:p>
-    <w:p>
-      <w:pPr>
-        <w:spacing w:before="0" w:after="0" w:line="480" w:lineRule="auto"/>
-        <w:jc w:val="left"/>
-      </w:pPr>
-      <w:r>
-        <w:rPr>
-          <w:rFonts w:ascii="Times New Roman" w:hAnsi="Times New Roman"/>
-          <w:b w:val="0"/>
-          <w:i w:val="0"/>
-          <w:sz w:val="24"/>
-        </w:rPr>
-        <w:t>The primary temporal split trained models on 2019-2021 rows, used 2022 for</w:t>
-      </w:r>
-    </w:p>
-    <w:p>
-      <w:pPr>
-        <w:spacing w:before="0" w:after="0" w:line="480" w:lineRule="auto"/>
-        <w:jc w:val="left"/>
-      </w:pPr>
-      <w:r>
-        <w:rPr>
-          <w:rFonts w:ascii="Times New Roman" w:hAnsi="Times New Roman"/>
-          <w:b w:val="0"/>
-          <w:i w:val="0"/>
-          <w:sz w:val="24"/>
-        </w:rPr>
-        <w:t>validation and tuning, and locked 2023 as the test year. Target-year case counts</w:t>
-      </w:r>
-    </w:p>
-    <w:p>
-      <w:pPr>
-        <w:spacing w:before="0" w:after="0" w:line="480" w:lineRule="auto"/>
-        <w:jc w:val="left"/>
-      </w:pPr>
-      <w:r>
-        <w:rPr>
-          <w:rFonts w:ascii="Times New Roman" w:hAnsi="Times New Roman"/>
-          <w:b w:val="0"/>
-          <w:i w:val="0"/>
-          <w:sz w:val="24"/>
-        </w:rPr>
-        <w:t>were never used as predictors. Imputation parameters and feature screening were</w:t>
-      </w:r>
-    </w:p>
-    <w:p>
-      <w:pPr>
-        <w:spacing w:before="0" w:after="0" w:line="480" w:lineRule="auto"/>
-        <w:jc w:val="left"/>
-      </w:pPr>
-      <w:r>
-        <w:rPr>
-          <w:rFonts w:ascii="Times New Roman" w:hAnsi="Times New Roman"/>
-          <w:b w:val="0"/>
-          <w:i w:val="0"/>
-          <w:sz w:val="24"/>
-        </w:rPr>
-        <w:t>estimated on training rows only. Candidate features were removed for high</w:t>
-      </w:r>
-    </w:p>
-    <w:p>
-      <w:pPr>
-        <w:spacing w:before="0" w:after="0" w:line="480" w:lineRule="auto"/>
-        <w:jc w:val="left"/>
-      </w:pPr>
-      <w:r>
-        <w:rPr>
-          <w:rFonts w:ascii="Times New Roman" w:hAnsi="Times New Roman"/>
-          <w:b w:val="0"/>
-          <w:i w:val="0"/>
-          <w:sz w:val="24"/>
-        </w:rPr>
-        <w:t>missingness, constancy, duplication, or high training-set correlation before</w:t>
-      </w:r>
-    </w:p>
-    <w:p>
-      <w:pPr>
-        <w:spacing w:before="0" w:after="0" w:line="480" w:lineRule="auto"/>
-        <w:jc w:val="left"/>
-      </w:pPr>
-      <w:r>
-        <w:rPr>
-          <w:rFonts w:ascii="Times New Roman" w:hAnsi="Times New Roman"/>
-          <w:b w:val="0"/>
-          <w:i w:val="0"/>
-          <w:sz w:val="24"/>
-        </w:rPr>
-        <w:t>model fitting.</w:t>
-      </w:r>
-    </w:p>
-    <w:p>
-      <w:pPr>
-        <w:spacing w:before="0" w:after="0" w:line="480" w:lineRule="auto"/>
-        <w:jc w:val="left"/>
-      </w:pPr>
-      <w:r>
-        <w:rPr>
-          <w:rFonts w:ascii="Times New Roman" w:hAnsi="Times New Roman"/>
-          <w:b w:val="0"/>
-          <w:i w:val="0"/>
-          <w:sz w:val="24"/>
-        </w:rPr>
-        <w:t>We compared surveillance-history baselines, negative-binomial baselines,</w:t>
-      </w:r>
-    </w:p>
-    <w:p>
-      <w:pPr>
-        <w:spacing w:before="0" w:after="0" w:line="480" w:lineRule="auto"/>
-        <w:jc w:val="left"/>
-      </w:pPr>
-      <w:r>
-        <w:rPr>
-          <w:rFonts w:ascii="Times New Roman" w:hAnsi="Times New Roman"/>
-          <w:b w:val="0"/>
-          <w:i w:val="0"/>
-          <w:sz w:val="24"/>
-        </w:rPr>
-        <w:t>covariate-block regression models, and an exploratory ridge-penalized Poisson</w:t>
-      </w:r>
-    </w:p>
-    <w:p>
-      <w:pPr>
-        <w:spacing w:before="0" w:after="0" w:line="480" w:lineRule="auto"/>
-        <w:jc w:val="left"/>
-      </w:pPr>
-      <w:r>
-        <w:rPr>
-          <w:rFonts w:ascii="Times New Roman" w:hAnsi="Times New Roman"/>
-          <w:b w:val="0"/>
-          <w:i w:val="0"/>
-          <w:sz w:val="24"/>
-        </w:rPr>
-        <w:t>count model with a population offset. Covariate blocks were nested:</w:t>
-      </w:r>
-    </w:p>
-    <w:p>
-      <w:pPr>
-        <w:spacing w:before="0" w:after="0" w:line="480" w:lineRule="auto"/>
-        <w:jc w:val="left"/>
-      </w:pPr>
-      <w:r>
-        <w:rPr>
-          <w:rFonts w:ascii="Times New Roman" w:hAnsi="Times New Roman"/>
-          <w:b w:val="0"/>
-          <w:i w:val="0"/>
-          <w:sz w:val="24"/>
-        </w:rPr>
-        <w:t>surveillance history only; plus demographic context; plus FAOSTAT land use; plus</w:t>
-      </w:r>
-    </w:p>
-    <w:p>
-      <w:pPr>
-        <w:spacing w:before="0" w:after="0" w:line="480" w:lineRule="auto"/>
-        <w:jc w:val="left"/>
-      </w:pPr>
-      <w:r>
-        <w:rPr>
-          <w:rFonts w:ascii="Times New Roman" w:hAnsi="Times New Roman"/>
-          <w:b w:val="0"/>
-          <w:i w:val="0"/>
-          <w:sz w:val="24"/>
-        </w:rPr>
-        <w:t>TerraClimate climate and water balance; plus source-quality metadata. The</w:t>
-      </w:r>
-    </w:p>
-    <w:p>
-      <w:pPr>
-        <w:spacing w:before="0" w:after="0" w:line="480" w:lineRule="auto"/>
-        <w:jc w:val="left"/>
-      </w:pPr>
-      <w:r>
-        <w:rPr>
-          <w:rFonts w:ascii="Times New Roman" w:hAnsi="Times New Roman"/>
-          <w:b w:val="0"/>
-          <w:i w:val="0"/>
-          <w:sz w:val="24"/>
-        </w:rPr>
-        <w:t>penalized Poisson model was tuned on 2022 validation weighted interval score</w:t>
-      </w:r>
-    </w:p>
-    <w:p>
-      <w:pPr>
-        <w:spacing w:before="0" w:after="0" w:line="480" w:lineRule="auto"/>
-        <w:jc w:val="left"/>
-      </w:pPr>
-      <w:r>
-        <w:rPr>
-          <w:rFonts w:ascii="Times New Roman" w:hAnsi="Times New Roman"/>
-          <w:b w:val="0"/>
-          <w:i w:val="0"/>
-          <w:sz w:val="24"/>
-        </w:rPr>
-        <w:t>(WIS); coefficients were not interpreted causally.</w:t>
-      </w:r>
-    </w:p>
-    <w:p>
-      <w:pPr>
-        <w:spacing w:before="0" w:after="0" w:line="480" w:lineRule="auto"/>
-        <w:jc w:val="left"/>
-      </w:pPr>
-      <w:r>
-        <w:rPr>
-          <w:rFonts w:ascii="Times New Roman" w:hAnsi="Times New Roman"/>
-          <w:b w:val="0"/>
-          <w:i w:val="0"/>
-          <w:sz w:val="24"/>
-        </w:rPr>
-        <w:t>Primary metrics were WIS for central 90% intervals, 90% empirical coverage,</w:t>
-      </w:r>
-    </w:p>
-    <w:p>
-      <w:pPr>
-        <w:spacing w:before="0" w:after="0" w:line="480" w:lineRule="auto"/>
-        <w:jc w:val="left"/>
-      </w:pPr>
-      <w:r>
-        <w:rPr>
-          <w:rFonts w:ascii="Times New Roman" w:hAnsi="Times New Roman"/>
-          <w:b w:val="0"/>
-          <w:i w:val="0"/>
-          <w:sz w:val="24"/>
-        </w:rPr>
-        <w:t>mean interval width, mean absolute error, and Brier score for any reported case</w:t>
-      </w:r>
-    </w:p>
-    <w:p>
-      <w:pPr>
-        <w:spacing w:before="0" w:after="0" w:line="480" w:lineRule="auto"/>
-        <w:jc w:val="left"/>
-      </w:pPr>
-      <w:r>
-        <w:rPr>
-          <w:rFonts w:ascii="Times New Roman" w:hAnsi="Times New Roman"/>
-          <w:b w:val="0"/>
-          <w:i w:val="0"/>
-          <w:sz w:val="24"/>
-        </w:rPr>
-        <w:t>(10). WIS rewards forecasts that are close to observations and have calibrated</w:t>
-      </w:r>
-    </w:p>
-    <w:p>
-      <w:pPr>
-        <w:spacing w:before="0" w:after="0" w:line="480" w:lineRule="auto"/>
-        <w:jc w:val="left"/>
-      </w:pPr>
-      <w:r>
-        <w:rPr>
-          <w:rFonts w:ascii="Times New Roman" w:hAnsi="Times New Roman"/>
-          <w:b w:val="0"/>
-          <w:i w:val="0"/>
-          <w:sz w:val="24"/>
-        </w:rPr>
-        <w:t>uncertainty intervals; lower WIS is better. We did not rank models by WIS alone.</w:t>
-      </w:r>
-    </w:p>
-    <w:p>
-      <w:pPr>
-        <w:spacing w:before="0" w:after="0" w:line="480" w:lineRule="auto"/>
-        <w:jc w:val="left"/>
-      </w:pPr>
-      <w:r>
-        <w:rPr>
-          <w:rFonts w:ascii="Times New Roman" w:hAnsi="Times New Roman"/>
-          <w:b w:val="0"/>
-          <w:i w:val="0"/>
-          <w:sz w:val="24"/>
-        </w:rPr>
-        <w:t>A covariate model could be promoted only if WIS improved without unacceptable</w:t>
-      </w:r>
-    </w:p>
-    <w:p>
-      <w:pPr>
-        <w:spacing w:before="0" w:after="0" w:line="480" w:lineRule="auto"/>
-        <w:jc w:val="left"/>
-      </w:pPr>
-      <w:r>
-        <w:rPr>
-          <w:rFonts w:ascii="Times New Roman" w:hAnsi="Times New Roman"/>
-          <w:b w:val="0"/>
-          <w:i w:val="0"/>
-          <w:sz w:val="24"/>
-        </w:rPr>
-        <w:t>coverage loss, interval width remained interpretable, and sensitivity analyses</w:t>
-      </w:r>
-    </w:p>
-    <w:p>
-      <w:pPr>
-        <w:spacing w:before="0" w:after="0" w:line="480" w:lineRule="auto"/>
-        <w:jc w:val="left"/>
-      </w:pPr>
-      <w:r>
-        <w:rPr>
-          <w:rFonts w:ascii="Times New Roman" w:hAnsi="Times New Roman"/>
-          <w:b w:val="0"/>
-          <w:i w:val="0"/>
-          <w:sz w:val="24"/>
-        </w:rPr>
-        <w:t>did not show dependence on flagged rows or high-incidence countries.</w:t>
-      </w:r>
-    </w:p>
-    <w:p>
-      <w:pPr>
-        <w:spacing w:before="0" w:after="0" w:line="480" w:lineRule="auto"/>
-        <w:jc w:val="left"/>
-      </w:pPr>
-      <w:r>
-        <w:rPr>
-          <w:rFonts w:ascii="Times New Roman" w:hAnsi="Times New Roman"/>
-          <w:b w:val="0"/>
-          <w:i w:val="0"/>
-          <w:sz w:val="24"/>
-        </w:rPr>
-        <w:t>EID-specific sensitivity analyses tested exclusion of Belgium 2023, Cyprus</w:t>
-      </w:r>
-    </w:p>
-    <w:p>
-      <w:pPr>
-        <w:spacing w:before="0" w:after="0" w:line="480" w:lineRule="auto"/>
-        <w:jc w:val="left"/>
-      </w:pPr>
-      <w:r>
-        <w:rPr>
-          <w:rFonts w:ascii="Times New Roman" w:hAnsi="Times New Roman"/>
-          <w:b w:val="0"/>
-          <w:i w:val="0"/>
-          <w:sz w:val="24"/>
-        </w:rPr>
-        <w:t>2023, both flagged rows, a retained flagged-row indicator, exclusion of 2020 and</w:t>
-      </w:r>
-    </w:p>
-    <w:p>
-      <w:pPr>
-        <w:spacing w:before="0" w:after="0" w:line="480" w:lineRule="auto"/>
-        <w:jc w:val="left"/>
-      </w:pPr>
-      <w:r>
-        <w:rPr>
-          <w:rFonts w:ascii="Times New Roman" w:hAnsi="Times New Roman"/>
-          <w:b w:val="0"/>
-          <w:i w:val="0"/>
-          <w:sz w:val="24"/>
-        </w:rPr>
-        <w:t>2021 training rows, leave-one-country-out influence, calibration localization,</w:t>
-      </w:r>
-    </w:p>
-    <w:p>
-      <w:pPr>
-        <w:spacing w:before="0" w:after="0" w:line="480" w:lineRule="auto"/>
-        <w:jc w:val="left"/>
-      </w:pPr>
-      <w:r>
-        <w:rPr>
-          <w:rFonts w:ascii="Times New Roman" w:hAnsi="Times New Roman"/>
-          <w:b w:val="0"/>
-          <w:i w:val="0"/>
-          <w:sz w:val="24"/>
-        </w:rPr>
-        <w:t>and a null-calibrated simulation-based detectability screen. The simulation</w:t>
-      </w:r>
-    </w:p>
-    <w:p>
-      <w:pPr>
-        <w:spacing w:before="0" w:after="0" w:line="480" w:lineRule="auto"/>
-        <w:jc w:val="left"/>
-      </w:pPr>
-      <w:r>
-        <w:rPr>
-          <w:rFonts w:ascii="Times New Roman" w:hAnsi="Times New Roman"/>
-          <w:b w:val="0"/>
-          <w:i w:val="0"/>
-          <w:sz w:val="24"/>
-        </w:rPr>
-        <w:t>used the observed panel structure, actual populations, observed-like</w:t>
-      </w:r>
-    </w:p>
-    <w:p>
-      <w:pPr>
-        <w:spacing w:before="0" w:after="0" w:line="480" w:lineRule="auto"/>
-        <w:jc w:val="left"/>
-      </w:pPr>
-      <w:r>
-        <w:rPr>
-          <w:rFonts w:ascii="Times New Roman" w:hAnsi="Times New Roman"/>
-          <w:b w:val="0"/>
-          <w:i w:val="0"/>
-          <w:sz w:val="24"/>
-        </w:rPr>
-        <w:t>overdispersion, observed-like missingness/flag patterns, and effect sizes from</w:t>
-      </w:r>
-    </w:p>
-    <w:p>
-      <w:pPr>
-        <w:spacing w:before="0" w:after="0" w:line="480" w:lineRule="auto"/>
-        <w:jc w:val="left"/>
-      </w:pPr>
-      <w:r>
-        <w:rPr>
-          <w:rFonts w:ascii="Times New Roman" w:hAnsi="Times New Roman"/>
-          <w:b w:val="0"/>
-          <w:i w:val="0"/>
-          <w:sz w:val="24"/>
-        </w:rPr>
-        <w:t>none to large. It estimated the probability of selecting a covariate model over</w:t>
-      </w:r>
-    </w:p>
-    <w:p>
-      <w:pPr>
-        <w:spacing w:before="0" w:after="0" w:line="480" w:lineRule="auto"/>
-        <w:jc w:val="left"/>
-      </w:pPr>
-      <w:r>
-        <w:rPr>
-          <w:rFonts w:ascii="Times New Roman" w:hAnsi="Times New Roman"/>
-          <w:b w:val="0"/>
-          <w:i w:val="0"/>
-          <w:sz w:val="24"/>
-        </w:rPr>
-        <w:t>a surveillance baseline and the false-positive selection rate when the true</w:t>
-      </w:r>
-    </w:p>
-    <w:p>
-      <w:pPr>
-        <w:spacing w:before="0" w:after="0" w:line="480" w:lineRule="auto"/>
-        <w:jc w:val="left"/>
-      </w:pPr>
-      <w:r>
-        <w:rPr>
-          <w:rFonts w:ascii="Times New Roman" w:hAnsi="Times New Roman"/>
-          <w:b w:val="0"/>
-          <w:i w:val="0"/>
-          <w:sz w:val="24"/>
-        </w:rPr>
-        <w:t>effect was zero. These simulations do not validate model skill.</w:t>
-      </w:r>
-    </w:p>
-    <w:p>
-      <w:pPr>
-        <w:spacing w:before="0" w:after="0" w:line="480" w:lineRule="auto"/>
-        <w:jc w:val="left"/>
-      </w:pPr>
-      <w:r>
-        <w:rPr>
-          <w:rFonts w:ascii="Times New Roman" w:hAnsi="Times New Roman"/>
-          <w:b w:val="0"/>
-          <w:i w:val="0"/>
-          <w:sz w:val="24"/>
-        </w:rPr>
-        <w:t>This study used aggregate public data only. No individual-level, clinical,</w:t>
-      </w:r>
-    </w:p>
-    <w:p>
-      <w:pPr>
-        <w:spacing w:before="0" w:after="0" w:line="480" w:lineRule="auto"/>
-        <w:jc w:val="left"/>
-      </w:pPr>
-      <w:r>
-        <w:rPr>
-          <w:rFonts w:ascii="Times New Roman" w:hAnsi="Times New Roman"/>
-          <w:b w:val="0"/>
-          <w:i w:val="0"/>
-          <w:sz w:val="24"/>
-        </w:rPr>
-        <w:t>address-level, or restricted human-subject data were used; institutional review</w:t>
-      </w:r>
-    </w:p>
-    <w:p>
-      <w:pPr>
-        <w:spacing w:before="0" w:after="0" w:line="480" w:lineRule="auto"/>
-        <w:jc w:val="left"/>
-      </w:pPr>
-      <w:r>
-        <w:rPr>
-          <w:rFonts w:ascii="Times New Roman" w:hAnsi="Times New Roman"/>
-          <w:b w:val="0"/>
-          <w:i w:val="0"/>
-          <w:sz w:val="24"/>
-        </w:rPr>
-        <w:t>was not required. Analysis code and public-data artifacts are archived at the</w:t>
-      </w:r>
-    </w:p>
-    <w:p>
-      <w:pPr>
-        <w:spacing w:before="0" w:after="0" w:line="480" w:lineRule="auto"/>
-        <w:jc w:val="left"/>
-      </w:pPr>
-      <w:r>
-        <w:rPr>
-          <w:rFonts w:ascii="Times New Roman" w:hAnsi="Times New Roman"/>
-          <w:b w:val="0"/>
-          <w:i w:val="0"/>
-          <w:sz w:val="24"/>
-        </w:rPr>
-        <w:t>DOI listed in the Data and Code Availability statement; the DOI version must be</w:t>
-      </w:r>
-    </w:p>
-    <w:p>
-      <w:pPr>
-        <w:spacing w:before="0" w:after="0" w:line="480" w:lineRule="auto"/>
-        <w:jc w:val="left"/>
-      </w:pPr>
-      <w:r>
-        <w:rPr>
-          <w:rFonts w:ascii="Times New Roman" w:hAnsi="Times New Roman"/>
-          <w:b w:val="0"/>
-          <w:i w:val="0"/>
-          <w:sz w:val="24"/>
-        </w:rPr>
-        <w:t>verified against the final clean submission archive before portal upload.</w:t>
+        <w:t>This study used aggregate public data only. No individual-level, clinical, address-level, or restricted human-subject data were used; institutional review was not required. Analysis code and public-data artifacts are archived at the DOI listed in the Data and Code Availability statement; the DOI version must be verified against the final clean submission archive before portal upload.</w:t>
       </w:r>
     </w:p>
     <w:p>
@@ -1874,7 +539,7 @@
           <w:i w:val="0"/>
           <w:sz w:val="24"/>
         </w:rPr>
-        <w:t>The benchmark contained 142 country-year rows. Annual totals reconciled exactly</w:t>
+        <w:t>The benchmark contained 142 country-year rows. Annual totals reconciled exactly to ECDC: 4,088 cases in 2019, 1,693 in 2020, 4,947 in 2021, 2,185 in 2022, and 1,885 in 2023. Belgium 2023 and Cyprus 2023 were the only grade-C source-quality rows. World Bank and FAOSTAT covariates were complete for all rows; TerraClimate lag-1 variables were complete for non-2019 rows.</w:t>
       </w:r>
     </w:p>
     <w:p>
@@ -1889,7 +554,7 @@
           <w:i w:val="0"/>
           <w:sz w:val="24"/>
         </w:rPr>
-        <w:t>to ECDC: 4,088 cases in 2019, 1,693 in 2020, 4,947 in 2021, 2,185 in 2022, and</w:t>
+        <w:t>In validation year 2022, the empirical negative-binomial baseline had the lowest WIS, 47.17, and complete coverage, 29/29, but used wide intervals (mean width 694.2 cases). The country historical mean-rate baseline had narrower intervals (21.07 cases) but lower coverage, 18/29. The best covariate block, all public features, had WIS 74.46 and coverage 22/29 (Table 2).</w:t>
       </w:r>
     </w:p>
     <w:p>
@@ -1904,7 +569,7 @@
           <w:i w:val="0"/>
           <w:sz w:val="24"/>
         </w:rPr>
-        <w:t>1,885 in 2023. Belgium 2023 and Cyprus 2023 were the only grade-C source-quality</w:t>
+        <w:t>In the 2023 test year, the last-observed country-rate baseline had the lowest WIS, 42.86, and narrowest intervals (14.61 cases), but undercovered observed counts, 16/28. Negative-binomial baselines covered all observations, 28/28, but used intervals averaging approximately 660 cases. This produced a calibration-sharpness tradeoff rather than a deployable forecasting model (Figure 2).</w:t>
       </w:r>
     </w:p>
     <w:p>
@@ -1919,7 +584,7 @@
           <w:i w:val="0"/>
           <w:sz w:val="24"/>
         </w:rPr>
-        <w:t>rows. World Bank and FAOSTAT covariates were complete for all rows; TerraClimate</w:t>
+        <w:t>No public-covariate block passed the promotion rule. The best covariate block in 2023 was land use, with WIS 318.55, coverage 19/28, and mean interval width 325.87 cases. The all-public block had WIS 331.31 and coverage 18/28. The exploratory penalized Poisson land-use model improved over other Poisson variants but failed calibration badly: WIS 159.37 and coverage 9/28. These models were sharper than overdispersed baselines but too miscalibrated for public-health use.</w:t>
       </w:r>
     </w:p>
     <w:p>
@@ -1934,7 +599,7 @@
           <w:i w:val="0"/>
           <w:sz w:val="24"/>
         </w:rPr>
-        <w:t>lag-1 variables were complete for non-2019 rows.</w:t>
+        <w:t>Surveillance-quality sensitivity did not rescue covariate models (Table 3). Excluding Belgium 2023 and Cyprus 2023 left land use as the best covariate block, but WIS worsened to 341.62 and coverage was 17/26. Excluding 2020-2021 training rows produced near-nominal coverage for the all-public block, 25/28, but only with very wide intervals (mean width 764.02 cases) and WIS 75.85, still above the best simple 2023 baseline. A flagged-row indicator did not change the primary ranking.</w:t>
       </w:r>
     </w:p>
     <w:p>
@@ -1949,7 +614,7 @@
           <w:i w:val="0"/>
           <w:sz w:val="24"/>
         </w:rPr>
-        <w:t>In validation year 2022, the empirical negative-binomial baseline had the lowest</w:t>
+        <w:t>Leave-one-country-out influence analysis showed that the conclusion was not driven solely by Finland or Germany (Figure 3; Appendix). Removing Finland reduced the best covariate-block WIS from 318.55 to 280.53 and kept the best feature set as land use; removing Germany reduced WIS to 306.35 and also kept land use as best. In neither case did a covariate block beat the best surveillance baseline. Calibration localization showed that 2023 interval failures were distributed across countries and model families rather than limited to one flagged row.</w:t>
       </w:r>
     </w:p>
     <w:p>
@@ -1964,577 +629,7 @@
           <w:i w:val="0"/>
           <w:sz w:val="24"/>
         </w:rPr>
-        <w:t>WIS, 47.17, and complete coverage, 29/29, but used wide intervals (mean width</w:t>
-      </w:r>
-    </w:p>
-    <w:p>
-      <w:pPr>
-        <w:spacing w:before="0" w:after="0" w:line="480" w:lineRule="auto"/>
-        <w:jc w:val="left"/>
-      </w:pPr>
-      <w:r>
-        <w:rPr>
-          <w:rFonts w:ascii="Times New Roman" w:hAnsi="Times New Roman"/>
-          <w:b w:val="0"/>
-          <w:i w:val="0"/>
-          <w:sz w:val="24"/>
-        </w:rPr>
-        <w:t>694.2 cases). The country historical mean-rate baseline had narrower intervals</w:t>
-      </w:r>
-    </w:p>
-    <w:p>
-      <w:pPr>
-        <w:spacing w:before="0" w:after="0" w:line="480" w:lineRule="auto"/>
-        <w:jc w:val="left"/>
-      </w:pPr>
-      <w:r>
-        <w:rPr>
-          <w:rFonts w:ascii="Times New Roman" w:hAnsi="Times New Roman"/>
-          <w:b w:val="0"/>
-          <w:i w:val="0"/>
-          <w:sz w:val="24"/>
-        </w:rPr>
-        <w:t>(21.07 cases) but lower coverage, 18/29. The best covariate block, all public</w:t>
-      </w:r>
-    </w:p>
-    <w:p>
-      <w:pPr>
-        <w:spacing w:before="0" w:after="0" w:line="480" w:lineRule="auto"/>
-        <w:jc w:val="left"/>
-      </w:pPr>
-      <w:r>
-        <w:rPr>
-          <w:rFonts w:ascii="Times New Roman" w:hAnsi="Times New Roman"/>
-          <w:b w:val="0"/>
-          <w:i w:val="0"/>
-          <w:sz w:val="24"/>
-        </w:rPr>
-        <w:t>features, had WIS 74.46 and coverage 22/29 (Table 2).</w:t>
-      </w:r>
-    </w:p>
-    <w:p>
-      <w:pPr>
-        <w:spacing w:before="0" w:after="0" w:line="480" w:lineRule="auto"/>
-        <w:jc w:val="left"/>
-      </w:pPr>
-      <w:r>
-        <w:rPr>
-          <w:rFonts w:ascii="Times New Roman" w:hAnsi="Times New Roman"/>
-          <w:b w:val="0"/>
-          <w:i w:val="0"/>
-          <w:sz w:val="24"/>
-        </w:rPr>
-        <w:t>In the 2023 test year, the last-observed country-rate baseline had the lowest</w:t>
-      </w:r>
-    </w:p>
-    <w:p>
-      <w:pPr>
-        <w:spacing w:before="0" w:after="0" w:line="480" w:lineRule="auto"/>
-        <w:jc w:val="left"/>
-      </w:pPr>
-      <w:r>
-        <w:rPr>
-          <w:rFonts w:ascii="Times New Roman" w:hAnsi="Times New Roman"/>
-          <w:b w:val="0"/>
-          <w:i w:val="0"/>
-          <w:sz w:val="24"/>
-        </w:rPr>
-        <w:t>WIS, 42.86, and narrowest intervals (14.61 cases), but undercovered observed</w:t>
-      </w:r>
-    </w:p>
-    <w:p>
-      <w:pPr>
-        <w:spacing w:before="0" w:after="0" w:line="480" w:lineRule="auto"/>
-        <w:jc w:val="left"/>
-      </w:pPr>
-      <w:r>
-        <w:rPr>
-          <w:rFonts w:ascii="Times New Roman" w:hAnsi="Times New Roman"/>
-          <w:b w:val="0"/>
-          <w:i w:val="0"/>
-          <w:sz w:val="24"/>
-        </w:rPr>
-        <w:t>counts, 16/28. Negative-binomial baselines covered all observations, 28/28, but</w:t>
-      </w:r>
-    </w:p>
-    <w:p>
-      <w:pPr>
-        <w:spacing w:before="0" w:after="0" w:line="480" w:lineRule="auto"/>
-        <w:jc w:val="left"/>
-      </w:pPr>
-      <w:r>
-        <w:rPr>
-          <w:rFonts w:ascii="Times New Roman" w:hAnsi="Times New Roman"/>
-          <w:b w:val="0"/>
-          <w:i w:val="0"/>
-          <w:sz w:val="24"/>
-        </w:rPr>
-        <w:t>used intervals averaging approximately 660 cases. This produced a</w:t>
-      </w:r>
-    </w:p>
-    <w:p>
-      <w:pPr>
-        <w:spacing w:before="0" w:after="0" w:line="480" w:lineRule="auto"/>
-        <w:jc w:val="left"/>
-      </w:pPr>
-      <w:r>
-        <w:rPr>
-          <w:rFonts w:ascii="Times New Roman" w:hAnsi="Times New Roman"/>
-          <w:b w:val="0"/>
-          <w:i w:val="0"/>
-          <w:sz w:val="24"/>
-        </w:rPr>
-        <w:t>calibration-sharpness tradeoff rather than a deployable forecasting model</w:t>
-      </w:r>
-    </w:p>
-    <w:p>
-      <w:pPr>
-        <w:spacing w:before="0" w:after="0" w:line="480" w:lineRule="auto"/>
-        <w:jc w:val="left"/>
-      </w:pPr>
-      <w:r>
-        <w:rPr>
-          <w:rFonts w:ascii="Times New Roman" w:hAnsi="Times New Roman"/>
-          <w:b w:val="0"/>
-          <w:i w:val="0"/>
-          <w:sz w:val="24"/>
-        </w:rPr>
-        <w:t>(Figure 2).</w:t>
-      </w:r>
-    </w:p>
-    <w:p>
-      <w:pPr>
-        <w:spacing w:before="0" w:after="0" w:line="480" w:lineRule="auto"/>
-        <w:jc w:val="left"/>
-      </w:pPr>
-      <w:r>
-        <w:rPr>
-          <w:rFonts w:ascii="Times New Roman" w:hAnsi="Times New Roman"/>
-          <w:b w:val="0"/>
-          <w:i w:val="0"/>
-          <w:sz w:val="24"/>
-        </w:rPr>
-        <w:t>No public-covariate block passed the promotion rule. The best covariate block in</w:t>
-      </w:r>
-    </w:p>
-    <w:p>
-      <w:pPr>
-        <w:spacing w:before="0" w:after="0" w:line="480" w:lineRule="auto"/>
-        <w:jc w:val="left"/>
-      </w:pPr>
-      <w:r>
-        <w:rPr>
-          <w:rFonts w:ascii="Times New Roman" w:hAnsi="Times New Roman"/>
-          <w:b w:val="0"/>
-          <w:i w:val="0"/>
-          <w:sz w:val="24"/>
-        </w:rPr>
-        <w:t>2023 was land use, with WIS 318.55, coverage 19/28, and mean interval width</w:t>
-      </w:r>
-    </w:p>
-    <w:p>
-      <w:pPr>
-        <w:spacing w:before="0" w:after="0" w:line="480" w:lineRule="auto"/>
-        <w:jc w:val="left"/>
-      </w:pPr>
-      <w:r>
-        <w:rPr>
-          <w:rFonts w:ascii="Times New Roman" w:hAnsi="Times New Roman"/>
-          <w:b w:val="0"/>
-          <w:i w:val="0"/>
-          <w:sz w:val="24"/>
-        </w:rPr>
-        <w:t>325.87 cases. The all-public block had WIS 331.31 and coverage 18/28. The</w:t>
-      </w:r>
-    </w:p>
-    <w:p>
-      <w:pPr>
-        <w:spacing w:before="0" w:after="0" w:line="480" w:lineRule="auto"/>
-        <w:jc w:val="left"/>
-      </w:pPr>
-      <w:r>
-        <w:rPr>
-          <w:rFonts w:ascii="Times New Roman" w:hAnsi="Times New Roman"/>
-          <w:b w:val="0"/>
-          <w:i w:val="0"/>
-          <w:sz w:val="24"/>
-        </w:rPr>
-        <w:t>exploratory penalized Poisson land-use model improved over other Poisson</w:t>
-      </w:r>
-    </w:p>
-    <w:p>
-      <w:pPr>
-        <w:spacing w:before="0" w:after="0" w:line="480" w:lineRule="auto"/>
-        <w:jc w:val="left"/>
-      </w:pPr>
-      <w:r>
-        <w:rPr>
-          <w:rFonts w:ascii="Times New Roman" w:hAnsi="Times New Roman"/>
-          <w:b w:val="0"/>
-          <w:i w:val="0"/>
-          <w:sz w:val="24"/>
-        </w:rPr>
-        <w:t>variants but failed calibration badly: WIS 159.37 and coverage 9/28. These</w:t>
-      </w:r>
-    </w:p>
-    <w:p>
-      <w:pPr>
-        <w:spacing w:before="0" w:after="0" w:line="480" w:lineRule="auto"/>
-        <w:jc w:val="left"/>
-      </w:pPr>
-      <w:r>
-        <w:rPr>
-          <w:rFonts w:ascii="Times New Roman" w:hAnsi="Times New Roman"/>
-          <w:b w:val="0"/>
-          <w:i w:val="0"/>
-          <w:sz w:val="24"/>
-        </w:rPr>
-        <w:t>models were sharper than overdispersed baselines but too miscalibrated for</w:t>
-      </w:r>
-    </w:p>
-    <w:p>
-      <w:pPr>
-        <w:spacing w:before="0" w:after="0" w:line="480" w:lineRule="auto"/>
-        <w:jc w:val="left"/>
-      </w:pPr>
-      <w:r>
-        <w:rPr>
-          <w:rFonts w:ascii="Times New Roman" w:hAnsi="Times New Roman"/>
-          <w:b w:val="0"/>
-          <w:i w:val="0"/>
-          <w:sz w:val="24"/>
-        </w:rPr>
-        <w:t>public-health use.</w:t>
-      </w:r>
-    </w:p>
-    <w:p>
-      <w:pPr>
-        <w:spacing w:before="0" w:after="0" w:line="480" w:lineRule="auto"/>
-        <w:jc w:val="left"/>
-      </w:pPr>
-      <w:r>
-        <w:rPr>
-          <w:rFonts w:ascii="Times New Roman" w:hAnsi="Times New Roman"/>
-          <w:b w:val="0"/>
-          <w:i w:val="0"/>
-          <w:sz w:val="24"/>
-        </w:rPr>
-        <w:t>Surveillance-quality sensitivity did not rescue covariate models (Table 3).</w:t>
-      </w:r>
-    </w:p>
-    <w:p>
-      <w:pPr>
-        <w:spacing w:before="0" w:after="0" w:line="480" w:lineRule="auto"/>
-        <w:jc w:val="left"/>
-      </w:pPr>
-      <w:r>
-        <w:rPr>
-          <w:rFonts w:ascii="Times New Roman" w:hAnsi="Times New Roman"/>
-          <w:b w:val="0"/>
-          <w:i w:val="0"/>
-          <w:sz w:val="24"/>
-        </w:rPr>
-        <w:t>Excluding Belgium 2023 and Cyprus 2023 left land use as the best covariate</w:t>
-      </w:r>
-    </w:p>
-    <w:p>
-      <w:pPr>
-        <w:spacing w:before="0" w:after="0" w:line="480" w:lineRule="auto"/>
-        <w:jc w:val="left"/>
-      </w:pPr>
-      <w:r>
-        <w:rPr>
-          <w:rFonts w:ascii="Times New Roman" w:hAnsi="Times New Roman"/>
-          <w:b w:val="0"/>
-          <w:i w:val="0"/>
-          <w:sz w:val="24"/>
-        </w:rPr>
-        <w:t>block, but WIS worsened to 341.62 and coverage was 17/26. Excluding 2020-2021</w:t>
-      </w:r>
-    </w:p>
-    <w:p>
-      <w:pPr>
-        <w:spacing w:before="0" w:after="0" w:line="480" w:lineRule="auto"/>
-        <w:jc w:val="left"/>
-      </w:pPr>
-      <w:r>
-        <w:rPr>
-          <w:rFonts w:ascii="Times New Roman" w:hAnsi="Times New Roman"/>
-          <w:b w:val="0"/>
-          <w:i w:val="0"/>
-          <w:sz w:val="24"/>
-        </w:rPr>
-        <w:t>training rows produced near-nominal coverage for the all-public block, 25/28,</w:t>
-      </w:r>
-    </w:p>
-    <w:p>
-      <w:pPr>
-        <w:spacing w:before="0" w:after="0" w:line="480" w:lineRule="auto"/>
-        <w:jc w:val="left"/>
-      </w:pPr>
-      <w:r>
-        <w:rPr>
-          <w:rFonts w:ascii="Times New Roman" w:hAnsi="Times New Roman"/>
-          <w:b w:val="0"/>
-          <w:i w:val="0"/>
-          <w:sz w:val="24"/>
-        </w:rPr>
-        <w:t>but only with very wide intervals (mean width 764.02 cases) and WIS 75.85,</w:t>
-      </w:r>
-    </w:p>
-    <w:p>
-      <w:pPr>
-        <w:spacing w:before="0" w:after="0" w:line="480" w:lineRule="auto"/>
-        <w:jc w:val="left"/>
-      </w:pPr>
-      <w:r>
-        <w:rPr>
-          <w:rFonts w:ascii="Times New Roman" w:hAnsi="Times New Roman"/>
-          <w:b w:val="0"/>
-          <w:i w:val="0"/>
-          <w:sz w:val="24"/>
-        </w:rPr>
-        <w:t>still above the best simple 2023 baseline. A flagged-row indicator did not</w:t>
-      </w:r>
-    </w:p>
-    <w:p>
-      <w:pPr>
-        <w:spacing w:before="0" w:after="0" w:line="480" w:lineRule="auto"/>
-        <w:jc w:val="left"/>
-      </w:pPr>
-      <w:r>
-        <w:rPr>
-          <w:rFonts w:ascii="Times New Roman" w:hAnsi="Times New Roman"/>
-          <w:b w:val="0"/>
-          <w:i w:val="0"/>
-          <w:sz w:val="24"/>
-        </w:rPr>
-        <w:t>change the primary ranking.</w:t>
-      </w:r>
-    </w:p>
-    <w:p>
-      <w:pPr>
-        <w:spacing w:before="0" w:after="0" w:line="480" w:lineRule="auto"/>
-        <w:jc w:val="left"/>
-      </w:pPr>
-      <w:r>
-        <w:rPr>
-          <w:rFonts w:ascii="Times New Roman" w:hAnsi="Times New Roman"/>
-          <w:b w:val="0"/>
-          <w:i w:val="0"/>
-          <w:sz w:val="24"/>
-        </w:rPr>
-        <w:t>Leave-one-country-out influence analysis showed that the conclusion was not</w:t>
-      </w:r>
-    </w:p>
-    <w:p>
-      <w:pPr>
-        <w:spacing w:before="0" w:after="0" w:line="480" w:lineRule="auto"/>
-        <w:jc w:val="left"/>
-      </w:pPr>
-      <w:r>
-        <w:rPr>
-          <w:rFonts w:ascii="Times New Roman" w:hAnsi="Times New Roman"/>
-          <w:b w:val="0"/>
-          <w:i w:val="0"/>
-          <w:sz w:val="24"/>
-        </w:rPr>
-        <w:t>driven solely by Finland or Germany (Figure 3; Appendix). Removing Finland</w:t>
-      </w:r>
-    </w:p>
-    <w:p>
-      <w:pPr>
-        <w:spacing w:before="0" w:after="0" w:line="480" w:lineRule="auto"/>
-        <w:jc w:val="left"/>
-      </w:pPr>
-      <w:r>
-        <w:rPr>
-          <w:rFonts w:ascii="Times New Roman" w:hAnsi="Times New Roman"/>
-          <w:b w:val="0"/>
-          <w:i w:val="0"/>
-          <w:sz w:val="24"/>
-        </w:rPr>
-        <w:t>reduced the best covariate-block WIS from 318.55 to 280.53 and kept the best</w:t>
-      </w:r>
-    </w:p>
-    <w:p>
-      <w:pPr>
-        <w:spacing w:before="0" w:after="0" w:line="480" w:lineRule="auto"/>
-        <w:jc w:val="left"/>
-      </w:pPr>
-      <w:r>
-        <w:rPr>
-          <w:rFonts w:ascii="Times New Roman" w:hAnsi="Times New Roman"/>
-          <w:b w:val="0"/>
-          <w:i w:val="0"/>
-          <w:sz w:val="24"/>
-        </w:rPr>
-        <w:t>feature set as land use; removing Germany reduced WIS to 306.35 and also kept</w:t>
-      </w:r>
-    </w:p>
-    <w:p>
-      <w:pPr>
-        <w:spacing w:before="0" w:after="0" w:line="480" w:lineRule="auto"/>
-        <w:jc w:val="left"/>
-      </w:pPr>
-      <w:r>
-        <w:rPr>
-          <w:rFonts w:ascii="Times New Roman" w:hAnsi="Times New Roman"/>
-          <w:b w:val="0"/>
-          <w:i w:val="0"/>
-          <w:sz w:val="24"/>
-        </w:rPr>
-        <w:t>land use as best. In neither case did a covariate block beat the best</w:t>
-      </w:r>
-    </w:p>
-    <w:p>
-      <w:pPr>
-        <w:spacing w:before="0" w:after="0" w:line="480" w:lineRule="auto"/>
-        <w:jc w:val="left"/>
-      </w:pPr>
-      <w:r>
-        <w:rPr>
-          <w:rFonts w:ascii="Times New Roman" w:hAnsi="Times New Roman"/>
-          <w:b w:val="0"/>
-          <w:i w:val="0"/>
-          <w:sz w:val="24"/>
-        </w:rPr>
-        <w:t>surveillance baseline. Calibration localization showed that 2023 interval</w:t>
-      </w:r>
-    </w:p>
-    <w:p>
-      <w:pPr>
-        <w:spacing w:before="0" w:after="0" w:line="480" w:lineRule="auto"/>
-        <w:jc w:val="left"/>
-      </w:pPr>
-      <w:r>
-        <w:rPr>
-          <w:rFonts w:ascii="Times New Roman" w:hAnsi="Times New Roman"/>
-          <w:b w:val="0"/>
-          <w:i w:val="0"/>
-          <w:sz w:val="24"/>
-        </w:rPr>
-        <w:t>failures were distributed across countries and model families rather than</w:t>
-      </w:r>
-    </w:p>
-    <w:p>
-      <w:pPr>
-        <w:spacing w:before="0" w:after="0" w:line="480" w:lineRule="auto"/>
-        <w:jc w:val="left"/>
-      </w:pPr>
-      <w:r>
-        <w:rPr>
-          <w:rFonts w:ascii="Times New Roman" w:hAnsi="Times New Roman"/>
-          <w:b w:val="0"/>
-          <w:i w:val="0"/>
-          <w:sz w:val="24"/>
-        </w:rPr>
-        <w:t>limited to one flagged row.</w:t>
-      </w:r>
-    </w:p>
-    <w:p>
-      <w:pPr>
-        <w:spacing w:before="0" w:after="0" w:line="480" w:lineRule="auto"/>
-        <w:jc w:val="left"/>
-      </w:pPr>
-      <w:r>
-        <w:rPr>
-          <w:rFonts w:ascii="Times New Roman" w:hAnsi="Times New Roman"/>
-          <w:b w:val="0"/>
-          <w:i w:val="0"/>
-          <w:sz w:val="24"/>
-        </w:rPr>
-        <w:t>The redesigned detectability screen reported a maximum null covariate-selection</w:t>
-      </w:r>
-    </w:p>
-    <w:p>
-      <w:pPr>
-        <w:spacing w:before="0" w:after="0" w:line="480" w:lineRule="auto"/>
-        <w:jc w:val="left"/>
-      </w:pPr>
-      <w:r>
-        <w:rPr>
-          <w:rFonts w:ascii="Times New Roman" w:hAnsi="Times New Roman"/>
-          <w:b w:val="0"/>
-          <w:i w:val="0"/>
-          <w:sz w:val="24"/>
-        </w:rPr>
-        <w:t>probability of 0.000 across tested overdispersion and missingness settings. For</w:t>
-      </w:r>
-    </w:p>
-    <w:p>
-      <w:pPr>
-        <w:spacing w:before="0" w:after="0" w:line="480" w:lineRule="auto"/>
-        <w:jc w:val="left"/>
-      </w:pPr>
-      <w:r>
-        <w:rPr>
-          <w:rFonts w:ascii="Times New Roman" w:hAnsi="Times New Roman"/>
-          <w:b w:val="0"/>
-          <w:i w:val="0"/>
-          <w:sz w:val="24"/>
-        </w:rPr>
-        <w:t>moderate and large simulated effects, selection probabilities increased under</w:t>
-      </w:r>
-    </w:p>
-    <w:p>
-      <w:pPr>
-        <w:spacing w:before="0" w:after="0" w:line="480" w:lineRule="auto"/>
-        <w:jc w:val="left"/>
-      </w:pPr>
-      <w:r>
-        <w:rPr>
-          <w:rFonts w:ascii="Times New Roman" w:hAnsi="Times New Roman"/>
-          <w:b w:val="0"/>
-          <w:i w:val="0"/>
-          <w:sz w:val="24"/>
-        </w:rPr>
-        <w:t>some scenarios, indicating that the screen could detect strong injected effects</w:t>
-      </w:r>
-    </w:p>
-    <w:p>
-      <w:pPr>
-        <w:spacing w:before="0" w:after="0" w:line="480" w:lineRule="auto"/>
-        <w:jc w:val="left"/>
-      </w:pPr>
-      <w:r>
-        <w:rPr>
-          <w:rFonts w:ascii="Times New Roman" w:hAnsi="Times New Roman"/>
-          <w:b w:val="0"/>
-          <w:i w:val="0"/>
-          <w:sz w:val="24"/>
-        </w:rPr>
-        <w:t>under its conservative selection rule. These simulations do not prove that</w:t>
-      </w:r>
-    </w:p>
-    <w:p>
-      <w:pPr>
-        <w:spacing w:before="0" w:after="0" w:line="480" w:lineRule="auto"/>
-        <w:jc w:val="left"/>
-      </w:pPr>
-      <w:r>
-        <w:rPr>
-          <w:rFonts w:ascii="Times New Roman" w:hAnsi="Times New Roman"/>
-          <w:b w:val="0"/>
-          <w:i w:val="0"/>
-          <w:sz w:val="24"/>
-        </w:rPr>
-        <w:t>covariates have no biological effect; they indicate that the observed sample</w:t>
-      </w:r>
-    </w:p>
-    <w:p>
-      <w:pPr>
-        <w:spacing w:before="0" w:after="0" w:line="480" w:lineRule="auto"/>
-        <w:jc w:val="left"/>
-      </w:pPr>
-      <w:r>
-        <w:rPr>
-          <w:rFonts w:ascii="Times New Roman" w:hAnsi="Times New Roman"/>
-          <w:b w:val="0"/>
-          <w:i w:val="0"/>
-          <w:sz w:val="24"/>
-        </w:rPr>
-        <w:t>structure has limited ability to justify promotion of modest covariate effects.</w:t>
+        <w:t>The redesigned detectability screen reported a maximum null covariate-selection probability of 0.000 across tested overdispersion and missingness settings. For moderate and large simulated effects, selection probabilities increased under some scenarios, indicating that the screen could detect strong injected effects under its conservative selection rule. These simulations do not prove that covariates have no biological effect; they indicate that the observed sample structure has limited ability to justify promotion of modest covariate effects.</w:t>
       </w:r>
     </w:p>
     <w:p>
@@ -2564,7 +659,7 @@
           <w:i w:val="0"/>
           <w:sz w:val="24"/>
         </w:rPr>
-        <w:t>In this retrospective EU/EEA country-year benchmark, public covariates did not</w:t>
+        <w:t>In this retrospective EU/EEA country-year benchmark, public covariates did not provide stable, calibrated improvement over surveillance-history baselines for one-year-ahead reported hantavirus incidence. The practical finding is not that "modeling failed." The finding is that sparse annual public surveillance data create a forecasting ceiling: sharp models undercovered observed counts, whereas well-covered baselines required intervals too wide to guide operational interpretation.</w:t>
       </w:r>
     </w:p>
     <w:p>
@@ -2579,7 +674,7 @@
           <w:i w:val="0"/>
           <w:sz w:val="24"/>
         </w:rPr>
-        <w:t>provide stable, calibrated improvement over surveillance-history baselines for</w:t>
+        <w:t>This result has public-health meaning. Before richer environmental covariates can support credible pan-European annual forecasts, surveillance metadata must better distinguish true incidence changes from reporting completeness, case-definition, testing, and ascertainment changes. Standardized completeness flags, harmonized source metadata, longer comparable panels, and explicit uncertainty reporting are likely to improve public surveillance evaluation more than adding coarse public covariates alone.</w:t>
       </w:r>
     </w:p>
     <w:p>
@@ -2594,7 +689,7 @@
           <w:i w:val="0"/>
           <w:sz w:val="24"/>
         </w:rPr>
-        <w:t>one-year-ahead reported hantavirus incidence. The practical finding is not that</w:t>
+        <w:t>Our findings do not contradict high-resolution German Puumala warning systems. Those studies used district-level German data and biologically relevant predictors in a more internally consistent setting (4,5). This study tests a harder and different question: what can be inferred from public EU/EEA country-year annual reporting across heterogeneous surveillance systems? The answer is intentionally conservative.</w:t>
       </w:r>
     </w:p>
     <w:p>
@@ -2609,7 +704,7 @@
           <w:i w:val="0"/>
           <w:sz w:val="24"/>
         </w:rPr>
-        <w:t>"modeling failed." The finding is that sparse annual public surveillance data</w:t>
+        <w:t>The benchmark also shows why baseline-standardized probabilistic evaluation is valuable for public health forecasting design. EID has published infectious disease forecast-evaluation work using WIS and baseline comparisons to assess practical forecasting systems (11). Here, WIS alone would have favored a sharp baseline in 2023, but coverage showed that the model was overconfident. Reading WIS, coverage, and interval width together prevents false precision.</w:t>
       </w:r>
     </w:p>
     <w:p>
@@ -2624,7 +719,7 @@
           <w:i w:val="0"/>
           <w:sz w:val="24"/>
         </w:rPr>
-        <w:t>create a forecasting ceiling: sharp models undercovered observed counts, whereas</w:t>
+        <w:t>Limitations are substantial. The panel contains only five annual years and 142 country-year rows. Country-level aggregation masks subnational exposure, reservoir ecology, and reporting heterogeneity. Reported cases are not true infection burden. COVID-era years may reflect health-system disruption. Belgium 2023 and Cyprus 2023 have source-quality caveats. Covariates were public and coarse; no nonpublic subnational surveillance or systematic reservoir data were used. All evaluations were retrospective, and no prospective validation was performed. No causal inference is made from any covariate association, and no within-country risk map is implied by the figures.</w:t>
       </w:r>
     </w:p>
     <w:p>
@@ -2639,532 +734,7 @@
           <w:i w:val="0"/>
           <w:sz w:val="24"/>
         </w:rPr>
-        <w:t>well-covered baselines required intervals too wide to guide operational</w:t>
-      </w:r>
-    </w:p>
-    <w:p>
-      <w:pPr>
-        <w:spacing w:before="0" w:after="0" w:line="480" w:lineRule="auto"/>
-        <w:jc w:val="left"/>
-      </w:pPr>
-      <w:r>
-        <w:rPr>
-          <w:rFonts w:ascii="Times New Roman" w:hAnsi="Times New Roman"/>
-          <w:b w:val="0"/>
-          <w:i w:val="0"/>
-          <w:sz w:val="24"/>
-        </w:rPr>
-        <w:t>interpretation.</w:t>
-      </w:r>
-    </w:p>
-    <w:p>
-      <w:pPr>
-        <w:spacing w:before="0" w:after="0" w:line="480" w:lineRule="auto"/>
-        <w:jc w:val="left"/>
-      </w:pPr>
-      <w:r>
-        <w:rPr>
-          <w:rFonts w:ascii="Times New Roman" w:hAnsi="Times New Roman"/>
-          <w:b w:val="0"/>
-          <w:i w:val="0"/>
-          <w:sz w:val="24"/>
-        </w:rPr>
-        <w:t>This result has public-health meaning. Before richer environmental covariates</w:t>
-      </w:r>
-    </w:p>
-    <w:p>
-      <w:pPr>
-        <w:spacing w:before="0" w:after="0" w:line="480" w:lineRule="auto"/>
-        <w:jc w:val="left"/>
-      </w:pPr>
-      <w:r>
-        <w:rPr>
-          <w:rFonts w:ascii="Times New Roman" w:hAnsi="Times New Roman"/>
-          <w:b w:val="0"/>
-          <w:i w:val="0"/>
-          <w:sz w:val="24"/>
-        </w:rPr>
-        <w:t>can support credible pan-European annual forecasts, surveillance metadata must</w:t>
-      </w:r>
-    </w:p>
-    <w:p>
-      <w:pPr>
-        <w:spacing w:before="0" w:after="0" w:line="480" w:lineRule="auto"/>
-        <w:jc w:val="left"/>
-      </w:pPr>
-      <w:r>
-        <w:rPr>
-          <w:rFonts w:ascii="Times New Roman" w:hAnsi="Times New Roman"/>
-          <w:b w:val="0"/>
-          <w:i w:val="0"/>
-          <w:sz w:val="24"/>
-        </w:rPr>
-        <w:t>better distinguish true incidence changes from reporting completeness,</w:t>
-      </w:r>
-    </w:p>
-    <w:p>
-      <w:pPr>
-        <w:spacing w:before="0" w:after="0" w:line="480" w:lineRule="auto"/>
-        <w:jc w:val="left"/>
-      </w:pPr>
-      <w:r>
-        <w:rPr>
-          <w:rFonts w:ascii="Times New Roman" w:hAnsi="Times New Roman"/>
-          <w:b w:val="0"/>
-          <w:i w:val="0"/>
-          <w:sz w:val="24"/>
-        </w:rPr>
-        <w:t>case-definition, testing, and ascertainment changes. Standardized completeness</w:t>
-      </w:r>
-    </w:p>
-    <w:p>
-      <w:pPr>
-        <w:spacing w:before="0" w:after="0" w:line="480" w:lineRule="auto"/>
-        <w:jc w:val="left"/>
-      </w:pPr>
-      <w:r>
-        <w:rPr>
-          <w:rFonts w:ascii="Times New Roman" w:hAnsi="Times New Roman"/>
-          <w:b w:val="0"/>
-          <w:i w:val="0"/>
-          <w:sz w:val="24"/>
-        </w:rPr>
-        <w:t>flags, harmonized source metadata, longer comparable panels, and explicit</w:t>
-      </w:r>
-    </w:p>
-    <w:p>
-      <w:pPr>
-        <w:spacing w:before="0" w:after="0" w:line="480" w:lineRule="auto"/>
-        <w:jc w:val="left"/>
-      </w:pPr>
-      <w:r>
-        <w:rPr>
-          <w:rFonts w:ascii="Times New Roman" w:hAnsi="Times New Roman"/>
-          <w:b w:val="0"/>
-          <w:i w:val="0"/>
-          <w:sz w:val="24"/>
-        </w:rPr>
-        <w:t>uncertainty reporting are likely to improve public surveillance evaluation more</w:t>
-      </w:r>
-    </w:p>
-    <w:p>
-      <w:pPr>
-        <w:spacing w:before="0" w:after="0" w:line="480" w:lineRule="auto"/>
-        <w:jc w:val="left"/>
-      </w:pPr>
-      <w:r>
-        <w:rPr>
-          <w:rFonts w:ascii="Times New Roman" w:hAnsi="Times New Roman"/>
-          <w:b w:val="0"/>
-          <w:i w:val="0"/>
-          <w:sz w:val="24"/>
-        </w:rPr>
-        <w:t>than adding coarse public covariates alone.</w:t>
-      </w:r>
-    </w:p>
-    <w:p>
-      <w:pPr>
-        <w:spacing w:before="0" w:after="0" w:line="480" w:lineRule="auto"/>
-        <w:jc w:val="left"/>
-      </w:pPr>
-      <w:r>
-        <w:rPr>
-          <w:rFonts w:ascii="Times New Roman" w:hAnsi="Times New Roman"/>
-          <w:b w:val="0"/>
-          <w:i w:val="0"/>
-          <w:sz w:val="24"/>
-        </w:rPr>
-        <w:t>Our findings do not contradict high-resolution German Puumala warning systems.</w:t>
-      </w:r>
-    </w:p>
-    <w:p>
-      <w:pPr>
-        <w:spacing w:before="0" w:after="0" w:line="480" w:lineRule="auto"/>
-        <w:jc w:val="left"/>
-      </w:pPr>
-      <w:r>
-        <w:rPr>
-          <w:rFonts w:ascii="Times New Roman" w:hAnsi="Times New Roman"/>
-          <w:b w:val="0"/>
-          <w:i w:val="0"/>
-          <w:sz w:val="24"/>
-        </w:rPr>
-        <w:t>Those studies used district-level German data and biologically relevant</w:t>
-      </w:r>
-    </w:p>
-    <w:p>
-      <w:pPr>
-        <w:spacing w:before="0" w:after="0" w:line="480" w:lineRule="auto"/>
-        <w:jc w:val="left"/>
-      </w:pPr>
-      <w:r>
-        <w:rPr>
-          <w:rFonts w:ascii="Times New Roman" w:hAnsi="Times New Roman"/>
-          <w:b w:val="0"/>
-          <w:i w:val="0"/>
-          <w:sz w:val="24"/>
-        </w:rPr>
-        <w:t>predictors in a more internally consistent setting (4,5). This study tests a</w:t>
-      </w:r>
-    </w:p>
-    <w:p>
-      <w:pPr>
-        <w:spacing w:before="0" w:after="0" w:line="480" w:lineRule="auto"/>
-        <w:jc w:val="left"/>
-      </w:pPr>
-      <w:r>
-        <w:rPr>
-          <w:rFonts w:ascii="Times New Roman" w:hAnsi="Times New Roman"/>
-          <w:b w:val="0"/>
-          <w:i w:val="0"/>
-          <w:sz w:val="24"/>
-        </w:rPr>
-        <w:t>harder and different question: what can be inferred from public EU/EEA</w:t>
-      </w:r>
-    </w:p>
-    <w:p>
-      <w:pPr>
-        <w:spacing w:before="0" w:after="0" w:line="480" w:lineRule="auto"/>
-        <w:jc w:val="left"/>
-      </w:pPr>
-      <w:r>
-        <w:rPr>
-          <w:rFonts w:ascii="Times New Roman" w:hAnsi="Times New Roman"/>
-          <w:b w:val="0"/>
-          <w:i w:val="0"/>
-          <w:sz w:val="24"/>
-        </w:rPr>
-        <w:t>country-year annual reporting across heterogeneous surveillance systems? The</w:t>
-      </w:r>
-    </w:p>
-    <w:p>
-      <w:pPr>
-        <w:spacing w:before="0" w:after="0" w:line="480" w:lineRule="auto"/>
-        <w:jc w:val="left"/>
-      </w:pPr>
-      <w:r>
-        <w:rPr>
-          <w:rFonts w:ascii="Times New Roman" w:hAnsi="Times New Roman"/>
-          <w:b w:val="0"/>
-          <w:i w:val="0"/>
-          <w:sz w:val="24"/>
-        </w:rPr>
-        <w:t>answer is intentionally conservative.</w:t>
-      </w:r>
-    </w:p>
-    <w:p>
-      <w:pPr>
-        <w:spacing w:before="0" w:after="0" w:line="480" w:lineRule="auto"/>
-        <w:jc w:val="left"/>
-      </w:pPr>
-      <w:r>
-        <w:rPr>
-          <w:rFonts w:ascii="Times New Roman" w:hAnsi="Times New Roman"/>
-          <w:b w:val="0"/>
-          <w:i w:val="0"/>
-          <w:sz w:val="24"/>
-        </w:rPr>
-        <w:t>The benchmark also shows why baseline-standardized probabilistic evaluation is</w:t>
-      </w:r>
-    </w:p>
-    <w:p>
-      <w:pPr>
-        <w:spacing w:before="0" w:after="0" w:line="480" w:lineRule="auto"/>
-        <w:jc w:val="left"/>
-      </w:pPr>
-      <w:r>
-        <w:rPr>
-          <w:rFonts w:ascii="Times New Roman" w:hAnsi="Times New Roman"/>
-          <w:b w:val="0"/>
-          <w:i w:val="0"/>
-          <w:sz w:val="24"/>
-        </w:rPr>
-        <w:t>valuable for public health forecasting design. EID has published infectious</w:t>
-      </w:r>
-    </w:p>
-    <w:p>
-      <w:pPr>
-        <w:spacing w:before="0" w:after="0" w:line="480" w:lineRule="auto"/>
-        <w:jc w:val="left"/>
-      </w:pPr>
-      <w:r>
-        <w:rPr>
-          <w:rFonts w:ascii="Times New Roman" w:hAnsi="Times New Roman"/>
-          <w:b w:val="0"/>
-          <w:i w:val="0"/>
-          <w:sz w:val="24"/>
-        </w:rPr>
-        <w:t>disease forecast-evaluation work using WIS and baseline comparisons to assess</w:t>
-      </w:r>
-    </w:p>
-    <w:p>
-      <w:pPr>
-        <w:spacing w:before="0" w:after="0" w:line="480" w:lineRule="auto"/>
-        <w:jc w:val="left"/>
-      </w:pPr>
-      <w:r>
-        <w:rPr>
-          <w:rFonts w:ascii="Times New Roman" w:hAnsi="Times New Roman"/>
-          <w:b w:val="0"/>
-          <w:i w:val="0"/>
-          <w:sz w:val="24"/>
-        </w:rPr>
-        <w:t>practical forecasting systems (11). Here, WIS alone would have favored a sharp</w:t>
-      </w:r>
-    </w:p>
-    <w:p>
-      <w:pPr>
-        <w:spacing w:before="0" w:after="0" w:line="480" w:lineRule="auto"/>
-        <w:jc w:val="left"/>
-      </w:pPr>
-      <w:r>
-        <w:rPr>
-          <w:rFonts w:ascii="Times New Roman" w:hAnsi="Times New Roman"/>
-          <w:b w:val="0"/>
-          <w:i w:val="0"/>
-          <w:sz w:val="24"/>
-        </w:rPr>
-        <w:t>baseline in 2023, but coverage showed that the model was overconfident. Reading</w:t>
-      </w:r>
-    </w:p>
-    <w:p>
-      <w:pPr>
-        <w:spacing w:before="0" w:after="0" w:line="480" w:lineRule="auto"/>
-        <w:jc w:val="left"/>
-      </w:pPr>
-      <w:r>
-        <w:rPr>
-          <w:rFonts w:ascii="Times New Roman" w:hAnsi="Times New Roman"/>
-          <w:b w:val="0"/>
-          <w:i w:val="0"/>
-          <w:sz w:val="24"/>
-        </w:rPr>
-        <w:t>WIS, coverage, and interval width together prevents false precision.</w:t>
-      </w:r>
-    </w:p>
-    <w:p>
-      <w:pPr>
-        <w:spacing w:before="0" w:after="0" w:line="480" w:lineRule="auto"/>
-        <w:jc w:val="left"/>
-      </w:pPr>
-      <w:r>
-        <w:rPr>
-          <w:rFonts w:ascii="Times New Roman" w:hAnsi="Times New Roman"/>
-          <w:b w:val="0"/>
-          <w:i w:val="0"/>
-          <w:sz w:val="24"/>
-        </w:rPr>
-        <w:t>Limitations are substantial. The panel contains only five annual years and 142</w:t>
-      </w:r>
-    </w:p>
-    <w:p>
-      <w:pPr>
-        <w:spacing w:before="0" w:after="0" w:line="480" w:lineRule="auto"/>
-        <w:jc w:val="left"/>
-      </w:pPr>
-      <w:r>
-        <w:rPr>
-          <w:rFonts w:ascii="Times New Roman" w:hAnsi="Times New Roman"/>
-          <w:b w:val="0"/>
-          <w:i w:val="0"/>
-          <w:sz w:val="24"/>
-        </w:rPr>
-        <w:t>country-year rows. Country-level aggregation masks subnational exposure,</w:t>
-      </w:r>
-    </w:p>
-    <w:p>
-      <w:pPr>
-        <w:spacing w:before="0" w:after="0" w:line="480" w:lineRule="auto"/>
-        <w:jc w:val="left"/>
-      </w:pPr>
-      <w:r>
-        <w:rPr>
-          <w:rFonts w:ascii="Times New Roman" w:hAnsi="Times New Roman"/>
-          <w:b w:val="0"/>
-          <w:i w:val="0"/>
-          <w:sz w:val="24"/>
-        </w:rPr>
-        <w:t>reservoir ecology, and reporting heterogeneity. Reported cases are not true</w:t>
-      </w:r>
-    </w:p>
-    <w:p>
-      <w:pPr>
-        <w:spacing w:before="0" w:after="0" w:line="480" w:lineRule="auto"/>
-        <w:jc w:val="left"/>
-      </w:pPr>
-      <w:r>
-        <w:rPr>
-          <w:rFonts w:ascii="Times New Roman" w:hAnsi="Times New Roman"/>
-          <w:b w:val="0"/>
-          <w:i w:val="0"/>
-          <w:sz w:val="24"/>
-        </w:rPr>
-        <w:t>infection burden. COVID-era years may reflect health-system disruption. Belgium</w:t>
-      </w:r>
-    </w:p>
-    <w:p>
-      <w:pPr>
-        <w:spacing w:before="0" w:after="0" w:line="480" w:lineRule="auto"/>
-        <w:jc w:val="left"/>
-      </w:pPr>
-      <w:r>
-        <w:rPr>
-          <w:rFonts w:ascii="Times New Roman" w:hAnsi="Times New Roman"/>
-          <w:b w:val="0"/>
-          <w:i w:val="0"/>
-          <w:sz w:val="24"/>
-        </w:rPr>
-        <w:t>2023 and Cyprus 2023 have source-quality caveats. Covariates were public and</w:t>
-      </w:r>
-    </w:p>
-    <w:p>
-      <w:pPr>
-        <w:spacing w:before="0" w:after="0" w:line="480" w:lineRule="auto"/>
-        <w:jc w:val="left"/>
-      </w:pPr>
-      <w:r>
-        <w:rPr>
-          <w:rFonts w:ascii="Times New Roman" w:hAnsi="Times New Roman"/>
-          <w:b w:val="0"/>
-          <w:i w:val="0"/>
-          <w:sz w:val="24"/>
-        </w:rPr>
-        <w:t>coarse; no nonpublic subnational surveillance or systematic reservoir data were</w:t>
-      </w:r>
-    </w:p>
-    <w:p>
-      <w:pPr>
-        <w:spacing w:before="0" w:after="0" w:line="480" w:lineRule="auto"/>
-        <w:jc w:val="left"/>
-      </w:pPr>
-      <w:r>
-        <w:rPr>
-          <w:rFonts w:ascii="Times New Roman" w:hAnsi="Times New Roman"/>
-          <w:b w:val="0"/>
-          <w:i w:val="0"/>
-          <w:sz w:val="24"/>
-        </w:rPr>
-        <w:t>used. All evaluations were retrospective, and no prospective validation was</w:t>
-      </w:r>
-    </w:p>
-    <w:p>
-      <w:pPr>
-        <w:spacing w:before="0" w:after="0" w:line="480" w:lineRule="auto"/>
-        <w:jc w:val="left"/>
-      </w:pPr>
-      <w:r>
-        <w:rPr>
-          <w:rFonts w:ascii="Times New Roman" w:hAnsi="Times New Roman"/>
-          <w:b w:val="0"/>
-          <w:i w:val="0"/>
-          <w:sz w:val="24"/>
-        </w:rPr>
-        <w:t>performed. No causal inference is made from any covariate association, and no</w:t>
-      </w:r>
-    </w:p>
-    <w:p>
-      <w:pPr>
-        <w:spacing w:before="0" w:after="0" w:line="480" w:lineRule="auto"/>
-        <w:jc w:val="left"/>
-      </w:pPr>
-      <w:r>
-        <w:rPr>
-          <w:rFonts w:ascii="Times New Roman" w:hAnsi="Times New Roman"/>
-          <w:b w:val="0"/>
-          <w:i w:val="0"/>
-          <w:sz w:val="24"/>
-        </w:rPr>
-        <w:t>within-country risk map is implied by the figures.</w:t>
-      </w:r>
-    </w:p>
-    <w:p>
-      <w:pPr>
-        <w:spacing w:before="0" w:after="0" w:line="480" w:lineRule="auto"/>
-        <w:jc w:val="left"/>
-      </w:pPr>
-      <w:r>
-        <w:rPr>
-          <w:rFonts w:ascii="Times New Roman" w:hAnsi="Times New Roman"/>
-          <w:b w:val="0"/>
-          <w:i w:val="0"/>
-          <w:sz w:val="24"/>
-        </w:rPr>
-        <w:t>An open benchmark for reported hantavirus incidence in EU/EEA countries,</w:t>
-      </w:r>
-    </w:p>
-    <w:p>
-      <w:pPr>
-        <w:spacing w:before="0" w:after="0" w:line="480" w:lineRule="auto"/>
-        <w:jc w:val="left"/>
-      </w:pPr>
-      <w:r>
-        <w:rPr>
-          <w:rFonts w:ascii="Times New Roman" w:hAnsi="Times New Roman"/>
-          <w:b w:val="0"/>
-          <w:i w:val="0"/>
-          <w:sz w:val="24"/>
-        </w:rPr>
-        <w:t>2019-2023, shows that public country-year surveillance is valuable for</w:t>
-      </w:r>
-    </w:p>
-    <w:p>
-      <w:pPr>
-        <w:spacing w:before="0" w:after="0" w:line="480" w:lineRule="auto"/>
-        <w:jc w:val="left"/>
-      </w:pPr>
-      <w:r>
-        <w:rPr>
-          <w:rFonts w:ascii="Times New Roman" w:hAnsi="Times New Roman"/>
-          <w:b w:val="0"/>
-          <w:i w:val="0"/>
-          <w:sz w:val="24"/>
-        </w:rPr>
-        <w:t>transparent evaluation but too sparse and heterogeneous for confident</w:t>
-      </w:r>
-    </w:p>
-    <w:p>
-      <w:pPr>
-        <w:spacing w:before="0" w:after="0" w:line="480" w:lineRule="auto"/>
-        <w:jc w:val="left"/>
-      </w:pPr>
-      <w:r>
-        <w:rPr>
-          <w:rFonts w:ascii="Times New Roman" w:hAnsi="Times New Roman"/>
-          <w:b w:val="0"/>
-          <w:i w:val="0"/>
-          <w:sz w:val="24"/>
-        </w:rPr>
-        <w:t>covariate-driven forecasting claims. Standardized completeness metadata, longer</w:t>
-      </w:r>
-    </w:p>
-    <w:p>
-      <w:pPr>
-        <w:spacing w:before="0" w:after="0" w:line="480" w:lineRule="auto"/>
-        <w:jc w:val="left"/>
-      </w:pPr>
-      <w:r>
-        <w:rPr>
-          <w:rFonts w:ascii="Times New Roman" w:hAnsi="Times New Roman"/>
-          <w:b w:val="0"/>
-          <w:i w:val="0"/>
-          <w:sz w:val="24"/>
-        </w:rPr>
-        <w:t>panels, and calibrated uncertainty reporting are prerequisites for stronger</w:t>
-      </w:r>
-    </w:p>
-    <w:p>
-      <w:pPr>
-        <w:spacing w:before="0" w:after="0" w:line="480" w:lineRule="auto"/>
-        <w:jc w:val="left"/>
-      </w:pPr>
-      <w:r>
-        <w:rPr>
-          <w:rFonts w:ascii="Times New Roman" w:hAnsi="Times New Roman"/>
-          <w:b w:val="0"/>
-          <w:i w:val="0"/>
-          <w:sz w:val="24"/>
-        </w:rPr>
-        <w:t>pan-European hantavirus forecasting from public data.</w:t>
+        <w:t>An open benchmark for reported hantavirus incidence in EU/EEA countries, 2019-2023, shows that public country-year surveillance is valuable for transparent evaluation but too sparse and heterogeneous for confident covariate-driven forecasting claims. Standardized completeness metadata, longer panels, and calibrated uncertainty reporting are prerequisites for stronger pan-European hantavirus forecasting from public data.</w:t>
       </w:r>
     </w:p>
     <w:p>
@@ -3194,82 +764,7 @@
           <w:i w:val="0"/>
           <w:sz w:val="24"/>
         </w:rPr>
-        <w:t>The author thanks ECDC, World Bank Open Data, FAOSTAT, TerraClimate, and Natural</w:t>
-      </w:r>
-    </w:p>
-    <w:p>
-      <w:pPr>
-        <w:spacing w:before="0" w:after="0" w:line="480" w:lineRule="auto"/>
-        <w:jc w:val="left"/>
-      </w:pPr>
-      <w:r>
-        <w:rPr>
-          <w:rFonts w:ascii="Times New Roman" w:hAnsi="Times New Roman"/>
-          <w:b w:val="0"/>
-          <w:i w:val="0"/>
-          <w:sz w:val="24"/>
-        </w:rPr>
-        <w:t>Earth for publicly accessible data. Artificial intelligence tools were used to</w:t>
-      </w:r>
-    </w:p>
-    <w:p>
-      <w:pPr>
-        <w:spacing w:before="0" w:after="0" w:line="480" w:lineRule="auto"/>
-        <w:jc w:val="left"/>
-      </w:pPr>
-      <w:r>
-        <w:rPr>
-          <w:rFonts w:ascii="Times New Roman" w:hAnsi="Times New Roman"/>
-          <w:b w:val="0"/>
-          <w:i w:val="0"/>
-          <w:sz w:val="24"/>
-        </w:rPr>
-        <w:t>assist with manuscript planning, language editing, and pre-submission quality</w:t>
-      </w:r>
-    </w:p>
-    <w:p>
-      <w:pPr>
-        <w:spacing w:before="0" w:after="0" w:line="480" w:lineRule="auto"/>
-        <w:jc w:val="left"/>
-      </w:pPr>
-      <w:r>
-        <w:rPr>
-          <w:rFonts w:ascii="Times New Roman" w:hAnsi="Times New Roman"/>
-          <w:b w:val="0"/>
-          <w:i w:val="0"/>
-          <w:sz w:val="24"/>
-        </w:rPr>
-        <w:t>checks. No confidential or nonpublic data were entered into AI tools. The author</w:t>
-      </w:r>
-    </w:p>
-    <w:p>
-      <w:pPr>
-        <w:spacing w:before="0" w:after="0" w:line="480" w:lineRule="auto"/>
-        <w:jc w:val="left"/>
-      </w:pPr>
-      <w:r>
-        <w:rPr>
-          <w:rFonts w:ascii="Times New Roman" w:hAnsi="Times New Roman"/>
-          <w:b w:val="0"/>
-          <w:i w:val="0"/>
-          <w:sz w:val="24"/>
-        </w:rPr>
-        <w:t>verified all analyses, references, and claims and accepts responsibility for the</w:t>
-      </w:r>
-    </w:p>
-    <w:p>
-      <w:pPr>
-        <w:spacing w:before="0" w:after="0" w:line="480" w:lineRule="auto"/>
-        <w:jc w:val="left"/>
-      </w:pPr>
-      <w:r>
-        <w:rPr>
-          <w:rFonts w:ascii="Times New Roman" w:hAnsi="Times New Roman"/>
-          <w:b w:val="0"/>
-          <w:i w:val="0"/>
-          <w:sz w:val="24"/>
-        </w:rPr>
-        <w:t>final manuscript. No AI-generated figures were used.</w:t>
+        <w:t>The author thanks ECDC, World Bank Open Data, FAOSTAT, TerraClimate, and Natural Earth for publicly accessible data. Artificial intelligence tools were used to assist with manuscript planning, language editing, and pre-submission quality checks. No confidential or nonpublic data were entered into AI tools. The author verified all analyses, references, and claims and accepts responsibility for the final manuscript. No AI-generated figures were used.</w:t>
       </w:r>
     </w:p>
     <w:p>
@@ -3299,22 +794,7 @@
           <w:i w:val="0"/>
           <w:sz w:val="24"/>
         </w:rPr>
-        <w:t>Julian Juan is an independent researcher interested in reproducible infectious</w:t>
-      </w:r>
-    </w:p>
-    <w:p>
-      <w:pPr>
-        <w:spacing w:before="0" w:after="0" w:line="480" w:lineRule="auto"/>
-        <w:jc w:val="left"/>
-      </w:pPr>
-      <w:r>
-        <w:rPr>
-          <w:rFonts w:ascii="Times New Roman" w:hAnsi="Times New Roman"/>
-          <w:b w:val="0"/>
-          <w:i w:val="0"/>
-          <w:sz w:val="24"/>
-        </w:rPr>
-        <w:t>disease surveillance, probabilistic evaluation, and public-health modeling.</w:t>
+        <w:t>Julian Juan is an independent researcher interested in reproducible infectious disease surveillance, probabilistic evaluation, and public-health modeling.</w:t>
       </w:r>
     </w:p>
     <w:p>
@@ -3334,6 +814,7 @@
     </w:p>
     <w:p>
       <w:pPr>
+        <w:pStyle w:val="ListNumber"/>
         <w:spacing w:before="0" w:after="0" w:line="480" w:lineRule="auto"/>
         <w:jc w:val="left"/>
       </w:pPr>
@@ -3344,11 +825,12 @@
           <w:i w:val="0"/>
           <w:sz w:val="24"/>
         </w:rPr>
-        <w:t>1. Jonsson CB, Figueiredo LT, Vapalahti O. A global perspective on hantavirus</w:t>
+        <w:t>Jonsson CB, Figueiredo LT, Vapalahti O. A global perspective on hantavirus ecology, epidemiology, and disease. Clin Microbiol Rev. 2010;23:412-41.</w:t>
       </w:r>
     </w:p>
     <w:p>
       <w:pPr>
+        <w:pStyle w:val="ListNumber"/>
         <w:spacing w:before="0" w:after="0" w:line="480" w:lineRule="auto"/>
         <w:jc w:val="left"/>
       </w:pPr>
@@ -3359,11 +841,12 @@
           <w:i w:val="0"/>
           <w:sz w:val="24"/>
         </w:rPr>
-        <w:t>ecology, epidemiology, and disease. Clin Microbiol Rev. 2010;23:412-41.</w:t>
+        <w:t>Vaheri A, Henttonen H, Voutilainen L, Mustonen J, Sironen T, Vapalahti O. Hantavirus infections in Europe and their impact on public health. Rev Med Virol. 2013;23:35-49.</w:t>
       </w:r>
     </w:p>
     <w:p>
       <w:pPr>
+        <w:pStyle w:val="ListNumber"/>
         <w:spacing w:before="0" w:after="0" w:line="480" w:lineRule="auto"/>
         <w:jc w:val="left"/>
       </w:pPr>
@@ -3374,11 +857,12 @@
           <w:i w:val="0"/>
           <w:sz w:val="24"/>
         </w:rPr>
-        <w:t>2. Vaheri A, Henttonen H, Voutilainen L, Mustonen J, Sironen T, Vapalahti O.</w:t>
+        <w:t>European Centre for Disease Prevention and Control. Hantavirus infection. In: ECDC. Annual Epidemiological Report for 2023. Stockholm: ECDC; 2025 [cited 2026 May 14]. https://www.ecdc.europa.eu/en/publications-data/hantavirus-infection-annual-epidemiological-report-2023</w:t>
       </w:r>
     </w:p>
     <w:p>
       <w:pPr>
+        <w:pStyle w:val="ListNumber"/>
         <w:spacing w:before="0" w:after="0" w:line="480" w:lineRule="auto"/>
         <w:jc w:val="left"/>
       </w:pPr>
@@ -3389,11 +873,12 @@
           <w:i w:val="0"/>
           <w:sz w:val="24"/>
         </w:rPr>
-        <w:t>Hantavirus infections in Europe and their impact on public health. Rev Med</w:t>
+        <w:t>Kazasidis O, Jacob J. Machine learning identifies straightforward early warning rules for human Puumala hantavirus outbreaks. Sci Rep. 2023;13:3989.</w:t>
       </w:r>
     </w:p>
     <w:p>
       <w:pPr>
+        <w:pStyle w:val="ListNumber"/>
         <w:spacing w:before="0" w:after="0" w:line="480" w:lineRule="auto"/>
         <w:jc w:val="left"/>
       </w:pPr>
@@ -3404,11 +889,12 @@
           <w:i w:val="0"/>
           <w:sz w:val="24"/>
         </w:rPr>
-        <w:t>Virol. 2013;23:35-49.</w:t>
+        <w:t>Kazasidis O, Geduhn A, Jacob J. High-resolution early warning system for human Puumala hantavirus infection risk in Germany. Sci Rep. 2024;14:9474.</w:t>
       </w:r>
     </w:p>
     <w:p>
       <w:pPr>
+        <w:pStyle w:val="ListNumber"/>
         <w:spacing w:before="0" w:after="0" w:line="480" w:lineRule="auto"/>
         <w:jc w:val="left"/>
       </w:pPr>
@@ -3419,11 +905,12 @@
           <w:i w:val="0"/>
           <w:sz w:val="24"/>
         </w:rPr>
-        <w:t>3. European Centre for Disease Prevention and Control. Hantavirus infection.</w:t>
+        <w:t>Zeimes CB, Olsson GE, Ahlm C, Vanwambeke SO. Landscape and regional environmental analysis of the spatial distribution of hantavirus human cases in Europe. Front Public Health. 2015;3:54.</w:t>
       </w:r>
     </w:p>
     <w:p>
       <w:pPr>
+        <w:pStyle w:val="ListNumber"/>
         <w:spacing w:before="0" w:after="0" w:line="480" w:lineRule="auto"/>
         <w:jc w:val="left"/>
       </w:pPr>
@@ -3434,11 +921,12 @@
           <w:i w:val="0"/>
           <w:sz w:val="24"/>
         </w:rPr>
-        <w:t>In: ECDC. Annual Epidemiological Report for 2023. Stockholm: ECDC; 2025</w:t>
+        <w:t>World Health Organization. Hantavirus cluster linked to cruise ship travel, Multi-country. Geneva: WHO; 2026 [cited 2026 May 14]. https://www.who.int/emergencies/disease-outbreak-news/item/2026-DON600</w:t>
       </w:r>
     </w:p>
     <w:p>
       <w:pPr>
+        <w:pStyle w:val="ListNumber"/>
         <w:spacing w:before="0" w:after="0" w:line="480" w:lineRule="auto"/>
         <w:jc w:val="left"/>
       </w:pPr>
@@ -3449,11 +937,12 @@
           <w:i w:val="0"/>
           <w:sz w:val="24"/>
         </w:rPr>
-        <w:t>[cited 2026 May 14]. https://www.ecdc.europa.eu/en/publications-data/hantavirus-infection-annual-epidemiological-report-2023</w:t>
+        <w:t>European Centre for Disease Prevention and Control. Hantavirus-associated cluster of illness on a cruise ship: ECDC assessment and recommendations. Stockholm: ECDC; 2026 [cited 2026 May 14]. https://www.ecdc.europa.eu/en/publications-data/hantavirus-associated-cluster-illness-cruise-ship-ecdc-assessment-and</w:t>
       </w:r>
     </w:p>
     <w:p>
       <w:pPr>
+        <w:pStyle w:val="ListNumber"/>
         <w:spacing w:before="0" w:after="0" w:line="480" w:lineRule="auto"/>
         <w:jc w:val="left"/>
       </w:pPr>
@@ -3464,11 +953,12 @@
           <w:i w:val="0"/>
           <w:sz w:val="24"/>
         </w:rPr>
-        <w:t>4. Kazasidis O, Jacob J. Machine learning identifies straightforward early</w:t>
+        <w:t>von Elm E, Altman DG, Egger M, Pocock SJ, Gotzsche PC, Vandenbroucke JP. The Strengthening the Reporting of Observational Studies in Epidemiology (STROBE) statement: guidelines for reporting observational studies. PLoS Med. 2007;4:e296.</w:t>
       </w:r>
     </w:p>
     <w:p>
       <w:pPr>
+        <w:pStyle w:val="ListNumber"/>
         <w:spacing w:before="0" w:after="0" w:line="480" w:lineRule="auto"/>
         <w:jc w:val="left"/>
       </w:pPr>
@@ -3479,11 +969,12 @@
           <w:i w:val="0"/>
           <w:sz w:val="24"/>
         </w:rPr>
-        <w:t>warning rules for human Puumala hantavirus outbreaks. Sci Rep. 2023;13:3989.</w:t>
+        <w:t>Bracher J, Ray EL, Gneiting T, Reich NG. Evaluating epidemic forecasts in an interval format. PLoS Comput Biol. 2021;17:e1008618.</w:t>
       </w:r>
     </w:p>
     <w:p>
       <w:pPr>
+        <w:pStyle w:val="ListNumber"/>
         <w:spacing w:before="0" w:after="0" w:line="480" w:lineRule="auto"/>
         <w:jc w:val="left"/>
       </w:pPr>
@@ -3494,11 +985,12 @@
           <w:i w:val="0"/>
           <w:sz w:val="24"/>
         </w:rPr>
-        <w:t>5. Kazasidis O, Geduhn A, Jacob J. High-resolution early warning system for</w:t>
+        <w:t>Fox SJ, Slayton RB, Johansson MA, Biggerstaff M, Reich NG. Optimizing disease outbreak forecast ensembles. Emerg Infect Dis. 2024;30:1801-9.</w:t>
       </w:r>
     </w:p>
     <w:p>
       <w:pPr>
+        <w:pStyle w:val="ListNumber"/>
         <w:spacing w:before="0" w:after="0" w:line="480" w:lineRule="auto"/>
         <w:jc w:val="left"/>
       </w:pPr>
@@ -3509,11 +1001,12 @@
           <w:i w:val="0"/>
           <w:sz w:val="24"/>
         </w:rPr>
-        <w:t>human Puumala hantavirus infection risk in Germany. Sci Rep. 2024;14:9474.</w:t>
+        <w:t>World Bank Open Data. World development indicators [Internet]. Washington (DC): World Bank; 2024 [cited 2026 May 14]. https://data.worldbank.org</w:t>
       </w:r>
     </w:p>
     <w:p>
       <w:pPr>
+        <w:pStyle w:val="ListNumber"/>
         <w:spacing w:before="0" w:after="0" w:line="480" w:lineRule="auto"/>
         <w:jc w:val="left"/>
       </w:pPr>
@@ -3524,11 +1017,12 @@
           <w:i w:val="0"/>
           <w:sz w:val="24"/>
         </w:rPr>
-        <w:t>6. Zeimes CB, Olsson GE, Ahlm C, Vanwambeke SO. Landscape and regional</w:t>
+        <w:t>Food and Agriculture Organization of the United Nations. FAOSTAT land use [Internet]. Rome: FAO; 2024 [cited 2026 May 14]. https://www.fao.org/faostat/en/#data/RL</w:t>
       </w:r>
     </w:p>
     <w:p>
       <w:pPr>
+        <w:pStyle w:val="ListNumber"/>
         <w:spacing w:before="0" w:after="0" w:line="480" w:lineRule="auto"/>
         <w:jc w:val="left"/>
       </w:pPr>
@@ -3539,11 +1033,12 @@
           <w:i w:val="0"/>
           <w:sz w:val="24"/>
         </w:rPr>
-        <w:t>environmental analysis of the spatial distribution of hantavirus human cases in</w:t>
+        <w:t>Abatzoglou JT, Dobrowski SZ, Parks SA, Hegewisch KC. TerraClimate, a high-resolution global dataset of monthly climate and climatic water balance from 1958-2015. Sci Data. 2018;5:170191.</w:t>
       </w:r>
     </w:p>
     <w:p>
       <w:pPr>
+        <w:pStyle w:val="ListNumber"/>
         <w:spacing w:before="0" w:after="0" w:line="480" w:lineRule="auto"/>
         <w:jc w:val="left"/>
       </w:pPr>
@@ -3554,382 +1049,7 @@
           <w:i w:val="0"/>
           <w:sz w:val="24"/>
         </w:rPr>
-        <w:t>Europe. Front Public Health. 2015;3:54.</w:t>
-      </w:r>
-    </w:p>
-    <w:p>
-      <w:pPr>
-        <w:spacing w:before="0" w:after="0" w:line="480" w:lineRule="auto"/>
-        <w:jc w:val="left"/>
-      </w:pPr>
-      <w:r>
-        <w:rPr>
-          <w:rFonts w:ascii="Times New Roman" w:hAnsi="Times New Roman"/>
-          <w:b w:val="0"/>
-          <w:i w:val="0"/>
-          <w:sz w:val="24"/>
-        </w:rPr>
-        <w:t>7. World Health Organization. Hantavirus cluster linked to cruise ship travel,</w:t>
-      </w:r>
-    </w:p>
-    <w:p>
-      <w:pPr>
-        <w:spacing w:before="0" w:after="0" w:line="480" w:lineRule="auto"/>
-        <w:jc w:val="left"/>
-      </w:pPr>
-      <w:r>
-        <w:rPr>
-          <w:rFonts w:ascii="Times New Roman" w:hAnsi="Times New Roman"/>
-          <w:b w:val="0"/>
-          <w:i w:val="0"/>
-          <w:sz w:val="24"/>
-        </w:rPr>
-        <w:t>Multi-country. Geneva: WHO; 2026 [cited 2026 May 14].</w:t>
-      </w:r>
-    </w:p>
-    <w:p>
-      <w:pPr>
-        <w:spacing w:before="0" w:after="0" w:line="480" w:lineRule="auto"/>
-        <w:jc w:val="left"/>
-      </w:pPr>
-      <w:r>
-        <w:rPr>
-          <w:rFonts w:ascii="Times New Roman" w:hAnsi="Times New Roman"/>
-          <w:b w:val="0"/>
-          <w:i w:val="0"/>
-          <w:sz w:val="24"/>
-        </w:rPr>
-        <w:t>https://www.who.int/emergencies/disease-outbreak-news/item/2026-DON600</w:t>
-      </w:r>
-    </w:p>
-    <w:p>
-      <w:pPr>
-        <w:spacing w:before="0" w:after="0" w:line="480" w:lineRule="auto"/>
-        <w:jc w:val="left"/>
-      </w:pPr>
-      <w:r>
-        <w:rPr>
-          <w:rFonts w:ascii="Times New Roman" w:hAnsi="Times New Roman"/>
-          <w:b w:val="0"/>
-          <w:i w:val="0"/>
-          <w:sz w:val="24"/>
-        </w:rPr>
-        <w:t>8. European Centre for Disease Prevention and Control. Hantavirus-associated</w:t>
-      </w:r>
-    </w:p>
-    <w:p>
-      <w:pPr>
-        <w:spacing w:before="0" w:after="0" w:line="480" w:lineRule="auto"/>
-        <w:jc w:val="left"/>
-      </w:pPr>
-      <w:r>
-        <w:rPr>
-          <w:rFonts w:ascii="Times New Roman" w:hAnsi="Times New Roman"/>
-          <w:b w:val="0"/>
-          <w:i w:val="0"/>
-          <w:sz w:val="24"/>
-        </w:rPr>
-        <w:t>cluster of illness on a cruise ship: ECDC assessment and recommendations.</w:t>
-      </w:r>
-    </w:p>
-    <w:p>
-      <w:pPr>
-        <w:spacing w:before="0" w:after="0" w:line="480" w:lineRule="auto"/>
-        <w:jc w:val="left"/>
-      </w:pPr>
-      <w:r>
-        <w:rPr>
-          <w:rFonts w:ascii="Times New Roman" w:hAnsi="Times New Roman"/>
-          <w:b w:val="0"/>
-          <w:i w:val="0"/>
-          <w:sz w:val="24"/>
-        </w:rPr>
-        <w:t>Stockholm: ECDC; 2026 [cited 2026 May 14].</w:t>
-      </w:r>
-    </w:p>
-    <w:p>
-      <w:pPr>
-        <w:spacing w:before="0" w:after="0" w:line="480" w:lineRule="auto"/>
-        <w:jc w:val="left"/>
-      </w:pPr>
-      <w:r>
-        <w:rPr>
-          <w:rFonts w:ascii="Times New Roman" w:hAnsi="Times New Roman"/>
-          <w:b w:val="0"/>
-          <w:i w:val="0"/>
-          <w:sz w:val="24"/>
-        </w:rPr>
-        <w:t>https://www.ecdc.europa.eu/en/publications-data/hantavirus-associated-cluster-illness-cruise-ship-ecdc-assessment-and</w:t>
-      </w:r>
-    </w:p>
-    <w:p>
-      <w:pPr>
-        <w:spacing w:before="0" w:after="0" w:line="480" w:lineRule="auto"/>
-        <w:jc w:val="left"/>
-      </w:pPr>
-      <w:r>
-        <w:rPr>
-          <w:rFonts w:ascii="Times New Roman" w:hAnsi="Times New Roman"/>
-          <w:b w:val="0"/>
-          <w:i w:val="0"/>
-          <w:sz w:val="24"/>
-        </w:rPr>
-        <w:t>9. von Elm E, Altman DG, Egger M, Pocock SJ, Gotzsche PC, Vandenbroucke JP. The</w:t>
-      </w:r>
-    </w:p>
-    <w:p>
-      <w:pPr>
-        <w:spacing w:before="0" w:after="0" w:line="480" w:lineRule="auto"/>
-        <w:jc w:val="left"/>
-      </w:pPr>
-      <w:r>
-        <w:rPr>
-          <w:rFonts w:ascii="Times New Roman" w:hAnsi="Times New Roman"/>
-          <w:b w:val="0"/>
-          <w:i w:val="0"/>
-          <w:sz w:val="24"/>
-        </w:rPr>
-        <w:t>Strengthening the Reporting of Observational Studies in Epidemiology (STROBE)</w:t>
-      </w:r>
-    </w:p>
-    <w:p>
-      <w:pPr>
-        <w:spacing w:before="0" w:after="0" w:line="480" w:lineRule="auto"/>
-        <w:jc w:val="left"/>
-      </w:pPr>
-      <w:r>
-        <w:rPr>
-          <w:rFonts w:ascii="Times New Roman" w:hAnsi="Times New Roman"/>
-          <w:b w:val="0"/>
-          <w:i w:val="0"/>
-          <w:sz w:val="24"/>
-        </w:rPr>
-        <w:t>statement: guidelines for reporting observational studies. PLoS Med.</w:t>
-      </w:r>
-    </w:p>
-    <w:p>
-      <w:pPr>
-        <w:spacing w:before="0" w:after="0" w:line="480" w:lineRule="auto"/>
-        <w:jc w:val="left"/>
-      </w:pPr>
-      <w:r>
-        <w:rPr>
-          <w:rFonts w:ascii="Times New Roman" w:hAnsi="Times New Roman"/>
-          <w:b w:val="0"/>
-          <w:i w:val="0"/>
-          <w:sz w:val="24"/>
-        </w:rPr>
-        <w:t>2007;4:e296.</w:t>
-      </w:r>
-    </w:p>
-    <w:p>
-      <w:pPr>
-        <w:spacing w:before="0" w:after="0" w:line="480" w:lineRule="auto"/>
-        <w:jc w:val="left"/>
-      </w:pPr>
-      <w:r>
-        <w:rPr>
-          <w:rFonts w:ascii="Times New Roman" w:hAnsi="Times New Roman"/>
-          <w:b w:val="0"/>
-          <w:i w:val="0"/>
-          <w:sz w:val="24"/>
-        </w:rPr>
-        <w:t>10. Bracher J, Ray EL, Gneiting T, Reich NG. Evaluating epidemic forecasts in an</w:t>
-      </w:r>
-    </w:p>
-    <w:p>
-      <w:pPr>
-        <w:spacing w:before="0" w:after="0" w:line="480" w:lineRule="auto"/>
-        <w:jc w:val="left"/>
-      </w:pPr>
-      <w:r>
-        <w:rPr>
-          <w:rFonts w:ascii="Times New Roman" w:hAnsi="Times New Roman"/>
-          <w:b w:val="0"/>
-          <w:i w:val="0"/>
-          <w:sz w:val="24"/>
-        </w:rPr>
-        <w:t>interval format. PLoS Comput Biol. 2021;17:e1008618.</w:t>
-      </w:r>
-    </w:p>
-    <w:p>
-      <w:pPr>
-        <w:spacing w:before="0" w:after="0" w:line="480" w:lineRule="auto"/>
-        <w:jc w:val="left"/>
-      </w:pPr>
-      <w:r>
-        <w:rPr>
-          <w:rFonts w:ascii="Times New Roman" w:hAnsi="Times New Roman"/>
-          <w:b w:val="0"/>
-          <w:i w:val="0"/>
-          <w:sz w:val="24"/>
-        </w:rPr>
-        <w:t>11. Fox SJ, Slayton RB, Johansson MA, Biggerstaff M, Reich NG. Optimizing</w:t>
-      </w:r>
-    </w:p>
-    <w:p>
-      <w:pPr>
-        <w:spacing w:before="0" w:after="0" w:line="480" w:lineRule="auto"/>
-        <w:jc w:val="left"/>
-      </w:pPr>
-      <w:r>
-        <w:rPr>
-          <w:rFonts w:ascii="Times New Roman" w:hAnsi="Times New Roman"/>
-          <w:b w:val="0"/>
-          <w:i w:val="0"/>
-          <w:sz w:val="24"/>
-        </w:rPr>
-        <w:t>disease outbreak forecast ensembles. Emerg Infect Dis. 2024;30:1801-9.</w:t>
-      </w:r>
-    </w:p>
-    <w:p>
-      <w:pPr>
-        <w:spacing w:before="0" w:after="0" w:line="480" w:lineRule="auto"/>
-        <w:jc w:val="left"/>
-      </w:pPr>
-      <w:r>
-        <w:rPr>
-          <w:rFonts w:ascii="Times New Roman" w:hAnsi="Times New Roman"/>
-          <w:b w:val="0"/>
-          <w:i w:val="0"/>
-          <w:sz w:val="24"/>
-        </w:rPr>
-        <w:t>12. World Bank Open Data. World development indicators [Internet]. Washington</w:t>
-      </w:r>
-    </w:p>
-    <w:p>
-      <w:pPr>
-        <w:spacing w:before="0" w:after="0" w:line="480" w:lineRule="auto"/>
-        <w:jc w:val="left"/>
-      </w:pPr>
-      <w:r>
-        <w:rPr>
-          <w:rFonts w:ascii="Times New Roman" w:hAnsi="Times New Roman"/>
-          <w:b w:val="0"/>
-          <w:i w:val="0"/>
-          <w:sz w:val="24"/>
-        </w:rPr>
-        <w:t>(DC): World Bank; 2024 [cited 2026 May 14]. https://data.worldbank.org</w:t>
-      </w:r>
-    </w:p>
-    <w:p>
-      <w:pPr>
-        <w:spacing w:before="0" w:after="0" w:line="480" w:lineRule="auto"/>
-        <w:jc w:val="left"/>
-      </w:pPr>
-      <w:r>
-        <w:rPr>
-          <w:rFonts w:ascii="Times New Roman" w:hAnsi="Times New Roman"/>
-          <w:b w:val="0"/>
-          <w:i w:val="0"/>
-          <w:sz w:val="24"/>
-        </w:rPr>
-        <w:t>13. Food and Agriculture Organization of the United Nations. FAOSTAT land use</w:t>
-      </w:r>
-    </w:p>
-    <w:p>
-      <w:pPr>
-        <w:spacing w:before="0" w:after="0" w:line="480" w:lineRule="auto"/>
-        <w:jc w:val="left"/>
-      </w:pPr>
-      <w:r>
-        <w:rPr>
-          <w:rFonts w:ascii="Times New Roman" w:hAnsi="Times New Roman"/>
-          <w:b w:val="0"/>
-          <w:i w:val="0"/>
-          <w:sz w:val="24"/>
-        </w:rPr>
-        <w:t>[Internet]. Rome: FAO; 2024 [cited 2026 May 14].</w:t>
-      </w:r>
-    </w:p>
-    <w:p>
-      <w:pPr>
-        <w:spacing w:before="0" w:after="0" w:line="480" w:lineRule="auto"/>
-        <w:jc w:val="left"/>
-      </w:pPr>
-      <w:r>
-        <w:rPr>
-          <w:rFonts w:ascii="Times New Roman" w:hAnsi="Times New Roman"/>
-          <w:b w:val="0"/>
-          <w:i w:val="0"/>
-          <w:sz w:val="24"/>
-        </w:rPr>
-        <w:t>https://www.fao.org/faostat/en/#data/RL</w:t>
-      </w:r>
-    </w:p>
-    <w:p>
-      <w:pPr>
-        <w:spacing w:before="0" w:after="0" w:line="480" w:lineRule="auto"/>
-        <w:jc w:val="left"/>
-      </w:pPr>
-      <w:r>
-        <w:rPr>
-          <w:rFonts w:ascii="Times New Roman" w:hAnsi="Times New Roman"/>
-          <w:b w:val="0"/>
-          <w:i w:val="0"/>
-          <w:sz w:val="24"/>
-        </w:rPr>
-        <w:t>14. Abatzoglou JT, Dobrowski SZ, Parks SA, Hegewisch KC. TerraClimate, a</w:t>
-      </w:r>
-    </w:p>
-    <w:p>
-      <w:pPr>
-        <w:spacing w:before="0" w:after="0" w:line="480" w:lineRule="auto"/>
-        <w:jc w:val="left"/>
-      </w:pPr>
-      <w:r>
-        <w:rPr>
-          <w:rFonts w:ascii="Times New Roman" w:hAnsi="Times New Roman"/>
-          <w:b w:val="0"/>
-          <w:i w:val="0"/>
-          <w:sz w:val="24"/>
-        </w:rPr>
-        <w:t>high-resolution global dataset of monthly climate and climatic water balance</w:t>
-      </w:r>
-    </w:p>
-    <w:p>
-      <w:pPr>
-        <w:spacing w:before="0" w:after="0" w:line="480" w:lineRule="auto"/>
-        <w:jc w:val="left"/>
-      </w:pPr>
-      <w:r>
-        <w:rPr>
-          <w:rFonts w:ascii="Times New Roman" w:hAnsi="Times New Roman"/>
-          <w:b w:val="0"/>
-          <w:i w:val="0"/>
-          <w:sz w:val="24"/>
-        </w:rPr>
-        <w:t>from 1958-2015. Sci Data. 2018;5:170191.</w:t>
-      </w:r>
-    </w:p>
-    <w:p>
-      <w:pPr>
-        <w:spacing w:before="0" w:after="0" w:line="480" w:lineRule="auto"/>
-        <w:jc w:val="left"/>
-      </w:pPr>
-      <w:r>
-        <w:rPr>
-          <w:rFonts w:ascii="Times New Roman" w:hAnsi="Times New Roman"/>
-          <w:b w:val="0"/>
-          <w:i w:val="0"/>
-          <w:sz w:val="24"/>
-        </w:rPr>
-        <w:t>15. Natural Earth. Natural Earth: free vector and raster map data [Internet].</w:t>
-      </w:r>
-    </w:p>
-    <w:p>
-      <w:pPr>
-        <w:spacing w:before="0" w:after="0" w:line="480" w:lineRule="auto"/>
-        <w:jc w:val="left"/>
-      </w:pPr>
-      <w:r>
-        <w:rPr>
-          <w:rFonts w:ascii="Times New Roman" w:hAnsi="Times New Roman"/>
-          <w:b w:val="0"/>
-          <w:i w:val="0"/>
-          <w:sz w:val="24"/>
-        </w:rPr>
-        <w:t>2024 [cited 2026 May 14]. https://www.naturalearthdata.com</w:t>
+        <w:t>Natural Earth. Natural Earth: free vector and raster map data [Internet]. 2024 [cited 2026 May 14]. https://www.naturalearthdata.com</w:t>
       </w:r>
     </w:p>
     <w:p>
@@ -3955,11 +1075,20 @@
       <w:r>
         <w:rPr>
           <w:rFonts w:ascii="Times New Roman" w:hAnsi="Times New Roman"/>
+          <w:b/>
+          <w:i w:val="0"/>
+          <w:sz w:val="24"/>
+        </w:rPr>
+        <w:t>Table 1.</w:t>
+      </w:r>
+      <w:r>
+        <w:rPr>
+          <w:rFonts w:ascii="Times New Roman" w:hAnsi="Times New Roman"/>
           <w:b w:val="0"/>
           <w:i w:val="0"/>
           <w:sz w:val="24"/>
         </w:rPr>
-        <w:t>Table 1. Public data sources and model inputs for reported hantavirus</w:t>
+        <w:t xml:space="preserve"> Public data sources and model inputs for reported hantavirus incidence forecasting, European Union and European Economic Area, 2019-2023. The complete variable-level table appears in the Appendix.</w:t>
       </w:r>
     </w:p>
     <w:p>
@@ -3970,11 +1099,20 @@
       <w:r>
         <w:rPr>
           <w:rFonts w:ascii="Times New Roman" w:hAnsi="Times New Roman"/>
+          <w:b/>
+          <w:i w:val="0"/>
+          <w:sz w:val="24"/>
+        </w:rPr>
+        <w:t>Table 2.</w:t>
+      </w:r>
+      <w:r>
+        <w:rPr>
+          <w:rFonts w:ascii="Times New Roman" w:hAnsi="Times New Roman"/>
           <w:b w:val="0"/>
           <w:i w:val="0"/>
           <w:sz w:val="24"/>
         </w:rPr>
-        <w:t>incidence forecasting, European Union and European Economic Area, 2019-2023.</w:t>
+        <w:t xml:space="preserve"> Core benchmark performance for 2022 validation and 2023 test evaluation years. WIS = weighted interval score; Width = mean 90% interval width in reported cases; MAE = mean absolute error; NB = negative binomial.</w:t>
       </w:r>
     </w:p>
     <w:p>
@@ -3985,18 +1123,12 @@
       <w:r>
         <w:rPr>
           <w:rFonts w:ascii="Times New Roman" w:hAnsi="Times New Roman"/>
-          <w:b w:val="0"/>
+          <w:b/>
           <w:i w:val="0"/>
           <w:sz w:val="24"/>
         </w:rPr>
-        <w:t>The complete variable-level table appears in the Appendix.</w:t>
+        <w:t>Table 3.</w:t>
       </w:r>
-    </w:p>
-    <w:p>
-      <w:pPr>
-        <w:spacing w:before="0" w:after="0" w:line="480" w:lineRule="auto"/>
-        <w:jc w:val="left"/>
-      </w:pPr>
       <w:r>
         <w:rPr>
           <w:rFonts w:ascii="Times New Roman" w:hAnsi="Times New Roman"/>
@@ -4004,67 +1136,7 @@
           <w:i w:val="0"/>
           <w:sz w:val="24"/>
         </w:rPr>
-        <w:t>Table 2. Core benchmark performance for 2022 validation and 2023 test</w:t>
-      </w:r>
-    </w:p>
-    <w:p>
-      <w:pPr>
-        <w:spacing w:before="0" w:after="0" w:line="480" w:lineRule="auto"/>
-        <w:jc w:val="left"/>
-      </w:pPr>
-      <w:r>
-        <w:rPr>
-          <w:rFonts w:ascii="Times New Roman" w:hAnsi="Times New Roman"/>
-          <w:b w:val="0"/>
-          <w:i w:val="0"/>
-          <w:sz w:val="24"/>
-        </w:rPr>
-        <w:t>evaluation years. WIS = weighted interval score; Width = mean 90% interval</w:t>
-      </w:r>
-    </w:p>
-    <w:p>
-      <w:pPr>
-        <w:spacing w:before="0" w:after="0" w:line="480" w:lineRule="auto"/>
-        <w:jc w:val="left"/>
-      </w:pPr>
-      <w:r>
-        <w:rPr>
-          <w:rFonts w:ascii="Times New Roman" w:hAnsi="Times New Roman"/>
-          <w:b w:val="0"/>
-          <w:i w:val="0"/>
-          <w:sz w:val="24"/>
-        </w:rPr>
-        <w:t>width in reported cases; MAE = mean absolute error; NB = negative binomial.</w:t>
-      </w:r>
-    </w:p>
-    <w:p>
-      <w:pPr>
-        <w:spacing w:before="0" w:after="0" w:line="480" w:lineRule="auto"/>
-        <w:jc w:val="left"/>
-      </w:pPr>
-      <w:r>
-        <w:rPr>
-          <w:rFonts w:ascii="Times New Roman" w:hAnsi="Times New Roman"/>
-          <w:b w:val="0"/>
-          <w:i w:val="0"/>
-          <w:sz w:val="24"/>
-        </w:rPr>
-        <w:t>Table 3. EID-specific sensitivity summary for 2023 test-year covariate-block</w:t>
-      </w:r>
-    </w:p>
-    <w:p>
-      <w:pPr>
-        <w:spacing w:before="0" w:after="0" w:line="480" w:lineRule="auto"/>
-        <w:jc w:val="left"/>
-      </w:pPr>
-      <w:r>
-        <w:rPr>
-          <w:rFonts w:ascii="Times New Roman" w:hAnsi="Times New Roman"/>
-          <w:b w:val="0"/>
-          <w:i w:val="0"/>
-          <w:sz w:val="24"/>
-        </w:rPr>
-        <w:t>models. Coverage is reported as numerator/denominator and fraction.</w:t>
+        <w:t xml:space="preserve"> EID-specific sensitivity summary for 2023 test-year covariate-block models. Coverage is reported as numerator/denominator and fraction.</w:t>
       </w:r>
     </w:p>
     <w:p>
@@ -4090,11 +1162,20 @@
       <w:r>
         <w:rPr>
           <w:rFonts w:ascii="Times New Roman" w:hAnsi="Times New Roman"/>
+          <w:b/>
+          <w:i w:val="0"/>
+          <w:sz w:val="24"/>
+        </w:rPr>
+        <w:t>Figure 1.</w:t>
+      </w:r>
+      <w:r>
+        <w:rPr>
+          <w:rFonts w:ascii="Times New Roman" w:hAnsi="Times New Roman"/>
           <w:b w:val="0"/>
           <w:i w:val="0"/>
           <w:sz w:val="24"/>
         </w:rPr>
-        <w:t>Figure 1. Country-level reported hantavirus incidence per 100,000</w:t>
+        <w:t xml:space="preserve"> Country-level reported hantavirus incidence per 100,000 population, European Union and European Economic Area, 2023. Map reflects country-level annual reported surveillance totals; no within-country spatial variation is implied. Belgium 2023 and Cyprus 2023 carry source-quality caveats.</w:t>
       </w:r>
     </w:p>
     <w:p>
@@ -4105,11 +1186,20 @@
       <w:r>
         <w:rPr>
           <w:rFonts w:ascii="Times New Roman" w:hAnsi="Times New Roman"/>
+          <w:b/>
+          <w:i w:val="0"/>
+          <w:sz w:val="24"/>
+        </w:rPr>
+        <w:t>Figure 2.</w:t>
+      </w:r>
+      <w:r>
+        <w:rPr>
+          <w:rFonts w:ascii="Times New Roman" w:hAnsi="Times New Roman"/>
           <w:b w:val="0"/>
           <w:i w:val="0"/>
           <w:sz w:val="24"/>
         </w:rPr>
-        <w:t>population, European Union and European Economic Area, 2023. Map reflects</w:t>
+        <w:t xml:space="preserve"> Calibration-sharpness tradeoff for 2023 one-year-ahead probabilistic forecasts. Each point represents one model or covariate block. Lower WIS is better; interval width and coverage must be interpreted jointly.</w:t>
       </w:r>
     </w:p>
     <w:p>
@@ -4120,18 +1210,12 @@
       <w:r>
         <w:rPr>
           <w:rFonts w:ascii="Times New Roman" w:hAnsi="Times New Roman"/>
-          <w:b w:val="0"/>
+          <w:b/>
           <w:i w:val="0"/>
           <w:sz w:val="24"/>
         </w:rPr>
-        <w:t>country-level annual reported surveillance totals; no within-country spatial</w:t>
+        <w:t>Figure 3.</w:t>
       </w:r>
-    </w:p>
-    <w:p>
-      <w:pPr>
-        <w:spacing w:before="0" w:after="0" w:line="480" w:lineRule="auto"/>
-        <w:jc w:val="left"/>
-      </w:pPr>
       <w:r>
         <w:rPr>
           <w:rFonts w:ascii="Times New Roman" w:hAnsi="Times New Roman"/>
@@ -4139,112 +1223,7 @@
           <w:i w:val="0"/>
           <w:sz w:val="24"/>
         </w:rPr>
-        <w:t>variation is implied. Belgium 2023 and Cyprus 2023 carry source-quality caveats.</w:t>
-      </w:r>
-    </w:p>
-    <w:p>
-      <w:pPr>
-        <w:spacing w:before="0" w:after="0" w:line="480" w:lineRule="auto"/>
-        <w:jc w:val="left"/>
-      </w:pPr>
-      <w:r>
-        <w:rPr>
-          <w:rFonts w:ascii="Times New Roman" w:hAnsi="Times New Roman"/>
-          <w:b w:val="0"/>
-          <w:i w:val="0"/>
-          <w:sz w:val="24"/>
-        </w:rPr>
-        <w:t>Figure 2. Calibration-sharpness tradeoff for 2023 one-year-ahead</w:t>
-      </w:r>
-    </w:p>
-    <w:p>
-      <w:pPr>
-        <w:spacing w:before="0" w:after="0" w:line="480" w:lineRule="auto"/>
-        <w:jc w:val="left"/>
-      </w:pPr>
-      <w:r>
-        <w:rPr>
-          <w:rFonts w:ascii="Times New Roman" w:hAnsi="Times New Roman"/>
-          <w:b w:val="0"/>
-          <w:i w:val="0"/>
-          <w:sz w:val="24"/>
-        </w:rPr>
-        <w:t>probabilistic forecasts. Each point represents one model or covariate block.</w:t>
-      </w:r>
-    </w:p>
-    <w:p>
-      <w:pPr>
-        <w:spacing w:before="0" w:after="0" w:line="480" w:lineRule="auto"/>
-        <w:jc w:val="left"/>
-      </w:pPr>
-      <w:r>
-        <w:rPr>
-          <w:rFonts w:ascii="Times New Roman" w:hAnsi="Times New Roman"/>
-          <w:b w:val="0"/>
-          <w:i w:val="0"/>
-          <w:sz w:val="24"/>
-        </w:rPr>
-        <w:t>Lower WIS is better; interval width and coverage must be interpreted jointly.</w:t>
-      </w:r>
-    </w:p>
-    <w:p>
-      <w:pPr>
-        <w:spacing w:before="0" w:after="0" w:line="480" w:lineRule="auto"/>
-        <w:jc w:val="left"/>
-      </w:pPr>
-      <w:r>
-        <w:rPr>
-          <w:rFonts w:ascii="Times New Roman" w:hAnsi="Times New Roman"/>
-          <w:b w:val="0"/>
-          <w:i w:val="0"/>
-          <w:sz w:val="24"/>
-        </w:rPr>
-        <w:t>Figure 3. Surveillance-quality sensitivity, Finland/Germany influence, and</w:t>
-      </w:r>
-    </w:p>
-    <w:p>
-      <w:pPr>
-        <w:spacing w:before="0" w:after="0" w:line="480" w:lineRule="auto"/>
-        <w:jc w:val="left"/>
-      </w:pPr>
-      <w:r>
-        <w:rPr>
-          <w:rFonts w:ascii="Times New Roman" w:hAnsi="Times New Roman"/>
-          <w:b w:val="0"/>
-          <w:i w:val="0"/>
-          <w:sz w:val="24"/>
-        </w:rPr>
-        <w:t>calibration-localization summary. These panels test whether the main conclusion</w:t>
-      </w:r>
-    </w:p>
-    <w:p>
-      <w:pPr>
-        <w:spacing w:before="0" w:after="0" w:line="480" w:lineRule="auto"/>
-        <w:jc w:val="left"/>
-      </w:pPr>
-      <w:r>
-        <w:rPr>
-          <w:rFonts w:ascii="Times New Roman" w:hAnsi="Times New Roman"/>
-          <w:b w:val="0"/>
-          <w:i w:val="0"/>
-          <w:sz w:val="24"/>
-        </w:rPr>
-        <w:t>depends on flagged rows, high-incidence countries, or localized coverage</w:t>
-      </w:r>
-    </w:p>
-    <w:p>
-      <w:pPr>
-        <w:spacing w:before="0" w:after="0" w:line="480" w:lineRule="auto"/>
-        <w:jc w:val="left"/>
-      </w:pPr>
-      <w:r>
-        <w:rPr>
-          <w:rFonts w:ascii="Times New Roman" w:hAnsi="Times New Roman"/>
-          <w:b w:val="0"/>
-          <w:i w:val="0"/>
-          <w:sz w:val="24"/>
-        </w:rPr>
-        <w:t>failures.</w:t>
+        <w:t xml:space="preserve"> Surveillance-quality sensitivity, Finland/Germany influence, and calibration-localization summary. These panels test whether the main conclusion depends on flagged rows, high-incidence countries, or localized coverage failures.</w:t>
       </w:r>
     </w:p>
     <w:p>
@@ -4270,26 +1249,11 @@
       <w:r>
         <w:rPr>
           <w:rFonts w:ascii="Times New Roman" w:hAnsi="Times New Roman"/>
-          <w:b w:val="0"/>
+          <w:b/>
           <w:i w:val="0"/>
           <w:sz w:val="24"/>
         </w:rPr>
-        <w:t>**Table 1. Public data sources and model inputs for reported hantavirus</w:t>
-      </w:r>
-    </w:p>
-    <w:p>
-      <w:pPr>
-        <w:spacing w:before="0" w:after="0" w:line="480" w:lineRule="auto"/>
-        <w:jc w:val="left"/>
-      </w:pPr>
-      <w:r>
-        <w:rPr>
-          <w:rFonts w:ascii="Times New Roman" w:hAnsi="Times New Roman"/>
-          <w:b w:val="0"/>
-          <w:i w:val="0"/>
-          <w:sz w:val="24"/>
-        </w:rPr>
-        <w:t>incidence forecasting, European Union and European Economic Area, 2019-2023.**</w:t>
+        <w:t>Table 1. Public data sources and model inputs for reported hantavirus incidence forecasting, European Union and European Economic Area, 2019-2023.</w:t>
       </w:r>
     </w:p>
     <w:tbl>
@@ -5295,7 +2259,7 @@
       <w:r>
         <w:rPr>
           <w:rFonts w:ascii="Times New Roman" w:hAnsi="Times New Roman"/>
-          <w:b w:val="0"/>
+          <w:b/>
           <w:i w:val="0"/>
           <w:sz w:val="24"/>
         </w:rPr>
@@ -6694,7 +3658,7 @@
       <w:r>
         <w:rPr>
           <w:rFonts w:ascii="Times New Roman" w:hAnsi="Times New Roman"/>
-          <w:b w:val="0"/>
+          <w:b/>
           <w:i w:val="0"/>
           <w:sz w:val="24"/>
         </w:rPr>
